--- a/plantillas_maestras/08_seguro_salud_eps_oncologico/falta_atencion_o_demora_reclamo/1_ddo_banco_o_financiera/varon/TPL_2116_2026_SEGURO_SALUD_EPS_ONCOLOGICO_FALTA_ATENCION_O_DEMORA_RECLAMO_BANCO_VARON_R2.docx
+++ b/plantillas_maestras/08_seguro_salud_eps_oncologico/falta_atencion_o_demora_reclamo/1_ddo_banco_o_financiera/varon/TPL_2116_2026_SEGURO_SALUD_EPS_ONCOLOGICO_FALTA_ATENCION_O_DEMORA_RECLAMO_BANCO_VARON_R2.docx
@@ -436,7 +436,7 @@
           <w14:ligatures w14:val="none"/>
         </w:rPr>
         <w:tab/>
-        <w:t xml:space="preserve">:       </w:t>
+        <w:t xml:space="preserve">: </w:t>
       </w:r>
       <w:r>
         <w:rPr>
@@ -968,7 +968,7 @@
           <w:lang w:eastAsia="es-ES"/>
           <w14:ligatures w14:val="none"/>
         </w:rPr>
-        <w:t>adquirió mediante la Tarjeta de Crédito Mastercard Black N° 55365******1855</w:t>
+        <w:t>adquirió mediante la Tarjeta de Crédito Mastercard Black 553xxxxxx855</w:t>
       </w:r>
       <w:r>
         <w:rPr>
@@ -1506,7 +1506,7 @@
           <w:lang w:eastAsia="es-ES"/>
           <w14:ligatures w14:val="none"/>
         </w:rPr>
-        <w:t>El 26 de febrero de 2026, comunicó a los proveedores denunciados el internamiento del menor en Francia, solicitando la cobertura del servicio de asistencia médica internacional. En atención a dicha comunicación, recibió respuesta y se generó el Expediente N° US0-26-027864 para la gestión del siniestro.</w:t>
+        <w:t>El 26 de febrero de 2026, comunicó a los proveedores denunciados el internamiento del menor en Francia, solicitando la cobertura del servicio de asistencia médica internacional. En atención a dicha comunicación, recibió respuesta y se generó el Expediente US0-26-027864 para la gestión del siniestro.</w:t>
       </w:r>
     </w:p>
     <w:p>
@@ -1553,7 +1553,7 @@
           <w:lang w:eastAsia="es-ES"/>
           <w14:ligatures w14:val="none"/>
         </w:rPr>
-        <w:t>El 4 de marzo de 2026, recibió la notificación del Expediente N° US0-26-027864, generado con relación a la atención médica e internamiento ocurrido en Francia.</w:t>
+        <w:t>El 4 de marzo de 2026, recibió la notificación del Expediente US0-26-027864, generado con relación a la atención médica e internamiento ocurrido en Francia.</w:t>
       </w:r>
     </w:p>
     <w:p>
@@ -1601,7 +1601,7 @@
           <w14:ligatures w14:val="none"/>
         </w:rPr>
         <w:lastRenderedPageBreak/>
-        <w:t xml:space="preserve">Luego de la apertura del Expediente N° US0-26-027864, Assist Card solicitó diversa documentación para la evaluación de la cobertura. En atención a dicho requerimiento, remitió la totalidad de la documentación solicitada, incluyendo documentos de identidad, constancias de viaje, pasajes aéreos adquiridos mediante la </w:t>
+        <w:t xml:space="preserve">Luego de la apertura del Expediente US0-26-027864, Assist Card solicitó diversa documentación para la evaluación de la cobertura. En atención a dicho requerimiento, remitió la totalidad de la documentación solicitada, incluyendo documentos de identidad, constancias de viaje, pasajes aéreos adquiridos mediante la </w:t>
       </w:r>
       <w:r>
         <w:rPr>
@@ -1676,7 +1676,7 @@
           <w:lang w:eastAsia="es-ES"/>
           <w14:ligatures w14:val="none"/>
         </w:rPr>
-        <w:t>Mastercard no atendió las solicitudes de cobertura del servicio de asistencia médica de emergencia internacional asociadas a la Tarjeta de Crédito Mastercard Black N° 55365******1855, tanto en la modalidad de asistencia directa o pago directo como en la modalidad de reembolso de gastos médicos.</w:t>
+        <w:t>Mastercard no atendió las solicitudes de cobertura del servicio de asistencia médica de emergencia internacional asociadas a la Tarjeta de Crédito Mastercard Black 553xxxxxx855, tanto en la modalidad de asistencia directa o pago directo como en la modalidad de reembolso de gastos médicos.</w:t>
       </w:r>
     </w:p>
     <w:p>
@@ -1908,7 +1908,7 @@
           <w:lang w:eastAsia="es-ES"/>
           <w14:ligatures w14:val="none"/>
         </w:rPr>
-        <w:t xml:space="preserve">  </w:t>
+        <w:t xml:space="preserve"> </w:t>
       </w:r>
     </w:p>
     <w:p>
@@ -2060,7 +2060,7 @@
           <w:lang w:val="es-ES" w:eastAsia="es-ES"/>
           <w14:ligatures w14:val="none"/>
         </w:rPr>
-        <w:t>cumplan  co</w:t>
+        <w:t>cumplan co</w:t>
       </w:r>
       <w:r>
         <w:rPr>
@@ -2655,7 +2655,7 @@
           <w:lang w:eastAsia="es-PE"/>
           <w14:ligatures w14:val="none"/>
         </w:rPr>
-        <w:t>el Banco BBVA Perú S.A. no habría cumplido con brindar una solución efectiva en la atención de la solicitud de cobertura del servicio de asistencia médica de emergencia internacional asociado a la Tarjeta de Crédito Mastercard Black 55365******1855, en la modalidad de asistencia directa o pago directo, indicando que el servicio debe ser atendido por Mastercard Perú Inc-Sucursal del Perú</w:t>
+        <w:t>el Banco BBVA Perú S.A. no habría cumplido con brindar una solución efectiva en la atención de la solicitud de cobertura del servicio de asistencia médica de emergencia internacional asociado a la Tarjeta de Crédito Mastercard Black 553xxxxxx855, en la modalidad de asistencia directa o pago directo, indicando que el servicio debe ser atendido por Mastercard Perú Inc-Sucursal del Perú</w:t>
       </w:r>
       <w:r>
         <w:rPr>
@@ -2754,7 +2754,7 @@
           <w:kern w:val="0"/>
           <w14:ligatures w14:val="none"/>
         </w:rPr>
-        <w:t>el Banco BBVA Perú S.A. no habría cumplido con brindar una solución efectiva en la atención de a la solicitud de cobertura del servicio de asistencia médica de emergencia internacional asociado a la Tarjeta de Crédito Mastercard Black 55365******1855, en la modalidad de reembolso de gastos médicos, indicando que el servicio debe ser atendido por Mastercard Perú Inc-Sucursal del Perú</w:t>
+        <w:t>el Banco BBVA Perú S.A. no habría cumplido con brindar una solución efectiva en la atención de a la solicitud de cobertura del servicio de asistencia médica de emergencia internacional asociado a la Tarjeta de Crédito Mastercard Black 553xxxxxx855, en la modalidad de reembolso de gastos médicos, indicando que el servicio debe ser atendido por Mastercard Perú Inc-Sucursal del Perú</w:t>
       </w:r>
       <w:r>
         <w:rPr>
@@ -2833,7 +2833,7 @@
           <w14:ligatures w14:val="none"/>
         </w:rPr>
         <w:lastRenderedPageBreak/>
-        <w:t>solicitud de cobertura del servicio de asistencia médica de emergencia internacional asociado a la Tarjeta de Crédito Mastercard Black 55365******1855, en la modalidad de asistencia directa o pago directo</w:t>
+        <w:t>solicitud de cobertura del servicio de asistencia médica de emergencia internacional asociado a la Tarjeta de Crédito Mastercard Black 553xxxxxx855, en la modalidad de asistencia directa o pago directo</w:t>
       </w:r>
       <w:r>
         <w:rPr>
@@ -2852,7 +2852,7 @@
           <w:lang w:eastAsia="es-PE"/>
           <w14:ligatures w14:val="none"/>
         </w:rPr>
-        <w:t xml:space="preserve">.    </w:t>
+        <w:t xml:space="preserve">. </w:t>
       </w:r>
     </w:p>
     <w:p>
@@ -2939,7 +2939,7 @@
           <w:lang w:val="es-ES" w:eastAsia="es-ES"/>
           <w14:ligatures w14:val="none"/>
         </w:rPr>
-        <w:t>Assist Card Perú S.A.C. no habría cumplido con atender adecuadamente la solicitud de cobertura del servicio de asistencia médica de emergencia internacional asociado a la Tarjeta de Crédito Mastercard Black 55365******1855, en la modalidad de reembolso de gastos médicos</w:t>
+        <w:t>Assist Card Perú S.A.C. no habría cumplido con atender adecuadamente la solicitud de cobertura del servicio de asistencia médica de emergencia internacional asociado a la Tarjeta de Crédito Mastercard Black 553xxxxxx855, en la modalidad de reembolso de gastos médicos</w:t>
       </w:r>
       <w:r>
         <w:rPr>
@@ -3027,7 +3027,7 @@
           <w:kern w:val="0"/>
           <w14:ligatures w14:val="none"/>
         </w:rPr>
-        <w:t>Mastercard Perú Inc-Sucursal del Perú no habría cumplido con atender adecuadamente la solicitud de cobertura del servicio de asistencia médica de emergencia internacional asociado a la Tarjeta de Crédito Mastercard Black 55365******1855, en la modalidad de asistencia directa o pago directo</w:t>
+        <w:t>Mastercard Perú Inc-Sucursal del Perú no habría cumplido con atender adecuadamente la solicitud de cobertura del servicio de asistencia médica de emergencia internacional asociado a la Tarjeta de Crédito Mastercard Black 553xxxxxx855, en la modalidad de asistencia directa o pago directo</w:t>
       </w:r>
       <w:r>
         <w:rPr>
@@ -3099,7 +3099,7 @@
           <w:kern w:val="0"/>
           <w14:ligatures w14:val="none"/>
         </w:rPr>
-        <w:t>Mastercard Perú Inc-Sucursal del Perú no habría cumplido con atender adecuadamente la solicitud de cobertura del servicio de asistencia médica de emergencia internacional asociado a la Tarjeta de Crédito Mastercard Black 55365******1855, en la modalidad de reembolso de gastos médicos</w:t>
+        <w:t>Mastercard Perú Inc-Sucursal del Perú no habría cumplido con atender adecuadamente la solicitud de cobertura del servicio de asistencia médica de emergencia internacional asociado a la Tarjeta de Crédito Mastercard Black 553xxxxxx855, en la modalidad de reembolso de gastos médicos</w:t>
       </w:r>
       <w:r>
         <w:rPr>
@@ -3118,7 +3118,7 @@
           <w:lang w:eastAsia="es-PE"/>
           <w14:ligatures w14:val="none"/>
         </w:rPr>
-        <w:t xml:space="preserve">.  </w:t>
+        <w:t xml:space="preserve">. </w:t>
       </w:r>
     </w:p>
     <w:p>
@@ -3191,7 +3191,7 @@
           <w:kern w:val="0"/>
           <w14:ligatures w14:val="none"/>
         </w:rPr>
-        <w:t xml:space="preserve"> a la solicitud de cobertura del servicio de asistencia médica de emergencia internacional asociado a la Tarjeta de Crédito Mastercard Black 55365******1855</w:t>
+        <w:t xml:space="preserve"> a la solicitud de cobertura del servicio de asistencia médica de emergencia internacional asociado a la Tarjeta de Crédito Mastercard Black 553xxxxxx855</w:t>
       </w:r>
       <w:r>
         <w:rPr>
@@ -3272,7 +3272,7 @@
           <w:lang w:eastAsia="es-PE"/>
           <w14:ligatures w14:val="none"/>
         </w:rPr>
-        <w:t xml:space="preserve">.  </w:t>
+        <w:t xml:space="preserve">. </w:t>
       </w:r>
       <w:bookmarkEnd w:id="6"/>
     </w:p>
@@ -3667,7 +3667,7 @@
           <w:lang w:val="es-ES" w:eastAsia="es-ES"/>
           <w14:ligatures w14:val="none"/>
         </w:rPr>
-        <w:t>Tarjeta de Crédito Mastercard Black 55365******1855</w:t>
+        <w:t>Tarjeta de Crédito Mastercard Black 553xxxxxx855</w:t>
       </w:r>
       <w:r>
         <w:rPr>
@@ -3707,7 +3707,7 @@
           <w:lang w:val="es-ES" w:eastAsia="es-ES"/>
           <w14:ligatures w14:val="none"/>
         </w:rPr>
-        <w:t>Tarjeta de Crédito Mastercard Black 55365******1855</w:t>
+        <w:t>Tarjeta de Crédito Mastercard Black 553xxxxxx855</w:t>
       </w:r>
       <w:r>
         <w:rPr>
@@ -3930,7 +3930,7 @@
           <w:lang w:val="es-ES" w:eastAsia="es-ES"/>
           <w14:ligatures w14:val="none"/>
         </w:rPr>
-        <w:t xml:space="preserve">mediante la modalidad de asistencia directa o pago directo y mediante la modalidad de reembolso de  gastos médicos </w:t>
+        <w:t xml:space="preserve">mediante la modalidad de asistencia directa o pago directo y mediante la modalidad de reembolso de gastos médicos </w:t>
       </w:r>
       <w:r>
         <w:rPr>
@@ -3970,7 +3970,7 @@
           <w:lang w:val="es-ES" w:eastAsia="es-ES"/>
           <w14:ligatures w14:val="none"/>
         </w:rPr>
-        <w:t>Tarjeta de Crédito Mastercard Black 55365******1855</w:t>
+        <w:t>Tarjeta de Crédito Mastercard Black 553xxxxxx855</w:t>
       </w:r>
       <w:r>
         <w:rPr>
@@ -4110,7 +4110,7 @@
           <w:lang w:eastAsia="es-PE"/>
           <w14:ligatures w14:val="none"/>
         </w:rPr>
-        <w:t xml:space="preserve">RESOLUCIÓN DE LA SECRETARÍA TÉCNICA  </w:t>
+        <w:t xml:space="preserve">RESOLUCIÓN DE LA SECRETARÍA TÉCNICA </w:t>
       </w:r>
     </w:p>
     <w:p>
@@ -4401,7 +4401,7 @@
           <w:lang w:val="es-ES" w:eastAsia="es-ES"/>
           <w14:ligatures w14:val="none"/>
         </w:rPr>
-        <w:t>del servicio de asistencia médica de emergencia internacional asociado a la Tarjeta de Crédito Mastercard Black 55365******1855</w:t>
+        <w:t>del servicio de asistencia médica de emergencia internacional asociado a la Tarjeta de Crédito Mastercard Black 553xxxxxx855</w:t>
       </w:r>
       <w:r>
         <w:rPr>
@@ -4537,7 +4537,7 @@
           <w:lang w:val="es-ES" w:eastAsia="es-ES"/>
           <w14:ligatures w14:val="none"/>
         </w:rPr>
-        <w:t>del servicio de asistencia médica de emergencia internacional asociado a la Tarjeta de Crédito Mastercard Black 55365******1855</w:t>
+        <w:t>del servicio de asistencia médica de emergencia internacional asociado a la Tarjeta de Crédito Mastercard Black 553xxxxxx855</w:t>
       </w:r>
       <w:r>
         <w:rPr>
@@ -4656,7 +4656,7 @@
           <w:lang w:val="es-ES" w:eastAsia="es-ES"/>
           <w14:ligatures w14:val="none"/>
         </w:rPr>
-        <w:t>del servicio de asistencia médica de emergencia internacional asociado a la Tarjeta de Crédito Mastercard Black 55365******1855</w:t>
+        <w:t>del servicio de asistencia médica de emergencia internacional asociado a la Tarjeta de Crédito Mastercard Black 553xxxxxx855</w:t>
       </w:r>
       <w:r>
         <w:rPr>
@@ -4727,7 +4727,7 @@
           <w:lang w:val="es-ES" w:eastAsia="es-ES"/>
           <w14:ligatures w14:val="none"/>
         </w:rPr>
-        <w:t>del servicio de asistencia médica de emergencia internacional asociado a la Tarjeta de Crédito Mastercard Black 55365******1855</w:t>
+        <w:t>del servicio de asistencia médica de emergencia internacional asociado a la Tarjeta de Crédito Mastercard Black 553xxxxxx855</w:t>
       </w:r>
       <w:r>
         <w:rPr>
@@ -4816,7 +4816,7 @@
           <w:lang w:val="es-ES" w:eastAsia="es-ES"/>
           <w14:ligatures w14:val="none"/>
         </w:rPr>
-        <w:t>internacional asociado a la Tarjeta de Crédito Mastercard Black 55365******1855</w:t>
+        <w:t>internacional asociado a la Tarjeta de Crédito Mastercard Black 553xxxxxx855</w:t>
       </w:r>
       <w:r>
         <w:rPr>
@@ -4889,7 +4889,7 @@
           <w:lang w:val="es-ES" w:eastAsia="es-ES"/>
           <w14:ligatures w14:val="none"/>
         </w:rPr>
-        <w:t>del servicio de asistencia médica de emergencia internacional asociado a la Tarjeta de Crédito Mastercard Black 55365******1855</w:t>
+        <w:t>del servicio de asistencia médica de emergencia internacional asociado a la Tarjeta de Crédito Mastercard Black 553xxxxxx855</w:t>
       </w:r>
       <w:r>
         <w:rPr>
@@ -5003,7 +5003,7 @@
           <w:lang w:val="es-ES" w:eastAsia="es-ES"/>
           <w14:ligatures w14:val="none"/>
         </w:rPr>
-        <w:t>del servicio de asistencia médica de emergencia internacional asociado a la Tarjeta de Crédito Mastercard Black 55365******1855.</w:t>
+        <w:t>del servicio de asistencia médica de emergencia internacional asociado a la Tarjeta de Crédito Mastercard Black 553xxxxxx855.</w:t>
       </w:r>
     </w:p>
     <w:p>
@@ -5647,7 +5647,7 @@
           <w:lang w:val="es-ES" w:eastAsia="es-ES"/>
           <w14:ligatures w14:val="none"/>
         </w:rPr>
-        <w:t>(i) presentar copia de la documentación contractual y/o informativa vigente al momento de la contratación y durante la vigencia de la Tarjeta de Crédito Mastercard Black 55365******1855 vigentes al mes de febrero de 2026; (ii) presentar copia de las comunicaciones electrónicas remitidas al denunciante relacionadas con los beneficios de asistencia médica internacional asociados a la Tarjeta de Crédito Mastercard Black 55365******1855; (iii) presentar los documentos que acrediten el rol que le correspondía frente a la activación, orientación o canalización del beneficio de asistencia médica de emergencia internacional durante la vigencia de la Tarjeta de Crédito Mastercard Black 55365******1855</w:t>
+        <w:t>(i) presentar copia de la documentación contractual y/o informativa vigente al momento de la contratación y durante la vigencia de la Tarjeta de Crédito Mastercard Black 553xxxxxx855 vigentes al mes de febrero de 2026; (ii) presentar copia de las comunicaciones electrónicas remitidas al denunciante relacionadas con los beneficios de asistencia médica internacional asociados a la Tarjeta de Crédito Mastercard Black 553xxxxxx855; (iii) presentar los documentos que acrediten el rol que le correspondía frente a la activación, orientación o canalización del beneficio de asistencia médica de emergencia internacional durante la vigencia de la Tarjeta de Crédito Mastercard Black 553xxxxxx855</w:t>
       </w:r>
       <w:r>
         <w:rPr>
@@ -5765,7 +5765,7 @@
           <w:lang w:val="es-ES" w:eastAsia="es-ES"/>
           <w14:ligatures w14:val="none"/>
         </w:rPr>
-        <w:t xml:space="preserve">(i) presentar copia de los términos de cobertura, condiciones generales y alcances del servicio de asistencia médica de emergencia internacional asociado a la Tarjeta de Crédito Mastercard Black 55365******1855 vigentes al mes de febrero de 2026; (ii) presentar los medios probatorios que acrediten el adecuado procedimiento de la solicitud de activación del beneficio de asistencia médica internacional mediante la modalidad de asistencia directa o pago directo y mediante la modalidad de reembolso de  gastos médicos asociados a la Tarjeta de Crédito </w:t>
+        <w:t xml:space="preserve">(i) presentar copia de los términos de cobertura, condiciones generales y alcances del servicio de asistencia médica de emergencia internacional asociado a la Tarjeta de Crédito Mastercard Black 553xxxxxx855 vigentes al mes de febrero de 2026; (ii) presentar los medios probatorios que acrediten el adecuado procedimiento de la solicitud de activación del beneficio de asistencia médica internacional mediante la modalidad de asistencia directa o pago directo y mediante la modalidad de reembolso de gastos médicos asociados a la Tarjeta de Crédito </w:t>
       </w:r>
       <w:r>
         <w:rPr>
@@ -6207,7 +6207,7 @@
           <w:kern w:val="0"/>
           <w14:ligatures w14:val="none"/>
         </w:rPr>
-        <w:t xml:space="preserve"> comunicar a las partes que, de acuerdo a lo señalado por el artículo 29 del Decreto Legislativo  807</w:t>
+        <w:t xml:space="preserve"> comunicar a las partes que, de acuerdo a lo señalado por el artículo 29 del Decreto Legislativo 807</w:t>
       </w:r>
       <w:r>
         <w:rPr>
@@ -7043,7 +7043,7 @@
           <w:sz w:val="16"/>
           <w:szCs w:val="16"/>
         </w:rPr>
-        <w:t xml:space="preserve">  </w:t>
+        <w:t xml:space="preserve"> </w:t>
       </w:r>
       <w:r>
         <w:rPr>
@@ -7061,7 +7061,7 @@
           <w:sz w:val="16"/>
           <w:szCs w:val="16"/>
         </w:rPr>
-        <w:t>LEY 29571, CÓDIGO DE PROTECCIÓN Y DEFENSA DEL CONSUMIDOR, publicado el 2 de setiembre de 2010 y modificado por Decreto Legislativo  1308</w:t>
+        <w:t>LEY 29571, CÓDIGO DE PROTECCIÓN Y DEFENSA DEL CONSUMIDOR, publicado el 2 de setiembre de 2010 y modificado por Decreto Legislativo 1308</w:t>
       </w:r>
     </w:p>
     <w:p>
@@ -7129,7 +7129,7 @@
           <w:sz w:val="16"/>
           <w:szCs w:val="16"/>
         </w:rPr>
-        <w:t>El Instituto Nacional de Defensa de la Competencia y de la Protección de la Propiedad Intelectual (Indecopi) es la autoridad con competencia primaria y de alcance nacional para conocer las presuntas infracciones a las disposiciones contenidas en el presente Código, así como para imponer las sanciones y medidas correctivas establecidas en el presente capítulo, conforme al Decreto Legislativo  1033, Ley de Organización y Funciones del Indecopi. Dicha competencia solo puede ser negada cuando ella haya sido asignada o se asigne a favor de otro organismo por norma expresa con rango de ley.</w:t>
+        <w:t>El Instituto Nacional de Defensa de la Competencia y de la Protección de la Propiedad Intelectual (Indecopi) es la autoridad con competencia primaria y de alcance nacional para conocer las presuntas infracciones a las disposiciones contenidas en el presente Código, así como para imponer las sanciones y medidas correctivas establecidas en el presente capítulo, conforme al Decreto Legislativo 1033, Ley de Organización y Funciones del Indecopi. Dicha competencia solo puede ser negada cuando ella haya sido asignada o se asigne a favor de otro organismo por norma expresa con rango de ley.</w:t>
       </w:r>
     </w:p>
     <w:p>
@@ -7212,7 +7212,7 @@
           <w:sz w:val="16"/>
           <w:szCs w:val="16"/>
         </w:rPr>
-        <w:t>LEY DE ORGANIZACIÓN Y FUNCIONES DEL INDECOPI, APROBADA POR DECRETO LEGISLATIVO  1033</w:t>
+        <w:t>LEY DE ORGANIZACIÓN Y FUNCIONES DEL INDECOPI, APROBADA POR DECRETO LEGISLATIVO 1033</w:t>
       </w:r>
     </w:p>
     <w:p>
@@ -7337,7 +7337,7 @@
           <w:sz w:val="16"/>
           <w:szCs w:val="16"/>
         </w:rPr>
-        <w:t xml:space="preserve">           </w:t>
+        <w:t xml:space="preserve"> </w:t>
       </w:r>
       <w:r>
         <w:rPr>
@@ -7355,7 +7355,7 @@
           <w:sz w:val="16"/>
           <w:szCs w:val="16"/>
         </w:rPr>
-        <w:t>LEY 29571, CÓDIGO DE PROTECCIÓN Y DEFENSA DEL CONSUMIDOR, publicado el 2 de setiembre de 2010 y modificado por Decreto Legislativo  1308</w:t>
+        <w:t>LEY 29571, CÓDIGO DE PROTECCIÓN Y DEFENSA DEL CONSUMIDOR, publicado el 2 de setiembre de 2010 y modificado por Decreto Legislativo 1308</w:t>
       </w:r>
     </w:p>
     <w:p>
@@ -7538,7 +7538,7 @@
           <w:sz w:val="16"/>
           <w:szCs w:val="16"/>
         </w:rPr>
-        <w:t>LEY 29571, CÓDIGO DE PROTECCIÓN Y DEFENSA DEL CONSUMIDOR, publicado el 2 de setiembre de 2010 y modificado por Decreto Legislativo  1308</w:t>
+        <w:t>LEY 29571, CÓDIGO DE PROTECCIÓN Y DEFENSA DEL CONSUMIDOR, publicado el 2 de setiembre de 2010 y modificado por Decreto Legislativo 1308</w:t>
       </w:r>
     </w:p>
     <w:p>
@@ -7686,7 +7686,7 @@
           <w:sz w:val="16"/>
           <w:szCs w:val="16"/>
         </w:rPr>
-        <w:t xml:space="preserve">  </w:t>
+        <w:t xml:space="preserve"> </w:t>
       </w:r>
       <w:r>
         <w:rPr>
@@ -7704,7 +7704,7 @@
           <w:sz w:val="16"/>
           <w:szCs w:val="16"/>
         </w:rPr>
-        <w:t>LEY SOBRE FACULTADES, NORMAS Y ORGANIZACIÓN DEL INDECOPI, APROBADA POR DECRETO LEGISLATIVO  807 Artículo 24.-</w:t>
+        <w:t>LEY SOBRE FACULTADES, NORMAS Y ORGANIZACIÓN DEL INDECOPI, APROBADA POR DECRETO LEGISLATIVO 807 Artículo 24.-</w:t>
       </w:r>
       <w:r>
         <w:rPr>
@@ -7891,7 +7891,7 @@
           <w:szCs w:val="16"/>
         </w:rPr>
         <w:tab/>
-        <w:t>El número de trabajadores se atenderá siempre que la empresa haya sido constituida antes de la vigencia de la Ley Nº 30056, publicada el 2 de julio de 2013, que modificó el artículo 5 del Texto Único Ordenado de la Ley de Promoción de la Competitividad, Formalización y Desarrollo de la Micro y Pequeña Empresa y de Acceso al Empleo Decente (LEY MYPE). Ello, en la medida que la Tercera Disposición Complementaria Transitoria de la norma modificatoria precisa que las empresas constituidas antes de la entrada en vigencia de dicha Ley se rigen por los requisitos de acogimiento al régimen de las micro y pequeñas empresas regulados en el Decreto Legislativo 1086.</w:t>
+        <w:t>El número de trabajadores se atenderá siempre que la empresa haya sido constituida antes de la vigencia de la Ley 30056, publicada el 2 de julio de 2013, que modificó el artículo 5 del Texto Único Ordenado de la Ley de Promoción de la Competitividad, Formalización y Desarrollo de la Micro y Pequeña Empresa y de Acceso al Empleo Decente (LEY MYPE). Ello, en la medida que la Tercera Disposición Complementaria Transitoria de la norma modificatoria precisa que las empresas constituidas antes de la entrada en vigencia de dicha Ley se rigen por los requisitos de acogimiento al régimen de las micro y pequeñas empresas regulados en el Decreto Legislativo 1086.</w:t>
       </w:r>
     </w:p>
     <w:p>
@@ -7988,7 +7988,7 @@
           <w:sz w:val="16"/>
           <w:szCs w:val="16"/>
         </w:rPr>
-        <w:t>publicado el 2 de setiembre de 2010 y modificado por Decreto Legislativo  1308</w:t>
+        <w:t>publicado el 2 de setiembre de 2010 y modificado por Decreto Legislativo 1308</w:t>
       </w:r>
     </w:p>
     <w:p>
@@ -8137,7 +8137,7 @@
           <w:szCs w:val="16"/>
           <w:vertAlign w:val="superscript"/>
         </w:rPr>
-        <w:t xml:space="preserve">  </w:t>
+        <w:t xml:space="preserve"> </w:t>
       </w:r>
       <w:r>
         <w:rPr>
@@ -8145,7 +8145,7 @@
           <w:sz w:val="16"/>
           <w:szCs w:val="16"/>
         </w:rPr>
-        <w:t xml:space="preserve">     </w:t>
+        <w:t xml:space="preserve"> </w:t>
       </w:r>
       <w:r>
         <w:rPr>
@@ -8190,7 +8190,7 @@
           <w:sz w:val="16"/>
           <w:szCs w:val="16"/>
         </w:rPr>
-        <w:t>publicado el 2 de setiembre de 2010 y modificado por Decreto Legislativo  1308</w:t>
+        <w:t>publicado el 2 de setiembre de 2010 y modificado por Decreto Legislativo 1308</w:t>
       </w:r>
     </w:p>
     <w:p>
@@ -8232,7 +8232,7 @@
           <w:sz w:val="16"/>
           <w:szCs w:val="16"/>
         </w:rPr>
-        <w:t>El órgano resolutivo puede sancionar las infracciones administrativas a que se refiere el artículo 108º con amonestación y multas de hasta cuatrocientos cincuenta (450) Unidades Impositivas Tributarias (UIT), las cuales son calificadas de la siguiente manera:</w:t>
+        <w:t>El órgano resolutivo puede sancionar las infracciones administrativas a que se refiere el artículo 108 con amonestación y multas de hasta cuatrocientos cincuenta (450) Unidades Impositivas Tributarias (UIT), las cuales son calificadas de la siguiente manera:</w:t>
       </w:r>
     </w:p>
     <w:p>
@@ -8368,7 +8368,7 @@
           <w:sz w:val="16"/>
           <w:szCs w:val="16"/>
         </w:rPr>
-        <w:t xml:space="preserve">        </w:t>
+        <w:t xml:space="preserve"> </w:t>
       </w:r>
       <w:r>
         <w:rPr>
@@ -8386,7 +8386,7 @@
           <w:sz w:val="16"/>
           <w:szCs w:val="16"/>
         </w:rPr>
-        <w:t>LEY 29571, CÓDIGO DE PROTECCIÓN Y DEFENSA DEL CONSUMIDOR, publicado el 2 de setiembre de 2010 y modificado por Decreto Legislativo  1308</w:t>
+        <w:t>LEY 29571, CÓDIGO DE PROTECCIÓN Y DEFENSA DEL CONSUMIDOR, publicado el 2 de setiembre de 2010 y modificado por Decreto Legislativo 1308</w:t>
       </w:r>
     </w:p>
     <w:p>
@@ -9141,7 +9141,7 @@
           <w:sz w:val="16"/>
           <w:szCs w:val="16"/>
         </w:rPr>
-        <w:t xml:space="preserve">         </w:t>
+        <w:t xml:space="preserve"> </w:t>
       </w:r>
       <w:r>
         <w:rPr>
@@ -9186,7 +9186,7 @@
           <w:sz w:val="16"/>
           <w:szCs w:val="16"/>
         </w:rPr>
-        <w:t>publicado el 2 de setiembre de 2010 y modificado por Decreto Legislativo  1308</w:t>
+        <w:t>publicado el 2 de setiembre de 2010 y modificado por Decreto Legislativo 1308</w:t>
       </w:r>
     </w:p>
     <w:p>
@@ -9394,7 +9394,7 @@
           <w:szCs w:val="16"/>
         </w:rPr>
         <w:tab/>
-        <w:t>DECRETO LEGISLATIVO Nº 807, LEY SOBRE FACULTADES, NORMAS Y ORGANIZACIÓN DEL INDECOPI FACULTADES DE LAS COMISIONES Y OFICINAS DEL INDECOPI</w:t>
+        <w:t>DECRETO LEGISLATIVO 807, LEY SOBRE FACULTADES, NORMAS Y ORGANIZACIÓN DEL INDECOPI FACULTADES DE LAS COMISIONES Y OFICINAS DEL INDECOPI</w:t>
       </w:r>
     </w:p>
     <w:p>
@@ -9700,7 +9700,7 @@
               <w:sz w:val="16"/>
               <w:szCs w:val="16"/>
             </w:rPr>
-            <w:t xml:space="preserve">CNICA DE LA    </w:t>
+            <w:t xml:space="preserve">CNICA DE LA </w:t>
           </w:r>
         </w:p>
         <w:p>

--- a/plantillas_maestras/08_seguro_salud_eps_oncologico/falta_atencion_o_demora_reclamo/1_ddo_banco_o_financiera/varon/TPL_2116_2026_SEGURO_SALUD_EPS_ONCOLOGICO_FALTA_ATENCION_O_DEMORA_RECLAMO_BANCO_VARON_R2.docx
+++ b/plantillas_maestras/08_seguro_salud_eps_oncologico/falta_atencion_o_demora_reclamo/1_ddo_banco_o_financiera/varon/TPL_2116_2026_SEGURO_SALUD_EPS_ONCOLOGICO_FALTA_ATENCION_O_DEMORA_RECLAMO_BANCO_VARON_R2.docx
@@ -93,7 +93,7 @@
           <w:lang w:eastAsia="es-PE"/>
           <w14:ligatures w14:val="none"/>
         </w:rPr>
-        <w:t>DENUNCIANTE</w:t>
+        <w:t xml:space="preserve">DENUNCIANTE:[DENUNCIANTE] (SEÑOR [APELLIDO])</w:t>
       </w:r>
       <w:r>
         <w:rPr>
@@ -105,7 +105,7 @@
           <w14:ligatures w14:val="none"/>
         </w:rPr>
         <w:tab/>
-        <w:t>:</w:t>
+        <w:t/>
       </w:r>
       <w:r>
         <w:rPr>
@@ -127,40 +127,40 @@
           <w:lang w:eastAsia="es-PE"/>
           <w14:ligatures w14:val="none"/>
         </w:rPr>
-        <w:t xml:space="preserve">ANTONIO RICARDO RIOS FERNÁNDEZ </w:t>
-      </w:r>
-      <w:r>
-        <w:rPr>
-          <w:rFonts w:ascii="Arial Narrow" w:eastAsia="Arial Narrow" w:hAnsi="Arial Narrow" w:cs="Arial Narrow"/>
-          <w:b/>
-          <w:color w:val="000000"/>
-          <w:kern w:val="0"/>
-          <w:lang w:eastAsia="es-PE"/>
-          <w14:ligatures w14:val="none"/>
-        </w:rPr>
-        <w:t xml:space="preserve">(SEÑOR </w:t>
-      </w:r>
-      <w:r>
-        <w:rPr>
-          <w:rFonts w:ascii="Arial Narrow" w:eastAsia="Arial Narrow" w:hAnsi="Arial Narrow" w:cs="Arial Narrow"/>
-          <w:b/>
-          <w:color w:val="000000"/>
-          <w:kern w:val="0"/>
-          <w:lang w:eastAsia="es-PE"/>
-          <w14:ligatures w14:val="none"/>
-        </w:rPr>
-        <w:t>RIOS</w:t>
-      </w:r>
-      <w:r>
-        <w:rPr>
-          <w:rFonts w:ascii="Arial Narrow" w:eastAsia="Arial Narrow" w:hAnsi="Arial Narrow" w:cs="Arial Narrow"/>
-          <w:b/>
-          <w:color w:val="000000"/>
-          <w:kern w:val="0"/>
-          <w:lang w:eastAsia="es-PE"/>
-          <w14:ligatures w14:val="none"/>
-        </w:rPr>
-        <w:t>)</w:t>
+        <w:t xml:space="preserve"/>
+      </w:r>
+      <w:r>
+        <w:rPr>
+          <w:rFonts w:ascii="Arial Narrow" w:eastAsia="Arial Narrow" w:hAnsi="Arial Narrow" w:cs="Arial Narrow"/>
+          <w:b/>
+          <w:color w:val="000000"/>
+          <w:kern w:val="0"/>
+          <w:lang w:eastAsia="es-PE"/>
+          <w14:ligatures w14:val="none"/>
+        </w:rPr>
+        <w:t xml:space="preserve"/>
+      </w:r>
+      <w:r>
+        <w:rPr>
+          <w:rFonts w:ascii="Arial Narrow" w:eastAsia="Arial Narrow" w:hAnsi="Arial Narrow" w:cs="Arial Narrow"/>
+          <w:b/>
+          <w:color w:val="000000"/>
+          <w:kern w:val="0"/>
+          <w:lang w:eastAsia="es-PE"/>
+          <w14:ligatures w14:val="none"/>
+        </w:rPr>
+        <w:t/>
+      </w:r>
+      <w:r>
+        <w:rPr>
+          <w:rFonts w:ascii="Arial Narrow" w:eastAsia="Arial Narrow" w:hAnsi="Arial Narrow" w:cs="Arial Narrow"/>
+          <w:b/>
+          <w:color w:val="000000"/>
+          <w:kern w:val="0"/>
+          <w:lang w:eastAsia="es-PE"/>
+          <w14:ligatures w14:val="none"/>
+        </w:rPr>
+        <w:t/>
       </w:r>
     </w:p>
     <w:p>
@@ -738,57 +738,57 @@
           <w:lang w:val="es-ES" w:eastAsia="es-ES"/>
           <w14:ligatures w14:val="none"/>
         </w:rPr>
-        <w:t xml:space="preserve">Mediante </w:t>
-      </w:r>
-      <w:r>
-        <w:rPr>
-          <w:rFonts w:ascii="Arial Narrow" w:eastAsia="Times New Roman" w:hAnsi="Arial Narrow" w:cs="Arial"/>
-          <w:color w:val="000000"/>
-          <w:kern w:val="0"/>
-          <w:lang w:val="es-ES" w:eastAsia="es-ES"/>
-          <w14:ligatures w14:val="none"/>
-        </w:rPr>
-        <w:t xml:space="preserve">la denuncia del </w:t>
-      </w:r>
-      <w:r>
-        <w:rPr>
-          <w:rFonts w:ascii="Arial Narrow" w:eastAsia="Times New Roman" w:hAnsi="Arial Narrow" w:cs="Arial"/>
-          <w:color w:val="000000"/>
-          <w:kern w:val="0"/>
-          <w:lang w:val="es-ES" w:eastAsia="es-ES"/>
-          <w14:ligatures w14:val="none"/>
-        </w:rPr>
-        <w:t>6 de junio de 2026</w:t>
-      </w:r>
-      <w:r>
-        <w:rPr>
-          <w:rFonts w:ascii="Arial Narrow" w:eastAsia="Times New Roman" w:hAnsi="Arial Narrow" w:cs="Arial"/>
-          <w:color w:val="000000"/>
-          <w:kern w:val="0"/>
-          <w:lang w:val="es-ES" w:eastAsia="es-ES"/>
-          <w14:ligatures w14:val="none"/>
-        </w:rPr>
-        <w:t xml:space="preserve">, subsanada mediante escrito del </w:t>
-      </w:r>
-      <w:r>
-        <w:rPr>
-          <w:rFonts w:ascii="Arial Narrow" w:eastAsia="Times New Roman" w:hAnsi="Arial Narrow" w:cs="Arial"/>
-          <w:color w:val="000000"/>
-          <w:kern w:val="0"/>
-          <w:lang w:val="es-ES" w:eastAsia="es-ES"/>
-          <w14:ligatures w14:val="none"/>
-        </w:rPr>
-        <w:t>19</w:t>
-      </w:r>
-      <w:r>
-        <w:rPr>
-          <w:rFonts w:ascii="Arial Narrow" w:eastAsia="Times New Roman" w:hAnsi="Arial Narrow" w:cs="Arial"/>
-          <w:color w:val="000000"/>
-          <w:kern w:val="0"/>
-          <w:lang w:val="es-ES" w:eastAsia="es-ES"/>
-          <w14:ligatures w14:val="none"/>
-        </w:rPr>
-        <w:t xml:space="preserve"> de junio de 2026</w:t>
+        <w:t xml:space="preserve">Mediante la denuncia del 6 de junio de 2026, subsanada mediante escrito del 19 de junio de 2026, el señor [APELLIDO] denunció al Banco, Assist Card y Mastercard por presuntas infracciones a la Ley 29571, Código de Protección y Defensa del Consumidor (en adelante, Código), señalando lo siguiente:</w:t>
+      </w:r>
+      <w:r>
+        <w:rPr>
+          <w:rFonts w:ascii="Arial Narrow" w:eastAsia="Times New Roman" w:hAnsi="Arial Narrow" w:cs="Arial"/>
+          <w:color w:val="000000"/>
+          <w:kern w:val="0"/>
+          <w:lang w:val="es-ES" w:eastAsia="es-ES"/>
+          <w14:ligatures w14:val="none"/>
+        </w:rPr>
+        <w:t xml:space="preserve"/>
+      </w:r>
+      <w:r>
+        <w:rPr>
+          <w:rFonts w:ascii="Arial Narrow" w:eastAsia="Times New Roman" w:hAnsi="Arial Narrow" w:cs="Arial"/>
+          <w:color w:val="000000"/>
+          <w:kern w:val="0"/>
+          <w:lang w:val="es-ES" w:eastAsia="es-ES"/>
+          <w14:ligatures w14:val="none"/>
+        </w:rPr>
+        <w:t/>
+      </w:r>
+      <w:r>
+        <w:rPr>
+          <w:rFonts w:ascii="Arial Narrow" w:eastAsia="Times New Roman" w:hAnsi="Arial Narrow" w:cs="Arial"/>
+          <w:color w:val="000000"/>
+          <w:kern w:val="0"/>
+          <w:lang w:val="es-ES" w:eastAsia="es-ES"/>
+          <w14:ligatures w14:val="none"/>
+        </w:rPr>
+        <w:t xml:space="preserve"/>
+      </w:r>
+      <w:r>
+        <w:rPr>
+          <w:rFonts w:ascii="Arial Narrow" w:eastAsia="Times New Roman" w:hAnsi="Arial Narrow" w:cs="Arial"/>
+          <w:color w:val="000000"/>
+          <w:kern w:val="0"/>
+          <w:lang w:val="es-ES" w:eastAsia="es-ES"/>
+          <w14:ligatures w14:val="none"/>
+        </w:rPr>
+        <w:t/>
+      </w:r>
+      <w:r>
+        <w:rPr>
+          <w:rFonts w:ascii="Arial Narrow" w:eastAsia="Times New Roman" w:hAnsi="Arial Narrow" w:cs="Arial"/>
+          <w:color w:val="000000"/>
+          <w:kern w:val="0"/>
+          <w:lang w:val="es-ES" w:eastAsia="es-ES"/>
+          <w14:ligatures w14:val="none"/>
+        </w:rPr>
+        <w:t xml:space="preserve"/>
       </w:r>
       <w:r>
         <w:rPr>
@@ -796,7 +796,7 @@
           <w:kern w:val="0"/>
           <w14:ligatures w14:val="none"/>
         </w:rPr>
-        <w:t xml:space="preserve">, </w:t>
+        <w:t xml:space="preserve"/>
       </w:r>
       <w:r>
         <w:rPr>
@@ -804,7 +804,7 @@
           <w:kern w:val="0"/>
           <w14:ligatures w14:val="none"/>
         </w:rPr>
-        <w:t xml:space="preserve">el señor </w:t>
+        <w:t xml:space="preserve"/>
       </w:r>
       <w:r>
         <w:rPr>
@@ -812,7 +812,7 @@
           <w:kern w:val="0"/>
           <w14:ligatures w14:val="none"/>
         </w:rPr>
-        <w:t xml:space="preserve">Rios </w:t>
+        <w:t xml:space="preserve"/>
       </w:r>
       <w:r>
         <w:rPr>
@@ -820,77 +820,77 @@
           <w:kern w:val="0"/>
           <w14:ligatures w14:val="none"/>
         </w:rPr>
-        <w:t>d</w:t>
-      </w:r>
-      <w:r>
-        <w:rPr>
-          <w:rFonts w:ascii="Arial Narrow" w:eastAsia="Times New Roman" w:hAnsi="Arial Narrow" w:cs="Arial"/>
-          <w:color w:val="000000"/>
-          <w:kern w:val="0"/>
-          <w:lang w:val="es-ES" w:eastAsia="es-ES"/>
-          <w14:ligatures w14:val="none"/>
-        </w:rPr>
-        <w:t>enunció a</w:t>
-      </w:r>
-      <w:r>
-        <w:rPr>
-          <w:rFonts w:ascii="Arial Narrow" w:eastAsia="Times New Roman" w:hAnsi="Arial Narrow" w:cs="Arial"/>
-          <w:color w:val="000000"/>
-          <w:kern w:val="0"/>
-          <w:lang w:val="es-ES" w:eastAsia="es-ES"/>
-          <w14:ligatures w14:val="none"/>
-        </w:rPr>
-        <w:t>l</w:t>
-      </w:r>
-      <w:r>
-        <w:rPr>
-          <w:rFonts w:ascii="Arial Narrow" w:eastAsia="Times New Roman" w:hAnsi="Arial Narrow" w:cs="Arial"/>
-          <w:color w:val="000000"/>
-          <w:kern w:val="0"/>
-          <w:lang w:val="es-ES" w:eastAsia="es-ES"/>
-          <w14:ligatures w14:val="none"/>
-        </w:rPr>
-        <w:t xml:space="preserve"> </w:t>
-      </w:r>
-      <w:r>
-        <w:rPr>
-          <w:rFonts w:ascii="Arial Narrow" w:eastAsia="Times New Roman" w:hAnsi="Arial Narrow" w:cs="Arial"/>
-          <w:color w:val="000000"/>
-          <w:kern w:val="0"/>
-          <w:lang w:val="es-ES" w:eastAsia="es-ES"/>
-          <w14:ligatures w14:val="none"/>
-        </w:rPr>
-        <w:t xml:space="preserve">Banco, Assist Card </w:t>
-      </w:r>
-      <w:r>
-        <w:rPr>
-          <w:rFonts w:ascii="Arial Narrow" w:eastAsia="Times New Roman" w:hAnsi="Arial Narrow" w:cs="Arial"/>
-          <w:color w:val="000000"/>
-          <w:kern w:val="0"/>
-          <w:lang w:val="es-ES" w:eastAsia="es-ES"/>
-          <w14:ligatures w14:val="none"/>
-        </w:rPr>
-        <w:t xml:space="preserve">y </w:t>
-      </w:r>
-      <w:r>
-        <w:rPr>
-          <w:rFonts w:ascii="Arial Narrow" w:eastAsia="Times New Roman" w:hAnsi="Arial Narrow" w:cs="Arial"/>
-          <w:color w:val="000000"/>
-          <w:kern w:val="0"/>
-          <w:lang w:val="es-ES" w:eastAsia="es-ES"/>
-          <w14:ligatures w14:val="none"/>
-        </w:rPr>
-        <w:t xml:space="preserve">Mastercard </w:t>
-      </w:r>
-      <w:r>
-        <w:rPr>
-          <w:rFonts w:ascii="Arial Narrow" w:eastAsia="Times New Roman" w:hAnsi="Arial Narrow" w:cs="Arial"/>
-          <w:color w:val="000000"/>
-          <w:kern w:val="0"/>
-          <w:lang w:val="es-ES" w:eastAsia="es-ES"/>
-          <w14:ligatures w14:val="none"/>
-        </w:rPr>
-        <w:t>por presuntas infracciones a la Ley 29571, Código de Protección y Defensa del Consumidor (en adelante, Código)</w:t>
+        <w:t/>
+      </w:r>
+      <w:r>
+        <w:rPr>
+          <w:rFonts w:ascii="Arial Narrow" w:eastAsia="Times New Roman" w:hAnsi="Arial Narrow" w:cs="Arial"/>
+          <w:color w:val="000000"/>
+          <w:kern w:val="0"/>
+          <w:lang w:val="es-ES" w:eastAsia="es-ES"/>
+          <w14:ligatures w14:val="none"/>
+        </w:rPr>
+        <w:t/>
+      </w:r>
+      <w:r>
+        <w:rPr>
+          <w:rFonts w:ascii="Arial Narrow" w:eastAsia="Times New Roman" w:hAnsi="Arial Narrow" w:cs="Arial"/>
+          <w:color w:val="000000"/>
+          <w:kern w:val="0"/>
+          <w:lang w:val="es-ES" w:eastAsia="es-ES"/>
+          <w14:ligatures w14:val="none"/>
+        </w:rPr>
+        <w:t/>
+      </w:r>
+      <w:r>
+        <w:rPr>
+          <w:rFonts w:ascii="Arial Narrow" w:eastAsia="Times New Roman" w:hAnsi="Arial Narrow" w:cs="Arial"/>
+          <w:color w:val="000000"/>
+          <w:kern w:val="0"/>
+          <w:lang w:val="es-ES" w:eastAsia="es-ES"/>
+          <w14:ligatures w14:val="none"/>
+        </w:rPr>
+        <w:t xml:space="preserve"/>
+      </w:r>
+      <w:r>
+        <w:rPr>
+          <w:rFonts w:ascii="Arial Narrow" w:eastAsia="Times New Roman" w:hAnsi="Arial Narrow" w:cs="Arial"/>
+          <w:color w:val="000000"/>
+          <w:kern w:val="0"/>
+          <w:lang w:val="es-ES" w:eastAsia="es-ES"/>
+          <w14:ligatures w14:val="none"/>
+        </w:rPr>
+        <w:t xml:space="preserve"/>
+      </w:r>
+      <w:r>
+        <w:rPr>
+          <w:rFonts w:ascii="Arial Narrow" w:eastAsia="Times New Roman" w:hAnsi="Arial Narrow" w:cs="Arial"/>
+          <w:color w:val="000000"/>
+          <w:kern w:val="0"/>
+          <w:lang w:val="es-ES" w:eastAsia="es-ES"/>
+          <w14:ligatures w14:val="none"/>
+        </w:rPr>
+        <w:t xml:space="preserve"/>
+      </w:r>
+      <w:r>
+        <w:rPr>
+          <w:rFonts w:ascii="Arial Narrow" w:eastAsia="Times New Roman" w:hAnsi="Arial Narrow" w:cs="Arial"/>
+          <w:color w:val="000000"/>
+          <w:kern w:val="0"/>
+          <w:lang w:val="es-ES" w:eastAsia="es-ES"/>
+          <w14:ligatures w14:val="none"/>
+        </w:rPr>
+        <w:t xml:space="preserve"/>
+      </w:r>
+      <w:r>
+        <w:rPr>
+          <w:rFonts w:ascii="Arial Narrow" w:eastAsia="Times New Roman" w:hAnsi="Arial Narrow" w:cs="Arial"/>
+          <w:color w:val="000000"/>
+          <w:kern w:val="0"/>
+          <w:lang w:val="es-ES" w:eastAsia="es-ES"/>
+          <w14:ligatures w14:val="none"/>
+        </w:rPr>
+        <w:t/>
       </w:r>
       <w:r>
         <w:rPr>
@@ -911,7 +911,7 @@
           <w:lang w:val="es-ES" w:eastAsia="es-ES"/>
           <w14:ligatures w14:val="none"/>
         </w:rPr>
-        <w:t xml:space="preserve">, señalando </w:t>
+        <w:t xml:space="preserve"/>
       </w:r>
       <w:r>
         <w:rPr>
@@ -922,7 +922,7 @@
           <w:lang w:val="es-ES" w:eastAsia="es-ES"/>
           <w14:ligatures w14:val="none"/>
         </w:rPr>
-        <w:t>lo siguiente:</w:t>
+        <w:t/>
       </w:r>
     </w:p>
     <w:p>
@@ -2013,7 +2013,7 @@
           <w:lang w:val="es-ES" w:eastAsia="es-ES"/>
           <w14:ligatures w14:val="none"/>
         </w:rPr>
-        <w:t xml:space="preserve">El </w:t>
+        <w:t xml:space="preserve">El señor [APELLIDO] solicitó, en calidad de medida correctiva, que los proveedores denunciados cumplan con otorgar: (i) el reconocimiento integral de la cobertura de asistencia médica internacional activada durante el viaje internacional en febrero de 2026; (ii) el reembolso integro de los gastos médicos generados en Francia cuya suma asciende a € 8 705,15; (iii) el costo de los gastos médicos pendientes derivados de las atenciones brindadas en España, que forman parte de la cobertura activada; (iv) los intereses, gastos de cobranza, penalidades, costos administrativos o cualquier consecuencia económica derivada en virtud de los hechos materia de denuncia; y, (v) el reembolso directamente al denunciante mediante depósito en la cuenta bancaria que será acreditada oportunamente. Asimismo, no requirió de manera expresa el reembolso de costos y costas del presente procedimiento.</w:t>
       </w:r>
       <w:r>
         <w:rPr>
@@ -2021,7 +2021,7 @@
           <w:kern w:val="0"/>
           <w14:ligatures w14:val="none"/>
         </w:rPr>
-        <w:t xml:space="preserve">señor </w:t>
+        <w:t xml:space="preserve"/>
       </w:r>
       <w:r>
         <w:rPr>
@@ -2029,17 +2029,17 @@
           <w:kern w:val="0"/>
           <w14:ligatures w14:val="none"/>
         </w:rPr>
-        <w:t xml:space="preserve">Rios </w:t>
-      </w:r>
-      <w:r>
-        <w:rPr>
-          <w:rFonts w:ascii="Arial Narrow" w:eastAsia="Times New Roman" w:hAnsi="Arial Narrow" w:cs="Arial"/>
-          <w:color w:val="000000"/>
-          <w:kern w:val="0"/>
-          <w:lang w:val="es-ES" w:eastAsia="es-ES"/>
-          <w14:ligatures w14:val="none"/>
-        </w:rPr>
-        <w:t xml:space="preserve">solicitó, en calidad de medida correctiva, que </w:t>
+        <w:t xml:space="preserve"/>
+      </w:r>
+      <w:r>
+        <w:rPr>
+          <w:rFonts w:ascii="Arial Narrow" w:eastAsia="Times New Roman" w:hAnsi="Arial Narrow" w:cs="Arial"/>
+          <w:color w:val="000000"/>
+          <w:kern w:val="0"/>
+          <w:lang w:val="es-ES" w:eastAsia="es-ES"/>
+          <w14:ligatures w14:val="none"/>
+        </w:rPr>
+        <w:t xml:space="preserve"/>
       </w:r>
       <w:bookmarkStart w:id="1" w:name="_Hlk206587071"/>
       <w:r>
@@ -2050,357 +2050,357 @@
           <w:lang w:val="es-ES" w:eastAsia="es-ES"/>
           <w14:ligatures w14:val="none"/>
         </w:rPr>
-        <w:t xml:space="preserve">los proveedores denunciados </w:t>
-      </w:r>
-      <w:r>
-        <w:rPr>
-          <w:rFonts w:ascii="Arial Narrow" w:eastAsia="Times New Roman" w:hAnsi="Arial Narrow" w:cs="Arial"/>
-          <w:color w:val="000000"/>
-          <w:kern w:val="0"/>
-          <w:lang w:val="es-ES" w:eastAsia="es-ES"/>
-          <w14:ligatures w14:val="none"/>
-        </w:rPr>
-        <w:t>cumplan co</w:t>
-      </w:r>
-      <w:r>
-        <w:rPr>
-          <w:rFonts w:ascii="Arial Narrow" w:eastAsia="Times New Roman" w:hAnsi="Arial Narrow" w:cs="Arial"/>
-          <w:color w:val="000000"/>
-          <w:kern w:val="0"/>
-          <w:lang w:val="es-ES" w:eastAsia="es-ES"/>
-          <w14:ligatures w14:val="none"/>
-        </w:rPr>
-        <w:t>n</w:t>
-      </w:r>
-      <w:r>
-        <w:rPr>
-          <w:rFonts w:ascii="Arial Narrow" w:eastAsia="Times New Roman" w:hAnsi="Arial Narrow" w:cs="Arial"/>
-          <w:color w:val="000000"/>
-          <w:kern w:val="0"/>
-          <w:lang w:val="es-ES" w:eastAsia="es-ES"/>
-          <w14:ligatures w14:val="none"/>
-        </w:rPr>
-        <w:t xml:space="preserve"> otorgar</w:t>
-      </w:r>
-      <w:r>
-        <w:rPr>
-          <w:rFonts w:ascii="Arial Narrow" w:eastAsia="Times New Roman" w:hAnsi="Arial Narrow" w:cs="Arial"/>
-          <w:color w:val="000000"/>
-          <w:kern w:val="0"/>
-          <w:lang w:val="es-ES" w:eastAsia="es-ES"/>
-          <w14:ligatures w14:val="none"/>
-        </w:rPr>
-        <w:t xml:space="preserve">: (i) </w:t>
-      </w:r>
-      <w:r>
-        <w:rPr>
-          <w:rFonts w:ascii="Arial Narrow" w:eastAsia="Times New Roman" w:hAnsi="Arial Narrow" w:cs="Arial"/>
-          <w:color w:val="000000"/>
-          <w:kern w:val="0"/>
-          <w:lang w:val="es-ES" w:eastAsia="es-ES"/>
-          <w14:ligatures w14:val="none"/>
-        </w:rPr>
-        <w:t>el reconocimiento</w:t>
-      </w:r>
-      <w:r>
-        <w:rPr>
-          <w:rFonts w:ascii="Arial Narrow" w:eastAsia="Times New Roman" w:hAnsi="Arial Narrow" w:cs="Arial"/>
-          <w:color w:val="000000"/>
-          <w:kern w:val="0"/>
-          <w:lang w:val="es-ES" w:eastAsia="es-ES"/>
-          <w14:ligatures w14:val="none"/>
-        </w:rPr>
-        <w:t xml:space="preserve"> integral de la cobertura </w:t>
-      </w:r>
-      <w:r>
-        <w:rPr>
-          <w:rFonts w:ascii="Arial Narrow" w:eastAsia="Times New Roman" w:hAnsi="Arial Narrow" w:cs="Arial"/>
-          <w:color w:val="000000"/>
-          <w:kern w:val="0"/>
-          <w:lang w:val="es-ES" w:eastAsia="es-ES"/>
-          <w14:ligatures w14:val="none"/>
-        </w:rPr>
-        <w:t>de asistencia médica internacional</w:t>
-      </w:r>
-      <w:r>
-        <w:rPr>
-          <w:rFonts w:ascii="Arial Narrow" w:eastAsia="Times New Roman" w:hAnsi="Arial Narrow" w:cs="Arial"/>
-          <w:color w:val="000000"/>
-          <w:kern w:val="0"/>
-          <w:lang w:val="es-ES" w:eastAsia="es-ES"/>
-          <w14:ligatures w14:val="none"/>
-        </w:rPr>
-        <w:t xml:space="preserve"> activada durante el viaje internacional</w:t>
-      </w:r>
-      <w:r>
-        <w:rPr>
-          <w:rFonts w:ascii="Arial Narrow" w:eastAsia="Times New Roman" w:hAnsi="Arial Narrow" w:cs="Arial"/>
-          <w:color w:val="000000"/>
-          <w:kern w:val="0"/>
-          <w:lang w:val="es-ES" w:eastAsia="es-ES"/>
-          <w14:ligatures w14:val="none"/>
-        </w:rPr>
-        <w:t xml:space="preserve"> en febrero de 2026</w:t>
-      </w:r>
-      <w:r>
-        <w:rPr>
-          <w:rFonts w:ascii="Arial Narrow" w:eastAsia="Times New Roman" w:hAnsi="Arial Narrow" w:cs="Arial"/>
-          <w:color w:val="000000"/>
-          <w:kern w:val="0"/>
-          <w:lang w:val="es-ES" w:eastAsia="es-ES"/>
-          <w14:ligatures w14:val="none"/>
-        </w:rPr>
-        <w:t xml:space="preserve">; (ii) </w:t>
-      </w:r>
-      <w:r>
-        <w:rPr>
-          <w:rFonts w:ascii="Arial Narrow" w:eastAsia="Times New Roman" w:hAnsi="Arial Narrow" w:cs="Arial"/>
-          <w:color w:val="000000"/>
-          <w:kern w:val="0"/>
-          <w:lang w:val="es-ES" w:eastAsia="es-ES"/>
-          <w14:ligatures w14:val="none"/>
-        </w:rPr>
-        <w:t xml:space="preserve">el reembolso integro de los gastos médicos generados en </w:t>
-      </w:r>
-      <w:r>
-        <w:rPr>
-          <w:rFonts w:ascii="Arial Narrow" w:eastAsia="Times New Roman" w:hAnsi="Arial Narrow" w:cs="Arial"/>
-          <w:color w:val="000000"/>
-          <w:kern w:val="0"/>
-          <w:lang w:val="es-ES" w:eastAsia="es-ES"/>
-          <w14:ligatures w14:val="none"/>
-        </w:rPr>
-        <w:t>Francia</w:t>
-      </w:r>
-      <w:r>
-        <w:rPr>
-          <w:rFonts w:ascii="Arial Narrow" w:eastAsia="Times New Roman" w:hAnsi="Arial Narrow" w:cs="Arial"/>
-          <w:color w:val="000000"/>
-          <w:kern w:val="0"/>
-          <w:lang w:val="es-ES" w:eastAsia="es-ES"/>
-          <w14:ligatures w14:val="none"/>
-        </w:rPr>
-        <w:t xml:space="preserve"> cuya suma asciende a </w:t>
-      </w:r>
-      <w:r>
-        <w:rPr>
-          <w:rFonts w:ascii="Arial Narrow" w:eastAsia="Times New Roman" w:hAnsi="Arial Narrow" w:cs="Arial"/>
-          <w:color w:val="000000"/>
-          <w:kern w:val="0"/>
-          <w:lang w:val="es-ES" w:eastAsia="es-ES"/>
-          <w14:ligatures w14:val="none"/>
-        </w:rPr>
-        <w:t>€</w:t>
-      </w:r>
-      <w:r>
-        <w:rPr>
-          <w:rFonts w:ascii="Arial Narrow" w:eastAsia="Times New Roman" w:hAnsi="Arial Narrow" w:cs="Arial"/>
-          <w:color w:val="000000"/>
-          <w:kern w:val="0"/>
-          <w:lang w:val="es-ES" w:eastAsia="es-ES"/>
-          <w14:ligatures w14:val="none"/>
-        </w:rPr>
-        <w:t xml:space="preserve"> </w:t>
-      </w:r>
-      <w:r>
-        <w:rPr>
-          <w:rFonts w:ascii="Arial Narrow" w:eastAsia="Times New Roman" w:hAnsi="Arial Narrow" w:cs="Arial"/>
-          <w:color w:val="000000"/>
-          <w:kern w:val="0"/>
-          <w:lang w:val="es-ES" w:eastAsia="es-ES"/>
-          <w14:ligatures w14:val="none"/>
-        </w:rPr>
-        <w:t>8</w:t>
-      </w:r>
-      <w:r>
-        <w:rPr>
-          <w:rFonts w:ascii="Arial Narrow" w:eastAsia="Times New Roman" w:hAnsi="Arial Narrow" w:cs="Arial"/>
-          <w:color w:val="000000"/>
-          <w:kern w:val="0"/>
-          <w:lang w:val="es-ES" w:eastAsia="es-ES"/>
-          <w14:ligatures w14:val="none"/>
-        </w:rPr>
-        <w:t xml:space="preserve"> </w:t>
-      </w:r>
-      <w:r>
-        <w:rPr>
-          <w:rFonts w:ascii="Arial Narrow" w:eastAsia="Times New Roman" w:hAnsi="Arial Narrow" w:cs="Arial"/>
-          <w:color w:val="000000"/>
-          <w:kern w:val="0"/>
-          <w:lang w:val="es-ES" w:eastAsia="es-ES"/>
-          <w14:ligatures w14:val="none"/>
-        </w:rPr>
-        <w:t>705</w:t>
-      </w:r>
-      <w:r>
-        <w:rPr>
-          <w:rFonts w:ascii="Arial Narrow" w:eastAsia="Times New Roman" w:hAnsi="Arial Narrow" w:cs="Arial"/>
-          <w:color w:val="000000"/>
-          <w:kern w:val="0"/>
-          <w:lang w:val="es-ES" w:eastAsia="es-ES"/>
-          <w14:ligatures w14:val="none"/>
-        </w:rPr>
-        <w:t>,</w:t>
-      </w:r>
-      <w:r>
-        <w:rPr>
-          <w:rFonts w:ascii="Arial Narrow" w:eastAsia="Times New Roman" w:hAnsi="Arial Narrow" w:cs="Arial"/>
-          <w:color w:val="000000"/>
-          <w:kern w:val="0"/>
-          <w:lang w:val="es-ES" w:eastAsia="es-ES"/>
-          <w14:ligatures w14:val="none"/>
-        </w:rPr>
-        <w:t>15</w:t>
-      </w:r>
-      <w:r>
-        <w:rPr>
-          <w:rFonts w:ascii="Arial Narrow" w:eastAsia="Times New Roman" w:hAnsi="Arial Narrow" w:cs="Arial"/>
-          <w:color w:val="000000"/>
-          <w:kern w:val="0"/>
-          <w:lang w:val="es-ES" w:eastAsia="es-ES"/>
-          <w14:ligatures w14:val="none"/>
-        </w:rPr>
-        <w:t xml:space="preserve">; (iii) el costo de </w:t>
-      </w:r>
-      <w:r>
-        <w:rPr>
-          <w:rFonts w:ascii="Arial Narrow" w:eastAsia="Times New Roman" w:hAnsi="Arial Narrow" w:cs="Arial"/>
-          <w:color w:val="000000"/>
-          <w:kern w:val="0"/>
-          <w:lang w:val="es-ES" w:eastAsia="es-ES"/>
-          <w14:ligatures w14:val="none"/>
-        </w:rPr>
-        <w:t xml:space="preserve">los gastos médicos pendientes derivados de las atenciones brindadas en </w:t>
-      </w:r>
-      <w:r>
-        <w:rPr>
-          <w:rFonts w:ascii="Arial Narrow" w:eastAsia="Times New Roman" w:hAnsi="Arial Narrow" w:cs="Arial"/>
-          <w:color w:val="000000"/>
-          <w:kern w:val="0"/>
-          <w:lang w:val="es-ES" w:eastAsia="es-ES"/>
-          <w14:ligatures w14:val="none"/>
-        </w:rPr>
-        <w:t>España</w:t>
-      </w:r>
-      <w:r>
-        <w:rPr>
-          <w:rFonts w:ascii="Arial Narrow" w:eastAsia="Times New Roman" w:hAnsi="Arial Narrow" w:cs="Arial"/>
-          <w:color w:val="000000"/>
-          <w:kern w:val="0"/>
-          <w:lang w:val="es-ES" w:eastAsia="es-ES"/>
-          <w14:ligatures w14:val="none"/>
-        </w:rPr>
-        <w:t>, que forman parte de la cobertura activada</w:t>
-      </w:r>
-      <w:r>
-        <w:rPr>
-          <w:rFonts w:ascii="Arial Narrow" w:eastAsia="Times New Roman" w:hAnsi="Arial Narrow" w:cs="Arial"/>
-          <w:color w:val="000000"/>
-          <w:kern w:val="0"/>
-          <w:lang w:val="es-ES" w:eastAsia="es-ES"/>
-          <w14:ligatures w14:val="none"/>
-        </w:rPr>
-        <w:t>; (iv)</w:t>
-      </w:r>
-      <w:r>
-        <w:rPr>
-          <w:rFonts w:ascii="Arial Narrow" w:eastAsia="Times New Roman" w:hAnsi="Arial Narrow" w:cs="Arial"/>
-          <w:color w:val="000000"/>
-          <w:kern w:val="0"/>
-          <w:lang w:val="es-ES" w:eastAsia="es-ES"/>
-          <w14:ligatures w14:val="none"/>
-        </w:rPr>
-        <w:t xml:space="preserve"> </w:t>
-      </w:r>
-      <w:r>
-        <w:rPr>
-          <w:rFonts w:ascii="Arial Narrow" w:eastAsia="Times New Roman" w:hAnsi="Arial Narrow" w:cs="Arial"/>
-          <w:color w:val="000000"/>
-          <w:kern w:val="0"/>
-          <w:lang w:val="es-ES" w:eastAsia="es-ES"/>
-          <w14:ligatures w14:val="none"/>
-        </w:rPr>
-        <w:t>los</w:t>
-      </w:r>
-      <w:r>
-        <w:rPr>
-          <w:rFonts w:ascii="Arial Narrow" w:eastAsia="Times New Roman" w:hAnsi="Arial Narrow" w:cs="Arial"/>
-          <w:color w:val="000000"/>
-          <w:kern w:val="0"/>
-          <w:lang w:val="es-ES" w:eastAsia="es-ES"/>
-          <w14:ligatures w14:val="none"/>
-        </w:rPr>
-        <w:t xml:space="preserve"> intereses, gastos de cobranza, penalidades, costos administrativos o cualquier consecuencia económica derivada </w:t>
-      </w:r>
-      <w:r>
-        <w:rPr>
-          <w:rFonts w:ascii="Arial Narrow" w:eastAsia="Times New Roman" w:hAnsi="Arial Narrow" w:cs="Arial"/>
-          <w:color w:val="000000"/>
-          <w:kern w:val="0"/>
-          <w:lang w:val="es-ES" w:eastAsia="es-ES"/>
-          <w14:ligatures w14:val="none"/>
-        </w:rPr>
-        <w:t>en virtud de los hechos materia de denuncia; y, (v)</w:t>
-      </w:r>
-      <w:r>
-        <w:rPr>
-          <w:rFonts w:ascii="Arial Narrow" w:eastAsia="Times New Roman" w:hAnsi="Arial Narrow" w:cs="Arial"/>
-          <w:color w:val="000000"/>
-          <w:kern w:val="0"/>
-          <w:lang w:val="es-ES" w:eastAsia="es-ES"/>
-          <w14:ligatures w14:val="none"/>
-        </w:rPr>
-        <w:t xml:space="preserve"> el reembolso directamente al denunciante mediante depósito en la cuenta bancaria que será acreditada oportunamente</w:t>
-      </w:r>
-      <w:r>
-        <w:rPr>
-          <w:rFonts w:ascii="Arial Narrow" w:eastAsia="Times New Roman" w:hAnsi="Arial Narrow" w:cs="Arial"/>
-          <w:color w:val="000000"/>
-          <w:kern w:val="0"/>
-          <w:lang w:val="es-ES" w:eastAsia="es-ES"/>
-          <w14:ligatures w14:val="none"/>
-        </w:rPr>
-        <w:t xml:space="preserve">. Asimismo, </w:t>
-      </w:r>
-      <w:r>
-        <w:rPr>
-          <w:rFonts w:ascii="Arial Narrow" w:eastAsia="Times New Roman" w:hAnsi="Arial Narrow" w:cs="Arial"/>
-          <w:color w:val="000000"/>
-          <w:kern w:val="0"/>
-          <w:lang w:val="es-ES" w:eastAsia="es-ES"/>
-          <w14:ligatures w14:val="none"/>
-        </w:rPr>
-        <w:t xml:space="preserve">no </w:t>
-      </w:r>
-      <w:r>
-        <w:rPr>
-          <w:rFonts w:ascii="Arial Narrow" w:eastAsia="Times New Roman" w:hAnsi="Arial Narrow" w:cs="Arial"/>
-          <w:color w:val="000000"/>
-          <w:kern w:val="0"/>
-          <w:lang w:val="es-ES" w:eastAsia="es-ES"/>
-          <w14:ligatures w14:val="none"/>
-        </w:rPr>
-        <w:t xml:space="preserve">requirió </w:t>
-      </w:r>
-      <w:r>
-        <w:rPr>
-          <w:rFonts w:ascii="Arial Narrow" w:eastAsia="Times New Roman" w:hAnsi="Arial Narrow" w:cs="Arial"/>
-          <w:color w:val="000000"/>
-          <w:kern w:val="0"/>
-          <w:lang w:val="es-ES" w:eastAsia="es-ES"/>
-          <w14:ligatures w14:val="none"/>
-        </w:rPr>
-        <w:t xml:space="preserve">de manera expresa </w:t>
-      </w:r>
-      <w:r>
-        <w:rPr>
-          <w:rFonts w:ascii="Arial Narrow" w:eastAsia="Times New Roman" w:hAnsi="Arial Narrow" w:cs="Arial"/>
-          <w:color w:val="000000"/>
-          <w:kern w:val="0"/>
-          <w:lang w:val="es-ES" w:eastAsia="es-ES"/>
-          <w14:ligatures w14:val="none"/>
-        </w:rPr>
-        <w:t>el reembolso de costos y costas del presente procedimiento.</w:t>
+        <w:t xml:space="preserve"/>
+      </w:r>
+      <w:r>
+        <w:rPr>
+          <w:rFonts w:ascii="Arial Narrow" w:eastAsia="Times New Roman" w:hAnsi="Arial Narrow" w:cs="Arial"/>
+          <w:color w:val="000000"/>
+          <w:kern w:val="0"/>
+          <w:lang w:val="es-ES" w:eastAsia="es-ES"/>
+          <w14:ligatures w14:val="none"/>
+        </w:rPr>
+        <w:t/>
+      </w:r>
+      <w:r>
+        <w:rPr>
+          <w:rFonts w:ascii="Arial Narrow" w:eastAsia="Times New Roman" w:hAnsi="Arial Narrow" w:cs="Arial"/>
+          <w:color w:val="000000"/>
+          <w:kern w:val="0"/>
+          <w:lang w:val="es-ES" w:eastAsia="es-ES"/>
+          <w14:ligatures w14:val="none"/>
+        </w:rPr>
+        <w:t/>
+      </w:r>
+      <w:r>
+        <w:rPr>
+          <w:rFonts w:ascii="Arial Narrow" w:eastAsia="Times New Roman" w:hAnsi="Arial Narrow" w:cs="Arial"/>
+          <w:color w:val="000000"/>
+          <w:kern w:val="0"/>
+          <w:lang w:val="es-ES" w:eastAsia="es-ES"/>
+          <w14:ligatures w14:val="none"/>
+        </w:rPr>
+        <w:t xml:space="preserve"/>
+      </w:r>
+      <w:r>
+        <w:rPr>
+          <w:rFonts w:ascii="Arial Narrow" w:eastAsia="Times New Roman" w:hAnsi="Arial Narrow" w:cs="Arial"/>
+          <w:color w:val="000000"/>
+          <w:kern w:val="0"/>
+          <w:lang w:val="es-ES" w:eastAsia="es-ES"/>
+          <w14:ligatures w14:val="none"/>
+        </w:rPr>
+        <w:t xml:space="preserve"/>
+      </w:r>
+      <w:r>
+        <w:rPr>
+          <w:rFonts w:ascii="Arial Narrow" w:eastAsia="Times New Roman" w:hAnsi="Arial Narrow" w:cs="Arial"/>
+          <w:color w:val="000000"/>
+          <w:kern w:val="0"/>
+          <w:lang w:val="es-ES" w:eastAsia="es-ES"/>
+          <w14:ligatures w14:val="none"/>
+        </w:rPr>
+        <w:t/>
+      </w:r>
+      <w:r>
+        <w:rPr>
+          <w:rFonts w:ascii="Arial Narrow" w:eastAsia="Times New Roman" w:hAnsi="Arial Narrow" w:cs="Arial"/>
+          <w:color w:val="000000"/>
+          <w:kern w:val="0"/>
+          <w:lang w:val="es-ES" w:eastAsia="es-ES"/>
+          <w14:ligatures w14:val="none"/>
+        </w:rPr>
+        <w:t xml:space="preserve"/>
+      </w:r>
+      <w:r>
+        <w:rPr>
+          <w:rFonts w:ascii="Arial Narrow" w:eastAsia="Times New Roman" w:hAnsi="Arial Narrow" w:cs="Arial"/>
+          <w:color w:val="000000"/>
+          <w:kern w:val="0"/>
+          <w:lang w:val="es-ES" w:eastAsia="es-ES"/>
+          <w14:ligatures w14:val="none"/>
+        </w:rPr>
+        <w:t/>
+      </w:r>
+      <w:r>
+        <w:rPr>
+          <w:rFonts w:ascii="Arial Narrow" w:eastAsia="Times New Roman" w:hAnsi="Arial Narrow" w:cs="Arial"/>
+          <w:color w:val="000000"/>
+          <w:kern w:val="0"/>
+          <w:lang w:val="es-ES" w:eastAsia="es-ES"/>
+          <w14:ligatures w14:val="none"/>
+        </w:rPr>
+        <w:t xml:space="preserve"/>
+      </w:r>
+      <w:r>
+        <w:rPr>
+          <w:rFonts w:ascii="Arial Narrow" w:eastAsia="Times New Roman" w:hAnsi="Arial Narrow" w:cs="Arial"/>
+          <w:color w:val="000000"/>
+          <w:kern w:val="0"/>
+          <w:lang w:val="es-ES" w:eastAsia="es-ES"/>
+          <w14:ligatures w14:val="none"/>
+        </w:rPr>
+        <w:t xml:space="preserve"/>
+      </w:r>
+      <w:r>
+        <w:rPr>
+          <w:rFonts w:ascii="Arial Narrow" w:eastAsia="Times New Roman" w:hAnsi="Arial Narrow" w:cs="Arial"/>
+          <w:color w:val="000000"/>
+          <w:kern w:val="0"/>
+          <w:lang w:val="es-ES" w:eastAsia="es-ES"/>
+          <w14:ligatures w14:val="none"/>
+        </w:rPr>
+        <w:t xml:space="preserve"/>
+      </w:r>
+      <w:r>
+        <w:rPr>
+          <w:rFonts w:ascii="Arial Narrow" w:eastAsia="Times New Roman" w:hAnsi="Arial Narrow" w:cs="Arial"/>
+          <w:color w:val="000000"/>
+          <w:kern w:val="0"/>
+          <w:lang w:val="es-ES" w:eastAsia="es-ES"/>
+          <w14:ligatures w14:val="none"/>
+        </w:rPr>
+        <w:t xml:space="preserve"/>
+      </w:r>
+      <w:r>
+        <w:rPr>
+          <w:rFonts w:ascii="Arial Narrow" w:eastAsia="Times New Roman" w:hAnsi="Arial Narrow" w:cs="Arial"/>
+          <w:color w:val="000000"/>
+          <w:kern w:val="0"/>
+          <w:lang w:val="es-ES" w:eastAsia="es-ES"/>
+          <w14:ligatures w14:val="none"/>
+        </w:rPr>
+        <w:t/>
+      </w:r>
+      <w:r>
+        <w:rPr>
+          <w:rFonts w:ascii="Arial Narrow" w:eastAsia="Times New Roman" w:hAnsi="Arial Narrow" w:cs="Arial"/>
+          <w:color w:val="000000"/>
+          <w:kern w:val="0"/>
+          <w:lang w:val="es-ES" w:eastAsia="es-ES"/>
+          <w14:ligatures w14:val="none"/>
+        </w:rPr>
+        <w:t xml:space="preserve"/>
+      </w:r>
+      <w:r>
+        <w:rPr>
+          <w:rFonts w:ascii="Arial Narrow" w:eastAsia="Times New Roman" w:hAnsi="Arial Narrow" w:cs="Arial"/>
+          <w:color w:val="000000"/>
+          <w:kern w:val="0"/>
+          <w:lang w:val="es-ES" w:eastAsia="es-ES"/>
+          <w14:ligatures w14:val="none"/>
+        </w:rPr>
+        <w:t/>
+      </w:r>
+      <w:r>
+        <w:rPr>
+          <w:rFonts w:ascii="Arial Narrow" w:eastAsia="Times New Roman" w:hAnsi="Arial Narrow" w:cs="Arial"/>
+          <w:color w:val="000000"/>
+          <w:kern w:val="0"/>
+          <w:lang w:val="es-ES" w:eastAsia="es-ES"/>
+          <w14:ligatures w14:val="none"/>
+        </w:rPr>
+        <w:t xml:space="preserve"/>
+      </w:r>
+      <w:r>
+        <w:rPr>
+          <w:rFonts w:ascii="Arial Narrow" w:eastAsia="Times New Roman" w:hAnsi="Arial Narrow" w:cs="Arial"/>
+          <w:color w:val="000000"/>
+          <w:kern w:val="0"/>
+          <w:lang w:val="es-ES" w:eastAsia="es-ES"/>
+          <w14:ligatures w14:val="none"/>
+        </w:rPr>
+        <w:t/>
+      </w:r>
+      <w:r>
+        <w:rPr>
+          <w:rFonts w:ascii="Arial Narrow" w:eastAsia="Times New Roman" w:hAnsi="Arial Narrow" w:cs="Arial"/>
+          <w:color w:val="000000"/>
+          <w:kern w:val="0"/>
+          <w:lang w:val="es-ES" w:eastAsia="es-ES"/>
+          <w14:ligatures w14:val="none"/>
+        </w:rPr>
+        <w:t xml:space="preserve"/>
+      </w:r>
+      <w:r>
+        <w:rPr>
+          <w:rFonts w:ascii="Arial Narrow" w:eastAsia="Times New Roman" w:hAnsi="Arial Narrow" w:cs="Arial"/>
+          <w:color w:val="000000"/>
+          <w:kern w:val="0"/>
+          <w:lang w:val="es-ES" w:eastAsia="es-ES"/>
+          <w14:ligatures w14:val="none"/>
+        </w:rPr>
+        <w:t/>
+      </w:r>
+      <w:r>
+        <w:rPr>
+          <w:rFonts w:ascii="Arial Narrow" w:eastAsia="Times New Roman" w:hAnsi="Arial Narrow" w:cs="Arial"/>
+          <w:color w:val="000000"/>
+          <w:kern w:val="0"/>
+          <w:lang w:val="es-ES" w:eastAsia="es-ES"/>
+          <w14:ligatures w14:val="none"/>
+        </w:rPr>
+        <w:t/>
+      </w:r>
+      <w:r>
+        <w:rPr>
+          <w:rFonts w:ascii="Arial Narrow" w:eastAsia="Times New Roman" w:hAnsi="Arial Narrow" w:cs="Arial"/>
+          <w:color w:val="000000"/>
+          <w:kern w:val="0"/>
+          <w:lang w:val="es-ES" w:eastAsia="es-ES"/>
+          <w14:ligatures w14:val="none"/>
+        </w:rPr>
+        <w:t/>
+      </w:r>
+      <w:r>
+        <w:rPr>
+          <w:rFonts w:ascii="Arial Narrow" w:eastAsia="Times New Roman" w:hAnsi="Arial Narrow" w:cs="Arial"/>
+          <w:color w:val="000000"/>
+          <w:kern w:val="0"/>
+          <w:lang w:val="es-ES" w:eastAsia="es-ES"/>
+          <w14:ligatures w14:val="none"/>
+        </w:rPr>
+        <w:t xml:space="preserve"/>
+      </w:r>
+      <w:r>
+        <w:rPr>
+          <w:rFonts w:ascii="Arial Narrow" w:eastAsia="Times New Roman" w:hAnsi="Arial Narrow" w:cs="Arial"/>
+          <w:color w:val="000000"/>
+          <w:kern w:val="0"/>
+          <w:lang w:val="es-ES" w:eastAsia="es-ES"/>
+          <w14:ligatures w14:val="none"/>
+        </w:rPr>
+        <w:t xml:space="preserve"/>
+      </w:r>
+      <w:r>
+        <w:rPr>
+          <w:rFonts w:ascii="Arial Narrow" w:eastAsia="Times New Roman" w:hAnsi="Arial Narrow" w:cs="Arial"/>
+          <w:color w:val="000000"/>
+          <w:kern w:val="0"/>
+          <w:lang w:val="es-ES" w:eastAsia="es-ES"/>
+          <w14:ligatures w14:val="none"/>
+        </w:rPr>
+        <w:t/>
+      </w:r>
+      <w:r>
+        <w:rPr>
+          <w:rFonts w:ascii="Arial Narrow" w:eastAsia="Times New Roman" w:hAnsi="Arial Narrow" w:cs="Arial"/>
+          <w:color w:val="000000"/>
+          <w:kern w:val="0"/>
+          <w:lang w:val="es-ES" w:eastAsia="es-ES"/>
+          <w14:ligatures w14:val="none"/>
+        </w:rPr>
+        <w:t/>
+      </w:r>
+      <w:r>
+        <w:rPr>
+          <w:rFonts w:ascii="Arial Narrow" w:eastAsia="Times New Roman" w:hAnsi="Arial Narrow" w:cs="Arial"/>
+          <w:color w:val="000000"/>
+          <w:kern w:val="0"/>
+          <w:lang w:val="es-ES" w:eastAsia="es-ES"/>
+          <w14:ligatures w14:val="none"/>
+        </w:rPr>
+        <w:t/>
+      </w:r>
+      <w:r>
+        <w:rPr>
+          <w:rFonts w:ascii="Arial Narrow" w:eastAsia="Times New Roman" w:hAnsi="Arial Narrow" w:cs="Arial"/>
+          <w:color w:val="000000"/>
+          <w:kern w:val="0"/>
+          <w:lang w:val="es-ES" w:eastAsia="es-ES"/>
+          <w14:ligatures w14:val="none"/>
+        </w:rPr>
+        <w:t xml:space="preserve"/>
+      </w:r>
+      <w:r>
+        <w:rPr>
+          <w:rFonts w:ascii="Arial Narrow" w:eastAsia="Times New Roman" w:hAnsi="Arial Narrow" w:cs="Arial"/>
+          <w:color w:val="000000"/>
+          <w:kern w:val="0"/>
+          <w:lang w:val="es-ES" w:eastAsia="es-ES"/>
+          <w14:ligatures w14:val="none"/>
+        </w:rPr>
+        <w:t/>
+      </w:r>
+      <w:r>
+        <w:rPr>
+          <w:rFonts w:ascii="Arial Narrow" w:eastAsia="Times New Roman" w:hAnsi="Arial Narrow" w:cs="Arial"/>
+          <w:color w:val="000000"/>
+          <w:kern w:val="0"/>
+          <w:lang w:val="es-ES" w:eastAsia="es-ES"/>
+          <w14:ligatures w14:val="none"/>
+        </w:rPr>
+        <w:t xml:space="preserve"/>
+      </w:r>
+      <w:r>
+        <w:rPr>
+          <w:rFonts w:ascii="Arial Narrow" w:eastAsia="Times New Roman" w:hAnsi="Arial Narrow" w:cs="Arial"/>
+          <w:color w:val="000000"/>
+          <w:kern w:val="0"/>
+          <w:lang w:val="es-ES" w:eastAsia="es-ES"/>
+          <w14:ligatures w14:val="none"/>
+        </w:rPr>
+        <w:t/>
+      </w:r>
+      <w:r>
+        <w:rPr>
+          <w:rFonts w:ascii="Arial Narrow" w:eastAsia="Times New Roman" w:hAnsi="Arial Narrow" w:cs="Arial"/>
+          <w:color w:val="000000"/>
+          <w:kern w:val="0"/>
+          <w:lang w:val="es-ES" w:eastAsia="es-ES"/>
+          <w14:ligatures w14:val="none"/>
+        </w:rPr>
+        <w:t xml:space="preserve"/>
+      </w:r>
+      <w:r>
+        <w:rPr>
+          <w:rFonts w:ascii="Arial Narrow" w:eastAsia="Times New Roman" w:hAnsi="Arial Narrow" w:cs="Arial"/>
+          <w:color w:val="000000"/>
+          <w:kern w:val="0"/>
+          <w:lang w:val="es-ES" w:eastAsia="es-ES"/>
+          <w14:ligatures w14:val="none"/>
+        </w:rPr>
+        <w:t xml:space="preserve"/>
+      </w:r>
+      <w:r>
+        <w:rPr>
+          <w:rFonts w:ascii="Arial Narrow" w:eastAsia="Times New Roman" w:hAnsi="Arial Narrow" w:cs="Arial"/>
+          <w:color w:val="000000"/>
+          <w:kern w:val="0"/>
+          <w:lang w:val="es-ES" w:eastAsia="es-ES"/>
+          <w14:ligatures w14:val="none"/>
+        </w:rPr>
+        <w:t xml:space="preserve"/>
+      </w:r>
+      <w:r>
+        <w:rPr>
+          <w:rFonts w:ascii="Arial Narrow" w:eastAsia="Times New Roman" w:hAnsi="Arial Narrow" w:cs="Arial"/>
+          <w:color w:val="000000"/>
+          <w:kern w:val="0"/>
+          <w:lang w:val="es-ES" w:eastAsia="es-ES"/>
+          <w14:ligatures w14:val="none"/>
+        </w:rPr>
+        <w:t xml:space="preserve"/>
+      </w:r>
+      <w:r>
+        <w:rPr>
+          <w:rFonts w:ascii="Arial Narrow" w:eastAsia="Times New Roman" w:hAnsi="Arial Narrow" w:cs="Arial"/>
+          <w:color w:val="000000"/>
+          <w:kern w:val="0"/>
+          <w:lang w:val="es-ES" w:eastAsia="es-ES"/>
+          <w14:ligatures w14:val="none"/>
+        </w:rPr>
+        <w:t xml:space="preserve"/>
+      </w:r>
+      <w:r>
+        <w:rPr>
+          <w:rFonts w:ascii="Arial Narrow" w:eastAsia="Times New Roman" w:hAnsi="Arial Narrow" w:cs="Arial"/>
+          <w:color w:val="000000"/>
+          <w:kern w:val="0"/>
+          <w:lang w:val="es-ES" w:eastAsia="es-ES"/>
+          <w14:ligatures w14:val="none"/>
+        </w:rPr>
+        <w:t/>
       </w:r>
     </w:p>
     <w:bookmarkEnd w:id="1"/>
@@ -4148,7 +4148,7 @@
           <w:lang w:eastAsia="es-PE"/>
           <w14:ligatures w14:val="none"/>
         </w:rPr>
-        <w:t xml:space="preserve">PRIMERO: </w:t>
+        <w:t xml:space="preserve">PRIMERO: admitir a trámite la denuncia del 6 de junio de 2026, subsanada mediante escrito del 19 de junio de 2026, interpuesta por el señor [DENUNCIANTE] contra el Banco BBVA Perú S.A., Assist Card Perú S.A.C. y Mastercard Perú Inc-Sucursal del Perú, por lo siguiente:</w:t>
       </w:r>
       <w:r>
         <w:rPr>
@@ -4159,27 +4159,27 @@
           <w:lang w:eastAsia="es-PE"/>
           <w14:ligatures w14:val="none"/>
         </w:rPr>
-        <w:t xml:space="preserve">admitir a trámite la denuncia del </w:t>
-      </w:r>
-      <w:r>
-        <w:rPr>
-          <w:rFonts w:ascii="Arial Narrow" w:eastAsia="Times New Roman" w:hAnsi="Arial Narrow" w:cs="Arial"/>
-          <w:color w:val="000000"/>
-          <w:kern w:val="0"/>
-          <w:lang w:val="es-ES" w:eastAsia="es-ES"/>
-          <w14:ligatures w14:val="none"/>
-        </w:rPr>
-        <w:t>6 de junio de 2026, subsanada mediante escrito del 19 de junio de 2026</w:t>
-      </w:r>
-      <w:r>
-        <w:rPr>
-          <w:rFonts w:ascii="Arial Narrow" w:eastAsia="Times New Roman" w:hAnsi="Arial Narrow" w:cs="Arial"/>
-          <w:color w:val="000000"/>
-          <w:kern w:val="0"/>
-          <w:lang w:val="es-ES" w:eastAsia="es-ES"/>
-          <w14:ligatures w14:val="none"/>
-        </w:rPr>
-        <w:t xml:space="preserve">, </w:t>
+        <w:t xml:space="preserve"/>
+      </w:r>
+      <w:r>
+        <w:rPr>
+          <w:rFonts w:ascii="Arial Narrow" w:eastAsia="Times New Roman" w:hAnsi="Arial Narrow" w:cs="Arial"/>
+          <w:color w:val="000000"/>
+          <w:kern w:val="0"/>
+          <w:lang w:val="es-ES" w:eastAsia="es-ES"/>
+          <w14:ligatures w14:val="none"/>
+        </w:rPr>
+        <w:t/>
+      </w:r>
+      <w:r>
+        <w:rPr>
+          <w:rFonts w:ascii="Arial Narrow" w:eastAsia="Times New Roman" w:hAnsi="Arial Narrow" w:cs="Arial"/>
+          <w:color w:val="000000"/>
+          <w:kern w:val="0"/>
+          <w:lang w:val="es-ES" w:eastAsia="es-ES"/>
+          <w14:ligatures w14:val="none"/>
+        </w:rPr>
+        <w:t xml:space="preserve"/>
       </w:r>
       <w:r>
         <w:rPr>
@@ -4190,7 +4190,7 @@
           <w:lang w:eastAsia="es-PE"/>
           <w14:ligatures w14:val="none"/>
         </w:rPr>
-        <w:t xml:space="preserve">interpuesta por </w:t>
+        <w:t xml:space="preserve"/>
       </w:r>
       <w:r>
         <w:rPr>
@@ -4201,7 +4201,7 @@
           <w:lang w:eastAsia="es-PE"/>
           <w14:ligatures w14:val="none"/>
         </w:rPr>
-        <w:t xml:space="preserve">el </w:t>
+        <w:t xml:space="preserve"/>
       </w:r>
       <w:r>
         <w:rPr>
@@ -4212,7 +4212,7 @@
           <w:lang w:eastAsia="es-PE"/>
           <w14:ligatures w14:val="none"/>
         </w:rPr>
-        <w:t xml:space="preserve">señor Antonio Ricardo Rios Fernández </w:t>
+        <w:t xml:space="preserve"/>
       </w:r>
       <w:r>
         <w:rPr>
@@ -4223,7 +4223,7 @@
           <w:lang w:eastAsia="es-PE"/>
           <w14:ligatures w14:val="none"/>
         </w:rPr>
-        <w:t xml:space="preserve">contra </w:t>
+        <w:t xml:space="preserve"/>
       </w:r>
       <w:r>
         <w:rPr>
@@ -4234,14 +4234,14 @@
           <w:lang w:eastAsia="es-PE"/>
           <w14:ligatures w14:val="none"/>
         </w:rPr>
-        <w:t xml:space="preserve">el </w:t>
+        <w:t xml:space="preserve"/>
       </w:r>
       <w:r>
         <w:rPr>
           <w:rFonts w:ascii="Arial Narrow" w:eastAsia="Arial Narrow" w:hAnsi="Arial Narrow" w:cs="Arial Narrow"/>
           <w:bCs/>
         </w:rPr>
-        <w:t>Banco BBVA Perú S.A., Assist Card Perú S.A.C. y Mastercard Perú Inc-Sucursal del Perú</w:t>
+        <w:t/>
       </w:r>
       <w:r>
         <w:rPr>
@@ -4252,7 +4252,7 @@
           <w:lang w:eastAsia="es-PE"/>
           <w14:ligatures w14:val="none"/>
         </w:rPr>
-        <w:t>,</w:t>
+        <w:t/>
       </w:r>
       <w:r>
         <w:rPr>
@@ -4263,7 +4263,7 @@
           <w:lang w:eastAsia="es-PE"/>
           <w14:ligatures w14:val="none"/>
         </w:rPr>
-        <w:t xml:space="preserve"> </w:t>
+        <w:t xml:space="preserve"/>
       </w:r>
       <w:r>
         <w:rPr>
@@ -4274,7 +4274,7 @@
           <w:lang w:eastAsia="es-PE"/>
           <w14:ligatures w14:val="none"/>
         </w:rPr>
-        <w:t>por lo siguiente:</w:t>
+        <w:t/>
       </w:r>
     </w:p>
     <w:p>
@@ -6357,121 +6357,121 @@
           <w:b/>
           <w:bCs/>
         </w:rPr>
-        <w:t>DÉCIMO SEGUNDO:</w:t>
-      </w:r>
-      <w:r>
-        <w:rPr>
-          <w:rFonts w:ascii="Arial Narrow" w:eastAsia="Arial Narrow" w:hAnsi="Arial Narrow" w:cs="Arial Narrow"/>
-        </w:rPr>
-        <w:t xml:space="preserve"> </w:t>
+        <w:t xml:space="preserve">DÉCIMO SEGUNDO: requerir al señor [DENUNCIANTE] y al Banco BBVA Perú S.A. para que efectúen el acuse de recibo mediante la confirmación de recepción de la notificación remitida por este despacho a sus Casillas Electrónicas, dentro de los cinco (5) primeros días hábiles siguientes a la fecha en que reciben la notificación.</w:t>
+      </w:r>
+      <w:r>
+        <w:rPr>
+          <w:rFonts w:ascii="Arial Narrow" w:eastAsia="Arial Narrow" w:hAnsi="Arial Narrow" w:cs="Arial Narrow"/>
+        </w:rPr>
+        <w:t xml:space="preserve"/>
       </w:r>
       <w:r>
         <w:rPr>
           <w:rFonts w:ascii="Arial Narrow" w:hAnsi="Arial Narrow"/>
           <w:color w:val="000000"/>
         </w:rPr>
-        <w:t>requerir a</w:t>
+        <w:t/>
       </w:r>
       <w:r>
         <w:rPr>
           <w:rFonts w:ascii="Arial Narrow" w:hAnsi="Arial Narrow"/>
           <w:color w:val="000000"/>
         </w:rPr>
-        <w:t xml:space="preserve">l señor </w:t>
+        <w:t xml:space="preserve"/>
       </w:r>
       <w:r>
         <w:rPr>
           <w:rFonts w:ascii="Arial Narrow" w:hAnsi="Arial Narrow"/>
           <w:color w:val="000000"/>
         </w:rPr>
-        <w:t xml:space="preserve">Antonio Ricardo Rios Fernández </w:t>
+        <w:t xml:space="preserve"/>
       </w:r>
       <w:r>
         <w:rPr>
           <w:rFonts w:ascii="Arial Narrow" w:hAnsi="Arial Narrow"/>
           <w:color w:val="000000"/>
         </w:rPr>
-        <w:t xml:space="preserve">y al </w:t>
+        <w:t xml:space="preserve"/>
       </w:r>
       <w:r>
         <w:rPr>
           <w:rFonts w:ascii="Arial Narrow" w:eastAsia="Arial Narrow" w:hAnsi="Arial Narrow" w:cs="Arial Narrow"/>
           <w:bCs/>
         </w:rPr>
-        <w:t xml:space="preserve">Banco BBVA Perú S.A. </w:t>
+        <w:t xml:space="preserve"/>
       </w:r>
       <w:r>
         <w:rPr>
           <w:rFonts w:ascii="Arial Narrow" w:hAnsi="Arial Narrow"/>
           <w:shd w:val="clear" w:color="auto" w:fill="FFFFFF"/>
         </w:rPr>
-        <w:t xml:space="preserve">para que </w:t>
+        <w:t xml:space="preserve"/>
       </w:r>
       <w:r>
         <w:rPr>
           <w:rFonts w:ascii="Arial Narrow" w:eastAsia="Calibri" w:hAnsi="Arial Narrow"/>
         </w:rPr>
-        <w:t>efectúe</w:t>
+        <w:t/>
       </w:r>
       <w:r>
         <w:rPr>
           <w:rFonts w:ascii="Arial Narrow" w:eastAsia="Calibri" w:hAnsi="Arial Narrow"/>
         </w:rPr>
-        <w:t>n</w:t>
+        <w:t/>
       </w:r>
       <w:r>
         <w:rPr>
           <w:rFonts w:ascii="Arial Narrow" w:eastAsia="Calibri" w:hAnsi="Arial Narrow"/>
         </w:rPr>
-        <w:t xml:space="preserve"> el acuse de recibo mediante la confirmación de recepción de la notificación remitida por este despacho a su</w:t>
+        <w:t xml:space="preserve"/>
       </w:r>
       <w:r>
         <w:rPr>
           <w:rFonts w:ascii="Arial Narrow" w:eastAsia="Calibri" w:hAnsi="Arial Narrow"/>
         </w:rPr>
-        <w:t>s</w:t>
+        <w:t/>
       </w:r>
       <w:r>
         <w:rPr>
           <w:rFonts w:ascii="Arial Narrow" w:eastAsia="Calibri" w:hAnsi="Arial Narrow"/>
         </w:rPr>
-        <w:t xml:space="preserve"> Casilla</w:t>
+        <w:t xml:space="preserve"/>
       </w:r>
       <w:r>
         <w:rPr>
           <w:rFonts w:ascii="Arial Narrow" w:eastAsia="Calibri" w:hAnsi="Arial Narrow"/>
         </w:rPr>
-        <w:t>s</w:t>
+        <w:t/>
       </w:r>
       <w:r>
         <w:rPr>
           <w:rFonts w:ascii="Arial Narrow" w:eastAsia="Calibri" w:hAnsi="Arial Narrow"/>
         </w:rPr>
-        <w:t xml:space="preserve"> Electrónica</w:t>
+        <w:t xml:space="preserve"/>
       </w:r>
       <w:r>
         <w:rPr>
           <w:rFonts w:ascii="Arial Narrow" w:eastAsia="Calibri" w:hAnsi="Arial Narrow"/>
         </w:rPr>
-        <w:t>s</w:t>
+        <w:t/>
       </w:r>
       <w:r>
         <w:rPr>
           <w:rFonts w:ascii="Arial Narrow" w:eastAsia="Calibri" w:hAnsi="Arial Narrow"/>
         </w:rPr>
-        <w:t>, dentro de los cinco (5) primeros días hábiles siguientes a la fecha en que recibe</w:t>
+        <w:t/>
       </w:r>
       <w:r>
         <w:rPr>
           <w:rFonts w:ascii="Arial Narrow" w:eastAsia="Calibri" w:hAnsi="Arial Narrow"/>
         </w:rPr>
-        <w:t>n</w:t>
+        <w:t/>
       </w:r>
       <w:r>
         <w:rPr>
           <w:rFonts w:ascii="Arial Narrow" w:eastAsia="Calibri" w:hAnsi="Arial Narrow"/>
         </w:rPr>
-        <w:t xml:space="preserve"> la notificación.</w:t>
+        <w:t xml:space="preserve"/>
       </w:r>
     </w:p>
     <w:p>

--- a/plantillas_maestras/08_seguro_salud_eps_oncologico/falta_atencion_o_demora_reclamo/1_ddo_banco_o_financiera/varon/TPL_2116_2026_SEGURO_SALUD_EPS_ONCOLOGICO_FALTA_ATENCION_O_DEMORA_RECLAMO_BANCO_VARON_R2.docx
+++ b/plantillas_maestras/08_seguro_salud_eps_oncologico/falta_atencion_o_demora_reclamo/1_ddo_banco_o_financiera/varon/TPL_2116_2026_SEGURO_SALUD_EPS_ONCOLOGICO_FALTA_ATENCION_O_DEMORA_RECLAMO_BANCO_VARON_R2.docx
@@ -894,6 +894,7 @@
       </w:r>
       <w:r>
         <w:rPr>
+          <w:rStyle w:val="Refdenotaalpie"/>
           <w:rFonts w:ascii="Arial Narrow" w:eastAsia="Times New Roman" w:hAnsi="Arial Narrow" w:cs="Times New Roman"/>
           <w:color w:val="000000"/>
           <w:kern w:val="0"/>
@@ -933,7 +934,6 @@
           <w:rFonts w:ascii="Arial Narrow" w:eastAsia="Times New Roman" w:hAnsi="Arial Narrow" w:cs="Arial"/>
           <w:color w:val="000000"/>
           <w:kern w:val="0"/>
-          <w:highlight w:val="green"/>
           <w:lang w:eastAsia="es-ES"/>
           <w14:ligatures w14:val="none"/>
         </w:rPr>
@@ -2605,6 +2605,7 @@
       </w:r>
       <w:r>
         <w:rPr>
+          <w:rStyle w:val="Refdenotaalpie"/>
           <w:rFonts w:ascii="Arial Narrow" w:eastAsia="Arial Narrow" w:hAnsi="Arial Narrow" w:cs="Arial Narrow"/>
           <w:kern w:val="0"/>
           <w:vertAlign w:val="superscript"/>
@@ -2676,6 +2677,7 @@
       <w:bookmarkStart w:id="5" w:name="_Hlk211599421"/>
       <w:r>
         <w:rPr>
+          <w:rStyle w:val="Refdenotaalpie"/>
           <w:rFonts w:ascii="Arial Narrow" w:eastAsia="Arial Narrow" w:hAnsi="Arial Narrow" w:cs="Arial"/>
           <w:kern w:val="0"/>
           <w:vertAlign w:val="superscript"/>
@@ -3258,6 +3260,7 @@
       </w:r>
       <w:r>
         <w:rPr>
+          <w:rStyle w:val="Refdenotaalpie"/>
           <w:vertAlign w:val="superscript"/>
           <w:lang w:eastAsia="es-PE"/>
         </w:rPr>
@@ -3316,6 +3319,7 @@
       </w:r>
       <w:r>
         <w:rPr>
+          <w:rStyle w:val="Refdenotaalpie"/>
           <w:rFonts w:ascii="Arial Narrow" w:eastAsia="Arial Narrow" w:hAnsi="Arial Narrow" w:cs="Arial Narrow"/>
           <w:kern w:val="0"/>
           <w:vertAlign w:val="superscript"/>
@@ -5343,6 +5347,7 @@
       </w:r>
       <w:r>
         <w:rPr>
+          <w:rStyle w:val="Refdenotaalpie"/>
           <w:rFonts w:ascii="Arial Narrow" w:eastAsia="Calibri" w:hAnsi="Arial Narrow" w:cs="Arial"/>
           <w:kern w:val="0"/>
           <w:vertAlign w:val="superscript"/>
@@ -5369,6 +5374,7 @@
       </w:r>
       <w:r>
         <w:rPr>
+          <w:rStyle w:val="Refdenotaalpie"/>
           <w:rFonts w:ascii="Arial Narrow" w:eastAsia="Calibri" w:hAnsi="Arial Narrow" w:cs="Arial"/>
           <w:spacing w:val="-2"/>
           <w:kern w:val="0"/>
@@ -6020,6 +6026,7 @@
       </w:r>
       <w:r>
         <w:rPr>
+          <w:rStyle w:val="Refdenotaalpie"/>
           <w:rFonts w:ascii="Arial Narrow" w:eastAsia="Arial Narrow" w:hAnsi="Arial Narrow" w:cs="Times New Roman"/>
           <w:color w:val="000000"/>
           <w:kern w:val="0"/>
@@ -6041,6 +6048,7 @@
       </w:r>
       <w:r>
         <w:rPr>
+          <w:rStyle w:val="Refdenotaalpie"/>
           <w:rFonts w:ascii="Arial Narrow" w:eastAsia="Arial Narrow" w:hAnsi="Arial Narrow" w:cs="Times New Roman"/>
           <w:color w:val="000000"/>
           <w:kern w:val="0"/>
@@ -6074,6 +6082,7 @@
       </w:r>
       <w:r>
         <w:rPr>
+          <w:rStyle w:val="Refdenotaalpie"/>
           <w:rFonts w:ascii="Arial Narrow" w:eastAsia="Arial Narrow" w:hAnsi="Arial Narrow" w:cs="Times New Roman"/>
           <w:color w:val="000000"/>
           <w:kern w:val="0"/>
@@ -6211,6 +6220,7 @@
       </w:r>
       <w:r>
         <w:rPr>
+          <w:rStyle w:val="Refdenotaalpie"/>
           <w:rFonts w:ascii="Arial Narrow" w:eastAsia="Calibri" w:hAnsi="Arial Narrow" w:cs="Arial"/>
           <w:kern w:val="0"/>
           <w:vertAlign w:val="superscript"/>
@@ -6857,14 +6867,14 @@
         <w:tab w:val="right" w:pos="8838"/>
       </w:tabs>
       <w:rPr>
-        <w:rFonts w:ascii="Arial" w:eastAsia="Arial" w:hAnsi="Arial" w:cs="Arial"/>
+        <w:rFonts w:ascii="Arial Narrow" w:eastAsia="Arial" w:hAnsi="Arial Narrow" w:cs="Arial"/>
         <w:sz w:val="16"/>
         <w:szCs w:val="16"/>
       </w:rPr>
     </w:pPr>
     <w:r>
       <w:rPr>
-        <w:rFonts w:ascii="Arial" w:eastAsia="Arial" w:hAnsi="Arial" w:cs="Arial"/>
+        <w:rFonts w:ascii="Arial Narrow" w:eastAsia="Arial" w:hAnsi="Arial Narrow" w:cs="Arial"/>
         <w:sz w:val="16"/>
         <w:szCs w:val="16"/>
       </w:rPr>
@@ -6878,7 +6888,7 @@
     </w:pPr>
     <w:r>
       <w:rPr>
-        <w:rFonts w:ascii="Arial" w:eastAsia="Arial" w:hAnsi="Arial" w:cs="Arial"/>
+        <w:rFonts w:ascii="Arial Narrow" w:eastAsia="Arial" w:hAnsi="Arial Narrow" w:cs="Arial"/>
         <w:sz w:val="16"/>
         <w:szCs w:val="16"/>
       </w:rPr>
@@ -6886,7 +6896,7 @@
     </w:r>
     <w:r>
       <w:rPr>
-        <w:rFonts w:ascii="Arial" w:eastAsia="Arial" w:hAnsi="Arial" w:cs="Arial"/>
+        <w:rFonts w:ascii="Arial Narrow" w:eastAsia="Arial" w:hAnsi="Arial Narrow" w:cs="Arial"/>
         <w:sz w:val="16"/>
         <w:szCs w:val="16"/>
       </w:rPr>
@@ -6894,7 +6904,7 @@
     </w:r>
     <w:r>
       <w:rPr>
-        <w:rFonts w:ascii="Arial" w:eastAsia="Arial" w:hAnsi="Arial" w:cs="Arial"/>
+        <w:rFonts w:ascii="Arial Narrow" w:eastAsia="Arial" w:hAnsi="Arial Narrow" w:cs="Arial"/>
         <w:sz w:val="16"/>
         <w:szCs w:val="16"/>
       </w:rPr>
@@ -6902,7 +6912,7 @@
     </w:r>
     <w:r>
       <w:rPr>
-        <w:rFonts w:ascii="Arial" w:eastAsia="Arial" w:hAnsi="Arial" w:cs="Arial"/>
+        <w:rFonts w:ascii="Arial Narrow" w:eastAsia="Arial" w:hAnsi="Arial Narrow" w:cs="Arial"/>
         <w:sz w:val="16"/>
         <w:szCs w:val="16"/>
       </w:rPr>
@@ -6910,7 +6920,7 @@
     </w:r>
     <w:r>
       <w:rPr>
-        <w:rFonts w:ascii="Arial" w:eastAsia="Arial" w:hAnsi="Arial" w:cs="Arial"/>
+        <w:rFonts w:ascii="Arial Narrow" w:eastAsia="Arial" w:hAnsi="Arial Narrow" w:cs="Arial"/>
         <w:sz w:val="16"/>
         <w:szCs w:val="16"/>
       </w:rPr>
@@ -6960,6 +6970,7 @@
           <w:rFonts w:ascii="Arial Narrow" w:hAnsi="Arial Narrow" w:cs="Arial"/>
           <w:sz w:val="16"/>
           <w:szCs w:val="16"/>
+          <w:vertAlign w:val="superscript"/>
         </w:rPr>
         <w:footnoteRef/>
       </w:r>
@@ -7034,6 +7045,7 @@
           <w:rFonts w:ascii="Arial Narrow" w:hAnsi="Arial Narrow" w:cs="Arial"/>
           <w:sz w:val="16"/>
           <w:szCs w:val="16"/>
+          <w:vertAlign w:val="superscript"/>
         </w:rPr>
         <w:footnoteRef/>
       </w:r>
@@ -7328,6 +7340,7 @@
           <w:rFonts w:ascii="Arial Narrow" w:hAnsi="Arial Narrow"/>
           <w:sz w:val="16"/>
           <w:szCs w:val="16"/>
+          <w:vertAlign w:val="superscript"/>
         </w:rPr>
         <w:footnoteRef/>
       </w:r>
@@ -7511,6 +7524,7 @@
           <w:rFonts w:ascii="Arial Narrow" w:hAnsi="Arial Narrow"/>
           <w:sz w:val="16"/>
           <w:szCs w:val="16"/>
+          <w:vertAlign w:val="superscript"/>
         </w:rPr>
         <w:footnoteRef/>
       </w:r>
@@ -7677,6 +7691,7 @@
           <w:rFonts w:ascii="Arial Narrow" w:hAnsi="Arial Narrow" w:cs="Arial"/>
           <w:sz w:val="16"/>
           <w:szCs w:val="16"/>
+          <w:vertAlign w:val="superscript"/>
         </w:rPr>
         <w:footnoteRef/>
       </w:r>
@@ -7873,6 +7888,7 @@
           <w:rFonts w:ascii="Arial Narrow" w:hAnsi="Arial Narrow" w:cs="Arial"/>
           <w:sz w:val="16"/>
           <w:szCs w:val="16"/>
+          <w:vertAlign w:val="superscript"/>
         </w:rPr>
         <w:footnoteRef/>
       </w:r>
@@ -7925,6 +7941,7 @@
           <w:rFonts w:ascii="Arial Narrow" w:hAnsi="Arial Narrow" w:cs="Arial"/>
           <w:sz w:val="16"/>
           <w:szCs w:val="16"/>
+          <w:vertAlign w:val="superscript"/>
         </w:rPr>
         <w:footnoteRef/>
       </w:r>
@@ -8122,7 +8139,7 @@
       </w:pPr>
       <w:r>
         <w:rPr>
-          <w:rStyle w:val="TextonotapieCar"/>
+          <w:rStyle w:val="Refdenotaalpie"/>
           <w:rFonts w:ascii="Arial Narrow" w:hAnsi="Arial Narrow" w:cs="Arial"/>
           <w:sz w:val="16"/>
           <w:szCs w:val="16"/>
@@ -8359,6 +8376,7 @@
           <w:rFonts w:ascii="Arial Narrow" w:hAnsi="Arial Narrow" w:cs="Arial"/>
           <w:sz w:val="16"/>
           <w:szCs w:val="16"/>
+          <w:vertAlign w:val="superscript"/>
         </w:rPr>
         <w:footnoteRef/>
       </w:r>
@@ -9132,6 +9150,7 @@
           <w:rFonts w:ascii="Arial Narrow" w:hAnsi="Arial Narrow" w:cs="Arial"/>
           <w:sz w:val="16"/>
           <w:szCs w:val="16"/>
+          <w:vertAlign w:val="superscript"/>
         </w:rPr>
         <w:footnoteRef/>
       </w:r>
@@ -9372,6 +9391,7 @@
           <w:bCs/>
           <w:sz w:val="16"/>
           <w:szCs w:val="16"/>
+          <w:vertAlign w:val="superscript"/>
         </w:rPr>
         <w:footnoteRef/>
       </w:r>
@@ -11901,6 +11921,17 @@
       <w:szCs w:val="20"/>
     </w:rPr>
   </w:style>
+  <w:style w:type="character" w:styleId="FootnoteReference">
+    <w:name w:val="footnote reference"/>
+    <w:basedOn w:val="Fuentedeprrafopredeter"/>
+    <w:uiPriority w:val="99"/>
+    <w:semiHidden/>
+    <w:unhideWhenUsed/>
+    <w:rPr>
+      <w:rFonts w:ascii="Arial Narrow" w:hAnsi="Arial Narrow"/>
+      <w:vertAlign w:val="superscript"/>
+    </w:rPr>
+  </w:style>
 </w:styles>
 </file>
 

--- a/plantillas_maestras/08_seguro_salud_eps_oncologico/falta_atencion_o_demora_reclamo/1_ddo_banco_o_financiera/varon/TPL_2116_2026_SEGURO_SALUD_EPS_ONCOLOGICO_FALTA_ATENCION_O_DEMORA_RECLAMO_BANCO_VARON_R2.docx
+++ b/plantillas_maestras/08_seguro_salud_eps_oncologico/falta_atencion_o_demora_reclamo/1_ddo_banco_o_financiera/varon/TPL_2116_2026_SEGURO_SALUD_EPS_ONCOLOGICO_FALTA_ATENCION_O_DEMORA_RECLAMO_BANCO_VARON_R2.docx
@@ -1,8 +1,8 @@
 
 <file path=word/document.xml><?xml version="1.0" encoding="utf-8"?>
-<w:document xmlns:wpc="http://schemas.microsoft.com/office/word/2010/wordprocessingCanvas" xmlns:cx="http://schemas.microsoft.com/office/drawing/2014/chartex" xmlns:cx1="http://schemas.microsoft.com/office/drawing/2015/9/8/chartex" xmlns:cx2="http://schemas.microsoft.com/office/drawing/2015/10/21/chartex" xmlns:cx3="http://schemas.microsoft.com/office/drawing/2016/5/9/chartex" xmlns:cx4="http://schemas.microsoft.com/office/drawing/2016/5/10/chartex" xmlns:cx5="http://schemas.microsoft.com/office/drawing/2016/5/11/chartex" xmlns:cx6="http://schemas.microsoft.com/office/drawing/2016/5/12/chartex" xmlns:cx7="http://schemas.microsoft.com/office/drawing/2016/5/13/chartex" xmlns:cx8="http://schemas.microsoft.com/office/drawing/2016/5/14/chartex" xmlns:mc="http://schemas.openxmlformats.org/markup-compatibility/2006" xmlns:aink="http://schemas.microsoft.com/office/drawing/2016/ink" xmlns:am3d="http://schemas.microsoft.com/office/drawing/2017/model3d" xmlns:o="urn:schemas-microsoft-com:office:office" xmlns:oel="http://schemas.microsoft.com/office/2019/extlst" xmlns:r="http://schemas.openxmlformats.org/officeDocument/2006/relationships" xmlns:m="http://schemas.openxmlformats.org/officeDocument/2006/math" xmlns:v="urn:schemas-microsoft-com:vml" xmlns:wp14="http://schemas.microsoft.com/office/word/2010/wordprocessingDrawing" xmlns:wp="http://schemas.openxmlformats.org/drawingml/2006/wordprocessingDrawing" xmlns:w10="urn:schemas-microsoft-com:office:word" xmlns:w="http://schemas.openxmlformats.org/wordprocessingml/2006/main" xmlns:w14="http://schemas.microsoft.com/office/word/2010/wordml" xmlns:w15="http://schemas.microsoft.com/office/word/2012/wordml" xmlns:w16cex="http://schemas.microsoft.com/office/word/2018/wordml/cex" xmlns:w16cid="http://schemas.microsoft.com/office/word/2016/wordml/cid" xmlns:w16="http://schemas.microsoft.com/office/word/2018/wordml" xmlns:w16du="http://schemas.microsoft.com/office/word/2023/wordml/word16du" xmlns:w16sdtdh="http://schemas.microsoft.com/office/word/2020/wordml/sdtdatahash" xmlns:w16sdtfl="http://schemas.microsoft.com/office/word/2024/wordml/sdtformatlock" xmlns:w16se="http://schemas.microsoft.com/office/word/2015/wordml/symex" xmlns:wpg="http://schemas.microsoft.com/office/word/2010/wordprocessingGroup" xmlns:wpi="http://schemas.microsoft.com/office/word/2010/wordprocessingInk" xmlns:wne="http://schemas.microsoft.com/office/word/2006/wordml" xmlns:wps="http://schemas.microsoft.com/office/word/2010/wordprocessingShape" mc:Ignorable="w14 w15 w16se w16cid w16 w16cex w16sdtdh w16sdtfl w16du wp14">
+<w:document xmlns:ns1="http://schemas.openxmlformats.org/markup-compatibility/2006" xmlns:ns2="http://schemas.microsoft.com/office/word/2010/wordml" xmlns:ns3="http://schemas.openxmlformats.org/officeDocument/2006/relationships" xmlns:w="http://schemas.openxmlformats.org/wordprocessingml/2006/main" ns1:Ignorable="w14 w15 w16se w16cid w16 w16cex w16sdtdh w16sdtfl w16du wp14">
   <w:body>
-    <w:p>
+    <w:p ns2:paraId="4D92E425" ns2:textId="7C251791">
       <w:pPr>
         <w:tabs>
           <w:tab w:val="left" w:pos="1701"/>
@@ -14,7 +14,7 @@
           <w:color w:val="000000"/>
           <w:kern w:val="0"/>
           <w:lang w:eastAsia="es-PE"/>
-          <w14:ligatures w14:val="none"/>
+          <ns2:ligatures ns2:val="none"/>
         </w:rPr>
       </w:pPr>
       <w:bookmarkStart w:id="0" w:name="_Hlk80343540"/>
@@ -25,7 +25,7 @@
           <w:color w:val="000000"/>
           <w:kern w:val="0"/>
           <w:lang w:eastAsia="es-PE"/>
-          <w14:ligatures w14:val="none"/>
+          <ns2:ligatures ns2:val="none"/>
         </w:rPr>
         <w:t xml:space="preserve">EXPEDIENTE </w:t>
       </w:r>
@@ -36,7 +36,7 @@
           <w:color w:val="000000"/>
           <w:kern w:val="0"/>
           <w:lang w:eastAsia="es-PE"/>
-          <w14:ligatures w14:val="none"/>
+          <ns2:ligatures ns2:val="none"/>
         </w:rPr>
         <w:tab/>
         <w:t>:</w:t>
@@ -48,7 +48,7 @@
           <w:color w:val="000000"/>
           <w:kern w:val="0"/>
           <w:lang w:eastAsia="es-PE"/>
-          <w14:ligatures w14:val="none"/>
+          <ns2:ligatures ns2:val="none"/>
         </w:rPr>
         <w:tab/>
       </w:r>
@@ -61,12 +61,12 @@
           <w:kern w:val="0"/>
           <w:shd w:val="clear" w:color="auto" w:fill="FFFFFF"/>
           <w:lang w:eastAsia="es-PE"/>
-          <w14:ligatures w14:val="none"/>
+          <ns2:ligatures ns2:val="none"/>
         </w:rPr>
         <w:t>2116-2026/CC1</w:t>
       </w:r>
     </w:p>
-    <w:p>
+    <w:p ns2:paraId="174737B6" ns2:textId="49433593">
       <w:pPr>
         <w:tabs>
           <w:tab w:val="left" w:pos="1701"/>
@@ -81,17 +81,17 @@
           <w:color w:val="000000"/>
           <w:kern w:val="0"/>
           <w:lang w:eastAsia="es-PE"/>
-          <w14:ligatures w14:val="none"/>
-        </w:rPr>
-      </w:pPr>
-      <w:r>
-        <w:rPr>
-          <w:rFonts w:ascii="Arial Narrow" w:eastAsia="Arial Narrow" w:hAnsi="Arial Narrow" w:cs="Arial Narrow"/>
-          <w:b/>
-          <w:color w:val="000000"/>
-          <w:kern w:val="0"/>
-          <w:lang w:eastAsia="es-PE"/>
-          <w14:ligatures w14:val="none"/>
+          <ns2:ligatures ns2:val="none"/>
+        </w:rPr>
+      </w:pPr>
+      <w:r>
+        <w:rPr>
+          <w:rFonts w:ascii="Arial Narrow" w:eastAsia="Arial Narrow" w:hAnsi="Arial Narrow" w:cs="Arial Narrow"/>
+          <w:b/>
+          <w:color w:val="000000"/>
+          <w:kern w:val="0"/>
+          <w:lang w:eastAsia="es-PE"/>
+          <ns2:ligatures ns2:val="none"/>
         </w:rPr>
         <w:t xml:space="preserve">DENUNCIANTE:[DENUNCIANTE] (SEÑOR [APELLIDO])</w:t>
       </w:r>
@@ -102,7 +102,7 @@
           <w:color w:val="000000"/>
           <w:kern w:val="0"/>
           <w:lang w:eastAsia="es-PE"/>
-          <w14:ligatures w14:val="none"/>
+          <ns2:ligatures ns2:val="none"/>
         </w:rPr>
         <w:tab/>
         <w:t/>
@@ -114,7 +114,7 @@
           <w:color w:val="000000"/>
           <w:kern w:val="0"/>
           <w:lang w:eastAsia="es-PE"/>
-          <w14:ligatures w14:val="none"/>
+          <ns2:ligatures ns2:val="none"/>
         </w:rPr>
         <w:tab/>
       </w:r>
@@ -125,7 +125,7 @@
           <w:color w:val="000000"/>
           <w:kern w:val="0"/>
           <w:lang w:eastAsia="es-PE"/>
-          <w14:ligatures w14:val="none"/>
+          <ns2:ligatures ns2:val="none"/>
         </w:rPr>
         <w:t xml:space="preserve"/>
       </w:r>
@@ -136,7 +136,7 @@
           <w:color w:val="000000"/>
           <w:kern w:val="0"/>
           <w:lang w:eastAsia="es-PE"/>
-          <w14:ligatures w14:val="none"/>
+          <ns2:ligatures ns2:val="none"/>
         </w:rPr>
         <w:t xml:space="preserve"/>
       </w:r>
@@ -147,7 +147,7 @@
           <w:color w:val="000000"/>
           <w:kern w:val="0"/>
           <w:lang w:eastAsia="es-PE"/>
-          <w14:ligatures w14:val="none"/>
+          <ns2:ligatures ns2:val="none"/>
         </w:rPr>
         <w:t/>
       </w:r>
@@ -158,12 +158,12 @@
           <w:color w:val="000000"/>
           <w:kern w:val="0"/>
           <w:lang w:eastAsia="es-PE"/>
-          <w14:ligatures w14:val="none"/>
+          <ns2:ligatures ns2:val="none"/>
         </w:rPr>
         <w:t/>
       </w:r>
     </w:p>
-    <w:p>
+    <w:p ns2:paraId="223101EF" ns2:textId="0A97B350">
       <w:pPr>
         <w:tabs>
           <w:tab w:val="left" w:pos="1701"/>
@@ -178,17 +178,17 @@
           <w:color w:val="000000"/>
           <w:kern w:val="0"/>
           <w:lang w:eastAsia="es-PE"/>
-          <w14:ligatures w14:val="none"/>
-        </w:rPr>
-      </w:pPr>
-      <w:r>
-        <w:rPr>
-          <w:rFonts w:ascii="Arial Narrow" w:eastAsia="Arial Narrow" w:hAnsi="Arial Narrow" w:cs="Arial Narrow"/>
-          <w:b/>
-          <w:color w:val="000000"/>
-          <w:kern w:val="0"/>
-          <w:lang w:eastAsia="es-PE"/>
-          <w14:ligatures w14:val="none"/>
+          <ns2:ligatures ns2:val="none"/>
+        </w:rPr>
+      </w:pPr>
+      <w:r>
+        <w:rPr>
+          <w:rFonts w:ascii="Arial Narrow" w:eastAsia="Arial Narrow" w:hAnsi="Arial Narrow" w:cs="Arial Narrow"/>
+          <w:b/>
+          <w:color w:val="000000"/>
+          <w:kern w:val="0"/>
+          <w:lang w:eastAsia="es-PE"/>
+          <ns2:ligatures ns2:val="none"/>
         </w:rPr>
         <w:t>DENUNCIADOS</w:t>
       </w:r>
@@ -199,7 +199,7 @@
           <w:color w:val="000000"/>
           <w:kern w:val="0"/>
           <w:lang w:eastAsia="es-PE"/>
-          <w14:ligatures w14:val="none"/>
+          <ns2:ligatures ns2:val="none"/>
         </w:rPr>
         <w:tab/>
         <w:t>:</w:t>
@@ -211,7 +211,7 @@
           <w:color w:val="000000"/>
           <w:kern w:val="0"/>
           <w:lang w:eastAsia="es-PE"/>
-          <w14:ligatures w14:val="none"/>
+          <ns2:ligatures ns2:val="none"/>
         </w:rPr>
         <w:tab/>
       </w:r>
@@ -222,7 +222,7 @@
           <w:color w:val="000000"/>
           <w:kern w:val="0"/>
           <w:lang w:eastAsia="es-PE"/>
-          <w14:ligatures w14:val="none"/>
+          <ns2:ligatures ns2:val="none"/>
         </w:rPr>
         <w:t xml:space="preserve">BANCO BBVA PERÚ S.A. </w:t>
       </w:r>
@@ -233,7 +233,7 @@
           <w:color w:val="000000"/>
           <w:kern w:val="0"/>
           <w:lang w:eastAsia="es-PE"/>
-          <w14:ligatures w14:val="none"/>
+          <ns2:ligatures ns2:val="none"/>
         </w:rPr>
         <w:t>(</w:t>
       </w:r>
@@ -244,7 +244,7 @@
           <w:color w:val="000000"/>
           <w:kern w:val="0"/>
           <w:lang w:eastAsia="es-PE"/>
-          <w14:ligatures w14:val="none"/>
+          <ns2:ligatures ns2:val="none"/>
         </w:rPr>
         <w:t>BANCO</w:t>
       </w:r>
@@ -255,12 +255,12 @@
           <w:color w:val="000000"/>
           <w:kern w:val="0"/>
           <w:lang w:eastAsia="es-PE"/>
-          <w14:ligatures w14:val="none"/>
+          <ns2:ligatures ns2:val="none"/>
         </w:rPr>
         <w:t xml:space="preserve">) </w:t>
       </w:r>
     </w:p>
-    <w:p>
+    <w:p ns2:paraId="4D23E5DF" ns2:textId="34530750">
       <w:pPr>
         <w:tabs>
           <w:tab w:val="left" w:pos="1701"/>
@@ -275,17 +275,17 @@
           <w:color w:val="000000"/>
           <w:kern w:val="0"/>
           <w:lang w:val="en-US" w:eastAsia="es-PE"/>
-          <w14:ligatures w14:val="none"/>
-        </w:rPr>
-      </w:pPr>
-      <w:r>
-        <w:rPr>
-          <w:rFonts w:ascii="Arial Narrow" w:eastAsia="Arial Narrow" w:hAnsi="Arial Narrow" w:cs="Arial Narrow"/>
-          <w:b/>
-          <w:color w:val="000000"/>
-          <w:kern w:val="0"/>
-          <w:lang w:eastAsia="es-PE"/>
-          <w14:ligatures w14:val="none"/>
+          <ns2:ligatures ns2:val="none"/>
+        </w:rPr>
+      </w:pPr>
+      <w:r>
+        <w:rPr>
+          <w:rFonts w:ascii="Arial Narrow" w:eastAsia="Arial Narrow" w:hAnsi="Arial Narrow" w:cs="Arial Narrow"/>
+          <w:b/>
+          <w:color w:val="000000"/>
+          <w:kern w:val="0"/>
+          <w:lang w:eastAsia="es-PE"/>
+          <ns2:ligatures ns2:val="none"/>
         </w:rPr>
         <w:tab/>
       </w:r>
@@ -296,7 +296,7 @@
           <w:color w:val="000000"/>
           <w:kern w:val="0"/>
           <w:lang w:eastAsia="es-PE"/>
-          <w14:ligatures w14:val="none"/>
+          <ns2:ligatures ns2:val="none"/>
         </w:rPr>
         <w:tab/>
       </w:r>
@@ -307,7 +307,7 @@
           <w:color w:val="000000"/>
           <w:kern w:val="0"/>
           <w:lang w:val="en-US" w:eastAsia="es-PE"/>
-          <w14:ligatures w14:val="none"/>
+          <ns2:ligatures ns2:val="none"/>
         </w:rPr>
         <w:t xml:space="preserve">ASSIST CARD PERÚ S.A.C. </w:t>
       </w:r>
@@ -318,7 +318,7 @@
           <w:color w:val="000000"/>
           <w:kern w:val="0"/>
           <w:lang w:val="en-US" w:eastAsia="es-PE"/>
-          <w14:ligatures w14:val="none"/>
+          <ns2:ligatures ns2:val="none"/>
         </w:rPr>
         <w:t>(</w:t>
       </w:r>
@@ -329,7 +329,7 @@
           <w:color w:val="000000"/>
           <w:kern w:val="0"/>
           <w:lang w:val="en-US" w:eastAsia="es-PE"/>
-          <w14:ligatures w14:val="none"/>
+          <ns2:ligatures ns2:val="none"/>
         </w:rPr>
         <w:t>ASSIST CARD</w:t>
       </w:r>
@@ -340,12 +340,12 @@
           <w:color w:val="000000"/>
           <w:kern w:val="0"/>
           <w:lang w:val="en-US" w:eastAsia="es-PE"/>
-          <w14:ligatures w14:val="none"/>
+          <ns2:ligatures ns2:val="none"/>
         </w:rPr>
         <w:t>)</w:t>
       </w:r>
     </w:p>
-    <w:p>
+    <w:p ns2:paraId="5B0A2CA0" ns2:textId="543D1A9A">
       <w:pPr>
         <w:tabs>
           <w:tab w:val="left" w:pos="1701"/>
@@ -360,7 +360,7 @@
           <w:color w:val="000000"/>
           <w:kern w:val="0"/>
           <w:lang w:eastAsia="es-PE"/>
-          <w14:ligatures w14:val="none"/>
+          <ns2:ligatures ns2:val="none"/>
         </w:rPr>
       </w:pPr>
       <w:r>
@@ -370,7 +370,7 @@
           <w:color w:val="000000"/>
           <w:kern w:val="0"/>
           <w:lang w:val="en-US" w:eastAsia="es-PE"/>
-          <w14:ligatures w14:val="none"/>
+          <ns2:ligatures ns2:val="none"/>
         </w:rPr>
         <w:tab/>
       </w:r>
@@ -381,7 +381,7 @@
           <w:color w:val="000000"/>
           <w:kern w:val="0"/>
           <w:lang w:val="en-US" w:eastAsia="es-PE"/>
-          <w14:ligatures w14:val="none"/>
+          <ns2:ligatures ns2:val="none"/>
         </w:rPr>
         <w:tab/>
       </w:r>
@@ -392,12 +392,12 @@
           <w:color w:val="000000"/>
           <w:kern w:val="0"/>
           <w:lang w:eastAsia="es-PE"/>
-          <w14:ligatures w14:val="none"/>
+          <ns2:ligatures ns2:val="none"/>
         </w:rPr>
         <w:t>MASTERCARD PERÚ INC-SUCURSAL DEL PERÚ (MASTERCARD)</w:t>
       </w:r>
     </w:p>
-    <w:p>
+    <w:p ns2:paraId="753670C1" ns2:textId="77777777">
       <w:pPr>
         <w:tabs>
           <w:tab w:val="left" w:pos="1701"/>
@@ -412,17 +412,17 @@
           <w:color w:val="000000"/>
           <w:kern w:val="0"/>
           <w:lang w:eastAsia="es-PE"/>
-          <w14:ligatures w14:val="none"/>
-        </w:rPr>
-      </w:pPr>
-      <w:r>
-        <w:rPr>
-          <w:rFonts w:ascii="Arial Narrow" w:eastAsia="Arial Narrow" w:hAnsi="Arial Narrow" w:cs="Arial Narrow"/>
-          <w:b/>
-          <w:color w:val="000000"/>
-          <w:kern w:val="0"/>
-          <w:lang w:eastAsia="es-PE"/>
-          <w14:ligatures w14:val="none"/>
+          <ns2:ligatures ns2:val="none"/>
+        </w:rPr>
+      </w:pPr>
+      <w:r>
+        <w:rPr>
+          <w:rFonts w:ascii="Arial Narrow" w:eastAsia="Arial Narrow" w:hAnsi="Arial Narrow" w:cs="Arial Narrow"/>
+          <w:b/>
+          <w:color w:val="000000"/>
+          <w:kern w:val="0"/>
+          <w:lang w:eastAsia="es-PE"/>
+          <ns2:ligatures ns2:val="none"/>
         </w:rPr>
         <w:t>MATERIAS</w:t>
       </w:r>
@@ -433,7 +433,7 @@
           <w:color w:val="000000"/>
           <w:kern w:val="0"/>
           <w:lang w:eastAsia="es-PE"/>
-          <w14:ligatures w14:val="none"/>
+          <ns2:ligatures ns2:val="none"/>
         </w:rPr>
         <w:tab/>
         <w:t xml:space="preserve">: </w:t>
@@ -445,13 +445,13 @@
           <w:color w:val="000000"/>
           <w:kern w:val="0"/>
           <w:lang w:eastAsia="es-PE"/>
-          <w14:ligatures w14:val="none"/>
+          <ns2:ligatures ns2:val="none"/>
         </w:rPr>
         <w:tab/>
         <w:t>ADMISIÓN A TRÁMITE</w:t>
       </w:r>
     </w:p>
-    <w:p>
+    <w:p ns2:paraId="449086A9" ns2:textId="77777777">
       <w:pPr>
         <w:tabs>
           <w:tab w:val="left" w:pos="1701"/>
@@ -466,22 +466,22 @@
           <w:color w:val="000000"/>
           <w:kern w:val="0"/>
           <w:lang w:eastAsia="es-PE"/>
-          <w14:ligatures w14:val="none"/>
-        </w:rPr>
-      </w:pPr>
-      <w:r>
-        <w:rPr>
-          <w:rFonts w:ascii="Arial Narrow" w:eastAsia="Arial Narrow" w:hAnsi="Arial Narrow" w:cs="Arial Narrow"/>
-          <w:b/>
-          <w:color w:val="000000"/>
-          <w:kern w:val="0"/>
-          <w:lang w:eastAsia="es-PE"/>
-          <w14:ligatures w14:val="none"/>
+          <ns2:ligatures ns2:val="none"/>
+        </w:rPr>
+      </w:pPr>
+      <w:r>
+        <w:rPr>
+          <w:rFonts w:ascii="Arial Narrow" w:eastAsia="Arial Narrow" w:hAnsi="Arial Narrow" w:cs="Arial Narrow"/>
+          <w:b/>
+          <w:color w:val="000000"/>
+          <w:kern w:val="0"/>
+          <w:lang w:eastAsia="es-PE"/>
+          <ns2:ligatures ns2:val="none"/>
         </w:rPr>
         <w:t xml:space="preserve">REQUERIMIENTO DE INFORMACIÓN </w:t>
       </w:r>
     </w:p>
-    <w:p>
+    <w:p ns2:paraId="778AE69F" ns2:textId="78BA8BE8">
       <w:pPr>
         <w:tabs>
           <w:tab w:val="left" w:pos="1701"/>
@@ -495,17 +495,17 @@
           <w:color w:val="000000"/>
           <w:kern w:val="0"/>
           <w:lang w:eastAsia="es-PE"/>
-          <w14:ligatures w14:val="none"/>
-        </w:rPr>
-      </w:pPr>
-      <w:r>
-        <w:rPr>
-          <w:rFonts w:ascii="Arial Narrow" w:eastAsia="Arial Narrow" w:hAnsi="Arial Narrow" w:cs="Arial Narrow"/>
-          <w:b/>
-          <w:color w:val="000000"/>
-          <w:kern w:val="0"/>
-          <w:lang w:eastAsia="es-PE"/>
-          <w14:ligatures w14:val="none"/>
+          <ns2:ligatures ns2:val="none"/>
+        </w:rPr>
+      </w:pPr>
+      <w:r>
+        <w:rPr>
+          <w:rFonts w:ascii="Arial Narrow" w:eastAsia="Arial Narrow" w:hAnsi="Arial Narrow" w:cs="Arial Narrow"/>
+          <w:b/>
+          <w:color w:val="000000"/>
+          <w:kern w:val="0"/>
+          <w:lang w:eastAsia="es-PE"/>
+          <ns2:ligatures ns2:val="none"/>
         </w:rPr>
         <w:t xml:space="preserve">RESOLUCIÓN </w:t>
       </w:r>
@@ -516,7 +516,7 @@
           <w:color w:val="000000"/>
           <w:kern w:val="0"/>
           <w:lang w:eastAsia="es-PE"/>
-          <w14:ligatures w14:val="none"/>
+          <ns2:ligatures ns2:val="none"/>
         </w:rPr>
         <w:tab/>
         <w:t>:</w:t>
@@ -528,7 +528,7 @@
           <w:color w:val="000000"/>
           <w:kern w:val="0"/>
           <w:lang w:eastAsia="es-PE"/>
-          <w14:ligatures w14:val="none"/>
+          <ns2:ligatures ns2:val="none"/>
         </w:rPr>
         <w:tab/>
       </w:r>
@@ -539,12 +539,12 @@
           <w:color w:val="000000"/>
           <w:kern w:val="0"/>
           <w:lang w:eastAsia="es-PE"/>
-          <w14:ligatures w14:val="none"/>
+          <ns2:ligatures ns2:val="none"/>
         </w:rPr>
         <w:t>2</w:t>
       </w:r>
     </w:p>
-    <w:p>
+    <w:p ns2:paraId="26BE4AD0" ns2:textId="77777777">
       <w:pPr>
         <w:tabs>
           <w:tab w:val="left" w:pos="1014"/>
@@ -557,11 +557,11 @@
           <w:kern w:val="0"/>
           <w:shd w:val="clear" w:color="auto" w:fill="FFFFFF"/>
           <w:lang w:eastAsia="es-PE"/>
-          <w14:ligatures w14:val="none"/>
-        </w:rPr>
-      </w:pPr>
-    </w:p>
-    <w:p>
+          <ns2:ligatures ns2:val="none"/>
+        </w:rPr>
+      </w:pPr>
+    </w:p>
+    <w:p ns2:paraId="6D48DA83" ns2:textId="60C998C3">
       <w:pPr>
         <w:tabs>
           <w:tab w:val="left" w:pos="1014"/>
@@ -574,7 +574,7 @@
           <w:kern w:val="0"/>
           <w:shd w:val="clear" w:color="auto" w:fill="FFFFFF"/>
           <w:lang w:eastAsia="es-PE"/>
-          <w14:ligatures w14:val="none"/>
+          <ns2:ligatures ns2:val="none"/>
         </w:rPr>
       </w:pPr>
       <w:r>
@@ -584,7 +584,7 @@
           <w:kern w:val="0"/>
           <w:shd w:val="clear" w:color="auto" w:fill="FFFFFF"/>
           <w:lang w:eastAsia="es-PE"/>
-          <w14:ligatures w14:val="none"/>
+          <ns2:ligatures ns2:val="none"/>
         </w:rPr>
         <w:t xml:space="preserve">Lima, </w:t>
       </w:r>
@@ -595,7 +595,7 @@
           <w:kern w:val="0"/>
           <w:shd w:val="clear" w:color="auto" w:fill="FFFFFF"/>
           <w:lang w:eastAsia="es-PE"/>
-          <w14:ligatures w14:val="none"/>
+          <ns2:ligatures ns2:val="none"/>
         </w:rPr>
         <w:t>7</w:t>
       </w:r>
@@ -606,7 +606,7 @@
           <w:kern w:val="0"/>
           <w:shd w:val="clear" w:color="auto" w:fill="FFFFFF"/>
           <w:lang w:eastAsia="es-PE"/>
-          <w14:ligatures w14:val="none"/>
+          <ns2:ligatures ns2:val="none"/>
         </w:rPr>
         <w:t xml:space="preserve"> de </w:t>
       </w:r>
@@ -617,7 +617,7 @@
           <w:kern w:val="0"/>
           <w:shd w:val="clear" w:color="auto" w:fill="FFFFFF"/>
           <w:lang w:eastAsia="es-PE"/>
-          <w14:ligatures w14:val="none"/>
+          <ns2:ligatures ns2:val="none"/>
         </w:rPr>
         <w:t>ju</w:t>
       </w:r>
@@ -628,7 +628,7 @@
           <w:kern w:val="0"/>
           <w:shd w:val="clear" w:color="auto" w:fill="FFFFFF"/>
           <w:lang w:eastAsia="es-PE"/>
-          <w14:ligatures w14:val="none"/>
+          <ns2:ligatures ns2:val="none"/>
         </w:rPr>
         <w:t>l</w:t>
       </w:r>
@@ -639,7 +639,7 @@
           <w:kern w:val="0"/>
           <w:shd w:val="clear" w:color="auto" w:fill="FFFFFF"/>
           <w:lang w:eastAsia="es-PE"/>
-          <w14:ligatures w14:val="none"/>
+          <ns2:ligatures ns2:val="none"/>
         </w:rPr>
         <w:t>io</w:t>
       </w:r>
@@ -650,12 +650,12 @@
           <w:kern w:val="0"/>
           <w:shd w:val="clear" w:color="auto" w:fill="FFFFFF"/>
           <w:lang w:eastAsia="es-PE"/>
-          <w14:ligatures w14:val="none"/>
+          <ns2:ligatures ns2:val="none"/>
         </w:rPr>
         <w:t xml:space="preserve"> de 2026</w:t>
       </w:r>
     </w:p>
-    <w:p>
+    <w:p ns2:paraId="1EF3C256" ns2:textId="77777777">
       <w:pPr>
         <w:tabs>
           <w:tab w:val="left" w:pos="1014"/>
@@ -667,11 +667,11 @@
           <w:color w:val="000000"/>
           <w:kern w:val="0"/>
           <w:lang w:eastAsia="es-PE"/>
-          <w14:ligatures w14:val="none"/>
-        </w:rPr>
-      </w:pPr>
-    </w:p>
-    <w:p>
+          <ns2:ligatures ns2:val="none"/>
+        </w:rPr>
+      </w:pPr>
+    </w:p>
+    <w:p ns2:paraId="087322B4" ns2:textId="77777777">
       <w:pPr>
         <w:numPr>
           <w:ilvl w:val="0"/>
@@ -685,22 +685,22 @@
           <w:color w:val="000000"/>
           <w:kern w:val="0"/>
           <w:lang w:eastAsia="es-PE"/>
-          <w14:ligatures w14:val="none"/>
-        </w:rPr>
-      </w:pPr>
-      <w:r>
-        <w:rPr>
-          <w:rFonts w:ascii="Arial Narrow" w:eastAsia="Arial Narrow" w:hAnsi="Arial Narrow" w:cs="Arial Narrow"/>
-          <w:b/>
-          <w:color w:val="000000"/>
-          <w:kern w:val="0"/>
-          <w:lang w:eastAsia="es-PE"/>
-          <w14:ligatures w14:val="none"/>
+          <ns2:ligatures ns2:val="none"/>
+        </w:rPr>
+      </w:pPr>
+      <w:r>
+        <w:rPr>
+          <w:rFonts w:ascii="Arial Narrow" w:eastAsia="Arial Narrow" w:hAnsi="Arial Narrow" w:cs="Arial Narrow"/>
+          <w:b/>
+          <w:color w:val="000000"/>
+          <w:kern w:val="0"/>
+          <w:lang w:eastAsia="es-PE"/>
+          <ns2:ligatures ns2:val="none"/>
         </w:rPr>
         <w:t xml:space="preserve">HECHOS </w:t>
       </w:r>
     </w:p>
-    <w:p>
+    <w:p ns2:paraId="4407157A" ns2:textId="77777777">
       <w:pPr>
         <w:spacing w:after="0" w:line="240" w:lineRule="auto"/>
         <w:jc w:val="both"/>
@@ -709,11 +709,11 @@
           <w:color w:val="000000"/>
           <w:kern w:val="0"/>
           <w:lang w:eastAsia="es-PE"/>
-          <w14:ligatures w14:val="none"/>
-        </w:rPr>
-      </w:pPr>
-    </w:p>
-    <w:p>
+          <ns2:ligatures ns2:val="none"/>
+        </w:rPr>
+      </w:pPr>
+    </w:p>
+    <w:p ns2:paraId="5ECFCB1A" ns2:textId="19D9A7FE">
       <w:pPr>
         <w:numPr>
           <w:ilvl w:val="1"/>
@@ -727,16 +727,16 @@
           <w:color w:val="000000"/>
           <w:kern w:val="0"/>
           <w:lang w:val="es-ES" w:eastAsia="es-ES"/>
-          <w14:ligatures w14:val="none"/>
-        </w:rPr>
-      </w:pPr>
-      <w:r>
-        <w:rPr>
-          <w:rFonts w:ascii="Arial Narrow" w:eastAsia="Times New Roman" w:hAnsi="Arial Narrow" w:cs="Arial"/>
-          <w:color w:val="000000"/>
-          <w:kern w:val="0"/>
-          <w:lang w:val="es-ES" w:eastAsia="es-ES"/>
-          <w14:ligatures w14:val="none"/>
+          <ns2:ligatures ns2:val="none"/>
+        </w:rPr>
+      </w:pPr>
+      <w:r>
+        <w:rPr>
+          <w:rFonts w:ascii="Arial Narrow" w:eastAsia="Times New Roman" w:hAnsi="Arial Narrow" w:cs="Arial"/>
+          <w:color w:val="000000"/>
+          <w:kern w:val="0"/>
+          <w:lang w:val="es-ES" w:eastAsia="es-ES"/>
+          <ns2:ligatures ns2:val="none"/>
         </w:rPr>
         <w:t xml:space="preserve">Mediante la denuncia del 6 de junio de 2026, subsanada mediante escrito del 19 de junio de 2026, el señor [APELLIDO] denunció al Banco, Assist Card y Mastercard por presuntas infracciones a la Ley 29571, Código de Protección y Defensa del Consumidor (en adelante, Código), señalando lo siguiente:</w:t>
       </w:r>
@@ -746,7 +746,7 @@
           <w:color w:val="000000"/>
           <w:kern w:val="0"/>
           <w:lang w:val="es-ES" w:eastAsia="es-ES"/>
-          <w14:ligatures w14:val="none"/>
+          <ns2:ligatures ns2:val="none"/>
         </w:rPr>
         <w:t xml:space="preserve"/>
       </w:r>
@@ -756,7 +756,7 @@
           <w:color w:val="000000"/>
           <w:kern w:val="0"/>
           <w:lang w:val="es-ES" w:eastAsia="es-ES"/>
-          <w14:ligatures w14:val="none"/>
+          <ns2:ligatures ns2:val="none"/>
         </w:rPr>
         <w:t/>
       </w:r>
@@ -766,7 +766,7 @@
           <w:color w:val="000000"/>
           <w:kern w:val="0"/>
           <w:lang w:val="es-ES" w:eastAsia="es-ES"/>
-          <w14:ligatures w14:val="none"/>
+          <ns2:ligatures ns2:val="none"/>
         </w:rPr>
         <w:t xml:space="preserve"/>
       </w:r>
@@ -776,7 +776,7 @@
           <w:color w:val="000000"/>
           <w:kern w:val="0"/>
           <w:lang w:val="es-ES" w:eastAsia="es-ES"/>
-          <w14:ligatures w14:val="none"/>
+          <ns2:ligatures ns2:val="none"/>
         </w:rPr>
         <w:t/>
       </w:r>
@@ -786,7 +786,7 @@
           <w:color w:val="000000"/>
           <w:kern w:val="0"/>
           <w:lang w:val="es-ES" w:eastAsia="es-ES"/>
-          <w14:ligatures w14:val="none"/>
+          <ns2:ligatures ns2:val="none"/>
         </w:rPr>
         <w:t xml:space="preserve"/>
       </w:r>
@@ -794,7 +794,7 @@
         <w:rPr>
           <w:rFonts w:ascii="Arial Narrow" w:eastAsia="Calibri" w:hAnsi="Arial Narrow" w:cs="Arial"/>
           <w:kern w:val="0"/>
-          <w14:ligatures w14:val="none"/>
+          <ns2:ligatures ns2:val="none"/>
         </w:rPr>
         <w:t xml:space="preserve"/>
       </w:r>
@@ -802,7 +802,7 @@
         <w:rPr>
           <w:rFonts w:ascii="Arial Narrow" w:eastAsia="Calibri" w:hAnsi="Arial Narrow" w:cs="Arial"/>
           <w:kern w:val="0"/>
-          <w14:ligatures w14:val="none"/>
+          <ns2:ligatures ns2:val="none"/>
         </w:rPr>
         <w:t xml:space="preserve"/>
       </w:r>
@@ -810,7 +810,7 @@
         <w:rPr>
           <w:rFonts w:ascii="Arial Narrow" w:eastAsia="Calibri" w:hAnsi="Arial Narrow" w:cs="Arial"/>
           <w:kern w:val="0"/>
-          <w14:ligatures w14:val="none"/>
+          <ns2:ligatures ns2:val="none"/>
         </w:rPr>
         <w:t xml:space="preserve"/>
       </w:r>
@@ -818,7 +818,7 @@
         <w:rPr>
           <w:rFonts w:ascii="Arial Narrow" w:eastAsia="Calibri" w:hAnsi="Arial Narrow" w:cs="Arial"/>
           <w:kern w:val="0"/>
-          <w14:ligatures w14:val="none"/>
+          <ns2:ligatures ns2:val="none"/>
         </w:rPr>
         <w:t/>
       </w:r>
@@ -828,7 +828,7 @@
           <w:color w:val="000000"/>
           <w:kern w:val="0"/>
           <w:lang w:val="es-ES" w:eastAsia="es-ES"/>
-          <w14:ligatures w14:val="none"/>
+          <ns2:ligatures ns2:val="none"/>
         </w:rPr>
         <w:t/>
       </w:r>
@@ -838,7 +838,7 @@
           <w:color w:val="000000"/>
           <w:kern w:val="0"/>
           <w:lang w:val="es-ES" w:eastAsia="es-ES"/>
-          <w14:ligatures w14:val="none"/>
+          <ns2:ligatures ns2:val="none"/>
         </w:rPr>
         <w:t/>
       </w:r>
@@ -848,7 +848,7 @@
           <w:color w:val="000000"/>
           <w:kern w:val="0"/>
           <w:lang w:val="es-ES" w:eastAsia="es-ES"/>
-          <w14:ligatures w14:val="none"/>
+          <ns2:ligatures ns2:val="none"/>
         </w:rPr>
         <w:t xml:space="preserve"/>
       </w:r>
@@ -858,7 +858,7 @@
           <w:color w:val="000000"/>
           <w:kern w:val="0"/>
           <w:lang w:val="es-ES" w:eastAsia="es-ES"/>
-          <w14:ligatures w14:val="none"/>
+          <ns2:ligatures ns2:val="none"/>
         </w:rPr>
         <w:t xml:space="preserve"/>
       </w:r>
@@ -868,7 +868,7 @@
           <w:color w:val="000000"/>
           <w:kern w:val="0"/>
           <w:lang w:val="es-ES" w:eastAsia="es-ES"/>
-          <w14:ligatures w14:val="none"/>
+          <ns2:ligatures ns2:val="none"/>
         </w:rPr>
         <w:t xml:space="preserve"/>
       </w:r>
@@ -878,7 +878,7 @@
           <w:color w:val="000000"/>
           <w:kern w:val="0"/>
           <w:lang w:val="es-ES" w:eastAsia="es-ES"/>
-          <w14:ligatures w14:val="none"/>
+          <ns2:ligatures ns2:val="none"/>
         </w:rPr>
         <w:t xml:space="preserve"/>
       </w:r>
@@ -888,7 +888,7 @@
           <w:color w:val="000000"/>
           <w:kern w:val="0"/>
           <w:lang w:val="es-ES" w:eastAsia="es-ES"/>
-          <w14:ligatures w14:val="none"/>
+          <ns2:ligatures ns2:val="none"/>
         </w:rPr>
         <w:t/>
       </w:r>
@@ -900,7 +900,7 @@
           <w:kern w:val="0"/>
           <w:vertAlign w:val="superscript"/>
           <w:lang w:val="es-ES" w:eastAsia="es-ES"/>
-          <w14:ligatures w14:val="none"/>
+          <ns2:ligatures ns2:val="none"/>
         </w:rPr>
         <w:footnoteReference w:id="1"/>
       </w:r>
@@ -910,7 +910,7 @@
           <w:color w:val="000000"/>
           <w:kern w:val="0"/>
           <w:lang w:val="es-ES" w:eastAsia="es-ES"/>
-          <w14:ligatures w14:val="none"/>
+          <ns2:ligatures ns2:val="none"/>
         </w:rPr>
         <w:t xml:space="preserve"/>
       </w:r>
@@ -921,12 +921,12 @@
           <w:color w:val="000000"/>
           <w:kern w:val="0"/>
           <w:lang w:val="es-ES" w:eastAsia="es-ES"/>
-          <w14:ligatures w14:val="none"/>
+          <ns2:ligatures ns2:val="none"/>
         </w:rPr>
         <w:t/>
       </w:r>
     </w:p>
-    <w:p>
+    <w:p ns2:paraId="251848E5" ns2:textId="77777777">
       <w:pPr>
         <w:spacing w:after="0" w:line="240" w:lineRule="auto"/>
         <w:jc w:val="both"/>
@@ -935,11 +935,11 @@
           <w:color w:val="000000"/>
           <w:kern w:val="0"/>
           <w:lang w:eastAsia="es-ES"/>
-          <w14:ligatures w14:val="none"/>
-        </w:rPr>
-      </w:pPr>
-    </w:p>
-    <w:p>
+          <ns2:ligatures ns2:val="none"/>
+        </w:rPr>
+      </w:pPr>
+    </w:p>
+    <w:p ns2:paraId="59BA585B" ns2:textId="0325976B">
       <w:pPr>
         <w:pStyle w:val="Prrafodelista"/>
         <w:numPr>
@@ -957,7 +957,7 @@
           <w:color w:val="000000"/>
           <w:kern w:val="0"/>
           <w:lang w:eastAsia="es-ES"/>
-          <w14:ligatures w14:val="none"/>
+          <ns2:ligatures ns2:val="none"/>
         </w:rPr>
       </w:pPr>
       <w:r>
@@ -966,7 +966,7 @@
           <w:color w:val="000000"/>
           <w:kern w:val="0"/>
           <w:lang w:eastAsia="es-ES"/>
-          <w14:ligatures w14:val="none"/>
+          <ns2:ligatures ns2:val="none"/>
         </w:rPr>
         <w:t>adquirió mediante la Tarjeta de Crédito Mastercard Black 553xxxxxx855</w:t>
       </w:r>
@@ -976,7 +976,7 @@
           <w:color w:val="000000"/>
           <w:kern w:val="0"/>
           <w:lang w:eastAsia="es-ES"/>
-          <w14:ligatures w14:val="none"/>
+          <ns2:ligatures ns2:val="none"/>
         </w:rPr>
         <w:t xml:space="preserve"> (en adelante, </w:t>
       </w:r>
@@ -986,7 +986,7 @@
           <w:color w:val="000000"/>
           <w:kern w:val="0"/>
           <w:lang w:eastAsia="es-ES"/>
-          <w14:ligatures w14:val="none"/>
+          <ns2:ligatures ns2:val="none"/>
         </w:rPr>
         <w:t>Tarjeta de Crédito</w:t>
       </w:r>
@@ -996,7 +996,7 @@
           <w:color w:val="000000"/>
           <w:kern w:val="0"/>
           <w:lang w:eastAsia="es-ES"/>
-          <w14:ligatures w14:val="none"/>
+          <ns2:ligatures ns2:val="none"/>
         </w:rPr>
         <w:t>)</w:t>
       </w:r>
@@ -1006,7 +1006,7 @@
           <w:color w:val="000000"/>
           <w:kern w:val="0"/>
           <w:lang w:eastAsia="es-ES"/>
-          <w14:ligatures w14:val="none"/>
+          <ns2:ligatures ns2:val="none"/>
         </w:rPr>
         <w:t xml:space="preserve"> emitida por el Banco pasajes aéreos internacionales para su grupo familiar conformado por cuatro integrantes. Como consecuencia de dicha adquisición, se otorgó la cobertura</w:t>
       </w:r>
@@ -1016,7 +1016,7 @@
           <w:color w:val="000000"/>
           <w:kern w:val="0"/>
           <w:lang w:eastAsia="es-ES"/>
-          <w14:ligatures w14:val="none"/>
+          <ns2:ligatures ns2:val="none"/>
         </w:rPr>
         <w:t xml:space="preserve"> del servicio de asistencia médica</w:t>
       </w:r>
@@ -1026,12 +1026,12 @@
           <w:color w:val="000000"/>
           <w:kern w:val="0"/>
           <w:lang w:eastAsia="es-ES"/>
-          <w14:ligatures w14:val="none"/>
+          <ns2:ligatures ns2:val="none"/>
         </w:rPr>
         <w:t xml:space="preserve"> internacional MasterAssist Plus, emitiéndose las respectivas constancias de cobertura para cada uno de los beneficiarios del viaje.</w:t>
       </w:r>
     </w:p>
-    <w:p>
+    <w:p ns2:paraId="5CDC738C" ns2:textId="77777777">
       <w:pPr>
         <w:pStyle w:val="Prrafodelista"/>
         <w:spacing w:after="0" w:line="240" w:lineRule="auto"/>
@@ -1042,11 +1042,11 @@
           <w:color w:val="000000"/>
           <w:kern w:val="0"/>
           <w:lang w:eastAsia="es-ES"/>
-          <w14:ligatures w14:val="none"/>
-        </w:rPr>
-      </w:pPr>
-    </w:p>
-    <w:p>
+          <ns2:ligatures ns2:val="none"/>
+        </w:rPr>
+      </w:pPr>
+    </w:p>
+    <w:p ns2:paraId="0BED7574" ns2:textId="29B6C00B">
       <w:pPr>
         <w:pStyle w:val="Prrafodelista"/>
         <w:numPr>
@@ -1064,7 +1064,7 @@
           <w:color w:val="000000"/>
           <w:kern w:val="0"/>
           <w:lang w:eastAsia="es-ES"/>
-          <w14:ligatures w14:val="none"/>
+          <ns2:ligatures ns2:val="none"/>
         </w:rPr>
       </w:pPr>
       <w:r>
@@ -1073,7 +1073,7 @@
           <w:color w:val="000000"/>
           <w:kern w:val="0"/>
           <w:lang w:eastAsia="es-ES"/>
-          <w14:ligatures w14:val="none"/>
+          <ns2:ligatures ns2:val="none"/>
         </w:rPr>
         <w:t xml:space="preserve">El 12 de febrero de 2026, durante la vigencia del </w:t>
       </w:r>
@@ -1083,7 +1083,7 @@
           <w:color w:val="000000"/>
           <w:kern w:val="0"/>
           <w:lang w:eastAsia="es-ES"/>
-          <w14:ligatures w14:val="none"/>
+          <ns2:ligatures ns2:val="none"/>
         </w:rPr>
         <w:t>servicio de asistencia médica</w:t>
       </w:r>
@@ -1093,7 +1093,7 @@
           <w:color w:val="000000"/>
           <w:kern w:val="0"/>
           <w:lang w:eastAsia="es-ES"/>
-          <w14:ligatures w14:val="none"/>
+          <ns2:ligatures ns2:val="none"/>
         </w:rPr>
         <w:t xml:space="preserve"> internacional</w:t>
       </w:r>
@@ -1103,7 +1103,7 @@
           <w:color w:val="000000"/>
           <w:kern w:val="0"/>
           <w:lang w:eastAsia="es-ES"/>
-          <w14:ligatures w14:val="none"/>
+          <ns2:ligatures ns2:val="none"/>
         </w:rPr>
         <w:t xml:space="preserve">, </w:t>
       </w:r>
@@ -1113,7 +1113,7 @@
           <w:color w:val="000000"/>
           <w:kern w:val="0"/>
           <w:lang w:eastAsia="es-ES"/>
-          <w14:ligatures w14:val="none"/>
+          <ns2:ligatures ns2:val="none"/>
         </w:rPr>
         <w:t>su</w:t>
       </w:r>
@@ -1123,7 +1123,7 @@
           <w:color w:val="000000"/>
           <w:kern w:val="0"/>
           <w:lang w:eastAsia="es-ES"/>
-          <w14:ligatures w14:val="none"/>
+          <ns2:ligatures ns2:val="none"/>
         </w:rPr>
         <w:t xml:space="preserve"> hijo menor</w:t>
       </w:r>
@@ -1133,7 +1133,7 @@
           <w:color w:val="000000"/>
           <w:kern w:val="0"/>
           <w:lang w:eastAsia="es-ES"/>
-          <w14:ligatures w14:val="none"/>
+          <ns2:ligatures ns2:val="none"/>
         </w:rPr>
         <w:t xml:space="preserve"> de </w:t>
       </w:r>
@@ -1143,7 +1143,7 @@
           <w:color w:val="000000"/>
           <w:kern w:val="0"/>
           <w:lang w:eastAsia="es-ES"/>
-          <w14:ligatures w14:val="none"/>
+          <ns2:ligatures ns2:val="none"/>
         </w:rPr>
         <w:t>iniciales</w:t>
       </w:r>
@@ -1153,7 +1153,7 @@
           <w:color w:val="000000"/>
           <w:kern w:val="0"/>
           <w:lang w:eastAsia="es-ES"/>
-          <w14:ligatures w14:val="none"/>
+          <ns2:ligatures ns2:val="none"/>
         </w:rPr>
         <w:t xml:space="preserve"> B</w:t>
       </w:r>
@@ -1163,7 +1163,7 @@
           <w:color w:val="000000"/>
           <w:kern w:val="0"/>
           <w:lang w:eastAsia="es-ES"/>
-          <w14:ligatures w14:val="none"/>
+          <ns2:ligatures ns2:val="none"/>
         </w:rPr>
         <w:t>.</w:t>
       </w:r>
@@ -1173,7 +1173,7 @@
           <w:color w:val="000000"/>
           <w:kern w:val="0"/>
           <w:lang w:eastAsia="es-ES"/>
-          <w14:ligatures w14:val="none"/>
+          <ns2:ligatures ns2:val="none"/>
         </w:rPr>
         <w:t xml:space="preserve"> A</w:t>
       </w:r>
@@ -1183,7 +1183,7 @@
           <w:color w:val="000000"/>
           <w:kern w:val="0"/>
           <w:lang w:eastAsia="es-ES"/>
-          <w14:ligatures w14:val="none"/>
+          <ns2:ligatures ns2:val="none"/>
         </w:rPr>
         <w:t>.</w:t>
       </w:r>
@@ -1193,7 +1193,7 @@
           <w:color w:val="000000"/>
           <w:kern w:val="0"/>
           <w:lang w:eastAsia="es-ES"/>
-          <w14:ligatures w14:val="none"/>
+          <ns2:ligatures ns2:val="none"/>
         </w:rPr>
         <w:t xml:space="preserve"> R</w:t>
       </w:r>
@@ -1203,7 +1203,7 @@
           <w:color w:val="000000"/>
           <w:kern w:val="0"/>
           <w:lang w:eastAsia="es-ES"/>
-          <w14:ligatures w14:val="none"/>
+          <ns2:ligatures ns2:val="none"/>
         </w:rPr>
         <w:t>.</w:t>
       </w:r>
@@ -1213,7 +1213,7 @@
           <w:color w:val="000000"/>
           <w:kern w:val="0"/>
           <w:lang w:eastAsia="es-ES"/>
-          <w14:ligatures w14:val="none"/>
+          <ns2:ligatures ns2:val="none"/>
         </w:rPr>
         <w:t xml:space="preserve"> E</w:t>
       </w:r>
@@ -1223,7 +1223,7 @@
           <w:color w:val="000000"/>
           <w:kern w:val="0"/>
           <w:lang w:eastAsia="es-ES"/>
-          <w14:ligatures w14:val="none"/>
+          <ns2:ligatures ns2:val="none"/>
         </w:rPr>
         <w:t>.</w:t>
       </w:r>
@@ -1233,7 +1233,7 @@
           <w:color w:val="000000"/>
           <w:kern w:val="0"/>
           <w:lang w:eastAsia="es-ES"/>
-          <w14:ligatures w14:val="none"/>
+          <ns2:ligatures ns2:val="none"/>
         </w:rPr>
         <w:t xml:space="preserve">, de un </w:t>
       </w:r>
@@ -1243,7 +1243,7 @@
           <w:color w:val="000000"/>
           <w:kern w:val="0"/>
           <w:lang w:eastAsia="es-ES"/>
-          <w14:ligatures w14:val="none"/>
+          <ns2:ligatures ns2:val="none"/>
         </w:rPr>
         <w:t xml:space="preserve">(1) </w:t>
       </w:r>
@@ -1253,7 +1253,7 @@
           <w:color w:val="000000"/>
           <w:kern w:val="0"/>
           <w:lang w:eastAsia="es-ES"/>
-          <w14:ligatures w14:val="none"/>
+          <ns2:ligatures ns2:val="none"/>
         </w:rPr>
         <w:t xml:space="preserve">año y cinco </w:t>
       </w:r>
@@ -1263,7 +1263,7 @@
           <w:color w:val="000000"/>
           <w:kern w:val="0"/>
           <w:lang w:eastAsia="es-ES"/>
-          <w14:ligatures w14:val="none"/>
+          <ns2:ligatures ns2:val="none"/>
         </w:rPr>
         <w:t xml:space="preserve">(5) </w:t>
       </w:r>
@@ -1273,7 +1273,7 @@
           <w:color w:val="000000"/>
           <w:kern w:val="0"/>
           <w:lang w:eastAsia="es-ES"/>
-          <w14:ligatures w14:val="none"/>
+          <ns2:ligatures ns2:val="none"/>
         </w:rPr>
         <w:t>meses de edad</w:t>
       </w:r>
@@ -1283,7 +1283,7 @@
           <w:color w:val="000000"/>
           <w:kern w:val="0"/>
           <w:lang w:eastAsia="es-ES"/>
-          <w14:ligatures w14:val="none"/>
+          <ns2:ligatures ns2:val="none"/>
         </w:rPr>
         <w:t xml:space="preserve"> (en adelante, menor hijo)</w:t>
       </w:r>
@@ -1293,7 +1293,7 @@
           <w:color w:val="000000"/>
           <w:kern w:val="0"/>
           <w:lang w:eastAsia="es-ES"/>
-          <w14:ligatures w14:val="none"/>
+          <ns2:ligatures ns2:val="none"/>
         </w:rPr>
         <w:t>, recibió atención médica de emergencia en el Hospital Universitario Marqués de Valdecilla</w:t>
       </w:r>
@@ -1303,7 +1303,7 @@
           <w:color w:val="000000"/>
           <w:kern w:val="0"/>
           <w:lang w:eastAsia="es-ES"/>
-          <w14:ligatures w14:val="none"/>
+          <ns2:ligatures ns2:val="none"/>
         </w:rPr>
         <w:t xml:space="preserve"> </w:t>
       </w:r>
@@ -1313,7 +1313,7 @@
           <w:color w:val="000000"/>
           <w:kern w:val="0"/>
           <w:lang w:eastAsia="es-ES"/>
-          <w14:ligatures w14:val="none"/>
+          <ns2:ligatures ns2:val="none"/>
         </w:rPr>
         <w:t>en la comunidad autónoma de Cantabria</w:t>
       </w:r>
@@ -1323,7 +1323,7 @@
           <w:color w:val="000000"/>
           <w:kern w:val="0"/>
           <w:lang w:eastAsia="es-ES"/>
-          <w14:ligatures w14:val="none"/>
+          <ns2:ligatures ns2:val="none"/>
         </w:rPr>
         <w:t xml:space="preserve"> en </w:t>
       </w:r>
@@ -1333,7 +1333,7 @@
           <w:color w:val="000000"/>
           <w:kern w:val="0"/>
           <w:lang w:eastAsia="es-ES"/>
-          <w14:ligatures w14:val="none"/>
+          <ns2:ligatures ns2:val="none"/>
         </w:rPr>
         <w:t>España</w:t>
       </w:r>
@@ -1343,7 +1343,7 @@
           <w:color w:val="000000"/>
           <w:kern w:val="0"/>
           <w:lang w:eastAsia="es-ES"/>
-          <w14:ligatures w14:val="none"/>
+          <ns2:ligatures ns2:val="none"/>
         </w:rPr>
         <w:t xml:space="preserve"> (en adelante, </w:t>
       </w:r>
@@ -1353,7 +1353,7 @@
           <w:color w:val="000000"/>
           <w:kern w:val="0"/>
           <w:lang w:eastAsia="es-ES"/>
-          <w14:ligatures w14:val="none"/>
+          <ns2:ligatures ns2:val="none"/>
         </w:rPr>
         <w:t>Hospital Universitario</w:t>
       </w:r>
@@ -1363,7 +1363,7 @@
           <w:color w:val="000000"/>
           <w:kern w:val="0"/>
           <w:lang w:eastAsia="es-ES"/>
-          <w14:ligatures w14:val="none"/>
+          <ns2:ligatures ns2:val="none"/>
         </w:rPr>
         <w:t>)</w:t>
       </w:r>
@@ -1373,12 +1373,12 @@
           <w:color w:val="000000"/>
           <w:kern w:val="0"/>
           <w:lang w:eastAsia="es-ES"/>
-          <w14:ligatures w14:val="none"/>
+          <ns2:ligatures ns2:val="none"/>
         </w:rPr>
         <w:t xml:space="preserve">, como consecuencia de un cuadro de neumonía e influenza severos que requirió atención médica inmediata. </w:t>
       </w:r>
     </w:p>
-    <w:p>
+    <w:p ns2:paraId="2FBF9040" ns2:textId="77777777">
       <w:pPr>
         <w:pStyle w:val="Prrafodelista"/>
         <w:rPr>
@@ -1386,11 +1386,11 @@
           <w:color w:val="000000"/>
           <w:kern w:val="0"/>
           <w:lang w:eastAsia="es-ES"/>
-          <w14:ligatures w14:val="none"/>
-        </w:rPr>
-      </w:pPr>
-    </w:p>
-    <w:p>
+          <ns2:ligatures ns2:val="none"/>
+        </w:rPr>
+      </w:pPr>
+    </w:p>
+    <w:p ns2:paraId="1049AF8F" ns2:textId="283558D1">
       <w:pPr>
         <w:pStyle w:val="Prrafodelista"/>
         <w:numPr>
@@ -1408,7 +1408,7 @@
           <w:color w:val="000000"/>
           <w:kern w:val="0"/>
           <w:lang w:eastAsia="es-ES"/>
-          <w14:ligatures w14:val="none"/>
+          <ns2:ligatures ns2:val="none"/>
         </w:rPr>
       </w:pPr>
       <w:r>
@@ -1417,7 +1417,7 @@
           <w:color w:val="000000"/>
           <w:kern w:val="0"/>
           <w:lang w:eastAsia="es-ES"/>
-          <w14:ligatures w14:val="none"/>
+          <ns2:ligatures ns2:val="none"/>
         </w:rPr>
         <w:t>E</w:t>
       </w:r>
@@ -1427,7 +1427,7 @@
           <w:color w:val="000000"/>
           <w:kern w:val="0"/>
           <w:lang w:eastAsia="es-ES"/>
-          <w14:ligatures w14:val="none"/>
+          <ns2:ligatures ns2:val="none"/>
         </w:rPr>
         <w:t xml:space="preserve">se mismo día comunicó dicha emergencia a los proveedores denunciados con la finalidad de activar la cobertura del servicio de asistencia médica internacional en la modalidad de asistencia directa o pago directo; sin embargo, </w:t>
       </w:r>
@@ -1437,7 +1437,7 @@
           <w:color w:val="000000"/>
           <w:kern w:val="0"/>
           <w:lang w:eastAsia="es-ES"/>
-          <w14:ligatures w14:val="none"/>
+          <ns2:ligatures ns2:val="none"/>
         </w:rPr>
         <w:t>el Banco no brindó una solución efectiva a dichas solicitudes e indicó que la atención del servicio correspondía a Mastercard.</w:t>
       </w:r>
@@ -1447,12 +1447,12 @@
           <w:color w:val="000000"/>
           <w:kern w:val="0"/>
           <w:lang w:eastAsia="es-ES"/>
-          <w14:ligatures w14:val="none"/>
+          <ns2:ligatures ns2:val="none"/>
         </w:rPr>
         <w:t xml:space="preserve"> Asimismo, con motivo de dicha atención se generaron gastos médicos cuya facturación permanecía pendiente bajo la garantía (GOP) NHC 8017474.</w:t>
       </w:r>
     </w:p>
-    <w:p>
+    <w:p ns2:paraId="4BC923FB" ns2:textId="1A2B1AE6">
       <w:pPr>
         <w:pStyle w:val="Prrafodelista"/>
         <w:spacing w:after="0" w:line="240" w:lineRule="auto"/>
@@ -1463,7 +1463,7 @@
           <w:color w:val="000000"/>
           <w:kern w:val="0"/>
           <w:lang w:eastAsia="es-ES"/>
-          <w14:ligatures w14:val="none"/>
+          <ns2:ligatures ns2:val="none"/>
         </w:rPr>
       </w:pPr>
       <w:r>
@@ -1472,12 +1472,12 @@
           <w:color w:val="000000"/>
           <w:kern w:val="0"/>
           <w:lang w:eastAsia="es-ES"/>
-          <w14:ligatures w14:val="none"/>
+          <ns2:ligatures ns2:val="none"/>
         </w:rPr>
         <w:t xml:space="preserve"> </w:t>
       </w:r>
     </w:p>
-    <w:p>
+    <w:p ns2:paraId="7E76215B" ns2:textId="77777777">
       <w:pPr>
         <w:pStyle w:val="Prrafodelista"/>
         <w:numPr>
@@ -1495,7 +1495,7 @@
           <w:color w:val="000000"/>
           <w:kern w:val="0"/>
           <w:lang w:eastAsia="es-ES"/>
-          <w14:ligatures w14:val="none"/>
+          <ns2:ligatures ns2:val="none"/>
         </w:rPr>
       </w:pPr>
       <w:r>
@@ -1504,12 +1504,12 @@
           <w:color w:val="000000"/>
           <w:kern w:val="0"/>
           <w:lang w:eastAsia="es-ES"/>
-          <w14:ligatures w14:val="none"/>
+          <ns2:ligatures ns2:val="none"/>
         </w:rPr>
         <w:t>El 26 de febrero de 2026, comunicó a los proveedores denunciados el internamiento del menor en Francia, solicitando la cobertura del servicio de asistencia médica internacional. En atención a dicha comunicación, recibió respuesta y se generó el Expediente US0-26-027864 para la gestión del siniestro.</w:t>
       </w:r>
     </w:p>
-    <w:p>
+    <w:p ns2:paraId="14EAA3B6" ns2:textId="77777777">
       <w:pPr>
         <w:pStyle w:val="Prrafodelista"/>
         <w:spacing w:after="0" w:line="240" w:lineRule="auto"/>
@@ -1520,11 +1520,11 @@
           <w:color w:val="000000"/>
           <w:kern w:val="0"/>
           <w:lang w:eastAsia="es-ES"/>
-          <w14:ligatures w14:val="none"/>
-        </w:rPr>
-      </w:pPr>
-    </w:p>
-    <w:p>
+          <ns2:ligatures ns2:val="none"/>
+        </w:rPr>
+      </w:pPr>
+    </w:p>
+    <w:p ns2:paraId="08973624" ns2:textId="77777777">
       <w:pPr>
         <w:pStyle w:val="Prrafodelista"/>
         <w:numPr>
@@ -1542,7 +1542,7 @@
           <w:color w:val="000000"/>
           <w:kern w:val="0"/>
           <w:lang w:eastAsia="es-ES"/>
-          <w14:ligatures w14:val="none"/>
+          <ns2:ligatures ns2:val="none"/>
         </w:rPr>
       </w:pPr>
       <w:r>
@@ -1551,12 +1551,12 @@
           <w:color w:val="000000"/>
           <w:kern w:val="0"/>
           <w:lang w:eastAsia="es-ES"/>
-          <w14:ligatures w14:val="none"/>
+          <ns2:ligatures ns2:val="none"/>
         </w:rPr>
         <w:t>El 4 de marzo de 2026, recibió la notificación del Expediente US0-26-027864, generado con relación a la atención médica e internamiento ocurrido en Francia.</w:t>
       </w:r>
     </w:p>
-    <w:p>
+    <w:p ns2:paraId="2C04BF52" ns2:textId="77777777">
       <w:pPr>
         <w:pStyle w:val="Prrafodelista"/>
         <w:spacing w:after="0" w:line="240" w:lineRule="auto"/>
@@ -1567,11 +1567,11 @@
           <w:color w:val="000000"/>
           <w:kern w:val="0"/>
           <w:lang w:eastAsia="es-ES"/>
-          <w14:ligatures w14:val="none"/>
-        </w:rPr>
-      </w:pPr>
-    </w:p>
-    <w:p>
+          <ns2:ligatures ns2:val="none"/>
+        </w:rPr>
+      </w:pPr>
+    </w:p>
+    <w:p ns2:paraId="4D2C8820" ns2:textId="2A9C8BA9">
       <w:pPr>
         <w:pStyle w:val="Prrafodelista"/>
         <w:numPr>
@@ -1589,7 +1589,7 @@
           <w:color w:val="000000"/>
           <w:kern w:val="0"/>
           <w:lang w:eastAsia="es-ES"/>
-          <w14:ligatures w14:val="none"/>
+          <ns2:ligatures ns2:val="none"/>
         </w:rPr>
       </w:pPr>
       <w:r>
@@ -1598,7 +1598,7 @@
           <w:color w:val="000000"/>
           <w:kern w:val="0"/>
           <w:lang w:eastAsia="es-ES"/>
-          <w14:ligatures w14:val="none"/>
+          <ns2:ligatures ns2:val="none"/>
         </w:rPr>
         <w:lastRenderedPageBreak/>
         <w:t xml:space="preserve">Luego de la apertura del Expediente US0-26-027864, Assist Card solicitó diversa documentación para la evaluación de la cobertura. En atención a dicho requerimiento, remitió la totalidad de la documentación solicitada, incluyendo documentos de identidad, constancias de viaje, pasajes aéreos adquiridos mediante la </w:t>
@@ -1609,7 +1609,7 @@
           <w:color w:val="000000"/>
           <w:kern w:val="0"/>
           <w:lang w:eastAsia="es-ES"/>
-          <w14:ligatures w14:val="none"/>
+          <ns2:ligatures ns2:val="none"/>
         </w:rPr>
         <w:t>Tarjeta de Crédito</w:t>
       </w:r>
@@ -1619,12 +1619,12 @@
           <w:color w:val="000000"/>
           <w:kern w:val="0"/>
           <w:lang w:eastAsia="es-ES"/>
-          <w14:ligatures w14:val="none"/>
+          <ns2:ligatures ns2:val="none"/>
         </w:rPr>
         <w:t>, estados de cuenta, informes médicos, historias clínicas, documentos hospitalarios y demás documentación vinculada con la atención médica recibida. No obstante, Assist Card continuó formulando requerimientos reiterativos y sucesivos de información, sin emitir una decisión definitiva respecto de la cobertura solicitada.</w:t>
       </w:r>
     </w:p>
-    <w:p>
+    <w:p ns2:paraId="65E2E8CC" ns2:textId="77777777">
       <w:pPr>
         <w:spacing w:after="0" w:line="240" w:lineRule="auto"/>
         <w:jc w:val="both"/>
@@ -1633,11 +1633,11 @@
           <w:color w:val="000000"/>
           <w:kern w:val="0"/>
           <w:lang w:eastAsia="es-ES"/>
-          <w14:ligatures w14:val="none"/>
-        </w:rPr>
-      </w:pPr>
-    </w:p>
-    <w:p>
+          <ns2:ligatures ns2:val="none"/>
+        </w:rPr>
+      </w:pPr>
+    </w:p>
+    <w:p ns2:paraId="4D09D285" ns2:textId="09B534BA">
       <w:pPr>
         <w:pStyle w:val="Prrafodelista"/>
         <w:numPr>
@@ -1655,7 +1655,7 @@
           <w:color w:val="000000"/>
           <w:kern w:val="0"/>
           <w:lang w:eastAsia="es-ES"/>
-          <w14:ligatures w14:val="none"/>
+          <ns2:ligatures ns2:val="none"/>
         </w:rPr>
       </w:pPr>
       <w:r>
@@ -1664,7 +1664,7 @@
           <w:color w:val="000000"/>
           <w:kern w:val="0"/>
           <w:lang w:eastAsia="es-ES"/>
-          <w14:ligatures w14:val="none"/>
+          <ns2:ligatures ns2:val="none"/>
         </w:rPr>
         <w:t xml:space="preserve">Además, </w:t>
       </w:r>
@@ -1674,12 +1674,12 @@
           <w:color w:val="000000"/>
           <w:kern w:val="0"/>
           <w:lang w:eastAsia="es-ES"/>
-          <w14:ligatures w14:val="none"/>
+          <ns2:ligatures ns2:val="none"/>
         </w:rPr>
         <w:t>Mastercard no atendió las solicitudes de cobertura del servicio de asistencia médica de emergencia internacional asociadas a la Tarjeta de Crédito Mastercard Black 553xxxxxx855, tanto en la modalidad de asistencia directa o pago directo como en la modalidad de reembolso de gastos médicos.</w:t>
       </w:r>
     </w:p>
-    <w:p>
+    <w:p ns2:paraId="214D6683" ns2:textId="77777777">
       <w:pPr>
         <w:spacing w:after="0" w:line="240" w:lineRule="auto"/>
         <w:jc w:val="both"/>
@@ -1688,11 +1688,11 @@
           <w:color w:val="000000"/>
           <w:kern w:val="0"/>
           <w:lang w:eastAsia="es-ES"/>
-          <w14:ligatures w14:val="none"/>
-        </w:rPr>
-      </w:pPr>
-    </w:p>
-    <w:p>
+          <ns2:ligatures ns2:val="none"/>
+        </w:rPr>
+      </w:pPr>
+    </w:p>
+    <w:p ns2:paraId="316269E3" ns2:textId="116C9C6C">
       <w:pPr>
         <w:pStyle w:val="Prrafodelista"/>
         <w:numPr>
@@ -1710,7 +1710,7 @@
           <w:color w:val="000000"/>
           <w:kern w:val="0"/>
           <w:lang w:eastAsia="es-ES"/>
-          <w14:ligatures w14:val="none"/>
+          <ns2:ligatures ns2:val="none"/>
         </w:rPr>
       </w:pPr>
       <w:r>
@@ -1719,7 +1719,7 @@
           <w:color w:val="000000"/>
           <w:kern w:val="0"/>
           <w:lang w:eastAsia="es-ES"/>
-          <w14:ligatures w14:val="none"/>
+          <ns2:ligatures ns2:val="none"/>
         </w:rPr>
         <w:t>Como consecuencia de la hospitalización en Francia, se generó una deuda médica aproximada de € 8 705,15, correspondiente a la atención brindada al menor. Indicó que informó oportunamente dicha obligación a los proveedores denunciados; sin embargo, estos no efectuaron el pago ni asumieron compromiso alguno con el establecimiento médico, motivo por el cual la obligación fue trasladada directamente a su cargo. Agregó que el Hospital De Bicetre</w:t>
       </w:r>
@@ -1729,7 +1729,7 @@
           <w:color w:val="000000"/>
           <w:kern w:val="0"/>
           <w:lang w:eastAsia="es-ES"/>
-          <w14:ligatures w14:val="none"/>
+          <ns2:ligatures ns2:val="none"/>
         </w:rPr>
         <w:t xml:space="preserve"> ubicado</w:t>
       </w:r>
@@ -1739,7 +1739,7 @@
           <w:color w:val="000000"/>
           <w:kern w:val="0"/>
           <w:lang w:eastAsia="es-ES"/>
-          <w14:ligatures w14:val="none"/>
+          <ns2:ligatures ns2:val="none"/>
         </w:rPr>
         <w:t xml:space="preserve"> en </w:t>
       </w:r>
@@ -1749,7 +1749,7 @@
           <w:color w:val="000000"/>
           <w:kern w:val="0"/>
           <w:lang w:eastAsia="es-ES"/>
-          <w14:ligatures w14:val="none"/>
+          <ns2:ligatures ns2:val="none"/>
         </w:rPr>
         <w:t>Paris, Francia</w:t>
       </w:r>
@@ -1759,12 +1759,12 @@
           <w:color w:val="000000"/>
           <w:kern w:val="0"/>
           <w:lang w:eastAsia="es-ES"/>
-          <w14:ligatures w14:val="none"/>
+          <ns2:ligatures ns2:val="none"/>
         </w:rPr>
         <w:t>, continuó requiriéndole el pago de dicha deuda.</w:t>
       </w:r>
     </w:p>
-    <w:p>
+    <w:p ns2:paraId="2784E915" ns2:textId="77777777">
       <w:pPr>
         <w:pStyle w:val="Prrafodelista"/>
         <w:spacing w:after="0" w:line="240" w:lineRule="auto"/>
@@ -1775,11 +1775,11 @@
           <w:color w:val="000000"/>
           <w:kern w:val="0"/>
           <w:lang w:eastAsia="es-ES"/>
-          <w14:ligatures w14:val="none"/>
-        </w:rPr>
-      </w:pPr>
-    </w:p>
-    <w:p>
+          <ns2:ligatures ns2:val="none"/>
+        </w:rPr>
+      </w:pPr>
+    </w:p>
+    <w:p ns2:paraId="30EE8646" ns2:textId="34277AA6">
       <w:pPr>
         <w:pStyle w:val="Prrafodelista"/>
         <w:numPr>
@@ -1797,7 +1797,7 @@
           <w:color w:val="000000"/>
           <w:kern w:val="0"/>
           <w:lang w:eastAsia="es-ES"/>
-          <w14:ligatures w14:val="none"/>
+          <ns2:ligatures ns2:val="none"/>
         </w:rPr>
       </w:pPr>
       <w:r>
@@ -1806,7 +1806,7 @@
           <w:color w:val="000000"/>
           <w:kern w:val="0"/>
           <w:lang w:eastAsia="es-ES"/>
-          <w14:ligatures w14:val="none"/>
+          <ns2:ligatures ns2:val="none"/>
         </w:rPr>
         <w:t>Asismismo</w:t>
       </w:r>
@@ -1816,7 +1816,7 @@
           <w:color w:val="000000"/>
           <w:kern w:val="0"/>
           <w:lang w:eastAsia="es-ES"/>
-          <w14:ligatures w14:val="none"/>
+          <ns2:ligatures ns2:val="none"/>
         </w:rPr>
         <w:t xml:space="preserve">, señaló que el </w:t>
       </w:r>
@@ -1826,7 +1826,7 @@
           <w:color w:val="000000"/>
           <w:kern w:val="0"/>
           <w:lang w:eastAsia="es-ES"/>
-          <w14:ligatures w14:val="none"/>
+          <ns2:ligatures ns2:val="none"/>
         </w:rPr>
         <w:t xml:space="preserve">Hospital Universitario </w:t>
       </w:r>
@@ -1836,7 +1836,7 @@
           <w:color w:val="000000"/>
           <w:kern w:val="0"/>
           <w:lang w:eastAsia="es-ES"/>
-          <w14:ligatures w14:val="none"/>
+          <ns2:ligatures ns2:val="none"/>
         </w:rPr>
         <w:t xml:space="preserve">continuó efectuando comunicaciones relacionadas con la facturación pendiente derivada de la atención brindada al </w:t>
       </w:r>
@@ -1846,7 +1846,7 @@
           <w:color w:val="000000"/>
           <w:kern w:val="0"/>
           <w:lang w:eastAsia="es-ES"/>
-          <w14:ligatures w14:val="none"/>
+          <ns2:ligatures ns2:val="none"/>
         </w:rPr>
         <w:t xml:space="preserve">su </w:t>
       </w:r>
@@ -1856,7 +1856,7 @@
           <w:color w:val="000000"/>
           <w:kern w:val="0"/>
           <w:lang w:eastAsia="es-ES"/>
-          <w14:ligatures w14:val="none"/>
+          <ns2:ligatures ns2:val="none"/>
         </w:rPr>
         <w:t>menor</w:t>
       </w:r>
@@ -1866,7 +1866,7 @@
           <w:color w:val="000000"/>
           <w:kern w:val="0"/>
           <w:lang w:eastAsia="es-ES"/>
-          <w14:ligatures w14:val="none"/>
+          <ns2:ligatures ns2:val="none"/>
         </w:rPr>
         <w:t xml:space="preserve"> hijo, </w:t>
       </w:r>
@@ -1876,7 +1876,7 @@
           <w:color w:val="000000"/>
           <w:kern w:val="0"/>
           <w:lang w:eastAsia="es-ES"/>
-          <w14:ligatures w14:val="none"/>
+          <ns2:ligatures ns2:val="none"/>
         </w:rPr>
         <w:t>indicando que la deuda permanecía pendiente de garantía (GOP) NHC 8017474, sin que los</w:t>
       </w:r>
@@ -1886,7 +1886,7 @@
           <w:color w:val="000000"/>
           <w:kern w:val="0"/>
           <w:lang w:eastAsia="es-ES"/>
-          <w14:ligatures w14:val="none"/>
+          <ns2:ligatures ns2:val="none"/>
         </w:rPr>
         <w:t xml:space="preserve"> </w:t>
       </w:r>
@@ -1896,7 +1896,7 @@
           <w:color w:val="000000"/>
           <w:kern w:val="0"/>
           <w:lang w:eastAsia="es-ES"/>
-          <w14:ligatures w14:val="none"/>
+          <ns2:ligatures ns2:val="none"/>
         </w:rPr>
         <w:t>proveedores denunciados asumieran la cobertura solicitada ni emitieran un pronunciamiento sobre dicha atención.</w:t>
       </w:r>
@@ -1906,12 +1906,12 @@
           <w:color w:val="000000"/>
           <w:kern w:val="0"/>
           <w:lang w:eastAsia="es-ES"/>
-          <w14:ligatures w14:val="none"/>
+          <ns2:ligatures ns2:val="none"/>
         </w:rPr>
         <w:t xml:space="preserve"> </w:t>
       </w:r>
     </w:p>
-    <w:p>
+    <w:p ns2:paraId="49A1F562" ns2:textId="77777777">
       <w:pPr>
         <w:pStyle w:val="Prrafodelista"/>
         <w:spacing w:after="0" w:line="240" w:lineRule="auto"/>
@@ -1922,11 +1922,11 @@
           <w:color w:val="000000"/>
           <w:kern w:val="0"/>
           <w:lang w:eastAsia="es-ES"/>
-          <w14:ligatures w14:val="none"/>
-        </w:rPr>
-      </w:pPr>
-    </w:p>
-    <w:p>
+          <ns2:ligatures ns2:val="none"/>
+        </w:rPr>
+      </w:pPr>
+    </w:p>
+    <w:p ns2:paraId="735C52AE" ns2:textId="43923D2F">
       <w:pPr>
         <w:pStyle w:val="Prrafodelista"/>
         <w:numPr>
@@ -1944,7 +1944,7 @@
           <w:color w:val="000000"/>
           <w:kern w:val="0"/>
           <w:lang w:eastAsia="es-ES"/>
-          <w14:ligatures w14:val="none"/>
+          <ns2:ligatures ns2:val="none"/>
         </w:rPr>
       </w:pPr>
       <w:r>
@@ -1953,7 +1953,7 @@
           <w:color w:val="000000"/>
           <w:kern w:val="0"/>
           <w:lang w:eastAsia="es-ES"/>
-          <w14:ligatures w14:val="none"/>
+          <ns2:ligatures ns2:val="none"/>
         </w:rPr>
         <w:t>Hasta la fecha,</w:t>
       </w:r>
@@ -1963,12 +1963,12 @@
           <w:color w:val="000000"/>
           <w:kern w:val="0"/>
           <w:lang w:eastAsia="es-ES"/>
-          <w14:ligatures w14:val="none"/>
+          <ns2:ligatures ns2:val="none"/>
         </w:rPr>
         <w:t xml:space="preserve"> los proveedores denunciados no emitieron una decisión definitiva respecto de las solicitudes de cobertura del servicio de asistencia médica internacional derivadas de las atenciones médicas ocurridas en España y Francia, pese a haber tomado conocimiento de dichas contingencias y de las obligaciones económicas generadas.</w:t>
       </w:r>
     </w:p>
-    <w:p>
+    <w:p ns2:paraId="76630485" ns2:textId="77777777">
       <w:pPr>
         <w:tabs>
           <w:tab w:val="left" w:pos="1134"/>
@@ -1980,11 +1980,11 @@
           <w:color w:val="000000"/>
           <w:kern w:val="0"/>
           <w:lang w:eastAsia="es-ES"/>
-          <w14:ligatures w14:val="none"/>
-        </w:rPr>
-      </w:pPr>
-    </w:p>
-    <w:p>
+          <ns2:ligatures ns2:val="none"/>
+        </w:rPr>
+      </w:pPr>
+    </w:p>
+    <w:p ns2:paraId="4FB15987" ns2:textId="652EC394">
       <w:pPr>
         <w:numPr>
           <w:ilvl w:val="1"/>
@@ -2002,16 +2002,16 @@
           <w:color w:val="000000"/>
           <w:kern w:val="0"/>
           <w:lang w:val="es-ES" w:eastAsia="es-ES"/>
-          <w14:ligatures w14:val="none"/>
-        </w:rPr>
-      </w:pPr>
-      <w:r>
-        <w:rPr>
-          <w:rFonts w:ascii="Arial Narrow" w:eastAsia="Times New Roman" w:hAnsi="Arial Narrow" w:cs="Arial"/>
-          <w:color w:val="000000"/>
-          <w:kern w:val="0"/>
-          <w:lang w:val="es-ES" w:eastAsia="es-ES"/>
-          <w14:ligatures w14:val="none"/>
+          <ns2:ligatures ns2:val="none"/>
+        </w:rPr>
+      </w:pPr>
+      <w:r>
+        <w:rPr>
+          <w:rFonts w:ascii="Arial Narrow" w:eastAsia="Times New Roman" w:hAnsi="Arial Narrow" w:cs="Arial"/>
+          <w:color w:val="000000"/>
+          <w:kern w:val="0"/>
+          <w:lang w:val="es-ES" w:eastAsia="es-ES"/>
+          <ns2:ligatures ns2:val="none"/>
         </w:rPr>
         <w:t xml:space="preserve">El señor [APELLIDO] solicitó, en calidad de medida correctiva, que los proveedores denunciados cumplan con otorgar: (i) el reconocimiento integral de la cobertura de asistencia médica internacional activada durante el viaje internacional en febrero de 2026; (ii) el reembolso integro de los gastos médicos generados en Francia cuya suma asciende a € 8 705,15; (iii) el costo de los gastos médicos pendientes derivados de las atenciones brindadas en España, que forman parte de la cobertura activada; (iv) los intereses, gastos de cobranza, penalidades, costos administrativos o cualquier consecuencia económica derivada en virtud de los hechos materia de denuncia; y, (v) el reembolso directamente al denunciante mediante depósito en la cuenta bancaria que será acreditada oportunamente. Asimismo, no requirió de manera expresa el reembolso de costos y costas del presente procedimiento.</w:t>
       </w:r>
@@ -2019,7 +2019,7 @@
         <w:rPr>
           <w:rFonts w:ascii="Arial Narrow" w:eastAsia="Calibri" w:hAnsi="Arial Narrow" w:cs="Arial"/>
           <w:kern w:val="0"/>
-          <w14:ligatures w14:val="none"/>
+          <ns2:ligatures ns2:val="none"/>
         </w:rPr>
         <w:t xml:space="preserve"/>
       </w:r>
@@ -2027,7 +2027,7 @@
         <w:rPr>
           <w:rFonts w:ascii="Arial Narrow" w:eastAsia="Calibri" w:hAnsi="Arial Narrow" w:cs="Arial"/>
           <w:kern w:val="0"/>
-          <w14:ligatures w14:val="none"/>
+          <ns2:ligatures ns2:val="none"/>
         </w:rPr>
         <w:t xml:space="preserve"/>
       </w:r>
@@ -2037,7 +2037,7 @@
           <w:color w:val="000000"/>
           <w:kern w:val="0"/>
           <w:lang w:val="es-ES" w:eastAsia="es-ES"/>
-          <w14:ligatures w14:val="none"/>
+          <ns2:ligatures ns2:val="none"/>
         </w:rPr>
         <w:t xml:space="preserve"/>
       </w:r>
@@ -2048,7 +2048,7 @@
           <w:color w:val="000000"/>
           <w:kern w:val="0"/>
           <w:lang w:val="es-ES" w:eastAsia="es-ES"/>
-          <w14:ligatures w14:val="none"/>
+          <ns2:ligatures ns2:val="none"/>
         </w:rPr>
         <w:t xml:space="preserve"/>
       </w:r>
@@ -2058,7 +2058,7 @@
           <w:color w:val="000000"/>
           <w:kern w:val="0"/>
           <w:lang w:val="es-ES" w:eastAsia="es-ES"/>
-          <w14:ligatures w14:val="none"/>
+          <ns2:ligatures ns2:val="none"/>
         </w:rPr>
         <w:t/>
       </w:r>
@@ -2068,7 +2068,7 @@
           <w:color w:val="000000"/>
           <w:kern w:val="0"/>
           <w:lang w:val="es-ES" w:eastAsia="es-ES"/>
-          <w14:ligatures w14:val="none"/>
+          <ns2:ligatures ns2:val="none"/>
         </w:rPr>
         <w:t/>
       </w:r>
@@ -2078,7 +2078,7 @@
           <w:color w:val="000000"/>
           <w:kern w:val="0"/>
           <w:lang w:val="es-ES" w:eastAsia="es-ES"/>
-          <w14:ligatures w14:val="none"/>
+          <ns2:ligatures ns2:val="none"/>
         </w:rPr>
         <w:t xml:space="preserve"/>
       </w:r>
@@ -2088,7 +2088,7 @@
           <w:color w:val="000000"/>
           <w:kern w:val="0"/>
           <w:lang w:val="es-ES" w:eastAsia="es-ES"/>
-          <w14:ligatures w14:val="none"/>
+          <ns2:ligatures ns2:val="none"/>
         </w:rPr>
         <w:t xml:space="preserve"/>
       </w:r>
@@ -2098,7 +2098,7 @@
           <w:color w:val="000000"/>
           <w:kern w:val="0"/>
           <w:lang w:val="es-ES" w:eastAsia="es-ES"/>
-          <w14:ligatures w14:val="none"/>
+          <ns2:ligatures ns2:val="none"/>
         </w:rPr>
         <w:t/>
       </w:r>
@@ -2108,7 +2108,7 @@
           <w:color w:val="000000"/>
           <w:kern w:val="0"/>
           <w:lang w:val="es-ES" w:eastAsia="es-ES"/>
-          <w14:ligatures w14:val="none"/>
+          <ns2:ligatures ns2:val="none"/>
         </w:rPr>
         <w:t xml:space="preserve"/>
       </w:r>
@@ -2118,7 +2118,7 @@
           <w:color w:val="000000"/>
           <w:kern w:val="0"/>
           <w:lang w:val="es-ES" w:eastAsia="es-ES"/>
-          <w14:ligatures w14:val="none"/>
+          <ns2:ligatures ns2:val="none"/>
         </w:rPr>
         <w:t/>
       </w:r>
@@ -2128,7 +2128,7 @@
           <w:color w:val="000000"/>
           <w:kern w:val="0"/>
           <w:lang w:val="es-ES" w:eastAsia="es-ES"/>
-          <w14:ligatures w14:val="none"/>
+          <ns2:ligatures ns2:val="none"/>
         </w:rPr>
         <w:t xml:space="preserve"/>
       </w:r>
@@ -2138,7 +2138,7 @@
           <w:color w:val="000000"/>
           <w:kern w:val="0"/>
           <w:lang w:val="es-ES" w:eastAsia="es-ES"/>
-          <w14:ligatures w14:val="none"/>
+          <ns2:ligatures ns2:val="none"/>
         </w:rPr>
         <w:t xml:space="preserve"/>
       </w:r>
@@ -2148,7 +2148,7 @@
           <w:color w:val="000000"/>
           <w:kern w:val="0"/>
           <w:lang w:val="es-ES" w:eastAsia="es-ES"/>
-          <w14:ligatures w14:val="none"/>
+          <ns2:ligatures ns2:val="none"/>
         </w:rPr>
         <w:t xml:space="preserve"/>
       </w:r>
@@ -2158,7 +2158,7 @@
           <w:color w:val="000000"/>
           <w:kern w:val="0"/>
           <w:lang w:val="es-ES" w:eastAsia="es-ES"/>
-          <w14:ligatures w14:val="none"/>
+          <ns2:ligatures ns2:val="none"/>
         </w:rPr>
         <w:t xml:space="preserve"/>
       </w:r>
@@ -2168,7 +2168,7 @@
           <w:color w:val="000000"/>
           <w:kern w:val="0"/>
           <w:lang w:val="es-ES" w:eastAsia="es-ES"/>
-          <w14:ligatures w14:val="none"/>
+          <ns2:ligatures ns2:val="none"/>
         </w:rPr>
         <w:t/>
       </w:r>
@@ -2178,7 +2178,7 @@
           <w:color w:val="000000"/>
           <w:kern w:val="0"/>
           <w:lang w:val="es-ES" w:eastAsia="es-ES"/>
-          <w14:ligatures w14:val="none"/>
+          <ns2:ligatures ns2:val="none"/>
         </w:rPr>
         <w:t xml:space="preserve"/>
       </w:r>
@@ -2188,7 +2188,7 @@
           <w:color w:val="000000"/>
           <w:kern w:val="0"/>
           <w:lang w:val="es-ES" w:eastAsia="es-ES"/>
-          <w14:ligatures w14:val="none"/>
+          <ns2:ligatures ns2:val="none"/>
         </w:rPr>
         <w:t/>
       </w:r>
@@ -2198,7 +2198,7 @@
           <w:color w:val="000000"/>
           <w:kern w:val="0"/>
           <w:lang w:val="es-ES" w:eastAsia="es-ES"/>
-          <w14:ligatures w14:val="none"/>
+          <ns2:ligatures ns2:val="none"/>
         </w:rPr>
         <w:t xml:space="preserve"/>
       </w:r>
@@ -2208,7 +2208,7 @@
           <w:color w:val="000000"/>
           <w:kern w:val="0"/>
           <w:lang w:val="es-ES" w:eastAsia="es-ES"/>
-          <w14:ligatures w14:val="none"/>
+          <ns2:ligatures ns2:val="none"/>
         </w:rPr>
         <w:t/>
       </w:r>
@@ -2218,7 +2218,7 @@
           <w:color w:val="000000"/>
           <w:kern w:val="0"/>
           <w:lang w:val="es-ES" w:eastAsia="es-ES"/>
-          <w14:ligatures w14:val="none"/>
+          <ns2:ligatures ns2:val="none"/>
         </w:rPr>
         <w:t xml:space="preserve"/>
       </w:r>
@@ -2228,7 +2228,7 @@
           <w:color w:val="000000"/>
           <w:kern w:val="0"/>
           <w:lang w:val="es-ES" w:eastAsia="es-ES"/>
-          <w14:ligatures w14:val="none"/>
+          <ns2:ligatures ns2:val="none"/>
         </w:rPr>
         <w:t/>
       </w:r>
@@ -2238,7 +2238,7 @@
           <w:color w:val="000000"/>
           <w:kern w:val="0"/>
           <w:lang w:val="es-ES" w:eastAsia="es-ES"/>
-          <w14:ligatures w14:val="none"/>
+          <ns2:ligatures ns2:val="none"/>
         </w:rPr>
         <w:t/>
       </w:r>
@@ -2248,7 +2248,7 @@
           <w:color w:val="000000"/>
           <w:kern w:val="0"/>
           <w:lang w:val="es-ES" w:eastAsia="es-ES"/>
-          <w14:ligatures w14:val="none"/>
+          <ns2:ligatures ns2:val="none"/>
         </w:rPr>
         <w:t/>
       </w:r>
@@ -2258,7 +2258,7 @@
           <w:color w:val="000000"/>
           <w:kern w:val="0"/>
           <w:lang w:val="es-ES" w:eastAsia="es-ES"/>
-          <w14:ligatures w14:val="none"/>
+          <ns2:ligatures ns2:val="none"/>
         </w:rPr>
         <w:t xml:space="preserve"/>
       </w:r>
@@ -2268,7 +2268,7 @@
           <w:color w:val="000000"/>
           <w:kern w:val="0"/>
           <w:lang w:val="es-ES" w:eastAsia="es-ES"/>
-          <w14:ligatures w14:val="none"/>
+          <ns2:ligatures ns2:val="none"/>
         </w:rPr>
         <w:t xml:space="preserve"/>
       </w:r>
@@ -2278,7 +2278,7 @@
           <w:color w:val="000000"/>
           <w:kern w:val="0"/>
           <w:lang w:val="es-ES" w:eastAsia="es-ES"/>
-          <w14:ligatures w14:val="none"/>
+          <ns2:ligatures ns2:val="none"/>
         </w:rPr>
         <w:t/>
       </w:r>
@@ -2288,7 +2288,7 @@
           <w:color w:val="000000"/>
           <w:kern w:val="0"/>
           <w:lang w:val="es-ES" w:eastAsia="es-ES"/>
-          <w14:ligatures w14:val="none"/>
+          <ns2:ligatures ns2:val="none"/>
         </w:rPr>
         <w:t/>
       </w:r>
@@ -2298,7 +2298,7 @@
           <w:color w:val="000000"/>
           <w:kern w:val="0"/>
           <w:lang w:val="es-ES" w:eastAsia="es-ES"/>
-          <w14:ligatures w14:val="none"/>
+          <ns2:ligatures ns2:val="none"/>
         </w:rPr>
         <w:t/>
       </w:r>
@@ -2308,7 +2308,7 @@
           <w:color w:val="000000"/>
           <w:kern w:val="0"/>
           <w:lang w:val="es-ES" w:eastAsia="es-ES"/>
-          <w14:ligatures w14:val="none"/>
+          <ns2:ligatures ns2:val="none"/>
         </w:rPr>
         <w:t xml:space="preserve"/>
       </w:r>
@@ -2318,7 +2318,7 @@
           <w:color w:val="000000"/>
           <w:kern w:val="0"/>
           <w:lang w:val="es-ES" w:eastAsia="es-ES"/>
-          <w14:ligatures w14:val="none"/>
+          <ns2:ligatures ns2:val="none"/>
         </w:rPr>
         <w:t/>
       </w:r>
@@ -2328,7 +2328,7 @@
           <w:color w:val="000000"/>
           <w:kern w:val="0"/>
           <w:lang w:val="es-ES" w:eastAsia="es-ES"/>
-          <w14:ligatures w14:val="none"/>
+          <ns2:ligatures ns2:val="none"/>
         </w:rPr>
         <w:t xml:space="preserve"/>
       </w:r>
@@ -2338,7 +2338,7 @@
           <w:color w:val="000000"/>
           <w:kern w:val="0"/>
           <w:lang w:val="es-ES" w:eastAsia="es-ES"/>
-          <w14:ligatures w14:val="none"/>
+          <ns2:ligatures ns2:val="none"/>
         </w:rPr>
         <w:t/>
       </w:r>
@@ -2348,7 +2348,7 @@
           <w:color w:val="000000"/>
           <w:kern w:val="0"/>
           <w:lang w:val="es-ES" w:eastAsia="es-ES"/>
-          <w14:ligatures w14:val="none"/>
+          <ns2:ligatures ns2:val="none"/>
         </w:rPr>
         <w:t xml:space="preserve"/>
       </w:r>
@@ -2358,7 +2358,7 @@
           <w:color w:val="000000"/>
           <w:kern w:val="0"/>
           <w:lang w:val="es-ES" w:eastAsia="es-ES"/>
-          <w14:ligatures w14:val="none"/>
+          <ns2:ligatures ns2:val="none"/>
         </w:rPr>
         <w:t xml:space="preserve"/>
       </w:r>
@@ -2368,7 +2368,7 @@
           <w:color w:val="000000"/>
           <w:kern w:val="0"/>
           <w:lang w:val="es-ES" w:eastAsia="es-ES"/>
-          <w14:ligatures w14:val="none"/>
+          <ns2:ligatures ns2:val="none"/>
         </w:rPr>
         <w:t xml:space="preserve"/>
       </w:r>
@@ -2378,7 +2378,7 @@
           <w:color w:val="000000"/>
           <w:kern w:val="0"/>
           <w:lang w:val="es-ES" w:eastAsia="es-ES"/>
-          <w14:ligatures w14:val="none"/>
+          <ns2:ligatures ns2:val="none"/>
         </w:rPr>
         <w:t xml:space="preserve"/>
       </w:r>
@@ -2388,7 +2388,7 @@
           <w:color w:val="000000"/>
           <w:kern w:val="0"/>
           <w:lang w:val="es-ES" w:eastAsia="es-ES"/>
-          <w14:ligatures w14:val="none"/>
+          <ns2:ligatures ns2:val="none"/>
         </w:rPr>
         <w:t xml:space="preserve"/>
       </w:r>
@@ -2398,13 +2398,13 @@
           <w:color w:val="000000"/>
           <w:kern w:val="0"/>
           <w:lang w:val="es-ES" w:eastAsia="es-ES"/>
-          <w14:ligatures w14:val="none"/>
+          <ns2:ligatures ns2:val="none"/>
         </w:rPr>
         <w:t/>
       </w:r>
     </w:p>
     <w:bookmarkEnd w:id="1"/>
-    <w:p>
+    <w:p ns2:paraId="61C46995" ns2:textId="77777777">
       <w:pPr>
         <w:spacing w:after="0" w:line="240" w:lineRule="auto"/>
         <w:contextualSpacing/>
@@ -2415,11 +2415,11 @@
           <w:color w:val="000000"/>
           <w:kern w:val="0"/>
           <w:lang w:eastAsia="es-PE"/>
-          <w14:ligatures w14:val="none"/>
-        </w:rPr>
-      </w:pPr>
-    </w:p>
-    <w:p>
+          <ns2:ligatures ns2:val="none"/>
+        </w:rPr>
+      </w:pPr>
+    </w:p>
+    <w:p ns2:paraId="6E41CE7C" ns2:textId="77777777">
       <w:pPr>
         <w:spacing w:after="0" w:line="240" w:lineRule="auto"/>
         <w:contextualSpacing/>
@@ -2430,11 +2430,11 @@
           <w:color w:val="000000"/>
           <w:kern w:val="0"/>
           <w:lang w:eastAsia="es-PE"/>
-          <w14:ligatures w14:val="none"/>
-        </w:rPr>
-      </w:pPr>
-    </w:p>
-    <w:p>
+          <ns2:ligatures ns2:val="none"/>
+        </w:rPr>
+      </w:pPr>
+    </w:p>
+    <w:p ns2:paraId="7E9C45ED" ns2:textId="77777777">
       <w:pPr>
         <w:spacing w:after="0" w:line="240" w:lineRule="auto"/>
         <w:contextualSpacing/>
@@ -2445,11 +2445,11 @@
           <w:color w:val="000000"/>
           <w:kern w:val="0"/>
           <w:lang w:eastAsia="es-PE"/>
-          <w14:ligatures w14:val="none"/>
-        </w:rPr>
-      </w:pPr>
-    </w:p>
-    <w:p>
+          <ns2:ligatures ns2:val="none"/>
+        </w:rPr>
+      </w:pPr>
+    </w:p>
+    <w:p ns2:paraId="6ECEA0EE" ns2:textId="77777777">
       <w:pPr>
         <w:spacing w:after="0" w:line="240" w:lineRule="auto"/>
         <w:contextualSpacing/>
@@ -2460,11 +2460,11 @@
           <w:color w:val="000000"/>
           <w:kern w:val="0"/>
           <w:lang w:eastAsia="es-PE"/>
-          <w14:ligatures w14:val="none"/>
-        </w:rPr>
-      </w:pPr>
-    </w:p>
-    <w:p>
+          <ns2:ligatures ns2:val="none"/>
+        </w:rPr>
+      </w:pPr>
+    </w:p>
+    <w:p ns2:paraId="1D18FF5F" ns2:textId="77777777">
       <w:pPr>
         <w:spacing w:after="0" w:line="240" w:lineRule="auto"/>
         <w:contextualSpacing/>
@@ -2475,11 +2475,11 @@
           <w:color w:val="000000"/>
           <w:kern w:val="0"/>
           <w:lang w:eastAsia="es-PE"/>
-          <w14:ligatures w14:val="none"/>
-        </w:rPr>
-      </w:pPr>
-    </w:p>
-    <w:p>
+          <ns2:ligatures ns2:val="none"/>
+        </w:rPr>
+      </w:pPr>
+    </w:p>
+    <w:p ns2:paraId="056C36A4" ns2:textId="77777777">
       <w:pPr>
         <w:spacing w:after="0" w:line="240" w:lineRule="auto"/>
         <w:contextualSpacing/>
@@ -2490,11 +2490,11 @@
           <w:color w:val="000000"/>
           <w:kern w:val="0"/>
           <w:lang w:eastAsia="es-PE"/>
-          <w14:ligatures w14:val="none"/>
-        </w:rPr>
-      </w:pPr>
-    </w:p>
-    <w:p>
+          <ns2:ligatures ns2:val="none"/>
+        </w:rPr>
+      </w:pPr>
+    </w:p>
+    <w:p ns2:paraId="6FEF7C25" ns2:textId="77777777">
       <w:pPr>
         <w:spacing w:after="0" w:line="240" w:lineRule="auto"/>
         <w:contextualSpacing/>
@@ -2505,11 +2505,11 @@
           <w:color w:val="000000"/>
           <w:kern w:val="0"/>
           <w:lang w:eastAsia="es-PE"/>
-          <w14:ligatures w14:val="none"/>
-        </w:rPr>
-      </w:pPr>
-    </w:p>
-    <w:p>
+          <ns2:ligatures ns2:val="none"/>
+        </w:rPr>
+      </w:pPr>
+    </w:p>
+    <w:p ns2:paraId="4713554A" ns2:textId="77777777">
       <w:pPr>
         <w:pStyle w:val="Prrafodelista"/>
         <w:numPr>
@@ -2529,23 +2529,23 @@
           <w:color w:val="000000"/>
           <w:kern w:val="0"/>
           <w:lang w:eastAsia="es-PE"/>
-          <w14:ligatures w14:val="none"/>
-        </w:rPr>
-      </w:pPr>
-      <w:r>
-        <w:rPr>
-          <w:rFonts w:ascii="Arial Narrow" w:eastAsia="Arial Narrow" w:hAnsi="Arial Narrow" w:cs="Arial Narrow"/>
-          <w:b/>
-          <w:color w:val="000000"/>
-          <w:kern w:val="0"/>
-          <w:lang w:eastAsia="es-PE"/>
-          <w14:ligatures w14:val="none"/>
+          <ns2:ligatures ns2:val="none"/>
+        </w:rPr>
+      </w:pPr>
+      <w:r>
+        <w:rPr>
+          <w:rFonts w:ascii="Arial Narrow" w:eastAsia="Arial Narrow" w:hAnsi="Arial Narrow" w:cs="Arial Narrow"/>
+          <w:b/>
+          <w:color w:val="000000"/>
+          <w:kern w:val="0"/>
+          <w:lang w:eastAsia="es-PE"/>
+          <ns2:ligatures ns2:val="none"/>
         </w:rPr>
         <w:lastRenderedPageBreak/>
         <w:t>DE LA ADMISIÓN A TRÁMITE DE LA DENUNCIA</w:t>
       </w:r>
     </w:p>
-    <w:p>
+    <w:p ns2:paraId="4BBBE1C2" ns2:textId="77777777">
       <w:pPr>
         <w:spacing w:after="0" w:line="240" w:lineRule="auto"/>
         <w:ind w:left="567"/>
@@ -2557,11 +2557,11 @@
           <w:color w:val="000000"/>
           <w:kern w:val="0"/>
           <w:lang w:eastAsia="es-PE"/>
-          <w14:ligatures w14:val="none"/>
-        </w:rPr>
-      </w:pPr>
-    </w:p>
-    <w:p>
+          <ns2:ligatures ns2:val="none"/>
+        </w:rPr>
+      </w:pPr>
+    </w:p>
+    <w:p ns2:paraId="2C611C30" ns2:textId="27FAC3BE">
       <w:pPr>
         <w:pStyle w:val="Prrafodelista"/>
         <w:numPr>
@@ -2574,7 +2574,7 @@
         <w:rPr>
           <w:rFonts w:ascii="Arial Narrow" w:eastAsia="Arial Narrow" w:hAnsi="Arial Narrow" w:cs="Arial Narrow"/>
           <w:kern w:val="0"/>
-          <w14:ligatures w14:val="none"/>
+          <ns2:ligatures ns2:val="none"/>
         </w:rPr>
       </w:pPr>
       <w:bookmarkStart w:id="2" w:name="_Hlk140755208"/>
@@ -2586,7 +2586,7 @@
           <w:color w:val="000000"/>
           <w:kern w:val="0"/>
           <w:lang w:eastAsia="es-PE"/>
-          <w14:ligatures w14:val="none"/>
+          <ns2:ligatures ns2:val="none"/>
         </w:rPr>
         <w:t xml:space="preserve">La Secretaría </w:t>
       </w:r>
@@ -2599,7 +2599,7 @@
           <w:color w:val="000000"/>
           <w:kern w:val="0"/>
           <w:lang w:eastAsia="es-PE"/>
-          <w14:ligatures w14:val="none"/>
+          <ns2:ligatures ns2:val="none"/>
         </w:rPr>
         <w:t>Técnica de la Comisión de Protección al Consumidor 1 (en adelante, la Secretaría Técnica), en ejercicio de sus facultades</w:t>
       </w:r>
@@ -2609,7 +2609,7 @@
           <w:rFonts w:ascii="Arial Narrow" w:eastAsia="Arial Narrow" w:hAnsi="Arial Narrow" w:cs="Arial Narrow"/>
           <w:kern w:val="0"/>
           <w:vertAlign w:val="superscript"/>
-          <w14:ligatures w14:val="none"/>
+          <ns2:ligatures ns2:val="none"/>
         </w:rPr>
         <w:footnoteReference w:id="2"/>
       </w:r>
@@ -2619,7 +2619,7 @@
           <w:color w:val="000000"/>
           <w:kern w:val="0"/>
           <w:lang w:eastAsia="es-PE"/>
-          <w14:ligatures w14:val="none"/>
+          <ns2:ligatures ns2:val="none"/>
         </w:rPr>
         <w:t xml:space="preserve">, considera </w:t>
       </w:r>
@@ -2627,7 +2627,7 @@
         <w:rPr>
           <w:rFonts w:ascii="Arial Narrow" w:eastAsia="Arial Narrow" w:hAnsi="Arial Narrow" w:cs="Arial Narrow"/>
           <w:kern w:val="0"/>
-          <w14:ligatures w14:val="none"/>
+          <ns2:ligatures ns2:val="none"/>
         </w:rPr>
         <w:t xml:space="preserve">que el hecho denunciado, </w:t>
       </w:r>
@@ -2635,7 +2635,7 @@
         <w:rPr>
           <w:rFonts w:ascii="Arial Narrow" w:eastAsia="Arial Narrow" w:hAnsi="Arial Narrow" w:cs="Arial Narrow"/>
           <w:kern w:val="0"/>
-          <w14:ligatures w14:val="none"/>
+          <ns2:ligatures ns2:val="none"/>
         </w:rPr>
         <w:t>consistente</w:t>
       </w:r>
@@ -2643,7 +2643,7 @@
         <w:rPr>
           <w:rFonts w:ascii="Arial Narrow" w:eastAsia="Arial Narrow" w:hAnsi="Arial Narrow" w:cs="Arial Narrow"/>
           <w:kern w:val="0"/>
-          <w14:ligatures w14:val="none"/>
+          <ns2:ligatures ns2:val="none"/>
         </w:rPr>
         <w:t xml:space="preserve"> en que </w:t>
       </w:r>
@@ -2654,7 +2654,7 @@
           <w:kern w:val="0"/>
           <w:shd w:val="clear" w:color="auto" w:fill="FFFFFF"/>
           <w:lang w:eastAsia="es-PE"/>
-          <w14:ligatures w14:val="none"/>
+          <ns2:ligatures ns2:val="none"/>
         </w:rPr>
         <w:t>el Banco BBVA Perú S.A. no habría cumplido con brindar una solución efectiva en la atención de la solicitud de cobertura del servicio de asistencia médica de emergencia internacional asociado a la Tarjeta de Crédito Mastercard Black 553xxxxxx855, en la modalidad de asistencia directa o pago directo, indicando que el servicio debe ser atendido por Mastercard Perú Inc-Sucursal del Perú</w:t>
       </w:r>
@@ -2662,7 +2662,7 @@
         <w:rPr>
           <w:rFonts w:ascii="Arial Narrow" w:eastAsia="Arial Narrow" w:hAnsi="Arial Narrow" w:cs="Arial Narrow"/>
           <w:kern w:val="0"/>
-          <w14:ligatures w14:val="none"/>
+          <ns2:ligatures ns2:val="none"/>
         </w:rPr>
         <w:t xml:space="preserve">; involucraría una presunta afectación a sus expectativas, quien no habría encontrado una </w:t>
       </w:r>
@@ -2670,7 +2670,7 @@
         <w:rPr>
           <w:rFonts w:ascii="Arial Narrow" w:eastAsia="Arial Narrow" w:hAnsi="Arial Narrow" w:cs="Arial Narrow"/>
           <w:kern w:val="0"/>
-          <w14:ligatures w14:val="none"/>
+          <ns2:ligatures ns2:val="none"/>
         </w:rPr>
         <w:t>correspondencia entre lo que esperaba recibir de parte del proveedor y lo que realmente recibió. Por consiguiente, corresponde calificar el hecho materia de denuncia como una presunta infracción al deber de idoneidad, tipificado en los artículos 18 y 19 del Código</w:t>
       </w:r>
@@ -2681,7 +2681,7 @@
           <w:rFonts w:ascii="Arial Narrow" w:eastAsia="Arial Narrow" w:hAnsi="Arial Narrow" w:cs="Arial"/>
           <w:kern w:val="0"/>
           <w:vertAlign w:val="superscript"/>
-          <w14:ligatures w14:val="none"/>
+          <ns2:ligatures ns2:val="none"/>
         </w:rPr>
         <w:footnoteReference w:id="3"/>
       </w:r>
@@ -2689,13 +2689,13 @@
         <w:rPr>
           <w:rFonts w:ascii="Arial Narrow" w:eastAsia="Arial Narrow" w:hAnsi="Arial Narrow" w:cs="Arial Narrow"/>
           <w:kern w:val="0"/>
-          <w14:ligatures w14:val="none"/>
+          <ns2:ligatures ns2:val="none"/>
         </w:rPr>
         <w:t>.</w:t>
       </w:r>
       <w:bookmarkEnd w:id="5"/>
     </w:p>
-    <w:p>
+    <w:p ns2:paraId="56E707BE" ns2:textId="77777777">
       <w:pPr>
         <w:pStyle w:val="Prrafodelista"/>
         <w:spacing w:after="0" w:line="240" w:lineRule="auto"/>
@@ -2704,11 +2704,11 @@
         <w:rPr>
           <w:rFonts w:ascii="Arial Narrow" w:eastAsia="Arial Narrow" w:hAnsi="Arial Narrow" w:cs="Arial Narrow"/>
           <w:kern w:val="0"/>
-          <w14:ligatures w14:val="none"/>
-        </w:rPr>
-      </w:pPr>
-    </w:p>
-    <w:p>
+          <ns2:ligatures ns2:val="none"/>
+        </w:rPr>
+      </w:pPr>
+    </w:p>
+    <w:p ns2:paraId="5A40017F" ns2:textId="3D5211E9">
       <w:pPr>
         <w:pStyle w:val="Prrafodelista"/>
         <w:numPr>
@@ -2721,14 +2721,14 @@
         <w:rPr>
           <w:rFonts w:ascii="Arial Narrow" w:eastAsia="Arial Narrow" w:hAnsi="Arial Narrow" w:cs="Arial Narrow"/>
           <w:kern w:val="0"/>
-          <w14:ligatures w14:val="none"/>
-        </w:rPr>
-      </w:pPr>
-      <w:r>
-        <w:rPr>
-          <w:rFonts w:ascii="Arial Narrow" w:eastAsia="Arial Narrow" w:hAnsi="Arial Narrow" w:cs="Arial Narrow"/>
-          <w:kern w:val="0"/>
-          <w14:ligatures w14:val="none"/>
+          <ns2:ligatures ns2:val="none"/>
+        </w:rPr>
+      </w:pPr>
+      <w:r>
+        <w:rPr>
+          <w:rFonts w:ascii="Arial Narrow" w:eastAsia="Arial Narrow" w:hAnsi="Arial Narrow" w:cs="Arial Narrow"/>
+          <w:kern w:val="0"/>
+          <ns2:ligatures ns2:val="none"/>
         </w:rPr>
         <w:t xml:space="preserve">Asimismo, </w:t>
       </w:r>
@@ -2738,7 +2738,7 @@
           <w:color w:val="000000"/>
           <w:kern w:val="0"/>
           <w:lang w:eastAsia="es-PE"/>
-          <w14:ligatures w14:val="none"/>
+          <ns2:ligatures ns2:val="none"/>
         </w:rPr>
         <w:t xml:space="preserve">la Secretaría Técnica, en ejercicio de sus facultades, considera </w:t>
       </w:r>
@@ -2746,7 +2746,7 @@
         <w:rPr>
           <w:rFonts w:ascii="Arial Narrow" w:eastAsia="Arial Narrow" w:hAnsi="Arial Narrow" w:cs="Arial"/>
           <w:kern w:val="0"/>
-          <w14:ligatures w14:val="none"/>
+          <ns2:ligatures ns2:val="none"/>
         </w:rPr>
         <w:t xml:space="preserve">que el hecho denunciado, consistente en que </w:t>
       </w:r>
@@ -2754,7 +2754,7 @@
         <w:rPr>
           <w:rFonts w:ascii="Arial Narrow" w:eastAsia="Arial Narrow" w:hAnsi="Arial Narrow" w:cs="Arial Narrow"/>
           <w:kern w:val="0"/>
-          <w14:ligatures w14:val="none"/>
+          <ns2:ligatures ns2:val="none"/>
         </w:rPr>
         <w:t>el Banco BBVA Perú S.A. no habría cumplido con brindar una solución efectiva en la atención de a la solicitud de cobertura del servicio de asistencia médica de emergencia internacional asociado a la Tarjeta de Crédito Mastercard Black 553xxxxxx855, en la modalidad de reembolso de gastos médicos, indicando que el servicio debe ser atendido por Mastercard Perú Inc-Sucursal del Perú</w:t>
       </w:r>
@@ -2762,7 +2762,7 @@
         <w:rPr>
           <w:rFonts w:ascii="Arial Narrow" w:eastAsia="Arial Narrow" w:hAnsi="Arial Narrow" w:cs="Arial Narrow"/>
           <w:kern w:val="0"/>
-          <w14:ligatures w14:val="none"/>
+          <ns2:ligatures ns2:val="none"/>
         </w:rPr>
         <w:t>; involucraría una presunta afectación a sus expectativas, quien no habría encontrado una correspondencia entre lo que esperaba recibir de parte del proveedor y lo que realmente recibió. Por consiguiente, corresponde calificar el hecho materia de denuncia como una presunta infracción al deber de idoneidad, tipificado en los artículos 18 y 19 del Código</w:t>
       </w:r>
@@ -2770,23 +2770,23 @@
         <w:rPr>
           <w:rFonts w:ascii="Arial Narrow" w:eastAsia="Arial Narrow" w:hAnsi="Arial Narrow" w:cs="Arial"/>
           <w:kern w:val="0"/>
-          <w14:ligatures w14:val="none"/>
+          <ns2:ligatures ns2:val="none"/>
         </w:rPr>
         <w:t>.</w:t>
       </w:r>
     </w:p>
-    <w:p>
-      <w:pPr>
-        <w:spacing w:after="0" w:line="240" w:lineRule="auto"/>
-        <w:jc w:val="both"/>
-        <w:rPr>
-          <w:rFonts w:ascii="Arial Narrow" w:eastAsia="Arial Narrow" w:hAnsi="Arial Narrow" w:cs="Arial Narrow"/>
-          <w:kern w:val="0"/>
-          <w14:ligatures w14:val="none"/>
-        </w:rPr>
-      </w:pPr>
-    </w:p>
-    <w:p>
+    <w:p ns2:paraId="648654A1" ns2:textId="77777777">
+      <w:pPr>
+        <w:spacing w:after="0" w:line="240" w:lineRule="auto"/>
+        <w:jc w:val="both"/>
+        <w:rPr>
+          <w:rFonts w:ascii="Arial Narrow" w:eastAsia="Arial Narrow" w:hAnsi="Arial Narrow" w:cs="Arial Narrow"/>
+          <w:kern w:val="0"/>
+          <ns2:ligatures ns2:val="none"/>
+        </w:rPr>
+      </w:pPr>
+    </w:p>
+    <w:p ns2:paraId="1069891F" ns2:textId="723FD77F">
       <w:pPr>
         <w:pStyle w:val="Prrafodelista"/>
         <w:numPr>
@@ -2799,16 +2799,16 @@
         <w:rPr>
           <w:rFonts w:ascii="Arial Narrow" w:eastAsia="Arial Narrow" w:hAnsi="Arial Narrow" w:cs="Arial Narrow"/>
           <w:kern w:val="0"/>
-          <w14:ligatures w14:val="none"/>
-        </w:rPr>
-      </w:pPr>
-      <w:r>
-        <w:rPr>
-          <w:rFonts w:ascii="Arial Narrow" w:eastAsia="Times New Roman" w:hAnsi="Arial Narrow" w:cs="Arial"/>
-          <w:color w:val="000000"/>
-          <w:kern w:val="0"/>
-          <w:lang w:eastAsia="es-PE"/>
-          <w14:ligatures w14:val="none"/>
+          <ns2:ligatures ns2:val="none"/>
+        </w:rPr>
+      </w:pPr>
+      <w:r>
+        <w:rPr>
+          <w:rFonts w:ascii="Arial Narrow" w:eastAsia="Times New Roman" w:hAnsi="Arial Narrow" w:cs="Arial"/>
+          <w:color w:val="000000"/>
+          <w:kern w:val="0"/>
+          <w:lang w:eastAsia="es-PE"/>
+          <ns2:ligatures ns2:val="none"/>
         </w:rPr>
         <w:t xml:space="preserve">Además, la Secretaría Técnica, en ejercicio de sus facultades, considera </w:t>
       </w:r>
@@ -2816,7 +2816,7 @@
         <w:rPr>
           <w:rFonts w:ascii="Arial Narrow" w:eastAsia="Arial Narrow" w:hAnsi="Arial Narrow" w:cs="Arial"/>
           <w:kern w:val="0"/>
-          <w14:ligatures w14:val="none"/>
+          <ns2:ligatures ns2:val="none"/>
         </w:rPr>
         <w:t xml:space="preserve">que el hecho denunciado, consistente en que </w:t>
       </w:r>
@@ -2824,7 +2824,7 @@
         <w:rPr>
           <w:rFonts w:ascii="Arial Narrow" w:eastAsia="Arial Narrow" w:hAnsi="Arial Narrow" w:cs="Arial Narrow"/>
           <w:kern w:val="0"/>
-          <w14:ligatures w14:val="none"/>
+          <ns2:ligatures ns2:val="none"/>
         </w:rPr>
         <w:t xml:space="preserve">Assist Card Perú S.A.C. no habría cumplido con atender adecuadamente la </w:t>
       </w:r>
@@ -2832,7 +2832,7 @@
         <w:rPr>
           <w:rFonts w:ascii="Arial Narrow" w:eastAsia="Arial Narrow" w:hAnsi="Arial Narrow" w:cs="Arial Narrow"/>
           <w:kern w:val="0"/>
-          <w14:ligatures w14:val="none"/>
+          <ns2:ligatures ns2:val="none"/>
         </w:rPr>
         <w:lastRenderedPageBreak/>
         <w:t>solicitud de cobertura del servicio de asistencia médica de emergencia internacional asociado a la Tarjeta de Crédito Mastercard Black 553xxxxxx855, en la modalidad de asistencia directa o pago directo</w:t>
@@ -2841,7 +2841,7 @@
         <w:rPr>
           <w:rFonts w:ascii="Arial Narrow" w:eastAsia="Arial Narrow" w:hAnsi="Arial Narrow" w:cs="Arial Narrow"/>
           <w:kern w:val="0"/>
-          <w14:ligatures w14:val="none"/>
+          <ns2:ligatures ns2:val="none"/>
         </w:rPr>
         <w:t>; involucraría una presunta afectación a sus expectativas, quien no habría encontrado una correspondencia entre lo que esperaba recibir de parte del proveedor y lo que realmente recibió. Por consiguiente, corresponde calificar el hecho materia de denuncia como una presunta infracción al deber de idoneidad, tipificado en los artículos 18 y 19 del Código</w:t>
       </w:r>
@@ -2852,12 +2852,12 @@
           <w:color w:val="000000"/>
           <w:kern w:val="0"/>
           <w:lang w:eastAsia="es-PE"/>
-          <w14:ligatures w14:val="none"/>
+          <ns2:ligatures ns2:val="none"/>
         </w:rPr>
         <w:t xml:space="preserve">. </w:t>
       </w:r>
     </w:p>
-    <w:p>
+    <w:p ns2:paraId="3BBE1B91" ns2:textId="77777777">
       <w:pPr>
         <w:pStyle w:val="Prrafodelista"/>
         <w:spacing w:after="0" w:line="240" w:lineRule="auto"/>
@@ -2867,11 +2867,11 @@
           <w:color w:val="000000"/>
           <w:kern w:val="0"/>
           <w:lang w:eastAsia="es-PE"/>
-          <w14:ligatures w14:val="none"/>
-        </w:rPr>
-      </w:pPr>
-    </w:p>
-    <w:p>
+          <ns2:ligatures ns2:val="none"/>
+        </w:rPr>
+      </w:pPr>
+    </w:p>
+    <w:p ns2:paraId="749C69A0" ns2:textId="4214C647">
       <w:pPr>
         <w:pStyle w:val="Prrafodelista"/>
         <w:numPr>
@@ -2884,14 +2884,14 @@
         <w:rPr>
           <w:rFonts w:ascii="Arial Narrow" w:eastAsia="Arial Narrow" w:hAnsi="Arial Narrow" w:cs="Arial Narrow"/>
           <w:kern w:val="0"/>
-          <w14:ligatures w14:val="none"/>
-        </w:rPr>
-      </w:pPr>
-      <w:r>
-        <w:rPr>
-          <w:rFonts w:ascii="Arial Narrow" w:eastAsia="Arial Narrow" w:hAnsi="Arial Narrow" w:cs="Arial Narrow"/>
-          <w:kern w:val="0"/>
-          <w14:ligatures w14:val="none"/>
+          <ns2:ligatures ns2:val="none"/>
+        </w:rPr>
+      </w:pPr>
+      <w:r>
+        <w:rPr>
+          <w:rFonts w:ascii="Arial Narrow" w:eastAsia="Arial Narrow" w:hAnsi="Arial Narrow" w:cs="Arial Narrow"/>
+          <w:kern w:val="0"/>
+          <ns2:ligatures ns2:val="none"/>
         </w:rPr>
         <w:t xml:space="preserve">Asimismo, la Secretaría Técnica, en ejercicio de sus facultades, </w:t>
       </w:r>
@@ -2901,7 +2901,7 @@
           <w:color w:val="000000"/>
           <w:kern w:val="0"/>
           <w:lang w:eastAsia="es-PE"/>
-          <w14:ligatures w14:val="none"/>
+          <ns2:ligatures ns2:val="none"/>
         </w:rPr>
         <w:t xml:space="preserve">considera </w:t>
       </w:r>
@@ -2909,7 +2909,7 @@
         <w:rPr>
           <w:rFonts w:ascii="Arial Narrow" w:eastAsia="Arial Narrow" w:hAnsi="Arial Narrow" w:cs="Arial Narrow"/>
           <w:kern w:val="0"/>
-          <w14:ligatures w14:val="none"/>
+          <ns2:ligatures ns2:val="none"/>
         </w:rPr>
         <w:t>que el hecho denunciado</w:t>
       </w:r>
@@ -2919,7 +2919,7 @@
           <w:color w:val="000000"/>
           <w:kern w:val="0"/>
           <w:lang w:eastAsia="es-PE"/>
-          <w14:ligatures w14:val="none"/>
+          <ns2:ligatures ns2:val="none"/>
         </w:rPr>
         <w:t>, consistente en que</w:t>
       </w:r>
@@ -2929,7 +2929,7 @@
           <w:color w:val="000000"/>
           <w:kern w:val="0"/>
           <w:lang w:eastAsia="es-PE"/>
-          <w14:ligatures w14:val="none"/>
+          <ns2:ligatures ns2:val="none"/>
         </w:rPr>
         <w:t xml:space="preserve"> </w:t>
       </w:r>
@@ -2939,7 +2939,7 @@
           <w:color w:val="000000"/>
           <w:kern w:val="0"/>
           <w:lang w:val="es-ES" w:eastAsia="es-ES"/>
-          <w14:ligatures w14:val="none"/>
+          <ns2:ligatures ns2:val="none"/>
         </w:rPr>
         <w:t>Assist Card Perú S.A.C. no habría cumplido con atender adecuadamente la solicitud de cobertura del servicio de asistencia médica de emergencia internacional asociado a la Tarjeta de Crédito Mastercard Black 553xxxxxx855, en la modalidad de reembolso de gastos médicos</w:t>
       </w:r>
@@ -2947,7 +2947,7 @@
         <w:rPr>
           <w:rFonts w:ascii="Arial Narrow" w:eastAsia="Arial Narrow" w:hAnsi="Arial Narrow" w:cs="Arial Narrow"/>
           <w:kern w:val="0"/>
-          <w14:ligatures w14:val="none"/>
+          <ns2:ligatures ns2:val="none"/>
         </w:rPr>
         <w:t xml:space="preserve">; involucraría una </w:t>
       </w:r>
@@ -2955,7 +2955,7 @@
         <w:rPr>
           <w:rFonts w:ascii="Arial Narrow" w:eastAsia="Arial Narrow" w:hAnsi="Arial Narrow" w:cs="Arial Narrow"/>
           <w:kern w:val="0"/>
-          <w14:ligatures w14:val="none"/>
+          <ns2:ligatures ns2:val="none"/>
         </w:rPr>
         <w:t>presunta afectación a sus expectativas, quien no habría encontrado una correspondencia entre lo que esperaba recibir de parte del proveedor y lo que realmente recibió. Por consiguiente, corresponde calificar el hecho materia de denuncia como una presunta infracción al deber de idoneidad, tipificado en los artículos 18 y 19 del Código</w:t>
       </w:r>
@@ -2963,12 +2963,12 @@
         <w:rPr>
           <w:rFonts w:ascii="Arial Narrow" w:eastAsia="Arial Narrow" w:hAnsi="Arial Narrow" w:cs="Arial Narrow"/>
           <w:kern w:val="0"/>
-          <w14:ligatures w14:val="none"/>
+          <ns2:ligatures ns2:val="none"/>
         </w:rPr>
         <w:t>.</w:t>
       </w:r>
     </w:p>
-    <w:p>
+    <w:p ns2:paraId="7F15901A" ns2:textId="77777777">
       <w:pPr>
         <w:pStyle w:val="Prrafodelista"/>
         <w:spacing w:after="0" w:line="240" w:lineRule="auto"/>
@@ -2977,11 +2977,11 @@
         <w:rPr>
           <w:rFonts w:ascii="Arial Narrow" w:eastAsia="Arial Narrow" w:hAnsi="Arial Narrow" w:cs="Arial Narrow"/>
           <w:kern w:val="0"/>
-          <w14:ligatures w14:val="none"/>
-        </w:rPr>
-      </w:pPr>
-    </w:p>
-    <w:p>
+          <ns2:ligatures ns2:val="none"/>
+        </w:rPr>
+      </w:pPr>
+    </w:p>
+    <w:p ns2:paraId="76349A77" ns2:textId="17822C03">
       <w:pPr>
         <w:pStyle w:val="Prrafodelista"/>
         <w:numPr>
@@ -2994,14 +2994,14 @@
         <w:rPr>
           <w:rFonts w:ascii="Arial Narrow" w:eastAsia="Arial Narrow" w:hAnsi="Arial Narrow" w:cs="Arial Narrow"/>
           <w:kern w:val="0"/>
-          <w14:ligatures w14:val="none"/>
-        </w:rPr>
-      </w:pPr>
-      <w:r>
-        <w:rPr>
-          <w:rFonts w:ascii="Arial Narrow" w:eastAsia="Arial Narrow" w:hAnsi="Arial Narrow" w:cs="Arial Narrow"/>
-          <w:kern w:val="0"/>
-          <w14:ligatures w14:val="none"/>
+          <ns2:ligatures ns2:val="none"/>
+        </w:rPr>
+      </w:pPr>
+      <w:r>
+        <w:rPr>
+          <w:rFonts w:ascii="Arial Narrow" w:eastAsia="Arial Narrow" w:hAnsi="Arial Narrow" w:cs="Arial Narrow"/>
+          <w:kern w:val="0"/>
+          <ns2:ligatures ns2:val="none"/>
         </w:rPr>
         <w:t xml:space="preserve">Asimismo, </w:t>
       </w:r>
@@ -3011,7 +3011,7 @@
           <w:color w:val="000000"/>
           <w:kern w:val="0"/>
           <w:lang w:eastAsia="es-PE"/>
-          <w14:ligatures w14:val="none"/>
+          <ns2:ligatures ns2:val="none"/>
         </w:rPr>
         <w:t xml:space="preserve">la Secretaría Técnica, en ejercicio de sus facultades, considera </w:t>
       </w:r>
@@ -3019,7 +3019,7 @@
         <w:rPr>
           <w:rFonts w:ascii="Arial Narrow" w:eastAsia="Arial Narrow" w:hAnsi="Arial Narrow" w:cs="Arial"/>
           <w:kern w:val="0"/>
-          <w14:ligatures w14:val="none"/>
+          <ns2:ligatures ns2:val="none"/>
         </w:rPr>
         <w:t xml:space="preserve">que el hecho denunciado, consistente en que </w:t>
       </w:r>
@@ -3027,7 +3027,7 @@
         <w:rPr>
           <w:rFonts w:ascii="Arial Narrow" w:eastAsia="Arial Narrow" w:hAnsi="Arial Narrow" w:cs="Arial Narrow"/>
           <w:kern w:val="0"/>
-          <w14:ligatures w14:val="none"/>
+          <ns2:ligatures ns2:val="none"/>
         </w:rPr>
         <w:t>Mastercard Perú Inc-Sucursal del Perú no habría cumplido con atender adecuadamente la solicitud de cobertura del servicio de asistencia médica de emergencia internacional asociado a la Tarjeta de Crédito Mastercard Black 553xxxxxx855, en la modalidad de asistencia directa o pago directo</w:t>
       </w:r>
@@ -3035,7 +3035,7 @@
         <w:rPr>
           <w:rFonts w:ascii="Arial Narrow" w:eastAsia="Arial Narrow" w:hAnsi="Arial Narrow" w:cs="Arial Narrow"/>
           <w:kern w:val="0"/>
-          <w14:ligatures w14:val="none"/>
+          <ns2:ligatures ns2:val="none"/>
         </w:rPr>
         <w:t>; involucraría una presunta afectación a sus expectativas, quien no habría encontrado una correspondencia entre lo que esperaba recibir de parte del proveedor y lo que realmente recibió. Por consiguiente, corresponde calificar el hecho materia de denuncia como una presunta infracción al deber de idoneidad, tipificado en los artículos 18 y 19 del Código</w:t>
       </w:r>
@@ -3043,12 +3043,12 @@
         <w:rPr>
           <w:rFonts w:ascii="Arial Narrow" w:eastAsia="Arial Narrow" w:hAnsi="Arial Narrow" w:cs="Arial"/>
           <w:kern w:val="0"/>
-          <w14:ligatures w14:val="none"/>
+          <ns2:ligatures ns2:val="none"/>
         </w:rPr>
         <w:t>.</w:t>
       </w:r>
     </w:p>
-    <w:p>
+    <w:p ns2:paraId="0FB20FE8" ns2:textId="77777777">
       <w:pPr>
         <w:pStyle w:val="Prrafodelista"/>
         <w:spacing w:after="0" w:line="240" w:lineRule="auto"/>
@@ -3057,11 +3057,11 @@
         <w:rPr>
           <w:rFonts w:ascii="Arial Narrow" w:eastAsia="Arial Narrow" w:hAnsi="Arial Narrow" w:cs="Arial Narrow"/>
           <w:kern w:val="0"/>
-          <w14:ligatures w14:val="none"/>
-        </w:rPr>
-      </w:pPr>
-    </w:p>
-    <w:p>
+          <ns2:ligatures ns2:val="none"/>
+        </w:rPr>
+      </w:pPr>
+    </w:p>
+    <w:p ns2:paraId="2F8D23C0" ns2:textId="4E761CD4">
       <w:pPr>
         <w:pStyle w:val="Prrafodelista"/>
         <w:numPr>
@@ -3074,16 +3074,16 @@
         <w:rPr>
           <w:rFonts w:ascii="Arial Narrow" w:eastAsia="Arial Narrow" w:hAnsi="Arial Narrow" w:cs="Arial Narrow"/>
           <w:kern w:val="0"/>
-          <w14:ligatures w14:val="none"/>
-        </w:rPr>
-      </w:pPr>
-      <w:r>
-        <w:rPr>
-          <w:rFonts w:ascii="Arial Narrow" w:eastAsia="Times New Roman" w:hAnsi="Arial Narrow" w:cs="Arial"/>
-          <w:color w:val="000000"/>
-          <w:kern w:val="0"/>
-          <w:lang w:eastAsia="es-PE"/>
-          <w14:ligatures w14:val="none"/>
+          <ns2:ligatures ns2:val="none"/>
+        </w:rPr>
+      </w:pPr>
+      <w:r>
+        <w:rPr>
+          <w:rFonts w:ascii="Arial Narrow" w:eastAsia="Times New Roman" w:hAnsi="Arial Narrow" w:cs="Arial"/>
+          <w:color w:val="000000"/>
+          <w:kern w:val="0"/>
+          <w:lang w:eastAsia="es-PE"/>
+          <ns2:ligatures ns2:val="none"/>
         </w:rPr>
         <w:t xml:space="preserve">Además, la Secretaría Técnica, en ejercicio de sus facultades, considera </w:t>
       </w:r>
@@ -3091,7 +3091,7 @@
         <w:rPr>
           <w:rFonts w:ascii="Arial Narrow" w:eastAsia="Arial Narrow" w:hAnsi="Arial Narrow" w:cs="Arial"/>
           <w:kern w:val="0"/>
-          <w14:ligatures w14:val="none"/>
+          <ns2:ligatures ns2:val="none"/>
         </w:rPr>
         <w:t xml:space="preserve">que el hecho denunciado, consistente en que </w:t>
       </w:r>
@@ -3099,7 +3099,7 @@
         <w:rPr>
           <w:rFonts w:ascii="Arial Narrow" w:eastAsia="Arial Narrow" w:hAnsi="Arial Narrow" w:cs="Arial Narrow"/>
           <w:kern w:val="0"/>
-          <w14:ligatures w14:val="none"/>
+          <ns2:ligatures ns2:val="none"/>
         </w:rPr>
         <w:t>Mastercard Perú Inc-Sucursal del Perú no habría cumplido con atender adecuadamente la solicitud de cobertura del servicio de asistencia médica de emergencia internacional asociado a la Tarjeta de Crédito Mastercard Black 553xxxxxx855, en la modalidad de reembolso de gastos médicos</w:t>
       </w:r>
@@ -3107,7 +3107,7 @@
         <w:rPr>
           <w:rFonts w:ascii="Arial Narrow" w:eastAsia="Arial Narrow" w:hAnsi="Arial Narrow" w:cs="Arial Narrow"/>
           <w:kern w:val="0"/>
-          <w14:ligatures w14:val="none"/>
+          <ns2:ligatures ns2:val="none"/>
         </w:rPr>
         <w:t>; involucraría una presunta afectación a sus expectativas, quien no habría encontrado una correspondencia entre lo que esperaba recibir de parte del proveedor y lo que realmente recibió. Por consiguiente, corresponde calificar el hecho materia de denuncia como una presunta infracción al deber de idoneidad, tipificado en los artículos 18 y 19 del Código</w:t>
       </w:r>
@@ -3118,12 +3118,12 @@
           <w:color w:val="000000"/>
           <w:kern w:val="0"/>
           <w:lang w:eastAsia="es-PE"/>
-          <w14:ligatures w14:val="none"/>
+          <ns2:ligatures ns2:val="none"/>
         </w:rPr>
         <w:t xml:space="preserve">. </w:t>
       </w:r>
     </w:p>
-    <w:p>
+    <w:p ns2:paraId="1500AD41" ns2:textId="77777777">
       <w:pPr>
         <w:pStyle w:val="Prrafodelista"/>
         <w:spacing w:after="0" w:line="240" w:lineRule="auto"/>
@@ -3132,11 +3132,11 @@
         <w:rPr>
           <w:rFonts w:ascii="Arial Narrow" w:eastAsia="Arial Narrow" w:hAnsi="Arial Narrow" w:cs="Arial Narrow"/>
           <w:kern w:val="0"/>
-          <w14:ligatures w14:val="none"/>
-        </w:rPr>
-      </w:pPr>
-    </w:p>
-    <w:p>
+          <ns2:ligatures ns2:val="none"/>
+        </w:rPr>
+      </w:pPr>
+    </w:p>
+    <w:p ns2:paraId="2E7770E0" ns2:textId="3A440DF9">
       <w:pPr>
         <w:pStyle w:val="Prrafodelista"/>
         <w:numPr>
@@ -3149,14 +3149,14 @@
         <w:rPr>
           <w:rFonts w:ascii="Arial Narrow" w:eastAsia="Arial Narrow" w:hAnsi="Arial Narrow" w:cs="Arial Narrow"/>
           <w:kern w:val="0"/>
-          <w14:ligatures w14:val="none"/>
-        </w:rPr>
-      </w:pPr>
-      <w:r>
-        <w:rPr>
-          <w:rFonts w:ascii="Arial Narrow" w:eastAsia="Arial Narrow" w:hAnsi="Arial Narrow" w:cs="Arial Narrow"/>
-          <w:kern w:val="0"/>
-          <w14:ligatures w14:val="none"/>
+          <ns2:ligatures ns2:val="none"/>
+        </w:rPr>
+      </w:pPr>
+      <w:r>
+        <w:rPr>
+          <w:rFonts w:ascii="Arial Narrow" w:eastAsia="Arial Narrow" w:hAnsi="Arial Narrow" w:cs="Arial Narrow"/>
+          <w:kern w:val="0"/>
+          <ns2:ligatures ns2:val="none"/>
         </w:rPr>
         <w:t xml:space="preserve">Así también, la Secretaría Técnica, en ejercicio de sus facultades, </w:t>
       </w:r>
@@ -3167,7 +3167,7 @@
           <w:color w:val="000000"/>
           <w:kern w:val="0"/>
           <w:lang w:eastAsia="es-PE"/>
-          <w14:ligatures w14:val="none"/>
+          <ns2:ligatures ns2:val="none"/>
         </w:rPr>
         <w:t xml:space="preserve">considera </w:t>
       </w:r>
@@ -3175,7 +3175,7 @@
         <w:rPr>
           <w:rFonts w:ascii="Arial Narrow" w:eastAsia="Arial Narrow" w:hAnsi="Arial Narrow" w:cs="Arial Narrow"/>
           <w:kern w:val="0"/>
-          <w14:ligatures w14:val="none"/>
+          <ns2:ligatures ns2:val="none"/>
         </w:rPr>
         <w:t xml:space="preserve">que el hecho denunciado, consistente en que </w:t>
       </w:r>
@@ -3183,7 +3183,7 @@
         <w:rPr>
           <w:rFonts w:ascii="Arial Narrow" w:eastAsia="Arial Narrow" w:hAnsi="Arial Narrow" w:cs="Arial Narrow"/>
           <w:kern w:val="0"/>
-          <w14:ligatures w14:val="none"/>
+          <ns2:ligatures ns2:val="none"/>
         </w:rPr>
         <w:t>Assist Card Perú S.A.C. habría requerido documentación de manera reiterativa al denunciante en la atención de</w:t>
       </w:r>
@@ -3191,7 +3191,7 @@
         <w:rPr>
           <w:rFonts w:ascii="Arial Narrow" w:eastAsia="Arial Narrow" w:hAnsi="Arial Narrow" w:cs="Arial Narrow"/>
           <w:kern w:val="0"/>
-          <w14:ligatures w14:val="none"/>
+          <ns2:ligatures ns2:val="none"/>
         </w:rPr>
         <w:t xml:space="preserve"> a la solicitud de cobertura del servicio de asistencia médica de emergencia internacional asociado a la Tarjeta de Crédito Mastercard Black 553xxxxxx855</w:t>
       </w:r>
@@ -3199,7 +3199,7 @@
         <w:rPr>
           <w:rFonts w:ascii="Arial Narrow" w:eastAsia="Arial Narrow" w:hAnsi="Arial Narrow" w:cs="Arial Narrow"/>
           <w:kern w:val="0"/>
-          <w14:ligatures w14:val="none"/>
+          <ns2:ligatures ns2:val="none"/>
         </w:rPr>
         <w:t xml:space="preserve">. </w:t>
       </w:r>
@@ -3210,7 +3210,7 @@
           <w:color w:val="000000"/>
           <w:kern w:val="0"/>
           <w:lang w:eastAsia="es-PE"/>
-          <w14:ligatures w14:val="none"/>
+          <ns2:ligatures ns2:val="none"/>
         </w:rPr>
         <w:t>Por consiguiente, corresponde calificar el hecho materia de denuncia como una presunta infracción al deber de protección contra los métodos comerciales</w:t>
       </w:r>
@@ -3221,7 +3221,7 @@
           <w:color w:val="000000"/>
           <w:kern w:val="0"/>
           <w:lang w:eastAsia="es-PE"/>
-          <w14:ligatures w14:val="none"/>
+          <ns2:ligatures ns2:val="none"/>
         </w:rPr>
         <w:t xml:space="preserve"> coercitivos</w:t>
       </w:r>
@@ -3232,7 +3232,7 @@
           <w:color w:val="000000"/>
           <w:kern w:val="0"/>
           <w:lang w:eastAsia="es-PE"/>
-          <w14:ligatures w14:val="none"/>
+          <ns2:ligatures ns2:val="none"/>
         </w:rPr>
         <w:t xml:space="preserve">, tipificado en </w:t>
       </w:r>
@@ -3243,7 +3243,7 @@
           <w:kern w:val="0"/>
           <w:shd w:val="clear" w:color="auto" w:fill="FFFFFF"/>
           <w:lang w:eastAsia="es-PE"/>
-          <w14:ligatures w14:val="none"/>
+          <ns2:ligatures ns2:val="none"/>
         </w:rPr>
         <w:t xml:space="preserve">literal g) del artículo 56 </w:t>
       </w:r>
@@ -3254,7 +3254,7 @@
           <w:color w:val="000000"/>
           <w:kern w:val="0"/>
           <w:lang w:eastAsia="es-PE"/>
-          <w14:ligatures w14:val="none"/>
+          <ns2:ligatures ns2:val="none"/>
         </w:rPr>
         <w:t>del Código</w:t>
       </w:r>
@@ -3273,13 +3273,13 @@
           <w:color w:val="000000"/>
           <w:kern w:val="0"/>
           <w:lang w:eastAsia="es-PE"/>
-          <w14:ligatures w14:val="none"/>
+          <ns2:ligatures ns2:val="none"/>
         </w:rPr>
         <w:t xml:space="preserve">. </w:t>
       </w:r>
       <w:bookmarkEnd w:id="6"/>
     </w:p>
-    <w:p>
+    <w:p ns2:paraId="17426A8E" ns2:textId="04D2ED35">
       <w:pPr>
         <w:pStyle w:val="Prrafodelista"/>
         <w:numPr>
@@ -3293,7 +3293,7 @@
           <w:rFonts w:ascii="Arial Narrow" w:eastAsia="Calibri" w:hAnsi="Arial Narrow" w:cs="Arial Narrow"/>
           <w:kern w:val="0"/>
           <w:lang w:eastAsia="es-PE"/>
-          <w14:ligatures w14:val="none"/>
+          <ns2:ligatures ns2:val="none"/>
         </w:rPr>
       </w:pPr>
       <w:r>
@@ -3302,7 +3302,7 @@
           <w:color w:val="000000"/>
           <w:kern w:val="0"/>
           <w:lang w:eastAsia="es-PE"/>
-          <w14:ligatures w14:val="none"/>
+          <ns2:ligatures ns2:val="none"/>
         </w:rPr>
         <w:lastRenderedPageBreak/>
         <w:t>En tanto la denuncia reúne los requisitos establecidos</w:t>
@@ -3313,7 +3313,7 @@
           <w:color w:val="000000"/>
           <w:kern w:val="0"/>
           <w:lang w:eastAsia="es-PE"/>
-          <w14:ligatures w14:val="none"/>
+          <ns2:ligatures ns2:val="none"/>
         </w:rPr>
         <w:t xml:space="preserve"> por la norma citada, corresponde admitirla a trámite</w:t>
       </w:r>
@@ -3323,7 +3323,7 @@
           <w:rFonts w:ascii="Arial Narrow" w:eastAsia="Arial Narrow" w:hAnsi="Arial Narrow" w:cs="Arial Narrow"/>
           <w:kern w:val="0"/>
           <w:vertAlign w:val="superscript"/>
-          <w14:ligatures w14:val="none"/>
+          <ns2:ligatures ns2:val="none"/>
         </w:rPr>
         <w:footnoteReference w:id="5"/>
       </w:r>
@@ -3333,12 +3333,12 @@
           <w:color w:val="000000"/>
           <w:kern w:val="0"/>
           <w:lang w:eastAsia="es-PE"/>
-          <w14:ligatures w14:val="none"/>
+          <ns2:ligatures ns2:val="none"/>
         </w:rPr>
         <w:t>.</w:t>
       </w:r>
     </w:p>
-    <w:p>
+    <w:p ns2:paraId="5A5A37A6" ns2:textId="77777777">
       <w:pPr>
         <w:spacing w:after="0" w:line="240" w:lineRule="auto"/>
         <w:jc w:val="both"/>
@@ -3346,11 +3346,11 @@
           <w:rFonts w:ascii="Arial Narrow" w:eastAsia="Calibri" w:hAnsi="Arial Narrow" w:cs="Arial Narrow"/>
           <w:kern w:val="0"/>
           <w:lang w:eastAsia="es-PE"/>
-          <w14:ligatures w14:val="none"/>
-        </w:rPr>
-      </w:pPr>
-    </w:p>
-    <w:p>
+          <ns2:ligatures ns2:val="none"/>
+        </w:rPr>
+      </w:pPr>
+    </w:p>
+    <w:p ns2:paraId="69FE781D" ns2:textId="77777777">
       <w:pPr>
         <w:pStyle w:val="Prrafodelista"/>
         <w:numPr>
@@ -3370,35 +3370,35 @@
           <w:color w:val="000000"/>
           <w:kern w:val="0"/>
           <w:lang w:eastAsia="es-PE"/>
-          <w14:ligatures w14:val="none"/>
-        </w:rPr>
-      </w:pPr>
-      <w:r>
-        <w:rPr>
-          <w:rFonts w:ascii="Arial Narrow" w:eastAsia="Arial Narrow" w:hAnsi="Arial Narrow" w:cs="Arial Narrow"/>
-          <w:b/>
-          <w:color w:val="000000"/>
-          <w:kern w:val="0"/>
-          <w:lang w:eastAsia="es-PE"/>
-          <w14:ligatures w14:val="none"/>
+          <ns2:ligatures ns2:val="none"/>
+        </w:rPr>
+      </w:pPr>
+      <w:r>
+        <w:rPr>
+          <w:rFonts w:ascii="Arial Narrow" w:eastAsia="Arial Narrow" w:hAnsi="Arial Narrow" w:cs="Arial Narrow"/>
+          <w:b/>
+          <w:color w:val="000000"/>
+          <w:kern w:val="0"/>
+          <w:lang w:eastAsia="es-PE"/>
+          <ns2:ligatures ns2:val="none"/>
         </w:rPr>
         <w:t>REQUERIMIENTO DE INFORMACION</w:t>
       </w:r>
     </w:p>
-    <w:p>
-      <w:pPr>
-        <w:spacing w:after="0" w:line="240" w:lineRule="auto"/>
-        <w:jc w:val="both"/>
-        <w:rPr>
-          <w:rFonts w:ascii="Arial Narrow" w:eastAsia="Times New Roman" w:hAnsi="Arial Narrow" w:cs="Arial"/>
-          <w:color w:val="000000"/>
-          <w:kern w:val="0"/>
-          <w:lang w:val="es-ES" w:eastAsia="es-ES"/>
-          <w14:ligatures w14:val="none"/>
-        </w:rPr>
-      </w:pPr>
-    </w:p>
-    <w:p>
+    <w:p ns2:paraId="6252E905" ns2:textId="77777777">
+      <w:pPr>
+        <w:spacing w:after="0" w:line="240" w:lineRule="auto"/>
+        <w:jc w:val="both"/>
+        <w:rPr>
+          <w:rFonts w:ascii="Arial Narrow" w:eastAsia="Times New Roman" w:hAnsi="Arial Narrow" w:cs="Arial"/>
+          <w:color w:val="000000"/>
+          <w:kern w:val="0"/>
+          <w:lang w:val="es-ES" w:eastAsia="es-ES"/>
+          <ns2:ligatures ns2:val="none"/>
+        </w:rPr>
+      </w:pPr>
+    </w:p>
+    <w:p ns2:paraId="21C241A8" ns2:textId="77777777">
       <w:pPr>
         <w:pStyle w:val="Prrafodelista"/>
         <w:numPr>
@@ -3413,16 +3413,16 @@
           <w:color w:val="000000"/>
           <w:kern w:val="0"/>
           <w:lang w:val="es-ES" w:eastAsia="es-ES"/>
-          <w14:ligatures w14:val="none"/>
-        </w:rPr>
-      </w:pPr>
-      <w:r>
-        <w:rPr>
-          <w:rFonts w:ascii="Arial Narrow" w:eastAsia="Times New Roman" w:hAnsi="Arial Narrow" w:cs="Arial"/>
-          <w:color w:val="000000"/>
-          <w:kern w:val="0"/>
-          <w:lang w:val="es-ES" w:eastAsia="es-ES"/>
-          <w14:ligatures w14:val="none"/>
+          <ns2:ligatures ns2:val="none"/>
+        </w:rPr>
+      </w:pPr>
+      <w:r>
+        <w:rPr>
+          <w:rFonts w:ascii="Arial Narrow" w:eastAsia="Times New Roman" w:hAnsi="Arial Narrow" w:cs="Arial"/>
+          <w:color w:val="000000"/>
+          <w:kern w:val="0"/>
+          <w:lang w:val="es-ES" w:eastAsia="es-ES"/>
+          <ns2:ligatures ns2:val="none"/>
         </w:rPr>
         <w:t xml:space="preserve">A efectos de tener mayores elementos que sirvan para la resolución definitiva del presente caso, la Secretaría Técnica, en ejercicio de las facultades que la ley le </w:t>
       </w:r>
@@ -3432,7 +3432,7 @@
           <w:color w:val="000000"/>
           <w:kern w:val="0"/>
           <w:lang w:val="es-ES" w:eastAsia="es-ES"/>
-          <w14:ligatures w14:val="none"/>
+          <ns2:ligatures ns2:val="none"/>
         </w:rPr>
         <w:t xml:space="preserve">confiere, </w:t>
       </w:r>
@@ -3443,7 +3443,7 @@
           <w:color w:val="000000"/>
           <w:kern w:val="0"/>
           <w:lang w:val="es-ES" w:eastAsia="es-ES"/>
-          <w14:ligatures w14:val="none"/>
+          <ns2:ligatures ns2:val="none"/>
         </w:rPr>
         <w:t xml:space="preserve">conviene requerir a los proveedores denunciados </w:t>
       </w:r>
@@ -3454,7 +3454,7 @@
           <w:color w:val="000000"/>
           <w:kern w:val="0"/>
           <w:lang w:val="es-ES" w:eastAsia="es-ES"/>
-          <w14:ligatures w14:val="none"/>
+          <ns2:ligatures ns2:val="none"/>
         </w:rPr>
         <w:t>que, e</w:t>
       </w:r>
@@ -3464,7 +3464,7 @@
           <w:color w:val="000000"/>
           <w:kern w:val="0"/>
           <w:lang w:val="es-ES" w:eastAsia="es-ES"/>
-          <w14:ligatures w14:val="none"/>
+          <ns2:ligatures ns2:val="none"/>
         </w:rPr>
         <w:t xml:space="preserve">n un plazo no mayor de cinco (5) días hábiles contado a partir del día siguiente </w:t>
       </w:r>
@@ -3474,7 +3474,7 @@
           <w:color w:val="000000"/>
           <w:kern w:val="0"/>
           <w:lang w:val="es-ES" w:eastAsia="es-ES"/>
-          <w14:ligatures w14:val="none"/>
+          <ns2:ligatures ns2:val="none"/>
         </w:rPr>
         <w:t xml:space="preserve">de la notificación de la presente resolución, </w:t>
       </w:r>
@@ -3485,12 +3485,12 @@
           <w:color w:val="000000"/>
           <w:kern w:val="0"/>
           <w:lang w:val="es-ES" w:eastAsia="es-ES"/>
-          <w14:ligatures w14:val="none"/>
+          <ns2:ligatures ns2:val="none"/>
         </w:rPr>
         <w:t>cumplan con lo siguiente:</w:t>
       </w:r>
     </w:p>
-    <w:p>
+    <w:p ns2:paraId="345D7F88" ns2:textId="77777777">
       <w:pPr>
         <w:pStyle w:val="Prrafodelista"/>
         <w:spacing w:after="0" w:line="240" w:lineRule="auto"/>
@@ -3501,11 +3501,11 @@
           <w:color w:val="000000"/>
           <w:kern w:val="0"/>
           <w:lang w:val="es-ES" w:eastAsia="es-ES"/>
-          <w14:ligatures w14:val="none"/>
-        </w:rPr>
-      </w:pPr>
-    </w:p>
-    <w:p>
+          <ns2:ligatures ns2:val="none"/>
+        </w:rPr>
+      </w:pPr>
+    </w:p>
+    <w:p ns2:paraId="01F25269" ns2:textId="55C2BBBD">
       <w:pPr>
         <w:pStyle w:val="Prrafodelista"/>
         <w:spacing w:after="0" w:line="240" w:lineRule="auto"/>
@@ -3516,7 +3516,7 @@
           <w:color w:val="000000"/>
           <w:kern w:val="0"/>
           <w:lang w:val="es-ES" w:eastAsia="es-ES"/>
-          <w14:ligatures w14:val="none"/>
+          <ns2:ligatures ns2:val="none"/>
         </w:rPr>
       </w:pPr>
       <w:r>
@@ -3526,7 +3526,7 @@
           <w:kern w:val="0"/>
           <w:u w:val="single"/>
           <w:lang w:val="es-ES" w:eastAsia="es-ES"/>
-          <w14:ligatures w14:val="none"/>
+          <ns2:ligatures ns2:val="none"/>
         </w:rPr>
         <w:t>A</w:t>
       </w:r>
@@ -3537,7 +3537,7 @@
           <w:kern w:val="0"/>
           <w:u w:val="single"/>
           <w:lang w:val="es-ES" w:eastAsia="es-ES"/>
-          <w14:ligatures w14:val="none"/>
+          <ns2:ligatures ns2:val="none"/>
         </w:rPr>
         <w:t>l</w:t>
       </w:r>
@@ -3548,7 +3548,7 @@
           <w:kern w:val="0"/>
           <w:u w:val="single"/>
           <w:lang w:val="es-ES" w:eastAsia="es-ES"/>
-          <w14:ligatures w14:val="none"/>
+          <ns2:ligatures ns2:val="none"/>
         </w:rPr>
         <w:t xml:space="preserve"> </w:t>
       </w:r>
@@ -3559,7 +3559,7 @@
           <w:kern w:val="0"/>
           <w:u w:val="single"/>
           <w:lang w:val="es-ES" w:eastAsia="es-ES"/>
-          <w14:ligatures w14:val="none"/>
+          <ns2:ligatures ns2:val="none"/>
         </w:rPr>
         <w:t>Banco</w:t>
       </w:r>
@@ -3569,7 +3569,7 @@
           <w:color w:val="000000"/>
           <w:kern w:val="0"/>
           <w:lang w:val="es-ES" w:eastAsia="es-ES"/>
-          <w14:ligatures w14:val="none"/>
+          <ns2:ligatures ns2:val="none"/>
         </w:rPr>
         <w:t xml:space="preserve">: </w:t>
       </w:r>
@@ -3579,7 +3579,7 @@
           <w:color w:val="000000"/>
           <w:kern w:val="0"/>
           <w:lang w:val="es-ES" w:eastAsia="es-ES"/>
-          <w14:ligatures w14:val="none"/>
+          <ns2:ligatures ns2:val="none"/>
         </w:rPr>
         <w:t xml:space="preserve">(i) presentar copia de la documentación contractual y/o informativa vigente al momento de la contratación y durante la </w:t>
       </w:r>
@@ -3589,7 +3589,7 @@
           <w:color w:val="000000"/>
           <w:kern w:val="0"/>
           <w:lang w:val="es-ES" w:eastAsia="es-ES"/>
-          <w14:ligatures w14:val="none"/>
+          <ns2:ligatures ns2:val="none"/>
         </w:rPr>
         <w:t xml:space="preserve">vigencia de la Tarjeta de Crédito </w:t>
       </w:r>
@@ -3599,7 +3599,7 @@
           <w:color w:val="000000"/>
           <w:kern w:val="0"/>
           <w:lang w:val="es-ES" w:eastAsia="es-ES"/>
-          <w14:ligatures w14:val="none"/>
+          <ns2:ligatures ns2:val="none"/>
         </w:rPr>
         <w:t>Mastercard Black</w:t>
       </w:r>
@@ -3609,7 +3609,7 @@
           <w:color w:val="000000"/>
           <w:kern w:val="0"/>
           <w:lang w:val="es-ES" w:eastAsia="es-ES"/>
-          <w14:ligatures w14:val="none"/>
+          <ns2:ligatures ns2:val="none"/>
         </w:rPr>
         <w:t xml:space="preserve"> </w:t>
       </w:r>
@@ -3619,7 +3619,7 @@
           <w:color w:val="000000"/>
           <w:kern w:val="0"/>
           <w:lang w:val="es-ES" w:eastAsia="es-ES"/>
-          <w14:ligatures w14:val="none"/>
+          <ns2:ligatures ns2:val="none"/>
         </w:rPr>
         <w:t>55365******1855</w:t>
       </w:r>
@@ -3629,7 +3629,7 @@
           <w:color w:val="000000"/>
           <w:kern w:val="0"/>
           <w:lang w:val="es-ES" w:eastAsia="es-ES"/>
-          <w14:ligatures w14:val="none"/>
+          <ns2:ligatures ns2:val="none"/>
         </w:rPr>
         <w:t xml:space="preserve"> vigentes al mes de febrero de 2026</w:t>
       </w:r>
@@ -3639,7 +3639,7 @@
           <w:color w:val="000000"/>
           <w:kern w:val="0"/>
           <w:lang w:val="es-ES" w:eastAsia="es-ES"/>
-          <w14:ligatures w14:val="none"/>
+          <ns2:ligatures ns2:val="none"/>
         </w:rPr>
         <w:t xml:space="preserve">; (ii) presentar copia de las comunicaciones electrónicas remitidas </w:t>
       </w:r>
@@ -3649,7 +3649,7 @@
           <w:color w:val="000000"/>
           <w:kern w:val="0"/>
           <w:lang w:val="es-ES" w:eastAsia="es-ES"/>
-          <w14:ligatures w14:val="none"/>
+          <ns2:ligatures ns2:val="none"/>
         </w:rPr>
         <w:t>al denunciante</w:t>
       </w:r>
@@ -3659,7 +3659,7 @@
           <w:color w:val="000000"/>
           <w:kern w:val="0"/>
           <w:lang w:val="es-ES" w:eastAsia="es-ES"/>
-          <w14:ligatures w14:val="none"/>
+          <ns2:ligatures ns2:val="none"/>
         </w:rPr>
         <w:t xml:space="preserve"> relacionadas con los beneficios de asistencia médica internacional asociados a la </w:t>
       </w:r>
@@ -3669,7 +3669,7 @@
           <w:color w:val="000000"/>
           <w:kern w:val="0"/>
           <w:lang w:val="es-ES" w:eastAsia="es-ES"/>
-          <w14:ligatures w14:val="none"/>
+          <ns2:ligatures ns2:val="none"/>
         </w:rPr>
         <w:t>Tarjeta de Crédito Mastercard Black 553xxxxxx855</w:t>
       </w:r>
@@ -3679,7 +3679,7 @@
           <w:color w:val="000000"/>
           <w:kern w:val="0"/>
           <w:lang w:val="es-ES" w:eastAsia="es-ES"/>
-          <w14:ligatures w14:val="none"/>
+          <ns2:ligatures ns2:val="none"/>
         </w:rPr>
         <w:t>; (i</w:t>
       </w:r>
@@ -3689,7 +3689,7 @@
           <w:color w:val="000000"/>
           <w:kern w:val="0"/>
           <w:lang w:val="es-ES" w:eastAsia="es-ES"/>
-          <w14:ligatures w14:val="none"/>
+          <ns2:ligatures ns2:val="none"/>
         </w:rPr>
         <w:t>ii</w:t>
       </w:r>
@@ -3699,7 +3699,7 @@
           <w:color w:val="000000"/>
           <w:kern w:val="0"/>
           <w:lang w:val="es-ES" w:eastAsia="es-ES"/>
-          <w14:ligatures w14:val="none"/>
+          <ns2:ligatures ns2:val="none"/>
         </w:rPr>
         <w:t xml:space="preserve">) presentar los documentos que acrediten el rol que le correspondía frente a la activación, orientación o canalización del beneficio de asistencia médica de emergencia internacional durante la vigencia de la </w:t>
       </w:r>
@@ -3709,7 +3709,7 @@
           <w:color w:val="000000"/>
           <w:kern w:val="0"/>
           <w:lang w:val="es-ES" w:eastAsia="es-ES"/>
-          <w14:ligatures w14:val="none"/>
+          <ns2:ligatures ns2:val="none"/>
         </w:rPr>
         <w:t>Tarjeta de Crédito Mastercard Black 553xxxxxx855</w:t>
       </w:r>
@@ -3719,12 +3719,12 @@
           <w:color w:val="000000"/>
           <w:kern w:val="0"/>
           <w:lang w:val="es-ES" w:eastAsia="es-ES"/>
-          <w14:ligatures w14:val="none"/>
+          <ns2:ligatures ns2:val="none"/>
         </w:rPr>
         <w:t>.</w:t>
       </w:r>
     </w:p>
-    <w:p>
+    <w:p ns2:paraId="48503CFE" ns2:textId="77777777">
       <w:pPr>
         <w:pStyle w:val="Prrafodelista"/>
         <w:spacing w:after="0" w:line="240" w:lineRule="auto"/>
@@ -3736,11 +3736,11 @@
           <w:kern w:val="0"/>
           <w:u w:val="single"/>
           <w:lang w:val="es-ES" w:eastAsia="es-ES"/>
-          <w14:ligatures w14:val="none"/>
-        </w:rPr>
-      </w:pPr>
-    </w:p>
-    <w:p>
+          <ns2:ligatures ns2:val="none"/>
+        </w:rPr>
+      </w:pPr>
+    </w:p>
+    <w:p ns2:paraId="4940B49E" ns2:textId="710B6D21">
       <w:pPr>
         <w:pStyle w:val="Prrafodelista"/>
         <w:spacing w:after="0" w:line="240" w:lineRule="auto"/>
@@ -3751,7 +3751,7 @@
           <w:color w:val="000000"/>
           <w:kern w:val="0"/>
           <w:lang w:val="es-ES" w:eastAsia="es-ES"/>
-          <w14:ligatures w14:val="none"/>
+          <ns2:ligatures ns2:val="none"/>
         </w:rPr>
       </w:pPr>
       <w:r>
@@ -3761,7 +3761,7 @@
           <w:kern w:val="0"/>
           <w:u w:val="single"/>
           <w:lang w:val="es-ES" w:eastAsia="es-ES"/>
-          <w14:ligatures w14:val="none"/>
+          <ns2:ligatures ns2:val="none"/>
         </w:rPr>
         <w:t xml:space="preserve">A </w:t>
       </w:r>
@@ -3772,7 +3772,7 @@
           <w:kern w:val="0"/>
           <w:u w:val="single"/>
           <w:lang w:val="es-ES" w:eastAsia="es-ES"/>
-          <w14:ligatures w14:val="none"/>
+          <ns2:ligatures ns2:val="none"/>
         </w:rPr>
         <w:t>Assist Card</w:t>
       </w:r>
@@ -3782,7 +3782,7 @@
           <w:color w:val="000000"/>
           <w:kern w:val="0"/>
           <w:lang w:val="es-ES" w:eastAsia="es-ES"/>
-          <w14:ligatures w14:val="none"/>
+          <ns2:ligatures ns2:val="none"/>
         </w:rPr>
         <w:t>:</w:t>
       </w:r>
@@ -3792,7 +3792,7 @@
           <w:color w:val="000000"/>
           <w:kern w:val="0"/>
           <w:lang w:eastAsia="es-ES"/>
-          <w14:ligatures w14:val="none"/>
+          <ns2:ligatures ns2:val="none"/>
         </w:rPr>
         <w:t xml:space="preserve"> </w:t>
       </w:r>
@@ -3802,7 +3802,7 @@
           <w:color w:val="000000"/>
           <w:kern w:val="0"/>
           <w:lang w:eastAsia="es-ES"/>
-          <w14:ligatures w14:val="none"/>
+          <ns2:ligatures ns2:val="none"/>
         </w:rPr>
         <w:t>(i</w:t>
       </w:r>
@@ -3812,7 +3812,7 @@
           <w:color w:val="000000"/>
           <w:kern w:val="0"/>
           <w:lang w:val="es-ES" w:eastAsia="es-ES"/>
-          <w14:ligatures w14:val="none"/>
+          <ns2:ligatures ns2:val="none"/>
         </w:rPr>
         <w:t xml:space="preserve">) presentar copia de los términos de cobertura, condiciones generales y alcances del servicio de asistencia médica de emergencia internacional asociado a la Tarjeta de Crédito </w:t>
       </w:r>
@@ -3822,7 +3822,7 @@
           <w:color w:val="000000"/>
           <w:kern w:val="0"/>
           <w:lang w:val="es-ES" w:eastAsia="es-ES"/>
-          <w14:ligatures w14:val="none"/>
+          <ns2:ligatures ns2:val="none"/>
         </w:rPr>
         <w:t>Mastercard Black</w:t>
       </w:r>
@@ -3832,7 +3832,7 @@
           <w:color w:val="000000"/>
           <w:kern w:val="0"/>
           <w:lang w:val="es-ES" w:eastAsia="es-ES"/>
-          <w14:ligatures w14:val="none"/>
+          <ns2:ligatures ns2:val="none"/>
         </w:rPr>
         <w:t xml:space="preserve"> </w:t>
       </w:r>
@@ -3842,7 +3842,7 @@
           <w:color w:val="000000"/>
           <w:kern w:val="0"/>
           <w:lang w:val="es-ES" w:eastAsia="es-ES"/>
-          <w14:ligatures w14:val="none"/>
+          <ns2:ligatures ns2:val="none"/>
         </w:rPr>
         <w:t xml:space="preserve">55365******1855 </w:t>
       </w:r>
@@ -3852,7 +3852,7 @@
           <w:color w:val="000000"/>
           <w:kern w:val="0"/>
           <w:lang w:val="es-ES" w:eastAsia="es-ES"/>
-          <w14:ligatures w14:val="none"/>
+          <ns2:ligatures ns2:val="none"/>
         </w:rPr>
         <w:t xml:space="preserve">vigentes al mes de </w:t>
       </w:r>
@@ -3862,7 +3862,7 @@
           <w:color w:val="000000"/>
           <w:kern w:val="0"/>
           <w:lang w:val="es-ES" w:eastAsia="es-ES"/>
-          <w14:ligatures w14:val="none"/>
+          <ns2:ligatures ns2:val="none"/>
         </w:rPr>
         <w:t>febrero de 2026</w:t>
       </w:r>
@@ -3872,7 +3872,7 @@
           <w:color w:val="000000"/>
           <w:kern w:val="0"/>
           <w:lang w:val="es-ES" w:eastAsia="es-ES"/>
-          <w14:ligatures w14:val="none"/>
+          <ns2:ligatures ns2:val="none"/>
         </w:rPr>
         <w:t xml:space="preserve">; (ii) presentar los medios probatorios que acrediten el </w:t>
       </w:r>
@@ -3882,7 +3882,7 @@
           <w:color w:val="000000"/>
           <w:kern w:val="0"/>
           <w:lang w:val="es-ES" w:eastAsia="es-ES"/>
-          <w14:ligatures w14:val="none"/>
+          <ns2:ligatures ns2:val="none"/>
         </w:rPr>
         <w:t xml:space="preserve">adecuado </w:t>
       </w:r>
@@ -3892,7 +3892,7 @@
           <w:color w:val="000000"/>
           <w:kern w:val="0"/>
           <w:lang w:val="es-ES" w:eastAsia="es-ES"/>
-          <w14:ligatures w14:val="none"/>
+          <ns2:ligatures ns2:val="none"/>
         </w:rPr>
         <w:t>procedimiento</w:t>
       </w:r>
@@ -3902,7 +3902,7 @@
           <w:color w:val="000000"/>
           <w:kern w:val="0"/>
           <w:lang w:val="es-ES" w:eastAsia="es-ES"/>
-          <w14:ligatures w14:val="none"/>
+          <ns2:ligatures ns2:val="none"/>
         </w:rPr>
         <w:t xml:space="preserve"> de </w:t>
       </w:r>
@@ -3912,7 +3912,7 @@
           <w:color w:val="000000"/>
           <w:kern w:val="0"/>
           <w:lang w:val="es-ES" w:eastAsia="es-ES"/>
-          <w14:ligatures w14:val="none"/>
+          <ns2:ligatures ns2:val="none"/>
         </w:rPr>
         <w:t xml:space="preserve">la solicitud de </w:t>
       </w:r>
@@ -3922,7 +3922,7 @@
           <w:color w:val="000000"/>
           <w:kern w:val="0"/>
           <w:lang w:val="es-ES" w:eastAsia="es-ES"/>
-          <w14:ligatures w14:val="none"/>
+          <ns2:ligatures ns2:val="none"/>
         </w:rPr>
         <w:t xml:space="preserve">activación del beneficio de asistencia médica internacional </w:t>
       </w:r>
@@ -3932,7 +3932,7 @@
           <w:color w:val="000000"/>
           <w:kern w:val="0"/>
           <w:lang w:val="es-ES" w:eastAsia="es-ES"/>
-          <w14:ligatures w14:val="none"/>
+          <ns2:ligatures ns2:val="none"/>
         </w:rPr>
         <w:t xml:space="preserve">mediante la modalidad de asistencia directa o pago directo y mediante la modalidad de reembolso de gastos médicos </w:t>
       </w:r>
@@ -3942,7 +3942,7 @@
           <w:color w:val="000000"/>
           <w:kern w:val="0"/>
           <w:lang w:val="es-ES" w:eastAsia="es-ES"/>
-          <w14:ligatures w14:val="none"/>
+          <ns2:ligatures ns2:val="none"/>
         </w:rPr>
         <w:t>asociado</w:t>
       </w:r>
@@ -3952,7 +3952,7 @@
           <w:color w:val="000000"/>
           <w:kern w:val="0"/>
           <w:lang w:val="es-ES" w:eastAsia="es-ES"/>
-          <w14:ligatures w14:val="none"/>
+          <ns2:ligatures ns2:val="none"/>
         </w:rPr>
         <w:t>s</w:t>
       </w:r>
@@ -3962,7 +3962,7 @@
           <w:color w:val="000000"/>
           <w:kern w:val="0"/>
           <w:lang w:val="es-ES" w:eastAsia="es-ES"/>
-          <w14:ligatures w14:val="none"/>
+          <ns2:ligatures ns2:val="none"/>
         </w:rPr>
         <w:t xml:space="preserve"> a la </w:t>
       </w:r>
@@ -3972,7 +3972,7 @@
           <w:color w:val="000000"/>
           <w:kern w:val="0"/>
           <w:lang w:val="es-ES" w:eastAsia="es-ES"/>
-          <w14:ligatures w14:val="none"/>
+          <ns2:ligatures ns2:val="none"/>
         </w:rPr>
         <w:t>Tarjeta de Crédito Mastercard Black 553xxxxxx855</w:t>
       </w:r>
@@ -3982,25 +3982,25 @@
           <w:color w:val="000000"/>
           <w:kern w:val="0"/>
           <w:lang w:val="es-ES" w:eastAsia="es-ES"/>
-          <w14:ligatures w14:val="none"/>
+          <ns2:ligatures ns2:val="none"/>
         </w:rPr>
         <w:t>, incluyendo los canales habilitados y requisitos exigidos al consumidor; y, (iii) presentar todas las comunicaciones cursadas con la parte denunciante en virtud de los hechos materia de denuncia.</w:t>
       </w:r>
     </w:p>
-    <w:p>
-      <w:pPr>
-        <w:spacing w:after="0" w:line="240" w:lineRule="auto"/>
-        <w:jc w:val="both"/>
-        <w:rPr>
-          <w:rFonts w:ascii="Arial Narrow" w:eastAsia="Times New Roman" w:hAnsi="Arial Narrow" w:cs="Arial"/>
-          <w:color w:val="000000"/>
-          <w:kern w:val="0"/>
-          <w:lang w:val="es-ES" w:eastAsia="es-ES"/>
-          <w14:ligatures w14:val="none"/>
-        </w:rPr>
-      </w:pPr>
-    </w:p>
-    <w:p>
+    <w:p ns2:paraId="5BE13E53" ns2:textId="77777777">
+      <w:pPr>
+        <w:spacing w:after="0" w:line="240" w:lineRule="auto"/>
+        <w:jc w:val="both"/>
+        <w:rPr>
+          <w:rFonts w:ascii="Arial Narrow" w:eastAsia="Times New Roman" w:hAnsi="Arial Narrow" w:cs="Arial"/>
+          <w:color w:val="000000"/>
+          <w:kern w:val="0"/>
+          <w:lang w:val="es-ES" w:eastAsia="es-ES"/>
+          <ns2:ligatures ns2:val="none"/>
+        </w:rPr>
+      </w:pPr>
+    </w:p>
+    <w:p ns2:paraId="045C3727" ns2:textId="0C99DBAD">
       <w:pPr>
         <w:pStyle w:val="Prrafodelista"/>
         <w:spacing w:after="0" w:line="240" w:lineRule="auto"/>
@@ -4012,7 +4012,7 @@
           <w:kern w:val="0"/>
           <w:u w:val="single"/>
           <w:lang w:val="es-ES" w:eastAsia="es-ES"/>
-          <w14:ligatures w14:val="none"/>
+          <ns2:ligatures ns2:val="none"/>
         </w:rPr>
       </w:pPr>
       <w:r>
@@ -4022,7 +4022,7 @@
           <w:kern w:val="0"/>
           <w:u w:val="single"/>
           <w:lang w:val="es-ES" w:eastAsia="es-ES"/>
-          <w14:ligatures w14:val="none"/>
+          <ns2:ligatures ns2:val="none"/>
         </w:rPr>
         <w:t xml:space="preserve">A </w:t>
       </w:r>
@@ -4033,7 +4033,7 @@
           <w:kern w:val="0"/>
           <w:u w:val="single"/>
           <w:lang w:val="es-ES" w:eastAsia="es-ES"/>
-          <w14:ligatures w14:val="none"/>
+          <ns2:ligatures ns2:val="none"/>
         </w:rPr>
         <w:t>Mastercard</w:t>
       </w:r>
@@ -4043,7 +4043,7 @@
           <w:color w:val="000000"/>
           <w:kern w:val="0"/>
           <w:lang w:val="es-ES" w:eastAsia="es-ES"/>
-          <w14:ligatures w14:val="none"/>
+          <ns2:ligatures ns2:val="none"/>
         </w:rPr>
         <w:t>:</w:t>
       </w:r>
@@ -4053,7 +4053,7 @@
           <w:color w:val="000000"/>
           <w:kern w:val="0"/>
           <w:lang w:eastAsia="es-ES"/>
-          <w14:ligatures w14:val="none"/>
+          <ns2:ligatures ns2:val="none"/>
         </w:rPr>
         <w:t xml:space="preserve"> </w:t>
       </w:r>
@@ -4063,26 +4063,26 @@
           <w:color w:val="000000"/>
           <w:kern w:val="0"/>
           <w:lang w:val="es-ES" w:eastAsia="es-ES"/>
-          <w14:ligatures w14:val="none"/>
+          <ns2:ligatures ns2:val="none"/>
         </w:rPr>
         <w:t>presentar todas las comunicaciones cursadas con la parte denunciante en virtud de los hechos materia de denuncia.</w:t>
       </w:r>
     </w:p>
     <w:bookmarkEnd w:id="8"/>
-    <w:p>
-      <w:pPr>
-        <w:spacing w:after="0" w:line="240" w:lineRule="auto"/>
-        <w:jc w:val="both"/>
-        <w:rPr>
-          <w:rFonts w:ascii="Arial Narrow" w:eastAsia="Times New Roman" w:hAnsi="Arial Narrow" w:cs="Arial"/>
-          <w:color w:val="000000"/>
-          <w:kern w:val="0"/>
-          <w:lang w:val="es-ES" w:eastAsia="es-ES"/>
-          <w14:ligatures w14:val="none"/>
-        </w:rPr>
-      </w:pPr>
-    </w:p>
-    <w:p>
+    <w:p ns2:paraId="76AC2520" ns2:textId="77777777">
+      <w:pPr>
+        <w:spacing w:after="0" w:line="240" w:lineRule="auto"/>
+        <w:jc w:val="both"/>
+        <w:rPr>
+          <w:rFonts w:ascii="Arial Narrow" w:eastAsia="Times New Roman" w:hAnsi="Arial Narrow" w:cs="Arial"/>
+          <w:color w:val="000000"/>
+          <w:kern w:val="0"/>
+          <w:lang w:val="es-ES" w:eastAsia="es-ES"/>
+          <ns2:ligatures ns2:val="none"/>
+        </w:rPr>
+      </w:pPr>
+    </w:p>
+    <w:p ns2:paraId="45192A8B" ns2:textId="77777777">
       <w:pPr>
         <w:pStyle w:val="Prrafodelista"/>
         <w:numPr>
@@ -4102,36 +4102,36 @@
           <w:color w:val="000000"/>
           <w:kern w:val="0"/>
           <w:lang w:eastAsia="es-PE"/>
-          <w14:ligatures w14:val="none"/>
-        </w:rPr>
-      </w:pPr>
-      <w:r>
-        <w:rPr>
-          <w:rFonts w:ascii="Arial Narrow" w:eastAsia="Arial Narrow" w:hAnsi="Arial Narrow" w:cs="Arial Narrow"/>
-          <w:b/>
-          <w:color w:val="000000"/>
-          <w:kern w:val="0"/>
-          <w:lang w:eastAsia="es-PE"/>
-          <w14:ligatures w14:val="none"/>
+          <ns2:ligatures ns2:val="none"/>
+        </w:rPr>
+      </w:pPr>
+      <w:r>
+        <w:rPr>
+          <w:rFonts w:ascii="Arial Narrow" w:eastAsia="Arial Narrow" w:hAnsi="Arial Narrow" w:cs="Arial Narrow"/>
+          <w:b/>
+          <w:color w:val="000000"/>
+          <w:kern w:val="0"/>
+          <w:lang w:eastAsia="es-PE"/>
+          <ns2:ligatures ns2:val="none"/>
         </w:rPr>
         <w:t xml:space="preserve">RESOLUCIÓN DE LA SECRETARÍA TÉCNICA </w:t>
       </w:r>
     </w:p>
-    <w:p>
-      <w:pPr>
-        <w:spacing w:after="0" w:line="240" w:lineRule="auto"/>
-        <w:jc w:val="both"/>
-        <w:rPr>
-          <w:rFonts w:ascii="Arial Narrow" w:eastAsia="Arial Narrow" w:hAnsi="Arial Narrow" w:cs="Arial Narrow"/>
-          <w:b/>
-          <w:color w:val="000000"/>
-          <w:kern w:val="0"/>
-          <w:lang w:eastAsia="es-PE"/>
-          <w14:ligatures w14:val="none"/>
-        </w:rPr>
-      </w:pPr>
-    </w:p>
-    <w:p>
+    <w:p ns2:paraId="71820251" ns2:textId="77777777">
+      <w:pPr>
+        <w:spacing w:after="0" w:line="240" w:lineRule="auto"/>
+        <w:jc w:val="both"/>
+        <w:rPr>
+          <w:rFonts w:ascii="Arial Narrow" w:eastAsia="Arial Narrow" w:hAnsi="Arial Narrow" w:cs="Arial Narrow"/>
+          <w:b/>
+          <w:color w:val="000000"/>
+          <w:kern w:val="0"/>
+          <w:lang w:eastAsia="es-PE"/>
+          <ns2:ligatures ns2:val="none"/>
+        </w:rPr>
+      </w:pPr>
+    </w:p>
+    <w:p ns2:paraId="2B2FEE2A" ns2:textId="46505F2D">
       <w:pPr>
         <w:spacing w:after="0" w:line="240" w:lineRule="auto"/>
         <w:jc w:val="both"/>
@@ -4140,17 +4140,17 @@
           <w:color w:val="000000"/>
           <w:kern w:val="0"/>
           <w:lang w:eastAsia="es-PE"/>
-          <w14:ligatures w14:val="none"/>
-        </w:rPr>
-      </w:pPr>
-      <w:r>
-        <w:rPr>
-          <w:rFonts w:ascii="Arial Narrow" w:eastAsia="Arial Narrow" w:hAnsi="Arial Narrow" w:cs="Arial Narrow"/>
-          <w:b/>
-          <w:color w:val="000000"/>
-          <w:kern w:val="0"/>
-          <w:lang w:eastAsia="es-PE"/>
-          <w14:ligatures w14:val="none"/>
+          <ns2:ligatures ns2:val="none"/>
+        </w:rPr>
+      </w:pPr>
+      <w:r>
+        <w:rPr>
+          <w:rFonts w:ascii="Arial Narrow" w:eastAsia="Arial Narrow" w:hAnsi="Arial Narrow" w:cs="Arial Narrow"/>
+          <w:b/>
+          <w:color w:val="000000"/>
+          <w:kern w:val="0"/>
+          <w:lang w:eastAsia="es-PE"/>
+          <ns2:ligatures ns2:val="none"/>
         </w:rPr>
         <w:t xml:space="preserve">PRIMERO: admitir a trámite la denuncia del 6 de junio de 2026, subsanada mediante escrito del 19 de junio de 2026, interpuesta por el señor [DENUNCIANTE] contra el Banco BBVA Perú S.A., Assist Card Perú S.A.C. y Mastercard Perú Inc-Sucursal del Perú, por lo siguiente:</w:t>
       </w:r>
@@ -4161,7 +4161,7 @@
           <w:kern w:val="0"/>
           <w:shd w:val="clear" w:color="auto" w:fill="FFFFFF"/>
           <w:lang w:eastAsia="es-PE"/>
-          <w14:ligatures w14:val="none"/>
+          <ns2:ligatures ns2:val="none"/>
         </w:rPr>
         <w:t xml:space="preserve"/>
       </w:r>
@@ -4171,7 +4171,7 @@
           <w:color w:val="000000"/>
           <w:kern w:val="0"/>
           <w:lang w:val="es-ES" w:eastAsia="es-ES"/>
-          <w14:ligatures w14:val="none"/>
+          <ns2:ligatures ns2:val="none"/>
         </w:rPr>
         <w:t/>
       </w:r>
@@ -4181,7 +4181,7 @@
           <w:color w:val="000000"/>
           <w:kern w:val="0"/>
           <w:lang w:val="es-ES" w:eastAsia="es-ES"/>
-          <w14:ligatures w14:val="none"/>
+          <ns2:ligatures ns2:val="none"/>
         </w:rPr>
         <w:t xml:space="preserve"/>
       </w:r>
@@ -4192,7 +4192,7 @@
           <w:kern w:val="0"/>
           <w:shd w:val="clear" w:color="auto" w:fill="FFFFFF"/>
           <w:lang w:eastAsia="es-PE"/>
-          <w14:ligatures w14:val="none"/>
+          <ns2:ligatures ns2:val="none"/>
         </w:rPr>
         <w:t xml:space="preserve"/>
       </w:r>
@@ -4203,7 +4203,7 @@
           <w:kern w:val="0"/>
           <w:shd w:val="clear" w:color="auto" w:fill="FFFFFF"/>
           <w:lang w:eastAsia="es-PE"/>
-          <w14:ligatures w14:val="none"/>
+          <ns2:ligatures ns2:val="none"/>
         </w:rPr>
         <w:t xml:space="preserve"/>
       </w:r>
@@ -4214,7 +4214,7 @@
           <w:kern w:val="0"/>
           <w:shd w:val="clear" w:color="auto" w:fill="FFFFFF"/>
           <w:lang w:eastAsia="es-PE"/>
-          <w14:ligatures w14:val="none"/>
+          <ns2:ligatures ns2:val="none"/>
         </w:rPr>
         <w:t xml:space="preserve"/>
       </w:r>
@@ -4225,7 +4225,7 @@
           <w:kern w:val="0"/>
           <w:shd w:val="clear" w:color="auto" w:fill="FFFFFF"/>
           <w:lang w:eastAsia="es-PE"/>
-          <w14:ligatures w14:val="none"/>
+          <ns2:ligatures ns2:val="none"/>
         </w:rPr>
         <w:t xml:space="preserve"/>
       </w:r>
@@ -4236,7 +4236,7 @@
           <w:kern w:val="0"/>
           <w:shd w:val="clear" w:color="auto" w:fill="FFFFFF"/>
           <w:lang w:eastAsia="es-PE"/>
-          <w14:ligatures w14:val="none"/>
+          <ns2:ligatures ns2:val="none"/>
         </w:rPr>
         <w:t xml:space="preserve"/>
       </w:r>
@@ -4254,7 +4254,7 @@
           <w:kern w:val="0"/>
           <w:shd w:val="clear" w:color="auto" w:fill="FFFFFF"/>
           <w:lang w:eastAsia="es-PE"/>
-          <w14:ligatures w14:val="none"/>
+          <ns2:ligatures ns2:val="none"/>
         </w:rPr>
         <w:t/>
       </w:r>
@@ -4265,7 +4265,7 @@
           <w:kern w:val="0"/>
           <w:shd w:val="clear" w:color="auto" w:fill="FFFFFF"/>
           <w:lang w:eastAsia="es-PE"/>
-          <w14:ligatures w14:val="none"/>
+          <ns2:ligatures ns2:val="none"/>
         </w:rPr>
         <w:t xml:space="preserve"/>
       </w:r>
@@ -4276,12 +4276,12 @@
           <w:kern w:val="0"/>
           <w:shd w:val="clear" w:color="auto" w:fill="FFFFFF"/>
           <w:lang w:eastAsia="es-PE"/>
-          <w14:ligatures w14:val="none"/>
+          <ns2:ligatures ns2:val="none"/>
         </w:rPr>
         <w:t/>
       </w:r>
     </w:p>
-    <w:p>
+    <w:p ns2:paraId="4810D151" ns2:textId="77777777">
       <w:pPr>
         <w:pStyle w:val="Prrafodelista"/>
         <w:tabs>
@@ -4293,11 +4293,11 @@
         <w:rPr>
           <w:rFonts w:ascii="Arial Narrow" w:eastAsia="Arial Narrow" w:hAnsi="Arial Narrow" w:cs="Arial Narrow"/>
           <w:kern w:val="0"/>
-          <w14:ligatures w14:val="none"/>
-        </w:rPr>
-      </w:pPr>
-    </w:p>
-    <w:p>
+          <ns2:ligatures ns2:val="none"/>
+        </w:rPr>
+      </w:pPr>
+    </w:p>
+    <w:p ns2:paraId="04668930" ns2:textId="11500E3A">
       <w:pPr>
         <w:pStyle w:val="Prrafodelista"/>
         <w:numPr>
@@ -4314,14 +4314,14 @@
         <w:rPr>
           <w:rFonts w:ascii="Arial Narrow" w:eastAsia="Arial Narrow" w:hAnsi="Arial Narrow" w:cs="Arial Narrow"/>
           <w:kern w:val="0"/>
-          <w14:ligatures w14:val="none"/>
-        </w:rPr>
-      </w:pPr>
-      <w:r>
-        <w:rPr>
-          <w:rFonts w:ascii="Arial Narrow" w:eastAsia="Arial Narrow" w:hAnsi="Arial Narrow" w:cs="Arial Narrow"/>
-          <w:kern w:val="0"/>
-          <w14:ligatures w14:val="none"/>
+          <ns2:ligatures ns2:val="none"/>
+        </w:rPr>
+      </w:pPr>
+      <w:r>
+        <w:rPr>
+          <w:rFonts w:ascii="Arial Narrow" w:eastAsia="Arial Narrow" w:hAnsi="Arial Narrow" w:cs="Arial Narrow"/>
+          <w:kern w:val="0"/>
+          <ns2:ligatures ns2:val="none"/>
         </w:rPr>
         <w:t xml:space="preserve">Presunta </w:t>
       </w:r>
@@ -4329,7 +4329,7 @@
         <w:rPr>
           <w:rFonts w:ascii="Arial Narrow" w:eastAsia="Arial Narrow" w:hAnsi="Arial Narrow" w:cs="Arial Narrow"/>
           <w:kern w:val="0"/>
-          <w14:ligatures w14:val="none"/>
+          <ns2:ligatures ns2:val="none"/>
         </w:rPr>
         <w:t>infracción a los artículos 18 y 19 de la Ley 29571, Código de Protección y Defensa del Consumidor</w:t>
       </w:r>
@@ -4337,7 +4337,7 @@
         <w:rPr>
           <w:rFonts w:ascii="Arial Narrow" w:eastAsia="Arial Narrow" w:hAnsi="Arial Narrow" w:cs="Arial Narrow"/>
           <w:kern w:val="0"/>
-          <w14:ligatures w14:val="none"/>
+          <ns2:ligatures ns2:val="none"/>
         </w:rPr>
         <w:t xml:space="preserve">, en </w:t>
       </w:r>
@@ -4345,7 +4345,7 @@
         <w:rPr>
           <w:rFonts w:ascii="Arial Narrow" w:eastAsia="Arial Narrow" w:hAnsi="Arial Narrow" w:cs="Arial Narrow"/>
           <w:kern w:val="0"/>
-          <w14:ligatures w14:val="none"/>
+          <ns2:ligatures ns2:val="none"/>
         </w:rPr>
         <w:t xml:space="preserve">el Banco BBVA Perú S.A. </w:t>
       </w:r>
@@ -4353,7 +4353,7 @@
         <w:rPr>
           <w:rFonts w:ascii="Arial Narrow" w:eastAsia="Arial Narrow" w:hAnsi="Arial Narrow" w:cs="Arial Narrow"/>
           <w:kern w:val="0"/>
-          <w14:ligatures w14:val="none"/>
+          <ns2:ligatures ns2:val="none"/>
         </w:rPr>
         <w:t xml:space="preserve">no habría cumplido con brindar una solución efectiva </w:t>
       </w:r>
@@ -4361,7 +4361,7 @@
         <w:rPr>
           <w:rFonts w:ascii="Arial Narrow" w:eastAsia="Arial Narrow" w:hAnsi="Arial Narrow" w:cs="Arial Narrow"/>
           <w:kern w:val="0"/>
-          <w14:ligatures w14:val="none"/>
+          <ns2:ligatures ns2:val="none"/>
         </w:rPr>
         <w:t>en la</w:t>
       </w:r>
@@ -4369,7 +4369,7 @@
         <w:rPr>
           <w:rFonts w:ascii="Arial Narrow" w:eastAsia="Arial Narrow" w:hAnsi="Arial Narrow" w:cs="Arial Narrow"/>
           <w:kern w:val="0"/>
-          <w14:ligatures w14:val="none"/>
+          <ns2:ligatures ns2:val="none"/>
         </w:rPr>
         <w:t xml:space="preserve"> </w:t>
       </w:r>
@@ -4377,7 +4377,7 @@
         <w:rPr>
           <w:rFonts w:ascii="Arial Narrow" w:eastAsia="Arial Narrow" w:hAnsi="Arial Narrow" w:cs="Arial Narrow"/>
           <w:kern w:val="0"/>
-          <w14:ligatures w14:val="none"/>
+          <ns2:ligatures ns2:val="none"/>
         </w:rPr>
         <w:t xml:space="preserve">atención de la </w:t>
       </w:r>
@@ -4385,7 +4385,7 @@
         <w:rPr>
           <w:rFonts w:ascii="Arial Narrow" w:eastAsia="Arial Narrow" w:hAnsi="Arial Narrow" w:cs="Arial Narrow"/>
           <w:kern w:val="0"/>
-          <w14:ligatures w14:val="none"/>
+          <ns2:ligatures ns2:val="none"/>
         </w:rPr>
         <w:t>solicitud</w:t>
       </w:r>
@@ -4393,7 +4393,7 @@
         <w:rPr>
           <w:rFonts w:ascii="Arial Narrow" w:eastAsia="Arial Narrow" w:hAnsi="Arial Narrow" w:cs="Arial Narrow"/>
           <w:kern w:val="0"/>
-          <w14:ligatures w14:val="none"/>
+          <ns2:ligatures ns2:val="none"/>
         </w:rPr>
         <w:t xml:space="preserve"> de cobertura </w:t>
       </w:r>
@@ -4403,7 +4403,7 @@
           <w:color w:val="000000"/>
           <w:kern w:val="0"/>
           <w:lang w:val="es-ES" w:eastAsia="es-ES"/>
-          <w14:ligatures w14:val="none"/>
+          <ns2:ligatures ns2:val="none"/>
         </w:rPr>
         <w:t>del servicio de asistencia médica de emergencia internacional asociado a la Tarjeta de Crédito Mastercard Black 553xxxxxx855</w:t>
       </w:r>
@@ -4411,7 +4411,7 @@
         <w:rPr>
           <w:rFonts w:ascii="Arial Narrow" w:eastAsia="Arial Narrow" w:hAnsi="Arial Narrow" w:cs="Arial Narrow"/>
           <w:kern w:val="0"/>
-          <w14:ligatures w14:val="none"/>
+          <ns2:ligatures ns2:val="none"/>
         </w:rPr>
         <w:t xml:space="preserve">, en la modalidad de asistencia </w:t>
       </w:r>
@@ -4419,7 +4419,7 @@
         <w:rPr>
           <w:rFonts w:ascii="Arial Narrow" w:eastAsia="Arial Narrow" w:hAnsi="Arial Narrow" w:cs="Arial Narrow"/>
           <w:kern w:val="0"/>
-          <w14:ligatures w14:val="none"/>
+          <ns2:ligatures ns2:val="none"/>
         </w:rPr>
         <w:lastRenderedPageBreak/>
         <w:t>directa o pago directo</w:t>
@@ -4428,7 +4428,7 @@
         <w:rPr>
           <w:rFonts w:ascii="Arial Narrow" w:eastAsia="Arial Narrow" w:hAnsi="Arial Narrow" w:cs="Arial Narrow"/>
           <w:kern w:val="0"/>
-          <w14:ligatures w14:val="none"/>
+          <ns2:ligatures ns2:val="none"/>
         </w:rPr>
         <w:t xml:space="preserve">, indicando que el servicio debe ser </w:t>
       </w:r>
@@ -4436,7 +4436,7 @@
         <w:rPr>
           <w:rFonts w:ascii="Arial Narrow" w:eastAsia="Arial Narrow" w:hAnsi="Arial Narrow" w:cs="Arial Narrow"/>
           <w:kern w:val="0"/>
-          <w14:ligatures w14:val="none"/>
+          <ns2:ligatures ns2:val="none"/>
         </w:rPr>
         <w:t>atendido</w:t>
       </w:r>
@@ -4444,7 +4444,7 @@
         <w:rPr>
           <w:rFonts w:ascii="Arial Narrow" w:eastAsia="Arial Narrow" w:hAnsi="Arial Narrow" w:cs="Arial Narrow"/>
           <w:kern w:val="0"/>
-          <w14:ligatures w14:val="none"/>
+          <ns2:ligatures ns2:val="none"/>
         </w:rPr>
         <w:t xml:space="preserve"> por </w:t>
       </w:r>
@@ -4452,7 +4452,7 @@
         <w:rPr>
           <w:rFonts w:ascii="Arial Narrow" w:eastAsia="Arial Narrow" w:hAnsi="Arial Narrow" w:cs="Arial Narrow"/>
           <w:kern w:val="0"/>
-          <w14:ligatures w14:val="none"/>
+          <ns2:ligatures ns2:val="none"/>
         </w:rPr>
         <w:t>Mastercard Perú Inc-Sucursal del Perú</w:t>
       </w:r>
@@ -4460,12 +4460,12 @@
         <w:rPr>
           <w:rFonts w:ascii="Arial Narrow" w:eastAsia="Arial Narrow" w:hAnsi="Arial Narrow" w:cs="Arial Narrow"/>
           <w:kern w:val="0"/>
-          <w14:ligatures w14:val="none"/>
+          <ns2:ligatures ns2:val="none"/>
         </w:rPr>
         <w:t>.</w:t>
       </w:r>
     </w:p>
-    <w:p>
+    <w:p ns2:paraId="4496AB85" ns2:textId="77777777">
       <w:pPr>
         <w:pStyle w:val="Prrafodelista"/>
         <w:tabs>
@@ -4477,11 +4477,11 @@
         <w:rPr>
           <w:rFonts w:ascii="Arial Narrow" w:eastAsia="Arial Narrow" w:hAnsi="Arial Narrow" w:cs="Arial Narrow"/>
           <w:kern w:val="0"/>
-          <w14:ligatures w14:val="none"/>
-        </w:rPr>
-      </w:pPr>
-    </w:p>
-    <w:p>
+          <ns2:ligatures ns2:val="none"/>
+        </w:rPr>
+      </w:pPr>
+    </w:p>
+    <w:p ns2:paraId="7019333C" ns2:textId="473E858F">
       <w:pPr>
         <w:pStyle w:val="Prrafodelista"/>
         <w:numPr>
@@ -4498,14 +4498,14 @@
         <w:rPr>
           <w:rFonts w:ascii="Arial Narrow" w:eastAsia="Arial Narrow" w:hAnsi="Arial Narrow" w:cs="Arial Narrow"/>
           <w:kern w:val="0"/>
-          <w14:ligatures w14:val="none"/>
-        </w:rPr>
-      </w:pPr>
-      <w:r>
-        <w:rPr>
-          <w:rFonts w:ascii="Arial Narrow" w:eastAsia="Arial Narrow" w:hAnsi="Arial Narrow" w:cs="Arial Narrow"/>
-          <w:kern w:val="0"/>
-          <w14:ligatures w14:val="none"/>
+          <ns2:ligatures ns2:val="none"/>
+        </w:rPr>
+      </w:pPr>
+      <w:r>
+        <w:rPr>
+          <w:rFonts w:ascii="Arial Narrow" w:eastAsia="Arial Narrow" w:hAnsi="Arial Narrow" w:cs="Arial Narrow"/>
+          <w:kern w:val="0"/>
+          <ns2:ligatures ns2:val="none"/>
         </w:rPr>
         <w:t xml:space="preserve">Presunta infracción a los artículos 18 y 19 de la Ley 29571, Código de Protección y Defensa del Consumidor, en tanto el Banco BBVA Perú S.A. </w:t>
       </w:r>
@@ -4513,7 +4513,7 @@
         <w:rPr>
           <w:rFonts w:ascii="Arial Narrow" w:eastAsia="Arial Narrow" w:hAnsi="Arial Narrow" w:cs="Arial Narrow"/>
           <w:kern w:val="0"/>
-          <w14:ligatures w14:val="none"/>
+          <ns2:ligatures ns2:val="none"/>
         </w:rPr>
         <w:t xml:space="preserve">no habría cumplido con brindar una solución efectiva </w:t>
       </w:r>
@@ -4521,7 +4521,7 @@
         <w:rPr>
           <w:rFonts w:ascii="Arial Narrow" w:eastAsia="Arial Narrow" w:hAnsi="Arial Narrow" w:cs="Arial Narrow"/>
           <w:kern w:val="0"/>
-          <w14:ligatures w14:val="none"/>
+          <ns2:ligatures ns2:val="none"/>
         </w:rPr>
         <w:t xml:space="preserve">en la atención de </w:t>
       </w:r>
@@ -4529,7 +4529,7 @@
         <w:rPr>
           <w:rFonts w:ascii="Arial Narrow" w:eastAsia="Arial Narrow" w:hAnsi="Arial Narrow" w:cs="Arial Narrow"/>
           <w:kern w:val="0"/>
-          <w14:ligatures w14:val="none"/>
+          <ns2:ligatures ns2:val="none"/>
         </w:rPr>
         <w:t xml:space="preserve">a la solicitud de cobertura </w:t>
       </w:r>
@@ -4539,7 +4539,7 @@
           <w:color w:val="000000"/>
           <w:kern w:val="0"/>
           <w:lang w:val="es-ES" w:eastAsia="es-ES"/>
-          <w14:ligatures w14:val="none"/>
+          <ns2:ligatures ns2:val="none"/>
         </w:rPr>
         <w:t>del servicio de asistencia médica de emergencia internacional asociado a la Tarjeta de Crédito Mastercard Black 553xxxxxx855</w:t>
       </w:r>
@@ -4547,7 +4547,7 @@
         <w:rPr>
           <w:rFonts w:ascii="Arial Narrow" w:eastAsia="Arial Narrow" w:hAnsi="Arial Narrow" w:cs="Arial Narrow"/>
           <w:kern w:val="0"/>
-          <w14:ligatures w14:val="none"/>
+          <ns2:ligatures ns2:val="none"/>
         </w:rPr>
         <w:t xml:space="preserve">, en la </w:t>
       </w:r>
@@ -4555,7 +4555,7 @@
         <w:rPr>
           <w:rFonts w:ascii="Arial Narrow" w:eastAsia="Arial Narrow" w:hAnsi="Arial Narrow" w:cs="Arial Narrow"/>
           <w:kern w:val="0"/>
-          <w14:ligatures w14:val="none"/>
+          <ns2:ligatures ns2:val="none"/>
         </w:rPr>
         <w:t>modalidad de reembolso de gastos médicos</w:t>
       </w:r>
@@ -4563,7 +4563,7 @@
         <w:rPr>
           <w:rFonts w:ascii="Arial Narrow" w:eastAsia="Arial Narrow" w:hAnsi="Arial Narrow" w:cs="Arial Narrow"/>
           <w:kern w:val="0"/>
-          <w14:ligatures w14:val="none"/>
+          <ns2:ligatures ns2:val="none"/>
         </w:rPr>
         <w:t>, indicando que el servicio debe ser atendido por Mastercard Perú Inc-Sucursal del Perú</w:t>
       </w:r>
@@ -4571,12 +4571,12 @@
         <w:rPr>
           <w:rFonts w:ascii="Arial Narrow" w:eastAsia="Arial Narrow" w:hAnsi="Arial Narrow" w:cs="Arial Narrow"/>
           <w:kern w:val="0"/>
-          <w14:ligatures w14:val="none"/>
+          <ns2:ligatures ns2:val="none"/>
         </w:rPr>
         <w:t>.</w:t>
       </w:r>
     </w:p>
-    <w:p>
+    <w:p ns2:paraId="30222EC9" ns2:textId="77777777">
       <w:pPr>
         <w:pStyle w:val="Prrafodelista"/>
         <w:tabs>
@@ -4588,11 +4588,11 @@
         <w:rPr>
           <w:rFonts w:ascii="Arial Narrow" w:eastAsia="Arial Narrow" w:hAnsi="Arial Narrow" w:cs="Arial Narrow"/>
           <w:kern w:val="0"/>
-          <w14:ligatures w14:val="none"/>
-        </w:rPr>
-      </w:pPr>
-    </w:p>
-    <w:p>
+          <ns2:ligatures ns2:val="none"/>
+        </w:rPr>
+      </w:pPr>
+    </w:p>
+    <w:p ns2:paraId="08DFF548" ns2:textId="0653B5DF">
       <w:pPr>
         <w:pStyle w:val="Prrafodelista"/>
         <w:numPr>
@@ -4609,14 +4609,14 @@
         <w:rPr>
           <w:rFonts w:ascii="Arial Narrow" w:eastAsia="Arial Narrow" w:hAnsi="Arial Narrow" w:cs="Arial Narrow"/>
           <w:kern w:val="0"/>
-          <w14:ligatures w14:val="none"/>
-        </w:rPr>
-      </w:pPr>
-      <w:r>
-        <w:rPr>
-          <w:rFonts w:ascii="Arial Narrow" w:eastAsia="Arial Narrow" w:hAnsi="Arial Narrow" w:cs="Arial Narrow"/>
-          <w:kern w:val="0"/>
-          <w14:ligatures w14:val="none"/>
+          <ns2:ligatures ns2:val="none"/>
+        </w:rPr>
+      </w:pPr>
+      <w:r>
+        <w:rPr>
+          <w:rFonts w:ascii="Arial Narrow" w:eastAsia="Arial Narrow" w:hAnsi="Arial Narrow" w:cs="Arial Narrow"/>
+          <w:kern w:val="0"/>
+          <ns2:ligatures ns2:val="none"/>
         </w:rPr>
         <w:t xml:space="preserve">Presunta </w:t>
       </w:r>
@@ -4624,7 +4624,7 @@
         <w:rPr>
           <w:rFonts w:ascii="Arial Narrow" w:eastAsia="Arial Narrow" w:hAnsi="Arial Narrow" w:cs="Arial Narrow"/>
           <w:kern w:val="0"/>
-          <w14:ligatures w14:val="none"/>
+          <ns2:ligatures ns2:val="none"/>
         </w:rPr>
         <w:t>infracción a los artículos 18 y 19 de la Ley 29571, Código de Protección y Defensa del Consumidor</w:t>
       </w:r>
@@ -4632,7 +4632,7 @@
         <w:rPr>
           <w:rFonts w:ascii="Arial Narrow" w:eastAsia="Arial Narrow" w:hAnsi="Arial Narrow" w:cs="Arial Narrow"/>
           <w:kern w:val="0"/>
-          <w14:ligatures w14:val="none"/>
+          <ns2:ligatures ns2:val="none"/>
         </w:rPr>
         <w:t xml:space="preserve">, en tanto </w:t>
       </w:r>
@@ -4640,7 +4640,7 @@
         <w:rPr>
           <w:rFonts w:ascii="Arial Narrow" w:eastAsia="Arial Narrow" w:hAnsi="Arial Narrow" w:cs="Arial Narrow"/>
           <w:kern w:val="0"/>
-          <w14:ligatures w14:val="none"/>
+          <ns2:ligatures ns2:val="none"/>
         </w:rPr>
         <w:t xml:space="preserve">Assist Card Perú S.A.C. </w:t>
       </w:r>
@@ -4648,7 +4648,7 @@
         <w:rPr>
           <w:rFonts w:ascii="Arial Narrow" w:eastAsia="Arial Narrow" w:hAnsi="Arial Narrow" w:cs="Arial Narrow"/>
           <w:kern w:val="0"/>
-          <w14:ligatures w14:val="none"/>
+          <ns2:ligatures ns2:val="none"/>
         </w:rPr>
         <w:t xml:space="preserve">no habría cumplido con atender adecuadamente la solicitud de cobertura </w:t>
       </w:r>
@@ -4658,7 +4658,7 @@
           <w:color w:val="000000"/>
           <w:kern w:val="0"/>
           <w:lang w:val="es-ES" w:eastAsia="es-ES"/>
-          <w14:ligatures w14:val="none"/>
+          <ns2:ligatures ns2:val="none"/>
         </w:rPr>
         <w:t>del servicio de asistencia médica de emergencia internacional asociado a la Tarjeta de Crédito Mastercard Black 553xxxxxx855</w:t>
       </w:r>
@@ -4666,7 +4666,7 @@
         <w:rPr>
           <w:rFonts w:ascii="Arial Narrow" w:eastAsia="Arial Narrow" w:hAnsi="Arial Narrow" w:cs="Arial Narrow"/>
           <w:kern w:val="0"/>
-          <w14:ligatures w14:val="none"/>
+          <ns2:ligatures ns2:val="none"/>
         </w:rPr>
         <w:t>, en la modalidad de asistencia directa o pago directo</w:t>
       </w:r>
@@ -4674,12 +4674,12 @@
         <w:rPr>
           <w:rFonts w:ascii="Arial Narrow" w:eastAsia="Arial Narrow" w:hAnsi="Arial Narrow" w:cs="Arial Narrow"/>
           <w:kern w:val="0"/>
-          <w14:ligatures w14:val="none"/>
+          <ns2:ligatures ns2:val="none"/>
         </w:rPr>
         <w:t xml:space="preserve">. </w:t>
       </w:r>
     </w:p>
-    <w:p>
+    <w:p ns2:paraId="225853F7" ns2:textId="77777777">
       <w:pPr>
         <w:pStyle w:val="Prrafodelista"/>
         <w:tabs>
@@ -4691,11 +4691,11 @@
         <w:rPr>
           <w:rFonts w:ascii="Arial Narrow" w:eastAsia="Arial Narrow" w:hAnsi="Arial Narrow" w:cs="Arial Narrow"/>
           <w:kern w:val="0"/>
-          <w14:ligatures w14:val="none"/>
-        </w:rPr>
-      </w:pPr>
-    </w:p>
-    <w:p>
+          <ns2:ligatures ns2:val="none"/>
+        </w:rPr>
+      </w:pPr>
+    </w:p>
+    <w:p ns2:paraId="6FE74BBE" ns2:textId="5F510FBC">
       <w:pPr>
         <w:pStyle w:val="Prrafodelista"/>
         <w:numPr>
@@ -4712,14 +4712,14 @@
         <w:rPr>
           <w:rFonts w:ascii="Arial Narrow" w:eastAsia="Arial Narrow" w:hAnsi="Arial Narrow" w:cs="Arial Narrow"/>
           <w:kern w:val="0"/>
-          <w14:ligatures w14:val="none"/>
-        </w:rPr>
-      </w:pPr>
-      <w:r>
-        <w:rPr>
-          <w:rFonts w:ascii="Arial Narrow" w:eastAsia="Arial Narrow" w:hAnsi="Arial Narrow" w:cs="Arial Narrow"/>
-          <w:kern w:val="0"/>
-          <w14:ligatures w14:val="none"/>
+          <ns2:ligatures ns2:val="none"/>
+        </w:rPr>
+      </w:pPr>
+      <w:r>
+        <w:rPr>
+          <w:rFonts w:ascii="Arial Narrow" w:eastAsia="Arial Narrow" w:hAnsi="Arial Narrow" w:cs="Arial Narrow"/>
+          <w:kern w:val="0"/>
+          <ns2:ligatures ns2:val="none"/>
         </w:rPr>
         <w:t xml:space="preserve">Presunta infracción a los artículos 18 y 19 de la Ley 29571, Código de Protección y Defensa del Consumidor, en tanto Assist Card Perú S.A.C. no habría cumplido con atender adecuadamente la solicitud de cobertura </w:t>
       </w:r>
@@ -4729,7 +4729,7 @@
           <w:color w:val="000000"/>
           <w:kern w:val="0"/>
           <w:lang w:val="es-ES" w:eastAsia="es-ES"/>
-          <w14:ligatures w14:val="none"/>
+          <ns2:ligatures ns2:val="none"/>
         </w:rPr>
         <w:t>del servicio de asistencia médica de emergencia internacional asociado a la Tarjeta de Crédito Mastercard Black 553xxxxxx855</w:t>
       </w:r>
@@ -4737,12 +4737,12 @@
         <w:rPr>
           <w:rFonts w:ascii="Arial Narrow" w:eastAsia="Arial Narrow" w:hAnsi="Arial Narrow" w:cs="Arial Narrow"/>
           <w:kern w:val="0"/>
-          <w14:ligatures w14:val="none"/>
+          <ns2:ligatures ns2:val="none"/>
         </w:rPr>
         <w:t xml:space="preserve">, en la modalidad de reembolso de gastos médicos. </w:t>
       </w:r>
     </w:p>
-    <w:p>
+    <w:p ns2:paraId="7135D2A2" ns2:textId="77777777">
       <w:pPr>
         <w:pStyle w:val="Prrafodelista"/>
         <w:tabs>
@@ -4754,11 +4754,11 @@
         <w:rPr>
           <w:rFonts w:ascii="Arial Narrow" w:eastAsia="Arial Narrow" w:hAnsi="Arial Narrow" w:cs="Arial Narrow"/>
           <w:kern w:val="0"/>
-          <w14:ligatures w14:val="none"/>
-        </w:rPr>
-      </w:pPr>
-    </w:p>
-    <w:p>
+          <ns2:ligatures ns2:val="none"/>
+        </w:rPr>
+      </w:pPr>
+    </w:p>
+    <w:p ns2:paraId="5BE20352" ns2:textId="262EFD8E">
       <w:pPr>
         <w:pStyle w:val="Prrafodelista"/>
         <w:numPr>
@@ -4775,14 +4775,14 @@
         <w:rPr>
           <w:rFonts w:ascii="Arial Narrow" w:eastAsia="Arial Narrow" w:hAnsi="Arial Narrow" w:cs="Arial Narrow"/>
           <w:kern w:val="0"/>
-          <w14:ligatures w14:val="none"/>
-        </w:rPr>
-      </w:pPr>
-      <w:r>
-        <w:rPr>
-          <w:rFonts w:ascii="Arial Narrow" w:eastAsia="Arial Narrow" w:hAnsi="Arial Narrow" w:cs="Arial Narrow"/>
-          <w:kern w:val="0"/>
-          <w14:ligatures w14:val="none"/>
+          <ns2:ligatures ns2:val="none"/>
+        </w:rPr>
+      </w:pPr>
+      <w:r>
+        <w:rPr>
+          <w:rFonts w:ascii="Arial Narrow" w:eastAsia="Arial Narrow" w:hAnsi="Arial Narrow" w:cs="Arial Narrow"/>
+          <w:kern w:val="0"/>
+          <ns2:ligatures ns2:val="none"/>
         </w:rPr>
         <w:t xml:space="preserve">Presunta infracción a los artículos 18 y 19 de la Ley 29571, Código de Protección y Defensa del Consumidor, en tanto </w:t>
       </w:r>
@@ -4790,7 +4790,7 @@
         <w:rPr>
           <w:rFonts w:ascii="Arial Narrow" w:eastAsia="Arial Narrow" w:hAnsi="Arial Narrow" w:cs="Arial Narrow"/>
           <w:kern w:val="0"/>
-          <w14:ligatures w14:val="none"/>
+          <ns2:ligatures ns2:val="none"/>
         </w:rPr>
         <w:t xml:space="preserve">Mastercard Perú Inc-Sucursal del Perú </w:t>
       </w:r>
@@ -4798,7 +4798,7 @@
         <w:rPr>
           <w:rFonts w:ascii="Arial Narrow" w:eastAsia="Arial Narrow" w:hAnsi="Arial Narrow" w:cs="Arial Narrow"/>
           <w:kern w:val="0"/>
-          <w14:ligatures w14:val="none"/>
+          <ns2:ligatures ns2:val="none"/>
         </w:rPr>
         <w:t xml:space="preserve">no habría cumplido con atender adecuadamente la solicitud de cobertura </w:t>
       </w:r>
@@ -4808,7 +4808,7 @@
           <w:color w:val="000000"/>
           <w:kern w:val="0"/>
           <w:lang w:val="es-ES" w:eastAsia="es-ES"/>
-          <w14:ligatures w14:val="none"/>
+          <ns2:ligatures ns2:val="none"/>
         </w:rPr>
         <w:t xml:space="preserve">del servicio de asistencia médica de emergencia </w:t>
       </w:r>
@@ -4818,7 +4818,7 @@
           <w:color w:val="000000"/>
           <w:kern w:val="0"/>
           <w:lang w:val="es-ES" w:eastAsia="es-ES"/>
-          <w14:ligatures w14:val="none"/>
+          <ns2:ligatures ns2:val="none"/>
         </w:rPr>
         <w:t>internacional asociado a la Tarjeta de Crédito Mastercard Black 553xxxxxx855</w:t>
       </w:r>
@@ -4826,22 +4826,22 @@
         <w:rPr>
           <w:rFonts w:ascii="Arial Narrow" w:eastAsia="Arial Narrow" w:hAnsi="Arial Narrow" w:cs="Arial Narrow"/>
           <w:kern w:val="0"/>
-          <w14:ligatures w14:val="none"/>
+          <ns2:ligatures ns2:val="none"/>
         </w:rPr>
         <w:t xml:space="preserve">, en la modalidad de asistencia directa o pago directo. </w:t>
       </w:r>
     </w:p>
-    <w:p>
+    <w:p ns2:paraId="08A65AED" ns2:textId="77777777">
       <w:pPr>
         <w:pStyle w:val="Prrafodelista"/>
         <w:rPr>
           <w:rFonts w:ascii="Arial Narrow" w:eastAsia="Arial Narrow" w:hAnsi="Arial Narrow" w:cs="Arial Narrow"/>
           <w:kern w:val="0"/>
-          <w14:ligatures w14:val="none"/>
-        </w:rPr>
-      </w:pPr>
-    </w:p>
-    <w:p>
+          <ns2:ligatures ns2:val="none"/>
+        </w:rPr>
+      </w:pPr>
+    </w:p>
+    <w:p ns2:paraId="4B21EF54" ns2:textId="1A9BBE06">
       <w:pPr>
         <w:pStyle w:val="Prrafodelista"/>
         <w:numPr>
@@ -4858,14 +4858,14 @@
         <w:rPr>
           <w:rFonts w:ascii="Arial Narrow" w:eastAsia="Arial Narrow" w:hAnsi="Arial Narrow" w:cs="Arial Narrow"/>
           <w:kern w:val="0"/>
-          <w14:ligatures w14:val="none"/>
-        </w:rPr>
-      </w:pPr>
-      <w:r>
-        <w:rPr>
-          <w:rFonts w:ascii="Arial Narrow" w:eastAsia="Arial Narrow" w:hAnsi="Arial Narrow" w:cs="Arial Narrow"/>
-          <w:kern w:val="0"/>
-          <w14:ligatures w14:val="none"/>
+          <ns2:ligatures ns2:val="none"/>
+        </w:rPr>
+      </w:pPr>
+      <w:r>
+        <w:rPr>
+          <w:rFonts w:ascii="Arial Narrow" w:eastAsia="Arial Narrow" w:hAnsi="Arial Narrow" w:cs="Arial Narrow"/>
+          <w:kern w:val="0"/>
+          <ns2:ligatures ns2:val="none"/>
         </w:rPr>
         <w:t xml:space="preserve">Presunta infracción a los artículos 18 y 19 de la Ley 29571, Código de Protección y Defensa del Consumidor, en tanto </w:t>
       </w:r>
@@ -4873,7 +4873,7 @@
         <w:rPr>
           <w:rFonts w:ascii="Arial Narrow" w:eastAsia="Arial Narrow" w:hAnsi="Arial Narrow" w:cs="Arial Narrow"/>
           <w:kern w:val="0"/>
-          <w14:ligatures w14:val="none"/>
+          <ns2:ligatures ns2:val="none"/>
         </w:rPr>
         <w:t xml:space="preserve">Mastercard Perú Inc-Sucursal del Perú </w:t>
       </w:r>
@@ -4881,7 +4881,7 @@
         <w:rPr>
           <w:rFonts w:ascii="Arial Narrow" w:eastAsia="Arial Narrow" w:hAnsi="Arial Narrow" w:cs="Arial Narrow"/>
           <w:kern w:val="0"/>
-          <w14:ligatures w14:val="none"/>
+          <ns2:ligatures ns2:val="none"/>
         </w:rPr>
         <w:t xml:space="preserve">no habría cumplido con atender adecuadamente la solicitud de cobertura </w:t>
       </w:r>
@@ -4891,7 +4891,7 @@
           <w:color w:val="000000"/>
           <w:kern w:val="0"/>
           <w:lang w:val="es-ES" w:eastAsia="es-ES"/>
-          <w14:ligatures w14:val="none"/>
+          <ns2:ligatures ns2:val="none"/>
         </w:rPr>
         <w:t>del servicio de asistencia médica de emergencia internacional asociado a la Tarjeta de Crédito Mastercard Black 553xxxxxx855</w:t>
       </w:r>
@@ -4899,12 +4899,12 @@
         <w:rPr>
           <w:rFonts w:ascii="Arial Narrow" w:eastAsia="Arial Narrow" w:hAnsi="Arial Narrow" w:cs="Arial Narrow"/>
           <w:kern w:val="0"/>
-          <w14:ligatures w14:val="none"/>
+          <ns2:ligatures ns2:val="none"/>
         </w:rPr>
         <w:t xml:space="preserve">, en la modalidad de reembolso de gastos médicos. </w:t>
       </w:r>
     </w:p>
-    <w:p>
+    <w:p ns2:paraId="2CCB9910" ns2:textId="77777777">
       <w:pPr>
         <w:pStyle w:val="Prrafodelista"/>
         <w:tabs>
@@ -4916,11 +4916,11 @@
         <w:rPr>
           <w:rFonts w:ascii="Arial Narrow" w:eastAsia="Arial Narrow" w:hAnsi="Arial Narrow" w:cs="Arial Narrow"/>
           <w:kern w:val="0"/>
-          <w14:ligatures w14:val="none"/>
-        </w:rPr>
-      </w:pPr>
-    </w:p>
-    <w:p>
+          <ns2:ligatures ns2:val="none"/>
+        </w:rPr>
+      </w:pPr>
+    </w:p>
+    <w:p ns2:paraId="7824271E" ns2:textId="4F76ACDF">
       <w:pPr>
         <w:pStyle w:val="Prrafodelista"/>
         <w:numPr>
@@ -4938,7 +4938,7 @@
           <w:rFonts w:ascii="Arial Narrow" w:eastAsia="Calibri" w:hAnsi="Arial Narrow" w:cs="Arial Narrow"/>
           <w:kern w:val="0"/>
           <w:lang w:eastAsia="es-PE"/>
-          <w14:ligatures w14:val="none"/>
+          <ns2:ligatures ns2:val="none"/>
         </w:rPr>
       </w:pPr>
       <w:r>
@@ -4947,7 +4947,7 @@
           <w:color w:val="000000"/>
           <w:kern w:val="0"/>
           <w:lang w:eastAsia="es-PE"/>
-          <w14:ligatures w14:val="none"/>
+          <ns2:ligatures ns2:val="none"/>
         </w:rPr>
         <w:t>Presunta infracción al literal g) del artículo 56 de la Ley 29571, Código de Protección y Defensa del Consumidor</w:t>
       </w:r>
@@ -4957,7 +4957,7 @@
           <w:kern w:val="0"/>
           <w:shd w:val="clear" w:color="auto" w:fill="FFFFFF"/>
           <w:lang w:eastAsia="es-PE"/>
-          <w14:ligatures w14:val="none"/>
+          <ns2:ligatures ns2:val="none"/>
         </w:rPr>
         <w:t xml:space="preserve">, en tanto Assist Card Perú S.A.C. habría </w:t>
       </w:r>
@@ -4967,7 +4967,7 @@
           <w:kern w:val="0"/>
           <w:shd w:val="clear" w:color="auto" w:fill="FFFFFF"/>
           <w:lang w:eastAsia="es-PE"/>
-          <w14:ligatures w14:val="none"/>
+          <ns2:ligatures ns2:val="none"/>
         </w:rPr>
         <w:t xml:space="preserve">requerido documentación de manera reiterativa </w:t>
       </w:r>
@@ -4977,7 +4977,7 @@
           <w:kern w:val="0"/>
           <w:shd w:val="clear" w:color="auto" w:fill="FFFFFF"/>
           <w:lang w:eastAsia="es-PE"/>
-          <w14:ligatures w14:val="none"/>
+          <ns2:ligatures ns2:val="none"/>
         </w:rPr>
         <w:t xml:space="preserve">al denunciante </w:t>
       </w:r>
@@ -4987,7 +4987,7 @@
           <w:kern w:val="0"/>
           <w:shd w:val="clear" w:color="auto" w:fill="FFFFFF"/>
           <w:lang w:eastAsia="es-PE"/>
-          <w14:ligatures w14:val="none"/>
+          <ns2:ligatures ns2:val="none"/>
         </w:rPr>
         <w:t xml:space="preserve">en </w:t>
       </w:r>
@@ -4995,7 +4995,7 @@
         <w:rPr>
           <w:rFonts w:ascii="Arial Narrow" w:eastAsia="Arial Narrow" w:hAnsi="Arial Narrow" w:cs="Arial Narrow"/>
           <w:kern w:val="0"/>
-          <w14:ligatures w14:val="none"/>
+          <ns2:ligatures ns2:val="none"/>
         </w:rPr>
         <w:t xml:space="preserve">la atención de a la solicitud de cobertura </w:t>
       </w:r>
@@ -5005,23 +5005,23 @@
           <w:color w:val="000000"/>
           <w:kern w:val="0"/>
           <w:lang w:val="es-ES" w:eastAsia="es-ES"/>
-          <w14:ligatures w14:val="none"/>
+          <ns2:ligatures ns2:val="none"/>
         </w:rPr>
         <w:t>del servicio de asistencia médica de emergencia internacional asociado a la Tarjeta de Crédito Mastercard Black 553xxxxxx855.</w:t>
       </w:r>
     </w:p>
-    <w:p>
-      <w:pPr>
-        <w:spacing w:after="0" w:line="240" w:lineRule="auto"/>
-        <w:jc w:val="both"/>
-        <w:rPr>
-          <w:rFonts w:ascii="Arial Narrow" w:eastAsia="Arial Narrow" w:hAnsi="Arial Narrow" w:cs="Arial Narrow"/>
-          <w:kern w:val="0"/>
-          <w14:ligatures w14:val="none"/>
-        </w:rPr>
-      </w:pPr>
-    </w:p>
-    <w:p>
+    <w:p ns2:paraId="6602EAFB" ns2:textId="77777777">
+      <w:pPr>
+        <w:spacing w:after="0" w:line="240" w:lineRule="auto"/>
+        <w:jc w:val="both"/>
+        <w:rPr>
+          <w:rFonts w:ascii="Arial Narrow" w:eastAsia="Arial Narrow" w:hAnsi="Arial Narrow" w:cs="Arial Narrow"/>
+          <w:kern w:val="0"/>
+          <ns2:ligatures ns2:val="none"/>
+        </w:rPr>
+      </w:pPr>
+    </w:p>
+    <w:p ns2:paraId="634A0D61" ns2:textId="3DB47F0D">
       <w:pPr>
         <w:spacing w:after="0" w:line="240" w:lineRule="auto"/>
         <w:contextualSpacing/>
@@ -5029,17 +5029,17 @@
         <w:rPr>
           <w:rFonts w:ascii="Arial Narrow" w:eastAsia="Calibri" w:hAnsi="Arial Narrow" w:cs="Arial"/>
           <w:kern w:val="0"/>
-          <w14:ligatures w14:val="none"/>
-        </w:rPr>
-      </w:pPr>
-      <w:r>
-        <w:rPr>
-          <w:rFonts w:ascii="Arial Narrow" w:eastAsia="Arial Narrow" w:hAnsi="Arial Narrow" w:cs="Arial Narrow"/>
-          <w:b/>
-          <w:color w:val="000000"/>
-          <w:kern w:val="0"/>
-          <w:lang w:eastAsia="es-PE"/>
-          <w14:ligatures w14:val="none"/>
+          <ns2:ligatures ns2:val="none"/>
+        </w:rPr>
+      </w:pPr>
+      <w:r>
+        <w:rPr>
+          <w:rFonts w:ascii="Arial Narrow" w:eastAsia="Arial Narrow" w:hAnsi="Arial Narrow" w:cs="Arial Narrow"/>
+          <w:b/>
+          <w:color w:val="000000"/>
+          <w:kern w:val="0"/>
+          <w:lang w:eastAsia="es-PE"/>
+          <ns2:ligatures ns2:val="none"/>
         </w:rPr>
         <w:t>SEGUNDO:</w:t>
       </w:r>
@@ -5049,7 +5049,7 @@
           <w:color w:val="000000"/>
           <w:kern w:val="0"/>
           <w:lang w:eastAsia="es-PE"/>
-          <w14:ligatures w14:val="none"/>
+          <ns2:ligatures ns2:val="none"/>
         </w:rPr>
         <w:t xml:space="preserve"> tener por ofrecidos los medios probatorios presentados en el escrito de denuncia </w:t>
       </w:r>
@@ -5059,7 +5059,7 @@
           <w:color w:val="000000"/>
           <w:kern w:val="0"/>
           <w:lang w:val="es-ES" w:eastAsia="es-ES"/>
-          <w14:ligatures w14:val="none"/>
+          <ns2:ligatures ns2:val="none"/>
         </w:rPr>
         <w:t xml:space="preserve">del </w:t>
       </w:r>
@@ -5069,7 +5069,7 @@
           <w:color w:val="000000"/>
           <w:kern w:val="0"/>
           <w:lang w:val="es-ES" w:eastAsia="es-ES"/>
-          <w14:ligatures w14:val="none"/>
+          <ns2:ligatures ns2:val="none"/>
         </w:rPr>
         <w:t>6 de junio de 2026, subsanada mediante escrito del 19 de junio de 2026</w:t>
       </w:r>
@@ -5077,12 +5077,12 @@
         <w:rPr>
           <w:rFonts w:ascii="Arial Narrow" w:eastAsia="Calibri" w:hAnsi="Arial Narrow" w:cs="Arial"/>
           <w:kern w:val="0"/>
-          <w14:ligatures w14:val="none"/>
+          <ns2:ligatures ns2:val="none"/>
         </w:rPr>
         <w:t>.</w:t>
       </w:r>
     </w:p>
-    <w:p>
+    <w:p ns2:paraId="2AF03E3F" ns2:textId="77777777">
       <w:pPr>
         <w:spacing w:after="0" w:line="240" w:lineRule="auto"/>
         <w:contextualSpacing/>
@@ -5092,30 +5092,30 @@
           <w:color w:val="000000"/>
           <w:kern w:val="0"/>
           <w:lang w:eastAsia="es-PE"/>
-          <w14:ligatures w14:val="none"/>
-        </w:rPr>
-      </w:pPr>
-    </w:p>
-    <w:p>
-      <w:pPr>
-        <w:spacing w:after="0" w:line="240" w:lineRule="auto"/>
-        <w:jc w:val="both"/>
-        <w:rPr>
-          <w:rFonts w:ascii="Arial Narrow" w:eastAsia="Arial Narrow" w:hAnsi="Arial Narrow" w:cs="Arial Narrow"/>
-          <w:color w:val="000000"/>
-          <w:kern w:val="0"/>
-          <w:lang w:eastAsia="es-PE"/>
-          <w14:ligatures w14:val="none"/>
-        </w:rPr>
-      </w:pPr>
-      <w:r>
-        <w:rPr>
-          <w:rFonts w:ascii="Arial Narrow" w:eastAsia="Arial Narrow" w:hAnsi="Arial Narrow" w:cs="Arial Narrow"/>
-          <w:b/>
-          <w:color w:val="000000"/>
-          <w:kern w:val="0"/>
-          <w:lang w:eastAsia="es-PE"/>
-          <w14:ligatures w14:val="none"/>
+          <ns2:ligatures ns2:val="none"/>
+        </w:rPr>
+      </w:pPr>
+    </w:p>
+    <w:p ns2:paraId="5D90C1F7" ns2:textId="34FB75B9">
+      <w:pPr>
+        <w:spacing w:after="0" w:line="240" w:lineRule="auto"/>
+        <w:jc w:val="both"/>
+        <w:rPr>
+          <w:rFonts w:ascii="Arial Narrow" w:eastAsia="Arial Narrow" w:hAnsi="Arial Narrow" w:cs="Arial Narrow"/>
+          <w:color w:val="000000"/>
+          <w:kern w:val="0"/>
+          <w:lang w:eastAsia="es-PE"/>
+          <ns2:ligatures ns2:val="none"/>
+        </w:rPr>
+      </w:pPr>
+      <w:r>
+        <w:rPr>
+          <w:rFonts w:ascii="Arial Narrow" w:eastAsia="Arial Narrow" w:hAnsi="Arial Narrow" w:cs="Arial Narrow"/>
+          <w:b/>
+          <w:color w:val="000000"/>
+          <w:kern w:val="0"/>
+          <w:lang w:eastAsia="es-PE"/>
+          <ns2:ligatures ns2:val="none"/>
         </w:rPr>
         <w:t xml:space="preserve">TERCERO: </w:t>
       </w:r>
@@ -5125,7 +5125,7 @@
           <w:color w:val="000000"/>
           <w:kern w:val="0"/>
           <w:lang w:eastAsia="es-PE"/>
-          <w14:ligatures w14:val="none"/>
+          <ns2:ligatures ns2:val="none"/>
         </w:rPr>
         <w:t>requerir a</w:t>
       </w:r>
@@ -5135,7 +5135,7 @@
           <w:color w:val="000000"/>
           <w:kern w:val="0"/>
           <w:lang w:eastAsia="es-PE"/>
-          <w14:ligatures w14:val="none"/>
+          <ns2:ligatures ns2:val="none"/>
         </w:rPr>
         <w:t>l</w:t>
       </w:r>
@@ -5145,7 +5145,7 @@
           <w:color w:val="000000"/>
           <w:kern w:val="0"/>
           <w:lang w:eastAsia="es-PE"/>
-          <w14:ligatures w14:val="none"/>
+          <ns2:ligatures ns2:val="none"/>
         </w:rPr>
         <w:t xml:space="preserve"> </w:t>
       </w:r>
@@ -5176,12 +5176,12 @@
           <w:color w:val="000000"/>
           <w:kern w:val="0"/>
           <w:lang w:eastAsia="es-PE"/>
-          <w14:ligatures w14:val="none"/>
+          <ns2:ligatures ns2:val="none"/>
         </w:rPr>
         <w:t>que cumplan con lo siguiente:</w:t>
       </w:r>
     </w:p>
-    <w:p>
+    <w:p ns2:paraId="156DFAB9" ns2:textId="77777777">
       <w:pPr>
         <w:spacing w:after="0" w:line="240" w:lineRule="auto"/>
         <w:jc w:val="both"/>
@@ -5190,11 +5190,11 @@
           <w:color w:val="000000"/>
           <w:kern w:val="0"/>
           <w:lang w:eastAsia="es-PE"/>
-          <w14:ligatures w14:val="none"/>
-        </w:rPr>
-      </w:pPr>
-    </w:p>
-    <w:p>
+          <ns2:ligatures ns2:val="none"/>
+        </w:rPr>
+      </w:pPr>
+    </w:p>
+    <w:p ns2:paraId="37384474" ns2:textId="77777777">
       <w:pPr>
         <w:numPr>
           <w:ilvl w:val="0"/>
@@ -5208,21 +5208,21 @@
           <w:color w:val="000000"/>
           <w:kern w:val="0"/>
           <w:lang w:eastAsia="es-PE"/>
-          <w14:ligatures w14:val="none"/>
-        </w:rPr>
-      </w:pPr>
-      <w:r>
-        <w:rPr>
-          <w:rFonts w:ascii="Arial Narrow" w:eastAsia="Arial Narrow" w:hAnsi="Arial Narrow" w:cs="Arial Narrow"/>
-          <w:color w:val="000000"/>
-          <w:kern w:val="0"/>
-          <w:lang w:eastAsia="es-PE"/>
-          <w14:ligatures w14:val="none"/>
+          <ns2:ligatures ns2:val="none"/>
+        </w:rPr>
+      </w:pPr>
+      <w:r>
+        <w:rPr>
+          <w:rFonts w:ascii="Arial Narrow" w:eastAsia="Arial Narrow" w:hAnsi="Arial Narrow" w:cs="Arial Narrow"/>
+          <w:color w:val="000000"/>
+          <w:kern w:val="0"/>
+          <w:lang w:eastAsia="es-PE"/>
+          <ns2:ligatures ns2:val="none"/>
         </w:rPr>
         <w:t>presentar documentos que acrediten su inscripción en los Registros Públicos o una declaración jurada que indique que cuenta con dicha inscripción;</w:t>
       </w:r>
     </w:p>
-    <w:p>
+    <w:p ns2:paraId="04A6E74B" ns2:textId="77777777">
       <w:pPr>
         <w:numPr>
           <w:ilvl w:val="0"/>
@@ -5236,22 +5236,22 @@
           <w:color w:val="000000"/>
           <w:kern w:val="0"/>
           <w:lang w:eastAsia="es-PE"/>
-          <w14:ligatures w14:val="none"/>
-        </w:rPr>
-      </w:pPr>
-      <w:r>
-        <w:rPr>
-          <w:rFonts w:ascii="Arial Narrow" w:eastAsia="Arial Narrow" w:hAnsi="Arial Narrow" w:cs="Arial Narrow"/>
-          <w:color w:val="000000"/>
-          <w:kern w:val="0"/>
-          <w:lang w:eastAsia="es-PE"/>
-          <w14:ligatures w14:val="none"/>
+          <ns2:ligatures ns2:val="none"/>
+        </w:rPr>
+      </w:pPr>
+      <w:r>
+        <w:rPr>
+          <w:rFonts w:ascii="Arial Narrow" w:eastAsia="Arial Narrow" w:hAnsi="Arial Narrow" w:cs="Arial Narrow"/>
+          <w:color w:val="000000"/>
+          <w:kern w:val="0"/>
+          <w:lang w:eastAsia="es-PE"/>
+          <ns2:ligatures ns2:val="none"/>
         </w:rPr>
         <w:lastRenderedPageBreak/>
         <w:t>presentar copia simple de las facultades de representación de su representante legal en el presente procedimiento o la declaración jurada que indique que cuenta con dichas facultades y que estas se encuentran vigentes;</w:t>
       </w:r>
     </w:p>
-    <w:p>
+    <w:p ns2:paraId="1203D0DC" ns2:textId="77777777">
       <w:pPr>
         <w:numPr>
           <w:ilvl w:val="0"/>
@@ -5265,21 +5265,21 @@
           <w:color w:val="000000"/>
           <w:kern w:val="0"/>
           <w:lang w:eastAsia="es-PE"/>
-          <w14:ligatures w14:val="none"/>
-        </w:rPr>
-      </w:pPr>
-      <w:r>
-        <w:rPr>
-          <w:rFonts w:ascii="Arial Narrow" w:eastAsia="Arial Narrow" w:hAnsi="Arial Narrow" w:cs="Arial Narrow"/>
-          <w:color w:val="000000"/>
-          <w:kern w:val="0"/>
-          <w:lang w:eastAsia="es-PE"/>
-          <w14:ligatures w14:val="none"/>
+          <ns2:ligatures ns2:val="none"/>
+        </w:rPr>
+      </w:pPr>
+      <w:r>
+        <w:rPr>
+          <w:rFonts w:ascii="Arial Narrow" w:eastAsia="Arial Narrow" w:hAnsi="Arial Narrow" w:cs="Arial Narrow"/>
+          <w:color w:val="000000"/>
+          <w:kern w:val="0"/>
+          <w:lang w:eastAsia="es-PE"/>
+          <ns2:ligatures ns2:val="none"/>
         </w:rPr>
         <w:t>consignar el Número de Registro Único de Contribuyentes (RUC); y,</w:t>
       </w:r>
     </w:p>
-    <w:p>
+    <w:p ns2:paraId="37704CA2" ns2:textId="7AD28F33">
       <w:pPr>
         <w:numPr>
           <w:ilvl w:val="0"/>
@@ -5291,16 +5291,16 @@
         <w:rPr>
           <w:rFonts w:ascii="Arial Narrow" w:eastAsia="Calibri" w:hAnsi="Arial Narrow" w:cs="Arial"/>
           <w:kern w:val="0"/>
-          <w14:ligatures w14:val="none"/>
-        </w:rPr>
-      </w:pPr>
-      <w:r>
-        <w:rPr>
-          <w:rFonts w:ascii="Arial Narrow" w:eastAsia="Arial Narrow" w:hAnsi="Arial Narrow" w:cs="Arial Narrow"/>
-          <w:color w:val="000000"/>
-          <w:kern w:val="0"/>
-          <w:lang w:eastAsia="es-PE"/>
-          <w14:ligatures w14:val="none"/>
+          <ns2:ligatures ns2:val="none"/>
+        </w:rPr>
+      </w:pPr>
+      <w:r>
+        <w:rPr>
+          <w:rFonts w:ascii="Arial Narrow" w:eastAsia="Arial Narrow" w:hAnsi="Arial Narrow" w:cs="Arial Narrow"/>
+          <w:color w:val="000000"/>
+          <w:kern w:val="0"/>
+          <w:lang w:eastAsia="es-PE"/>
+          <ns2:ligatures ns2:val="none"/>
         </w:rPr>
         <w:t xml:space="preserve">fijar domicilio procesal para el procedimiento, de conformidad con el numeral 1 del artículo 442 del Código Procesal Civil. </w:t>
       </w:r>
@@ -5308,7 +5308,7 @@
         <w:rPr>
           <w:rFonts w:ascii="Arial Narrow" w:eastAsia="Calibri" w:hAnsi="Arial Narrow" w:cs="Arial"/>
           <w:kern w:val="0"/>
-          <w14:ligatures w14:val="none"/>
+          <ns2:ligatures ns2:val="none"/>
         </w:rPr>
         <w:t>Para ello podrá señalar domicilio físico o una dirección electrónica a la que pueda remitirse las notificaciones</w:t>
       </w:r>
@@ -5317,12 +5317,12 @@
           <w:rFonts w:ascii="Arial Narrow" w:eastAsia="Arial" w:hAnsi="Arial Narrow" w:cs="Arial"/>
           <w:kern w:val="0"/>
           <w:lang w:val="es"/>
-          <w14:ligatures w14:val="none"/>
+          <ns2:ligatures ns2:val="none"/>
         </w:rPr>
         <w:t>;</w:t>
       </w:r>
     </w:p>
-    <w:p>
+    <w:p ns2:paraId="6A38ABFB" ns2:textId="7ACC9135">
       <w:pPr>
         <w:numPr>
           <w:ilvl w:val="0"/>
@@ -5334,14 +5334,14 @@
         <w:rPr>
           <w:rFonts w:ascii="Arial Narrow" w:eastAsia="Calibri" w:hAnsi="Arial Narrow" w:cs="Arial"/>
           <w:kern w:val="0"/>
-          <w14:ligatures w14:val="none"/>
+          <ns2:ligatures ns2:val="none"/>
         </w:rPr>
       </w:pPr>
       <w:r>
         <w:rPr>
           <w:rFonts w:ascii="Arial Narrow" w:eastAsia="Calibri" w:hAnsi="Arial Narrow" w:cs="Arial"/>
           <w:kern w:val="0"/>
-          <w14:ligatures w14:val="none"/>
+          <ns2:ligatures ns2:val="none"/>
         </w:rPr>
         <w:t>en caso califique como micro empresa o pequeña empresa, presentar los documentos que acrediten su volumen de ventas o ingresos brutos percibidos el año anterior relativo a todas sus actividades económicas y el número de trabajadores con el que cuenta</w:t>
       </w:r>
@@ -5351,7 +5351,7 @@
           <w:rFonts w:ascii="Arial Narrow" w:eastAsia="Calibri" w:hAnsi="Arial Narrow" w:cs="Arial"/>
           <w:kern w:val="0"/>
           <w:vertAlign w:val="superscript"/>
-          <w14:ligatures w14:val="none"/>
+          <ns2:ligatures ns2:val="none"/>
         </w:rPr>
         <w:footnoteReference w:id="6"/>
       </w:r>
@@ -5359,7 +5359,7 @@
         <w:rPr>
           <w:rFonts w:ascii="Arial Narrow" w:eastAsia="Calibri" w:hAnsi="Arial Narrow" w:cs="Arial"/>
           <w:kern w:val="0"/>
-          <w14:ligatures w14:val="none"/>
+          <ns2:ligatures ns2:val="none"/>
         </w:rPr>
         <w:t xml:space="preserve">. Ello, a fin de que la Comisión pueda meritar dicha documentación, conforme lo establece el artículo 110 del </w:t>
       </w:r>
@@ -5368,7 +5368,7 @@
           <w:rFonts w:ascii="Arial Narrow" w:eastAsia="Calibri" w:hAnsi="Arial Narrow" w:cs="Arial"/>
           <w:spacing w:val="-2"/>
           <w:kern w:val="0"/>
-          <w14:ligatures w14:val="none"/>
+          <ns2:ligatures ns2:val="none"/>
         </w:rPr>
         <w:t>Código</w:t>
       </w:r>
@@ -5379,7 +5379,7 @@
           <w:spacing w:val="-2"/>
           <w:kern w:val="0"/>
           <w:vertAlign w:val="superscript"/>
-          <w14:ligatures w14:val="none"/>
+          <ns2:ligatures ns2:val="none"/>
         </w:rPr>
         <w:footnoteReference w:id="7"/>
       </w:r>
@@ -5388,105 +5388,256 @@
           <w:rFonts w:ascii="Arial Narrow" w:eastAsia="Calibri" w:hAnsi="Arial Narrow" w:cs="Arial"/>
           <w:spacing w:val="-2"/>
           <w:kern w:val="0"/>
-          <w14:ligatures w14:val="none"/>
+          <ns2:ligatures ns2:val="none"/>
         </w:rPr>
         <w:t>.</w:t>
       </w:r>
     </w:p>
+    <w:p ns2:paraId="1B2AA0D1" ns2:textId="77777777">
+      <w:pPr>
+        <w:spacing w:after="0" w:line="240" w:lineRule="auto"/>
+        <w:ind w:left="567"/>
+        <w:jc w:val="both"/>
+        <w:rPr>
+          <w:rFonts w:ascii="Arial Narrow" w:eastAsia="Arial Narrow" w:hAnsi="Arial Narrow" w:cs="Arial Narrow"/>
+          <w:color w:val="000000"/>
+          <w:kern w:val="0"/>
+          <w:lang w:eastAsia="es-PE"/>
+          <ns2:ligatures ns2:val="none"/>
+        </w:rPr>
+      </w:pPr>
+    </w:p>
     <w:p>
       <w:pPr>
         <w:spacing w:after="0" w:line="240" w:lineRule="auto"/>
-        <w:ind w:left="567"/>
-        <w:jc w:val="both"/>
-        <w:rPr>
-          <w:rFonts w:ascii="Arial Narrow" w:eastAsia="Arial Narrow" w:hAnsi="Arial Narrow" w:cs="Arial Narrow"/>
-          <w:color w:val="000000"/>
-          <w:kern w:val="0"/>
-          <w:lang w:eastAsia="es-PE"/>
-          <w14:ligatures w14:val="none"/>
-        </w:rPr>
-      </w:pPr>
-    </w:p>
-    <w:p>
-      <w:pPr>
-        <w:spacing w:after="0" w:line="240" w:lineRule="auto"/>
-        <w:jc w:val="both"/>
-        <w:rPr>
-          <w:rFonts w:ascii="Arial Narrow" w:eastAsia="Arial Narrow" w:hAnsi="Arial Narrow" w:cs="Arial Narrow"/>
-          <w:color w:val="000000"/>
-          <w:kern w:val="0"/>
-          <w:lang w:eastAsia="es-PE"/>
-          <w14:ligatures w14:val="none"/>
-        </w:rPr>
-      </w:pPr>
-      <w:r>
-        <w:rPr>
-          <w:rFonts w:ascii="Arial Narrow" w:eastAsia="Arial Narrow" w:hAnsi="Arial Narrow" w:cs="Arial Narrow"/>
-          <w:b/>
-          <w:color w:val="000000"/>
-          <w:kern w:val="0"/>
-          <w:lang w:eastAsia="es-PE"/>
-          <w14:ligatures w14:val="none"/>
+        <w:jc w:val="both"/>
+        <w:rPr>
+          <w:rFonts w:ascii="Arial Narrow" w:eastAsia="Arial Narrow" w:hAnsi="Arial Narrow" w:cs="Arial Narrow"/>
+          <w:color w:val="000000"/>
+          <w:kern w:val="0"/>
+          <w:lang w:eastAsia="es-PE"/>
+          <ns2:ligatures ns2:val="none"/>
+        </w:rPr>
+      </w:pPr>
+      <w:r>
+        <w:rPr>
+          <w:rFonts w:ascii="Arial Narrow" w:hAnsi="Arial Narrow" w:cs="Arial Narrow"/>
+          <w:b w:val="1"/>
+          <w:bCs w:val="1"/>
+          <w:sz w:val="20"/>
+          <w:szCs w:val="20"/>
         </w:rPr>
         <w:t xml:space="preserve">CUARTO: </w:t>
       </w:r>
       <w:r>
         <w:rPr>
-          <w:rFonts w:ascii="Arial Narrow" w:eastAsia="Arial Narrow" w:hAnsi="Arial Narrow" w:cs="Arial Narrow"/>
-          <w:color w:val="000000"/>
-          <w:kern w:val="0"/>
-          <w:lang w:eastAsia="es-PE"/>
-          <w14:ligatures w14:val="none"/>
-        </w:rPr>
-        <w:t xml:space="preserve">correr traslado de la denuncia interpuesta </w:t>
-      </w:r>
-      <w:r>
-        <w:rPr>
-          <w:rFonts w:ascii="Arial Narrow" w:eastAsia="Times New Roman" w:hAnsi="Arial Narrow" w:cs="Arial"/>
-          <w:color w:val="000000"/>
-          <w:kern w:val="0"/>
-          <w:lang w:val="es-ES" w:eastAsia="es-ES"/>
-          <w14:ligatures w14:val="none"/>
+          <w:rFonts w:ascii="Arial Narrow" w:hAnsi="Arial Narrow" w:cs="Arial Narrow"/>
+          <w:sz w:val="20"/>
+          <w:szCs w:val="20"/>
+        </w:rPr>
+        <w:t xml:space="preserve">correr traslado de la presente resolución a Banco BBVA Perú S.A., a Assist Card Perú S.A.C. y a Mastercard Perú Inc-Sucursal del Perú para que, de conformidad con lo dispuesto por el artículo 26° de la Ley sobre Facultades, Normas y Organización del Indecopi, aprobado por Decreto Legislativo N° 8079, presente sus descargos sobre la imputación de cargos realizada en un plazo no mayor a cinco (5) días hábiles contado a partir del día siguiente de la notificación de la presente resolución, vencido el cual, el Secretario Técnico declarará en rebeldía a los denunciados que no lo hubieran presentado. Debe precisarse que de conformidad con lo establecido por el artículo 223° del Texto Único Ordenado de la Ley N° 27444, Ley del Procedimiento Administrativo General, las alegaciones y los hechos relevantes de la reclamación, salvo que hayan sido específicamente negadas en la contestación, se tendrán por aceptadas o meritadas como ciertas.</w:t>
+      </w:r>
+    </w:p>
+    <w:p ns2:paraId="2F1C55D7" ns2:textId="77777777">
+      <w:pPr>
+        <w:spacing w:after="0" w:line="240" w:lineRule="auto"/>
+        <w:jc w:val="both"/>
+        <w:rPr>
+          <w:rFonts w:ascii="Arial Narrow" w:eastAsia="Arial Narrow" w:hAnsi="Arial Narrow" w:cs="Arial Narrow"/>
+          <w:color w:val="000000"/>
+          <w:kern w:val="0"/>
+          <w:lang w:eastAsia="es-PE"/>
+          <ns2:ligatures ns2:val="none"/>
+        </w:rPr>
+      </w:pPr>
+    </w:p>
+    <w:p ns2:paraId="6D15F6EA" ns2:textId="3286FBAE">
+      <w:pPr>
+        <w:spacing w:after="0" w:line="240" w:lineRule="auto"/>
+        <w:jc w:val="both"/>
+        <w:rPr>
+          <w:rFonts w:ascii="Arial Narrow" w:eastAsia="Arial Narrow" w:hAnsi="Arial Narrow" w:cs="Arial Narrow"/>
+          <w:bCs/>
+        </w:rPr>
+      </w:pPr>
+      <w:r>
+        <w:rPr>
+          <w:rFonts w:ascii="Arial Narrow" w:eastAsia="Arial Narrow" w:hAnsi="Arial Narrow" w:cs="Arial Narrow"/>
+          <w:b/>
+          <w:color w:val="000000"/>
+          <w:kern w:val="0"/>
+          <w:lang w:eastAsia="es-PE"/>
+          <ns2:ligatures ns2:val="none"/>
+        </w:rPr>
+        <w:t xml:space="preserve">QUINTO: </w:t>
+      </w:r>
+      <w:bookmarkStart w:id="9" w:name="_Hlk188286813"/>
+      <w:r>
+        <w:rPr>
+          <w:rFonts w:ascii="Arial Narrow" w:eastAsia="Times New Roman" w:hAnsi="Arial Narrow" w:cs="Arial"/>
+          <w:color w:val="000000"/>
+          <w:kern w:val="0"/>
+          <w:lang w:eastAsia="es-ES"/>
+          <ns2:ligatures ns2:val="none"/>
+        </w:rPr>
+        <w:t xml:space="preserve">requerir </w:t>
+      </w:r>
+      <w:r>
+        <w:rPr>
+          <w:rFonts w:ascii="Arial Narrow" w:eastAsia="Times New Roman" w:hAnsi="Arial Narrow" w:cs="Arial"/>
+          <w:color w:val="000000"/>
+          <w:kern w:val="0"/>
+          <w:lang w:val="es-ES" w:eastAsia="es-ES"/>
+          <ns2:ligatures ns2:val="none"/>
+        </w:rPr>
+        <w:t xml:space="preserve">que, en un </w:t>
+      </w:r>
+      <w:r>
+        <w:rPr>
+          <w:rFonts w:ascii="Arial Narrow" w:eastAsia="Times New Roman" w:hAnsi="Arial Narrow" w:cs="Arial"/>
+          <w:color w:val="000000"/>
+          <w:kern w:val="0"/>
+          <w:lang w:eastAsia="es-ES"/>
+          <ns2:ligatures ns2:val="none"/>
+        </w:rPr>
+        <w:t>plazo no mayor de cinco (5) días hábiles contado a partir del día siguiente de la notificación de la presente resolución</w:t>
+      </w:r>
+      <w:bookmarkEnd w:id="9"/>
+      <w:r>
+        <w:rPr>
+          <w:rFonts w:ascii="Arial Narrow" w:eastAsia="Times New Roman" w:hAnsi="Arial Narrow" w:cs="Arial"/>
+          <w:color w:val="000000"/>
+          <w:kern w:val="0"/>
+          <w:lang w:eastAsia="es-ES"/>
+          <ns2:ligatures ns2:val="none"/>
+        </w:rPr>
+        <w:t xml:space="preserve">, </w:t>
+      </w:r>
+      <w:bookmarkStart w:id="10" w:name="_Hlk188286828"/>
+      <w:r>
+        <w:rPr>
+          <w:rFonts w:ascii="Arial Narrow" w:eastAsia="Times New Roman" w:hAnsi="Arial Narrow" w:cs="Arial"/>
+          <w:color w:val="000000"/>
+          <w:kern w:val="0"/>
+          <w:lang w:eastAsia="es-ES"/>
+          <ns2:ligatures ns2:val="none"/>
         </w:rPr>
         <w:t xml:space="preserve">el </w:t>
       </w:r>
       <w:r>
         <w:rPr>
-          <w:rFonts w:ascii="Arial Narrow" w:eastAsia="Times New Roman" w:hAnsi="Arial Narrow" w:cs="Arial"/>
-          <w:color w:val="000000"/>
-          <w:kern w:val="0"/>
-          <w:lang w:val="es-ES" w:eastAsia="es-ES"/>
-          <w14:ligatures w14:val="none"/>
-        </w:rPr>
-        <w:t>6 de junio de 2026, subsanada mediante escrito del 19 de junio de 2026</w:t>
-      </w:r>
-      <w:r>
-        <w:rPr>
-          <w:rFonts w:ascii="Arial Narrow" w:eastAsia="Calibri" w:hAnsi="Arial Narrow" w:cs="Arial"/>
-          <w:kern w:val="0"/>
-          <w14:ligatures w14:val="none"/>
+          <w:rFonts w:ascii="Arial Narrow" w:eastAsia="Arial Narrow" w:hAnsi="Arial Narrow" w:cs="Arial Narrow"/>
+          <w:bCs/>
+        </w:rPr>
+        <w:t>Banco BBVA Perú S.A.</w:t>
+      </w:r>
+      <w:r>
+        <w:rPr>
+          <w:rFonts w:ascii="Arial Narrow" w:eastAsia="Times New Roman" w:hAnsi="Arial Narrow" w:cs="Arial"/>
+          <w:color w:val="000000"/>
+          <w:kern w:val="0"/>
+          <w:lang w:eastAsia="es-ES"/>
+          <ns2:ligatures ns2:val="none"/>
         </w:rPr>
         <w:t xml:space="preserve">, </w:t>
       </w:r>
-      <w:r>
-        <w:rPr>
-          <w:rFonts w:ascii="Arial Narrow" w:eastAsia="Arial Narrow" w:hAnsi="Arial Narrow" w:cs="Arial Narrow"/>
-          <w:color w:val="000000"/>
-          <w:kern w:val="0"/>
-          <w:lang w:eastAsia="es-PE"/>
-          <w14:ligatures w14:val="none"/>
-        </w:rPr>
-        <w:t>a</w:t>
-      </w:r>
-      <w:r>
-        <w:rPr>
-          <w:rFonts w:ascii="Arial Narrow" w:eastAsia="Arial Narrow" w:hAnsi="Arial Narrow" w:cs="Arial Narrow"/>
-          <w:color w:val="000000"/>
-          <w:kern w:val="0"/>
-          <w:lang w:eastAsia="es-PE"/>
-          <w14:ligatures w14:val="none"/>
-        </w:rPr>
-        <w:t>l</w:t>
+      <w:bookmarkEnd w:id="10"/>
+      <w:r>
+        <w:rPr>
+          <w:rFonts w:ascii="Arial Narrow" w:eastAsia="Times New Roman" w:hAnsi="Arial Narrow" w:cs="Arial"/>
+          <w:color w:val="000000"/>
+          <w:kern w:val="0"/>
+          <w:lang w:val="es-ES" w:eastAsia="es-ES"/>
+          <ns2:ligatures ns2:val="none"/>
+        </w:rPr>
+        <w:t xml:space="preserve">cumpla con: </w:t>
+      </w:r>
+      <w:r>
+        <w:rPr>
+          <w:rFonts w:ascii="Arial Narrow" w:eastAsia="Times New Roman" w:hAnsi="Arial Narrow" w:cs="Arial"/>
+          <w:color w:val="000000"/>
+          <w:kern w:val="0"/>
+          <w:lang w:val="es-ES" w:eastAsia="es-ES"/>
+          <ns2:ligatures ns2:val="none"/>
+        </w:rPr>
+        <w:t>(i) presentar copia de la documentación contractual y/o informativa vigente al momento de la contratación y durante la vigencia de la Tarjeta de Crédito Mastercard Black 553xxxxxx855 vigentes al mes de febrero de 2026; (ii) presentar copia de las comunicaciones electrónicas remitidas al denunciante relacionadas con los beneficios de asistencia médica internacional asociados a la Tarjeta de Crédito Mastercard Black 553xxxxxx855; (iii) presentar los documentos que acrediten el rol que le correspondía frente a la activación, orientación o canalización del beneficio de asistencia médica de emergencia internacional durante la vigencia de la Tarjeta de Crédito Mastercard Black 553xxxxxx855</w:t>
+      </w:r>
+      <w:r>
+        <w:rPr>
+          <w:rFonts w:ascii="Arial Narrow" w:eastAsia="Times New Roman" w:hAnsi="Arial Narrow" w:cs="Arial"/>
+          <w:color w:val="000000"/>
+          <w:kern w:val="0"/>
+          <w:lang w:val="es-ES" w:eastAsia="es-ES"/>
+          <ns2:ligatures ns2:val="none"/>
+        </w:rPr>
+        <w:t>.</w:t>
+      </w:r>
+    </w:p>
+    <w:p ns2:paraId="7EAE58BA" ns2:textId="77777777">
+      <w:pPr>
+        <w:spacing w:after="0" w:line="240" w:lineRule="auto"/>
+        <w:jc w:val="both"/>
+        <w:rPr>
+          <w:rFonts w:ascii="Arial Narrow" w:eastAsia="Times New Roman" w:hAnsi="Arial Narrow" w:cs="Arial"/>
+          <w:color w:val="000000"/>
+          <w:kern w:val="0"/>
+          <w:lang w:val="es-ES" w:eastAsia="es-ES"/>
+          <ns2:ligatures ns2:val="none"/>
+        </w:rPr>
+      </w:pPr>
+    </w:p>
+    <w:p ns2:paraId="018EE32A" ns2:textId="5A7E3B88">
+      <w:pPr>
+        <w:spacing w:after="0" w:line="240" w:lineRule="auto"/>
+        <w:jc w:val="both"/>
+        <w:rPr>
+          <w:rFonts w:ascii="Arial Narrow" w:eastAsia="Times New Roman" w:hAnsi="Arial Narrow" w:cs="Arial"/>
+          <w:color w:val="000000"/>
+          <w:kern w:val="0"/>
+          <w:lang w:val="es-ES" w:eastAsia="es-ES"/>
+          <ns2:ligatures ns2:val="none"/>
+        </w:rPr>
+      </w:pPr>
+      <w:r>
+        <w:rPr>
+          <w:rFonts w:ascii="Arial Narrow" w:eastAsia="Arial Narrow" w:hAnsi="Arial Narrow" w:cs="Arial Narrow"/>
+          <w:b/>
+          <w:color w:val="000000"/>
+          <w:kern w:val="0"/>
+          <w:lang w:eastAsia="es-PE"/>
+          <ns2:ligatures ns2:val="none"/>
+        </w:rPr>
+        <w:t xml:space="preserve">SEXTO: </w:t>
+      </w:r>
+      <w:r>
+        <w:rPr>
+          <w:rFonts w:ascii="Arial Narrow" w:eastAsia="Times New Roman" w:hAnsi="Arial Narrow" w:cs="Arial"/>
+          <w:color w:val="000000"/>
+          <w:kern w:val="0"/>
+          <w:lang w:eastAsia="es-ES"/>
+          <ns2:ligatures ns2:val="none"/>
+        </w:rPr>
+        <w:t xml:space="preserve">requerir </w:t>
+      </w:r>
+      <w:r>
+        <w:rPr>
+          <w:rFonts w:ascii="Arial Narrow" w:eastAsia="Times New Roman" w:hAnsi="Arial Narrow" w:cs="Arial"/>
+          <w:color w:val="000000"/>
+          <w:kern w:val="0"/>
+          <w:lang w:val="es-ES" w:eastAsia="es-ES"/>
+          <ns2:ligatures ns2:val="none"/>
+        </w:rPr>
+        <w:t xml:space="preserve">que, en un </w:t>
+      </w:r>
+      <w:r>
+        <w:rPr>
+          <w:rFonts w:ascii="Arial Narrow" w:eastAsia="Times New Roman" w:hAnsi="Arial Narrow" w:cs="Arial"/>
+          <w:color w:val="000000"/>
+          <w:kern w:val="0"/>
+          <w:lang w:eastAsia="es-ES"/>
+          <ns2:ligatures ns2:val="none"/>
+        </w:rPr>
+        <w:t xml:space="preserve">plazo no mayor de cinco (5) días hábiles contado a partir del día siguiente de la notificación de la presente resolución, </w:t>
       </w:r>
       <w:r>
         <w:rPr>
@@ -5495,153 +5646,27 @@
           <w:kern w:val="0"/>
           <w:shd w:val="clear" w:color="auto" w:fill="FFFFFF"/>
           <w:lang w:eastAsia="es-PE"/>
-          <w14:ligatures w14:val="none"/>
-        </w:rPr>
-        <w:t xml:space="preserve"> </w:t>
-      </w:r>
-      <w:r>
-        <w:rPr>
-          <w:rFonts w:ascii="Arial Narrow" w:eastAsia="Arial Narrow" w:hAnsi="Arial Narrow" w:cs="Arial Narrow"/>
-          <w:bCs/>
-        </w:rPr>
-        <w:t xml:space="preserve">Banco BBVA Perú S.A., </w:t>
-      </w:r>
-      <w:r>
-        <w:rPr>
-          <w:rFonts w:ascii="Arial Narrow" w:eastAsia="Arial Narrow" w:hAnsi="Arial Narrow" w:cs="Arial Narrow"/>
-          <w:bCs/>
-        </w:rPr>
-        <w:t xml:space="preserve">a </w:t>
-      </w:r>
-      <w:r>
-        <w:rPr>
-          <w:rFonts w:ascii="Arial Narrow" w:eastAsia="Arial Narrow" w:hAnsi="Arial Narrow" w:cs="Arial Narrow"/>
-          <w:bCs/>
-        </w:rPr>
-        <w:t>Assist Card Perú S.A.C. y a Mastercard Perú Inc-Sucursal del Perú</w:t>
-      </w:r>
-      <w:r>
-        <w:rPr>
-          <w:rFonts w:ascii="Arial Narrow" w:eastAsia="Arial Narrow" w:hAnsi="Arial Narrow" w:cs="Arial Narrow"/>
-          <w:color w:val="000000"/>
-          <w:kern w:val="0"/>
-          <w:lang w:eastAsia="es-PE"/>
-          <w14:ligatures w14:val="none"/>
-        </w:rPr>
-        <w:t xml:space="preserve">, para que, de conformidad con lo dispuesto por el artículo 26 de la Ley sobre Facultades, Normas y Organización del Indecopi, aprobada por Decreto Legislativo 807, presenten sus descargos en un plazo no mayor de cinco (5) días hábiles contados desde la notificación. </w:t>
-      </w:r>
-    </w:p>
-    <w:p>
-      <w:pPr>
-        <w:spacing w:after="0" w:line="240" w:lineRule="auto"/>
-        <w:jc w:val="both"/>
-        <w:rPr>
-          <w:rFonts w:ascii="Arial Narrow" w:eastAsia="Arial Narrow" w:hAnsi="Arial Narrow" w:cs="Arial Narrow"/>
-          <w:color w:val="000000"/>
-          <w:kern w:val="0"/>
-          <w:lang w:eastAsia="es-PE"/>
-          <w14:ligatures w14:val="none"/>
-        </w:rPr>
-      </w:pPr>
-    </w:p>
-    <w:p>
-      <w:pPr>
-        <w:spacing w:after="0" w:line="240" w:lineRule="auto"/>
-        <w:jc w:val="both"/>
-        <w:rPr>
-          <w:rFonts w:ascii="Arial Narrow" w:eastAsia="Arial Narrow" w:hAnsi="Arial Narrow" w:cs="Arial Narrow"/>
-          <w:bCs/>
-        </w:rPr>
-      </w:pPr>
-      <w:r>
-        <w:rPr>
-          <w:rFonts w:ascii="Arial Narrow" w:eastAsia="Arial Narrow" w:hAnsi="Arial Narrow" w:cs="Arial Narrow"/>
-          <w:b/>
-          <w:color w:val="000000"/>
-          <w:kern w:val="0"/>
-          <w:lang w:eastAsia="es-PE"/>
-          <w14:ligatures w14:val="none"/>
-        </w:rPr>
-        <w:t xml:space="preserve">QUINTO: </w:t>
-      </w:r>
-      <w:bookmarkStart w:id="9" w:name="_Hlk188286813"/>
+          <ns2:ligatures ns2:val="none"/>
+        </w:rPr>
+        <w:t>Assist Card Perú S.A.C.</w:t>
+      </w:r>
       <w:r>
         <w:rPr>
           <w:rFonts w:ascii="Arial Narrow" w:eastAsia="Times New Roman" w:hAnsi="Arial Narrow" w:cs="Arial"/>
           <w:color w:val="000000"/>
           <w:kern w:val="0"/>
           <w:lang w:eastAsia="es-ES"/>
-          <w14:ligatures w14:val="none"/>
-        </w:rPr>
-        <w:t xml:space="preserve">requerir </w:t>
-      </w:r>
-      <w:r>
-        <w:rPr>
-          <w:rFonts w:ascii="Arial Narrow" w:eastAsia="Times New Roman" w:hAnsi="Arial Narrow" w:cs="Arial"/>
-          <w:color w:val="000000"/>
-          <w:kern w:val="0"/>
-          <w:lang w:val="es-ES" w:eastAsia="es-ES"/>
-          <w14:ligatures w14:val="none"/>
-        </w:rPr>
-        <w:t xml:space="preserve">que, en un </w:t>
-      </w:r>
-      <w:r>
-        <w:rPr>
-          <w:rFonts w:ascii="Arial Narrow" w:eastAsia="Times New Roman" w:hAnsi="Arial Narrow" w:cs="Arial"/>
-          <w:color w:val="000000"/>
-          <w:kern w:val="0"/>
-          <w:lang w:eastAsia="es-ES"/>
-          <w14:ligatures w14:val="none"/>
-        </w:rPr>
-        <w:t>plazo no mayor de cinco (5) días hábiles contado a partir del día siguiente de la notificación de la presente resolución</w:t>
-      </w:r>
-      <w:bookmarkEnd w:id="9"/>
-      <w:r>
-        <w:rPr>
-          <w:rFonts w:ascii="Arial Narrow" w:eastAsia="Times New Roman" w:hAnsi="Arial Narrow" w:cs="Arial"/>
-          <w:color w:val="000000"/>
-          <w:kern w:val="0"/>
-          <w:lang w:eastAsia="es-ES"/>
-          <w14:ligatures w14:val="none"/>
+          <ns2:ligatures ns2:val="none"/>
         </w:rPr>
         <w:t xml:space="preserve">, </w:t>
       </w:r>
-      <w:bookmarkStart w:id="10" w:name="_Hlk188286828"/>
-      <w:r>
-        <w:rPr>
-          <w:rFonts w:ascii="Arial Narrow" w:eastAsia="Times New Roman" w:hAnsi="Arial Narrow" w:cs="Arial"/>
-          <w:color w:val="000000"/>
-          <w:kern w:val="0"/>
-          <w:lang w:eastAsia="es-ES"/>
-          <w14:ligatures w14:val="none"/>
-        </w:rPr>
-        <w:t xml:space="preserve">el </w:t>
-      </w:r>
-      <w:r>
-        <w:rPr>
-          <w:rFonts w:ascii="Arial Narrow" w:eastAsia="Arial Narrow" w:hAnsi="Arial Narrow" w:cs="Arial Narrow"/>
-          <w:bCs/>
-        </w:rPr>
-        <w:t>Banco BBVA Perú S.A.</w:t>
-      </w:r>
-      <w:r>
-        <w:rPr>
-          <w:rFonts w:ascii="Arial Narrow" w:eastAsia="Times New Roman" w:hAnsi="Arial Narrow" w:cs="Arial"/>
-          <w:color w:val="000000"/>
-          <w:kern w:val="0"/>
-          <w:lang w:eastAsia="es-ES"/>
-          <w14:ligatures w14:val="none"/>
-        </w:rPr>
-        <w:t xml:space="preserve">, </w:t>
-      </w:r>
-      <w:bookmarkEnd w:id="10"/>
-      <w:r>
-        <w:rPr>
-          <w:rFonts w:ascii="Arial Narrow" w:eastAsia="Times New Roman" w:hAnsi="Arial Narrow" w:cs="Arial"/>
-          <w:color w:val="000000"/>
-          <w:kern w:val="0"/>
-          <w:lang w:val="es-ES" w:eastAsia="es-ES"/>
-          <w14:ligatures w14:val="none"/>
+      <w:r>
+        <w:rPr>
+          <w:rFonts w:ascii="Arial Narrow" w:eastAsia="Times New Roman" w:hAnsi="Arial Narrow" w:cs="Arial"/>
+          <w:color w:val="000000"/>
+          <w:kern w:val="0"/>
+          <w:lang w:val="es-ES" w:eastAsia="es-ES"/>
+          <ns2:ligatures ns2:val="none"/>
         </w:rPr>
         <w:t xml:space="preserve">cumpla con: </w:t>
       </w:r>
@@ -5651,125 +5676,7 @@
           <w:color w:val="000000"/>
           <w:kern w:val="0"/>
           <w:lang w:val="es-ES" w:eastAsia="es-ES"/>
-          <w14:ligatures w14:val="none"/>
-        </w:rPr>
-        <w:t>(i) presentar copia de la documentación contractual y/o informativa vigente al momento de la contratación y durante la vigencia de la Tarjeta de Crédito Mastercard Black 553xxxxxx855 vigentes al mes de febrero de 2026; (ii) presentar copia de las comunicaciones electrónicas remitidas al denunciante relacionadas con los beneficios de asistencia médica internacional asociados a la Tarjeta de Crédito Mastercard Black 553xxxxxx855; (iii) presentar los documentos que acrediten el rol que le correspondía frente a la activación, orientación o canalización del beneficio de asistencia médica de emergencia internacional durante la vigencia de la Tarjeta de Crédito Mastercard Black 553xxxxxx855</w:t>
-      </w:r>
-      <w:r>
-        <w:rPr>
-          <w:rFonts w:ascii="Arial Narrow" w:eastAsia="Times New Roman" w:hAnsi="Arial Narrow" w:cs="Arial"/>
-          <w:color w:val="000000"/>
-          <w:kern w:val="0"/>
-          <w:lang w:val="es-ES" w:eastAsia="es-ES"/>
-          <w14:ligatures w14:val="none"/>
-        </w:rPr>
-        <w:t>.</w:t>
-      </w:r>
-    </w:p>
-    <w:p>
-      <w:pPr>
-        <w:spacing w:after="0" w:line="240" w:lineRule="auto"/>
-        <w:jc w:val="both"/>
-        <w:rPr>
-          <w:rFonts w:ascii="Arial Narrow" w:eastAsia="Times New Roman" w:hAnsi="Arial Narrow" w:cs="Arial"/>
-          <w:color w:val="000000"/>
-          <w:kern w:val="0"/>
-          <w:lang w:val="es-ES" w:eastAsia="es-ES"/>
-          <w14:ligatures w14:val="none"/>
-        </w:rPr>
-      </w:pPr>
-    </w:p>
-    <w:p>
-      <w:pPr>
-        <w:spacing w:after="0" w:line="240" w:lineRule="auto"/>
-        <w:jc w:val="both"/>
-        <w:rPr>
-          <w:rFonts w:ascii="Arial Narrow" w:eastAsia="Times New Roman" w:hAnsi="Arial Narrow" w:cs="Arial"/>
-          <w:color w:val="000000"/>
-          <w:kern w:val="0"/>
-          <w:lang w:val="es-ES" w:eastAsia="es-ES"/>
-          <w14:ligatures w14:val="none"/>
-        </w:rPr>
-      </w:pPr>
-      <w:r>
-        <w:rPr>
-          <w:rFonts w:ascii="Arial Narrow" w:eastAsia="Arial Narrow" w:hAnsi="Arial Narrow" w:cs="Arial Narrow"/>
-          <w:b/>
-          <w:color w:val="000000"/>
-          <w:kern w:val="0"/>
-          <w:lang w:eastAsia="es-PE"/>
-          <w14:ligatures w14:val="none"/>
-        </w:rPr>
-        <w:t xml:space="preserve">SEXTO: </w:t>
-      </w:r>
-      <w:r>
-        <w:rPr>
-          <w:rFonts w:ascii="Arial Narrow" w:eastAsia="Times New Roman" w:hAnsi="Arial Narrow" w:cs="Arial"/>
-          <w:color w:val="000000"/>
-          <w:kern w:val="0"/>
-          <w:lang w:eastAsia="es-ES"/>
-          <w14:ligatures w14:val="none"/>
-        </w:rPr>
-        <w:t xml:space="preserve">requerir </w:t>
-      </w:r>
-      <w:r>
-        <w:rPr>
-          <w:rFonts w:ascii="Arial Narrow" w:eastAsia="Times New Roman" w:hAnsi="Arial Narrow" w:cs="Arial"/>
-          <w:color w:val="000000"/>
-          <w:kern w:val="0"/>
-          <w:lang w:val="es-ES" w:eastAsia="es-ES"/>
-          <w14:ligatures w14:val="none"/>
-        </w:rPr>
-        <w:t xml:space="preserve">que, en un </w:t>
-      </w:r>
-      <w:r>
-        <w:rPr>
-          <w:rFonts w:ascii="Arial Narrow" w:eastAsia="Times New Roman" w:hAnsi="Arial Narrow" w:cs="Arial"/>
-          <w:color w:val="000000"/>
-          <w:kern w:val="0"/>
-          <w:lang w:eastAsia="es-ES"/>
-          <w14:ligatures w14:val="none"/>
-        </w:rPr>
-        <w:t xml:space="preserve">plazo no mayor de cinco (5) días hábiles contado a partir del día siguiente de la notificación de la presente resolución, </w:t>
-      </w:r>
-      <w:r>
-        <w:rPr>
-          <w:rFonts w:ascii="Arial Narrow" w:eastAsia="Times New Roman" w:hAnsi="Arial Narrow" w:cs="Times New Roman"/>
-          <w:color w:val="000000"/>
-          <w:kern w:val="0"/>
-          <w:shd w:val="clear" w:color="auto" w:fill="FFFFFF"/>
-          <w:lang w:eastAsia="es-PE"/>
-          <w14:ligatures w14:val="none"/>
-        </w:rPr>
-        <w:t>Assist Card Perú S.A.C.</w:t>
-      </w:r>
-      <w:r>
-        <w:rPr>
-          <w:rFonts w:ascii="Arial Narrow" w:eastAsia="Times New Roman" w:hAnsi="Arial Narrow" w:cs="Arial"/>
-          <w:color w:val="000000"/>
-          <w:kern w:val="0"/>
-          <w:lang w:eastAsia="es-ES"/>
-          <w14:ligatures w14:val="none"/>
-        </w:rPr>
-        <w:t xml:space="preserve">, </w:t>
-      </w:r>
-      <w:r>
-        <w:rPr>
-          <w:rFonts w:ascii="Arial Narrow" w:eastAsia="Times New Roman" w:hAnsi="Arial Narrow" w:cs="Arial"/>
-          <w:color w:val="000000"/>
-          <w:kern w:val="0"/>
-          <w:lang w:val="es-ES" w:eastAsia="es-ES"/>
-          <w14:ligatures w14:val="none"/>
-        </w:rPr>
-        <w:t xml:space="preserve">cumpla con: </w:t>
-      </w:r>
-      <w:r>
-        <w:rPr>
-          <w:rFonts w:ascii="Arial Narrow" w:eastAsia="Times New Roman" w:hAnsi="Arial Narrow" w:cs="Arial"/>
-          <w:color w:val="000000"/>
-          <w:kern w:val="0"/>
-          <w:lang w:val="es-ES" w:eastAsia="es-ES"/>
-          <w14:ligatures w14:val="none"/>
+          <ns2:ligatures ns2:val="none"/>
         </w:rPr>
         <w:t xml:space="preserve">(i) presentar copia de los términos de cobertura, condiciones generales y alcances del servicio de asistencia médica de emergencia internacional asociado a la Tarjeta de Crédito Mastercard Black 553xxxxxx855 vigentes al mes de febrero de 2026; (ii) presentar los medios probatorios que acrediten el adecuado procedimiento de la solicitud de activación del beneficio de asistencia médica internacional mediante la modalidad de asistencia directa o pago directo y mediante la modalidad de reembolso de gastos médicos asociados a la Tarjeta de Crédito </w:t>
       </w:r>
@@ -5779,7 +5686,7 @@
           <w:color w:val="000000"/>
           <w:kern w:val="0"/>
           <w:lang w:val="es-ES" w:eastAsia="es-ES"/>
-          <w14:ligatures w14:val="none"/>
+          <ns2:ligatures ns2:val="none"/>
         </w:rPr>
         <w:lastRenderedPageBreak/>
         <w:t>Mastercard Black 55365******1855, incluyendo los canales habilitados y requisitos exigidos al consumidor; y, (iii) presentar todas las comunicaciones cursadas con la parte denunciante en virtud de los hechos materia de denuncia</w:t>
@@ -5790,44 +5697,44 @@
           <w:color w:val="000000"/>
           <w:kern w:val="0"/>
           <w:lang w:val="es-ES" w:eastAsia="es-ES"/>
-          <w14:ligatures w14:val="none"/>
+          <ns2:ligatures ns2:val="none"/>
         </w:rPr>
         <w:t>.</w:t>
       </w:r>
     </w:p>
-    <w:p>
-      <w:pPr>
-        <w:spacing w:after="0" w:line="240" w:lineRule="auto"/>
-        <w:jc w:val="both"/>
-        <w:rPr>
-          <w:rFonts w:ascii="Arial Narrow" w:eastAsia="Times New Roman" w:hAnsi="Arial Narrow" w:cs="Arial"/>
-          <w:color w:val="000000"/>
-          <w:kern w:val="0"/>
-          <w:lang w:val="es-ES" w:eastAsia="es-ES"/>
-          <w14:ligatures w14:val="none"/>
-        </w:rPr>
-      </w:pPr>
-    </w:p>
-    <w:p>
-      <w:pPr>
-        <w:spacing w:after="0" w:line="240" w:lineRule="auto"/>
-        <w:jc w:val="both"/>
-        <w:rPr>
-          <w:rFonts w:ascii="Arial Narrow" w:eastAsia="Times New Roman" w:hAnsi="Arial Narrow" w:cs="Arial"/>
-          <w:color w:val="000000"/>
-          <w:kern w:val="0"/>
-          <w:lang w:val="es-ES" w:eastAsia="es-ES"/>
-          <w14:ligatures w14:val="none"/>
-        </w:rPr>
-      </w:pPr>
-      <w:r>
-        <w:rPr>
-          <w:rFonts w:ascii="Arial Narrow" w:eastAsia="Arial Narrow" w:hAnsi="Arial Narrow" w:cs="Arial Narrow"/>
-          <w:b/>
-          <w:color w:val="000000"/>
-          <w:kern w:val="0"/>
-          <w:lang w:eastAsia="es-PE"/>
-          <w14:ligatures w14:val="none"/>
+    <w:p ns2:paraId="20B54ACB" ns2:textId="77777777">
+      <w:pPr>
+        <w:spacing w:after="0" w:line="240" w:lineRule="auto"/>
+        <w:jc w:val="both"/>
+        <w:rPr>
+          <w:rFonts w:ascii="Arial Narrow" w:eastAsia="Times New Roman" w:hAnsi="Arial Narrow" w:cs="Arial"/>
+          <w:color w:val="000000"/>
+          <w:kern w:val="0"/>
+          <w:lang w:val="es-ES" w:eastAsia="es-ES"/>
+          <ns2:ligatures ns2:val="none"/>
+        </w:rPr>
+      </w:pPr>
+    </w:p>
+    <w:p ns2:paraId="1C7257F5" ns2:textId="0355DE33">
+      <w:pPr>
+        <w:spacing w:after="0" w:line="240" w:lineRule="auto"/>
+        <w:jc w:val="both"/>
+        <w:rPr>
+          <w:rFonts w:ascii="Arial Narrow" w:eastAsia="Times New Roman" w:hAnsi="Arial Narrow" w:cs="Arial"/>
+          <w:color w:val="000000"/>
+          <w:kern w:val="0"/>
+          <w:lang w:val="es-ES" w:eastAsia="es-ES"/>
+          <ns2:ligatures ns2:val="none"/>
+        </w:rPr>
+      </w:pPr>
+      <w:r>
+        <w:rPr>
+          <w:rFonts w:ascii="Arial Narrow" w:eastAsia="Arial Narrow" w:hAnsi="Arial Narrow" w:cs="Arial Narrow"/>
+          <w:b/>
+          <w:color w:val="000000"/>
+          <w:kern w:val="0"/>
+          <w:lang w:eastAsia="es-PE"/>
+          <ns2:ligatures ns2:val="none"/>
         </w:rPr>
         <w:t>SÉTIMO</w:t>
       </w:r>
@@ -5838,7 +5745,7 @@
           <w:color w:val="000000"/>
           <w:kern w:val="0"/>
           <w:lang w:eastAsia="es-PE"/>
-          <w14:ligatures w14:val="none"/>
+          <ns2:ligatures ns2:val="none"/>
         </w:rPr>
         <w:t xml:space="preserve">: </w:t>
       </w:r>
@@ -5848,7 +5755,7 @@
           <w:color w:val="000000"/>
           <w:kern w:val="0"/>
           <w:lang w:eastAsia="es-ES"/>
-          <w14:ligatures w14:val="none"/>
+          <ns2:ligatures ns2:val="none"/>
         </w:rPr>
         <w:t xml:space="preserve">requerir </w:t>
       </w:r>
@@ -5858,7 +5765,7 @@
           <w:color w:val="000000"/>
           <w:kern w:val="0"/>
           <w:lang w:val="es-ES" w:eastAsia="es-ES"/>
-          <w14:ligatures w14:val="none"/>
+          <ns2:ligatures ns2:val="none"/>
         </w:rPr>
         <w:t xml:space="preserve">que, en un </w:t>
       </w:r>
@@ -5868,7 +5775,7 @@
           <w:color w:val="000000"/>
           <w:kern w:val="0"/>
           <w:lang w:eastAsia="es-ES"/>
-          <w14:ligatures w14:val="none"/>
+          <ns2:ligatures ns2:val="none"/>
         </w:rPr>
         <w:t xml:space="preserve">plazo no mayor de cinco (5) días hábiles contado a partir del día siguiente de la notificación de la presente resolución, </w:t>
       </w:r>
@@ -5879,7 +5786,7 @@
           <w:kern w:val="0"/>
           <w:shd w:val="clear" w:color="auto" w:fill="FFFFFF"/>
           <w:lang w:eastAsia="es-PE"/>
-          <w14:ligatures w14:val="none"/>
+          <ns2:ligatures ns2:val="none"/>
         </w:rPr>
         <w:t xml:space="preserve">Mastercard </w:t>
       </w:r>
@@ -5890,7 +5797,7 @@
           <w:kern w:val="0"/>
           <w:shd w:val="clear" w:color="auto" w:fill="FFFFFF"/>
           <w:lang w:eastAsia="es-PE"/>
-          <w14:ligatures w14:val="none"/>
+          <ns2:ligatures ns2:val="none"/>
         </w:rPr>
         <w:t>Perú Inc-Sucursal del Perú</w:t>
       </w:r>
@@ -5900,7 +5807,7 @@
           <w:color w:val="000000"/>
           <w:kern w:val="0"/>
           <w:lang w:eastAsia="es-ES"/>
-          <w14:ligatures w14:val="none"/>
+          <ns2:ligatures ns2:val="none"/>
         </w:rPr>
         <w:t xml:space="preserve">, </w:t>
       </w:r>
@@ -5910,7 +5817,7 @@
           <w:color w:val="000000"/>
           <w:kern w:val="0"/>
           <w:lang w:val="es-ES" w:eastAsia="es-ES"/>
-          <w14:ligatures w14:val="none"/>
+          <ns2:ligatures ns2:val="none"/>
         </w:rPr>
         <w:t>cumpla con</w:t>
       </w:r>
@@ -5920,7 +5827,7 @@
           <w:color w:val="000000"/>
           <w:kern w:val="0"/>
           <w:lang w:val="es-ES" w:eastAsia="es-ES"/>
-          <w14:ligatures w14:val="none"/>
+          <ns2:ligatures ns2:val="none"/>
         </w:rPr>
         <w:t xml:space="preserve"> </w:t>
       </w:r>
@@ -5930,12 +5837,12 @@
           <w:color w:val="000000"/>
           <w:kern w:val="0"/>
           <w:lang w:val="es-ES" w:eastAsia="es-ES"/>
-          <w14:ligatures w14:val="none"/>
+          <ns2:ligatures ns2:val="none"/>
         </w:rPr>
         <w:t>presentar todas las comunicaciones cursadas con la parte denunciante en virtud de los hechos materia de denuncia.</w:t>
       </w:r>
     </w:p>
-    <w:p>
+    <w:p ns2:paraId="61AD8504" ns2:textId="77777777">
       <w:pPr>
         <w:spacing w:after="0" w:line="240" w:lineRule="auto"/>
         <w:jc w:val="both"/>
@@ -5945,30 +5852,30 @@
           <w:color w:val="000000"/>
           <w:kern w:val="0"/>
           <w:lang w:val="es-ES" w:eastAsia="es-PE"/>
-          <w14:ligatures w14:val="none"/>
-        </w:rPr>
-      </w:pPr>
-    </w:p>
-    <w:p>
-      <w:pPr>
-        <w:spacing w:after="0" w:line="240" w:lineRule="auto"/>
-        <w:jc w:val="both"/>
-        <w:rPr>
-          <w:rFonts w:ascii="Arial Narrow" w:eastAsia="Arial Narrow" w:hAnsi="Arial Narrow" w:cs="Arial Narrow"/>
-          <w:color w:val="000000"/>
-          <w:kern w:val="0"/>
-          <w:lang w:eastAsia="es-PE"/>
-          <w14:ligatures w14:val="none"/>
-        </w:rPr>
-      </w:pPr>
-      <w:r>
-        <w:rPr>
-          <w:rFonts w:ascii="Arial Narrow" w:eastAsia="Arial Narrow" w:hAnsi="Arial Narrow" w:cs="Arial Narrow"/>
-          <w:b/>
-          <w:color w:val="000000"/>
-          <w:kern w:val="0"/>
-          <w:lang w:eastAsia="es-PE"/>
-          <w14:ligatures w14:val="none"/>
+          <ns2:ligatures ns2:val="none"/>
+        </w:rPr>
+      </w:pPr>
+    </w:p>
+    <w:p ns2:paraId="58D4E496" ns2:textId="2FC0D896">
+      <w:pPr>
+        <w:spacing w:after="0" w:line="240" w:lineRule="auto"/>
+        <w:jc w:val="both"/>
+        <w:rPr>
+          <w:rFonts w:ascii="Arial Narrow" w:eastAsia="Arial Narrow" w:hAnsi="Arial Narrow" w:cs="Arial Narrow"/>
+          <w:color w:val="000000"/>
+          <w:kern w:val="0"/>
+          <w:lang w:eastAsia="es-PE"/>
+          <ns2:ligatures ns2:val="none"/>
+        </w:rPr>
+      </w:pPr>
+      <w:r>
+        <w:rPr>
+          <w:rFonts w:ascii="Arial Narrow" w:eastAsia="Arial Narrow" w:hAnsi="Arial Narrow" w:cs="Arial Narrow"/>
+          <w:b/>
+          <w:color w:val="000000"/>
+          <w:kern w:val="0"/>
+          <w:lang w:eastAsia="es-PE"/>
+          <ns2:ligatures ns2:val="none"/>
         </w:rPr>
         <w:t>OCTAVO</w:t>
       </w:r>
@@ -5979,7 +5886,7 @@
           <w:color w:val="000000"/>
           <w:kern w:val="0"/>
           <w:lang w:eastAsia="es-PE"/>
-          <w14:ligatures w14:val="none"/>
+          <ns2:ligatures ns2:val="none"/>
         </w:rPr>
         <w:t>:</w:t>
       </w:r>
@@ -5989,7 +5896,7 @@
           <w:color w:val="000000"/>
           <w:kern w:val="0"/>
           <w:lang w:eastAsia="es-PE"/>
-          <w14:ligatures w14:val="none"/>
+          <ns2:ligatures ns2:val="none"/>
         </w:rPr>
         <w:t xml:space="preserve"> </w:t>
       </w:r>
@@ -6000,7 +5907,7 @@
           <w:color w:val="000000"/>
           <w:kern w:val="0"/>
           <w:lang w:eastAsia="es-PE"/>
-          <w14:ligatures w14:val="none"/>
+          <ns2:ligatures ns2:val="none"/>
         </w:rPr>
         <w:t xml:space="preserve">informar a las partes que el artículo 110 de la </w:t>
       </w:r>
@@ -6010,7 +5917,7 @@
           <w:color w:val="000000"/>
           <w:kern w:val="0"/>
           <w:lang w:eastAsia="es-PE"/>
-          <w14:ligatures w14:val="none"/>
+          <ns2:ligatures ns2:val="none"/>
         </w:rPr>
         <w:t>Ley 29571</w:t>
       </w:r>
@@ -6020,7 +5927,7 @@
           <w:color w:val="000000"/>
           <w:kern w:val="0"/>
           <w:lang w:eastAsia="es-PE"/>
-          <w14:ligatures w14:val="none"/>
+          <ns2:ligatures ns2:val="none"/>
         </w:rPr>
         <w:t>, Código de Protección y Defensa del Consumidor</w:t>
       </w:r>
@@ -6032,7 +5939,7 @@
           <w:kern w:val="0"/>
           <w:vertAlign w:val="superscript"/>
           <w:lang w:eastAsia="es-PE"/>
-          <w14:ligatures w14:val="none"/>
+          <ns2:ligatures ns2:val="none"/>
         </w:rPr>
         <w:footnoteReference w:id="8"/>
       </w:r>
@@ -6042,7 +5949,7 @@
           <w:color w:val="000000"/>
           <w:kern w:val="0"/>
           <w:lang w:eastAsia="es-PE"/>
-          <w14:ligatures w14:val="none"/>
+          <ns2:ligatures ns2:val="none"/>
         </w:rPr>
         <w:t>, faculta a la Comisión a calificar las infracciones de la referida norma como leves, graves o muy graves e imponer sanciones que van desde una amonestación hasta una multa por un máximo de 450 Unidades Impositivas Tributarias, sin perjuicio de las medidas correctivas, reparadoras y complementarias, que puedan ordenarse de acuerdo a lo estipulado en los artículos 114, 115 y 116 de la referida norma</w:t>
       </w:r>
@@ -6054,7 +5961,7 @@
           <w:kern w:val="0"/>
           <w:vertAlign w:val="superscript"/>
           <w:lang w:eastAsia="es-PE"/>
-          <w14:ligatures w14:val="none"/>
+          <ns2:ligatures ns2:val="none"/>
         </w:rPr>
         <w:footnoteReference w:id="9"/>
       </w:r>
@@ -6064,7 +5971,7 @@
           <w:color w:val="000000"/>
           <w:kern w:val="0"/>
           <w:lang w:eastAsia="es-PE"/>
-          <w14:ligatures w14:val="none"/>
+          <ns2:ligatures ns2:val="none"/>
         </w:rPr>
         <w:t xml:space="preserve">. </w:t>
       </w:r>
@@ -6075,7 +5982,7 @@
           <w:color w:val="000000"/>
           <w:kern w:val="0"/>
           <w:lang w:eastAsia="es-PE"/>
-          <w14:ligatures w14:val="none"/>
+          <ns2:ligatures ns2:val="none"/>
         </w:rPr>
         <w:lastRenderedPageBreak/>
         <w:t>Asimismo, se consideran circunstancias atenuantes para la graduación de la sanción, el allanamiento de la denuncia o el reconocimiento de las pretensiones en ella contenidas, de acuerdo con el artículo 112 del Código</w:t>
@@ -6088,7 +5995,7 @@
           <w:kern w:val="0"/>
           <w:vertAlign w:val="superscript"/>
           <w:lang w:eastAsia="es-PE"/>
-          <w14:ligatures w14:val="none"/>
+          <ns2:ligatures ns2:val="none"/>
         </w:rPr>
         <w:footnoteReference w:id="10"/>
       </w:r>
@@ -6098,12 +6005,12 @@
           <w:color w:val="000000"/>
           <w:kern w:val="0"/>
           <w:lang w:eastAsia="es-PE"/>
-          <w14:ligatures w14:val="none"/>
+          <ns2:ligatures ns2:val="none"/>
         </w:rPr>
         <w:t>.</w:t>
       </w:r>
     </w:p>
-    <w:p>
+    <w:p ns2:paraId="7A5236A4" ns2:textId="77777777">
       <w:pPr>
         <w:shd w:val="clear" w:color="auto" w:fill="FFFFFF"/>
         <w:spacing w:after="0" w:line="240" w:lineRule="auto"/>
@@ -6114,11 +6021,11 @@
           <w:color w:val="000000"/>
           <w:kern w:val="0"/>
           <w:lang w:eastAsia="es-PE"/>
-          <w14:ligatures w14:val="none"/>
-        </w:rPr>
-      </w:pPr>
-    </w:p>
-    <w:p>
+          <ns2:ligatures ns2:val="none"/>
+        </w:rPr>
+      </w:pPr>
+    </w:p>
+    <w:p ns2:paraId="3F071DDA" ns2:textId="455B056D">
       <w:pPr>
         <w:shd w:val="clear" w:color="auto" w:fill="FFFFFF"/>
         <w:spacing w:after="0" w:line="240" w:lineRule="auto"/>
@@ -6128,7 +6035,7 @@
           <w:color w:val="000000"/>
           <w:kern w:val="0"/>
           <w:lang w:eastAsia="es-PE"/>
-          <w14:ligatures w14:val="none"/>
+          <ns2:ligatures ns2:val="none"/>
         </w:rPr>
       </w:pPr>
       <w:r>
@@ -6137,7 +6044,7 @@
           <w:b/>
           <w:bCs/>
           <w:kern w:val="0"/>
-          <w14:ligatures w14:val="none"/>
+          <ns2:ligatures ns2:val="none"/>
         </w:rPr>
         <w:t>NOVENO</w:t>
       </w:r>
@@ -6148,7 +6055,7 @@
           <w:color w:val="000000"/>
           <w:kern w:val="0"/>
           <w:lang w:eastAsia="es-PE"/>
-          <w14:ligatures w14:val="none"/>
+          <ns2:ligatures ns2:val="none"/>
         </w:rPr>
         <w:t>:</w:t>
       </w:r>
@@ -6158,12 +6065,12 @@
           <w:color w:val="000000"/>
           <w:kern w:val="0"/>
           <w:lang w:eastAsia="es-PE"/>
-          <w14:ligatures w14:val="none"/>
+          <ns2:ligatures ns2:val="none"/>
         </w:rPr>
         <w:t xml:space="preserve"> informar a las partes que conforme a lo establecido en el artículo 39 de la Ley sobre Facultades, Normas y Organización del Indecopi, aprobada por Decreto Legislativo 807, los gastos por los peritajes realizados, actuación de pruebas, inspecciones y otros derivados de la tramitación del proceso serán de cargo de la parte que solicita la prueba, salvo pacto en contrario. En todos los casos, la resolución final determinará si los gastos deben ser asumidos por alguna de las partes, o reembolsados a la otra parte o al Indecopi, según sea el caso, de manera adicional a la sanción que haya podido imponerse. </w:t>
       </w:r>
     </w:p>
-    <w:p>
+    <w:p ns2:paraId="0F10F9CF" ns2:textId="77777777">
       <w:pPr>
         <w:shd w:val="clear" w:color="auto" w:fill="FFFFFF"/>
         <w:spacing w:after="0" w:line="240" w:lineRule="auto"/>
@@ -6173,11 +6080,11 @@
           <w:color w:val="000000"/>
           <w:kern w:val="0"/>
           <w:lang w:eastAsia="es-PE"/>
-          <w14:ligatures w14:val="none"/>
-        </w:rPr>
-      </w:pPr>
-    </w:p>
-    <w:p>
+          <ns2:ligatures ns2:val="none"/>
+        </w:rPr>
+      </w:pPr>
+    </w:p>
+    <w:p ns2:paraId="194C23DD" ns2:textId="45D91457">
       <w:pPr>
         <w:suppressAutoHyphens/>
         <w:spacing w:after="0" w:line="240" w:lineRule="auto"/>
@@ -6186,7 +6093,7 @@
           <w:rFonts w:ascii="Arial Narrow" w:eastAsia="Calibri" w:hAnsi="Arial Narrow" w:cs="Arial"/>
           <w:kern w:val="0"/>
           <w:u w:val="single"/>
-          <w14:ligatures w14:val="none"/>
+          <ns2:ligatures ns2:val="none"/>
         </w:rPr>
       </w:pPr>
       <w:r>
@@ -6196,7 +6103,7 @@
           <w:color w:val="000000"/>
           <w:kern w:val="0"/>
           <w:lang w:eastAsia="es-PE"/>
-          <w14:ligatures w14:val="none"/>
+          <ns2:ligatures ns2:val="none"/>
         </w:rPr>
         <w:lastRenderedPageBreak/>
         <w:t>DÉCIMO</w:t>
@@ -6206,7 +6113,7 @@
           <w:rFonts w:ascii="Arial Narrow" w:eastAsia="Calibri" w:hAnsi="Arial Narrow" w:cs="Arial"/>
           <w:b/>
           <w:kern w:val="0"/>
-          <w14:ligatures w14:val="none"/>
+          <ns2:ligatures ns2:val="none"/>
         </w:rPr>
         <w:t>:</w:t>
       </w:r>
@@ -6214,7 +6121,7 @@
         <w:rPr>
           <w:rFonts w:ascii="Arial Narrow" w:eastAsia="Calibri" w:hAnsi="Arial Narrow" w:cs="Arial"/>
           <w:kern w:val="0"/>
-          <w14:ligatures w14:val="none"/>
+          <ns2:ligatures ns2:val="none"/>
         </w:rPr>
         <w:t xml:space="preserve"> comunicar a las partes que, de acuerdo a lo señalado por el artículo 29 del Decreto Legislativo 807</w:t>
       </w:r>
@@ -6224,7 +6131,7 @@
           <w:rFonts w:ascii="Arial Narrow" w:eastAsia="Calibri" w:hAnsi="Arial Narrow" w:cs="Arial"/>
           <w:kern w:val="0"/>
           <w:vertAlign w:val="superscript"/>
-          <w14:ligatures w14:val="none"/>
+          <ns2:ligatures ns2:val="none"/>
         </w:rPr>
         <w:footnoteReference w:id="11"/>
       </w:r>
@@ -6232,7 +6139,7 @@
         <w:rPr>
           <w:rFonts w:ascii="Arial Narrow" w:eastAsia="Calibri" w:hAnsi="Arial Narrow" w:cs="Arial"/>
           <w:kern w:val="0"/>
-          <w14:ligatures w14:val="none"/>
+          <ns2:ligatures ns2:val="none"/>
         </w:rPr>
         <w:t xml:space="preserve">, hasta antes de la emisión de la Resolución Final tienen la posibilidad de solicitar una audiencia de conciliación. En caso deleguen a favor de una tercera persona su actuación en la diligencia programada, esta deberá presentar un poder especial con firma legalizada ante Notario Público, donde conste </w:t>
       </w:r>
@@ -6241,7 +6148,7 @@
           <w:rFonts w:ascii="Arial Narrow" w:eastAsia="Calibri" w:hAnsi="Arial Narrow" w:cs="Arial"/>
           <w:kern w:val="0"/>
           <w:u w:val="single"/>
-          <w14:ligatures w14:val="none"/>
+          <ns2:ligatures ns2:val="none"/>
         </w:rPr>
         <w:t>expresamente su facultad para asistir y conciliar en su representación</w:t>
       </w:r>
@@ -6250,7 +6157,7 @@
           <w:rFonts w:ascii="Arial Narrow" w:eastAsia="Calibri" w:hAnsi="Arial Narrow" w:cs="Arial"/>
           <w:bCs/>
           <w:kern w:val="0"/>
-          <w14:ligatures w14:val="none"/>
+          <ns2:ligatures ns2:val="none"/>
         </w:rPr>
         <w:t>.</w:t>
       </w:r>
@@ -6260,7 +6167,7 @@
           <w:b/>
           <w:bCs/>
           <w:kern w:val="0"/>
-          <w14:ligatures w14:val="none"/>
+          <ns2:ligatures ns2:val="none"/>
         </w:rPr>
         <w:t xml:space="preserve"> </w:t>
       </w:r>
@@ -6269,12 +6176,12 @@
           <w:rFonts w:ascii="Arial Narrow" w:eastAsia="Calibri" w:hAnsi="Arial Narrow" w:cs="Arial"/>
           <w:kern w:val="0"/>
           <w:u w:val="single"/>
-          <w14:ligatures w14:val="none"/>
+          <ns2:ligatures ns2:val="none"/>
         </w:rPr>
         <w:t xml:space="preserve">Ello bajo apercibimiento de no realizar la audiencia de conciliación y levantar el acta de inasistencia correspondiente. </w:t>
       </w:r>
     </w:p>
-    <w:p>
+    <w:p ns2:paraId="19088877" ns2:textId="77777777">
       <w:pPr>
         <w:suppressAutoHyphens/>
         <w:spacing w:after="0" w:line="240" w:lineRule="auto"/>
@@ -6283,11 +6190,11 @@
           <w:rFonts w:ascii="Arial Narrow" w:eastAsia="Calibri" w:hAnsi="Arial Narrow" w:cs="Arial"/>
           <w:kern w:val="0"/>
           <w:u w:val="single"/>
-          <w14:ligatures w14:val="none"/>
-        </w:rPr>
-      </w:pPr>
-    </w:p>
-    <w:p>
+          <ns2:ligatures ns2:val="none"/>
+        </w:rPr>
+      </w:pPr>
+    </w:p>
+    <w:p ns2:paraId="7767F307" ns2:textId="1CEB91E2">
       <w:pPr>
         <w:suppressAutoHyphens/>
         <w:spacing w:after="0" w:line="240" w:lineRule="auto"/>
@@ -6304,7 +6211,7 @@
           <w:b/>
           <w:spacing w:val="-3"/>
           <w:kern w:val="0"/>
-          <w14:ligatures w14:val="none"/>
+          <ns2:ligatures ns2:val="none"/>
         </w:rPr>
         <w:t>DÉCIMO</w:t>
       </w:r>
@@ -6314,7 +6221,7 @@
           <w:b/>
           <w:spacing w:val="-3"/>
           <w:kern w:val="0"/>
-          <w14:ligatures w14:val="none"/>
+          <ns2:ligatures ns2:val="none"/>
         </w:rPr>
         <w:t xml:space="preserve"> PRIMERO</w:t>
       </w:r>
@@ -6325,7 +6232,7 @@
           <w:color w:val="000000"/>
           <w:kern w:val="0"/>
           <w:lang w:eastAsia="es-PE"/>
-          <w14:ligatures w14:val="none"/>
+          <ns2:ligatures ns2:val="none"/>
         </w:rPr>
         <w:t>:</w:t>
       </w:r>
@@ -6335,14 +6242,14 @@
           <w:color w:val="000000"/>
           <w:kern w:val="0"/>
           <w:lang w:eastAsia="es-PE"/>
-          <w14:ligatures w14:val="none"/>
+          <ns2:ligatures ns2:val="none"/>
         </w:rPr>
         <w:t xml:space="preserve"> poner en conocimiento de las partes que, antes de la emisión de la Resolución Final, tienen la posibilidad de formular su desistimiento o presentar el acuerdo arribado mediante la conciliación, mediación, transacción o cualquier otro que, de forma indubitable, deje constancia que se ha solucionado la controversia materia de denuncia.</w:t>
       </w:r>
       <w:bookmarkStart w:id="12" w:name="h.gjdgxs" w:colFirst="0" w:colLast="0"/>
       <w:bookmarkEnd w:id="12"/>
     </w:p>
-    <w:p>
+    <w:p ns2:paraId="26B1ED4B" ns2:textId="77777777">
       <w:pPr>
         <w:suppressAutoHyphens/>
         <w:spacing w:after="0" w:line="240" w:lineRule="auto"/>
@@ -6352,7 +6259,7 @@
         </w:rPr>
       </w:pPr>
     </w:p>
-    <w:p>
+    <w:p ns2:paraId="12E923CD" ns2:textId="7F93EAEB">
       <w:pPr>
         <w:suppressAutoHyphens/>
         <w:spacing w:after="0" w:line="240" w:lineRule="auto"/>
@@ -6484,7 +6391,7 @@
         <w:t xml:space="preserve"/>
       </w:r>
     </w:p>
-    <w:p>
+    <w:p ns2:paraId="551184FA" ns2:textId="77777777">
       <w:pPr>
         <w:suppressAutoHyphens/>
         <w:spacing w:after="0" w:line="240" w:lineRule="auto"/>
@@ -6494,7 +6401,7 @@
         </w:rPr>
       </w:pPr>
     </w:p>
-    <w:p>
+    <w:p ns2:paraId="150F22E0" ns2:textId="5ABEC518">
       <w:pPr>
         <w:suppressAutoHyphens/>
         <w:spacing w:after="0" w:line="240" w:lineRule="auto"/>
@@ -6509,7 +6416,7 @@
           <w:b/>
           <w:spacing w:val="-3"/>
           <w:kern w:val="0"/>
-          <w14:ligatures w14:val="none"/>
+          <ns2:ligatures ns2:val="none"/>
         </w:rPr>
         <w:t>DÉCIMO TERCERO:</w:t>
       </w:r>
@@ -6519,7 +6426,7 @@
           <w:bCs/>
           <w:spacing w:val="-3"/>
           <w:kern w:val="0"/>
-          <w14:ligatures w14:val="none"/>
+          <ns2:ligatures ns2:val="none"/>
         </w:rPr>
         <w:t xml:space="preserve"> requerir </w:t>
       </w:r>
@@ -6529,7 +6436,7 @@
           <w:bCs/>
           <w:spacing w:val="-3"/>
           <w:kern w:val="0"/>
-          <w14:ligatures w14:val="none"/>
+          <ns2:ligatures ns2:val="none"/>
         </w:rPr>
         <w:t xml:space="preserve">a </w:t>
       </w:r>
@@ -6539,7 +6446,7 @@
           <w:bCs/>
           <w:spacing w:val="-3"/>
           <w:kern w:val="0"/>
-          <w14:ligatures w14:val="none"/>
+          <ns2:ligatures ns2:val="none"/>
         </w:rPr>
         <w:t>Assist Card Per</w:t>
       </w:r>
@@ -6549,7 +6456,7 @@
           <w:bCs/>
           <w:spacing w:val="-3"/>
           <w:kern w:val="0"/>
-          <w14:ligatures w14:val="none"/>
+          <ns2:ligatures ns2:val="none"/>
         </w:rPr>
         <w:t>ú</w:t>
       </w:r>
@@ -6559,7 +6466,7 @@
           <w:bCs/>
           <w:spacing w:val="-3"/>
           <w:kern w:val="0"/>
-          <w14:ligatures w14:val="none"/>
+          <ns2:ligatures ns2:val="none"/>
         </w:rPr>
         <w:t xml:space="preserve"> S</w:t>
       </w:r>
@@ -6569,7 +6476,7 @@
           <w:bCs/>
           <w:spacing w:val="-3"/>
           <w:kern w:val="0"/>
-          <w14:ligatures w14:val="none"/>
+          <ns2:ligatures ns2:val="none"/>
         </w:rPr>
         <w:t>.</w:t>
       </w:r>
@@ -6579,7 +6486,7 @@
           <w:bCs/>
           <w:spacing w:val="-3"/>
           <w:kern w:val="0"/>
-          <w14:ligatures w14:val="none"/>
+          <ns2:ligatures ns2:val="none"/>
         </w:rPr>
         <w:t>A</w:t>
       </w:r>
@@ -6589,7 +6496,7 @@
           <w:bCs/>
           <w:spacing w:val="-3"/>
           <w:kern w:val="0"/>
-          <w14:ligatures w14:val="none"/>
+          <ns2:ligatures ns2:val="none"/>
         </w:rPr>
         <w:t>.</w:t>
       </w:r>
@@ -6599,7 +6506,7 @@
           <w:bCs/>
           <w:spacing w:val="-3"/>
           <w:kern w:val="0"/>
-          <w14:ligatures w14:val="none"/>
+          <ns2:ligatures ns2:val="none"/>
         </w:rPr>
         <w:t>C</w:t>
       </w:r>
@@ -6609,7 +6516,7 @@
           <w:bCs/>
           <w:spacing w:val="-3"/>
           <w:kern w:val="0"/>
-          <w14:ligatures w14:val="none"/>
+          <ns2:ligatures ns2:val="none"/>
         </w:rPr>
         <w:t xml:space="preserve">. </w:t>
       </w:r>
@@ -6619,7 +6526,7 @@
           <w:bCs/>
           <w:spacing w:val="-3"/>
           <w:kern w:val="0"/>
-          <w14:ligatures w14:val="none"/>
+          <ns2:ligatures ns2:val="none"/>
         </w:rPr>
         <w:t xml:space="preserve">y a Mastercard Perú Inc-Sucursal del Perú </w:t>
       </w:r>
@@ -6637,7 +6544,7 @@
           <w:color w:val="000000"/>
           <w:kern w:val="0"/>
           <w:lang w:eastAsia="es-PE"/>
-          <w14:ligatures w14:val="none"/>
+          <ns2:ligatures ns2:val="none"/>
         </w:rPr>
         <w:t>dentro del plazo de dos (2) días hábiles siguientes a la fecha en que reciba</w:t>
       </w:r>
@@ -6648,7 +6555,7 @@
           <w:color w:val="000000"/>
           <w:kern w:val="0"/>
           <w:lang w:eastAsia="es-PE"/>
-          <w14:ligatures w14:val="none"/>
+          <ns2:ligatures ns2:val="none"/>
         </w:rPr>
         <w:t>n</w:t>
       </w:r>
@@ -6659,7 +6566,7 @@
           <w:color w:val="000000"/>
           <w:kern w:val="0"/>
           <w:lang w:eastAsia="es-PE"/>
-          <w14:ligatures w14:val="none"/>
+          <ns2:ligatures ns2:val="none"/>
         </w:rPr>
         <w:t xml:space="preserve"> la notificación en su domicilio procesal</w:t>
       </w:r>
@@ -6692,7 +6599,7 @@
         <w:t xml:space="preserve"> </w:t>
       </w:r>
     </w:p>
-    <w:p>
+    <w:p ns2:paraId="79C1D3C4" ns2:textId="77777777">
       <w:pPr>
         <w:spacing w:after="0" w:line="240" w:lineRule="auto"/>
         <w:jc w:val="both"/>
@@ -6702,14 +6609,14 @@
           <w:color w:val="000000"/>
           <w:kern w:val="0"/>
           <w:lang w:val="es-ES" w:eastAsia="es-PE"/>
-          <w14:ligatures w14:val="none"/>
+          <ns2:ligatures ns2:val="none"/>
         </w:rPr>
       </w:pPr>
       <w:bookmarkStart w:id="13" w:name="_Hlk218074855"/>
       <w:bookmarkEnd w:id="0"/>
     </w:p>
     <w:bookmarkEnd w:id="13"/>
-    <w:p>
+    <w:p ns2:paraId="7D9C4EB2" ns2:textId="77777777">
       <w:pPr>
         <w:shd w:val="clear" w:color="auto" w:fill="FFFFFF"/>
         <w:spacing w:after="0" w:line="240" w:lineRule="auto"/>
@@ -6731,7 +6638,7 @@
         <w:t xml:space="preserve">Firmado digitalmente por </w:t>
       </w:r>
     </w:p>
-    <w:p>
+    <w:p ns2:paraId="7688088A" ns2:textId="77777777">
       <w:pPr>
         <w:shd w:val="clear" w:color="auto" w:fill="FFFFFF"/>
         <w:spacing w:after="0" w:line="240" w:lineRule="auto"/>
@@ -6753,7 +6660,7 @@
         <w:t>EVELING ROA QUISPE</w:t>
       </w:r>
     </w:p>
-    <w:p>
+    <w:p ns2:paraId="4F3F5AC1" ns2:textId="77777777">
       <w:pPr>
         <w:shd w:val="clear" w:color="auto" w:fill="FFFFFF"/>
         <w:spacing w:after="0" w:line="240" w:lineRule="auto"/>
@@ -6775,7 +6682,7 @@
         <w:t>Secretaria Técnica</w:t>
       </w:r>
     </w:p>
-    <w:p>
+    <w:p ns2:paraId="2D2F6247" ns2:textId="0279BAA8">
       <w:pPr>
         <w:shd w:val="clear" w:color="auto" w:fill="FFFFFF"/>
         <w:spacing w:after="0" w:line="240" w:lineRule="auto"/>
@@ -6797,7 +6704,7 @@
         <w:t>Comisión de Protección al Consumidor 1</w:t>
       </w:r>
     </w:p>
-    <w:p>
+    <w:p ns2:paraId="68107EE2" ns2:textId="4629A55F">
       <w:pPr>
         <w:spacing w:after="0" w:line="240" w:lineRule="auto"/>
         <w:rPr>
@@ -6815,8 +6722,8 @@
       </w:r>
     </w:p>
     <w:sectPr>
-      <w:headerReference w:type="default" r:id="rId8"/>
-      <w:footerReference w:type="default" r:id="rId9"/>
+      <w:headerReference w:type="default" ns3:id="rId8"/>
+      <w:footerReference w:type="default" ns3:id="rId9"/>
       <w:pgSz w:w="11906" w:h="16838"/>
       <w:pgMar w:top="1417" w:right="1701" w:bottom="1417" w:left="1701" w:header="708" w:footer="708" w:gutter="0"/>
       <w:cols w:space="708"/>

--- a/plantillas_maestras/08_seguro_salud_eps_oncologico/falta_atencion_o_demora_reclamo/1_ddo_banco_o_financiera/varon/TPL_2116_2026_SEGURO_SALUD_EPS_ONCOLOGICO_FALTA_ATENCION_O_DEMORA_RECLAMO_BANCO_VARON_R2.docx
+++ b/plantillas_maestras/08_seguro_salud_eps_oncologico/falta_atencion_o_demora_reclamo/1_ddo_banco_o_financiera/varon/TPL_2116_2026_SEGURO_SALUD_EPS_ONCOLOGICO_FALTA_ATENCION_O_DEMORA_RECLAMO_BANCO_VARON_R2.docx
@@ -2013,7 +2013,7 @@
           <w:lang w:val="es-ES" w:eastAsia="es-ES"/>
           <ns2:ligatures ns2:val="none"/>
         </w:rPr>
-        <w:t xml:space="preserve">El señor [APELLIDO] solicitó, en calidad de medida correctiva, que los proveedores denunciados cumplan con otorgar: (i) el reconocimiento integral de la cobertura de asistencia médica internacional activada durante el viaje internacional en febrero de 2026; (ii) el reembolso integro de los gastos médicos generados en Francia cuya suma asciende a € 8 705,15; (iii) el costo de los gastos médicos pendientes derivados de las atenciones brindadas en España, que forman parte de la cobertura activada; (iv) los intereses, gastos de cobranza, penalidades, costos administrativos o cualquier consecuencia económica derivada en virtud de los hechos materia de denuncia; y, (v) el reembolso directamente al denunciante mediante depósito en la cuenta bancaria que será acreditada oportunamente. Asimismo, no requirió de manera expresa el reembolso de costos y costas del presente procedimiento.</w:t>
+        <w:t xml:space="preserve">El señor [APELLIDO] solicitó, en calidad de medida correctiva, que los proveedores denunciados cumplan con otorgar: (i) el reconocimiento integral de la cobertura de asistencia médica internacional activada durante el viaje internacional en febrero de 2026; (ii) el reembolso integro de los gastos médicos generados en Francia cuya suma asciende a € 8 705,15; (iii) el costo de los gastos médicos pendientes derivados de las atenciones brindadas en España, que forman parte de la cobertura activada; (iv) los intereses, gastos de cobranza, penalidades, costos administrativos o cualquier consecuencia económica derivada en virtud de los hechos materia de denuncia; y, (v) el reembolso directamente al señor [APELLIDO] mediante depósito en la cuenta bancaria que será acreditada oportunamente. Asimismo, no requirió de manera expresa el reembolso de costos y costas del presente procedimiento.</w:t>
       </w:r>
       <w:r>
         <w:rPr>
@@ -5435,7 +5435,7 @@
           <w:sz w:val="20"/>
           <w:szCs w:val="20"/>
         </w:rPr>
-        <w:t xml:space="preserve">correr traslado de la presente resolución a Banco BBVA Perú S.A., a Assist Card Perú S.A.C. y a Mastercard Perú Inc-Sucursal del Perú para que, de conformidad con lo dispuesto por el artículo 26° de la Ley sobre Facultades, Normas y Organización del Indecopi, aprobado por Decreto Legislativo N° 8079, presente sus descargos sobre la imputación de cargos realizada en un plazo no mayor a cinco (5) días hábiles contado a partir del día siguiente de la notificación de la presente resolución, vencido el cual, el Secretario Técnico declarará en rebeldía a los denunciados que no lo hubieran presentado. Debe precisarse que de conformidad con lo establecido por el artículo 223° del Texto Único Ordenado de la Ley N° 27444, Ley del Procedimiento Administrativo General, las alegaciones y los hechos relevantes de la reclamación, salvo que hayan sido específicamente negadas en la contestación, se tendrán por aceptadas o meritadas como ciertas.</w:t>
+        <w:t xml:space="preserve">correr traslado de la presente resolución a Banco BBVA Perú S.A., a Assist Card Perú S.A.C. y a Mastercard Perú Inc-Sucursal del Perú para que, de conformidad con lo dispuesto por el artículo 26 de la Ley sobre Facultades, Normas y Organización del Indecopi, aprobada por Decreto Legislativo 807, presenten sus descargos sobre la imputación de cargos realizada en un plazo no mayor a cinco (5) días hábiles contado a partir del día siguiente de la notificación de la presente resolución, vencido el cual, el Secretario Técnico declarará en rebeldía a los denunciados que no lo hubieran presentado. Debe precisarse que de conformidad con lo establecido por el artículo 223 del Texto Único Ordenado de la Ley 27444, Ley del Procedimiento Administrativo General, las alegaciones y los hechos relevantes de la reclamación, salvo que hayan sido específicamente negadas en la contestación, se tendrán por aceptadas o merituadas como ciertas.</w:t>
       </w:r>
     </w:p>
     <w:p ns2:paraId="2F1C55D7" ns2:textId="77777777">

--- a/plantillas_maestras/08_seguro_salud_eps_oncologico/falta_atencion_o_demora_reclamo/1_ddo_banco_o_financiera/varon/TPL_2116_2026_SEGURO_SALUD_EPS_ONCOLOGICO_FALTA_ATENCION_O_DEMORA_RECLAMO_BANCO_VARON_R2.docx
+++ b/plantillas_maestras/08_seguro_salud_eps_oncologico/falta_atencion_o_demora_reclamo/1_ddo_banco_o_financiera/varon/TPL_2116_2026_SEGURO_SALUD_EPS_ONCOLOGICO_FALTA_ATENCION_O_DEMORA_RECLAMO_BANCO_VARON_R2.docx
@@ -597,7 +597,7 @@
           <w:lang w:eastAsia="es-PE"/>
           <ns2:ligatures ns2:val="none"/>
         </w:rPr>
-        <w:t>7</w:t>
+        <w:t xml:space="preserve">7 de julio de 2026</w:t>
       </w:r>
       <w:r>
         <w:rPr>
@@ -608,7 +608,7 @@
           <w:lang w:eastAsia="es-PE"/>
           <ns2:ligatures ns2:val="none"/>
         </w:rPr>
-        <w:t xml:space="preserve"> de </w:t>
+        <w:t xml:space="preserve"/>
       </w:r>
       <w:r>
         <w:rPr>
@@ -619,7 +619,7 @@
           <w:lang w:eastAsia="es-PE"/>
           <ns2:ligatures ns2:val="none"/>
         </w:rPr>
-        <w:t>ju</w:t>
+        <w:t xml:space="preserve"/>
       </w:r>
       <w:r>
         <w:rPr>
@@ -630,7 +630,7 @@
           <w:lang w:eastAsia="es-PE"/>
           <ns2:ligatures ns2:val="none"/>
         </w:rPr>
-        <w:t>l</w:t>
+        <w:t xml:space="preserve"/>
       </w:r>
       <w:r>
         <w:rPr>
@@ -641,7 +641,7 @@
           <w:lang w:eastAsia="es-PE"/>
           <ns2:ligatures ns2:val="none"/>
         </w:rPr>
-        <w:t>io</w:t>
+        <w:t xml:space="preserve"/>
       </w:r>
       <w:r>
         <w:rPr>
@@ -652,7 +652,7 @@
           <w:lang w:eastAsia="es-PE"/>
           <ns2:ligatures ns2:val="none"/>
         </w:rPr>
-        <w:t xml:space="preserve"> de 2026</w:t>
+        <w:t xml:space="preserve"/>
       </w:r>
     </w:p>
     <w:p ns2:paraId="1EF3C256" ns2:textId="77777777">
@@ -6913,7 +6913,7 @@
           <w:sz w:val="16"/>
           <w:szCs w:val="16"/>
         </w:rPr>
-        <w:t>el 2 de setiembre del 2010 en el Diario Oficial El Peruano, vigente desde el 2 de octubre del 2010 y modificado por Decreto Legislativo 1308.</w:t>
+        <w:t xml:space="preserve">el 2 de setiembre de 2010 en el Diario Oficial El Peruano, vigente desde el 2 de octubre de 2010 y modificado por Decreto Legislativo 1308.</w:t>
       </w:r>
     </w:p>
     <w:p>

--- a/plantillas_maestras/08_seguro_salud_eps_oncologico/falta_atencion_o_demora_reclamo/1_ddo_banco_o_financiera/varon/TPL_2116_2026_SEGURO_SALUD_EPS_ONCOLOGICO_FALTA_ATENCION_O_DEMORA_RECLAMO_BANCO_VARON_R2.docx
+++ b/plantillas_maestras/08_seguro_salud_eps_oncologico/falta_atencion_o_demora_reclamo/1_ddo_banco_o_financiera/varon/TPL_2116_2026_SEGURO_SALUD_EPS_ONCOLOGICO_FALTA_ATENCION_O_DEMORA_RECLAMO_BANCO_VARON_R2.docx
@@ -1,8 +1,8 @@
 
 <file path=word/document.xml><?xml version="1.0" encoding="utf-8"?>
-<w:document xmlns:ns1="http://schemas.openxmlformats.org/markup-compatibility/2006" xmlns:ns2="http://schemas.microsoft.com/office/word/2010/wordml" xmlns:ns3="http://schemas.openxmlformats.org/officeDocument/2006/relationships" xmlns:w="http://schemas.openxmlformats.org/wordprocessingml/2006/main" ns1:Ignorable="w14 w15 w16se w16cid w16 w16cex w16sdtdh w16sdtfl w16du wp14">
+<w:document xmlns:mc="http://schemas.openxmlformats.org/markup-compatibility/2006" xmlns:r="http://schemas.openxmlformats.org/officeDocument/2006/relationships" xmlns:w="http://schemas.openxmlformats.org/wordprocessingml/2006/main" xmlns:w14="http://schemas.microsoft.com/office/word/2010/wordml" xmlns:w15="http://schemas.microsoft.com/office/word/2012/wordml" xmlns:w16="http://schemas.microsoft.com/office/word/2018/wordml" xmlns:w16cex="http://schemas.microsoft.com/office/word/2018/wordml/cex" xmlns:w16cid="http://schemas.microsoft.com/office/word/2016/wordml/cid" xmlns:w16du="http://schemas.microsoft.com/office/word/2023/wordml/word16du" xmlns:w16sdtdh="http://schemas.microsoft.com/office/word/2020/wordml/sdtdatahash" xmlns:w16se="http://schemas.microsoft.com/office/word/2015/wordml/symex" xmlns:wp14="http://schemas.microsoft.com/office/word/2010/wordprocessingDrawing" mc:Ignorable="w14 w15 w16se w16cid w16 w16cex w16sdtdh w16du wp14">
   <w:body>
-    <w:p ns2:paraId="4D92E425" ns2:textId="7C251791">
+    <w:p>
       <w:pPr>
         <w:tabs>
           <w:tab w:val="left" w:pos="1701"/>
@@ -14,7 +14,7 @@
           <w:color w:val="000000"/>
           <w:kern w:val="0"/>
           <w:lang w:eastAsia="es-PE"/>
-          <ns2:ligatures ns2:val="none"/>
+          <w14:ligatures w14:val="none"/>
         </w:rPr>
       </w:pPr>
       <w:bookmarkStart w:id="0" w:name="_Hlk80343540"/>
@@ -25,7 +25,7 @@
           <w:color w:val="000000"/>
           <w:kern w:val="0"/>
           <w:lang w:eastAsia="es-PE"/>
-          <ns2:ligatures ns2:val="none"/>
+          <w14:ligatures w14:val="none"/>
         </w:rPr>
         <w:t xml:space="preserve">EXPEDIENTE </w:t>
       </w:r>
@@ -36,7 +36,7 @@
           <w:color w:val="000000"/>
           <w:kern w:val="0"/>
           <w:lang w:eastAsia="es-PE"/>
-          <ns2:ligatures ns2:val="none"/>
+          <w14:ligatures w14:val="none"/>
         </w:rPr>
         <w:tab/>
         <w:t>:</w:t>
@@ -48,7 +48,7 @@
           <w:color w:val="000000"/>
           <w:kern w:val="0"/>
           <w:lang w:eastAsia="es-PE"/>
-          <ns2:ligatures ns2:val="none"/>
+          <w14:ligatures w14:val="none"/>
         </w:rPr>
         <w:tab/>
       </w:r>
@@ -61,12 +61,12 @@
           <w:kern w:val="0"/>
           <w:shd w:val="clear" w:color="auto" w:fill="FFFFFF"/>
           <w:lang w:eastAsia="es-PE"/>
-          <ns2:ligatures ns2:val="none"/>
+          <w14:ligatures w14:val="none"/>
         </w:rPr>
         <w:t>2116-2026/CC1</w:t>
       </w:r>
     </w:p>
-    <w:p ns2:paraId="174737B6" ns2:textId="49433593">
+    <w:p>
       <w:pPr>
         <w:tabs>
           <w:tab w:val="left" w:pos="1701"/>
@@ -81,89 +81,26 @@
           <w:color w:val="000000"/>
           <w:kern w:val="0"/>
           <w:lang w:eastAsia="es-PE"/>
-          <ns2:ligatures ns2:val="none"/>
-        </w:rPr>
-      </w:pPr>
-      <w:r>
-        <w:rPr>
-          <w:rFonts w:ascii="Arial Narrow" w:eastAsia="Arial Narrow" w:hAnsi="Arial Narrow" w:cs="Arial Narrow"/>
-          <w:b/>
-          <w:color w:val="000000"/>
-          <w:kern w:val="0"/>
-          <w:lang w:eastAsia="es-PE"/>
-          <ns2:ligatures ns2:val="none"/>
-        </w:rPr>
-        <w:t xml:space="preserve">DENUNCIANTE:[DENUNCIANTE] (SEÑOR [APELLIDO])</w:t>
-      </w:r>
-      <w:r>
-        <w:rPr>
-          <w:rFonts w:ascii="Arial Narrow" w:eastAsia="Arial Narrow" w:hAnsi="Arial Narrow" w:cs="Arial Narrow"/>
-          <w:b/>
-          <w:color w:val="000000"/>
-          <w:kern w:val="0"/>
-          <w:lang w:eastAsia="es-PE"/>
-          <ns2:ligatures ns2:val="none"/>
-        </w:rPr>
+          <w14:ligatures w14:val="none"/>
+        </w:rPr>
+      </w:pPr>
+      <w:r>
+        <w:rPr>
+          <w:rFonts w:ascii="Arial Narrow" w:eastAsia="Arial Narrow" w:hAnsi="Arial Narrow" w:cs="Arial Narrow"/>
+          <w:b/>
+          <w:color w:val="000000"/>
+          <w:kern w:val="0"/>
+          <w:lang w:eastAsia="es-PE"/>
+          <w14:ligatures w14:val="none"/>
+        </w:rPr>
+        <w:t>DENUNCIANTE</w:t>
         <w:tab/>
-        <w:t/>
-      </w:r>
-      <w:r>
-        <w:rPr>
-          <w:rFonts w:ascii="Arial Narrow" w:eastAsia="Arial Narrow" w:hAnsi="Arial Narrow" w:cs="Arial Narrow"/>
-          <w:b/>
-          <w:color w:val="000000"/>
-          <w:kern w:val="0"/>
-          <w:lang w:eastAsia="es-PE"/>
-          <ns2:ligatures ns2:val="none"/>
-        </w:rPr>
+        <w:t>:</w:t>
         <w:tab/>
-      </w:r>
-      <w:r>
-        <w:rPr>
-          <w:rFonts w:ascii="Arial Narrow" w:eastAsia="Arial Narrow" w:hAnsi="Arial Narrow" w:cs="Arial Narrow"/>
-          <w:b/>
-          <w:color w:val="000000"/>
-          <w:kern w:val="0"/>
-          <w:lang w:eastAsia="es-PE"/>
-          <ns2:ligatures ns2:val="none"/>
-        </w:rPr>
-        <w:t xml:space="preserve"/>
-      </w:r>
-      <w:r>
-        <w:rPr>
-          <w:rFonts w:ascii="Arial Narrow" w:eastAsia="Arial Narrow" w:hAnsi="Arial Narrow" w:cs="Arial Narrow"/>
-          <w:b/>
-          <w:color w:val="000000"/>
-          <w:kern w:val="0"/>
-          <w:lang w:eastAsia="es-PE"/>
-          <ns2:ligatures ns2:val="none"/>
-        </w:rPr>
-        <w:t xml:space="preserve"/>
-      </w:r>
-      <w:r>
-        <w:rPr>
-          <w:rFonts w:ascii="Arial Narrow" w:eastAsia="Arial Narrow" w:hAnsi="Arial Narrow" w:cs="Arial Narrow"/>
-          <w:b/>
-          <w:color w:val="000000"/>
-          <w:kern w:val="0"/>
-          <w:lang w:eastAsia="es-PE"/>
-          <ns2:ligatures ns2:val="none"/>
-        </w:rPr>
-        <w:t/>
-      </w:r>
-      <w:r>
-        <w:rPr>
-          <w:rFonts w:ascii="Arial Narrow" w:eastAsia="Arial Narrow" w:hAnsi="Arial Narrow" w:cs="Arial Narrow"/>
-          <w:b/>
-          <w:color w:val="000000"/>
-          <w:kern w:val="0"/>
-          <w:lang w:eastAsia="es-PE"/>
-          <ns2:ligatures ns2:val="none"/>
-        </w:rPr>
-        <w:t/>
-      </w:r>
-    </w:p>
-    <w:p ns2:paraId="223101EF" ns2:textId="0A97B350">
+        <w:t xml:space="preserve">[DENUNCIANTE] (SEÑOR [APELLIDO])</w:t>
+      </w:r>
+    </w:p>
+    <w:p>
       <w:pPr>
         <w:tabs>
           <w:tab w:val="left" w:pos="1701"/>
@@ -178,17 +115,17 @@
           <w:color w:val="000000"/>
           <w:kern w:val="0"/>
           <w:lang w:eastAsia="es-PE"/>
-          <ns2:ligatures ns2:val="none"/>
-        </w:rPr>
-      </w:pPr>
-      <w:r>
-        <w:rPr>
-          <w:rFonts w:ascii="Arial Narrow" w:eastAsia="Arial Narrow" w:hAnsi="Arial Narrow" w:cs="Arial Narrow"/>
-          <w:b/>
-          <w:color w:val="000000"/>
-          <w:kern w:val="0"/>
-          <w:lang w:eastAsia="es-PE"/>
-          <ns2:ligatures ns2:val="none"/>
+          <w14:ligatures w14:val="none"/>
+        </w:rPr>
+      </w:pPr>
+      <w:r>
+        <w:rPr>
+          <w:rFonts w:ascii="Arial Narrow" w:eastAsia="Arial Narrow" w:hAnsi="Arial Narrow" w:cs="Arial Narrow"/>
+          <w:b/>
+          <w:color w:val="000000"/>
+          <w:kern w:val="0"/>
+          <w:lang w:eastAsia="es-PE"/>
+          <w14:ligatures w14:val="none"/>
         </w:rPr>
         <w:t>DENUNCIADOS</w:t>
       </w:r>
@@ -199,7 +136,7 @@
           <w:color w:val="000000"/>
           <w:kern w:val="0"/>
           <w:lang w:eastAsia="es-PE"/>
-          <ns2:ligatures ns2:val="none"/>
+          <w14:ligatures w14:val="none"/>
         </w:rPr>
         <w:tab/>
         <w:t>:</w:t>
@@ -211,7 +148,7 @@
           <w:color w:val="000000"/>
           <w:kern w:val="0"/>
           <w:lang w:eastAsia="es-PE"/>
-          <ns2:ligatures ns2:val="none"/>
+          <w14:ligatures w14:val="none"/>
         </w:rPr>
         <w:tab/>
       </w:r>
@@ -222,7 +159,7 @@
           <w:color w:val="000000"/>
           <w:kern w:val="0"/>
           <w:lang w:eastAsia="es-PE"/>
-          <ns2:ligatures ns2:val="none"/>
+          <w14:ligatures w14:val="none"/>
         </w:rPr>
         <w:t xml:space="preserve">BANCO BBVA PERÚ S.A. </w:t>
       </w:r>
@@ -233,7 +170,7 @@
           <w:color w:val="000000"/>
           <w:kern w:val="0"/>
           <w:lang w:eastAsia="es-PE"/>
-          <ns2:ligatures ns2:val="none"/>
+          <w14:ligatures w14:val="none"/>
         </w:rPr>
         <w:t>(</w:t>
       </w:r>
@@ -244,7 +181,7 @@
           <w:color w:val="000000"/>
           <w:kern w:val="0"/>
           <w:lang w:eastAsia="es-PE"/>
-          <ns2:ligatures ns2:val="none"/>
+          <w14:ligatures w14:val="none"/>
         </w:rPr>
         <w:t>BANCO</w:t>
       </w:r>
@@ -255,12 +192,12 @@
           <w:color w:val="000000"/>
           <w:kern w:val="0"/>
           <w:lang w:eastAsia="es-PE"/>
-          <ns2:ligatures ns2:val="none"/>
+          <w14:ligatures w14:val="none"/>
         </w:rPr>
         <w:t xml:space="preserve">) </w:t>
       </w:r>
     </w:p>
-    <w:p ns2:paraId="4D23E5DF" ns2:textId="34530750">
+    <w:p>
       <w:pPr>
         <w:tabs>
           <w:tab w:val="left" w:pos="1701"/>
@@ -275,17 +212,17 @@
           <w:color w:val="000000"/>
           <w:kern w:val="0"/>
           <w:lang w:val="en-US" w:eastAsia="es-PE"/>
-          <ns2:ligatures ns2:val="none"/>
-        </w:rPr>
-      </w:pPr>
-      <w:r>
-        <w:rPr>
-          <w:rFonts w:ascii="Arial Narrow" w:eastAsia="Arial Narrow" w:hAnsi="Arial Narrow" w:cs="Arial Narrow"/>
-          <w:b/>
-          <w:color w:val="000000"/>
-          <w:kern w:val="0"/>
-          <w:lang w:eastAsia="es-PE"/>
-          <ns2:ligatures ns2:val="none"/>
+          <w14:ligatures w14:val="none"/>
+        </w:rPr>
+      </w:pPr>
+      <w:r>
+        <w:rPr>
+          <w:rFonts w:ascii="Arial Narrow" w:eastAsia="Arial Narrow" w:hAnsi="Arial Narrow" w:cs="Arial Narrow"/>
+          <w:b/>
+          <w:color w:val="000000"/>
+          <w:kern w:val="0"/>
+          <w:lang w:eastAsia="es-PE"/>
+          <w14:ligatures w14:val="none"/>
         </w:rPr>
         <w:tab/>
       </w:r>
@@ -296,7 +233,7 @@
           <w:color w:val="000000"/>
           <w:kern w:val="0"/>
           <w:lang w:eastAsia="es-PE"/>
-          <ns2:ligatures ns2:val="none"/>
+          <w14:ligatures w14:val="none"/>
         </w:rPr>
         <w:tab/>
       </w:r>
@@ -307,7 +244,7 @@
           <w:color w:val="000000"/>
           <w:kern w:val="0"/>
           <w:lang w:val="en-US" w:eastAsia="es-PE"/>
-          <ns2:ligatures ns2:val="none"/>
+          <w14:ligatures w14:val="none"/>
         </w:rPr>
         <w:t xml:space="preserve">ASSIST CARD PERÚ S.A.C. </w:t>
       </w:r>
@@ -318,7 +255,7 @@
           <w:color w:val="000000"/>
           <w:kern w:val="0"/>
           <w:lang w:val="en-US" w:eastAsia="es-PE"/>
-          <ns2:ligatures ns2:val="none"/>
+          <w14:ligatures w14:val="none"/>
         </w:rPr>
         <w:t>(</w:t>
       </w:r>
@@ -329,7 +266,7 @@
           <w:color w:val="000000"/>
           <w:kern w:val="0"/>
           <w:lang w:val="en-US" w:eastAsia="es-PE"/>
-          <ns2:ligatures ns2:val="none"/>
+          <w14:ligatures w14:val="none"/>
         </w:rPr>
         <w:t>ASSIST CARD</w:t>
       </w:r>
@@ -340,12 +277,12 @@
           <w:color w:val="000000"/>
           <w:kern w:val="0"/>
           <w:lang w:val="en-US" w:eastAsia="es-PE"/>
-          <ns2:ligatures ns2:val="none"/>
+          <w14:ligatures w14:val="none"/>
         </w:rPr>
         <w:t>)</w:t>
       </w:r>
     </w:p>
-    <w:p ns2:paraId="5B0A2CA0" ns2:textId="543D1A9A">
+    <w:p>
       <w:pPr>
         <w:tabs>
           <w:tab w:val="left" w:pos="1701"/>
@@ -360,7 +297,7 @@
           <w:color w:val="000000"/>
           <w:kern w:val="0"/>
           <w:lang w:eastAsia="es-PE"/>
-          <ns2:ligatures ns2:val="none"/>
+          <w14:ligatures w14:val="none"/>
         </w:rPr>
       </w:pPr>
       <w:r>
@@ -370,7 +307,7 @@
           <w:color w:val="000000"/>
           <w:kern w:val="0"/>
           <w:lang w:val="en-US" w:eastAsia="es-PE"/>
-          <ns2:ligatures ns2:val="none"/>
+          <w14:ligatures w14:val="none"/>
         </w:rPr>
         <w:tab/>
       </w:r>
@@ -381,7 +318,7 @@
           <w:color w:val="000000"/>
           <w:kern w:val="0"/>
           <w:lang w:val="en-US" w:eastAsia="es-PE"/>
-          <ns2:ligatures ns2:val="none"/>
+          <w14:ligatures w14:val="none"/>
         </w:rPr>
         <w:tab/>
       </w:r>
@@ -392,12 +329,12 @@
           <w:color w:val="000000"/>
           <w:kern w:val="0"/>
           <w:lang w:eastAsia="es-PE"/>
-          <ns2:ligatures ns2:val="none"/>
+          <w14:ligatures w14:val="none"/>
         </w:rPr>
         <w:t>MASTERCARD PERÚ INC-SUCURSAL DEL PERÚ (MASTERCARD)</w:t>
       </w:r>
     </w:p>
-    <w:p ns2:paraId="753670C1" ns2:textId="77777777">
+    <w:p>
       <w:pPr>
         <w:tabs>
           <w:tab w:val="left" w:pos="1701"/>
@@ -412,17 +349,17 @@
           <w:color w:val="000000"/>
           <w:kern w:val="0"/>
           <w:lang w:eastAsia="es-PE"/>
-          <ns2:ligatures ns2:val="none"/>
-        </w:rPr>
-      </w:pPr>
-      <w:r>
-        <w:rPr>
-          <w:rFonts w:ascii="Arial Narrow" w:eastAsia="Arial Narrow" w:hAnsi="Arial Narrow" w:cs="Arial Narrow"/>
-          <w:b/>
-          <w:color w:val="000000"/>
-          <w:kern w:val="0"/>
-          <w:lang w:eastAsia="es-PE"/>
-          <ns2:ligatures ns2:val="none"/>
+          <w14:ligatures w14:val="none"/>
+        </w:rPr>
+      </w:pPr>
+      <w:r>
+        <w:rPr>
+          <w:rFonts w:ascii="Arial Narrow" w:eastAsia="Arial Narrow" w:hAnsi="Arial Narrow" w:cs="Arial Narrow"/>
+          <w:b/>
+          <w:color w:val="000000"/>
+          <w:kern w:val="0"/>
+          <w:lang w:eastAsia="es-PE"/>
+          <w14:ligatures w14:val="none"/>
         </w:rPr>
         <w:t>MATERIAS</w:t>
       </w:r>
@@ -433,7 +370,7 @@
           <w:color w:val="000000"/>
           <w:kern w:val="0"/>
           <w:lang w:eastAsia="es-PE"/>
-          <ns2:ligatures ns2:val="none"/>
+          <w14:ligatures w14:val="none"/>
         </w:rPr>
         <w:tab/>
         <w:t xml:space="preserve">: </w:t>
@@ -445,13 +382,13 @@
           <w:color w:val="000000"/>
           <w:kern w:val="0"/>
           <w:lang w:eastAsia="es-PE"/>
-          <ns2:ligatures ns2:val="none"/>
+          <w14:ligatures w14:val="none"/>
         </w:rPr>
         <w:tab/>
         <w:t>ADMISIÓN A TRÁMITE</w:t>
       </w:r>
     </w:p>
-    <w:p ns2:paraId="449086A9" ns2:textId="77777777">
+    <w:p>
       <w:pPr>
         <w:tabs>
           <w:tab w:val="left" w:pos="1701"/>
@@ -466,22 +403,22 @@
           <w:color w:val="000000"/>
           <w:kern w:val="0"/>
           <w:lang w:eastAsia="es-PE"/>
-          <ns2:ligatures ns2:val="none"/>
-        </w:rPr>
-      </w:pPr>
-      <w:r>
-        <w:rPr>
-          <w:rFonts w:ascii="Arial Narrow" w:eastAsia="Arial Narrow" w:hAnsi="Arial Narrow" w:cs="Arial Narrow"/>
-          <w:b/>
-          <w:color w:val="000000"/>
-          <w:kern w:val="0"/>
-          <w:lang w:eastAsia="es-PE"/>
-          <ns2:ligatures ns2:val="none"/>
+          <w14:ligatures w14:val="none"/>
+        </w:rPr>
+      </w:pPr>
+      <w:r>
+        <w:rPr>
+          <w:rFonts w:ascii="Arial Narrow" w:eastAsia="Arial Narrow" w:hAnsi="Arial Narrow" w:cs="Arial Narrow"/>
+          <w:b/>
+          <w:color w:val="000000"/>
+          <w:kern w:val="0"/>
+          <w:lang w:eastAsia="es-PE"/>
+          <w14:ligatures w14:val="none"/>
         </w:rPr>
         <w:t xml:space="preserve">REQUERIMIENTO DE INFORMACIÓN </w:t>
       </w:r>
     </w:p>
-    <w:p ns2:paraId="778AE69F" ns2:textId="78BA8BE8">
+    <w:p>
       <w:pPr>
         <w:tabs>
           <w:tab w:val="left" w:pos="1701"/>
@@ -495,17 +432,17 @@
           <w:color w:val="000000"/>
           <w:kern w:val="0"/>
           <w:lang w:eastAsia="es-PE"/>
-          <ns2:ligatures ns2:val="none"/>
-        </w:rPr>
-      </w:pPr>
-      <w:r>
-        <w:rPr>
-          <w:rFonts w:ascii="Arial Narrow" w:eastAsia="Arial Narrow" w:hAnsi="Arial Narrow" w:cs="Arial Narrow"/>
-          <w:b/>
-          <w:color w:val="000000"/>
-          <w:kern w:val="0"/>
-          <w:lang w:eastAsia="es-PE"/>
-          <ns2:ligatures ns2:val="none"/>
+          <w14:ligatures w14:val="none"/>
+        </w:rPr>
+      </w:pPr>
+      <w:r>
+        <w:rPr>
+          <w:rFonts w:ascii="Arial Narrow" w:eastAsia="Arial Narrow" w:hAnsi="Arial Narrow" w:cs="Arial Narrow"/>
+          <w:b/>
+          <w:color w:val="000000"/>
+          <w:kern w:val="0"/>
+          <w:lang w:eastAsia="es-PE"/>
+          <w14:ligatures w14:val="none"/>
         </w:rPr>
         <w:t xml:space="preserve">RESOLUCIÓN </w:t>
       </w:r>
@@ -516,7 +453,7 @@
           <w:color w:val="000000"/>
           <w:kern w:val="0"/>
           <w:lang w:eastAsia="es-PE"/>
-          <ns2:ligatures ns2:val="none"/>
+          <w14:ligatures w14:val="none"/>
         </w:rPr>
         <w:tab/>
         <w:t>:</w:t>
@@ -528,7 +465,7 @@
           <w:color w:val="000000"/>
           <w:kern w:val="0"/>
           <w:lang w:eastAsia="es-PE"/>
-          <ns2:ligatures ns2:val="none"/>
+          <w14:ligatures w14:val="none"/>
         </w:rPr>
         <w:tab/>
       </w:r>
@@ -539,12 +476,12 @@
           <w:color w:val="000000"/>
           <w:kern w:val="0"/>
           <w:lang w:eastAsia="es-PE"/>
-          <ns2:ligatures ns2:val="none"/>
+          <w14:ligatures w14:val="none"/>
         </w:rPr>
         <w:t>2</w:t>
       </w:r>
     </w:p>
-    <w:p ns2:paraId="26BE4AD0" ns2:textId="77777777">
+    <w:p>
       <w:pPr>
         <w:tabs>
           <w:tab w:val="left" w:pos="1014"/>
@@ -557,11 +494,11 @@
           <w:kern w:val="0"/>
           <w:shd w:val="clear" w:color="auto" w:fill="FFFFFF"/>
           <w:lang w:eastAsia="es-PE"/>
-          <ns2:ligatures ns2:val="none"/>
-        </w:rPr>
-      </w:pPr>
-    </w:p>
-    <w:p ns2:paraId="6D48DA83" ns2:textId="60C998C3">
+          <w14:ligatures w14:val="none"/>
+        </w:rPr>
+      </w:pPr>
+    </w:p>
+    <w:p>
       <w:pPr>
         <w:tabs>
           <w:tab w:val="left" w:pos="1014"/>
@@ -574,7 +511,7 @@
           <w:kern w:val="0"/>
           <w:shd w:val="clear" w:color="auto" w:fill="FFFFFF"/>
           <w:lang w:eastAsia="es-PE"/>
-          <ns2:ligatures ns2:val="none"/>
+          <w14:ligatures w14:val="none"/>
         </w:rPr>
       </w:pPr>
       <w:r>
@@ -584,7 +521,7 @@
           <w:kern w:val="0"/>
           <w:shd w:val="clear" w:color="auto" w:fill="FFFFFF"/>
           <w:lang w:eastAsia="es-PE"/>
-          <ns2:ligatures ns2:val="none"/>
+          <w14:ligatures w14:val="none"/>
         </w:rPr>
         <w:t xml:space="preserve">Lima, </w:t>
       </w:r>
@@ -595,7 +532,7 @@
           <w:kern w:val="0"/>
           <w:shd w:val="clear" w:color="auto" w:fill="FFFFFF"/>
           <w:lang w:eastAsia="es-PE"/>
-          <ns2:ligatures ns2:val="none"/>
+          <w14:ligatures w14:val="none"/>
         </w:rPr>
         <w:t xml:space="preserve">7 de julio de 2026</w:t>
       </w:r>
@@ -606,7 +543,7 @@
           <w:kern w:val="0"/>
           <w:shd w:val="clear" w:color="auto" w:fill="FFFFFF"/>
           <w:lang w:eastAsia="es-PE"/>
-          <ns2:ligatures ns2:val="none"/>
+          <w14:ligatures w14:val="none"/>
         </w:rPr>
         <w:t xml:space="preserve"/>
       </w:r>
@@ -617,7 +554,7 @@
           <w:kern w:val="0"/>
           <w:shd w:val="clear" w:color="auto" w:fill="FFFFFF"/>
           <w:lang w:eastAsia="es-PE"/>
-          <ns2:ligatures ns2:val="none"/>
+          <w14:ligatures w14:val="none"/>
         </w:rPr>
         <w:t xml:space="preserve"/>
       </w:r>
@@ -628,7 +565,7 @@
           <w:kern w:val="0"/>
           <w:shd w:val="clear" w:color="auto" w:fill="FFFFFF"/>
           <w:lang w:eastAsia="es-PE"/>
-          <ns2:ligatures ns2:val="none"/>
+          <w14:ligatures w14:val="none"/>
         </w:rPr>
         <w:t xml:space="preserve"/>
       </w:r>
@@ -639,7 +576,7 @@
           <w:kern w:val="0"/>
           <w:shd w:val="clear" w:color="auto" w:fill="FFFFFF"/>
           <w:lang w:eastAsia="es-PE"/>
-          <ns2:ligatures ns2:val="none"/>
+          <w14:ligatures w14:val="none"/>
         </w:rPr>
         <w:t xml:space="preserve"/>
       </w:r>
@@ -650,12 +587,12 @@
           <w:kern w:val="0"/>
           <w:shd w:val="clear" w:color="auto" w:fill="FFFFFF"/>
           <w:lang w:eastAsia="es-PE"/>
-          <ns2:ligatures ns2:val="none"/>
+          <w14:ligatures w14:val="none"/>
         </w:rPr>
         <w:t xml:space="preserve"/>
       </w:r>
     </w:p>
-    <w:p ns2:paraId="1EF3C256" ns2:textId="77777777">
+    <w:p>
       <w:pPr>
         <w:tabs>
           <w:tab w:val="left" w:pos="1014"/>
@@ -667,11 +604,11 @@
           <w:color w:val="000000"/>
           <w:kern w:val="0"/>
           <w:lang w:eastAsia="es-PE"/>
-          <ns2:ligatures ns2:val="none"/>
-        </w:rPr>
-      </w:pPr>
-    </w:p>
-    <w:p ns2:paraId="087322B4" ns2:textId="77777777">
+          <w14:ligatures w14:val="none"/>
+        </w:rPr>
+      </w:pPr>
+    </w:p>
+    <w:p>
       <w:pPr>
         <w:numPr>
           <w:ilvl w:val="0"/>
@@ -685,22 +622,22 @@
           <w:color w:val="000000"/>
           <w:kern w:val="0"/>
           <w:lang w:eastAsia="es-PE"/>
-          <ns2:ligatures ns2:val="none"/>
-        </w:rPr>
-      </w:pPr>
-      <w:r>
-        <w:rPr>
-          <w:rFonts w:ascii="Arial Narrow" w:eastAsia="Arial Narrow" w:hAnsi="Arial Narrow" w:cs="Arial Narrow"/>
-          <w:b/>
-          <w:color w:val="000000"/>
-          <w:kern w:val="0"/>
-          <w:lang w:eastAsia="es-PE"/>
-          <ns2:ligatures ns2:val="none"/>
+          <w14:ligatures w14:val="none"/>
+        </w:rPr>
+      </w:pPr>
+      <w:r>
+        <w:rPr>
+          <w:rFonts w:ascii="Arial Narrow" w:eastAsia="Arial Narrow" w:hAnsi="Arial Narrow" w:cs="Arial Narrow"/>
+          <w:b/>
+          <w:color w:val="000000"/>
+          <w:kern w:val="0"/>
+          <w:lang w:eastAsia="es-PE"/>
+          <w14:ligatures w14:val="none"/>
         </w:rPr>
         <w:t xml:space="preserve">HECHOS </w:t>
       </w:r>
     </w:p>
-    <w:p ns2:paraId="4407157A" ns2:textId="77777777">
+    <w:p>
       <w:pPr>
         <w:spacing w:after="0" w:line="240" w:lineRule="auto"/>
         <w:jc w:val="both"/>
@@ -709,11 +646,11 @@
           <w:color w:val="000000"/>
           <w:kern w:val="0"/>
           <w:lang w:eastAsia="es-PE"/>
-          <ns2:ligatures ns2:val="none"/>
-        </w:rPr>
-      </w:pPr>
-    </w:p>
-    <w:p ns2:paraId="5ECFCB1A" ns2:textId="19D9A7FE">
+          <w14:ligatures w14:val="none"/>
+        </w:rPr>
+      </w:pPr>
+    </w:p>
+    <w:p>
       <w:pPr>
         <w:numPr>
           <w:ilvl w:val="1"/>
@@ -727,16 +664,16 @@
           <w:color w:val="000000"/>
           <w:kern w:val="0"/>
           <w:lang w:val="es-ES" w:eastAsia="es-ES"/>
-          <ns2:ligatures ns2:val="none"/>
-        </w:rPr>
-      </w:pPr>
-      <w:r>
-        <w:rPr>
-          <w:rFonts w:ascii="Arial Narrow" w:eastAsia="Times New Roman" w:hAnsi="Arial Narrow" w:cs="Arial"/>
-          <w:color w:val="000000"/>
-          <w:kern w:val="0"/>
-          <w:lang w:val="es-ES" w:eastAsia="es-ES"/>
-          <ns2:ligatures ns2:val="none"/>
+          <w14:ligatures w14:val="none"/>
+        </w:rPr>
+      </w:pPr>
+      <w:r>
+        <w:rPr>
+          <w:rFonts w:ascii="Arial Narrow" w:eastAsia="Times New Roman" w:hAnsi="Arial Narrow" w:cs="Arial"/>
+          <w:color w:val="000000"/>
+          <w:kern w:val="0"/>
+          <w:lang w:val="es-ES" w:eastAsia="es-ES"/>
+          <w14:ligatures w14:val="none"/>
         </w:rPr>
         <w:t xml:space="preserve">Mediante la denuncia del 6 de junio de 2026, subsanada mediante escrito del 19 de junio de 2026, el señor [APELLIDO] denunció al Banco, Assist Card y Mastercard por presuntas infracciones a la Ley 29571, Código de Protección y Defensa del Consumidor (en adelante, Código), señalando lo siguiente:</w:t>
       </w:r>
@@ -746,7 +683,7 @@
           <w:color w:val="000000"/>
           <w:kern w:val="0"/>
           <w:lang w:val="es-ES" w:eastAsia="es-ES"/>
-          <ns2:ligatures ns2:val="none"/>
+          <w14:ligatures w14:val="none"/>
         </w:rPr>
         <w:t xml:space="preserve"/>
       </w:r>
@@ -756,7 +693,7 @@
           <w:color w:val="000000"/>
           <w:kern w:val="0"/>
           <w:lang w:val="es-ES" w:eastAsia="es-ES"/>
-          <ns2:ligatures ns2:val="none"/>
+          <w14:ligatures w14:val="none"/>
         </w:rPr>
         <w:t/>
       </w:r>
@@ -766,7 +703,7 @@
           <w:color w:val="000000"/>
           <w:kern w:val="0"/>
           <w:lang w:val="es-ES" w:eastAsia="es-ES"/>
-          <ns2:ligatures ns2:val="none"/>
+          <w14:ligatures w14:val="none"/>
         </w:rPr>
         <w:t xml:space="preserve"/>
       </w:r>
@@ -776,7 +713,7 @@
           <w:color w:val="000000"/>
           <w:kern w:val="0"/>
           <w:lang w:val="es-ES" w:eastAsia="es-ES"/>
-          <ns2:ligatures ns2:val="none"/>
+          <w14:ligatures w14:val="none"/>
         </w:rPr>
         <w:t/>
       </w:r>
@@ -786,7 +723,7 @@
           <w:color w:val="000000"/>
           <w:kern w:val="0"/>
           <w:lang w:val="es-ES" w:eastAsia="es-ES"/>
-          <ns2:ligatures ns2:val="none"/>
+          <w14:ligatures w14:val="none"/>
         </w:rPr>
         <w:t xml:space="preserve"/>
       </w:r>
@@ -794,7 +731,7 @@
         <w:rPr>
           <w:rFonts w:ascii="Arial Narrow" w:eastAsia="Calibri" w:hAnsi="Arial Narrow" w:cs="Arial"/>
           <w:kern w:val="0"/>
-          <ns2:ligatures ns2:val="none"/>
+          <w14:ligatures w14:val="none"/>
         </w:rPr>
         <w:t xml:space="preserve"/>
       </w:r>
@@ -802,7 +739,7 @@
         <w:rPr>
           <w:rFonts w:ascii="Arial Narrow" w:eastAsia="Calibri" w:hAnsi="Arial Narrow" w:cs="Arial"/>
           <w:kern w:val="0"/>
-          <ns2:ligatures ns2:val="none"/>
+          <w14:ligatures w14:val="none"/>
         </w:rPr>
         <w:t xml:space="preserve"/>
       </w:r>
@@ -810,7 +747,7 @@
         <w:rPr>
           <w:rFonts w:ascii="Arial Narrow" w:eastAsia="Calibri" w:hAnsi="Arial Narrow" w:cs="Arial"/>
           <w:kern w:val="0"/>
-          <ns2:ligatures ns2:val="none"/>
+          <w14:ligatures w14:val="none"/>
         </w:rPr>
         <w:t xml:space="preserve"/>
       </w:r>
@@ -818,7 +755,7 @@
         <w:rPr>
           <w:rFonts w:ascii="Arial Narrow" w:eastAsia="Calibri" w:hAnsi="Arial Narrow" w:cs="Arial"/>
           <w:kern w:val="0"/>
-          <ns2:ligatures ns2:val="none"/>
+          <w14:ligatures w14:val="none"/>
         </w:rPr>
         <w:t/>
       </w:r>
@@ -828,7 +765,7 @@
           <w:color w:val="000000"/>
           <w:kern w:val="0"/>
           <w:lang w:val="es-ES" w:eastAsia="es-ES"/>
-          <ns2:ligatures ns2:val="none"/>
+          <w14:ligatures w14:val="none"/>
         </w:rPr>
         <w:t/>
       </w:r>
@@ -838,7 +775,7 @@
           <w:color w:val="000000"/>
           <w:kern w:val="0"/>
           <w:lang w:val="es-ES" w:eastAsia="es-ES"/>
-          <ns2:ligatures ns2:val="none"/>
+          <w14:ligatures w14:val="none"/>
         </w:rPr>
         <w:t/>
       </w:r>
@@ -848,7 +785,7 @@
           <w:color w:val="000000"/>
           <w:kern w:val="0"/>
           <w:lang w:val="es-ES" w:eastAsia="es-ES"/>
-          <ns2:ligatures ns2:val="none"/>
+          <w14:ligatures w14:val="none"/>
         </w:rPr>
         <w:t xml:space="preserve"/>
       </w:r>
@@ -858,7 +795,7 @@
           <w:color w:val="000000"/>
           <w:kern w:val="0"/>
           <w:lang w:val="es-ES" w:eastAsia="es-ES"/>
-          <ns2:ligatures ns2:val="none"/>
+          <w14:ligatures w14:val="none"/>
         </w:rPr>
         <w:t xml:space="preserve"/>
       </w:r>
@@ -868,7 +805,7 @@
           <w:color w:val="000000"/>
           <w:kern w:val="0"/>
           <w:lang w:val="es-ES" w:eastAsia="es-ES"/>
-          <ns2:ligatures ns2:val="none"/>
+          <w14:ligatures w14:val="none"/>
         </w:rPr>
         <w:t xml:space="preserve"/>
       </w:r>
@@ -878,7 +815,7 @@
           <w:color w:val="000000"/>
           <w:kern w:val="0"/>
           <w:lang w:val="es-ES" w:eastAsia="es-ES"/>
-          <ns2:ligatures ns2:val="none"/>
+          <w14:ligatures w14:val="none"/>
         </w:rPr>
         <w:t xml:space="preserve"/>
       </w:r>
@@ -888,7 +825,7 @@
           <w:color w:val="000000"/>
           <w:kern w:val="0"/>
           <w:lang w:val="es-ES" w:eastAsia="es-ES"/>
-          <ns2:ligatures ns2:val="none"/>
+          <w14:ligatures w14:val="none"/>
         </w:rPr>
         <w:t/>
       </w:r>
@@ -900,7 +837,7 @@
           <w:kern w:val="0"/>
           <w:vertAlign w:val="superscript"/>
           <w:lang w:val="es-ES" w:eastAsia="es-ES"/>
-          <ns2:ligatures ns2:val="none"/>
+          <w14:ligatures w14:val="none"/>
         </w:rPr>
         <w:footnoteReference w:id="1"/>
       </w:r>
@@ -910,7 +847,7 @@
           <w:color w:val="000000"/>
           <w:kern w:val="0"/>
           <w:lang w:val="es-ES" w:eastAsia="es-ES"/>
-          <ns2:ligatures ns2:val="none"/>
+          <w14:ligatures w14:val="none"/>
         </w:rPr>
         <w:t xml:space="preserve"/>
       </w:r>
@@ -921,12 +858,12 @@
           <w:color w:val="000000"/>
           <w:kern w:val="0"/>
           <w:lang w:val="es-ES" w:eastAsia="es-ES"/>
-          <ns2:ligatures ns2:val="none"/>
+          <w14:ligatures w14:val="none"/>
         </w:rPr>
         <w:t/>
       </w:r>
     </w:p>
-    <w:p ns2:paraId="251848E5" ns2:textId="77777777">
+    <w:p>
       <w:pPr>
         <w:spacing w:after="0" w:line="240" w:lineRule="auto"/>
         <w:jc w:val="both"/>
@@ -935,11 +872,11 @@
           <w:color w:val="000000"/>
           <w:kern w:val="0"/>
           <w:lang w:eastAsia="es-ES"/>
-          <ns2:ligatures ns2:val="none"/>
-        </w:rPr>
-      </w:pPr>
-    </w:p>
-    <w:p ns2:paraId="59BA585B" ns2:textId="0325976B">
+          <w14:ligatures w14:val="none"/>
+        </w:rPr>
+      </w:pPr>
+    </w:p>
+    <w:p>
       <w:pPr>
         <w:pStyle w:val="Prrafodelista"/>
         <w:numPr>
@@ -957,7 +894,7 @@
           <w:color w:val="000000"/>
           <w:kern w:val="0"/>
           <w:lang w:eastAsia="es-ES"/>
-          <ns2:ligatures ns2:val="none"/>
+          <w14:ligatures w14:val="none"/>
         </w:rPr>
       </w:pPr>
       <w:r>
@@ -966,7 +903,7 @@
           <w:color w:val="000000"/>
           <w:kern w:val="0"/>
           <w:lang w:eastAsia="es-ES"/>
-          <ns2:ligatures ns2:val="none"/>
+          <w14:ligatures w14:val="none"/>
         </w:rPr>
         <w:t>adquirió mediante la Tarjeta de Crédito Mastercard Black 553xxxxxx855</w:t>
       </w:r>
@@ -976,7 +913,7 @@
           <w:color w:val="000000"/>
           <w:kern w:val="0"/>
           <w:lang w:eastAsia="es-ES"/>
-          <ns2:ligatures ns2:val="none"/>
+          <w14:ligatures w14:val="none"/>
         </w:rPr>
         <w:t xml:space="preserve"> (en adelante, </w:t>
       </w:r>
@@ -986,7 +923,7 @@
           <w:color w:val="000000"/>
           <w:kern w:val="0"/>
           <w:lang w:eastAsia="es-ES"/>
-          <ns2:ligatures ns2:val="none"/>
+          <w14:ligatures w14:val="none"/>
         </w:rPr>
         <w:t>Tarjeta de Crédito</w:t>
       </w:r>
@@ -996,7 +933,7 @@
           <w:color w:val="000000"/>
           <w:kern w:val="0"/>
           <w:lang w:eastAsia="es-ES"/>
-          <ns2:ligatures ns2:val="none"/>
+          <w14:ligatures w14:val="none"/>
         </w:rPr>
         <w:t>)</w:t>
       </w:r>
@@ -1006,7 +943,7 @@
           <w:color w:val="000000"/>
           <w:kern w:val="0"/>
           <w:lang w:eastAsia="es-ES"/>
-          <ns2:ligatures ns2:val="none"/>
+          <w14:ligatures w14:val="none"/>
         </w:rPr>
         <w:t xml:space="preserve"> emitida por el Banco pasajes aéreos internacionales para su grupo familiar conformado por cuatro integrantes. Como consecuencia de dicha adquisición, se otorgó la cobertura</w:t>
       </w:r>
@@ -1016,7 +953,7 @@
           <w:color w:val="000000"/>
           <w:kern w:val="0"/>
           <w:lang w:eastAsia="es-ES"/>
-          <ns2:ligatures ns2:val="none"/>
+          <w14:ligatures w14:val="none"/>
         </w:rPr>
         <w:t xml:space="preserve"> del servicio de asistencia médica</w:t>
       </w:r>
@@ -1026,12 +963,12 @@
           <w:color w:val="000000"/>
           <w:kern w:val="0"/>
           <w:lang w:eastAsia="es-ES"/>
-          <ns2:ligatures ns2:val="none"/>
+          <w14:ligatures w14:val="none"/>
         </w:rPr>
         <w:t xml:space="preserve"> internacional MasterAssist Plus, emitiéndose las respectivas constancias de cobertura para cada uno de los beneficiarios del viaje.</w:t>
       </w:r>
     </w:p>
-    <w:p ns2:paraId="5CDC738C" ns2:textId="77777777">
+    <w:p>
       <w:pPr>
         <w:pStyle w:val="Prrafodelista"/>
         <w:spacing w:after="0" w:line="240" w:lineRule="auto"/>
@@ -1042,11 +979,11 @@
           <w:color w:val="000000"/>
           <w:kern w:val="0"/>
           <w:lang w:eastAsia="es-ES"/>
-          <ns2:ligatures ns2:val="none"/>
-        </w:rPr>
-      </w:pPr>
-    </w:p>
-    <w:p ns2:paraId="0BED7574" ns2:textId="29B6C00B">
+          <w14:ligatures w14:val="none"/>
+        </w:rPr>
+      </w:pPr>
+    </w:p>
+    <w:p>
       <w:pPr>
         <w:pStyle w:val="Prrafodelista"/>
         <w:numPr>
@@ -1064,7 +1001,7 @@
           <w:color w:val="000000"/>
           <w:kern w:val="0"/>
           <w:lang w:eastAsia="es-ES"/>
-          <ns2:ligatures ns2:val="none"/>
+          <w14:ligatures w14:val="none"/>
         </w:rPr>
       </w:pPr>
       <w:r>
@@ -1073,7 +1010,7 @@
           <w:color w:val="000000"/>
           <w:kern w:val="0"/>
           <w:lang w:eastAsia="es-ES"/>
-          <ns2:ligatures ns2:val="none"/>
+          <w14:ligatures w14:val="none"/>
         </w:rPr>
         <w:t xml:space="preserve">El 12 de febrero de 2026, durante la vigencia del </w:t>
       </w:r>
@@ -1083,7 +1020,7 @@
           <w:color w:val="000000"/>
           <w:kern w:val="0"/>
           <w:lang w:eastAsia="es-ES"/>
-          <ns2:ligatures ns2:val="none"/>
+          <w14:ligatures w14:val="none"/>
         </w:rPr>
         <w:t>servicio de asistencia médica</w:t>
       </w:r>
@@ -1093,7 +1030,7 @@
           <w:color w:val="000000"/>
           <w:kern w:val="0"/>
           <w:lang w:eastAsia="es-ES"/>
-          <ns2:ligatures ns2:val="none"/>
+          <w14:ligatures w14:val="none"/>
         </w:rPr>
         <w:t xml:space="preserve"> internacional</w:t>
       </w:r>
@@ -1103,7 +1040,7 @@
           <w:color w:val="000000"/>
           <w:kern w:val="0"/>
           <w:lang w:eastAsia="es-ES"/>
-          <ns2:ligatures ns2:val="none"/>
+          <w14:ligatures w14:val="none"/>
         </w:rPr>
         <w:t xml:space="preserve">, </w:t>
       </w:r>
@@ -1113,7 +1050,7 @@
           <w:color w:val="000000"/>
           <w:kern w:val="0"/>
           <w:lang w:eastAsia="es-ES"/>
-          <ns2:ligatures ns2:val="none"/>
+          <w14:ligatures w14:val="none"/>
         </w:rPr>
         <w:t>su</w:t>
       </w:r>
@@ -1123,7 +1060,7 @@
           <w:color w:val="000000"/>
           <w:kern w:val="0"/>
           <w:lang w:eastAsia="es-ES"/>
-          <ns2:ligatures ns2:val="none"/>
+          <w14:ligatures w14:val="none"/>
         </w:rPr>
         <w:t xml:space="preserve"> hijo menor</w:t>
       </w:r>
@@ -1133,7 +1070,7 @@
           <w:color w:val="000000"/>
           <w:kern w:val="0"/>
           <w:lang w:eastAsia="es-ES"/>
-          <ns2:ligatures ns2:val="none"/>
+          <w14:ligatures w14:val="none"/>
         </w:rPr>
         <w:t xml:space="preserve"> de </w:t>
       </w:r>
@@ -1143,7 +1080,7 @@
           <w:color w:val="000000"/>
           <w:kern w:val="0"/>
           <w:lang w:eastAsia="es-ES"/>
-          <ns2:ligatures ns2:val="none"/>
+          <w14:ligatures w14:val="none"/>
         </w:rPr>
         <w:t>iniciales</w:t>
       </w:r>
@@ -1153,7 +1090,7 @@
           <w:color w:val="000000"/>
           <w:kern w:val="0"/>
           <w:lang w:eastAsia="es-ES"/>
-          <ns2:ligatures ns2:val="none"/>
+          <w14:ligatures w14:val="none"/>
         </w:rPr>
         <w:t xml:space="preserve"> B</w:t>
       </w:r>
@@ -1163,7 +1100,7 @@
           <w:color w:val="000000"/>
           <w:kern w:val="0"/>
           <w:lang w:eastAsia="es-ES"/>
-          <ns2:ligatures ns2:val="none"/>
+          <w14:ligatures w14:val="none"/>
         </w:rPr>
         <w:t>.</w:t>
       </w:r>
@@ -1173,7 +1110,7 @@
           <w:color w:val="000000"/>
           <w:kern w:val="0"/>
           <w:lang w:eastAsia="es-ES"/>
-          <ns2:ligatures ns2:val="none"/>
+          <w14:ligatures w14:val="none"/>
         </w:rPr>
         <w:t xml:space="preserve"> A</w:t>
       </w:r>
@@ -1183,7 +1120,7 @@
           <w:color w:val="000000"/>
           <w:kern w:val="0"/>
           <w:lang w:eastAsia="es-ES"/>
-          <ns2:ligatures ns2:val="none"/>
+          <w14:ligatures w14:val="none"/>
         </w:rPr>
         <w:t>.</w:t>
       </w:r>
@@ -1193,7 +1130,7 @@
           <w:color w:val="000000"/>
           <w:kern w:val="0"/>
           <w:lang w:eastAsia="es-ES"/>
-          <ns2:ligatures ns2:val="none"/>
+          <w14:ligatures w14:val="none"/>
         </w:rPr>
         <w:t xml:space="preserve"> R</w:t>
       </w:r>
@@ -1203,7 +1140,7 @@
           <w:color w:val="000000"/>
           <w:kern w:val="0"/>
           <w:lang w:eastAsia="es-ES"/>
-          <ns2:ligatures ns2:val="none"/>
+          <w14:ligatures w14:val="none"/>
         </w:rPr>
         <w:t>.</w:t>
       </w:r>
@@ -1213,7 +1150,7 @@
           <w:color w:val="000000"/>
           <w:kern w:val="0"/>
           <w:lang w:eastAsia="es-ES"/>
-          <ns2:ligatures ns2:val="none"/>
+          <w14:ligatures w14:val="none"/>
         </w:rPr>
         <w:t xml:space="preserve"> E</w:t>
       </w:r>
@@ -1223,7 +1160,7 @@
           <w:color w:val="000000"/>
           <w:kern w:val="0"/>
           <w:lang w:eastAsia="es-ES"/>
-          <ns2:ligatures ns2:val="none"/>
+          <w14:ligatures w14:val="none"/>
         </w:rPr>
         <w:t>.</w:t>
       </w:r>
@@ -1233,7 +1170,7 @@
           <w:color w:val="000000"/>
           <w:kern w:val="0"/>
           <w:lang w:eastAsia="es-ES"/>
-          <ns2:ligatures ns2:val="none"/>
+          <w14:ligatures w14:val="none"/>
         </w:rPr>
         <w:t xml:space="preserve">, de un </w:t>
       </w:r>
@@ -1243,7 +1180,7 @@
           <w:color w:val="000000"/>
           <w:kern w:val="0"/>
           <w:lang w:eastAsia="es-ES"/>
-          <ns2:ligatures ns2:val="none"/>
+          <w14:ligatures w14:val="none"/>
         </w:rPr>
         <w:t xml:space="preserve">(1) </w:t>
       </w:r>
@@ -1253,7 +1190,7 @@
           <w:color w:val="000000"/>
           <w:kern w:val="0"/>
           <w:lang w:eastAsia="es-ES"/>
-          <ns2:ligatures ns2:val="none"/>
+          <w14:ligatures w14:val="none"/>
         </w:rPr>
         <w:t xml:space="preserve">año y cinco </w:t>
       </w:r>
@@ -1263,7 +1200,7 @@
           <w:color w:val="000000"/>
           <w:kern w:val="0"/>
           <w:lang w:eastAsia="es-ES"/>
-          <ns2:ligatures ns2:val="none"/>
+          <w14:ligatures w14:val="none"/>
         </w:rPr>
         <w:t xml:space="preserve">(5) </w:t>
       </w:r>
@@ -1273,7 +1210,7 @@
           <w:color w:val="000000"/>
           <w:kern w:val="0"/>
           <w:lang w:eastAsia="es-ES"/>
-          <ns2:ligatures ns2:val="none"/>
+          <w14:ligatures w14:val="none"/>
         </w:rPr>
         <w:t>meses de edad</w:t>
       </w:r>
@@ -1283,7 +1220,7 @@
           <w:color w:val="000000"/>
           <w:kern w:val="0"/>
           <w:lang w:eastAsia="es-ES"/>
-          <ns2:ligatures ns2:val="none"/>
+          <w14:ligatures w14:val="none"/>
         </w:rPr>
         <w:t xml:space="preserve"> (en adelante, menor hijo)</w:t>
       </w:r>
@@ -1293,7 +1230,7 @@
           <w:color w:val="000000"/>
           <w:kern w:val="0"/>
           <w:lang w:eastAsia="es-ES"/>
-          <ns2:ligatures ns2:val="none"/>
+          <w14:ligatures w14:val="none"/>
         </w:rPr>
         <w:t>, recibió atención médica de emergencia en el Hospital Universitario Marqués de Valdecilla</w:t>
       </w:r>
@@ -1303,7 +1240,7 @@
           <w:color w:val="000000"/>
           <w:kern w:val="0"/>
           <w:lang w:eastAsia="es-ES"/>
-          <ns2:ligatures ns2:val="none"/>
+          <w14:ligatures w14:val="none"/>
         </w:rPr>
         <w:t xml:space="preserve"> </w:t>
       </w:r>
@@ -1313,7 +1250,7 @@
           <w:color w:val="000000"/>
           <w:kern w:val="0"/>
           <w:lang w:eastAsia="es-ES"/>
-          <ns2:ligatures ns2:val="none"/>
+          <w14:ligatures w14:val="none"/>
         </w:rPr>
         <w:t>en la comunidad autónoma de Cantabria</w:t>
       </w:r>
@@ -1323,7 +1260,7 @@
           <w:color w:val="000000"/>
           <w:kern w:val="0"/>
           <w:lang w:eastAsia="es-ES"/>
-          <ns2:ligatures ns2:val="none"/>
+          <w14:ligatures w14:val="none"/>
         </w:rPr>
         <w:t xml:space="preserve"> en </w:t>
       </w:r>
@@ -1333,7 +1270,7 @@
           <w:color w:val="000000"/>
           <w:kern w:val="0"/>
           <w:lang w:eastAsia="es-ES"/>
-          <ns2:ligatures ns2:val="none"/>
+          <w14:ligatures w14:val="none"/>
         </w:rPr>
         <w:t>España</w:t>
       </w:r>
@@ -1343,7 +1280,7 @@
           <w:color w:val="000000"/>
           <w:kern w:val="0"/>
           <w:lang w:eastAsia="es-ES"/>
-          <ns2:ligatures ns2:val="none"/>
+          <w14:ligatures w14:val="none"/>
         </w:rPr>
         <w:t xml:space="preserve"> (en adelante, </w:t>
       </w:r>
@@ -1353,7 +1290,7 @@
           <w:color w:val="000000"/>
           <w:kern w:val="0"/>
           <w:lang w:eastAsia="es-ES"/>
-          <ns2:ligatures ns2:val="none"/>
+          <w14:ligatures w14:val="none"/>
         </w:rPr>
         <w:t>Hospital Universitario</w:t>
       </w:r>
@@ -1363,7 +1300,7 @@
           <w:color w:val="000000"/>
           <w:kern w:val="0"/>
           <w:lang w:eastAsia="es-ES"/>
-          <ns2:ligatures ns2:val="none"/>
+          <w14:ligatures w14:val="none"/>
         </w:rPr>
         <w:t>)</w:t>
       </w:r>
@@ -1373,12 +1310,12 @@
           <w:color w:val="000000"/>
           <w:kern w:val="0"/>
           <w:lang w:eastAsia="es-ES"/>
-          <ns2:ligatures ns2:val="none"/>
+          <w14:ligatures w14:val="none"/>
         </w:rPr>
         <w:t xml:space="preserve">, como consecuencia de un cuadro de neumonía e influenza severos que requirió atención médica inmediata. </w:t>
       </w:r>
     </w:p>
-    <w:p ns2:paraId="2FBF9040" ns2:textId="77777777">
+    <w:p>
       <w:pPr>
         <w:pStyle w:val="Prrafodelista"/>
         <w:rPr>
@@ -1386,11 +1323,11 @@
           <w:color w:val="000000"/>
           <w:kern w:val="0"/>
           <w:lang w:eastAsia="es-ES"/>
-          <ns2:ligatures ns2:val="none"/>
-        </w:rPr>
-      </w:pPr>
-    </w:p>
-    <w:p ns2:paraId="1049AF8F" ns2:textId="283558D1">
+          <w14:ligatures w14:val="none"/>
+        </w:rPr>
+      </w:pPr>
+    </w:p>
+    <w:p>
       <w:pPr>
         <w:pStyle w:val="Prrafodelista"/>
         <w:numPr>
@@ -1408,7 +1345,7 @@
           <w:color w:val="000000"/>
           <w:kern w:val="0"/>
           <w:lang w:eastAsia="es-ES"/>
-          <ns2:ligatures ns2:val="none"/>
+          <w14:ligatures w14:val="none"/>
         </w:rPr>
       </w:pPr>
       <w:r>
@@ -1417,7 +1354,7 @@
           <w:color w:val="000000"/>
           <w:kern w:val="0"/>
           <w:lang w:eastAsia="es-ES"/>
-          <ns2:ligatures ns2:val="none"/>
+          <w14:ligatures w14:val="none"/>
         </w:rPr>
         <w:t>E</w:t>
       </w:r>
@@ -1427,7 +1364,7 @@
           <w:color w:val="000000"/>
           <w:kern w:val="0"/>
           <w:lang w:eastAsia="es-ES"/>
-          <ns2:ligatures ns2:val="none"/>
+          <w14:ligatures w14:val="none"/>
         </w:rPr>
         <w:t xml:space="preserve">se mismo día comunicó dicha emergencia a los proveedores denunciados con la finalidad de activar la cobertura del servicio de asistencia médica internacional en la modalidad de asistencia directa o pago directo; sin embargo, </w:t>
       </w:r>
@@ -1437,7 +1374,7 @@
           <w:color w:val="000000"/>
           <w:kern w:val="0"/>
           <w:lang w:eastAsia="es-ES"/>
-          <ns2:ligatures ns2:val="none"/>
+          <w14:ligatures w14:val="none"/>
         </w:rPr>
         <w:t>el Banco no brindó una solución efectiva a dichas solicitudes e indicó que la atención del servicio correspondía a Mastercard.</w:t>
       </w:r>
@@ -1447,12 +1384,12 @@
           <w:color w:val="000000"/>
           <w:kern w:val="0"/>
           <w:lang w:eastAsia="es-ES"/>
-          <ns2:ligatures ns2:val="none"/>
+          <w14:ligatures w14:val="none"/>
         </w:rPr>
         <w:t xml:space="preserve"> Asimismo, con motivo de dicha atención se generaron gastos médicos cuya facturación permanecía pendiente bajo la garantía (GOP) NHC 8017474.</w:t>
       </w:r>
     </w:p>
-    <w:p ns2:paraId="4BC923FB" ns2:textId="1A2B1AE6">
+    <w:p>
       <w:pPr>
         <w:pStyle w:val="Prrafodelista"/>
         <w:spacing w:after="0" w:line="240" w:lineRule="auto"/>
@@ -1463,7 +1400,7 @@
           <w:color w:val="000000"/>
           <w:kern w:val="0"/>
           <w:lang w:eastAsia="es-ES"/>
-          <ns2:ligatures ns2:val="none"/>
+          <w14:ligatures w14:val="none"/>
         </w:rPr>
       </w:pPr>
       <w:r>
@@ -1472,12 +1409,12 @@
           <w:color w:val="000000"/>
           <w:kern w:val="0"/>
           <w:lang w:eastAsia="es-ES"/>
-          <ns2:ligatures ns2:val="none"/>
+          <w14:ligatures w14:val="none"/>
         </w:rPr>
         <w:t xml:space="preserve"> </w:t>
       </w:r>
     </w:p>
-    <w:p ns2:paraId="7E76215B" ns2:textId="77777777">
+    <w:p>
       <w:pPr>
         <w:pStyle w:val="Prrafodelista"/>
         <w:numPr>
@@ -1495,7 +1432,7 @@
           <w:color w:val="000000"/>
           <w:kern w:val="0"/>
           <w:lang w:eastAsia="es-ES"/>
-          <ns2:ligatures ns2:val="none"/>
+          <w14:ligatures w14:val="none"/>
         </w:rPr>
       </w:pPr>
       <w:r>
@@ -1504,12 +1441,12 @@
           <w:color w:val="000000"/>
           <w:kern w:val="0"/>
           <w:lang w:eastAsia="es-ES"/>
-          <ns2:ligatures ns2:val="none"/>
+          <w14:ligatures w14:val="none"/>
         </w:rPr>
         <w:t>El 26 de febrero de 2026, comunicó a los proveedores denunciados el internamiento del menor en Francia, solicitando la cobertura del servicio de asistencia médica internacional. En atención a dicha comunicación, recibió respuesta y se generó el Expediente US0-26-027864 para la gestión del siniestro.</w:t>
       </w:r>
     </w:p>
-    <w:p ns2:paraId="14EAA3B6" ns2:textId="77777777">
+    <w:p>
       <w:pPr>
         <w:pStyle w:val="Prrafodelista"/>
         <w:spacing w:after="0" w:line="240" w:lineRule="auto"/>
@@ -1520,11 +1457,11 @@
           <w:color w:val="000000"/>
           <w:kern w:val="0"/>
           <w:lang w:eastAsia="es-ES"/>
-          <ns2:ligatures ns2:val="none"/>
-        </w:rPr>
-      </w:pPr>
-    </w:p>
-    <w:p ns2:paraId="08973624" ns2:textId="77777777">
+          <w14:ligatures w14:val="none"/>
+        </w:rPr>
+      </w:pPr>
+    </w:p>
+    <w:p>
       <w:pPr>
         <w:pStyle w:val="Prrafodelista"/>
         <w:numPr>
@@ -1542,7 +1479,7 @@
           <w:color w:val="000000"/>
           <w:kern w:val="0"/>
           <w:lang w:eastAsia="es-ES"/>
-          <ns2:ligatures ns2:val="none"/>
+          <w14:ligatures w14:val="none"/>
         </w:rPr>
       </w:pPr>
       <w:r>
@@ -1551,12 +1488,12 @@
           <w:color w:val="000000"/>
           <w:kern w:val="0"/>
           <w:lang w:eastAsia="es-ES"/>
-          <ns2:ligatures ns2:val="none"/>
+          <w14:ligatures w14:val="none"/>
         </w:rPr>
         <w:t>El 4 de marzo de 2026, recibió la notificación del Expediente US0-26-027864, generado con relación a la atención médica e internamiento ocurrido en Francia.</w:t>
       </w:r>
     </w:p>
-    <w:p ns2:paraId="2C04BF52" ns2:textId="77777777">
+    <w:p>
       <w:pPr>
         <w:pStyle w:val="Prrafodelista"/>
         <w:spacing w:after="0" w:line="240" w:lineRule="auto"/>
@@ -1567,11 +1504,11 @@
           <w:color w:val="000000"/>
           <w:kern w:val="0"/>
           <w:lang w:eastAsia="es-ES"/>
-          <ns2:ligatures ns2:val="none"/>
-        </w:rPr>
-      </w:pPr>
-    </w:p>
-    <w:p ns2:paraId="4D2C8820" ns2:textId="2A9C8BA9">
+          <w14:ligatures w14:val="none"/>
+        </w:rPr>
+      </w:pPr>
+    </w:p>
+    <w:p>
       <w:pPr>
         <w:pStyle w:val="Prrafodelista"/>
         <w:numPr>
@@ -1589,7 +1526,7 @@
           <w:color w:val="000000"/>
           <w:kern w:val="0"/>
           <w:lang w:eastAsia="es-ES"/>
-          <ns2:ligatures ns2:val="none"/>
+          <w14:ligatures w14:val="none"/>
         </w:rPr>
       </w:pPr>
       <w:r>
@@ -1598,7 +1535,7 @@
           <w:color w:val="000000"/>
           <w:kern w:val="0"/>
           <w:lang w:eastAsia="es-ES"/>
-          <ns2:ligatures ns2:val="none"/>
+          <w14:ligatures w14:val="none"/>
         </w:rPr>
         <w:lastRenderedPageBreak/>
         <w:t xml:space="preserve">Luego de la apertura del Expediente US0-26-027864, Assist Card solicitó diversa documentación para la evaluación de la cobertura. En atención a dicho requerimiento, remitió la totalidad de la documentación solicitada, incluyendo documentos de identidad, constancias de viaje, pasajes aéreos adquiridos mediante la </w:t>
@@ -1609,7 +1546,7 @@
           <w:color w:val="000000"/>
           <w:kern w:val="0"/>
           <w:lang w:eastAsia="es-ES"/>
-          <ns2:ligatures ns2:val="none"/>
+          <w14:ligatures w14:val="none"/>
         </w:rPr>
         <w:t>Tarjeta de Crédito</w:t>
       </w:r>
@@ -1619,12 +1556,12 @@
           <w:color w:val="000000"/>
           <w:kern w:val="0"/>
           <w:lang w:eastAsia="es-ES"/>
-          <ns2:ligatures ns2:val="none"/>
+          <w14:ligatures w14:val="none"/>
         </w:rPr>
         <w:t>, estados de cuenta, informes médicos, historias clínicas, documentos hospitalarios y demás documentación vinculada con la atención médica recibida. No obstante, Assist Card continuó formulando requerimientos reiterativos y sucesivos de información, sin emitir una decisión definitiva respecto de la cobertura solicitada.</w:t>
       </w:r>
     </w:p>
-    <w:p ns2:paraId="65E2E8CC" ns2:textId="77777777">
+    <w:p>
       <w:pPr>
         <w:spacing w:after="0" w:line="240" w:lineRule="auto"/>
         <w:jc w:val="both"/>
@@ -1633,11 +1570,11 @@
           <w:color w:val="000000"/>
           <w:kern w:val="0"/>
           <w:lang w:eastAsia="es-ES"/>
-          <ns2:ligatures ns2:val="none"/>
-        </w:rPr>
-      </w:pPr>
-    </w:p>
-    <w:p ns2:paraId="4D09D285" ns2:textId="09B534BA">
+          <w14:ligatures w14:val="none"/>
+        </w:rPr>
+      </w:pPr>
+    </w:p>
+    <w:p>
       <w:pPr>
         <w:pStyle w:val="Prrafodelista"/>
         <w:numPr>
@@ -1655,7 +1592,7 @@
           <w:color w:val="000000"/>
           <w:kern w:val="0"/>
           <w:lang w:eastAsia="es-ES"/>
-          <ns2:ligatures ns2:val="none"/>
+          <w14:ligatures w14:val="none"/>
         </w:rPr>
       </w:pPr>
       <w:r>
@@ -1664,7 +1601,7 @@
           <w:color w:val="000000"/>
           <w:kern w:val="0"/>
           <w:lang w:eastAsia="es-ES"/>
-          <ns2:ligatures ns2:val="none"/>
+          <w14:ligatures w14:val="none"/>
         </w:rPr>
         <w:t xml:space="preserve">Además, </w:t>
       </w:r>
@@ -1674,12 +1611,12 @@
           <w:color w:val="000000"/>
           <w:kern w:val="0"/>
           <w:lang w:eastAsia="es-ES"/>
-          <ns2:ligatures ns2:val="none"/>
+          <w14:ligatures w14:val="none"/>
         </w:rPr>
         <w:t>Mastercard no atendió las solicitudes de cobertura del servicio de asistencia médica de emergencia internacional asociadas a la Tarjeta de Crédito Mastercard Black 553xxxxxx855, tanto en la modalidad de asistencia directa o pago directo como en la modalidad de reembolso de gastos médicos.</w:t>
       </w:r>
     </w:p>
-    <w:p ns2:paraId="214D6683" ns2:textId="77777777">
+    <w:p>
       <w:pPr>
         <w:spacing w:after="0" w:line="240" w:lineRule="auto"/>
         <w:jc w:val="both"/>
@@ -1688,11 +1625,11 @@
           <w:color w:val="000000"/>
           <w:kern w:val="0"/>
           <w:lang w:eastAsia="es-ES"/>
-          <ns2:ligatures ns2:val="none"/>
-        </w:rPr>
-      </w:pPr>
-    </w:p>
-    <w:p ns2:paraId="316269E3" ns2:textId="116C9C6C">
+          <w14:ligatures w14:val="none"/>
+        </w:rPr>
+      </w:pPr>
+    </w:p>
+    <w:p>
       <w:pPr>
         <w:pStyle w:val="Prrafodelista"/>
         <w:numPr>
@@ -1710,7 +1647,7 @@
           <w:color w:val="000000"/>
           <w:kern w:val="0"/>
           <w:lang w:eastAsia="es-ES"/>
-          <ns2:ligatures ns2:val="none"/>
+          <w14:ligatures w14:val="none"/>
         </w:rPr>
       </w:pPr>
       <w:r>
@@ -1719,7 +1656,7 @@
           <w:color w:val="000000"/>
           <w:kern w:val="0"/>
           <w:lang w:eastAsia="es-ES"/>
-          <ns2:ligatures ns2:val="none"/>
+          <w14:ligatures w14:val="none"/>
         </w:rPr>
         <w:t>Como consecuencia de la hospitalización en Francia, se generó una deuda médica aproximada de € 8 705,15, correspondiente a la atención brindada al menor. Indicó que informó oportunamente dicha obligación a los proveedores denunciados; sin embargo, estos no efectuaron el pago ni asumieron compromiso alguno con el establecimiento médico, motivo por el cual la obligación fue trasladada directamente a su cargo. Agregó que el Hospital De Bicetre</w:t>
       </w:r>
@@ -1729,7 +1666,7 @@
           <w:color w:val="000000"/>
           <w:kern w:val="0"/>
           <w:lang w:eastAsia="es-ES"/>
-          <ns2:ligatures ns2:val="none"/>
+          <w14:ligatures w14:val="none"/>
         </w:rPr>
         <w:t xml:space="preserve"> ubicado</w:t>
       </w:r>
@@ -1739,7 +1676,7 @@
           <w:color w:val="000000"/>
           <w:kern w:val="0"/>
           <w:lang w:eastAsia="es-ES"/>
-          <ns2:ligatures ns2:val="none"/>
+          <w14:ligatures w14:val="none"/>
         </w:rPr>
         <w:t xml:space="preserve"> en </w:t>
       </w:r>
@@ -1749,7 +1686,7 @@
           <w:color w:val="000000"/>
           <w:kern w:val="0"/>
           <w:lang w:eastAsia="es-ES"/>
-          <ns2:ligatures ns2:val="none"/>
+          <w14:ligatures w14:val="none"/>
         </w:rPr>
         <w:t>Paris, Francia</w:t>
       </w:r>
@@ -1759,12 +1696,12 @@
           <w:color w:val="000000"/>
           <w:kern w:val="0"/>
           <w:lang w:eastAsia="es-ES"/>
-          <ns2:ligatures ns2:val="none"/>
+          <w14:ligatures w14:val="none"/>
         </w:rPr>
         <w:t>, continuó requiriéndole el pago de dicha deuda.</w:t>
       </w:r>
     </w:p>
-    <w:p ns2:paraId="2784E915" ns2:textId="77777777">
+    <w:p>
       <w:pPr>
         <w:pStyle w:val="Prrafodelista"/>
         <w:spacing w:after="0" w:line="240" w:lineRule="auto"/>
@@ -1775,11 +1712,11 @@
           <w:color w:val="000000"/>
           <w:kern w:val="0"/>
           <w:lang w:eastAsia="es-ES"/>
-          <ns2:ligatures ns2:val="none"/>
-        </w:rPr>
-      </w:pPr>
-    </w:p>
-    <w:p ns2:paraId="30EE8646" ns2:textId="34277AA6">
+          <w14:ligatures w14:val="none"/>
+        </w:rPr>
+      </w:pPr>
+    </w:p>
+    <w:p>
       <w:pPr>
         <w:pStyle w:val="Prrafodelista"/>
         <w:numPr>
@@ -1797,7 +1734,7 @@
           <w:color w:val="000000"/>
           <w:kern w:val="0"/>
           <w:lang w:eastAsia="es-ES"/>
-          <ns2:ligatures ns2:val="none"/>
+          <w14:ligatures w14:val="none"/>
         </w:rPr>
       </w:pPr>
       <w:r>
@@ -1806,7 +1743,7 @@
           <w:color w:val="000000"/>
           <w:kern w:val="0"/>
           <w:lang w:eastAsia="es-ES"/>
-          <ns2:ligatures ns2:val="none"/>
+          <w14:ligatures w14:val="none"/>
         </w:rPr>
         <w:t>Asismismo</w:t>
       </w:r>
@@ -1816,7 +1753,7 @@
           <w:color w:val="000000"/>
           <w:kern w:val="0"/>
           <w:lang w:eastAsia="es-ES"/>
-          <ns2:ligatures ns2:val="none"/>
+          <w14:ligatures w14:val="none"/>
         </w:rPr>
         <w:t xml:space="preserve">, señaló que el </w:t>
       </w:r>
@@ -1826,7 +1763,7 @@
           <w:color w:val="000000"/>
           <w:kern w:val="0"/>
           <w:lang w:eastAsia="es-ES"/>
-          <ns2:ligatures ns2:val="none"/>
+          <w14:ligatures w14:val="none"/>
         </w:rPr>
         <w:t xml:space="preserve">Hospital Universitario </w:t>
       </w:r>
@@ -1836,7 +1773,7 @@
           <w:color w:val="000000"/>
           <w:kern w:val="0"/>
           <w:lang w:eastAsia="es-ES"/>
-          <ns2:ligatures ns2:val="none"/>
+          <w14:ligatures w14:val="none"/>
         </w:rPr>
         <w:t xml:space="preserve">continuó efectuando comunicaciones relacionadas con la facturación pendiente derivada de la atención brindada al </w:t>
       </w:r>
@@ -1846,7 +1783,7 @@
           <w:color w:val="000000"/>
           <w:kern w:val="0"/>
           <w:lang w:eastAsia="es-ES"/>
-          <ns2:ligatures ns2:val="none"/>
+          <w14:ligatures w14:val="none"/>
         </w:rPr>
         <w:t xml:space="preserve">su </w:t>
       </w:r>
@@ -1856,7 +1793,7 @@
           <w:color w:val="000000"/>
           <w:kern w:val="0"/>
           <w:lang w:eastAsia="es-ES"/>
-          <ns2:ligatures ns2:val="none"/>
+          <w14:ligatures w14:val="none"/>
         </w:rPr>
         <w:t>menor</w:t>
       </w:r>
@@ -1866,7 +1803,7 @@
           <w:color w:val="000000"/>
           <w:kern w:val="0"/>
           <w:lang w:eastAsia="es-ES"/>
-          <ns2:ligatures ns2:val="none"/>
+          <w14:ligatures w14:val="none"/>
         </w:rPr>
         <w:t xml:space="preserve"> hijo, </w:t>
       </w:r>
@@ -1876,7 +1813,7 @@
           <w:color w:val="000000"/>
           <w:kern w:val="0"/>
           <w:lang w:eastAsia="es-ES"/>
-          <ns2:ligatures ns2:val="none"/>
+          <w14:ligatures w14:val="none"/>
         </w:rPr>
         <w:t>indicando que la deuda permanecía pendiente de garantía (GOP) NHC 8017474, sin que los</w:t>
       </w:r>
@@ -1886,7 +1823,7 @@
           <w:color w:val="000000"/>
           <w:kern w:val="0"/>
           <w:lang w:eastAsia="es-ES"/>
-          <ns2:ligatures ns2:val="none"/>
+          <w14:ligatures w14:val="none"/>
         </w:rPr>
         <w:t xml:space="preserve"> </w:t>
       </w:r>
@@ -1896,7 +1833,7 @@
           <w:color w:val="000000"/>
           <w:kern w:val="0"/>
           <w:lang w:eastAsia="es-ES"/>
-          <ns2:ligatures ns2:val="none"/>
+          <w14:ligatures w14:val="none"/>
         </w:rPr>
         <w:t>proveedores denunciados asumieran la cobertura solicitada ni emitieran un pronunciamiento sobre dicha atención.</w:t>
       </w:r>
@@ -1906,12 +1843,12 @@
           <w:color w:val="000000"/>
           <w:kern w:val="0"/>
           <w:lang w:eastAsia="es-ES"/>
-          <ns2:ligatures ns2:val="none"/>
+          <w14:ligatures w14:val="none"/>
         </w:rPr>
         <w:t xml:space="preserve"> </w:t>
       </w:r>
     </w:p>
-    <w:p ns2:paraId="49A1F562" ns2:textId="77777777">
+    <w:p>
       <w:pPr>
         <w:pStyle w:val="Prrafodelista"/>
         <w:spacing w:after="0" w:line="240" w:lineRule="auto"/>
@@ -1922,11 +1859,11 @@
           <w:color w:val="000000"/>
           <w:kern w:val="0"/>
           <w:lang w:eastAsia="es-ES"/>
-          <ns2:ligatures ns2:val="none"/>
-        </w:rPr>
-      </w:pPr>
-    </w:p>
-    <w:p ns2:paraId="735C52AE" ns2:textId="43923D2F">
+          <w14:ligatures w14:val="none"/>
+        </w:rPr>
+      </w:pPr>
+    </w:p>
+    <w:p>
       <w:pPr>
         <w:pStyle w:val="Prrafodelista"/>
         <w:numPr>
@@ -1944,7 +1881,7 @@
           <w:color w:val="000000"/>
           <w:kern w:val="0"/>
           <w:lang w:eastAsia="es-ES"/>
-          <ns2:ligatures ns2:val="none"/>
+          <w14:ligatures w14:val="none"/>
         </w:rPr>
       </w:pPr>
       <w:r>
@@ -1953,7 +1890,7 @@
           <w:color w:val="000000"/>
           <w:kern w:val="0"/>
           <w:lang w:eastAsia="es-ES"/>
-          <ns2:ligatures ns2:val="none"/>
+          <w14:ligatures w14:val="none"/>
         </w:rPr>
         <w:t>Hasta la fecha,</w:t>
       </w:r>
@@ -1963,12 +1900,12 @@
           <w:color w:val="000000"/>
           <w:kern w:val="0"/>
           <w:lang w:eastAsia="es-ES"/>
-          <ns2:ligatures ns2:val="none"/>
+          <w14:ligatures w14:val="none"/>
         </w:rPr>
         <w:t xml:space="preserve"> los proveedores denunciados no emitieron una decisión definitiva respecto de las solicitudes de cobertura del servicio de asistencia médica internacional derivadas de las atenciones médicas ocurridas en España y Francia, pese a haber tomado conocimiento de dichas contingencias y de las obligaciones económicas generadas.</w:t>
       </w:r>
     </w:p>
-    <w:p ns2:paraId="76630485" ns2:textId="77777777">
+    <w:p>
       <w:pPr>
         <w:tabs>
           <w:tab w:val="left" w:pos="1134"/>
@@ -1980,11 +1917,11 @@
           <w:color w:val="000000"/>
           <w:kern w:val="0"/>
           <w:lang w:eastAsia="es-ES"/>
-          <ns2:ligatures ns2:val="none"/>
-        </w:rPr>
-      </w:pPr>
-    </w:p>
-    <w:p ns2:paraId="4FB15987" ns2:textId="652EC394">
+          <w14:ligatures w14:val="none"/>
+        </w:rPr>
+      </w:pPr>
+    </w:p>
+    <w:p>
       <w:pPr>
         <w:numPr>
           <w:ilvl w:val="1"/>
@@ -2002,16 +1939,16 @@
           <w:color w:val="000000"/>
           <w:kern w:val="0"/>
           <w:lang w:val="es-ES" w:eastAsia="es-ES"/>
-          <ns2:ligatures ns2:val="none"/>
-        </w:rPr>
-      </w:pPr>
-      <w:r>
-        <w:rPr>
-          <w:rFonts w:ascii="Arial Narrow" w:eastAsia="Times New Roman" w:hAnsi="Arial Narrow" w:cs="Arial"/>
-          <w:color w:val="000000"/>
-          <w:kern w:val="0"/>
-          <w:lang w:val="es-ES" w:eastAsia="es-ES"/>
-          <ns2:ligatures ns2:val="none"/>
+          <w14:ligatures w14:val="none"/>
+        </w:rPr>
+      </w:pPr>
+      <w:r>
+        <w:rPr>
+          <w:rFonts w:ascii="Arial Narrow" w:eastAsia="Times New Roman" w:hAnsi="Arial Narrow" w:cs="Arial"/>
+          <w:color w:val="000000"/>
+          <w:kern w:val="0"/>
+          <w:lang w:val="es-ES" w:eastAsia="es-ES"/>
+          <w14:ligatures w14:val="none"/>
         </w:rPr>
         <w:t xml:space="preserve">El señor [APELLIDO] solicitó, en calidad de medida correctiva, que los proveedores denunciados cumplan con otorgar: (i) el reconocimiento integral de la cobertura de asistencia médica internacional activada durante el viaje internacional en febrero de 2026; (ii) el reembolso integro de los gastos médicos generados en Francia cuya suma asciende a € 8 705,15; (iii) el costo de los gastos médicos pendientes derivados de las atenciones brindadas en España, que forman parte de la cobertura activada; (iv) los intereses, gastos de cobranza, penalidades, costos administrativos o cualquier consecuencia económica derivada en virtud de los hechos materia de denuncia; y, (v) el reembolso directamente al señor [APELLIDO] mediante depósito en la cuenta bancaria que será acreditada oportunamente. Asimismo, no requirió de manera expresa el reembolso de costos y costas del presente procedimiento.</w:t>
       </w:r>
@@ -2019,7 +1956,7 @@
         <w:rPr>
           <w:rFonts w:ascii="Arial Narrow" w:eastAsia="Calibri" w:hAnsi="Arial Narrow" w:cs="Arial"/>
           <w:kern w:val="0"/>
-          <ns2:ligatures ns2:val="none"/>
+          <w14:ligatures w14:val="none"/>
         </w:rPr>
         <w:t xml:space="preserve"/>
       </w:r>
@@ -2027,7 +1964,7 @@
         <w:rPr>
           <w:rFonts w:ascii="Arial Narrow" w:eastAsia="Calibri" w:hAnsi="Arial Narrow" w:cs="Arial"/>
           <w:kern w:val="0"/>
-          <ns2:ligatures ns2:val="none"/>
+          <w14:ligatures w14:val="none"/>
         </w:rPr>
         <w:t xml:space="preserve"/>
       </w:r>
@@ -2037,7 +1974,7 @@
           <w:color w:val="000000"/>
           <w:kern w:val="0"/>
           <w:lang w:val="es-ES" w:eastAsia="es-ES"/>
-          <ns2:ligatures ns2:val="none"/>
+          <w14:ligatures w14:val="none"/>
         </w:rPr>
         <w:t xml:space="preserve"/>
       </w:r>
@@ -2048,7 +1985,7 @@
           <w:color w:val="000000"/>
           <w:kern w:val="0"/>
           <w:lang w:val="es-ES" w:eastAsia="es-ES"/>
-          <ns2:ligatures ns2:val="none"/>
+          <w14:ligatures w14:val="none"/>
         </w:rPr>
         <w:t xml:space="preserve"/>
       </w:r>
@@ -2058,7 +1995,7 @@
           <w:color w:val="000000"/>
           <w:kern w:val="0"/>
           <w:lang w:val="es-ES" w:eastAsia="es-ES"/>
-          <ns2:ligatures ns2:val="none"/>
+          <w14:ligatures w14:val="none"/>
         </w:rPr>
         <w:t/>
       </w:r>
@@ -2068,7 +2005,7 @@
           <w:color w:val="000000"/>
           <w:kern w:val="0"/>
           <w:lang w:val="es-ES" w:eastAsia="es-ES"/>
-          <ns2:ligatures ns2:val="none"/>
+          <w14:ligatures w14:val="none"/>
         </w:rPr>
         <w:t/>
       </w:r>
@@ -2078,7 +2015,7 @@
           <w:color w:val="000000"/>
           <w:kern w:val="0"/>
           <w:lang w:val="es-ES" w:eastAsia="es-ES"/>
-          <ns2:ligatures ns2:val="none"/>
+          <w14:ligatures w14:val="none"/>
         </w:rPr>
         <w:t xml:space="preserve"/>
       </w:r>
@@ -2088,7 +2025,7 @@
           <w:color w:val="000000"/>
           <w:kern w:val="0"/>
           <w:lang w:val="es-ES" w:eastAsia="es-ES"/>
-          <ns2:ligatures ns2:val="none"/>
+          <w14:ligatures w14:val="none"/>
         </w:rPr>
         <w:t xml:space="preserve"/>
       </w:r>
@@ -2098,7 +2035,7 @@
           <w:color w:val="000000"/>
           <w:kern w:val="0"/>
           <w:lang w:val="es-ES" w:eastAsia="es-ES"/>
-          <ns2:ligatures ns2:val="none"/>
+          <w14:ligatures w14:val="none"/>
         </w:rPr>
         <w:t/>
       </w:r>
@@ -2108,7 +2045,7 @@
           <w:color w:val="000000"/>
           <w:kern w:val="0"/>
           <w:lang w:val="es-ES" w:eastAsia="es-ES"/>
-          <ns2:ligatures ns2:val="none"/>
+          <w14:ligatures w14:val="none"/>
         </w:rPr>
         <w:t xml:space="preserve"/>
       </w:r>
@@ -2118,7 +2055,7 @@
           <w:color w:val="000000"/>
           <w:kern w:val="0"/>
           <w:lang w:val="es-ES" w:eastAsia="es-ES"/>
-          <ns2:ligatures ns2:val="none"/>
+          <w14:ligatures w14:val="none"/>
         </w:rPr>
         <w:t/>
       </w:r>
@@ -2128,7 +2065,7 @@
           <w:color w:val="000000"/>
           <w:kern w:val="0"/>
           <w:lang w:val="es-ES" w:eastAsia="es-ES"/>
-          <ns2:ligatures ns2:val="none"/>
+          <w14:ligatures w14:val="none"/>
         </w:rPr>
         <w:t xml:space="preserve"/>
       </w:r>
@@ -2138,7 +2075,7 @@
           <w:color w:val="000000"/>
           <w:kern w:val="0"/>
           <w:lang w:val="es-ES" w:eastAsia="es-ES"/>
-          <ns2:ligatures ns2:val="none"/>
+          <w14:ligatures w14:val="none"/>
         </w:rPr>
         <w:t xml:space="preserve"/>
       </w:r>
@@ -2148,7 +2085,7 @@
           <w:color w:val="000000"/>
           <w:kern w:val="0"/>
           <w:lang w:val="es-ES" w:eastAsia="es-ES"/>
-          <ns2:ligatures ns2:val="none"/>
+          <w14:ligatures w14:val="none"/>
         </w:rPr>
         <w:t xml:space="preserve"/>
       </w:r>
@@ -2158,7 +2095,7 @@
           <w:color w:val="000000"/>
           <w:kern w:val="0"/>
           <w:lang w:val="es-ES" w:eastAsia="es-ES"/>
-          <ns2:ligatures ns2:val="none"/>
+          <w14:ligatures w14:val="none"/>
         </w:rPr>
         <w:t xml:space="preserve"/>
       </w:r>
@@ -2168,7 +2105,7 @@
           <w:color w:val="000000"/>
           <w:kern w:val="0"/>
           <w:lang w:val="es-ES" w:eastAsia="es-ES"/>
-          <ns2:ligatures ns2:val="none"/>
+          <w14:ligatures w14:val="none"/>
         </w:rPr>
         <w:t/>
       </w:r>
@@ -2178,7 +2115,7 @@
           <w:color w:val="000000"/>
           <w:kern w:val="0"/>
           <w:lang w:val="es-ES" w:eastAsia="es-ES"/>
-          <ns2:ligatures ns2:val="none"/>
+          <w14:ligatures w14:val="none"/>
         </w:rPr>
         <w:t xml:space="preserve"/>
       </w:r>
@@ -2188,7 +2125,7 @@
           <w:color w:val="000000"/>
           <w:kern w:val="0"/>
           <w:lang w:val="es-ES" w:eastAsia="es-ES"/>
-          <ns2:ligatures ns2:val="none"/>
+          <w14:ligatures w14:val="none"/>
         </w:rPr>
         <w:t/>
       </w:r>
@@ -2198,7 +2135,7 @@
           <w:color w:val="000000"/>
           <w:kern w:val="0"/>
           <w:lang w:val="es-ES" w:eastAsia="es-ES"/>
-          <ns2:ligatures ns2:val="none"/>
+          <w14:ligatures w14:val="none"/>
         </w:rPr>
         <w:t xml:space="preserve"/>
       </w:r>
@@ -2208,7 +2145,7 @@
           <w:color w:val="000000"/>
           <w:kern w:val="0"/>
           <w:lang w:val="es-ES" w:eastAsia="es-ES"/>
-          <ns2:ligatures ns2:val="none"/>
+          <w14:ligatures w14:val="none"/>
         </w:rPr>
         <w:t/>
       </w:r>
@@ -2218,7 +2155,7 @@
           <w:color w:val="000000"/>
           <w:kern w:val="0"/>
           <w:lang w:val="es-ES" w:eastAsia="es-ES"/>
-          <ns2:ligatures ns2:val="none"/>
+          <w14:ligatures w14:val="none"/>
         </w:rPr>
         <w:t xml:space="preserve"/>
       </w:r>
@@ -2228,7 +2165,7 @@
           <w:color w:val="000000"/>
           <w:kern w:val="0"/>
           <w:lang w:val="es-ES" w:eastAsia="es-ES"/>
-          <ns2:ligatures ns2:val="none"/>
+          <w14:ligatures w14:val="none"/>
         </w:rPr>
         <w:t/>
       </w:r>
@@ -2238,7 +2175,7 @@
           <w:color w:val="000000"/>
           <w:kern w:val="0"/>
           <w:lang w:val="es-ES" w:eastAsia="es-ES"/>
-          <ns2:ligatures ns2:val="none"/>
+          <w14:ligatures w14:val="none"/>
         </w:rPr>
         <w:t/>
       </w:r>
@@ -2248,7 +2185,7 @@
           <w:color w:val="000000"/>
           <w:kern w:val="0"/>
           <w:lang w:val="es-ES" w:eastAsia="es-ES"/>
-          <ns2:ligatures ns2:val="none"/>
+          <w14:ligatures w14:val="none"/>
         </w:rPr>
         <w:t/>
       </w:r>
@@ -2258,7 +2195,7 @@
           <w:color w:val="000000"/>
           <w:kern w:val="0"/>
           <w:lang w:val="es-ES" w:eastAsia="es-ES"/>
-          <ns2:ligatures ns2:val="none"/>
+          <w14:ligatures w14:val="none"/>
         </w:rPr>
         <w:t xml:space="preserve"/>
       </w:r>
@@ -2268,7 +2205,7 @@
           <w:color w:val="000000"/>
           <w:kern w:val="0"/>
           <w:lang w:val="es-ES" w:eastAsia="es-ES"/>
-          <ns2:ligatures ns2:val="none"/>
+          <w14:ligatures w14:val="none"/>
         </w:rPr>
         <w:t xml:space="preserve"/>
       </w:r>
@@ -2278,7 +2215,7 @@
           <w:color w:val="000000"/>
           <w:kern w:val="0"/>
           <w:lang w:val="es-ES" w:eastAsia="es-ES"/>
-          <ns2:ligatures ns2:val="none"/>
+          <w14:ligatures w14:val="none"/>
         </w:rPr>
         <w:t/>
       </w:r>
@@ -2288,7 +2225,7 @@
           <w:color w:val="000000"/>
           <w:kern w:val="0"/>
           <w:lang w:val="es-ES" w:eastAsia="es-ES"/>
-          <ns2:ligatures ns2:val="none"/>
+          <w14:ligatures w14:val="none"/>
         </w:rPr>
         <w:t/>
       </w:r>
@@ -2298,7 +2235,7 @@
           <w:color w:val="000000"/>
           <w:kern w:val="0"/>
           <w:lang w:val="es-ES" w:eastAsia="es-ES"/>
-          <ns2:ligatures ns2:val="none"/>
+          <w14:ligatures w14:val="none"/>
         </w:rPr>
         <w:t/>
       </w:r>
@@ -2308,7 +2245,7 @@
           <w:color w:val="000000"/>
           <w:kern w:val="0"/>
           <w:lang w:val="es-ES" w:eastAsia="es-ES"/>
-          <ns2:ligatures ns2:val="none"/>
+          <w14:ligatures w14:val="none"/>
         </w:rPr>
         <w:t xml:space="preserve"/>
       </w:r>
@@ -2318,7 +2255,7 @@
           <w:color w:val="000000"/>
           <w:kern w:val="0"/>
           <w:lang w:val="es-ES" w:eastAsia="es-ES"/>
-          <ns2:ligatures ns2:val="none"/>
+          <w14:ligatures w14:val="none"/>
         </w:rPr>
         <w:t/>
       </w:r>
@@ -2328,7 +2265,7 @@
           <w:color w:val="000000"/>
           <w:kern w:val="0"/>
           <w:lang w:val="es-ES" w:eastAsia="es-ES"/>
-          <ns2:ligatures ns2:val="none"/>
+          <w14:ligatures w14:val="none"/>
         </w:rPr>
         <w:t xml:space="preserve"/>
       </w:r>
@@ -2338,7 +2275,7 @@
           <w:color w:val="000000"/>
           <w:kern w:val="0"/>
           <w:lang w:val="es-ES" w:eastAsia="es-ES"/>
-          <ns2:ligatures ns2:val="none"/>
+          <w14:ligatures w14:val="none"/>
         </w:rPr>
         <w:t/>
       </w:r>
@@ -2348,7 +2285,7 @@
           <w:color w:val="000000"/>
           <w:kern w:val="0"/>
           <w:lang w:val="es-ES" w:eastAsia="es-ES"/>
-          <ns2:ligatures ns2:val="none"/>
+          <w14:ligatures w14:val="none"/>
         </w:rPr>
         <w:t xml:space="preserve"/>
       </w:r>
@@ -2358,7 +2295,7 @@
           <w:color w:val="000000"/>
           <w:kern w:val="0"/>
           <w:lang w:val="es-ES" w:eastAsia="es-ES"/>
-          <ns2:ligatures ns2:val="none"/>
+          <w14:ligatures w14:val="none"/>
         </w:rPr>
         <w:t xml:space="preserve"/>
       </w:r>
@@ -2368,7 +2305,7 @@
           <w:color w:val="000000"/>
           <w:kern w:val="0"/>
           <w:lang w:val="es-ES" w:eastAsia="es-ES"/>
-          <ns2:ligatures ns2:val="none"/>
+          <w14:ligatures w14:val="none"/>
         </w:rPr>
         <w:t xml:space="preserve"/>
       </w:r>
@@ -2378,7 +2315,7 @@
           <w:color w:val="000000"/>
           <w:kern w:val="0"/>
           <w:lang w:val="es-ES" w:eastAsia="es-ES"/>
-          <ns2:ligatures ns2:val="none"/>
+          <w14:ligatures w14:val="none"/>
         </w:rPr>
         <w:t xml:space="preserve"/>
       </w:r>
@@ -2388,7 +2325,7 @@
           <w:color w:val="000000"/>
           <w:kern w:val="0"/>
           <w:lang w:val="es-ES" w:eastAsia="es-ES"/>
-          <ns2:ligatures ns2:val="none"/>
+          <w14:ligatures w14:val="none"/>
         </w:rPr>
         <w:t xml:space="preserve"/>
       </w:r>
@@ -2398,13 +2335,13 @@
           <w:color w:val="000000"/>
           <w:kern w:val="0"/>
           <w:lang w:val="es-ES" w:eastAsia="es-ES"/>
-          <ns2:ligatures ns2:val="none"/>
+          <w14:ligatures w14:val="none"/>
         </w:rPr>
         <w:t/>
       </w:r>
     </w:p>
     <w:bookmarkEnd w:id="1"/>
-    <w:p ns2:paraId="61C46995" ns2:textId="77777777">
+    <w:p>
       <w:pPr>
         <w:spacing w:after="0" w:line="240" w:lineRule="auto"/>
         <w:contextualSpacing/>
@@ -2415,11 +2352,11 @@
           <w:color w:val="000000"/>
           <w:kern w:val="0"/>
           <w:lang w:eastAsia="es-PE"/>
-          <ns2:ligatures ns2:val="none"/>
-        </w:rPr>
-      </w:pPr>
-    </w:p>
-    <w:p ns2:paraId="6E41CE7C" ns2:textId="77777777">
+          <w14:ligatures w14:val="none"/>
+        </w:rPr>
+      </w:pPr>
+    </w:p>
+    <w:p>
       <w:pPr>
         <w:spacing w:after="0" w:line="240" w:lineRule="auto"/>
         <w:contextualSpacing/>
@@ -2430,11 +2367,11 @@
           <w:color w:val="000000"/>
           <w:kern w:val="0"/>
           <w:lang w:eastAsia="es-PE"/>
-          <ns2:ligatures ns2:val="none"/>
-        </w:rPr>
-      </w:pPr>
-    </w:p>
-    <w:p ns2:paraId="7E9C45ED" ns2:textId="77777777">
+          <w14:ligatures w14:val="none"/>
+        </w:rPr>
+      </w:pPr>
+    </w:p>
+    <w:p>
       <w:pPr>
         <w:spacing w:after="0" w:line="240" w:lineRule="auto"/>
         <w:contextualSpacing/>
@@ -2445,11 +2382,11 @@
           <w:color w:val="000000"/>
           <w:kern w:val="0"/>
           <w:lang w:eastAsia="es-PE"/>
-          <ns2:ligatures ns2:val="none"/>
-        </w:rPr>
-      </w:pPr>
-    </w:p>
-    <w:p ns2:paraId="6ECEA0EE" ns2:textId="77777777">
+          <w14:ligatures w14:val="none"/>
+        </w:rPr>
+      </w:pPr>
+    </w:p>
+    <w:p>
       <w:pPr>
         <w:spacing w:after="0" w:line="240" w:lineRule="auto"/>
         <w:contextualSpacing/>
@@ -2460,11 +2397,11 @@
           <w:color w:val="000000"/>
           <w:kern w:val="0"/>
           <w:lang w:eastAsia="es-PE"/>
-          <ns2:ligatures ns2:val="none"/>
-        </w:rPr>
-      </w:pPr>
-    </w:p>
-    <w:p ns2:paraId="1D18FF5F" ns2:textId="77777777">
+          <w14:ligatures w14:val="none"/>
+        </w:rPr>
+      </w:pPr>
+    </w:p>
+    <w:p>
       <w:pPr>
         <w:spacing w:after="0" w:line="240" w:lineRule="auto"/>
         <w:contextualSpacing/>
@@ -2475,11 +2412,11 @@
           <w:color w:val="000000"/>
           <w:kern w:val="0"/>
           <w:lang w:eastAsia="es-PE"/>
-          <ns2:ligatures ns2:val="none"/>
-        </w:rPr>
-      </w:pPr>
-    </w:p>
-    <w:p ns2:paraId="056C36A4" ns2:textId="77777777">
+          <w14:ligatures w14:val="none"/>
+        </w:rPr>
+      </w:pPr>
+    </w:p>
+    <w:p>
       <w:pPr>
         <w:spacing w:after="0" w:line="240" w:lineRule="auto"/>
         <w:contextualSpacing/>
@@ -2490,11 +2427,11 @@
           <w:color w:val="000000"/>
           <w:kern w:val="0"/>
           <w:lang w:eastAsia="es-PE"/>
-          <ns2:ligatures ns2:val="none"/>
-        </w:rPr>
-      </w:pPr>
-    </w:p>
-    <w:p ns2:paraId="6FEF7C25" ns2:textId="77777777">
+          <w14:ligatures w14:val="none"/>
+        </w:rPr>
+      </w:pPr>
+    </w:p>
+    <w:p>
       <w:pPr>
         <w:spacing w:after="0" w:line="240" w:lineRule="auto"/>
         <w:contextualSpacing/>
@@ -2505,11 +2442,11 @@
           <w:color w:val="000000"/>
           <w:kern w:val="0"/>
           <w:lang w:eastAsia="es-PE"/>
-          <ns2:ligatures ns2:val="none"/>
-        </w:rPr>
-      </w:pPr>
-    </w:p>
-    <w:p ns2:paraId="4713554A" ns2:textId="77777777">
+          <w14:ligatures w14:val="none"/>
+        </w:rPr>
+      </w:pPr>
+    </w:p>
+    <w:p>
       <w:pPr>
         <w:pStyle w:val="Prrafodelista"/>
         <w:numPr>
@@ -2529,23 +2466,23 @@
           <w:color w:val="000000"/>
           <w:kern w:val="0"/>
           <w:lang w:eastAsia="es-PE"/>
-          <ns2:ligatures ns2:val="none"/>
-        </w:rPr>
-      </w:pPr>
-      <w:r>
-        <w:rPr>
-          <w:rFonts w:ascii="Arial Narrow" w:eastAsia="Arial Narrow" w:hAnsi="Arial Narrow" w:cs="Arial Narrow"/>
-          <w:b/>
-          <w:color w:val="000000"/>
-          <w:kern w:val="0"/>
-          <w:lang w:eastAsia="es-PE"/>
-          <ns2:ligatures ns2:val="none"/>
+          <w14:ligatures w14:val="none"/>
+        </w:rPr>
+      </w:pPr>
+      <w:r>
+        <w:rPr>
+          <w:rFonts w:ascii="Arial Narrow" w:eastAsia="Arial Narrow" w:hAnsi="Arial Narrow" w:cs="Arial Narrow"/>
+          <w:b/>
+          <w:color w:val="000000"/>
+          <w:kern w:val="0"/>
+          <w:lang w:eastAsia="es-PE"/>
+          <w14:ligatures w14:val="none"/>
         </w:rPr>
         <w:lastRenderedPageBreak/>
         <w:t>DE LA ADMISIÓN A TRÁMITE DE LA DENUNCIA</w:t>
       </w:r>
     </w:p>
-    <w:p ns2:paraId="4BBBE1C2" ns2:textId="77777777">
+    <w:p>
       <w:pPr>
         <w:spacing w:after="0" w:line="240" w:lineRule="auto"/>
         <w:ind w:left="567"/>
@@ -2557,11 +2494,11 @@
           <w:color w:val="000000"/>
           <w:kern w:val="0"/>
           <w:lang w:eastAsia="es-PE"/>
-          <ns2:ligatures ns2:val="none"/>
-        </w:rPr>
-      </w:pPr>
-    </w:p>
-    <w:p ns2:paraId="2C611C30" ns2:textId="27FAC3BE">
+          <w14:ligatures w14:val="none"/>
+        </w:rPr>
+      </w:pPr>
+    </w:p>
+    <w:p>
       <w:pPr>
         <w:pStyle w:val="Prrafodelista"/>
         <w:numPr>
@@ -2574,7 +2511,7 @@
         <w:rPr>
           <w:rFonts w:ascii="Arial Narrow" w:eastAsia="Arial Narrow" w:hAnsi="Arial Narrow" w:cs="Arial Narrow"/>
           <w:kern w:val="0"/>
-          <ns2:ligatures ns2:val="none"/>
+          <w14:ligatures w14:val="none"/>
         </w:rPr>
       </w:pPr>
       <w:bookmarkStart w:id="2" w:name="_Hlk140755208"/>
@@ -2586,7 +2523,7 @@
           <w:color w:val="000000"/>
           <w:kern w:val="0"/>
           <w:lang w:eastAsia="es-PE"/>
-          <ns2:ligatures ns2:val="none"/>
+          <w14:ligatures w14:val="none"/>
         </w:rPr>
         <w:t xml:space="preserve">La Secretaría </w:t>
       </w:r>
@@ -2599,7 +2536,7 @@
           <w:color w:val="000000"/>
           <w:kern w:val="0"/>
           <w:lang w:eastAsia="es-PE"/>
-          <ns2:ligatures ns2:val="none"/>
+          <w14:ligatures w14:val="none"/>
         </w:rPr>
         <w:t>Técnica de la Comisión de Protección al Consumidor 1 (en adelante, la Secretaría Técnica), en ejercicio de sus facultades</w:t>
       </w:r>
@@ -2609,7 +2546,7 @@
           <w:rFonts w:ascii="Arial Narrow" w:eastAsia="Arial Narrow" w:hAnsi="Arial Narrow" w:cs="Arial Narrow"/>
           <w:kern w:val="0"/>
           <w:vertAlign w:val="superscript"/>
-          <ns2:ligatures ns2:val="none"/>
+          <w14:ligatures w14:val="none"/>
         </w:rPr>
         <w:footnoteReference w:id="2"/>
       </w:r>
@@ -2619,7 +2556,7 @@
           <w:color w:val="000000"/>
           <w:kern w:val="0"/>
           <w:lang w:eastAsia="es-PE"/>
-          <ns2:ligatures ns2:val="none"/>
+          <w14:ligatures w14:val="none"/>
         </w:rPr>
         <w:t xml:space="preserve">, considera </w:t>
       </w:r>
@@ -2627,7 +2564,7 @@
         <w:rPr>
           <w:rFonts w:ascii="Arial Narrow" w:eastAsia="Arial Narrow" w:hAnsi="Arial Narrow" w:cs="Arial Narrow"/>
           <w:kern w:val="0"/>
-          <ns2:ligatures ns2:val="none"/>
+          <w14:ligatures w14:val="none"/>
         </w:rPr>
         <w:t xml:space="preserve">que el hecho denunciado, </w:t>
       </w:r>
@@ -2635,7 +2572,7 @@
         <w:rPr>
           <w:rFonts w:ascii="Arial Narrow" w:eastAsia="Arial Narrow" w:hAnsi="Arial Narrow" w:cs="Arial Narrow"/>
           <w:kern w:val="0"/>
-          <ns2:ligatures ns2:val="none"/>
+          <w14:ligatures w14:val="none"/>
         </w:rPr>
         <w:t>consistente</w:t>
       </w:r>
@@ -2643,7 +2580,7 @@
         <w:rPr>
           <w:rFonts w:ascii="Arial Narrow" w:eastAsia="Arial Narrow" w:hAnsi="Arial Narrow" w:cs="Arial Narrow"/>
           <w:kern w:val="0"/>
-          <ns2:ligatures ns2:val="none"/>
+          <w14:ligatures w14:val="none"/>
         </w:rPr>
         <w:t xml:space="preserve"> en que </w:t>
       </w:r>
@@ -2654,7 +2591,7 @@
           <w:kern w:val="0"/>
           <w:shd w:val="clear" w:color="auto" w:fill="FFFFFF"/>
           <w:lang w:eastAsia="es-PE"/>
-          <ns2:ligatures ns2:val="none"/>
+          <w14:ligatures w14:val="none"/>
         </w:rPr>
         <w:t>el Banco BBVA Perú S.A. no habría cumplido con brindar una solución efectiva en la atención de la solicitud de cobertura del servicio de asistencia médica de emergencia internacional asociado a la Tarjeta de Crédito Mastercard Black 553xxxxxx855, en la modalidad de asistencia directa o pago directo, indicando que el servicio debe ser atendido por Mastercard Perú Inc-Sucursal del Perú</w:t>
       </w:r>
@@ -2662,7 +2599,7 @@
         <w:rPr>
           <w:rFonts w:ascii="Arial Narrow" w:eastAsia="Arial Narrow" w:hAnsi="Arial Narrow" w:cs="Arial Narrow"/>
           <w:kern w:val="0"/>
-          <ns2:ligatures ns2:val="none"/>
+          <w14:ligatures w14:val="none"/>
         </w:rPr>
         <w:t xml:space="preserve">; involucraría una presunta afectación a sus expectativas, quien no habría encontrado una </w:t>
       </w:r>
@@ -2670,7 +2607,7 @@
         <w:rPr>
           <w:rFonts w:ascii="Arial Narrow" w:eastAsia="Arial Narrow" w:hAnsi="Arial Narrow" w:cs="Arial Narrow"/>
           <w:kern w:val="0"/>
-          <ns2:ligatures ns2:val="none"/>
+          <w14:ligatures w14:val="none"/>
         </w:rPr>
         <w:t>correspondencia entre lo que esperaba recibir de parte del proveedor y lo que realmente recibió. Por consiguiente, corresponde calificar el hecho materia de denuncia como una presunta infracción al deber de idoneidad, tipificado en los artículos 18 y 19 del Código</w:t>
       </w:r>
@@ -2681,7 +2618,7 @@
           <w:rFonts w:ascii="Arial Narrow" w:eastAsia="Arial Narrow" w:hAnsi="Arial Narrow" w:cs="Arial"/>
           <w:kern w:val="0"/>
           <w:vertAlign w:val="superscript"/>
-          <ns2:ligatures ns2:val="none"/>
+          <w14:ligatures w14:val="none"/>
         </w:rPr>
         <w:footnoteReference w:id="3"/>
       </w:r>
@@ -2689,13 +2626,13 @@
         <w:rPr>
           <w:rFonts w:ascii="Arial Narrow" w:eastAsia="Arial Narrow" w:hAnsi="Arial Narrow" w:cs="Arial Narrow"/>
           <w:kern w:val="0"/>
-          <ns2:ligatures ns2:val="none"/>
+          <w14:ligatures w14:val="none"/>
         </w:rPr>
         <w:t>.</w:t>
       </w:r>
       <w:bookmarkEnd w:id="5"/>
     </w:p>
-    <w:p ns2:paraId="56E707BE" ns2:textId="77777777">
+    <w:p>
       <w:pPr>
         <w:pStyle w:val="Prrafodelista"/>
         <w:spacing w:after="0" w:line="240" w:lineRule="auto"/>
@@ -2704,11 +2641,11 @@
         <w:rPr>
           <w:rFonts w:ascii="Arial Narrow" w:eastAsia="Arial Narrow" w:hAnsi="Arial Narrow" w:cs="Arial Narrow"/>
           <w:kern w:val="0"/>
-          <ns2:ligatures ns2:val="none"/>
-        </w:rPr>
-      </w:pPr>
-    </w:p>
-    <w:p ns2:paraId="5A40017F" ns2:textId="3D5211E9">
+          <w14:ligatures w14:val="none"/>
+        </w:rPr>
+      </w:pPr>
+    </w:p>
+    <w:p>
       <w:pPr>
         <w:pStyle w:val="Prrafodelista"/>
         <w:numPr>
@@ -2721,14 +2658,14 @@
         <w:rPr>
           <w:rFonts w:ascii="Arial Narrow" w:eastAsia="Arial Narrow" w:hAnsi="Arial Narrow" w:cs="Arial Narrow"/>
           <w:kern w:val="0"/>
-          <ns2:ligatures ns2:val="none"/>
-        </w:rPr>
-      </w:pPr>
-      <w:r>
-        <w:rPr>
-          <w:rFonts w:ascii="Arial Narrow" w:eastAsia="Arial Narrow" w:hAnsi="Arial Narrow" w:cs="Arial Narrow"/>
-          <w:kern w:val="0"/>
-          <ns2:ligatures ns2:val="none"/>
+          <w14:ligatures w14:val="none"/>
+        </w:rPr>
+      </w:pPr>
+      <w:r>
+        <w:rPr>
+          <w:rFonts w:ascii="Arial Narrow" w:eastAsia="Arial Narrow" w:hAnsi="Arial Narrow" w:cs="Arial Narrow"/>
+          <w:kern w:val="0"/>
+          <w14:ligatures w14:val="none"/>
         </w:rPr>
         <w:t xml:space="preserve">Asimismo, </w:t>
       </w:r>
@@ -2738,7 +2675,7 @@
           <w:color w:val="000000"/>
           <w:kern w:val="0"/>
           <w:lang w:eastAsia="es-PE"/>
-          <ns2:ligatures ns2:val="none"/>
+          <w14:ligatures w14:val="none"/>
         </w:rPr>
         <w:t xml:space="preserve">la Secretaría Técnica, en ejercicio de sus facultades, considera </w:t>
       </w:r>
@@ -2746,7 +2683,7 @@
         <w:rPr>
           <w:rFonts w:ascii="Arial Narrow" w:eastAsia="Arial Narrow" w:hAnsi="Arial Narrow" w:cs="Arial"/>
           <w:kern w:val="0"/>
-          <ns2:ligatures ns2:val="none"/>
+          <w14:ligatures w14:val="none"/>
         </w:rPr>
         <w:t xml:space="preserve">que el hecho denunciado, consistente en que </w:t>
       </w:r>
@@ -2754,7 +2691,7 @@
         <w:rPr>
           <w:rFonts w:ascii="Arial Narrow" w:eastAsia="Arial Narrow" w:hAnsi="Arial Narrow" w:cs="Arial Narrow"/>
           <w:kern w:val="0"/>
-          <ns2:ligatures ns2:val="none"/>
+          <w14:ligatures w14:val="none"/>
         </w:rPr>
         <w:t>el Banco BBVA Perú S.A. no habría cumplido con brindar una solución efectiva en la atención de a la solicitud de cobertura del servicio de asistencia médica de emergencia internacional asociado a la Tarjeta de Crédito Mastercard Black 553xxxxxx855, en la modalidad de reembolso de gastos médicos, indicando que el servicio debe ser atendido por Mastercard Perú Inc-Sucursal del Perú</w:t>
       </w:r>
@@ -2762,7 +2699,7 @@
         <w:rPr>
           <w:rFonts w:ascii="Arial Narrow" w:eastAsia="Arial Narrow" w:hAnsi="Arial Narrow" w:cs="Arial Narrow"/>
           <w:kern w:val="0"/>
-          <ns2:ligatures ns2:val="none"/>
+          <w14:ligatures w14:val="none"/>
         </w:rPr>
         <w:t>; involucraría una presunta afectación a sus expectativas, quien no habría encontrado una correspondencia entre lo que esperaba recibir de parte del proveedor y lo que realmente recibió. Por consiguiente, corresponde calificar el hecho materia de denuncia como una presunta infracción al deber de idoneidad, tipificado en los artículos 18 y 19 del Código</w:t>
       </w:r>
@@ -2770,23 +2707,23 @@
         <w:rPr>
           <w:rFonts w:ascii="Arial Narrow" w:eastAsia="Arial Narrow" w:hAnsi="Arial Narrow" w:cs="Arial"/>
           <w:kern w:val="0"/>
-          <ns2:ligatures ns2:val="none"/>
+          <w14:ligatures w14:val="none"/>
         </w:rPr>
         <w:t>.</w:t>
       </w:r>
     </w:p>
-    <w:p ns2:paraId="648654A1" ns2:textId="77777777">
-      <w:pPr>
-        <w:spacing w:after="0" w:line="240" w:lineRule="auto"/>
-        <w:jc w:val="both"/>
-        <w:rPr>
-          <w:rFonts w:ascii="Arial Narrow" w:eastAsia="Arial Narrow" w:hAnsi="Arial Narrow" w:cs="Arial Narrow"/>
-          <w:kern w:val="0"/>
-          <ns2:ligatures ns2:val="none"/>
-        </w:rPr>
-      </w:pPr>
-    </w:p>
-    <w:p ns2:paraId="1069891F" ns2:textId="723FD77F">
+    <w:p>
+      <w:pPr>
+        <w:spacing w:after="0" w:line="240" w:lineRule="auto"/>
+        <w:jc w:val="both"/>
+        <w:rPr>
+          <w:rFonts w:ascii="Arial Narrow" w:eastAsia="Arial Narrow" w:hAnsi="Arial Narrow" w:cs="Arial Narrow"/>
+          <w:kern w:val="0"/>
+          <w14:ligatures w14:val="none"/>
+        </w:rPr>
+      </w:pPr>
+    </w:p>
+    <w:p>
       <w:pPr>
         <w:pStyle w:val="Prrafodelista"/>
         <w:numPr>
@@ -2799,16 +2736,16 @@
         <w:rPr>
           <w:rFonts w:ascii="Arial Narrow" w:eastAsia="Arial Narrow" w:hAnsi="Arial Narrow" w:cs="Arial Narrow"/>
           <w:kern w:val="0"/>
-          <ns2:ligatures ns2:val="none"/>
-        </w:rPr>
-      </w:pPr>
-      <w:r>
-        <w:rPr>
-          <w:rFonts w:ascii="Arial Narrow" w:eastAsia="Times New Roman" w:hAnsi="Arial Narrow" w:cs="Arial"/>
-          <w:color w:val="000000"/>
-          <w:kern w:val="0"/>
-          <w:lang w:eastAsia="es-PE"/>
-          <ns2:ligatures ns2:val="none"/>
+          <w14:ligatures w14:val="none"/>
+        </w:rPr>
+      </w:pPr>
+      <w:r>
+        <w:rPr>
+          <w:rFonts w:ascii="Arial Narrow" w:eastAsia="Times New Roman" w:hAnsi="Arial Narrow" w:cs="Arial"/>
+          <w:color w:val="000000"/>
+          <w:kern w:val="0"/>
+          <w:lang w:eastAsia="es-PE"/>
+          <w14:ligatures w14:val="none"/>
         </w:rPr>
         <w:t xml:space="preserve">Además, la Secretaría Técnica, en ejercicio de sus facultades, considera </w:t>
       </w:r>
@@ -2816,7 +2753,7 @@
         <w:rPr>
           <w:rFonts w:ascii="Arial Narrow" w:eastAsia="Arial Narrow" w:hAnsi="Arial Narrow" w:cs="Arial"/>
           <w:kern w:val="0"/>
-          <ns2:ligatures ns2:val="none"/>
+          <w14:ligatures w14:val="none"/>
         </w:rPr>
         <w:t xml:space="preserve">que el hecho denunciado, consistente en que </w:t>
       </w:r>
@@ -2824,7 +2761,7 @@
         <w:rPr>
           <w:rFonts w:ascii="Arial Narrow" w:eastAsia="Arial Narrow" w:hAnsi="Arial Narrow" w:cs="Arial Narrow"/>
           <w:kern w:val="0"/>
-          <ns2:ligatures ns2:val="none"/>
+          <w14:ligatures w14:val="none"/>
         </w:rPr>
         <w:t xml:space="preserve">Assist Card Perú S.A.C. no habría cumplido con atender adecuadamente la </w:t>
       </w:r>
@@ -2832,7 +2769,7 @@
         <w:rPr>
           <w:rFonts w:ascii="Arial Narrow" w:eastAsia="Arial Narrow" w:hAnsi="Arial Narrow" w:cs="Arial Narrow"/>
           <w:kern w:val="0"/>
-          <ns2:ligatures ns2:val="none"/>
+          <w14:ligatures w14:val="none"/>
         </w:rPr>
         <w:lastRenderedPageBreak/>
         <w:t>solicitud de cobertura del servicio de asistencia médica de emergencia internacional asociado a la Tarjeta de Crédito Mastercard Black 553xxxxxx855, en la modalidad de asistencia directa o pago directo</w:t>
@@ -2841,7 +2778,7 @@
         <w:rPr>
           <w:rFonts w:ascii="Arial Narrow" w:eastAsia="Arial Narrow" w:hAnsi="Arial Narrow" w:cs="Arial Narrow"/>
           <w:kern w:val="0"/>
-          <ns2:ligatures ns2:val="none"/>
+          <w14:ligatures w14:val="none"/>
         </w:rPr>
         <w:t>; involucraría una presunta afectación a sus expectativas, quien no habría encontrado una correspondencia entre lo que esperaba recibir de parte del proveedor y lo que realmente recibió. Por consiguiente, corresponde calificar el hecho materia de denuncia como una presunta infracción al deber de idoneidad, tipificado en los artículos 18 y 19 del Código</w:t>
       </w:r>
@@ -2852,12 +2789,12 @@
           <w:color w:val="000000"/>
           <w:kern w:val="0"/>
           <w:lang w:eastAsia="es-PE"/>
-          <ns2:ligatures ns2:val="none"/>
+          <w14:ligatures w14:val="none"/>
         </w:rPr>
         <w:t xml:space="preserve">. </w:t>
       </w:r>
     </w:p>
-    <w:p ns2:paraId="3BBE1B91" ns2:textId="77777777">
+    <w:p>
       <w:pPr>
         <w:pStyle w:val="Prrafodelista"/>
         <w:spacing w:after="0" w:line="240" w:lineRule="auto"/>
@@ -2867,11 +2804,11 @@
           <w:color w:val="000000"/>
           <w:kern w:val="0"/>
           <w:lang w:eastAsia="es-PE"/>
-          <ns2:ligatures ns2:val="none"/>
-        </w:rPr>
-      </w:pPr>
-    </w:p>
-    <w:p ns2:paraId="749C69A0" ns2:textId="4214C647">
+          <w14:ligatures w14:val="none"/>
+        </w:rPr>
+      </w:pPr>
+    </w:p>
+    <w:p>
       <w:pPr>
         <w:pStyle w:val="Prrafodelista"/>
         <w:numPr>
@@ -2884,14 +2821,14 @@
         <w:rPr>
           <w:rFonts w:ascii="Arial Narrow" w:eastAsia="Arial Narrow" w:hAnsi="Arial Narrow" w:cs="Arial Narrow"/>
           <w:kern w:val="0"/>
-          <ns2:ligatures ns2:val="none"/>
-        </w:rPr>
-      </w:pPr>
-      <w:r>
-        <w:rPr>
-          <w:rFonts w:ascii="Arial Narrow" w:eastAsia="Arial Narrow" w:hAnsi="Arial Narrow" w:cs="Arial Narrow"/>
-          <w:kern w:val="0"/>
-          <ns2:ligatures ns2:val="none"/>
+          <w14:ligatures w14:val="none"/>
+        </w:rPr>
+      </w:pPr>
+      <w:r>
+        <w:rPr>
+          <w:rFonts w:ascii="Arial Narrow" w:eastAsia="Arial Narrow" w:hAnsi="Arial Narrow" w:cs="Arial Narrow"/>
+          <w:kern w:val="0"/>
+          <w14:ligatures w14:val="none"/>
         </w:rPr>
         <w:t xml:space="preserve">Asimismo, la Secretaría Técnica, en ejercicio de sus facultades, </w:t>
       </w:r>
@@ -2901,7 +2838,7 @@
           <w:color w:val="000000"/>
           <w:kern w:val="0"/>
           <w:lang w:eastAsia="es-PE"/>
-          <ns2:ligatures ns2:val="none"/>
+          <w14:ligatures w14:val="none"/>
         </w:rPr>
         <w:t xml:space="preserve">considera </w:t>
       </w:r>
@@ -2909,7 +2846,7 @@
         <w:rPr>
           <w:rFonts w:ascii="Arial Narrow" w:eastAsia="Arial Narrow" w:hAnsi="Arial Narrow" w:cs="Arial Narrow"/>
           <w:kern w:val="0"/>
-          <ns2:ligatures ns2:val="none"/>
+          <w14:ligatures w14:val="none"/>
         </w:rPr>
         <w:t>que el hecho denunciado</w:t>
       </w:r>
@@ -2919,7 +2856,7 @@
           <w:color w:val="000000"/>
           <w:kern w:val="0"/>
           <w:lang w:eastAsia="es-PE"/>
-          <ns2:ligatures ns2:val="none"/>
+          <w14:ligatures w14:val="none"/>
         </w:rPr>
         <w:t>, consistente en que</w:t>
       </w:r>
@@ -2929,7 +2866,7 @@
           <w:color w:val="000000"/>
           <w:kern w:val="0"/>
           <w:lang w:eastAsia="es-PE"/>
-          <ns2:ligatures ns2:val="none"/>
+          <w14:ligatures w14:val="none"/>
         </w:rPr>
         <w:t xml:space="preserve"> </w:t>
       </w:r>
@@ -2939,7 +2876,7 @@
           <w:color w:val="000000"/>
           <w:kern w:val="0"/>
           <w:lang w:val="es-ES" w:eastAsia="es-ES"/>
-          <ns2:ligatures ns2:val="none"/>
+          <w14:ligatures w14:val="none"/>
         </w:rPr>
         <w:t>Assist Card Perú S.A.C. no habría cumplido con atender adecuadamente la solicitud de cobertura del servicio de asistencia médica de emergencia internacional asociado a la Tarjeta de Crédito Mastercard Black 553xxxxxx855, en la modalidad de reembolso de gastos médicos</w:t>
       </w:r>
@@ -2947,7 +2884,7 @@
         <w:rPr>
           <w:rFonts w:ascii="Arial Narrow" w:eastAsia="Arial Narrow" w:hAnsi="Arial Narrow" w:cs="Arial Narrow"/>
           <w:kern w:val="0"/>
-          <ns2:ligatures ns2:val="none"/>
+          <w14:ligatures w14:val="none"/>
         </w:rPr>
         <w:t xml:space="preserve">; involucraría una </w:t>
       </w:r>
@@ -2955,7 +2892,7 @@
         <w:rPr>
           <w:rFonts w:ascii="Arial Narrow" w:eastAsia="Arial Narrow" w:hAnsi="Arial Narrow" w:cs="Arial Narrow"/>
           <w:kern w:val="0"/>
-          <ns2:ligatures ns2:val="none"/>
+          <w14:ligatures w14:val="none"/>
         </w:rPr>
         <w:t>presunta afectación a sus expectativas, quien no habría encontrado una correspondencia entre lo que esperaba recibir de parte del proveedor y lo que realmente recibió. Por consiguiente, corresponde calificar el hecho materia de denuncia como una presunta infracción al deber de idoneidad, tipificado en los artículos 18 y 19 del Código</w:t>
       </w:r>
@@ -2963,12 +2900,12 @@
         <w:rPr>
           <w:rFonts w:ascii="Arial Narrow" w:eastAsia="Arial Narrow" w:hAnsi="Arial Narrow" w:cs="Arial Narrow"/>
           <w:kern w:val="0"/>
-          <ns2:ligatures ns2:val="none"/>
+          <w14:ligatures w14:val="none"/>
         </w:rPr>
         <w:t>.</w:t>
       </w:r>
     </w:p>
-    <w:p ns2:paraId="7F15901A" ns2:textId="77777777">
+    <w:p>
       <w:pPr>
         <w:pStyle w:val="Prrafodelista"/>
         <w:spacing w:after="0" w:line="240" w:lineRule="auto"/>
@@ -2977,11 +2914,11 @@
         <w:rPr>
           <w:rFonts w:ascii="Arial Narrow" w:eastAsia="Arial Narrow" w:hAnsi="Arial Narrow" w:cs="Arial Narrow"/>
           <w:kern w:val="0"/>
-          <ns2:ligatures ns2:val="none"/>
-        </w:rPr>
-      </w:pPr>
-    </w:p>
-    <w:p ns2:paraId="76349A77" ns2:textId="17822C03">
+          <w14:ligatures w14:val="none"/>
+        </w:rPr>
+      </w:pPr>
+    </w:p>
+    <w:p>
       <w:pPr>
         <w:pStyle w:val="Prrafodelista"/>
         <w:numPr>
@@ -2994,14 +2931,14 @@
         <w:rPr>
           <w:rFonts w:ascii="Arial Narrow" w:eastAsia="Arial Narrow" w:hAnsi="Arial Narrow" w:cs="Arial Narrow"/>
           <w:kern w:val="0"/>
-          <ns2:ligatures ns2:val="none"/>
-        </w:rPr>
-      </w:pPr>
-      <w:r>
-        <w:rPr>
-          <w:rFonts w:ascii="Arial Narrow" w:eastAsia="Arial Narrow" w:hAnsi="Arial Narrow" w:cs="Arial Narrow"/>
-          <w:kern w:val="0"/>
-          <ns2:ligatures ns2:val="none"/>
+          <w14:ligatures w14:val="none"/>
+        </w:rPr>
+      </w:pPr>
+      <w:r>
+        <w:rPr>
+          <w:rFonts w:ascii="Arial Narrow" w:eastAsia="Arial Narrow" w:hAnsi="Arial Narrow" w:cs="Arial Narrow"/>
+          <w:kern w:val="0"/>
+          <w14:ligatures w14:val="none"/>
         </w:rPr>
         <w:t xml:space="preserve">Asimismo, </w:t>
       </w:r>
@@ -3011,7 +2948,7 @@
           <w:color w:val="000000"/>
           <w:kern w:val="0"/>
           <w:lang w:eastAsia="es-PE"/>
-          <ns2:ligatures ns2:val="none"/>
+          <w14:ligatures w14:val="none"/>
         </w:rPr>
         <w:t xml:space="preserve">la Secretaría Técnica, en ejercicio de sus facultades, considera </w:t>
       </w:r>
@@ -3019,7 +2956,7 @@
         <w:rPr>
           <w:rFonts w:ascii="Arial Narrow" w:eastAsia="Arial Narrow" w:hAnsi="Arial Narrow" w:cs="Arial"/>
           <w:kern w:val="0"/>
-          <ns2:ligatures ns2:val="none"/>
+          <w14:ligatures w14:val="none"/>
         </w:rPr>
         <w:t xml:space="preserve">que el hecho denunciado, consistente en que </w:t>
       </w:r>
@@ -3027,7 +2964,7 @@
         <w:rPr>
           <w:rFonts w:ascii="Arial Narrow" w:eastAsia="Arial Narrow" w:hAnsi="Arial Narrow" w:cs="Arial Narrow"/>
           <w:kern w:val="0"/>
-          <ns2:ligatures ns2:val="none"/>
+          <w14:ligatures w14:val="none"/>
         </w:rPr>
         <w:t>Mastercard Perú Inc-Sucursal del Perú no habría cumplido con atender adecuadamente la solicitud de cobertura del servicio de asistencia médica de emergencia internacional asociado a la Tarjeta de Crédito Mastercard Black 553xxxxxx855, en la modalidad de asistencia directa o pago directo</w:t>
       </w:r>
@@ -3035,7 +2972,7 @@
         <w:rPr>
           <w:rFonts w:ascii="Arial Narrow" w:eastAsia="Arial Narrow" w:hAnsi="Arial Narrow" w:cs="Arial Narrow"/>
           <w:kern w:val="0"/>
-          <ns2:ligatures ns2:val="none"/>
+          <w14:ligatures w14:val="none"/>
         </w:rPr>
         <w:t>; involucraría una presunta afectación a sus expectativas, quien no habría encontrado una correspondencia entre lo que esperaba recibir de parte del proveedor y lo que realmente recibió. Por consiguiente, corresponde calificar el hecho materia de denuncia como una presunta infracción al deber de idoneidad, tipificado en los artículos 18 y 19 del Código</w:t>
       </w:r>
@@ -3043,12 +2980,12 @@
         <w:rPr>
           <w:rFonts w:ascii="Arial Narrow" w:eastAsia="Arial Narrow" w:hAnsi="Arial Narrow" w:cs="Arial"/>
           <w:kern w:val="0"/>
-          <ns2:ligatures ns2:val="none"/>
+          <w14:ligatures w14:val="none"/>
         </w:rPr>
         <w:t>.</w:t>
       </w:r>
     </w:p>
-    <w:p ns2:paraId="0FB20FE8" ns2:textId="77777777">
+    <w:p>
       <w:pPr>
         <w:pStyle w:val="Prrafodelista"/>
         <w:spacing w:after="0" w:line="240" w:lineRule="auto"/>
@@ -3057,11 +2994,11 @@
         <w:rPr>
           <w:rFonts w:ascii="Arial Narrow" w:eastAsia="Arial Narrow" w:hAnsi="Arial Narrow" w:cs="Arial Narrow"/>
           <w:kern w:val="0"/>
-          <ns2:ligatures ns2:val="none"/>
-        </w:rPr>
-      </w:pPr>
-    </w:p>
-    <w:p ns2:paraId="2F8D23C0" ns2:textId="4E761CD4">
+          <w14:ligatures w14:val="none"/>
+        </w:rPr>
+      </w:pPr>
+    </w:p>
+    <w:p>
       <w:pPr>
         <w:pStyle w:val="Prrafodelista"/>
         <w:numPr>
@@ -3074,16 +3011,16 @@
         <w:rPr>
           <w:rFonts w:ascii="Arial Narrow" w:eastAsia="Arial Narrow" w:hAnsi="Arial Narrow" w:cs="Arial Narrow"/>
           <w:kern w:val="0"/>
-          <ns2:ligatures ns2:val="none"/>
-        </w:rPr>
-      </w:pPr>
-      <w:r>
-        <w:rPr>
-          <w:rFonts w:ascii="Arial Narrow" w:eastAsia="Times New Roman" w:hAnsi="Arial Narrow" w:cs="Arial"/>
-          <w:color w:val="000000"/>
-          <w:kern w:val="0"/>
-          <w:lang w:eastAsia="es-PE"/>
-          <ns2:ligatures ns2:val="none"/>
+          <w14:ligatures w14:val="none"/>
+        </w:rPr>
+      </w:pPr>
+      <w:r>
+        <w:rPr>
+          <w:rFonts w:ascii="Arial Narrow" w:eastAsia="Times New Roman" w:hAnsi="Arial Narrow" w:cs="Arial"/>
+          <w:color w:val="000000"/>
+          <w:kern w:val="0"/>
+          <w:lang w:eastAsia="es-PE"/>
+          <w14:ligatures w14:val="none"/>
         </w:rPr>
         <w:t xml:space="preserve">Además, la Secretaría Técnica, en ejercicio de sus facultades, considera </w:t>
       </w:r>
@@ -3091,7 +3028,7 @@
         <w:rPr>
           <w:rFonts w:ascii="Arial Narrow" w:eastAsia="Arial Narrow" w:hAnsi="Arial Narrow" w:cs="Arial"/>
           <w:kern w:val="0"/>
-          <ns2:ligatures ns2:val="none"/>
+          <w14:ligatures w14:val="none"/>
         </w:rPr>
         <w:t xml:space="preserve">que el hecho denunciado, consistente en que </w:t>
       </w:r>
@@ -3099,7 +3036,7 @@
         <w:rPr>
           <w:rFonts w:ascii="Arial Narrow" w:eastAsia="Arial Narrow" w:hAnsi="Arial Narrow" w:cs="Arial Narrow"/>
           <w:kern w:val="0"/>
-          <ns2:ligatures ns2:val="none"/>
+          <w14:ligatures w14:val="none"/>
         </w:rPr>
         <w:t>Mastercard Perú Inc-Sucursal del Perú no habría cumplido con atender adecuadamente la solicitud de cobertura del servicio de asistencia médica de emergencia internacional asociado a la Tarjeta de Crédito Mastercard Black 553xxxxxx855, en la modalidad de reembolso de gastos médicos</w:t>
       </w:r>
@@ -3107,7 +3044,7 @@
         <w:rPr>
           <w:rFonts w:ascii="Arial Narrow" w:eastAsia="Arial Narrow" w:hAnsi="Arial Narrow" w:cs="Arial Narrow"/>
           <w:kern w:val="0"/>
-          <ns2:ligatures ns2:val="none"/>
+          <w14:ligatures w14:val="none"/>
         </w:rPr>
         <w:t>; involucraría una presunta afectación a sus expectativas, quien no habría encontrado una correspondencia entre lo que esperaba recibir de parte del proveedor y lo que realmente recibió. Por consiguiente, corresponde calificar el hecho materia de denuncia como una presunta infracción al deber de idoneidad, tipificado en los artículos 18 y 19 del Código</w:t>
       </w:r>
@@ -3118,12 +3055,12 @@
           <w:color w:val="000000"/>
           <w:kern w:val="0"/>
           <w:lang w:eastAsia="es-PE"/>
-          <ns2:ligatures ns2:val="none"/>
+          <w14:ligatures w14:val="none"/>
         </w:rPr>
         <w:t xml:space="preserve">. </w:t>
       </w:r>
     </w:p>
-    <w:p ns2:paraId="1500AD41" ns2:textId="77777777">
+    <w:p>
       <w:pPr>
         <w:pStyle w:val="Prrafodelista"/>
         <w:spacing w:after="0" w:line="240" w:lineRule="auto"/>
@@ -3132,11 +3069,11 @@
         <w:rPr>
           <w:rFonts w:ascii="Arial Narrow" w:eastAsia="Arial Narrow" w:hAnsi="Arial Narrow" w:cs="Arial Narrow"/>
           <w:kern w:val="0"/>
-          <ns2:ligatures ns2:val="none"/>
-        </w:rPr>
-      </w:pPr>
-    </w:p>
-    <w:p ns2:paraId="2E7770E0" ns2:textId="3A440DF9">
+          <w14:ligatures w14:val="none"/>
+        </w:rPr>
+      </w:pPr>
+    </w:p>
+    <w:p>
       <w:pPr>
         <w:pStyle w:val="Prrafodelista"/>
         <w:numPr>
@@ -3149,14 +3086,14 @@
         <w:rPr>
           <w:rFonts w:ascii="Arial Narrow" w:eastAsia="Arial Narrow" w:hAnsi="Arial Narrow" w:cs="Arial Narrow"/>
           <w:kern w:val="0"/>
-          <ns2:ligatures ns2:val="none"/>
-        </w:rPr>
-      </w:pPr>
-      <w:r>
-        <w:rPr>
-          <w:rFonts w:ascii="Arial Narrow" w:eastAsia="Arial Narrow" w:hAnsi="Arial Narrow" w:cs="Arial Narrow"/>
-          <w:kern w:val="0"/>
-          <ns2:ligatures ns2:val="none"/>
+          <w14:ligatures w14:val="none"/>
+        </w:rPr>
+      </w:pPr>
+      <w:r>
+        <w:rPr>
+          <w:rFonts w:ascii="Arial Narrow" w:eastAsia="Arial Narrow" w:hAnsi="Arial Narrow" w:cs="Arial Narrow"/>
+          <w:kern w:val="0"/>
+          <w14:ligatures w14:val="none"/>
         </w:rPr>
         <w:t xml:space="preserve">Así también, la Secretaría Técnica, en ejercicio de sus facultades, </w:t>
       </w:r>
@@ -3167,7 +3104,7 @@
           <w:color w:val="000000"/>
           <w:kern w:val="0"/>
           <w:lang w:eastAsia="es-PE"/>
-          <ns2:ligatures ns2:val="none"/>
+          <w14:ligatures w14:val="none"/>
         </w:rPr>
         <w:t xml:space="preserve">considera </w:t>
       </w:r>
@@ -3175,7 +3112,7 @@
         <w:rPr>
           <w:rFonts w:ascii="Arial Narrow" w:eastAsia="Arial Narrow" w:hAnsi="Arial Narrow" w:cs="Arial Narrow"/>
           <w:kern w:val="0"/>
-          <ns2:ligatures ns2:val="none"/>
+          <w14:ligatures w14:val="none"/>
         </w:rPr>
         <w:t xml:space="preserve">que el hecho denunciado, consistente en que </w:t>
       </w:r>
@@ -3183,7 +3120,7 @@
         <w:rPr>
           <w:rFonts w:ascii="Arial Narrow" w:eastAsia="Arial Narrow" w:hAnsi="Arial Narrow" w:cs="Arial Narrow"/>
           <w:kern w:val="0"/>
-          <ns2:ligatures ns2:val="none"/>
+          <w14:ligatures w14:val="none"/>
         </w:rPr>
         <w:t>Assist Card Perú S.A.C. habría requerido documentación de manera reiterativa al denunciante en la atención de</w:t>
       </w:r>
@@ -3191,7 +3128,7 @@
         <w:rPr>
           <w:rFonts w:ascii="Arial Narrow" w:eastAsia="Arial Narrow" w:hAnsi="Arial Narrow" w:cs="Arial Narrow"/>
           <w:kern w:val="0"/>
-          <ns2:ligatures ns2:val="none"/>
+          <w14:ligatures w14:val="none"/>
         </w:rPr>
         <w:t xml:space="preserve"> a la solicitud de cobertura del servicio de asistencia médica de emergencia internacional asociado a la Tarjeta de Crédito Mastercard Black 553xxxxxx855</w:t>
       </w:r>
@@ -3199,7 +3136,7 @@
         <w:rPr>
           <w:rFonts w:ascii="Arial Narrow" w:eastAsia="Arial Narrow" w:hAnsi="Arial Narrow" w:cs="Arial Narrow"/>
           <w:kern w:val="0"/>
-          <ns2:ligatures ns2:val="none"/>
+          <w14:ligatures w14:val="none"/>
         </w:rPr>
         <w:t xml:space="preserve">. </w:t>
       </w:r>
@@ -3210,7 +3147,7 @@
           <w:color w:val="000000"/>
           <w:kern w:val="0"/>
           <w:lang w:eastAsia="es-PE"/>
-          <ns2:ligatures ns2:val="none"/>
+          <w14:ligatures w14:val="none"/>
         </w:rPr>
         <w:t>Por consiguiente, corresponde calificar el hecho materia de denuncia como una presunta infracción al deber de protección contra los métodos comerciales</w:t>
       </w:r>
@@ -3221,7 +3158,7 @@
           <w:color w:val="000000"/>
           <w:kern w:val="0"/>
           <w:lang w:eastAsia="es-PE"/>
-          <ns2:ligatures ns2:val="none"/>
+          <w14:ligatures w14:val="none"/>
         </w:rPr>
         <w:t xml:space="preserve"> coercitivos</w:t>
       </w:r>
@@ -3232,7 +3169,7 @@
           <w:color w:val="000000"/>
           <w:kern w:val="0"/>
           <w:lang w:eastAsia="es-PE"/>
-          <ns2:ligatures ns2:val="none"/>
+          <w14:ligatures w14:val="none"/>
         </w:rPr>
         <w:t xml:space="preserve">, tipificado en </w:t>
       </w:r>
@@ -3243,7 +3180,7 @@
           <w:kern w:val="0"/>
           <w:shd w:val="clear" w:color="auto" w:fill="FFFFFF"/>
           <w:lang w:eastAsia="es-PE"/>
-          <ns2:ligatures ns2:val="none"/>
+          <w14:ligatures w14:val="none"/>
         </w:rPr>
         <w:t xml:space="preserve">literal g) del artículo 56 </w:t>
       </w:r>
@@ -3254,7 +3191,7 @@
           <w:color w:val="000000"/>
           <w:kern w:val="0"/>
           <w:lang w:eastAsia="es-PE"/>
-          <ns2:ligatures ns2:val="none"/>
+          <w14:ligatures w14:val="none"/>
         </w:rPr>
         <w:t>del Código</w:t>
       </w:r>
@@ -3273,13 +3210,13 @@
           <w:color w:val="000000"/>
           <w:kern w:val="0"/>
           <w:lang w:eastAsia="es-PE"/>
-          <ns2:ligatures ns2:val="none"/>
+          <w14:ligatures w14:val="none"/>
         </w:rPr>
         <w:t xml:space="preserve">. </w:t>
       </w:r>
       <w:bookmarkEnd w:id="6"/>
     </w:p>
-    <w:p ns2:paraId="17426A8E" ns2:textId="04D2ED35">
+    <w:p>
       <w:pPr>
         <w:pStyle w:val="Prrafodelista"/>
         <w:numPr>
@@ -3293,7 +3230,7 @@
           <w:rFonts w:ascii="Arial Narrow" w:eastAsia="Calibri" w:hAnsi="Arial Narrow" w:cs="Arial Narrow"/>
           <w:kern w:val="0"/>
           <w:lang w:eastAsia="es-PE"/>
-          <ns2:ligatures ns2:val="none"/>
+          <w14:ligatures w14:val="none"/>
         </w:rPr>
       </w:pPr>
       <w:r>
@@ -3302,7 +3239,7 @@
           <w:color w:val="000000"/>
           <w:kern w:val="0"/>
           <w:lang w:eastAsia="es-PE"/>
-          <ns2:ligatures ns2:val="none"/>
+          <w14:ligatures w14:val="none"/>
         </w:rPr>
         <w:lastRenderedPageBreak/>
         <w:t>En tanto la denuncia reúne los requisitos establecidos</w:t>
@@ -3313,7 +3250,7 @@
           <w:color w:val="000000"/>
           <w:kern w:val="0"/>
           <w:lang w:eastAsia="es-PE"/>
-          <ns2:ligatures ns2:val="none"/>
+          <w14:ligatures w14:val="none"/>
         </w:rPr>
         <w:t xml:space="preserve"> por la norma citada, corresponde admitirla a trámite</w:t>
       </w:r>
@@ -3323,7 +3260,7 @@
           <w:rFonts w:ascii="Arial Narrow" w:eastAsia="Arial Narrow" w:hAnsi="Arial Narrow" w:cs="Arial Narrow"/>
           <w:kern w:val="0"/>
           <w:vertAlign w:val="superscript"/>
-          <ns2:ligatures ns2:val="none"/>
+          <w14:ligatures w14:val="none"/>
         </w:rPr>
         <w:footnoteReference w:id="5"/>
       </w:r>
@@ -3333,12 +3270,12 @@
           <w:color w:val="000000"/>
           <w:kern w:val="0"/>
           <w:lang w:eastAsia="es-PE"/>
-          <ns2:ligatures ns2:val="none"/>
+          <w14:ligatures w14:val="none"/>
         </w:rPr>
         <w:t>.</w:t>
       </w:r>
     </w:p>
-    <w:p ns2:paraId="5A5A37A6" ns2:textId="77777777">
+    <w:p>
       <w:pPr>
         <w:spacing w:after="0" w:line="240" w:lineRule="auto"/>
         <w:jc w:val="both"/>
@@ -3346,11 +3283,11 @@
           <w:rFonts w:ascii="Arial Narrow" w:eastAsia="Calibri" w:hAnsi="Arial Narrow" w:cs="Arial Narrow"/>
           <w:kern w:val="0"/>
           <w:lang w:eastAsia="es-PE"/>
-          <ns2:ligatures ns2:val="none"/>
-        </w:rPr>
-      </w:pPr>
-    </w:p>
-    <w:p ns2:paraId="69FE781D" ns2:textId="77777777">
+          <w14:ligatures w14:val="none"/>
+        </w:rPr>
+      </w:pPr>
+    </w:p>
+    <w:p>
       <w:pPr>
         <w:pStyle w:val="Prrafodelista"/>
         <w:numPr>
@@ -3370,35 +3307,35 @@
           <w:color w:val="000000"/>
           <w:kern w:val="0"/>
           <w:lang w:eastAsia="es-PE"/>
-          <ns2:ligatures ns2:val="none"/>
-        </w:rPr>
-      </w:pPr>
-      <w:r>
-        <w:rPr>
-          <w:rFonts w:ascii="Arial Narrow" w:eastAsia="Arial Narrow" w:hAnsi="Arial Narrow" w:cs="Arial Narrow"/>
-          <w:b/>
-          <w:color w:val="000000"/>
-          <w:kern w:val="0"/>
-          <w:lang w:eastAsia="es-PE"/>
-          <ns2:ligatures ns2:val="none"/>
+          <w14:ligatures w14:val="none"/>
+        </w:rPr>
+      </w:pPr>
+      <w:r>
+        <w:rPr>
+          <w:rFonts w:ascii="Arial Narrow" w:eastAsia="Arial Narrow" w:hAnsi="Arial Narrow" w:cs="Arial Narrow"/>
+          <w:b/>
+          <w:color w:val="000000"/>
+          <w:kern w:val="0"/>
+          <w:lang w:eastAsia="es-PE"/>
+          <w14:ligatures w14:val="none"/>
         </w:rPr>
         <w:t>REQUERIMIENTO DE INFORMACION</w:t>
       </w:r>
     </w:p>
-    <w:p ns2:paraId="6252E905" ns2:textId="77777777">
-      <w:pPr>
-        <w:spacing w:after="0" w:line="240" w:lineRule="auto"/>
-        <w:jc w:val="both"/>
-        <w:rPr>
-          <w:rFonts w:ascii="Arial Narrow" w:eastAsia="Times New Roman" w:hAnsi="Arial Narrow" w:cs="Arial"/>
-          <w:color w:val="000000"/>
-          <w:kern w:val="0"/>
-          <w:lang w:val="es-ES" w:eastAsia="es-ES"/>
-          <ns2:ligatures ns2:val="none"/>
-        </w:rPr>
-      </w:pPr>
-    </w:p>
-    <w:p ns2:paraId="21C241A8" ns2:textId="77777777">
+    <w:p>
+      <w:pPr>
+        <w:spacing w:after="0" w:line="240" w:lineRule="auto"/>
+        <w:jc w:val="both"/>
+        <w:rPr>
+          <w:rFonts w:ascii="Arial Narrow" w:eastAsia="Times New Roman" w:hAnsi="Arial Narrow" w:cs="Arial"/>
+          <w:color w:val="000000"/>
+          <w:kern w:val="0"/>
+          <w:lang w:val="es-ES" w:eastAsia="es-ES"/>
+          <w14:ligatures w14:val="none"/>
+        </w:rPr>
+      </w:pPr>
+    </w:p>
+    <w:p>
       <w:pPr>
         <w:pStyle w:val="Prrafodelista"/>
         <w:numPr>
@@ -3413,16 +3350,16 @@
           <w:color w:val="000000"/>
           <w:kern w:val="0"/>
           <w:lang w:val="es-ES" w:eastAsia="es-ES"/>
-          <ns2:ligatures ns2:val="none"/>
-        </w:rPr>
-      </w:pPr>
-      <w:r>
-        <w:rPr>
-          <w:rFonts w:ascii="Arial Narrow" w:eastAsia="Times New Roman" w:hAnsi="Arial Narrow" w:cs="Arial"/>
-          <w:color w:val="000000"/>
-          <w:kern w:val="0"/>
-          <w:lang w:val="es-ES" w:eastAsia="es-ES"/>
-          <ns2:ligatures ns2:val="none"/>
+          <w14:ligatures w14:val="none"/>
+        </w:rPr>
+      </w:pPr>
+      <w:r>
+        <w:rPr>
+          <w:rFonts w:ascii="Arial Narrow" w:eastAsia="Times New Roman" w:hAnsi="Arial Narrow" w:cs="Arial"/>
+          <w:color w:val="000000"/>
+          <w:kern w:val="0"/>
+          <w:lang w:val="es-ES" w:eastAsia="es-ES"/>
+          <w14:ligatures w14:val="none"/>
         </w:rPr>
         <w:t xml:space="preserve">A efectos de tener mayores elementos que sirvan para la resolución definitiva del presente caso, la Secretaría Técnica, en ejercicio de las facultades que la ley le </w:t>
       </w:r>
@@ -3432,7 +3369,7 @@
           <w:color w:val="000000"/>
           <w:kern w:val="0"/>
           <w:lang w:val="es-ES" w:eastAsia="es-ES"/>
-          <ns2:ligatures ns2:val="none"/>
+          <w14:ligatures w14:val="none"/>
         </w:rPr>
         <w:t xml:space="preserve">confiere, </w:t>
       </w:r>
@@ -3443,7 +3380,7 @@
           <w:color w:val="000000"/>
           <w:kern w:val="0"/>
           <w:lang w:val="es-ES" w:eastAsia="es-ES"/>
-          <ns2:ligatures ns2:val="none"/>
+          <w14:ligatures w14:val="none"/>
         </w:rPr>
         <w:t xml:space="preserve">conviene requerir a los proveedores denunciados </w:t>
       </w:r>
@@ -3454,7 +3391,7 @@
           <w:color w:val="000000"/>
           <w:kern w:val="0"/>
           <w:lang w:val="es-ES" w:eastAsia="es-ES"/>
-          <ns2:ligatures ns2:val="none"/>
+          <w14:ligatures w14:val="none"/>
         </w:rPr>
         <w:t>que, e</w:t>
       </w:r>
@@ -3464,7 +3401,7 @@
           <w:color w:val="000000"/>
           <w:kern w:val="0"/>
           <w:lang w:val="es-ES" w:eastAsia="es-ES"/>
-          <ns2:ligatures ns2:val="none"/>
+          <w14:ligatures w14:val="none"/>
         </w:rPr>
         <w:t xml:space="preserve">n un plazo no mayor de cinco (5) días hábiles contado a partir del día siguiente </w:t>
       </w:r>
@@ -3474,7 +3411,7 @@
           <w:color w:val="000000"/>
           <w:kern w:val="0"/>
           <w:lang w:val="es-ES" w:eastAsia="es-ES"/>
-          <ns2:ligatures ns2:val="none"/>
+          <w14:ligatures w14:val="none"/>
         </w:rPr>
         <w:t xml:space="preserve">de la notificación de la presente resolución, </w:t>
       </w:r>
@@ -3485,12 +3422,12 @@
           <w:color w:val="000000"/>
           <w:kern w:val="0"/>
           <w:lang w:val="es-ES" w:eastAsia="es-ES"/>
-          <ns2:ligatures ns2:val="none"/>
+          <w14:ligatures w14:val="none"/>
         </w:rPr>
         <w:t>cumplan con lo siguiente:</w:t>
       </w:r>
     </w:p>
-    <w:p ns2:paraId="345D7F88" ns2:textId="77777777">
+    <w:p>
       <w:pPr>
         <w:pStyle w:val="Prrafodelista"/>
         <w:spacing w:after="0" w:line="240" w:lineRule="auto"/>
@@ -3501,11 +3438,11 @@
           <w:color w:val="000000"/>
           <w:kern w:val="0"/>
           <w:lang w:val="es-ES" w:eastAsia="es-ES"/>
-          <ns2:ligatures ns2:val="none"/>
-        </w:rPr>
-      </w:pPr>
-    </w:p>
-    <w:p ns2:paraId="01F25269" ns2:textId="55C2BBBD">
+          <w14:ligatures w14:val="none"/>
+        </w:rPr>
+      </w:pPr>
+    </w:p>
+    <w:p>
       <w:pPr>
         <w:pStyle w:val="Prrafodelista"/>
         <w:spacing w:after="0" w:line="240" w:lineRule="auto"/>
@@ -3516,7 +3453,7 @@
           <w:color w:val="000000"/>
           <w:kern w:val="0"/>
           <w:lang w:val="es-ES" w:eastAsia="es-ES"/>
-          <ns2:ligatures ns2:val="none"/>
+          <w14:ligatures w14:val="none"/>
         </w:rPr>
       </w:pPr>
       <w:r>
@@ -3526,7 +3463,7 @@
           <w:kern w:val="0"/>
           <w:u w:val="single"/>
           <w:lang w:val="es-ES" w:eastAsia="es-ES"/>
-          <ns2:ligatures ns2:val="none"/>
+          <w14:ligatures w14:val="none"/>
         </w:rPr>
         <w:t>A</w:t>
       </w:r>
@@ -3537,7 +3474,7 @@
           <w:kern w:val="0"/>
           <w:u w:val="single"/>
           <w:lang w:val="es-ES" w:eastAsia="es-ES"/>
-          <ns2:ligatures ns2:val="none"/>
+          <w14:ligatures w14:val="none"/>
         </w:rPr>
         <w:t>l</w:t>
       </w:r>
@@ -3548,7 +3485,7 @@
           <w:kern w:val="0"/>
           <w:u w:val="single"/>
           <w:lang w:val="es-ES" w:eastAsia="es-ES"/>
-          <ns2:ligatures ns2:val="none"/>
+          <w14:ligatures w14:val="none"/>
         </w:rPr>
         <w:t xml:space="preserve"> </w:t>
       </w:r>
@@ -3559,7 +3496,7 @@
           <w:kern w:val="0"/>
           <w:u w:val="single"/>
           <w:lang w:val="es-ES" w:eastAsia="es-ES"/>
-          <ns2:ligatures ns2:val="none"/>
+          <w14:ligatures w14:val="none"/>
         </w:rPr>
         <w:t>Banco</w:t>
       </w:r>
@@ -3569,7 +3506,7 @@
           <w:color w:val="000000"/>
           <w:kern w:val="0"/>
           <w:lang w:val="es-ES" w:eastAsia="es-ES"/>
-          <ns2:ligatures ns2:val="none"/>
+          <w14:ligatures w14:val="none"/>
         </w:rPr>
         <w:t xml:space="preserve">: </w:t>
       </w:r>
@@ -3579,7 +3516,7 @@
           <w:color w:val="000000"/>
           <w:kern w:val="0"/>
           <w:lang w:val="es-ES" w:eastAsia="es-ES"/>
-          <ns2:ligatures ns2:val="none"/>
+          <w14:ligatures w14:val="none"/>
         </w:rPr>
         <w:t xml:space="preserve">(i) presentar copia de la documentación contractual y/o informativa vigente al momento de la contratación y durante la </w:t>
       </w:r>
@@ -3589,7 +3526,7 @@
           <w:color w:val="000000"/>
           <w:kern w:val="0"/>
           <w:lang w:val="es-ES" w:eastAsia="es-ES"/>
-          <ns2:ligatures ns2:val="none"/>
+          <w14:ligatures w14:val="none"/>
         </w:rPr>
         <w:t xml:space="preserve">vigencia de la Tarjeta de Crédito </w:t>
       </w:r>
@@ -3599,7 +3536,7 @@
           <w:color w:val="000000"/>
           <w:kern w:val="0"/>
           <w:lang w:val="es-ES" w:eastAsia="es-ES"/>
-          <ns2:ligatures ns2:val="none"/>
+          <w14:ligatures w14:val="none"/>
         </w:rPr>
         <w:t>Mastercard Black</w:t>
       </w:r>
@@ -3609,7 +3546,7 @@
           <w:color w:val="000000"/>
           <w:kern w:val="0"/>
           <w:lang w:val="es-ES" w:eastAsia="es-ES"/>
-          <ns2:ligatures ns2:val="none"/>
+          <w14:ligatures w14:val="none"/>
         </w:rPr>
         <w:t xml:space="preserve"> </w:t>
       </w:r>
@@ -3619,7 +3556,7 @@
           <w:color w:val="000000"/>
           <w:kern w:val="0"/>
           <w:lang w:val="es-ES" w:eastAsia="es-ES"/>
-          <ns2:ligatures ns2:val="none"/>
+          <w14:ligatures w14:val="none"/>
         </w:rPr>
         <w:t>55365******1855</w:t>
       </w:r>
@@ -3629,7 +3566,7 @@
           <w:color w:val="000000"/>
           <w:kern w:val="0"/>
           <w:lang w:val="es-ES" w:eastAsia="es-ES"/>
-          <ns2:ligatures ns2:val="none"/>
+          <w14:ligatures w14:val="none"/>
         </w:rPr>
         <w:t xml:space="preserve"> vigentes al mes de febrero de 2026</w:t>
       </w:r>
@@ -3639,7 +3576,7 @@
           <w:color w:val="000000"/>
           <w:kern w:val="0"/>
           <w:lang w:val="es-ES" w:eastAsia="es-ES"/>
-          <ns2:ligatures ns2:val="none"/>
+          <w14:ligatures w14:val="none"/>
         </w:rPr>
         <w:t xml:space="preserve">; (ii) presentar copia de las comunicaciones electrónicas remitidas </w:t>
       </w:r>
@@ -3649,7 +3586,7 @@
           <w:color w:val="000000"/>
           <w:kern w:val="0"/>
           <w:lang w:val="es-ES" w:eastAsia="es-ES"/>
-          <ns2:ligatures ns2:val="none"/>
+          <w14:ligatures w14:val="none"/>
         </w:rPr>
         <w:t>al denunciante</w:t>
       </w:r>
@@ -3659,7 +3596,7 @@
           <w:color w:val="000000"/>
           <w:kern w:val="0"/>
           <w:lang w:val="es-ES" w:eastAsia="es-ES"/>
-          <ns2:ligatures ns2:val="none"/>
+          <w14:ligatures w14:val="none"/>
         </w:rPr>
         <w:t xml:space="preserve"> relacionadas con los beneficios de asistencia médica internacional asociados a la </w:t>
       </w:r>
@@ -3669,7 +3606,7 @@
           <w:color w:val="000000"/>
           <w:kern w:val="0"/>
           <w:lang w:val="es-ES" w:eastAsia="es-ES"/>
-          <ns2:ligatures ns2:val="none"/>
+          <w14:ligatures w14:val="none"/>
         </w:rPr>
         <w:t>Tarjeta de Crédito Mastercard Black 553xxxxxx855</w:t>
       </w:r>
@@ -3679,7 +3616,7 @@
           <w:color w:val="000000"/>
           <w:kern w:val="0"/>
           <w:lang w:val="es-ES" w:eastAsia="es-ES"/>
-          <ns2:ligatures ns2:val="none"/>
+          <w14:ligatures w14:val="none"/>
         </w:rPr>
         <w:t>; (i</w:t>
       </w:r>
@@ -3689,7 +3626,7 @@
           <w:color w:val="000000"/>
           <w:kern w:val="0"/>
           <w:lang w:val="es-ES" w:eastAsia="es-ES"/>
-          <ns2:ligatures ns2:val="none"/>
+          <w14:ligatures w14:val="none"/>
         </w:rPr>
         <w:t>ii</w:t>
       </w:r>
@@ -3699,7 +3636,7 @@
           <w:color w:val="000000"/>
           <w:kern w:val="0"/>
           <w:lang w:val="es-ES" w:eastAsia="es-ES"/>
-          <ns2:ligatures ns2:val="none"/>
+          <w14:ligatures w14:val="none"/>
         </w:rPr>
         <w:t xml:space="preserve">) presentar los documentos que acrediten el rol que le correspondía frente a la activación, orientación o canalización del beneficio de asistencia médica de emergencia internacional durante la vigencia de la </w:t>
       </w:r>
@@ -3709,7 +3646,7 @@
           <w:color w:val="000000"/>
           <w:kern w:val="0"/>
           <w:lang w:val="es-ES" w:eastAsia="es-ES"/>
-          <ns2:ligatures ns2:val="none"/>
+          <w14:ligatures w14:val="none"/>
         </w:rPr>
         <w:t>Tarjeta de Crédito Mastercard Black 553xxxxxx855</w:t>
       </w:r>
@@ -3719,12 +3656,12 @@
           <w:color w:val="000000"/>
           <w:kern w:val="0"/>
           <w:lang w:val="es-ES" w:eastAsia="es-ES"/>
-          <ns2:ligatures ns2:val="none"/>
+          <w14:ligatures w14:val="none"/>
         </w:rPr>
         <w:t>.</w:t>
       </w:r>
     </w:p>
-    <w:p ns2:paraId="48503CFE" ns2:textId="77777777">
+    <w:p>
       <w:pPr>
         <w:pStyle w:val="Prrafodelista"/>
         <w:spacing w:after="0" w:line="240" w:lineRule="auto"/>
@@ -3736,11 +3673,11 @@
           <w:kern w:val="0"/>
           <w:u w:val="single"/>
           <w:lang w:val="es-ES" w:eastAsia="es-ES"/>
-          <ns2:ligatures ns2:val="none"/>
-        </w:rPr>
-      </w:pPr>
-    </w:p>
-    <w:p ns2:paraId="4940B49E" ns2:textId="710B6D21">
+          <w14:ligatures w14:val="none"/>
+        </w:rPr>
+      </w:pPr>
+    </w:p>
+    <w:p>
       <w:pPr>
         <w:pStyle w:val="Prrafodelista"/>
         <w:spacing w:after="0" w:line="240" w:lineRule="auto"/>
@@ -3751,7 +3688,7 @@
           <w:color w:val="000000"/>
           <w:kern w:val="0"/>
           <w:lang w:val="es-ES" w:eastAsia="es-ES"/>
-          <ns2:ligatures ns2:val="none"/>
+          <w14:ligatures w14:val="none"/>
         </w:rPr>
       </w:pPr>
       <w:r>
@@ -3761,7 +3698,7 @@
           <w:kern w:val="0"/>
           <w:u w:val="single"/>
           <w:lang w:val="es-ES" w:eastAsia="es-ES"/>
-          <ns2:ligatures ns2:val="none"/>
+          <w14:ligatures w14:val="none"/>
         </w:rPr>
         <w:t xml:space="preserve">A </w:t>
       </w:r>
@@ -3772,7 +3709,7 @@
           <w:kern w:val="0"/>
           <w:u w:val="single"/>
           <w:lang w:val="es-ES" w:eastAsia="es-ES"/>
-          <ns2:ligatures ns2:val="none"/>
+          <w14:ligatures w14:val="none"/>
         </w:rPr>
         <w:t>Assist Card</w:t>
       </w:r>
@@ -3782,7 +3719,7 @@
           <w:color w:val="000000"/>
           <w:kern w:val="0"/>
           <w:lang w:val="es-ES" w:eastAsia="es-ES"/>
-          <ns2:ligatures ns2:val="none"/>
+          <w14:ligatures w14:val="none"/>
         </w:rPr>
         <w:t>:</w:t>
       </w:r>
@@ -3792,7 +3729,7 @@
           <w:color w:val="000000"/>
           <w:kern w:val="0"/>
           <w:lang w:eastAsia="es-ES"/>
-          <ns2:ligatures ns2:val="none"/>
+          <w14:ligatures w14:val="none"/>
         </w:rPr>
         <w:t xml:space="preserve"> </w:t>
       </w:r>
@@ -3802,7 +3739,7 @@
           <w:color w:val="000000"/>
           <w:kern w:val="0"/>
           <w:lang w:eastAsia="es-ES"/>
-          <ns2:ligatures ns2:val="none"/>
+          <w14:ligatures w14:val="none"/>
         </w:rPr>
         <w:t>(i</w:t>
       </w:r>
@@ -3812,7 +3749,7 @@
           <w:color w:val="000000"/>
           <w:kern w:val="0"/>
           <w:lang w:val="es-ES" w:eastAsia="es-ES"/>
-          <ns2:ligatures ns2:val="none"/>
+          <w14:ligatures w14:val="none"/>
         </w:rPr>
         <w:t xml:space="preserve">) presentar copia de los términos de cobertura, condiciones generales y alcances del servicio de asistencia médica de emergencia internacional asociado a la Tarjeta de Crédito </w:t>
       </w:r>
@@ -3822,7 +3759,7 @@
           <w:color w:val="000000"/>
           <w:kern w:val="0"/>
           <w:lang w:val="es-ES" w:eastAsia="es-ES"/>
-          <ns2:ligatures ns2:val="none"/>
+          <w14:ligatures w14:val="none"/>
         </w:rPr>
         <w:t>Mastercard Black</w:t>
       </w:r>
@@ -3832,7 +3769,7 @@
           <w:color w:val="000000"/>
           <w:kern w:val="0"/>
           <w:lang w:val="es-ES" w:eastAsia="es-ES"/>
-          <ns2:ligatures ns2:val="none"/>
+          <w14:ligatures w14:val="none"/>
         </w:rPr>
         <w:t xml:space="preserve"> </w:t>
       </w:r>
@@ -3842,7 +3779,7 @@
           <w:color w:val="000000"/>
           <w:kern w:val="0"/>
           <w:lang w:val="es-ES" w:eastAsia="es-ES"/>
-          <ns2:ligatures ns2:val="none"/>
+          <w14:ligatures w14:val="none"/>
         </w:rPr>
         <w:t xml:space="preserve">55365******1855 </w:t>
       </w:r>
@@ -3852,7 +3789,7 @@
           <w:color w:val="000000"/>
           <w:kern w:val="0"/>
           <w:lang w:val="es-ES" w:eastAsia="es-ES"/>
-          <ns2:ligatures ns2:val="none"/>
+          <w14:ligatures w14:val="none"/>
         </w:rPr>
         <w:t xml:space="preserve">vigentes al mes de </w:t>
       </w:r>
@@ -3862,7 +3799,7 @@
           <w:color w:val="000000"/>
           <w:kern w:val="0"/>
           <w:lang w:val="es-ES" w:eastAsia="es-ES"/>
-          <ns2:ligatures ns2:val="none"/>
+          <w14:ligatures w14:val="none"/>
         </w:rPr>
         <w:t>febrero de 2026</w:t>
       </w:r>
@@ -3872,7 +3809,7 @@
           <w:color w:val="000000"/>
           <w:kern w:val="0"/>
           <w:lang w:val="es-ES" w:eastAsia="es-ES"/>
-          <ns2:ligatures ns2:val="none"/>
+          <w14:ligatures w14:val="none"/>
         </w:rPr>
         <w:t xml:space="preserve">; (ii) presentar los medios probatorios que acrediten el </w:t>
       </w:r>
@@ -3882,7 +3819,7 @@
           <w:color w:val="000000"/>
           <w:kern w:val="0"/>
           <w:lang w:val="es-ES" w:eastAsia="es-ES"/>
-          <ns2:ligatures ns2:val="none"/>
+          <w14:ligatures w14:val="none"/>
         </w:rPr>
         <w:t xml:space="preserve">adecuado </w:t>
       </w:r>
@@ -3892,7 +3829,7 @@
           <w:color w:val="000000"/>
           <w:kern w:val="0"/>
           <w:lang w:val="es-ES" w:eastAsia="es-ES"/>
-          <ns2:ligatures ns2:val="none"/>
+          <w14:ligatures w14:val="none"/>
         </w:rPr>
         <w:t>procedimiento</w:t>
       </w:r>
@@ -3902,7 +3839,7 @@
           <w:color w:val="000000"/>
           <w:kern w:val="0"/>
           <w:lang w:val="es-ES" w:eastAsia="es-ES"/>
-          <ns2:ligatures ns2:val="none"/>
+          <w14:ligatures w14:val="none"/>
         </w:rPr>
         <w:t xml:space="preserve"> de </w:t>
       </w:r>
@@ -3912,7 +3849,7 @@
           <w:color w:val="000000"/>
           <w:kern w:val="0"/>
           <w:lang w:val="es-ES" w:eastAsia="es-ES"/>
-          <ns2:ligatures ns2:val="none"/>
+          <w14:ligatures w14:val="none"/>
         </w:rPr>
         <w:t xml:space="preserve">la solicitud de </w:t>
       </w:r>
@@ -3922,7 +3859,7 @@
           <w:color w:val="000000"/>
           <w:kern w:val="0"/>
           <w:lang w:val="es-ES" w:eastAsia="es-ES"/>
-          <ns2:ligatures ns2:val="none"/>
+          <w14:ligatures w14:val="none"/>
         </w:rPr>
         <w:t xml:space="preserve">activación del beneficio de asistencia médica internacional </w:t>
       </w:r>
@@ -3932,7 +3869,7 @@
           <w:color w:val="000000"/>
           <w:kern w:val="0"/>
           <w:lang w:val="es-ES" w:eastAsia="es-ES"/>
-          <ns2:ligatures ns2:val="none"/>
+          <w14:ligatures w14:val="none"/>
         </w:rPr>
         <w:t xml:space="preserve">mediante la modalidad de asistencia directa o pago directo y mediante la modalidad de reembolso de gastos médicos </w:t>
       </w:r>
@@ -3942,7 +3879,7 @@
           <w:color w:val="000000"/>
           <w:kern w:val="0"/>
           <w:lang w:val="es-ES" w:eastAsia="es-ES"/>
-          <ns2:ligatures ns2:val="none"/>
+          <w14:ligatures w14:val="none"/>
         </w:rPr>
         <w:t>asociado</w:t>
       </w:r>
@@ -3952,7 +3889,7 @@
           <w:color w:val="000000"/>
           <w:kern w:val="0"/>
           <w:lang w:val="es-ES" w:eastAsia="es-ES"/>
-          <ns2:ligatures ns2:val="none"/>
+          <w14:ligatures w14:val="none"/>
         </w:rPr>
         <w:t>s</w:t>
       </w:r>
@@ -3962,7 +3899,7 @@
           <w:color w:val="000000"/>
           <w:kern w:val="0"/>
           <w:lang w:val="es-ES" w:eastAsia="es-ES"/>
-          <ns2:ligatures ns2:val="none"/>
+          <w14:ligatures w14:val="none"/>
         </w:rPr>
         <w:t xml:space="preserve"> a la </w:t>
       </w:r>
@@ -3972,7 +3909,7 @@
           <w:color w:val="000000"/>
           <w:kern w:val="0"/>
           <w:lang w:val="es-ES" w:eastAsia="es-ES"/>
-          <ns2:ligatures ns2:val="none"/>
+          <w14:ligatures w14:val="none"/>
         </w:rPr>
         <w:t>Tarjeta de Crédito Mastercard Black 553xxxxxx855</w:t>
       </w:r>
@@ -3982,25 +3919,25 @@
           <w:color w:val="000000"/>
           <w:kern w:val="0"/>
           <w:lang w:val="es-ES" w:eastAsia="es-ES"/>
-          <ns2:ligatures ns2:val="none"/>
+          <w14:ligatures w14:val="none"/>
         </w:rPr>
         <w:t>, incluyendo los canales habilitados y requisitos exigidos al consumidor; y, (iii) presentar todas las comunicaciones cursadas con la parte denunciante en virtud de los hechos materia de denuncia.</w:t>
       </w:r>
     </w:p>
-    <w:p ns2:paraId="5BE13E53" ns2:textId="77777777">
-      <w:pPr>
-        <w:spacing w:after="0" w:line="240" w:lineRule="auto"/>
-        <w:jc w:val="both"/>
-        <w:rPr>
-          <w:rFonts w:ascii="Arial Narrow" w:eastAsia="Times New Roman" w:hAnsi="Arial Narrow" w:cs="Arial"/>
-          <w:color w:val="000000"/>
-          <w:kern w:val="0"/>
-          <w:lang w:val="es-ES" w:eastAsia="es-ES"/>
-          <ns2:ligatures ns2:val="none"/>
-        </w:rPr>
-      </w:pPr>
-    </w:p>
-    <w:p ns2:paraId="045C3727" ns2:textId="0C99DBAD">
+    <w:p>
+      <w:pPr>
+        <w:spacing w:after="0" w:line="240" w:lineRule="auto"/>
+        <w:jc w:val="both"/>
+        <w:rPr>
+          <w:rFonts w:ascii="Arial Narrow" w:eastAsia="Times New Roman" w:hAnsi="Arial Narrow" w:cs="Arial"/>
+          <w:color w:val="000000"/>
+          <w:kern w:val="0"/>
+          <w:lang w:val="es-ES" w:eastAsia="es-ES"/>
+          <w14:ligatures w14:val="none"/>
+        </w:rPr>
+      </w:pPr>
+    </w:p>
+    <w:p>
       <w:pPr>
         <w:pStyle w:val="Prrafodelista"/>
         <w:spacing w:after="0" w:line="240" w:lineRule="auto"/>
@@ -4012,7 +3949,7 @@
           <w:kern w:val="0"/>
           <w:u w:val="single"/>
           <w:lang w:val="es-ES" w:eastAsia="es-ES"/>
-          <ns2:ligatures ns2:val="none"/>
+          <w14:ligatures w14:val="none"/>
         </w:rPr>
       </w:pPr>
       <w:r>
@@ -4022,7 +3959,7 @@
           <w:kern w:val="0"/>
           <w:u w:val="single"/>
           <w:lang w:val="es-ES" w:eastAsia="es-ES"/>
-          <ns2:ligatures ns2:val="none"/>
+          <w14:ligatures w14:val="none"/>
         </w:rPr>
         <w:t xml:space="preserve">A </w:t>
       </w:r>
@@ -4033,7 +3970,7 @@
           <w:kern w:val="0"/>
           <w:u w:val="single"/>
           <w:lang w:val="es-ES" w:eastAsia="es-ES"/>
-          <ns2:ligatures ns2:val="none"/>
+          <w14:ligatures w14:val="none"/>
         </w:rPr>
         <w:t>Mastercard</w:t>
       </w:r>
@@ -4043,7 +3980,7 @@
           <w:color w:val="000000"/>
           <w:kern w:val="0"/>
           <w:lang w:val="es-ES" w:eastAsia="es-ES"/>
-          <ns2:ligatures ns2:val="none"/>
+          <w14:ligatures w14:val="none"/>
         </w:rPr>
         <w:t>:</w:t>
       </w:r>
@@ -4053,7 +3990,7 @@
           <w:color w:val="000000"/>
           <w:kern w:val="0"/>
           <w:lang w:eastAsia="es-ES"/>
-          <ns2:ligatures ns2:val="none"/>
+          <w14:ligatures w14:val="none"/>
         </w:rPr>
         <w:t xml:space="preserve"> </w:t>
       </w:r>
@@ -4063,26 +4000,26 @@
           <w:color w:val="000000"/>
           <w:kern w:val="0"/>
           <w:lang w:val="es-ES" w:eastAsia="es-ES"/>
-          <ns2:ligatures ns2:val="none"/>
+          <w14:ligatures w14:val="none"/>
         </w:rPr>
         <w:t>presentar todas las comunicaciones cursadas con la parte denunciante en virtud de los hechos materia de denuncia.</w:t>
       </w:r>
     </w:p>
     <w:bookmarkEnd w:id="8"/>
-    <w:p ns2:paraId="76AC2520" ns2:textId="77777777">
-      <w:pPr>
-        <w:spacing w:after="0" w:line="240" w:lineRule="auto"/>
-        <w:jc w:val="both"/>
-        <w:rPr>
-          <w:rFonts w:ascii="Arial Narrow" w:eastAsia="Times New Roman" w:hAnsi="Arial Narrow" w:cs="Arial"/>
-          <w:color w:val="000000"/>
-          <w:kern w:val="0"/>
-          <w:lang w:val="es-ES" w:eastAsia="es-ES"/>
-          <ns2:ligatures ns2:val="none"/>
-        </w:rPr>
-      </w:pPr>
-    </w:p>
-    <w:p ns2:paraId="45192A8B" ns2:textId="77777777">
+    <w:p>
+      <w:pPr>
+        <w:spacing w:after="0" w:line="240" w:lineRule="auto"/>
+        <w:jc w:val="both"/>
+        <w:rPr>
+          <w:rFonts w:ascii="Arial Narrow" w:eastAsia="Times New Roman" w:hAnsi="Arial Narrow" w:cs="Arial"/>
+          <w:color w:val="000000"/>
+          <w:kern w:val="0"/>
+          <w:lang w:val="es-ES" w:eastAsia="es-ES"/>
+          <w14:ligatures w14:val="none"/>
+        </w:rPr>
+      </w:pPr>
+    </w:p>
+    <w:p>
       <w:pPr>
         <w:pStyle w:val="Prrafodelista"/>
         <w:numPr>
@@ -4102,36 +4039,36 @@
           <w:color w:val="000000"/>
           <w:kern w:val="0"/>
           <w:lang w:eastAsia="es-PE"/>
-          <ns2:ligatures ns2:val="none"/>
-        </w:rPr>
-      </w:pPr>
-      <w:r>
-        <w:rPr>
-          <w:rFonts w:ascii="Arial Narrow" w:eastAsia="Arial Narrow" w:hAnsi="Arial Narrow" w:cs="Arial Narrow"/>
-          <w:b/>
-          <w:color w:val="000000"/>
-          <w:kern w:val="0"/>
-          <w:lang w:eastAsia="es-PE"/>
-          <ns2:ligatures ns2:val="none"/>
+          <w14:ligatures w14:val="none"/>
+        </w:rPr>
+      </w:pPr>
+      <w:r>
+        <w:rPr>
+          <w:rFonts w:ascii="Arial Narrow" w:eastAsia="Arial Narrow" w:hAnsi="Arial Narrow" w:cs="Arial Narrow"/>
+          <w:b/>
+          <w:color w:val="000000"/>
+          <w:kern w:val="0"/>
+          <w:lang w:eastAsia="es-PE"/>
+          <w14:ligatures w14:val="none"/>
         </w:rPr>
         <w:t xml:space="preserve">RESOLUCIÓN DE LA SECRETARÍA TÉCNICA </w:t>
       </w:r>
     </w:p>
-    <w:p ns2:paraId="71820251" ns2:textId="77777777">
-      <w:pPr>
-        <w:spacing w:after="0" w:line="240" w:lineRule="auto"/>
-        <w:jc w:val="both"/>
-        <w:rPr>
-          <w:rFonts w:ascii="Arial Narrow" w:eastAsia="Arial Narrow" w:hAnsi="Arial Narrow" w:cs="Arial Narrow"/>
-          <w:b/>
-          <w:color w:val="000000"/>
-          <w:kern w:val="0"/>
-          <w:lang w:eastAsia="es-PE"/>
-          <ns2:ligatures ns2:val="none"/>
-        </w:rPr>
-      </w:pPr>
-    </w:p>
-    <w:p ns2:paraId="2B2FEE2A" ns2:textId="46505F2D">
+    <w:p>
+      <w:pPr>
+        <w:spacing w:after="0" w:line="240" w:lineRule="auto"/>
+        <w:jc w:val="both"/>
+        <w:rPr>
+          <w:rFonts w:ascii="Arial Narrow" w:eastAsia="Arial Narrow" w:hAnsi="Arial Narrow" w:cs="Arial Narrow"/>
+          <w:b/>
+          <w:color w:val="000000"/>
+          <w:kern w:val="0"/>
+          <w:lang w:eastAsia="es-PE"/>
+          <w14:ligatures w14:val="none"/>
+        </w:rPr>
+      </w:pPr>
+    </w:p>
+    <w:p>
       <w:pPr>
         <w:spacing w:after="0" w:line="240" w:lineRule="auto"/>
         <w:jc w:val="both"/>
@@ -4140,17 +4077,17 @@
           <w:color w:val="000000"/>
           <w:kern w:val="0"/>
           <w:lang w:eastAsia="es-PE"/>
-          <ns2:ligatures ns2:val="none"/>
-        </w:rPr>
-      </w:pPr>
-      <w:r>
-        <w:rPr>
-          <w:rFonts w:ascii="Arial Narrow" w:eastAsia="Arial Narrow" w:hAnsi="Arial Narrow" w:cs="Arial Narrow"/>
-          <w:b/>
-          <w:color w:val="000000"/>
-          <w:kern w:val="0"/>
-          <w:lang w:eastAsia="es-PE"/>
-          <ns2:ligatures ns2:val="none"/>
+          <w14:ligatures w14:val="none"/>
+        </w:rPr>
+      </w:pPr>
+      <w:r>
+        <w:rPr>
+          <w:rFonts w:ascii="Arial Narrow" w:eastAsia="Arial Narrow" w:hAnsi="Arial Narrow" w:cs="Arial Narrow"/>
+          <w:b/>
+          <w:color w:val="000000"/>
+          <w:kern w:val="0"/>
+          <w:lang w:eastAsia="es-PE"/>
+          <w14:ligatures w14:val="none"/>
         </w:rPr>
         <w:t xml:space="preserve">PRIMERO: admitir a trámite la denuncia del 6 de junio de 2026, subsanada mediante escrito del 19 de junio de 2026, interpuesta por el señor [DENUNCIANTE] contra el Banco BBVA Perú S.A., Assist Card Perú S.A.C. y Mastercard Perú Inc-Sucursal del Perú, por lo siguiente:</w:t>
       </w:r>
@@ -4161,7 +4098,7 @@
           <w:kern w:val="0"/>
           <w:shd w:val="clear" w:color="auto" w:fill="FFFFFF"/>
           <w:lang w:eastAsia="es-PE"/>
-          <ns2:ligatures ns2:val="none"/>
+          <w14:ligatures w14:val="none"/>
         </w:rPr>
         <w:t xml:space="preserve"/>
       </w:r>
@@ -4171,7 +4108,7 @@
           <w:color w:val="000000"/>
           <w:kern w:val="0"/>
           <w:lang w:val="es-ES" w:eastAsia="es-ES"/>
-          <ns2:ligatures ns2:val="none"/>
+          <w14:ligatures w14:val="none"/>
         </w:rPr>
         <w:t/>
       </w:r>
@@ -4181,7 +4118,7 @@
           <w:color w:val="000000"/>
           <w:kern w:val="0"/>
           <w:lang w:val="es-ES" w:eastAsia="es-ES"/>
-          <ns2:ligatures ns2:val="none"/>
+          <w14:ligatures w14:val="none"/>
         </w:rPr>
         <w:t xml:space="preserve"/>
       </w:r>
@@ -4192,7 +4129,7 @@
           <w:kern w:val="0"/>
           <w:shd w:val="clear" w:color="auto" w:fill="FFFFFF"/>
           <w:lang w:eastAsia="es-PE"/>
-          <ns2:ligatures ns2:val="none"/>
+          <w14:ligatures w14:val="none"/>
         </w:rPr>
         <w:t xml:space="preserve"/>
       </w:r>
@@ -4203,7 +4140,7 @@
           <w:kern w:val="0"/>
           <w:shd w:val="clear" w:color="auto" w:fill="FFFFFF"/>
           <w:lang w:eastAsia="es-PE"/>
-          <ns2:ligatures ns2:val="none"/>
+          <w14:ligatures w14:val="none"/>
         </w:rPr>
         <w:t xml:space="preserve"/>
       </w:r>
@@ -4214,7 +4151,7 @@
           <w:kern w:val="0"/>
           <w:shd w:val="clear" w:color="auto" w:fill="FFFFFF"/>
           <w:lang w:eastAsia="es-PE"/>
-          <ns2:ligatures ns2:val="none"/>
+          <w14:ligatures w14:val="none"/>
         </w:rPr>
         <w:t xml:space="preserve"/>
       </w:r>
@@ -4225,7 +4162,7 @@
           <w:kern w:val="0"/>
           <w:shd w:val="clear" w:color="auto" w:fill="FFFFFF"/>
           <w:lang w:eastAsia="es-PE"/>
-          <ns2:ligatures ns2:val="none"/>
+          <w14:ligatures w14:val="none"/>
         </w:rPr>
         <w:t xml:space="preserve"/>
       </w:r>
@@ -4236,7 +4173,7 @@
           <w:kern w:val="0"/>
           <w:shd w:val="clear" w:color="auto" w:fill="FFFFFF"/>
           <w:lang w:eastAsia="es-PE"/>
-          <ns2:ligatures ns2:val="none"/>
+          <w14:ligatures w14:val="none"/>
         </w:rPr>
         <w:t xml:space="preserve"/>
       </w:r>
@@ -4254,7 +4191,7 @@
           <w:kern w:val="0"/>
           <w:shd w:val="clear" w:color="auto" w:fill="FFFFFF"/>
           <w:lang w:eastAsia="es-PE"/>
-          <ns2:ligatures ns2:val="none"/>
+          <w14:ligatures w14:val="none"/>
         </w:rPr>
         <w:t/>
       </w:r>
@@ -4265,7 +4202,7 @@
           <w:kern w:val="0"/>
           <w:shd w:val="clear" w:color="auto" w:fill="FFFFFF"/>
           <w:lang w:eastAsia="es-PE"/>
-          <ns2:ligatures ns2:val="none"/>
+          <w14:ligatures w14:val="none"/>
         </w:rPr>
         <w:t xml:space="preserve"/>
       </w:r>
@@ -4276,12 +4213,12 @@
           <w:kern w:val="0"/>
           <w:shd w:val="clear" w:color="auto" w:fill="FFFFFF"/>
           <w:lang w:eastAsia="es-PE"/>
-          <ns2:ligatures ns2:val="none"/>
+          <w14:ligatures w14:val="none"/>
         </w:rPr>
         <w:t/>
       </w:r>
     </w:p>
-    <w:p ns2:paraId="4810D151" ns2:textId="77777777">
+    <w:p>
       <w:pPr>
         <w:pStyle w:val="Prrafodelista"/>
         <w:tabs>
@@ -4293,11 +4230,11 @@
         <w:rPr>
           <w:rFonts w:ascii="Arial Narrow" w:eastAsia="Arial Narrow" w:hAnsi="Arial Narrow" w:cs="Arial Narrow"/>
           <w:kern w:val="0"/>
-          <ns2:ligatures ns2:val="none"/>
-        </w:rPr>
-      </w:pPr>
-    </w:p>
-    <w:p ns2:paraId="04668930" ns2:textId="11500E3A">
+          <w14:ligatures w14:val="none"/>
+        </w:rPr>
+      </w:pPr>
+    </w:p>
+    <w:p>
       <w:pPr>
         <w:pStyle w:val="Prrafodelista"/>
         <w:numPr>
@@ -4314,14 +4251,14 @@
         <w:rPr>
           <w:rFonts w:ascii="Arial Narrow" w:eastAsia="Arial Narrow" w:hAnsi="Arial Narrow" w:cs="Arial Narrow"/>
           <w:kern w:val="0"/>
-          <ns2:ligatures ns2:val="none"/>
-        </w:rPr>
-      </w:pPr>
-      <w:r>
-        <w:rPr>
-          <w:rFonts w:ascii="Arial Narrow" w:eastAsia="Arial Narrow" w:hAnsi="Arial Narrow" w:cs="Arial Narrow"/>
-          <w:kern w:val="0"/>
-          <ns2:ligatures ns2:val="none"/>
+          <w14:ligatures w14:val="none"/>
+        </w:rPr>
+      </w:pPr>
+      <w:r>
+        <w:rPr>
+          <w:rFonts w:ascii="Arial Narrow" w:eastAsia="Arial Narrow" w:hAnsi="Arial Narrow" w:cs="Arial Narrow"/>
+          <w:kern w:val="0"/>
+          <w14:ligatures w14:val="none"/>
         </w:rPr>
         <w:t xml:space="preserve">Presunta </w:t>
       </w:r>
@@ -4329,7 +4266,7 @@
         <w:rPr>
           <w:rFonts w:ascii="Arial Narrow" w:eastAsia="Arial Narrow" w:hAnsi="Arial Narrow" w:cs="Arial Narrow"/>
           <w:kern w:val="0"/>
-          <ns2:ligatures ns2:val="none"/>
+          <w14:ligatures w14:val="none"/>
         </w:rPr>
         <w:t>infracción a los artículos 18 y 19 de la Ley 29571, Código de Protección y Defensa del Consumidor</w:t>
       </w:r>
@@ -4337,7 +4274,7 @@
         <w:rPr>
           <w:rFonts w:ascii="Arial Narrow" w:eastAsia="Arial Narrow" w:hAnsi="Arial Narrow" w:cs="Arial Narrow"/>
           <w:kern w:val="0"/>
-          <ns2:ligatures ns2:val="none"/>
+          <w14:ligatures w14:val="none"/>
         </w:rPr>
         <w:t xml:space="preserve">, en </w:t>
       </w:r>
@@ -4345,7 +4282,7 @@
         <w:rPr>
           <w:rFonts w:ascii="Arial Narrow" w:eastAsia="Arial Narrow" w:hAnsi="Arial Narrow" w:cs="Arial Narrow"/>
           <w:kern w:val="0"/>
-          <ns2:ligatures ns2:val="none"/>
+          <w14:ligatures w14:val="none"/>
         </w:rPr>
         <w:t xml:space="preserve">el Banco BBVA Perú S.A. </w:t>
       </w:r>
@@ -4353,7 +4290,7 @@
         <w:rPr>
           <w:rFonts w:ascii="Arial Narrow" w:eastAsia="Arial Narrow" w:hAnsi="Arial Narrow" w:cs="Arial Narrow"/>
           <w:kern w:val="0"/>
-          <ns2:ligatures ns2:val="none"/>
+          <w14:ligatures w14:val="none"/>
         </w:rPr>
         <w:t xml:space="preserve">no habría cumplido con brindar una solución efectiva </w:t>
       </w:r>
@@ -4361,7 +4298,7 @@
         <w:rPr>
           <w:rFonts w:ascii="Arial Narrow" w:eastAsia="Arial Narrow" w:hAnsi="Arial Narrow" w:cs="Arial Narrow"/>
           <w:kern w:val="0"/>
-          <ns2:ligatures ns2:val="none"/>
+          <w14:ligatures w14:val="none"/>
         </w:rPr>
         <w:t>en la</w:t>
       </w:r>
@@ -4369,7 +4306,7 @@
         <w:rPr>
           <w:rFonts w:ascii="Arial Narrow" w:eastAsia="Arial Narrow" w:hAnsi="Arial Narrow" w:cs="Arial Narrow"/>
           <w:kern w:val="0"/>
-          <ns2:ligatures ns2:val="none"/>
+          <w14:ligatures w14:val="none"/>
         </w:rPr>
         <w:t xml:space="preserve"> </w:t>
       </w:r>
@@ -4377,7 +4314,7 @@
         <w:rPr>
           <w:rFonts w:ascii="Arial Narrow" w:eastAsia="Arial Narrow" w:hAnsi="Arial Narrow" w:cs="Arial Narrow"/>
           <w:kern w:val="0"/>
-          <ns2:ligatures ns2:val="none"/>
+          <w14:ligatures w14:val="none"/>
         </w:rPr>
         <w:t xml:space="preserve">atención de la </w:t>
       </w:r>
@@ -4385,7 +4322,7 @@
         <w:rPr>
           <w:rFonts w:ascii="Arial Narrow" w:eastAsia="Arial Narrow" w:hAnsi="Arial Narrow" w:cs="Arial Narrow"/>
           <w:kern w:val="0"/>
-          <ns2:ligatures ns2:val="none"/>
+          <w14:ligatures w14:val="none"/>
         </w:rPr>
         <w:t>solicitud</w:t>
       </w:r>
@@ -4393,7 +4330,7 @@
         <w:rPr>
           <w:rFonts w:ascii="Arial Narrow" w:eastAsia="Arial Narrow" w:hAnsi="Arial Narrow" w:cs="Arial Narrow"/>
           <w:kern w:val="0"/>
-          <ns2:ligatures ns2:val="none"/>
+          <w14:ligatures w14:val="none"/>
         </w:rPr>
         <w:t xml:space="preserve"> de cobertura </w:t>
       </w:r>
@@ -4403,7 +4340,7 @@
           <w:color w:val="000000"/>
           <w:kern w:val="0"/>
           <w:lang w:val="es-ES" w:eastAsia="es-ES"/>
-          <ns2:ligatures ns2:val="none"/>
+          <w14:ligatures w14:val="none"/>
         </w:rPr>
         <w:t>del servicio de asistencia médica de emergencia internacional asociado a la Tarjeta de Crédito Mastercard Black 553xxxxxx855</w:t>
       </w:r>
@@ -4411,7 +4348,7 @@
         <w:rPr>
           <w:rFonts w:ascii="Arial Narrow" w:eastAsia="Arial Narrow" w:hAnsi="Arial Narrow" w:cs="Arial Narrow"/>
           <w:kern w:val="0"/>
-          <ns2:ligatures ns2:val="none"/>
+          <w14:ligatures w14:val="none"/>
         </w:rPr>
         <w:t xml:space="preserve">, en la modalidad de asistencia </w:t>
       </w:r>
@@ -4419,7 +4356,7 @@
         <w:rPr>
           <w:rFonts w:ascii="Arial Narrow" w:eastAsia="Arial Narrow" w:hAnsi="Arial Narrow" w:cs="Arial Narrow"/>
           <w:kern w:val="0"/>
-          <ns2:ligatures ns2:val="none"/>
+          <w14:ligatures w14:val="none"/>
         </w:rPr>
         <w:lastRenderedPageBreak/>
         <w:t>directa o pago directo</w:t>
@@ -4428,7 +4365,7 @@
         <w:rPr>
           <w:rFonts w:ascii="Arial Narrow" w:eastAsia="Arial Narrow" w:hAnsi="Arial Narrow" w:cs="Arial Narrow"/>
           <w:kern w:val="0"/>
-          <ns2:ligatures ns2:val="none"/>
+          <w14:ligatures w14:val="none"/>
         </w:rPr>
         <w:t xml:space="preserve">, indicando que el servicio debe ser </w:t>
       </w:r>
@@ -4436,7 +4373,7 @@
         <w:rPr>
           <w:rFonts w:ascii="Arial Narrow" w:eastAsia="Arial Narrow" w:hAnsi="Arial Narrow" w:cs="Arial Narrow"/>
           <w:kern w:val="0"/>
-          <ns2:ligatures ns2:val="none"/>
+          <w14:ligatures w14:val="none"/>
         </w:rPr>
         <w:t>atendido</w:t>
       </w:r>
@@ -4444,7 +4381,7 @@
         <w:rPr>
           <w:rFonts w:ascii="Arial Narrow" w:eastAsia="Arial Narrow" w:hAnsi="Arial Narrow" w:cs="Arial Narrow"/>
           <w:kern w:val="0"/>
-          <ns2:ligatures ns2:val="none"/>
+          <w14:ligatures w14:val="none"/>
         </w:rPr>
         <w:t xml:space="preserve"> por </w:t>
       </w:r>
@@ -4452,7 +4389,7 @@
         <w:rPr>
           <w:rFonts w:ascii="Arial Narrow" w:eastAsia="Arial Narrow" w:hAnsi="Arial Narrow" w:cs="Arial Narrow"/>
           <w:kern w:val="0"/>
-          <ns2:ligatures ns2:val="none"/>
+          <w14:ligatures w14:val="none"/>
         </w:rPr>
         <w:t>Mastercard Perú Inc-Sucursal del Perú</w:t>
       </w:r>
@@ -4460,12 +4397,12 @@
         <w:rPr>
           <w:rFonts w:ascii="Arial Narrow" w:eastAsia="Arial Narrow" w:hAnsi="Arial Narrow" w:cs="Arial Narrow"/>
           <w:kern w:val="0"/>
-          <ns2:ligatures ns2:val="none"/>
+          <w14:ligatures w14:val="none"/>
         </w:rPr>
         <w:t>.</w:t>
       </w:r>
     </w:p>
-    <w:p ns2:paraId="4496AB85" ns2:textId="77777777">
+    <w:p>
       <w:pPr>
         <w:pStyle w:val="Prrafodelista"/>
         <w:tabs>
@@ -4477,11 +4414,11 @@
         <w:rPr>
           <w:rFonts w:ascii="Arial Narrow" w:eastAsia="Arial Narrow" w:hAnsi="Arial Narrow" w:cs="Arial Narrow"/>
           <w:kern w:val="0"/>
-          <ns2:ligatures ns2:val="none"/>
-        </w:rPr>
-      </w:pPr>
-    </w:p>
-    <w:p ns2:paraId="7019333C" ns2:textId="473E858F">
+          <w14:ligatures w14:val="none"/>
+        </w:rPr>
+      </w:pPr>
+    </w:p>
+    <w:p>
       <w:pPr>
         <w:pStyle w:val="Prrafodelista"/>
         <w:numPr>
@@ -4498,14 +4435,14 @@
         <w:rPr>
           <w:rFonts w:ascii="Arial Narrow" w:eastAsia="Arial Narrow" w:hAnsi="Arial Narrow" w:cs="Arial Narrow"/>
           <w:kern w:val="0"/>
-          <ns2:ligatures ns2:val="none"/>
-        </w:rPr>
-      </w:pPr>
-      <w:r>
-        <w:rPr>
-          <w:rFonts w:ascii="Arial Narrow" w:eastAsia="Arial Narrow" w:hAnsi="Arial Narrow" w:cs="Arial Narrow"/>
-          <w:kern w:val="0"/>
-          <ns2:ligatures ns2:val="none"/>
+          <w14:ligatures w14:val="none"/>
+        </w:rPr>
+      </w:pPr>
+      <w:r>
+        <w:rPr>
+          <w:rFonts w:ascii="Arial Narrow" w:eastAsia="Arial Narrow" w:hAnsi="Arial Narrow" w:cs="Arial Narrow"/>
+          <w:kern w:val="0"/>
+          <w14:ligatures w14:val="none"/>
         </w:rPr>
         <w:t xml:space="preserve">Presunta infracción a los artículos 18 y 19 de la Ley 29571, Código de Protección y Defensa del Consumidor, en tanto el Banco BBVA Perú S.A. </w:t>
       </w:r>
@@ -4513,7 +4450,7 @@
         <w:rPr>
           <w:rFonts w:ascii="Arial Narrow" w:eastAsia="Arial Narrow" w:hAnsi="Arial Narrow" w:cs="Arial Narrow"/>
           <w:kern w:val="0"/>
-          <ns2:ligatures ns2:val="none"/>
+          <w14:ligatures w14:val="none"/>
         </w:rPr>
         <w:t xml:space="preserve">no habría cumplido con brindar una solución efectiva </w:t>
       </w:r>
@@ -4521,7 +4458,7 @@
         <w:rPr>
           <w:rFonts w:ascii="Arial Narrow" w:eastAsia="Arial Narrow" w:hAnsi="Arial Narrow" w:cs="Arial Narrow"/>
           <w:kern w:val="0"/>
-          <ns2:ligatures ns2:val="none"/>
+          <w14:ligatures w14:val="none"/>
         </w:rPr>
         <w:t xml:space="preserve">en la atención de </w:t>
       </w:r>
@@ -4529,7 +4466,7 @@
         <w:rPr>
           <w:rFonts w:ascii="Arial Narrow" w:eastAsia="Arial Narrow" w:hAnsi="Arial Narrow" w:cs="Arial Narrow"/>
           <w:kern w:val="0"/>
-          <ns2:ligatures ns2:val="none"/>
+          <w14:ligatures w14:val="none"/>
         </w:rPr>
         <w:t xml:space="preserve">a la solicitud de cobertura </w:t>
       </w:r>
@@ -4539,7 +4476,7 @@
           <w:color w:val="000000"/>
           <w:kern w:val="0"/>
           <w:lang w:val="es-ES" w:eastAsia="es-ES"/>
-          <ns2:ligatures ns2:val="none"/>
+          <w14:ligatures w14:val="none"/>
         </w:rPr>
         <w:t>del servicio de asistencia médica de emergencia internacional asociado a la Tarjeta de Crédito Mastercard Black 553xxxxxx855</w:t>
       </w:r>
@@ -4547,7 +4484,7 @@
         <w:rPr>
           <w:rFonts w:ascii="Arial Narrow" w:eastAsia="Arial Narrow" w:hAnsi="Arial Narrow" w:cs="Arial Narrow"/>
           <w:kern w:val="0"/>
-          <ns2:ligatures ns2:val="none"/>
+          <w14:ligatures w14:val="none"/>
         </w:rPr>
         <w:t xml:space="preserve">, en la </w:t>
       </w:r>
@@ -4555,7 +4492,7 @@
         <w:rPr>
           <w:rFonts w:ascii="Arial Narrow" w:eastAsia="Arial Narrow" w:hAnsi="Arial Narrow" w:cs="Arial Narrow"/>
           <w:kern w:val="0"/>
-          <ns2:ligatures ns2:val="none"/>
+          <w14:ligatures w14:val="none"/>
         </w:rPr>
         <w:t>modalidad de reembolso de gastos médicos</w:t>
       </w:r>
@@ -4563,7 +4500,7 @@
         <w:rPr>
           <w:rFonts w:ascii="Arial Narrow" w:eastAsia="Arial Narrow" w:hAnsi="Arial Narrow" w:cs="Arial Narrow"/>
           <w:kern w:val="0"/>
-          <ns2:ligatures ns2:val="none"/>
+          <w14:ligatures w14:val="none"/>
         </w:rPr>
         <w:t>, indicando que el servicio debe ser atendido por Mastercard Perú Inc-Sucursal del Perú</w:t>
       </w:r>
@@ -4571,12 +4508,12 @@
         <w:rPr>
           <w:rFonts w:ascii="Arial Narrow" w:eastAsia="Arial Narrow" w:hAnsi="Arial Narrow" w:cs="Arial Narrow"/>
           <w:kern w:val="0"/>
-          <ns2:ligatures ns2:val="none"/>
+          <w14:ligatures w14:val="none"/>
         </w:rPr>
         <w:t>.</w:t>
       </w:r>
     </w:p>
-    <w:p ns2:paraId="30222EC9" ns2:textId="77777777">
+    <w:p>
       <w:pPr>
         <w:pStyle w:val="Prrafodelista"/>
         <w:tabs>
@@ -4588,11 +4525,11 @@
         <w:rPr>
           <w:rFonts w:ascii="Arial Narrow" w:eastAsia="Arial Narrow" w:hAnsi="Arial Narrow" w:cs="Arial Narrow"/>
           <w:kern w:val="0"/>
-          <ns2:ligatures ns2:val="none"/>
-        </w:rPr>
-      </w:pPr>
-    </w:p>
-    <w:p ns2:paraId="08DFF548" ns2:textId="0653B5DF">
+          <w14:ligatures w14:val="none"/>
+        </w:rPr>
+      </w:pPr>
+    </w:p>
+    <w:p>
       <w:pPr>
         <w:pStyle w:val="Prrafodelista"/>
         <w:numPr>
@@ -4609,14 +4546,14 @@
         <w:rPr>
           <w:rFonts w:ascii="Arial Narrow" w:eastAsia="Arial Narrow" w:hAnsi="Arial Narrow" w:cs="Arial Narrow"/>
           <w:kern w:val="0"/>
-          <ns2:ligatures ns2:val="none"/>
-        </w:rPr>
-      </w:pPr>
-      <w:r>
-        <w:rPr>
-          <w:rFonts w:ascii="Arial Narrow" w:eastAsia="Arial Narrow" w:hAnsi="Arial Narrow" w:cs="Arial Narrow"/>
-          <w:kern w:val="0"/>
-          <ns2:ligatures ns2:val="none"/>
+          <w14:ligatures w14:val="none"/>
+        </w:rPr>
+      </w:pPr>
+      <w:r>
+        <w:rPr>
+          <w:rFonts w:ascii="Arial Narrow" w:eastAsia="Arial Narrow" w:hAnsi="Arial Narrow" w:cs="Arial Narrow"/>
+          <w:kern w:val="0"/>
+          <w14:ligatures w14:val="none"/>
         </w:rPr>
         <w:t xml:space="preserve">Presunta </w:t>
       </w:r>
@@ -4624,7 +4561,7 @@
         <w:rPr>
           <w:rFonts w:ascii="Arial Narrow" w:eastAsia="Arial Narrow" w:hAnsi="Arial Narrow" w:cs="Arial Narrow"/>
           <w:kern w:val="0"/>
-          <ns2:ligatures ns2:val="none"/>
+          <w14:ligatures w14:val="none"/>
         </w:rPr>
         <w:t>infracción a los artículos 18 y 19 de la Ley 29571, Código de Protección y Defensa del Consumidor</w:t>
       </w:r>
@@ -4632,7 +4569,7 @@
         <w:rPr>
           <w:rFonts w:ascii="Arial Narrow" w:eastAsia="Arial Narrow" w:hAnsi="Arial Narrow" w:cs="Arial Narrow"/>
           <w:kern w:val="0"/>
-          <ns2:ligatures ns2:val="none"/>
+          <w14:ligatures w14:val="none"/>
         </w:rPr>
         <w:t xml:space="preserve">, en tanto </w:t>
       </w:r>
@@ -4640,7 +4577,7 @@
         <w:rPr>
           <w:rFonts w:ascii="Arial Narrow" w:eastAsia="Arial Narrow" w:hAnsi="Arial Narrow" w:cs="Arial Narrow"/>
           <w:kern w:val="0"/>
-          <ns2:ligatures ns2:val="none"/>
+          <w14:ligatures w14:val="none"/>
         </w:rPr>
         <w:t xml:space="preserve">Assist Card Perú S.A.C. </w:t>
       </w:r>
@@ -4648,7 +4585,7 @@
         <w:rPr>
           <w:rFonts w:ascii="Arial Narrow" w:eastAsia="Arial Narrow" w:hAnsi="Arial Narrow" w:cs="Arial Narrow"/>
           <w:kern w:val="0"/>
-          <ns2:ligatures ns2:val="none"/>
+          <w14:ligatures w14:val="none"/>
         </w:rPr>
         <w:t xml:space="preserve">no habría cumplido con atender adecuadamente la solicitud de cobertura </w:t>
       </w:r>
@@ -4658,7 +4595,7 @@
           <w:color w:val="000000"/>
           <w:kern w:val="0"/>
           <w:lang w:val="es-ES" w:eastAsia="es-ES"/>
-          <ns2:ligatures ns2:val="none"/>
+          <w14:ligatures w14:val="none"/>
         </w:rPr>
         <w:t>del servicio de asistencia médica de emergencia internacional asociado a la Tarjeta de Crédito Mastercard Black 553xxxxxx855</w:t>
       </w:r>
@@ -4666,7 +4603,7 @@
         <w:rPr>
           <w:rFonts w:ascii="Arial Narrow" w:eastAsia="Arial Narrow" w:hAnsi="Arial Narrow" w:cs="Arial Narrow"/>
           <w:kern w:val="0"/>
-          <ns2:ligatures ns2:val="none"/>
+          <w14:ligatures w14:val="none"/>
         </w:rPr>
         <w:t>, en la modalidad de asistencia directa o pago directo</w:t>
       </w:r>
@@ -4674,12 +4611,12 @@
         <w:rPr>
           <w:rFonts w:ascii="Arial Narrow" w:eastAsia="Arial Narrow" w:hAnsi="Arial Narrow" w:cs="Arial Narrow"/>
           <w:kern w:val="0"/>
-          <ns2:ligatures ns2:val="none"/>
+          <w14:ligatures w14:val="none"/>
         </w:rPr>
         <w:t xml:space="preserve">. </w:t>
       </w:r>
     </w:p>
-    <w:p ns2:paraId="225853F7" ns2:textId="77777777">
+    <w:p>
       <w:pPr>
         <w:pStyle w:val="Prrafodelista"/>
         <w:tabs>
@@ -4691,11 +4628,11 @@
         <w:rPr>
           <w:rFonts w:ascii="Arial Narrow" w:eastAsia="Arial Narrow" w:hAnsi="Arial Narrow" w:cs="Arial Narrow"/>
           <w:kern w:val="0"/>
-          <ns2:ligatures ns2:val="none"/>
-        </w:rPr>
-      </w:pPr>
-    </w:p>
-    <w:p ns2:paraId="6FE74BBE" ns2:textId="5F510FBC">
+          <w14:ligatures w14:val="none"/>
+        </w:rPr>
+      </w:pPr>
+    </w:p>
+    <w:p>
       <w:pPr>
         <w:pStyle w:val="Prrafodelista"/>
         <w:numPr>
@@ -4712,14 +4649,14 @@
         <w:rPr>
           <w:rFonts w:ascii="Arial Narrow" w:eastAsia="Arial Narrow" w:hAnsi="Arial Narrow" w:cs="Arial Narrow"/>
           <w:kern w:val="0"/>
-          <ns2:ligatures ns2:val="none"/>
-        </w:rPr>
-      </w:pPr>
-      <w:r>
-        <w:rPr>
-          <w:rFonts w:ascii="Arial Narrow" w:eastAsia="Arial Narrow" w:hAnsi="Arial Narrow" w:cs="Arial Narrow"/>
-          <w:kern w:val="0"/>
-          <ns2:ligatures ns2:val="none"/>
+          <w14:ligatures w14:val="none"/>
+        </w:rPr>
+      </w:pPr>
+      <w:r>
+        <w:rPr>
+          <w:rFonts w:ascii="Arial Narrow" w:eastAsia="Arial Narrow" w:hAnsi="Arial Narrow" w:cs="Arial Narrow"/>
+          <w:kern w:val="0"/>
+          <w14:ligatures w14:val="none"/>
         </w:rPr>
         <w:t xml:space="preserve">Presunta infracción a los artículos 18 y 19 de la Ley 29571, Código de Protección y Defensa del Consumidor, en tanto Assist Card Perú S.A.C. no habría cumplido con atender adecuadamente la solicitud de cobertura </w:t>
       </w:r>
@@ -4729,7 +4666,7 @@
           <w:color w:val="000000"/>
           <w:kern w:val="0"/>
           <w:lang w:val="es-ES" w:eastAsia="es-ES"/>
-          <ns2:ligatures ns2:val="none"/>
+          <w14:ligatures w14:val="none"/>
         </w:rPr>
         <w:t>del servicio de asistencia médica de emergencia internacional asociado a la Tarjeta de Crédito Mastercard Black 553xxxxxx855</w:t>
       </w:r>
@@ -4737,12 +4674,12 @@
         <w:rPr>
           <w:rFonts w:ascii="Arial Narrow" w:eastAsia="Arial Narrow" w:hAnsi="Arial Narrow" w:cs="Arial Narrow"/>
           <w:kern w:val="0"/>
-          <ns2:ligatures ns2:val="none"/>
+          <w14:ligatures w14:val="none"/>
         </w:rPr>
         <w:t xml:space="preserve">, en la modalidad de reembolso de gastos médicos. </w:t>
       </w:r>
     </w:p>
-    <w:p ns2:paraId="7135D2A2" ns2:textId="77777777">
+    <w:p>
       <w:pPr>
         <w:pStyle w:val="Prrafodelista"/>
         <w:tabs>
@@ -4754,11 +4691,11 @@
         <w:rPr>
           <w:rFonts w:ascii="Arial Narrow" w:eastAsia="Arial Narrow" w:hAnsi="Arial Narrow" w:cs="Arial Narrow"/>
           <w:kern w:val="0"/>
-          <ns2:ligatures ns2:val="none"/>
-        </w:rPr>
-      </w:pPr>
-    </w:p>
-    <w:p ns2:paraId="5BE20352" ns2:textId="262EFD8E">
+          <w14:ligatures w14:val="none"/>
+        </w:rPr>
+      </w:pPr>
+    </w:p>
+    <w:p>
       <w:pPr>
         <w:pStyle w:val="Prrafodelista"/>
         <w:numPr>
@@ -4775,14 +4712,14 @@
         <w:rPr>
           <w:rFonts w:ascii="Arial Narrow" w:eastAsia="Arial Narrow" w:hAnsi="Arial Narrow" w:cs="Arial Narrow"/>
           <w:kern w:val="0"/>
-          <ns2:ligatures ns2:val="none"/>
-        </w:rPr>
-      </w:pPr>
-      <w:r>
-        <w:rPr>
-          <w:rFonts w:ascii="Arial Narrow" w:eastAsia="Arial Narrow" w:hAnsi="Arial Narrow" w:cs="Arial Narrow"/>
-          <w:kern w:val="0"/>
-          <ns2:ligatures ns2:val="none"/>
+          <w14:ligatures w14:val="none"/>
+        </w:rPr>
+      </w:pPr>
+      <w:r>
+        <w:rPr>
+          <w:rFonts w:ascii="Arial Narrow" w:eastAsia="Arial Narrow" w:hAnsi="Arial Narrow" w:cs="Arial Narrow"/>
+          <w:kern w:val="0"/>
+          <w14:ligatures w14:val="none"/>
         </w:rPr>
         <w:t xml:space="preserve">Presunta infracción a los artículos 18 y 19 de la Ley 29571, Código de Protección y Defensa del Consumidor, en tanto </w:t>
       </w:r>
@@ -4790,7 +4727,7 @@
         <w:rPr>
           <w:rFonts w:ascii="Arial Narrow" w:eastAsia="Arial Narrow" w:hAnsi="Arial Narrow" w:cs="Arial Narrow"/>
           <w:kern w:val="0"/>
-          <ns2:ligatures ns2:val="none"/>
+          <w14:ligatures w14:val="none"/>
         </w:rPr>
         <w:t xml:space="preserve">Mastercard Perú Inc-Sucursal del Perú </w:t>
       </w:r>
@@ -4798,7 +4735,7 @@
         <w:rPr>
           <w:rFonts w:ascii="Arial Narrow" w:eastAsia="Arial Narrow" w:hAnsi="Arial Narrow" w:cs="Arial Narrow"/>
           <w:kern w:val="0"/>
-          <ns2:ligatures ns2:val="none"/>
+          <w14:ligatures w14:val="none"/>
         </w:rPr>
         <w:t xml:space="preserve">no habría cumplido con atender adecuadamente la solicitud de cobertura </w:t>
       </w:r>
@@ -4808,7 +4745,7 @@
           <w:color w:val="000000"/>
           <w:kern w:val="0"/>
           <w:lang w:val="es-ES" w:eastAsia="es-ES"/>
-          <ns2:ligatures ns2:val="none"/>
+          <w14:ligatures w14:val="none"/>
         </w:rPr>
         <w:t xml:space="preserve">del servicio de asistencia médica de emergencia </w:t>
       </w:r>
@@ -4818,7 +4755,7 @@
           <w:color w:val="000000"/>
           <w:kern w:val="0"/>
           <w:lang w:val="es-ES" w:eastAsia="es-ES"/>
-          <ns2:ligatures ns2:val="none"/>
+          <w14:ligatures w14:val="none"/>
         </w:rPr>
         <w:t>internacional asociado a la Tarjeta de Crédito Mastercard Black 553xxxxxx855</w:t>
       </w:r>
@@ -4826,22 +4763,22 @@
         <w:rPr>
           <w:rFonts w:ascii="Arial Narrow" w:eastAsia="Arial Narrow" w:hAnsi="Arial Narrow" w:cs="Arial Narrow"/>
           <w:kern w:val="0"/>
-          <ns2:ligatures ns2:val="none"/>
+          <w14:ligatures w14:val="none"/>
         </w:rPr>
         <w:t xml:space="preserve">, en la modalidad de asistencia directa o pago directo. </w:t>
       </w:r>
     </w:p>
-    <w:p ns2:paraId="08A65AED" ns2:textId="77777777">
+    <w:p>
       <w:pPr>
         <w:pStyle w:val="Prrafodelista"/>
         <w:rPr>
           <w:rFonts w:ascii="Arial Narrow" w:eastAsia="Arial Narrow" w:hAnsi="Arial Narrow" w:cs="Arial Narrow"/>
           <w:kern w:val="0"/>
-          <ns2:ligatures ns2:val="none"/>
-        </w:rPr>
-      </w:pPr>
-    </w:p>
-    <w:p ns2:paraId="4B21EF54" ns2:textId="1A9BBE06">
+          <w14:ligatures w14:val="none"/>
+        </w:rPr>
+      </w:pPr>
+    </w:p>
+    <w:p>
       <w:pPr>
         <w:pStyle w:val="Prrafodelista"/>
         <w:numPr>
@@ -4858,14 +4795,14 @@
         <w:rPr>
           <w:rFonts w:ascii="Arial Narrow" w:eastAsia="Arial Narrow" w:hAnsi="Arial Narrow" w:cs="Arial Narrow"/>
           <w:kern w:val="0"/>
-          <ns2:ligatures ns2:val="none"/>
-        </w:rPr>
-      </w:pPr>
-      <w:r>
-        <w:rPr>
-          <w:rFonts w:ascii="Arial Narrow" w:eastAsia="Arial Narrow" w:hAnsi="Arial Narrow" w:cs="Arial Narrow"/>
-          <w:kern w:val="0"/>
-          <ns2:ligatures ns2:val="none"/>
+          <w14:ligatures w14:val="none"/>
+        </w:rPr>
+      </w:pPr>
+      <w:r>
+        <w:rPr>
+          <w:rFonts w:ascii="Arial Narrow" w:eastAsia="Arial Narrow" w:hAnsi="Arial Narrow" w:cs="Arial Narrow"/>
+          <w:kern w:val="0"/>
+          <w14:ligatures w14:val="none"/>
         </w:rPr>
         <w:t xml:space="preserve">Presunta infracción a los artículos 18 y 19 de la Ley 29571, Código de Protección y Defensa del Consumidor, en tanto </w:t>
       </w:r>
@@ -4873,7 +4810,7 @@
         <w:rPr>
           <w:rFonts w:ascii="Arial Narrow" w:eastAsia="Arial Narrow" w:hAnsi="Arial Narrow" w:cs="Arial Narrow"/>
           <w:kern w:val="0"/>
-          <ns2:ligatures ns2:val="none"/>
+          <w14:ligatures w14:val="none"/>
         </w:rPr>
         <w:t xml:space="preserve">Mastercard Perú Inc-Sucursal del Perú </w:t>
       </w:r>
@@ -4881,7 +4818,7 @@
         <w:rPr>
           <w:rFonts w:ascii="Arial Narrow" w:eastAsia="Arial Narrow" w:hAnsi="Arial Narrow" w:cs="Arial Narrow"/>
           <w:kern w:val="0"/>
-          <ns2:ligatures ns2:val="none"/>
+          <w14:ligatures w14:val="none"/>
         </w:rPr>
         <w:t xml:space="preserve">no habría cumplido con atender adecuadamente la solicitud de cobertura </w:t>
       </w:r>
@@ -4891,7 +4828,7 @@
           <w:color w:val="000000"/>
           <w:kern w:val="0"/>
           <w:lang w:val="es-ES" w:eastAsia="es-ES"/>
-          <ns2:ligatures ns2:val="none"/>
+          <w14:ligatures w14:val="none"/>
         </w:rPr>
         <w:t>del servicio de asistencia médica de emergencia internacional asociado a la Tarjeta de Crédito Mastercard Black 553xxxxxx855</w:t>
       </w:r>
@@ -4899,12 +4836,12 @@
         <w:rPr>
           <w:rFonts w:ascii="Arial Narrow" w:eastAsia="Arial Narrow" w:hAnsi="Arial Narrow" w:cs="Arial Narrow"/>
           <w:kern w:val="0"/>
-          <ns2:ligatures ns2:val="none"/>
+          <w14:ligatures w14:val="none"/>
         </w:rPr>
         <w:t xml:space="preserve">, en la modalidad de reembolso de gastos médicos. </w:t>
       </w:r>
     </w:p>
-    <w:p ns2:paraId="2CCB9910" ns2:textId="77777777">
+    <w:p>
       <w:pPr>
         <w:pStyle w:val="Prrafodelista"/>
         <w:tabs>
@@ -4916,11 +4853,11 @@
         <w:rPr>
           <w:rFonts w:ascii="Arial Narrow" w:eastAsia="Arial Narrow" w:hAnsi="Arial Narrow" w:cs="Arial Narrow"/>
           <w:kern w:val="0"/>
-          <ns2:ligatures ns2:val="none"/>
-        </w:rPr>
-      </w:pPr>
-    </w:p>
-    <w:p ns2:paraId="7824271E" ns2:textId="4F76ACDF">
+          <w14:ligatures w14:val="none"/>
+        </w:rPr>
+      </w:pPr>
+    </w:p>
+    <w:p>
       <w:pPr>
         <w:pStyle w:val="Prrafodelista"/>
         <w:numPr>
@@ -4938,7 +4875,7 @@
           <w:rFonts w:ascii="Arial Narrow" w:eastAsia="Calibri" w:hAnsi="Arial Narrow" w:cs="Arial Narrow"/>
           <w:kern w:val="0"/>
           <w:lang w:eastAsia="es-PE"/>
-          <ns2:ligatures ns2:val="none"/>
+          <w14:ligatures w14:val="none"/>
         </w:rPr>
       </w:pPr>
       <w:r>
@@ -4947,7 +4884,7 @@
           <w:color w:val="000000"/>
           <w:kern w:val="0"/>
           <w:lang w:eastAsia="es-PE"/>
-          <ns2:ligatures ns2:val="none"/>
+          <w14:ligatures w14:val="none"/>
         </w:rPr>
         <w:t>Presunta infracción al literal g) del artículo 56 de la Ley 29571, Código de Protección y Defensa del Consumidor</w:t>
       </w:r>
@@ -4957,7 +4894,7 @@
           <w:kern w:val="0"/>
           <w:shd w:val="clear" w:color="auto" w:fill="FFFFFF"/>
           <w:lang w:eastAsia="es-PE"/>
-          <ns2:ligatures ns2:val="none"/>
+          <w14:ligatures w14:val="none"/>
         </w:rPr>
         <w:t xml:space="preserve">, en tanto Assist Card Perú S.A.C. habría </w:t>
       </w:r>
@@ -4967,7 +4904,7 @@
           <w:kern w:val="0"/>
           <w:shd w:val="clear" w:color="auto" w:fill="FFFFFF"/>
           <w:lang w:eastAsia="es-PE"/>
-          <ns2:ligatures ns2:val="none"/>
+          <w14:ligatures w14:val="none"/>
         </w:rPr>
         <w:t xml:space="preserve">requerido documentación de manera reiterativa </w:t>
       </w:r>
@@ -4977,7 +4914,7 @@
           <w:kern w:val="0"/>
           <w:shd w:val="clear" w:color="auto" w:fill="FFFFFF"/>
           <w:lang w:eastAsia="es-PE"/>
-          <ns2:ligatures ns2:val="none"/>
+          <w14:ligatures w14:val="none"/>
         </w:rPr>
         <w:t xml:space="preserve">al denunciante </w:t>
       </w:r>
@@ -4987,7 +4924,7 @@
           <w:kern w:val="0"/>
           <w:shd w:val="clear" w:color="auto" w:fill="FFFFFF"/>
           <w:lang w:eastAsia="es-PE"/>
-          <ns2:ligatures ns2:val="none"/>
+          <w14:ligatures w14:val="none"/>
         </w:rPr>
         <w:t xml:space="preserve">en </w:t>
       </w:r>
@@ -4995,7 +4932,7 @@
         <w:rPr>
           <w:rFonts w:ascii="Arial Narrow" w:eastAsia="Arial Narrow" w:hAnsi="Arial Narrow" w:cs="Arial Narrow"/>
           <w:kern w:val="0"/>
-          <ns2:ligatures ns2:val="none"/>
+          <w14:ligatures w14:val="none"/>
         </w:rPr>
         <w:t xml:space="preserve">la atención de a la solicitud de cobertura </w:t>
       </w:r>
@@ -5005,23 +4942,23 @@
           <w:color w:val="000000"/>
           <w:kern w:val="0"/>
           <w:lang w:val="es-ES" w:eastAsia="es-ES"/>
-          <ns2:ligatures ns2:val="none"/>
+          <w14:ligatures w14:val="none"/>
         </w:rPr>
         <w:t>del servicio de asistencia médica de emergencia internacional asociado a la Tarjeta de Crédito Mastercard Black 553xxxxxx855.</w:t>
       </w:r>
     </w:p>
-    <w:p ns2:paraId="6602EAFB" ns2:textId="77777777">
-      <w:pPr>
-        <w:spacing w:after="0" w:line="240" w:lineRule="auto"/>
-        <w:jc w:val="both"/>
-        <w:rPr>
-          <w:rFonts w:ascii="Arial Narrow" w:eastAsia="Arial Narrow" w:hAnsi="Arial Narrow" w:cs="Arial Narrow"/>
-          <w:kern w:val="0"/>
-          <ns2:ligatures ns2:val="none"/>
-        </w:rPr>
-      </w:pPr>
-    </w:p>
-    <w:p ns2:paraId="634A0D61" ns2:textId="3DB47F0D">
+    <w:p>
+      <w:pPr>
+        <w:spacing w:after="0" w:line="240" w:lineRule="auto"/>
+        <w:jc w:val="both"/>
+        <w:rPr>
+          <w:rFonts w:ascii="Arial Narrow" w:eastAsia="Arial Narrow" w:hAnsi="Arial Narrow" w:cs="Arial Narrow"/>
+          <w:kern w:val="0"/>
+          <w14:ligatures w14:val="none"/>
+        </w:rPr>
+      </w:pPr>
+    </w:p>
+    <w:p>
       <w:pPr>
         <w:spacing w:after="0" w:line="240" w:lineRule="auto"/>
         <w:contextualSpacing/>
@@ -5029,17 +4966,17 @@
         <w:rPr>
           <w:rFonts w:ascii="Arial Narrow" w:eastAsia="Calibri" w:hAnsi="Arial Narrow" w:cs="Arial"/>
           <w:kern w:val="0"/>
-          <ns2:ligatures ns2:val="none"/>
-        </w:rPr>
-      </w:pPr>
-      <w:r>
-        <w:rPr>
-          <w:rFonts w:ascii="Arial Narrow" w:eastAsia="Arial Narrow" w:hAnsi="Arial Narrow" w:cs="Arial Narrow"/>
-          <w:b/>
-          <w:color w:val="000000"/>
-          <w:kern w:val="0"/>
-          <w:lang w:eastAsia="es-PE"/>
-          <ns2:ligatures ns2:val="none"/>
+          <w14:ligatures w14:val="none"/>
+        </w:rPr>
+      </w:pPr>
+      <w:r>
+        <w:rPr>
+          <w:rFonts w:ascii="Arial Narrow" w:eastAsia="Arial Narrow" w:hAnsi="Arial Narrow" w:cs="Arial Narrow"/>
+          <w:b/>
+          <w:color w:val="000000"/>
+          <w:kern w:val="0"/>
+          <w:lang w:eastAsia="es-PE"/>
+          <w14:ligatures w14:val="none"/>
         </w:rPr>
         <w:t>SEGUNDO:</w:t>
       </w:r>
@@ -5049,7 +4986,7 @@
           <w:color w:val="000000"/>
           <w:kern w:val="0"/>
           <w:lang w:eastAsia="es-PE"/>
-          <ns2:ligatures ns2:val="none"/>
+          <w14:ligatures w14:val="none"/>
         </w:rPr>
         <w:t xml:space="preserve"> tener por ofrecidos los medios probatorios presentados en el escrito de denuncia </w:t>
       </w:r>
@@ -5059,7 +4996,7 @@
           <w:color w:val="000000"/>
           <w:kern w:val="0"/>
           <w:lang w:val="es-ES" w:eastAsia="es-ES"/>
-          <ns2:ligatures ns2:val="none"/>
+          <w14:ligatures w14:val="none"/>
         </w:rPr>
         <w:t xml:space="preserve">del </w:t>
       </w:r>
@@ -5069,7 +5006,7 @@
           <w:color w:val="000000"/>
           <w:kern w:val="0"/>
           <w:lang w:val="es-ES" w:eastAsia="es-ES"/>
-          <ns2:ligatures ns2:val="none"/>
+          <w14:ligatures w14:val="none"/>
         </w:rPr>
         <w:t>6 de junio de 2026, subsanada mediante escrito del 19 de junio de 2026</w:t>
       </w:r>
@@ -5077,12 +5014,12 @@
         <w:rPr>
           <w:rFonts w:ascii="Arial Narrow" w:eastAsia="Calibri" w:hAnsi="Arial Narrow" w:cs="Arial"/>
           <w:kern w:val="0"/>
-          <ns2:ligatures ns2:val="none"/>
+          <w14:ligatures w14:val="none"/>
         </w:rPr>
         <w:t>.</w:t>
       </w:r>
     </w:p>
-    <w:p ns2:paraId="2AF03E3F" ns2:textId="77777777">
+    <w:p>
       <w:pPr>
         <w:spacing w:after="0" w:line="240" w:lineRule="auto"/>
         <w:contextualSpacing/>
@@ -5092,30 +5029,30 @@
           <w:color w:val="000000"/>
           <w:kern w:val="0"/>
           <w:lang w:eastAsia="es-PE"/>
-          <ns2:ligatures ns2:val="none"/>
-        </w:rPr>
-      </w:pPr>
-    </w:p>
-    <w:p ns2:paraId="5D90C1F7" ns2:textId="34FB75B9">
-      <w:pPr>
-        <w:spacing w:after="0" w:line="240" w:lineRule="auto"/>
-        <w:jc w:val="both"/>
-        <w:rPr>
-          <w:rFonts w:ascii="Arial Narrow" w:eastAsia="Arial Narrow" w:hAnsi="Arial Narrow" w:cs="Arial Narrow"/>
-          <w:color w:val="000000"/>
-          <w:kern w:val="0"/>
-          <w:lang w:eastAsia="es-PE"/>
-          <ns2:ligatures ns2:val="none"/>
-        </w:rPr>
-      </w:pPr>
-      <w:r>
-        <w:rPr>
-          <w:rFonts w:ascii="Arial Narrow" w:eastAsia="Arial Narrow" w:hAnsi="Arial Narrow" w:cs="Arial Narrow"/>
-          <w:b/>
-          <w:color w:val="000000"/>
-          <w:kern w:val="0"/>
-          <w:lang w:eastAsia="es-PE"/>
-          <ns2:ligatures ns2:val="none"/>
+          <w14:ligatures w14:val="none"/>
+        </w:rPr>
+      </w:pPr>
+    </w:p>
+    <w:p>
+      <w:pPr>
+        <w:spacing w:after="0" w:line="240" w:lineRule="auto"/>
+        <w:jc w:val="both"/>
+        <w:rPr>
+          <w:rFonts w:ascii="Arial Narrow" w:eastAsia="Arial Narrow" w:hAnsi="Arial Narrow" w:cs="Arial Narrow"/>
+          <w:color w:val="000000"/>
+          <w:kern w:val="0"/>
+          <w:lang w:eastAsia="es-PE"/>
+          <w14:ligatures w14:val="none"/>
+        </w:rPr>
+      </w:pPr>
+      <w:r>
+        <w:rPr>
+          <w:rFonts w:ascii="Arial Narrow" w:eastAsia="Arial Narrow" w:hAnsi="Arial Narrow" w:cs="Arial Narrow"/>
+          <w:b/>
+          <w:color w:val="000000"/>
+          <w:kern w:val="0"/>
+          <w:lang w:eastAsia="es-PE"/>
+          <w14:ligatures w14:val="none"/>
         </w:rPr>
         <w:t xml:space="preserve">TERCERO: </w:t>
       </w:r>
@@ -5125,7 +5062,7 @@
           <w:color w:val="000000"/>
           <w:kern w:val="0"/>
           <w:lang w:eastAsia="es-PE"/>
-          <ns2:ligatures ns2:val="none"/>
+          <w14:ligatures w14:val="none"/>
         </w:rPr>
         <w:t>requerir a</w:t>
       </w:r>
@@ -5135,7 +5072,7 @@
           <w:color w:val="000000"/>
           <w:kern w:val="0"/>
           <w:lang w:eastAsia="es-PE"/>
-          <ns2:ligatures ns2:val="none"/>
+          <w14:ligatures w14:val="none"/>
         </w:rPr>
         <w:t>l</w:t>
       </w:r>
@@ -5145,7 +5082,7 @@
           <w:color w:val="000000"/>
           <w:kern w:val="0"/>
           <w:lang w:eastAsia="es-PE"/>
-          <ns2:ligatures ns2:val="none"/>
+          <w14:ligatures w14:val="none"/>
         </w:rPr>
         <w:t xml:space="preserve"> </w:t>
       </w:r>
@@ -5176,12 +5113,12 @@
           <w:color w:val="000000"/>
           <w:kern w:val="0"/>
           <w:lang w:eastAsia="es-PE"/>
-          <ns2:ligatures ns2:val="none"/>
+          <w14:ligatures w14:val="none"/>
         </w:rPr>
         <w:t>que cumplan con lo siguiente:</w:t>
       </w:r>
     </w:p>
-    <w:p ns2:paraId="156DFAB9" ns2:textId="77777777">
+    <w:p>
       <w:pPr>
         <w:spacing w:after="0" w:line="240" w:lineRule="auto"/>
         <w:jc w:val="both"/>
@@ -5190,11 +5127,11 @@
           <w:color w:val="000000"/>
           <w:kern w:val="0"/>
           <w:lang w:eastAsia="es-PE"/>
-          <ns2:ligatures ns2:val="none"/>
-        </w:rPr>
-      </w:pPr>
-    </w:p>
-    <w:p ns2:paraId="37384474" ns2:textId="77777777">
+          <w14:ligatures w14:val="none"/>
+        </w:rPr>
+      </w:pPr>
+    </w:p>
+    <w:p>
       <w:pPr>
         <w:numPr>
           <w:ilvl w:val="0"/>
@@ -5208,21 +5145,21 @@
           <w:color w:val="000000"/>
           <w:kern w:val="0"/>
           <w:lang w:eastAsia="es-PE"/>
-          <ns2:ligatures ns2:val="none"/>
-        </w:rPr>
-      </w:pPr>
-      <w:r>
-        <w:rPr>
-          <w:rFonts w:ascii="Arial Narrow" w:eastAsia="Arial Narrow" w:hAnsi="Arial Narrow" w:cs="Arial Narrow"/>
-          <w:color w:val="000000"/>
-          <w:kern w:val="0"/>
-          <w:lang w:eastAsia="es-PE"/>
-          <ns2:ligatures ns2:val="none"/>
+          <w14:ligatures w14:val="none"/>
+        </w:rPr>
+      </w:pPr>
+      <w:r>
+        <w:rPr>
+          <w:rFonts w:ascii="Arial Narrow" w:eastAsia="Arial Narrow" w:hAnsi="Arial Narrow" w:cs="Arial Narrow"/>
+          <w:color w:val="000000"/>
+          <w:kern w:val="0"/>
+          <w:lang w:eastAsia="es-PE"/>
+          <w14:ligatures w14:val="none"/>
         </w:rPr>
         <w:t>presentar documentos que acrediten su inscripción en los Registros Públicos o una declaración jurada que indique que cuenta con dicha inscripción;</w:t>
       </w:r>
     </w:p>
-    <w:p ns2:paraId="04A6E74B" ns2:textId="77777777">
+    <w:p>
       <w:pPr>
         <w:numPr>
           <w:ilvl w:val="0"/>
@@ -5236,22 +5173,22 @@
           <w:color w:val="000000"/>
           <w:kern w:val="0"/>
           <w:lang w:eastAsia="es-PE"/>
-          <ns2:ligatures ns2:val="none"/>
-        </w:rPr>
-      </w:pPr>
-      <w:r>
-        <w:rPr>
-          <w:rFonts w:ascii="Arial Narrow" w:eastAsia="Arial Narrow" w:hAnsi="Arial Narrow" w:cs="Arial Narrow"/>
-          <w:color w:val="000000"/>
-          <w:kern w:val="0"/>
-          <w:lang w:eastAsia="es-PE"/>
-          <ns2:ligatures ns2:val="none"/>
+          <w14:ligatures w14:val="none"/>
+        </w:rPr>
+      </w:pPr>
+      <w:r>
+        <w:rPr>
+          <w:rFonts w:ascii="Arial Narrow" w:eastAsia="Arial Narrow" w:hAnsi="Arial Narrow" w:cs="Arial Narrow"/>
+          <w:color w:val="000000"/>
+          <w:kern w:val="0"/>
+          <w:lang w:eastAsia="es-PE"/>
+          <w14:ligatures w14:val="none"/>
         </w:rPr>
         <w:lastRenderedPageBreak/>
         <w:t>presentar copia simple de las facultades de representación de su representante legal en el presente procedimiento o la declaración jurada que indique que cuenta con dichas facultades y que estas se encuentran vigentes;</w:t>
       </w:r>
     </w:p>
-    <w:p ns2:paraId="1203D0DC" ns2:textId="77777777">
+    <w:p>
       <w:pPr>
         <w:numPr>
           <w:ilvl w:val="0"/>
@@ -5265,21 +5202,21 @@
           <w:color w:val="000000"/>
           <w:kern w:val="0"/>
           <w:lang w:eastAsia="es-PE"/>
-          <ns2:ligatures ns2:val="none"/>
-        </w:rPr>
-      </w:pPr>
-      <w:r>
-        <w:rPr>
-          <w:rFonts w:ascii="Arial Narrow" w:eastAsia="Arial Narrow" w:hAnsi="Arial Narrow" w:cs="Arial Narrow"/>
-          <w:color w:val="000000"/>
-          <w:kern w:val="0"/>
-          <w:lang w:eastAsia="es-PE"/>
-          <ns2:ligatures ns2:val="none"/>
+          <w14:ligatures w14:val="none"/>
+        </w:rPr>
+      </w:pPr>
+      <w:r>
+        <w:rPr>
+          <w:rFonts w:ascii="Arial Narrow" w:eastAsia="Arial Narrow" w:hAnsi="Arial Narrow" w:cs="Arial Narrow"/>
+          <w:color w:val="000000"/>
+          <w:kern w:val="0"/>
+          <w:lang w:eastAsia="es-PE"/>
+          <w14:ligatures w14:val="none"/>
         </w:rPr>
         <w:t>consignar el Número de Registro Único de Contribuyentes (RUC); y,</w:t>
       </w:r>
     </w:p>
-    <w:p ns2:paraId="37704CA2" ns2:textId="7AD28F33">
+    <w:p>
       <w:pPr>
         <w:numPr>
           <w:ilvl w:val="0"/>
@@ -5291,16 +5228,16 @@
         <w:rPr>
           <w:rFonts w:ascii="Arial Narrow" w:eastAsia="Calibri" w:hAnsi="Arial Narrow" w:cs="Arial"/>
           <w:kern w:val="0"/>
-          <ns2:ligatures ns2:val="none"/>
-        </w:rPr>
-      </w:pPr>
-      <w:r>
-        <w:rPr>
-          <w:rFonts w:ascii="Arial Narrow" w:eastAsia="Arial Narrow" w:hAnsi="Arial Narrow" w:cs="Arial Narrow"/>
-          <w:color w:val="000000"/>
-          <w:kern w:val="0"/>
-          <w:lang w:eastAsia="es-PE"/>
-          <ns2:ligatures ns2:val="none"/>
+          <w14:ligatures w14:val="none"/>
+        </w:rPr>
+      </w:pPr>
+      <w:r>
+        <w:rPr>
+          <w:rFonts w:ascii="Arial Narrow" w:eastAsia="Arial Narrow" w:hAnsi="Arial Narrow" w:cs="Arial Narrow"/>
+          <w:color w:val="000000"/>
+          <w:kern w:val="0"/>
+          <w:lang w:eastAsia="es-PE"/>
+          <w14:ligatures w14:val="none"/>
         </w:rPr>
         <w:t xml:space="preserve">fijar domicilio procesal para el procedimiento, de conformidad con el numeral 1 del artículo 442 del Código Procesal Civil. </w:t>
       </w:r>
@@ -5308,7 +5245,7 @@
         <w:rPr>
           <w:rFonts w:ascii="Arial Narrow" w:eastAsia="Calibri" w:hAnsi="Arial Narrow" w:cs="Arial"/>
           <w:kern w:val="0"/>
-          <ns2:ligatures ns2:val="none"/>
+          <w14:ligatures w14:val="none"/>
         </w:rPr>
         <w:t>Para ello podrá señalar domicilio físico o una dirección electrónica a la que pueda remitirse las notificaciones</w:t>
       </w:r>
@@ -5317,12 +5254,12 @@
           <w:rFonts w:ascii="Arial Narrow" w:eastAsia="Arial" w:hAnsi="Arial Narrow" w:cs="Arial"/>
           <w:kern w:val="0"/>
           <w:lang w:val="es"/>
-          <ns2:ligatures ns2:val="none"/>
+          <w14:ligatures w14:val="none"/>
         </w:rPr>
         <w:t>;</w:t>
       </w:r>
     </w:p>
-    <w:p ns2:paraId="6A38ABFB" ns2:textId="7ACC9135">
+    <w:p>
       <w:pPr>
         <w:numPr>
           <w:ilvl w:val="0"/>
@@ -5334,14 +5271,14 @@
         <w:rPr>
           <w:rFonts w:ascii="Arial Narrow" w:eastAsia="Calibri" w:hAnsi="Arial Narrow" w:cs="Arial"/>
           <w:kern w:val="0"/>
-          <ns2:ligatures ns2:val="none"/>
+          <w14:ligatures w14:val="none"/>
         </w:rPr>
       </w:pPr>
       <w:r>
         <w:rPr>
           <w:rFonts w:ascii="Arial Narrow" w:eastAsia="Calibri" w:hAnsi="Arial Narrow" w:cs="Arial"/>
           <w:kern w:val="0"/>
-          <ns2:ligatures ns2:val="none"/>
+          <w14:ligatures w14:val="none"/>
         </w:rPr>
         <w:t>en caso califique como micro empresa o pequeña empresa, presentar los documentos que acrediten su volumen de ventas o ingresos brutos percibidos el año anterior relativo a todas sus actividades económicas y el número de trabajadores con el que cuenta</w:t>
       </w:r>
@@ -5351,7 +5288,7 @@
           <w:rFonts w:ascii="Arial Narrow" w:eastAsia="Calibri" w:hAnsi="Arial Narrow" w:cs="Arial"/>
           <w:kern w:val="0"/>
           <w:vertAlign w:val="superscript"/>
-          <ns2:ligatures ns2:val="none"/>
+          <w14:ligatures w14:val="none"/>
         </w:rPr>
         <w:footnoteReference w:id="6"/>
       </w:r>
@@ -5359,7 +5296,7 @@
         <w:rPr>
           <w:rFonts w:ascii="Arial Narrow" w:eastAsia="Calibri" w:hAnsi="Arial Narrow" w:cs="Arial"/>
           <w:kern w:val="0"/>
-          <ns2:ligatures ns2:val="none"/>
+          <w14:ligatures w14:val="none"/>
         </w:rPr>
         <w:t xml:space="preserve">. Ello, a fin de que la Comisión pueda meritar dicha documentación, conforme lo establece el artículo 110 del </w:t>
       </w:r>
@@ -5368,7 +5305,7 @@
           <w:rFonts w:ascii="Arial Narrow" w:eastAsia="Calibri" w:hAnsi="Arial Narrow" w:cs="Arial"/>
           <w:spacing w:val="-2"/>
           <w:kern w:val="0"/>
-          <ns2:ligatures ns2:val="none"/>
+          <w14:ligatures w14:val="none"/>
         </w:rPr>
         <w:t>Código</w:t>
       </w:r>
@@ -5379,7 +5316,7 @@
           <w:spacing w:val="-2"/>
           <w:kern w:val="0"/>
           <w:vertAlign w:val="superscript"/>
-          <ns2:ligatures ns2:val="none"/>
+          <w14:ligatures w14:val="none"/>
         </w:rPr>
         <w:footnoteReference w:id="7"/>
       </w:r>
@@ -5388,12 +5325,12 @@
           <w:rFonts w:ascii="Arial Narrow" w:eastAsia="Calibri" w:hAnsi="Arial Narrow" w:cs="Arial"/>
           <w:spacing w:val="-2"/>
           <w:kern w:val="0"/>
-          <ns2:ligatures ns2:val="none"/>
+          <w14:ligatures w14:val="none"/>
         </w:rPr>
         <w:t>.</w:t>
       </w:r>
     </w:p>
-    <w:p ns2:paraId="1B2AA0D1" ns2:textId="77777777">
+    <w:p>
       <w:pPr>
         <w:spacing w:after="0" w:line="240" w:lineRule="auto"/>
         <w:ind w:left="567"/>
@@ -5403,20 +5340,20 @@
           <w:color w:val="000000"/>
           <w:kern w:val="0"/>
           <w:lang w:eastAsia="es-PE"/>
-          <ns2:ligatures ns2:val="none"/>
-        </w:rPr>
-      </w:pPr>
-    </w:p>
-    <w:p>
-      <w:pPr>
-        <w:spacing w:after="0" w:line="240" w:lineRule="auto"/>
-        <w:jc w:val="both"/>
-        <w:rPr>
-          <w:rFonts w:ascii="Arial Narrow" w:eastAsia="Arial Narrow" w:hAnsi="Arial Narrow" w:cs="Arial Narrow"/>
-          <w:color w:val="000000"/>
-          <w:kern w:val="0"/>
-          <w:lang w:eastAsia="es-PE"/>
-          <ns2:ligatures ns2:val="none"/>
+          <w14:ligatures w14:val="none"/>
+        </w:rPr>
+      </w:pPr>
+    </w:p>
+    <w:p>
+      <w:pPr>
+        <w:spacing w:after="0" w:line="240" w:lineRule="auto"/>
+        <w:jc w:val="both"/>
+        <w:rPr>
+          <w:rFonts w:ascii="Arial Narrow" w:eastAsia="Arial Narrow" w:hAnsi="Arial Narrow" w:cs="Arial Narrow"/>
+          <w:color w:val="000000"/>
+          <w:kern w:val="0"/>
+          <w:lang w:eastAsia="es-PE"/>
+          <w14:ligatures w14:val="none"/>
         </w:rPr>
       </w:pPr>
       <w:r>
@@ -5435,23 +5372,63 @@
           <w:sz w:val="20"/>
           <w:szCs w:val="20"/>
         </w:rPr>
-        <w:t xml:space="preserve">correr traslado de la presente resolución a Banco BBVA Perú S.A., a Assist Card Perú S.A.C. y a Mastercard Perú Inc-Sucursal del Perú para que, de conformidad con lo dispuesto por el artículo 26 de la Ley sobre Facultades, Normas y Organización del Indecopi, aprobada por Decreto Legislativo 807, presenten sus descargos sobre la imputación de cargos realizada en un plazo no mayor a cinco (5) días hábiles contado a partir del día siguiente de la notificación de la presente resolución, vencido el cual, el Secretario Técnico declarará en rebeldía a los denunciados que no lo hubieran presentado. Debe precisarse que de conformidad con lo establecido por el artículo 223 del Texto Único Ordenado de la Ley 27444, Ley del Procedimiento Administrativo General, las alegaciones y los hechos relevantes de la reclamación, salvo que hayan sido específicamente negadas en la contestación, se tendrán por aceptadas o merituadas como ciertas.</w:t>
-      </w:r>
-    </w:p>
-    <w:p ns2:paraId="2F1C55D7" ns2:textId="77777777">
-      <w:pPr>
-        <w:spacing w:after="0" w:line="240" w:lineRule="auto"/>
-        <w:jc w:val="both"/>
-        <w:rPr>
-          <w:rFonts w:ascii="Arial Narrow" w:eastAsia="Arial Narrow" w:hAnsi="Arial Narrow" w:cs="Arial Narrow"/>
-          <w:color w:val="000000"/>
-          <w:kern w:val="0"/>
-          <w:lang w:eastAsia="es-PE"/>
-          <ns2:ligatures ns2:val="none"/>
-        </w:rPr>
-      </w:pPr>
-    </w:p>
-    <w:p ns2:paraId="6D15F6EA" ns2:textId="3286FBAE">
+        <w:t xml:space="preserve">correr traslado de la presente resolución a Banco BBVA Perú S.A., a Assist Card Perú S.A.C. y a Mastercard Perú Inc-Sucursal del Perú para que, de conformidad con lo dispuesto por el artículo 26 de la Ley sobre Facultades, Normas y Organización del Indecopi, aprobada por Decreto Legislativo 807</w:t>
+      </w:r>
+      <w:r>
+        <w:rPr>
+          <w:rStyle w:val="Refdenotaalpie"/>
+          <w:rFonts w:ascii="Arial Narrow" w:eastAsia="Times New Roman" w:hAnsi="Arial Narrow" w:cs="Times New Roman"/>
+          <w:color w:val="000000"/>
+          <w:kern w:val="0"/>
+          <w:vertAlign w:val="superscript"/>
+          <w:lang w:val="es-ES" w:eastAsia="es-ES"/>
+          <w14:ligatures w14:val="none"/>
+        </w:rPr>
+        <w:footnoteReference w:id="12"/>
+      </w:r>
+      <w:r>
+        <w:rPr>
+          <w:rFonts w:ascii="Arial Narrow" w:hAnsi="Arial Narrow" w:cs="Arial Narrow"/>
+          <w:sz w:val="20"/>
+          <w:szCs w:val="20"/>
+        </w:rPr>
+        <w:t xml:space="preserve">, presenten sus descargos sobre la imputación de cargos realizada en un plazo no mayor a cinco (5) días hábiles contado a partir del día siguiente de la notificación de la presente resolución, vencido el cual, el Secretario Técnico declarará en rebeldía a los denunciados que no lo hubieran presentado. Debe precisarse que de conformidad con lo establecido por el artículo 223 del Texto Único Ordenado de la Ley 27444, Ley del Procedimiento Administrativo General</w:t>
+      </w:r>
+      <w:r>
+        <w:rPr>
+          <w:rStyle w:val="Refdenotaalpie"/>
+          <w:rFonts w:ascii="Arial Narrow" w:eastAsia="Times New Roman" w:hAnsi="Arial Narrow" w:cs="Times New Roman"/>
+          <w:color w:val="000000"/>
+          <w:kern w:val="0"/>
+          <w:vertAlign w:val="superscript"/>
+          <w:lang w:val="es-ES" w:eastAsia="es-ES"/>
+          <w14:ligatures w14:val="none"/>
+        </w:rPr>
+        <w:footnoteReference w:id="13"/>
+      </w:r>
+      <w:r>
+        <w:rPr>
+          <w:rFonts w:ascii="Arial Narrow" w:hAnsi="Arial Narrow" w:cs="Arial Narrow"/>
+          <w:sz w:val="20"/>
+          <w:szCs w:val="20"/>
+        </w:rPr>
+        <w:t xml:space="preserve">, las alegaciones y los hechos relevantes de la reclamación, salvo que hayan sido específicamente negadas en la contestación, se tendrán por aceptadas o merituadas como ciertas.</w:t>
+      </w:r>
+    </w:p>
+    <w:p>
+      <w:pPr>
+        <w:spacing w:after="0" w:line="240" w:lineRule="auto"/>
+        <w:jc w:val="both"/>
+        <w:rPr>
+          <w:rFonts w:ascii="Arial Narrow" w:eastAsia="Arial Narrow" w:hAnsi="Arial Narrow" w:cs="Arial Narrow"/>
+          <w:color w:val="000000"/>
+          <w:kern w:val="0"/>
+          <w:lang w:eastAsia="es-PE"/>
+          <w14:ligatures w14:val="none"/>
+        </w:rPr>
+      </w:pPr>
+    </w:p>
+    <w:p>
       <w:pPr>
         <w:spacing w:after="0" w:line="240" w:lineRule="auto"/>
         <w:jc w:val="both"/>
@@ -5467,7 +5444,7 @@
           <w:color w:val="000000"/>
           <w:kern w:val="0"/>
           <w:lang w:eastAsia="es-PE"/>
-          <ns2:ligatures ns2:val="none"/>
+          <w14:ligatures w14:val="none"/>
         </w:rPr>
         <w:t xml:space="preserve">QUINTO: </w:t>
       </w:r>
@@ -5478,7 +5455,7 @@
           <w:color w:val="000000"/>
           <w:kern w:val="0"/>
           <w:lang w:eastAsia="es-ES"/>
-          <ns2:ligatures ns2:val="none"/>
+          <w14:ligatures w14:val="none"/>
         </w:rPr>
         <w:t xml:space="preserve">requerir </w:t>
       </w:r>
@@ -5488,7 +5465,7 @@
           <w:color w:val="000000"/>
           <w:kern w:val="0"/>
           <w:lang w:val="es-ES" w:eastAsia="es-ES"/>
-          <ns2:ligatures ns2:val="none"/>
+          <w14:ligatures w14:val="none"/>
         </w:rPr>
         <w:t xml:space="preserve">que, en un </w:t>
       </w:r>
@@ -5498,7 +5475,7 @@
           <w:color w:val="000000"/>
           <w:kern w:val="0"/>
           <w:lang w:eastAsia="es-ES"/>
-          <ns2:ligatures ns2:val="none"/>
+          <w14:ligatures w14:val="none"/>
         </w:rPr>
         <w:t>plazo no mayor de cinco (5) días hábiles contado a partir del día siguiente de la notificación de la presente resolución</w:t>
       </w:r>
@@ -5509,7 +5486,7 @@
           <w:color w:val="000000"/>
           <w:kern w:val="0"/>
           <w:lang w:eastAsia="es-ES"/>
-          <ns2:ligatures ns2:val="none"/>
+          <w14:ligatures w14:val="none"/>
         </w:rPr>
         <w:t xml:space="preserve">, </w:t>
       </w:r>
@@ -5520,7 +5497,7 @@
           <w:color w:val="000000"/>
           <w:kern w:val="0"/>
           <w:lang w:eastAsia="es-ES"/>
-          <ns2:ligatures ns2:val="none"/>
+          <w14:ligatures w14:val="none"/>
         </w:rPr>
         <w:t xml:space="preserve">el </w:t>
       </w:r>
@@ -5537,7 +5514,7 @@
           <w:color w:val="000000"/>
           <w:kern w:val="0"/>
           <w:lang w:eastAsia="es-ES"/>
-          <ns2:ligatures ns2:val="none"/>
+          <w14:ligatures w14:val="none"/>
         </w:rPr>
         <w:t xml:space="preserve">, </w:t>
       </w:r>
@@ -5548,7 +5525,7 @@
           <w:color w:val="000000"/>
           <w:kern w:val="0"/>
           <w:lang w:val="es-ES" w:eastAsia="es-ES"/>
-          <ns2:ligatures ns2:val="none"/>
+          <w14:ligatures w14:val="none"/>
         </w:rPr>
         <w:t xml:space="preserve">cumpla con: </w:t>
       </w:r>
@@ -5558,7 +5535,7 @@
           <w:color w:val="000000"/>
           <w:kern w:val="0"/>
           <w:lang w:val="es-ES" w:eastAsia="es-ES"/>
-          <ns2:ligatures ns2:val="none"/>
+          <w14:ligatures w14:val="none"/>
         </w:rPr>
         <w:t>(i) presentar copia de la documentación contractual y/o informativa vigente al momento de la contratación y durante la vigencia de la Tarjeta de Crédito Mastercard Black 553xxxxxx855 vigentes al mes de febrero de 2026; (ii) presentar copia de las comunicaciones electrónicas remitidas al denunciante relacionadas con los beneficios de asistencia médica internacional asociados a la Tarjeta de Crédito Mastercard Black 553xxxxxx855; (iii) presentar los documentos que acrediten el rol que le correspondía frente a la activación, orientación o canalización del beneficio de asistencia médica de emergencia internacional durante la vigencia de la Tarjeta de Crédito Mastercard Black 553xxxxxx855</w:t>
       </w:r>
@@ -5568,44 +5545,44 @@
           <w:color w:val="000000"/>
           <w:kern w:val="0"/>
           <w:lang w:val="es-ES" w:eastAsia="es-ES"/>
-          <ns2:ligatures ns2:val="none"/>
+          <w14:ligatures w14:val="none"/>
         </w:rPr>
         <w:t>.</w:t>
       </w:r>
     </w:p>
-    <w:p ns2:paraId="7EAE58BA" ns2:textId="77777777">
-      <w:pPr>
-        <w:spacing w:after="0" w:line="240" w:lineRule="auto"/>
-        <w:jc w:val="both"/>
-        <w:rPr>
-          <w:rFonts w:ascii="Arial Narrow" w:eastAsia="Times New Roman" w:hAnsi="Arial Narrow" w:cs="Arial"/>
-          <w:color w:val="000000"/>
-          <w:kern w:val="0"/>
-          <w:lang w:val="es-ES" w:eastAsia="es-ES"/>
-          <ns2:ligatures ns2:val="none"/>
-        </w:rPr>
-      </w:pPr>
-    </w:p>
-    <w:p ns2:paraId="018EE32A" ns2:textId="5A7E3B88">
-      <w:pPr>
-        <w:spacing w:after="0" w:line="240" w:lineRule="auto"/>
-        <w:jc w:val="both"/>
-        <w:rPr>
-          <w:rFonts w:ascii="Arial Narrow" w:eastAsia="Times New Roman" w:hAnsi="Arial Narrow" w:cs="Arial"/>
-          <w:color w:val="000000"/>
-          <w:kern w:val="0"/>
-          <w:lang w:val="es-ES" w:eastAsia="es-ES"/>
-          <ns2:ligatures ns2:val="none"/>
-        </w:rPr>
-      </w:pPr>
-      <w:r>
-        <w:rPr>
-          <w:rFonts w:ascii="Arial Narrow" w:eastAsia="Arial Narrow" w:hAnsi="Arial Narrow" w:cs="Arial Narrow"/>
-          <w:b/>
-          <w:color w:val="000000"/>
-          <w:kern w:val="0"/>
-          <w:lang w:eastAsia="es-PE"/>
-          <ns2:ligatures ns2:val="none"/>
+    <w:p>
+      <w:pPr>
+        <w:spacing w:after="0" w:line="240" w:lineRule="auto"/>
+        <w:jc w:val="both"/>
+        <w:rPr>
+          <w:rFonts w:ascii="Arial Narrow" w:eastAsia="Times New Roman" w:hAnsi="Arial Narrow" w:cs="Arial"/>
+          <w:color w:val="000000"/>
+          <w:kern w:val="0"/>
+          <w:lang w:val="es-ES" w:eastAsia="es-ES"/>
+          <w14:ligatures w14:val="none"/>
+        </w:rPr>
+      </w:pPr>
+    </w:p>
+    <w:p>
+      <w:pPr>
+        <w:spacing w:after="0" w:line="240" w:lineRule="auto"/>
+        <w:jc w:val="both"/>
+        <w:rPr>
+          <w:rFonts w:ascii="Arial Narrow" w:eastAsia="Times New Roman" w:hAnsi="Arial Narrow" w:cs="Arial"/>
+          <w:color w:val="000000"/>
+          <w:kern w:val="0"/>
+          <w:lang w:val="es-ES" w:eastAsia="es-ES"/>
+          <w14:ligatures w14:val="none"/>
+        </w:rPr>
+      </w:pPr>
+      <w:r>
+        <w:rPr>
+          <w:rFonts w:ascii="Arial Narrow" w:eastAsia="Arial Narrow" w:hAnsi="Arial Narrow" w:cs="Arial Narrow"/>
+          <w:b/>
+          <w:color w:val="000000"/>
+          <w:kern w:val="0"/>
+          <w:lang w:eastAsia="es-PE"/>
+          <w14:ligatures w14:val="none"/>
         </w:rPr>
         <w:t xml:space="preserve">SEXTO: </w:t>
       </w:r>
@@ -5615,7 +5592,7 @@
           <w:color w:val="000000"/>
           <w:kern w:val="0"/>
           <w:lang w:eastAsia="es-ES"/>
-          <ns2:ligatures ns2:val="none"/>
+          <w14:ligatures w14:val="none"/>
         </w:rPr>
         <w:t xml:space="preserve">requerir </w:t>
       </w:r>
@@ -5625,7 +5602,7 @@
           <w:color w:val="000000"/>
           <w:kern w:val="0"/>
           <w:lang w:val="es-ES" w:eastAsia="es-ES"/>
-          <ns2:ligatures ns2:val="none"/>
+          <w14:ligatures w14:val="none"/>
         </w:rPr>
         <w:t xml:space="preserve">que, en un </w:t>
       </w:r>
@@ -5635,7 +5612,7 @@
           <w:color w:val="000000"/>
           <w:kern w:val="0"/>
           <w:lang w:eastAsia="es-ES"/>
-          <ns2:ligatures ns2:val="none"/>
+          <w14:ligatures w14:val="none"/>
         </w:rPr>
         <w:t xml:space="preserve">plazo no mayor de cinco (5) días hábiles contado a partir del día siguiente de la notificación de la presente resolución, </w:t>
       </w:r>
@@ -5646,7 +5623,7 @@
           <w:kern w:val="0"/>
           <w:shd w:val="clear" w:color="auto" w:fill="FFFFFF"/>
           <w:lang w:eastAsia="es-PE"/>
-          <ns2:ligatures ns2:val="none"/>
+          <w14:ligatures w14:val="none"/>
         </w:rPr>
         <w:t>Assist Card Perú S.A.C.</w:t>
       </w:r>
@@ -5656,7 +5633,7 @@
           <w:color w:val="000000"/>
           <w:kern w:val="0"/>
           <w:lang w:eastAsia="es-ES"/>
-          <ns2:ligatures ns2:val="none"/>
+          <w14:ligatures w14:val="none"/>
         </w:rPr>
         <w:t xml:space="preserve">, </w:t>
       </w:r>
@@ -5666,7 +5643,7 @@
           <w:color w:val="000000"/>
           <w:kern w:val="0"/>
           <w:lang w:val="es-ES" w:eastAsia="es-ES"/>
-          <ns2:ligatures ns2:val="none"/>
+          <w14:ligatures w14:val="none"/>
         </w:rPr>
         <w:t xml:space="preserve">cumpla con: </w:t>
       </w:r>
@@ -5676,7 +5653,7 @@
           <w:color w:val="000000"/>
           <w:kern w:val="0"/>
           <w:lang w:val="es-ES" w:eastAsia="es-ES"/>
-          <ns2:ligatures ns2:val="none"/>
+          <w14:ligatures w14:val="none"/>
         </w:rPr>
         <w:t xml:space="preserve">(i) presentar copia de los términos de cobertura, condiciones generales y alcances del servicio de asistencia médica de emergencia internacional asociado a la Tarjeta de Crédito Mastercard Black 553xxxxxx855 vigentes al mes de febrero de 2026; (ii) presentar los medios probatorios que acrediten el adecuado procedimiento de la solicitud de activación del beneficio de asistencia médica internacional mediante la modalidad de asistencia directa o pago directo y mediante la modalidad de reembolso de gastos médicos asociados a la Tarjeta de Crédito </w:t>
       </w:r>
@@ -5686,7 +5663,7 @@
           <w:color w:val="000000"/>
           <w:kern w:val="0"/>
           <w:lang w:val="es-ES" w:eastAsia="es-ES"/>
-          <ns2:ligatures ns2:val="none"/>
+          <w14:ligatures w14:val="none"/>
         </w:rPr>
         <w:lastRenderedPageBreak/>
         <w:t>Mastercard Black 55365******1855, incluyendo los canales habilitados y requisitos exigidos al consumidor; y, (iii) presentar todas las comunicaciones cursadas con la parte denunciante en virtud de los hechos materia de denuncia</w:t>
@@ -5697,44 +5674,44 @@
           <w:color w:val="000000"/>
           <w:kern w:val="0"/>
           <w:lang w:val="es-ES" w:eastAsia="es-ES"/>
-          <ns2:ligatures ns2:val="none"/>
+          <w14:ligatures w14:val="none"/>
         </w:rPr>
         <w:t>.</w:t>
       </w:r>
     </w:p>
-    <w:p ns2:paraId="20B54ACB" ns2:textId="77777777">
-      <w:pPr>
-        <w:spacing w:after="0" w:line="240" w:lineRule="auto"/>
-        <w:jc w:val="both"/>
-        <w:rPr>
-          <w:rFonts w:ascii="Arial Narrow" w:eastAsia="Times New Roman" w:hAnsi="Arial Narrow" w:cs="Arial"/>
-          <w:color w:val="000000"/>
-          <w:kern w:val="0"/>
-          <w:lang w:val="es-ES" w:eastAsia="es-ES"/>
-          <ns2:ligatures ns2:val="none"/>
-        </w:rPr>
-      </w:pPr>
-    </w:p>
-    <w:p ns2:paraId="1C7257F5" ns2:textId="0355DE33">
-      <w:pPr>
-        <w:spacing w:after="0" w:line="240" w:lineRule="auto"/>
-        <w:jc w:val="both"/>
-        <w:rPr>
-          <w:rFonts w:ascii="Arial Narrow" w:eastAsia="Times New Roman" w:hAnsi="Arial Narrow" w:cs="Arial"/>
-          <w:color w:val="000000"/>
-          <w:kern w:val="0"/>
-          <w:lang w:val="es-ES" w:eastAsia="es-ES"/>
-          <ns2:ligatures ns2:val="none"/>
-        </w:rPr>
-      </w:pPr>
-      <w:r>
-        <w:rPr>
-          <w:rFonts w:ascii="Arial Narrow" w:eastAsia="Arial Narrow" w:hAnsi="Arial Narrow" w:cs="Arial Narrow"/>
-          <w:b/>
-          <w:color w:val="000000"/>
-          <w:kern w:val="0"/>
-          <w:lang w:eastAsia="es-PE"/>
-          <ns2:ligatures ns2:val="none"/>
+    <w:p>
+      <w:pPr>
+        <w:spacing w:after="0" w:line="240" w:lineRule="auto"/>
+        <w:jc w:val="both"/>
+        <w:rPr>
+          <w:rFonts w:ascii="Arial Narrow" w:eastAsia="Times New Roman" w:hAnsi="Arial Narrow" w:cs="Arial"/>
+          <w:color w:val="000000"/>
+          <w:kern w:val="0"/>
+          <w:lang w:val="es-ES" w:eastAsia="es-ES"/>
+          <w14:ligatures w14:val="none"/>
+        </w:rPr>
+      </w:pPr>
+    </w:p>
+    <w:p>
+      <w:pPr>
+        <w:spacing w:after="0" w:line="240" w:lineRule="auto"/>
+        <w:jc w:val="both"/>
+        <w:rPr>
+          <w:rFonts w:ascii="Arial Narrow" w:eastAsia="Times New Roman" w:hAnsi="Arial Narrow" w:cs="Arial"/>
+          <w:color w:val="000000"/>
+          <w:kern w:val="0"/>
+          <w:lang w:val="es-ES" w:eastAsia="es-ES"/>
+          <w14:ligatures w14:val="none"/>
+        </w:rPr>
+      </w:pPr>
+      <w:r>
+        <w:rPr>
+          <w:rFonts w:ascii="Arial Narrow" w:eastAsia="Arial Narrow" w:hAnsi="Arial Narrow" w:cs="Arial Narrow"/>
+          <w:b/>
+          <w:color w:val="000000"/>
+          <w:kern w:val="0"/>
+          <w:lang w:eastAsia="es-PE"/>
+          <w14:ligatures w14:val="none"/>
         </w:rPr>
         <w:t>SÉTIMO</w:t>
       </w:r>
@@ -5745,7 +5722,7 @@
           <w:color w:val="000000"/>
           <w:kern w:val="0"/>
           <w:lang w:eastAsia="es-PE"/>
-          <ns2:ligatures ns2:val="none"/>
+          <w14:ligatures w14:val="none"/>
         </w:rPr>
         <w:t xml:space="preserve">: </w:t>
       </w:r>
@@ -5755,7 +5732,7 @@
           <w:color w:val="000000"/>
           <w:kern w:val="0"/>
           <w:lang w:eastAsia="es-ES"/>
-          <ns2:ligatures ns2:val="none"/>
+          <w14:ligatures w14:val="none"/>
         </w:rPr>
         <w:t xml:space="preserve">requerir </w:t>
       </w:r>
@@ -5765,7 +5742,7 @@
           <w:color w:val="000000"/>
           <w:kern w:val="0"/>
           <w:lang w:val="es-ES" w:eastAsia="es-ES"/>
-          <ns2:ligatures ns2:val="none"/>
+          <w14:ligatures w14:val="none"/>
         </w:rPr>
         <w:t xml:space="preserve">que, en un </w:t>
       </w:r>
@@ -5775,7 +5752,7 @@
           <w:color w:val="000000"/>
           <w:kern w:val="0"/>
           <w:lang w:eastAsia="es-ES"/>
-          <ns2:ligatures ns2:val="none"/>
+          <w14:ligatures w14:val="none"/>
         </w:rPr>
         <w:t xml:space="preserve">plazo no mayor de cinco (5) días hábiles contado a partir del día siguiente de la notificación de la presente resolución, </w:t>
       </w:r>
@@ -5786,7 +5763,7 @@
           <w:kern w:val="0"/>
           <w:shd w:val="clear" w:color="auto" w:fill="FFFFFF"/>
           <w:lang w:eastAsia="es-PE"/>
-          <ns2:ligatures ns2:val="none"/>
+          <w14:ligatures w14:val="none"/>
         </w:rPr>
         <w:t xml:space="preserve">Mastercard </w:t>
       </w:r>
@@ -5797,7 +5774,7 @@
           <w:kern w:val="0"/>
           <w:shd w:val="clear" w:color="auto" w:fill="FFFFFF"/>
           <w:lang w:eastAsia="es-PE"/>
-          <ns2:ligatures ns2:val="none"/>
+          <w14:ligatures w14:val="none"/>
         </w:rPr>
         <w:t>Perú Inc-Sucursal del Perú</w:t>
       </w:r>
@@ -5807,7 +5784,7 @@
           <w:color w:val="000000"/>
           <w:kern w:val="0"/>
           <w:lang w:eastAsia="es-ES"/>
-          <ns2:ligatures ns2:val="none"/>
+          <w14:ligatures w14:val="none"/>
         </w:rPr>
         <w:t xml:space="preserve">, </w:t>
       </w:r>
@@ -5817,7 +5794,7 @@
           <w:color w:val="000000"/>
           <w:kern w:val="0"/>
           <w:lang w:val="es-ES" w:eastAsia="es-ES"/>
-          <ns2:ligatures ns2:val="none"/>
+          <w14:ligatures w14:val="none"/>
         </w:rPr>
         <w:t>cumpla con</w:t>
       </w:r>
@@ -5827,7 +5804,7 @@
           <w:color w:val="000000"/>
           <w:kern w:val="0"/>
           <w:lang w:val="es-ES" w:eastAsia="es-ES"/>
-          <ns2:ligatures ns2:val="none"/>
+          <w14:ligatures w14:val="none"/>
         </w:rPr>
         <w:t xml:space="preserve"> </w:t>
       </w:r>
@@ -5837,12 +5814,12 @@
           <w:color w:val="000000"/>
           <w:kern w:val="0"/>
           <w:lang w:val="es-ES" w:eastAsia="es-ES"/>
-          <ns2:ligatures ns2:val="none"/>
+          <w14:ligatures w14:val="none"/>
         </w:rPr>
         <w:t>presentar todas las comunicaciones cursadas con la parte denunciante en virtud de los hechos materia de denuncia.</w:t>
       </w:r>
     </w:p>
-    <w:p ns2:paraId="61AD8504" ns2:textId="77777777">
+    <w:p>
       <w:pPr>
         <w:spacing w:after="0" w:line="240" w:lineRule="auto"/>
         <w:jc w:val="both"/>
@@ -5852,30 +5829,30 @@
           <w:color w:val="000000"/>
           <w:kern w:val="0"/>
           <w:lang w:val="es-ES" w:eastAsia="es-PE"/>
-          <ns2:ligatures ns2:val="none"/>
-        </w:rPr>
-      </w:pPr>
-    </w:p>
-    <w:p ns2:paraId="58D4E496" ns2:textId="2FC0D896">
-      <w:pPr>
-        <w:spacing w:after="0" w:line="240" w:lineRule="auto"/>
-        <w:jc w:val="both"/>
-        <w:rPr>
-          <w:rFonts w:ascii="Arial Narrow" w:eastAsia="Arial Narrow" w:hAnsi="Arial Narrow" w:cs="Arial Narrow"/>
-          <w:color w:val="000000"/>
-          <w:kern w:val="0"/>
-          <w:lang w:eastAsia="es-PE"/>
-          <ns2:ligatures ns2:val="none"/>
-        </w:rPr>
-      </w:pPr>
-      <w:r>
-        <w:rPr>
-          <w:rFonts w:ascii="Arial Narrow" w:eastAsia="Arial Narrow" w:hAnsi="Arial Narrow" w:cs="Arial Narrow"/>
-          <w:b/>
-          <w:color w:val="000000"/>
-          <w:kern w:val="0"/>
-          <w:lang w:eastAsia="es-PE"/>
-          <ns2:ligatures ns2:val="none"/>
+          <w14:ligatures w14:val="none"/>
+        </w:rPr>
+      </w:pPr>
+    </w:p>
+    <w:p>
+      <w:pPr>
+        <w:spacing w:after="0" w:line="240" w:lineRule="auto"/>
+        <w:jc w:val="both"/>
+        <w:rPr>
+          <w:rFonts w:ascii="Arial Narrow" w:eastAsia="Arial Narrow" w:hAnsi="Arial Narrow" w:cs="Arial Narrow"/>
+          <w:color w:val="000000"/>
+          <w:kern w:val="0"/>
+          <w:lang w:eastAsia="es-PE"/>
+          <w14:ligatures w14:val="none"/>
+        </w:rPr>
+      </w:pPr>
+      <w:r>
+        <w:rPr>
+          <w:rFonts w:ascii="Arial Narrow" w:eastAsia="Arial Narrow" w:hAnsi="Arial Narrow" w:cs="Arial Narrow"/>
+          <w:b/>
+          <w:color w:val="000000"/>
+          <w:kern w:val="0"/>
+          <w:lang w:eastAsia="es-PE"/>
+          <w14:ligatures w14:val="none"/>
         </w:rPr>
         <w:t>OCTAVO</w:t>
       </w:r>
@@ -5886,7 +5863,7 @@
           <w:color w:val="000000"/>
           <w:kern w:val="0"/>
           <w:lang w:eastAsia="es-PE"/>
-          <ns2:ligatures ns2:val="none"/>
+          <w14:ligatures w14:val="none"/>
         </w:rPr>
         <w:t>:</w:t>
       </w:r>
@@ -5896,7 +5873,7 @@
           <w:color w:val="000000"/>
           <w:kern w:val="0"/>
           <w:lang w:eastAsia="es-PE"/>
-          <ns2:ligatures ns2:val="none"/>
+          <w14:ligatures w14:val="none"/>
         </w:rPr>
         <w:t xml:space="preserve"> </w:t>
       </w:r>
@@ -5907,7 +5884,7 @@
           <w:color w:val="000000"/>
           <w:kern w:val="0"/>
           <w:lang w:eastAsia="es-PE"/>
-          <ns2:ligatures ns2:val="none"/>
+          <w14:ligatures w14:val="none"/>
         </w:rPr>
         <w:t xml:space="preserve">informar a las partes que el artículo 110 de la </w:t>
       </w:r>
@@ -5917,7 +5894,7 @@
           <w:color w:val="000000"/>
           <w:kern w:val="0"/>
           <w:lang w:eastAsia="es-PE"/>
-          <ns2:ligatures ns2:val="none"/>
+          <w14:ligatures w14:val="none"/>
         </w:rPr>
         <w:t>Ley 29571</w:t>
       </w:r>
@@ -5927,7 +5904,7 @@
           <w:color w:val="000000"/>
           <w:kern w:val="0"/>
           <w:lang w:eastAsia="es-PE"/>
-          <ns2:ligatures ns2:val="none"/>
+          <w14:ligatures w14:val="none"/>
         </w:rPr>
         <w:t>, Código de Protección y Defensa del Consumidor</w:t>
       </w:r>
@@ -5939,7 +5916,7 @@
           <w:kern w:val="0"/>
           <w:vertAlign w:val="superscript"/>
           <w:lang w:eastAsia="es-PE"/>
-          <ns2:ligatures ns2:val="none"/>
+          <w14:ligatures w14:val="none"/>
         </w:rPr>
         <w:footnoteReference w:id="8"/>
       </w:r>
@@ -5949,7 +5926,7 @@
           <w:color w:val="000000"/>
           <w:kern w:val="0"/>
           <w:lang w:eastAsia="es-PE"/>
-          <ns2:ligatures ns2:val="none"/>
+          <w14:ligatures w14:val="none"/>
         </w:rPr>
         <w:t>, faculta a la Comisión a calificar las infracciones de la referida norma como leves, graves o muy graves e imponer sanciones que van desde una amonestación hasta una multa por un máximo de 450 Unidades Impositivas Tributarias, sin perjuicio de las medidas correctivas, reparadoras y complementarias, que puedan ordenarse de acuerdo a lo estipulado en los artículos 114, 115 y 116 de la referida norma</w:t>
       </w:r>
@@ -5961,7 +5938,7 @@
           <w:kern w:val="0"/>
           <w:vertAlign w:val="superscript"/>
           <w:lang w:eastAsia="es-PE"/>
-          <ns2:ligatures ns2:val="none"/>
+          <w14:ligatures w14:val="none"/>
         </w:rPr>
         <w:footnoteReference w:id="9"/>
       </w:r>
@@ -5971,7 +5948,7 @@
           <w:color w:val="000000"/>
           <w:kern w:val="0"/>
           <w:lang w:eastAsia="es-PE"/>
-          <ns2:ligatures ns2:val="none"/>
+          <w14:ligatures w14:val="none"/>
         </w:rPr>
         <w:t xml:space="preserve">. </w:t>
       </w:r>
@@ -5982,7 +5959,7 @@
           <w:color w:val="000000"/>
           <w:kern w:val="0"/>
           <w:lang w:eastAsia="es-PE"/>
-          <ns2:ligatures ns2:val="none"/>
+          <w14:ligatures w14:val="none"/>
         </w:rPr>
         <w:lastRenderedPageBreak/>
         <w:t>Asimismo, se consideran circunstancias atenuantes para la graduación de la sanción, el allanamiento de la denuncia o el reconocimiento de las pretensiones en ella contenidas, de acuerdo con el artículo 112 del Código</w:t>
@@ -5995,7 +5972,7 @@
           <w:kern w:val="0"/>
           <w:vertAlign w:val="superscript"/>
           <w:lang w:eastAsia="es-PE"/>
-          <ns2:ligatures ns2:val="none"/>
+          <w14:ligatures w14:val="none"/>
         </w:rPr>
         <w:footnoteReference w:id="10"/>
       </w:r>
@@ -6005,12 +5982,12 @@
           <w:color w:val="000000"/>
           <w:kern w:val="0"/>
           <w:lang w:eastAsia="es-PE"/>
-          <ns2:ligatures ns2:val="none"/>
+          <w14:ligatures w14:val="none"/>
         </w:rPr>
         <w:t>.</w:t>
       </w:r>
     </w:p>
-    <w:p ns2:paraId="7A5236A4" ns2:textId="77777777">
+    <w:p>
       <w:pPr>
         <w:shd w:val="clear" w:color="auto" w:fill="FFFFFF"/>
         <w:spacing w:after="0" w:line="240" w:lineRule="auto"/>
@@ -6021,11 +5998,11 @@
           <w:color w:val="000000"/>
           <w:kern w:val="0"/>
           <w:lang w:eastAsia="es-PE"/>
-          <ns2:ligatures ns2:val="none"/>
-        </w:rPr>
-      </w:pPr>
-    </w:p>
-    <w:p ns2:paraId="3F071DDA" ns2:textId="455B056D">
+          <w14:ligatures w14:val="none"/>
+        </w:rPr>
+      </w:pPr>
+    </w:p>
+    <w:p>
       <w:pPr>
         <w:shd w:val="clear" w:color="auto" w:fill="FFFFFF"/>
         <w:spacing w:after="0" w:line="240" w:lineRule="auto"/>
@@ -6035,7 +6012,7 @@
           <w:color w:val="000000"/>
           <w:kern w:val="0"/>
           <w:lang w:eastAsia="es-PE"/>
-          <ns2:ligatures ns2:val="none"/>
+          <w14:ligatures w14:val="none"/>
         </w:rPr>
       </w:pPr>
       <w:r>
@@ -6044,7 +6021,7 @@
           <w:b/>
           <w:bCs/>
           <w:kern w:val="0"/>
-          <ns2:ligatures ns2:val="none"/>
+          <w14:ligatures w14:val="none"/>
         </w:rPr>
         <w:t>NOVENO</w:t>
       </w:r>
@@ -6055,7 +6032,7 @@
           <w:color w:val="000000"/>
           <w:kern w:val="0"/>
           <w:lang w:eastAsia="es-PE"/>
-          <ns2:ligatures ns2:val="none"/>
+          <w14:ligatures w14:val="none"/>
         </w:rPr>
         <w:t>:</w:t>
       </w:r>
@@ -6065,12 +6042,12 @@
           <w:color w:val="000000"/>
           <w:kern w:val="0"/>
           <w:lang w:eastAsia="es-PE"/>
-          <ns2:ligatures ns2:val="none"/>
+          <w14:ligatures w14:val="none"/>
         </w:rPr>
         <w:t xml:space="preserve"> informar a las partes que conforme a lo establecido en el artículo 39 de la Ley sobre Facultades, Normas y Organización del Indecopi, aprobada por Decreto Legislativo 807, los gastos por los peritajes realizados, actuación de pruebas, inspecciones y otros derivados de la tramitación del proceso serán de cargo de la parte que solicita la prueba, salvo pacto en contrario. En todos los casos, la resolución final determinará si los gastos deben ser asumidos por alguna de las partes, o reembolsados a la otra parte o al Indecopi, según sea el caso, de manera adicional a la sanción que haya podido imponerse. </w:t>
       </w:r>
     </w:p>
-    <w:p ns2:paraId="0F10F9CF" ns2:textId="77777777">
+    <w:p>
       <w:pPr>
         <w:shd w:val="clear" w:color="auto" w:fill="FFFFFF"/>
         <w:spacing w:after="0" w:line="240" w:lineRule="auto"/>
@@ -6080,11 +6057,11 @@
           <w:color w:val="000000"/>
           <w:kern w:val="0"/>
           <w:lang w:eastAsia="es-PE"/>
-          <ns2:ligatures ns2:val="none"/>
-        </w:rPr>
-      </w:pPr>
-    </w:p>
-    <w:p ns2:paraId="194C23DD" ns2:textId="45D91457">
+          <w14:ligatures w14:val="none"/>
+        </w:rPr>
+      </w:pPr>
+    </w:p>
+    <w:p>
       <w:pPr>
         <w:suppressAutoHyphens/>
         <w:spacing w:after="0" w:line="240" w:lineRule="auto"/>
@@ -6093,7 +6070,7 @@
           <w:rFonts w:ascii="Arial Narrow" w:eastAsia="Calibri" w:hAnsi="Arial Narrow" w:cs="Arial"/>
           <w:kern w:val="0"/>
           <w:u w:val="single"/>
-          <ns2:ligatures ns2:val="none"/>
+          <w14:ligatures w14:val="none"/>
         </w:rPr>
       </w:pPr>
       <w:r>
@@ -6103,7 +6080,7 @@
           <w:color w:val="000000"/>
           <w:kern w:val="0"/>
           <w:lang w:eastAsia="es-PE"/>
-          <ns2:ligatures ns2:val="none"/>
+          <w14:ligatures w14:val="none"/>
         </w:rPr>
         <w:lastRenderedPageBreak/>
         <w:t>DÉCIMO</w:t>
@@ -6113,7 +6090,7 @@
           <w:rFonts w:ascii="Arial Narrow" w:eastAsia="Calibri" w:hAnsi="Arial Narrow" w:cs="Arial"/>
           <w:b/>
           <w:kern w:val="0"/>
-          <ns2:ligatures ns2:val="none"/>
+          <w14:ligatures w14:val="none"/>
         </w:rPr>
         <w:t>:</w:t>
       </w:r>
@@ -6121,7 +6098,7 @@
         <w:rPr>
           <w:rFonts w:ascii="Arial Narrow" w:eastAsia="Calibri" w:hAnsi="Arial Narrow" w:cs="Arial"/>
           <w:kern w:val="0"/>
-          <ns2:ligatures ns2:val="none"/>
+          <w14:ligatures w14:val="none"/>
         </w:rPr>
         <w:t xml:space="preserve"> comunicar a las partes que, de acuerdo a lo señalado por el artículo 29 del Decreto Legislativo 807</w:t>
       </w:r>
@@ -6131,7 +6108,7 @@
           <w:rFonts w:ascii="Arial Narrow" w:eastAsia="Calibri" w:hAnsi="Arial Narrow" w:cs="Arial"/>
           <w:kern w:val="0"/>
           <w:vertAlign w:val="superscript"/>
-          <ns2:ligatures ns2:val="none"/>
+          <w14:ligatures w14:val="none"/>
         </w:rPr>
         <w:footnoteReference w:id="11"/>
       </w:r>
@@ -6139,7 +6116,7 @@
         <w:rPr>
           <w:rFonts w:ascii="Arial Narrow" w:eastAsia="Calibri" w:hAnsi="Arial Narrow" w:cs="Arial"/>
           <w:kern w:val="0"/>
-          <ns2:ligatures ns2:val="none"/>
+          <w14:ligatures w14:val="none"/>
         </w:rPr>
         <w:t xml:space="preserve">, hasta antes de la emisión de la Resolución Final tienen la posibilidad de solicitar una audiencia de conciliación. En caso deleguen a favor de una tercera persona su actuación en la diligencia programada, esta deberá presentar un poder especial con firma legalizada ante Notario Público, donde conste </w:t>
       </w:r>
@@ -6148,7 +6125,7 @@
           <w:rFonts w:ascii="Arial Narrow" w:eastAsia="Calibri" w:hAnsi="Arial Narrow" w:cs="Arial"/>
           <w:kern w:val="0"/>
           <w:u w:val="single"/>
-          <ns2:ligatures ns2:val="none"/>
+          <w14:ligatures w14:val="none"/>
         </w:rPr>
         <w:t>expresamente su facultad para asistir y conciliar en su representación</w:t>
       </w:r>
@@ -6157,7 +6134,7 @@
           <w:rFonts w:ascii="Arial Narrow" w:eastAsia="Calibri" w:hAnsi="Arial Narrow" w:cs="Arial"/>
           <w:bCs/>
           <w:kern w:val="0"/>
-          <ns2:ligatures ns2:val="none"/>
+          <w14:ligatures w14:val="none"/>
         </w:rPr>
         <w:t>.</w:t>
       </w:r>
@@ -6167,7 +6144,7 @@
           <w:b/>
           <w:bCs/>
           <w:kern w:val="0"/>
-          <ns2:ligatures ns2:val="none"/>
+          <w14:ligatures w14:val="none"/>
         </w:rPr>
         <w:t xml:space="preserve"> </w:t>
       </w:r>
@@ -6176,12 +6153,12 @@
           <w:rFonts w:ascii="Arial Narrow" w:eastAsia="Calibri" w:hAnsi="Arial Narrow" w:cs="Arial"/>
           <w:kern w:val="0"/>
           <w:u w:val="single"/>
-          <ns2:ligatures ns2:val="none"/>
+          <w14:ligatures w14:val="none"/>
         </w:rPr>
         <w:t xml:space="preserve">Ello bajo apercibimiento de no realizar la audiencia de conciliación y levantar el acta de inasistencia correspondiente. </w:t>
       </w:r>
     </w:p>
-    <w:p ns2:paraId="19088877" ns2:textId="77777777">
+    <w:p>
       <w:pPr>
         <w:suppressAutoHyphens/>
         <w:spacing w:after="0" w:line="240" w:lineRule="auto"/>
@@ -6190,11 +6167,11 @@
           <w:rFonts w:ascii="Arial Narrow" w:eastAsia="Calibri" w:hAnsi="Arial Narrow" w:cs="Arial"/>
           <w:kern w:val="0"/>
           <w:u w:val="single"/>
-          <ns2:ligatures ns2:val="none"/>
-        </w:rPr>
-      </w:pPr>
-    </w:p>
-    <w:p ns2:paraId="7767F307" ns2:textId="1CEB91E2">
+          <w14:ligatures w14:val="none"/>
+        </w:rPr>
+      </w:pPr>
+    </w:p>
+    <w:p>
       <w:pPr>
         <w:suppressAutoHyphens/>
         <w:spacing w:after="0" w:line="240" w:lineRule="auto"/>
@@ -6211,7 +6188,7 @@
           <w:b/>
           <w:spacing w:val="-3"/>
           <w:kern w:val="0"/>
-          <ns2:ligatures ns2:val="none"/>
+          <w14:ligatures w14:val="none"/>
         </w:rPr>
         <w:t>DÉCIMO</w:t>
       </w:r>
@@ -6221,7 +6198,7 @@
           <w:b/>
           <w:spacing w:val="-3"/>
           <w:kern w:val="0"/>
-          <ns2:ligatures ns2:val="none"/>
+          <w14:ligatures w14:val="none"/>
         </w:rPr>
         <w:t xml:space="preserve"> PRIMERO</w:t>
       </w:r>
@@ -6232,7 +6209,7 @@
           <w:color w:val="000000"/>
           <w:kern w:val="0"/>
           <w:lang w:eastAsia="es-PE"/>
-          <ns2:ligatures ns2:val="none"/>
+          <w14:ligatures w14:val="none"/>
         </w:rPr>
         <w:t>:</w:t>
       </w:r>
@@ -6242,14 +6219,14 @@
           <w:color w:val="000000"/>
           <w:kern w:val="0"/>
           <w:lang w:eastAsia="es-PE"/>
-          <ns2:ligatures ns2:val="none"/>
+          <w14:ligatures w14:val="none"/>
         </w:rPr>
         <w:t xml:space="preserve"> poner en conocimiento de las partes que, antes de la emisión de la Resolución Final, tienen la posibilidad de formular su desistimiento o presentar el acuerdo arribado mediante la conciliación, mediación, transacción o cualquier otro que, de forma indubitable, deje constancia que se ha solucionado la controversia materia de denuncia.</w:t>
       </w:r>
       <w:bookmarkStart w:id="12" w:name="h.gjdgxs" w:colFirst="0" w:colLast="0"/>
       <w:bookmarkEnd w:id="12"/>
     </w:p>
-    <w:p ns2:paraId="26B1ED4B" ns2:textId="77777777">
+    <w:p>
       <w:pPr>
         <w:suppressAutoHyphens/>
         <w:spacing w:after="0" w:line="240" w:lineRule="auto"/>
@@ -6259,7 +6236,7 @@
         </w:rPr>
       </w:pPr>
     </w:p>
-    <w:p ns2:paraId="12E923CD" ns2:textId="7F93EAEB">
+    <w:p>
       <w:pPr>
         <w:suppressAutoHyphens/>
         <w:spacing w:after="0" w:line="240" w:lineRule="auto"/>
@@ -6391,7 +6368,7 @@
         <w:t xml:space="preserve"/>
       </w:r>
     </w:p>
-    <w:p ns2:paraId="551184FA" ns2:textId="77777777">
+    <w:p>
       <w:pPr>
         <w:suppressAutoHyphens/>
         <w:spacing w:after="0" w:line="240" w:lineRule="auto"/>
@@ -6401,7 +6378,7 @@
         </w:rPr>
       </w:pPr>
     </w:p>
-    <w:p ns2:paraId="150F22E0" ns2:textId="5ABEC518">
+    <w:p>
       <w:pPr>
         <w:suppressAutoHyphens/>
         <w:spacing w:after="0" w:line="240" w:lineRule="auto"/>
@@ -6416,7 +6393,7 @@
           <w:b/>
           <w:spacing w:val="-3"/>
           <w:kern w:val="0"/>
-          <ns2:ligatures ns2:val="none"/>
+          <w14:ligatures w14:val="none"/>
         </w:rPr>
         <w:t>DÉCIMO TERCERO:</w:t>
       </w:r>
@@ -6426,7 +6403,7 @@
           <w:bCs/>
           <w:spacing w:val="-3"/>
           <w:kern w:val="0"/>
-          <ns2:ligatures ns2:val="none"/>
+          <w14:ligatures w14:val="none"/>
         </w:rPr>
         <w:t xml:space="preserve"> requerir </w:t>
       </w:r>
@@ -6436,7 +6413,7 @@
           <w:bCs/>
           <w:spacing w:val="-3"/>
           <w:kern w:val="0"/>
-          <ns2:ligatures ns2:val="none"/>
+          <w14:ligatures w14:val="none"/>
         </w:rPr>
         <w:t xml:space="preserve">a </w:t>
       </w:r>
@@ -6446,7 +6423,7 @@
           <w:bCs/>
           <w:spacing w:val="-3"/>
           <w:kern w:val="0"/>
-          <ns2:ligatures ns2:val="none"/>
+          <w14:ligatures w14:val="none"/>
         </w:rPr>
         <w:t>Assist Card Per</w:t>
       </w:r>
@@ -6456,7 +6433,7 @@
           <w:bCs/>
           <w:spacing w:val="-3"/>
           <w:kern w:val="0"/>
-          <ns2:ligatures ns2:val="none"/>
+          <w14:ligatures w14:val="none"/>
         </w:rPr>
         <w:t>ú</w:t>
       </w:r>
@@ -6466,7 +6443,7 @@
           <w:bCs/>
           <w:spacing w:val="-3"/>
           <w:kern w:val="0"/>
-          <ns2:ligatures ns2:val="none"/>
+          <w14:ligatures w14:val="none"/>
         </w:rPr>
         <w:t xml:space="preserve"> S</w:t>
       </w:r>
@@ -6476,7 +6453,7 @@
           <w:bCs/>
           <w:spacing w:val="-3"/>
           <w:kern w:val="0"/>
-          <ns2:ligatures ns2:val="none"/>
+          <w14:ligatures w14:val="none"/>
         </w:rPr>
         <w:t>.</w:t>
       </w:r>
@@ -6486,7 +6463,7 @@
           <w:bCs/>
           <w:spacing w:val="-3"/>
           <w:kern w:val="0"/>
-          <ns2:ligatures ns2:val="none"/>
+          <w14:ligatures w14:val="none"/>
         </w:rPr>
         <w:t>A</w:t>
       </w:r>
@@ -6496,7 +6473,7 @@
           <w:bCs/>
           <w:spacing w:val="-3"/>
           <w:kern w:val="0"/>
-          <ns2:ligatures ns2:val="none"/>
+          <w14:ligatures w14:val="none"/>
         </w:rPr>
         <w:t>.</w:t>
       </w:r>
@@ -6506,7 +6483,7 @@
           <w:bCs/>
           <w:spacing w:val="-3"/>
           <w:kern w:val="0"/>
-          <ns2:ligatures ns2:val="none"/>
+          <w14:ligatures w14:val="none"/>
         </w:rPr>
         <w:t>C</w:t>
       </w:r>
@@ -6516,7 +6493,7 @@
           <w:bCs/>
           <w:spacing w:val="-3"/>
           <w:kern w:val="0"/>
-          <ns2:ligatures ns2:val="none"/>
+          <w14:ligatures w14:val="none"/>
         </w:rPr>
         <w:t xml:space="preserve">. </w:t>
       </w:r>
@@ -6526,7 +6503,7 @@
           <w:bCs/>
           <w:spacing w:val="-3"/>
           <w:kern w:val="0"/>
-          <ns2:ligatures ns2:val="none"/>
+          <w14:ligatures w14:val="none"/>
         </w:rPr>
         <w:t xml:space="preserve">y a Mastercard Perú Inc-Sucursal del Perú </w:t>
       </w:r>
@@ -6544,7 +6521,7 @@
           <w:color w:val="000000"/>
           <w:kern w:val="0"/>
           <w:lang w:eastAsia="es-PE"/>
-          <ns2:ligatures ns2:val="none"/>
+          <w14:ligatures w14:val="none"/>
         </w:rPr>
         <w:t>dentro del plazo de dos (2) días hábiles siguientes a la fecha en que reciba</w:t>
       </w:r>
@@ -6555,7 +6532,7 @@
           <w:color w:val="000000"/>
           <w:kern w:val="0"/>
           <w:lang w:eastAsia="es-PE"/>
-          <ns2:ligatures ns2:val="none"/>
+          <w14:ligatures w14:val="none"/>
         </w:rPr>
         <w:t>n</w:t>
       </w:r>
@@ -6566,7 +6543,7 @@
           <w:color w:val="000000"/>
           <w:kern w:val="0"/>
           <w:lang w:eastAsia="es-PE"/>
-          <ns2:ligatures ns2:val="none"/>
+          <w14:ligatures w14:val="none"/>
         </w:rPr>
         <w:t xml:space="preserve"> la notificación en su domicilio procesal</w:t>
       </w:r>
@@ -6599,7 +6576,7 @@
         <w:t xml:space="preserve"> </w:t>
       </w:r>
     </w:p>
-    <w:p ns2:paraId="79C1D3C4" ns2:textId="77777777">
+    <w:p>
       <w:pPr>
         <w:spacing w:after="0" w:line="240" w:lineRule="auto"/>
         <w:jc w:val="both"/>
@@ -6609,14 +6586,14 @@
           <w:color w:val="000000"/>
           <w:kern w:val="0"/>
           <w:lang w:val="es-ES" w:eastAsia="es-PE"/>
-          <ns2:ligatures ns2:val="none"/>
+          <w14:ligatures w14:val="none"/>
         </w:rPr>
       </w:pPr>
       <w:bookmarkStart w:id="13" w:name="_Hlk218074855"/>
       <w:bookmarkEnd w:id="0"/>
     </w:p>
     <w:bookmarkEnd w:id="13"/>
-    <w:p ns2:paraId="7D9C4EB2" ns2:textId="77777777">
+    <w:p>
       <w:pPr>
         <w:shd w:val="clear" w:color="auto" w:fill="FFFFFF"/>
         <w:spacing w:after="0" w:line="240" w:lineRule="auto"/>
@@ -6638,7 +6615,7 @@
         <w:t xml:space="preserve">Firmado digitalmente por </w:t>
       </w:r>
     </w:p>
-    <w:p ns2:paraId="7688088A" ns2:textId="77777777">
+    <w:p>
       <w:pPr>
         <w:shd w:val="clear" w:color="auto" w:fill="FFFFFF"/>
         <w:spacing w:after="0" w:line="240" w:lineRule="auto"/>
@@ -6660,7 +6637,7 @@
         <w:t>EVELING ROA QUISPE</w:t>
       </w:r>
     </w:p>
-    <w:p ns2:paraId="4F3F5AC1" ns2:textId="77777777">
+    <w:p>
       <w:pPr>
         <w:shd w:val="clear" w:color="auto" w:fill="FFFFFF"/>
         <w:spacing w:after="0" w:line="240" w:lineRule="auto"/>
@@ -6682,7 +6659,7 @@
         <w:t>Secretaria Técnica</w:t>
       </w:r>
     </w:p>
-    <w:p ns2:paraId="2D2F6247" ns2:textId="0279BAA8">
+    <w:p>
       <w:pPr>
         <w:shd w:val="clear" w:color="auto" w:fill="FFFFFF"/>
         <w:spacing w:after="0" w:line="240" w:lineRule="auto"/>
@@ -6704,7 +6681,7 @@
         <w:t>Comisión de Protección al Consumidor 1</w:t>
       </w:r>
     </w:p>
-    <w:p ns2:paraId="68107EE2" ns2:textId="4629A55F">
+    <w:p>
       <w:pPr>
         <w:spacing w:after="0" w:line="240" w:lineRule="auto"/>
         <w:rPr>
@@ -6722,8 +6699,8 @@
       </w:r>
     </w:p>
     <w:sectPr>
-      <w:headerReference w:type="default" ns3:id="rId8"/>
-      <w:footerReference w:type="default" ns3:id="rId9"/>
+      <w:headerReference w:type="default" r:id="rId8"/>
+      <w:footerReference w:type="default" r:id="rId9"/>
       <w:pgSz w:w="11906" w:h="16838"/>
       <w:pgMar w:top="1417" w:right="1701" w:bottom="1417" w:left="1701" w:header="708" w:footer="708" w:gutter="0"/>
       <w:cols w:space="708"/>
@@ -6734,7 +6711,7 @@
 </file>
 
 <file path=word/endnotes.xml><?xml version="1.0" encoding="utf-8"?>
-<w:endnotes xmlns:wpc="http://schemas.microsoft.com/office/word/2010/wordprocessingCanvas" xmlns:cx="http://schemas.microsoft.com/office/drawing/2014/chartex" xmlns:cx1="http://schemas.microsoft.com/office/drawing/2015/9/8/chartex" xmlns:cx2="http://schemas.microsoft.com/office/drawing/2015/10/21/chartex" xmlns:cx3="http://schemas.microsoft.com/office/drawing/2016/5/9/chartex" xmlns:cx4="http://schemas.microsoft.com/office/drawing/2016/5/10/chartex" xmlns:cx5="http://schemas.microsoft.com/office/drawing/2016/5/11/chartex" xmlns:cx6="http://schemas.microsoft.com/office/drawing/2016/5/12/chartex" xmlns:cx7="http://schemas.microsoft.com/office/drawing/2016/5/13/chartex" xmlns:cx8="http://schemas.microsoft.com/office/drawing/2016/5/14/chartex" xmlns:mc="http://schemas.openxmlformats.org/markup-compatibility/2006" xmlns:aink="http://schemas.microsoft.com/office/drawing/2016/ink" xmlns:am3d="http://schemas.microsoft.com/office/drawing/2017/model3d" xmlns:o="urn:schemas-microsoft-com:office:office" xmlns:oel="http://schemas.microsoft.com/office/2019/extlst" xmlns:r="http://schemas.openxmlformats.org/officeDocument/2006/relationships" xmlns:m="http://schemas.openxmlformats.org/officeDocument/2006/math" xmlns:v="urn:schemas-microsoft-com:vml" xmlns:wp14="http://schemas.microsoft.com/office/word/2010/wordprocessingDrawing" xmlns:wp="http://schemas.openxmlformats.org/drawingml/2006/wordprocessingDrawing" xmlns:w10="urn:schemas-microsoft-com:office:word" xmlns:w="http://schemas.openxmlformats.org/wordprocessingml/2006/main" xmlns:w14="http://schemas.microsoft.com/office/word/2010/wordml" xmlns:w15="http://schemas.microsoft.com/office/word/2012/wordml" xmlns:w16cex="http://schemas.microsoft.com/office/word/2018/wordml/cex" xmlns:w16cid="http://schemas.microsoft.com/office/word/2016/wordml/cid" xmlns:w16="http://schemas.microsoft.com/office/word/2018/wordml" xmlns:w16du="http://schemas.microsoft.com/office/word/2023/wordml/word16du" xmlns:w16sdtdh="http://schemas.microsoft.com/office/word/2020/wordml/sdtdatahash" xmlns:w16sdtfl="http://schemas.microsoft.com/office/word/2024/wordml/sdtformatlock" xmlns:w16se="http://schemas.microsoft.com/office/word/2015/wordml/symex" xmlns:wpg="http://schemas.microsoft.com/office/word/2010/wordprocessingGroup" xmlns:wpi="http://schemas.microsoft.com/office/word/2010/wordprocessingInk" xmlns:wne="http://schemas.microsoft.com/office/word/2006/wordml" xmlns:wps="http://schemas.microsoft.com/office/word/2010/wordprocessingShape" mc:Ignorable="w14 w15 w16se w16cid w16 w16cex w16sdtdh w16sdtfl w16du wp14">
+<w:endnotes xmlns:mc="http://schemas.openxmlformats.org/markup-compatibility/2006" xmlns:r="http://schemas.openxmlformats.org/officeDocument/2006/relationships" xmlns:w="http://schemas.openxmlformats.org/wordprocessingml/2006/main" xmlns:w14="http://schemas.microsoft.com/office/word/2010/wordml" xmlns:w15="http://schemas.microsoft.com/office/word/2012/wordml" xmlns:w16="http://schemas.microsoft.com/office/word/2018/wordml" xmlns:w16cex="http://schemas.microsoft.com/office/word/2018/wordml/cex" xmlns:w16cid="http://schemas.microsoft.com/office/word/2016/wordml/cid" xmlns:w16du="http://schemas.microsoft.com/office/word/2023/wordml/word16du" xmlns:w16sdtdh="http://schemas.microsoft.com/office/word/2020/wordml/sdtdatahash" xmlns:w16se="http://schemas.microsoft.com/office/word/2015/wordml/symex" xmlns:wp14="http://schemas.microsoft.com/office/word/2010/wordprocessingDrawing" mc:Ignorable="w14 w15 w16se w16cid w16 w16cex w16sdtdh w16du wp14">
   <w:endnote w:type="separator" w:id="-1">
     <w:p>
       <w:pPr>
@@ -6759,7 +6736,7 @@
 </file>
 
 <file path=word/footer1.xml><?xml version="1.0" encoding="utf-8"?>
-<w:ftr xmlns:wpc="http://schemas.microsoft.com/office/word/2010/wordprocessingCanvas" xmlns:cx="http://schemas.microsoft.com/office/drawing/2014/chartex" xmlns:cx1="http://schemas.microsoft.com/office/drawing/2015/9/8/chartex" xmlns:cx2="http://schemas.microsoft.com/office/drawing/2015/10/21/chartex" xmlns:cx3="http://schemas.microsoft.com/office/drawing/2016/5/9/chartex" xmlns:cx4="http://schemas.microsoft.com/office/drawing/2016/5/10/chartex" xmlns:cx5="http://schemas.microsoft.com/office/drawing/2016/5/11/chartex" xmlns:cx6="http://schemas.microsoft.com/office/drawing/2016/5/12/chartex" xmlns:cx7="http://schemas.microsoft.com/office/drawing/2016/5/13/chartex" xmlns:cx8="http://schemas.microsoft.com/office/drawing/2016/5/14/chartex" xmlns:mc="http://schemas.openxmlformats.org/markup-compatibility/2006" xmlns:aink="http://schemas.microsoft.com/office/drawing/2016/ink" xmlns:am3d="http://schemas.microsoft.com/office/drawing/2017/model3d" xmlns:o="urn:schemas-microsoft-com:office:office" xmlns:oel="http://schemas.microsoft.com/office/2019/extlst" xmlns:r="http://schemas.openxmlformats.org/officeDocument/2006/relationships" xmlns:m="http://schemas.openxmlformats.org/officeDocument/2006/math" xmlns:v="urn:schemas-microsoft-com:vml" xmlns:wp14="http://schemas.microsoft.com/office/word/2010/wordprocessingDrawing" xmlns:wp="http://schemas.openxmlformats.org/drawingml/2006/wordprocessingDrawing" xmlns:w10="urn:schemas-microsoft-com:office:word" xmlns:w="http://schemas.openxmlformats.org/wordprocessingml/2006/main" xmlns:w14="http://schemas.microsoft.com/office/word/2010/wordml" xmlns:w15="http://schemas.microsoft.com/office/word/2012/wordml" xmlns:w16cex="http://schemas.microsoft.com/office/word/2018/wordml/cex" xmlns:w16cid="http://schemas.microsoft.com/office/word/2016/wordml/cid" xmlns:w16="http://schemas.microsoft.com/office/word/2018/wordml" xmlns:w16du="http://schemas.microsoft.com/office/word/2023/wordml/word16du" xmlns:w16sdtdh="http://schemas.microsoft.com/office/word/2020/wordml/sdtdatahash" xmlns:w16sdtfl="http://schemas.microsoft.com/office/word/2024/wordml/sdtformatlock" xmlns:w16se="http://schemas.microsoft.com/office/word/2015/wordml/symex" xmlns:wpg="http://schemas.microsoft.com/office/word/2010/wordprocessingGroup" xmlns:wpi="http://schemas.microsoft.com/office/word/2010/wordprocessingInk" xmlns:wne="http://schemas.microsoft.com/office/word/2006/wordml" xmlns:wps="http://schemas.microsoft.com/office/word/2010/wordprocessingShape" mc:Ignorable="w14 w15 w16se w16cid w16 w16cex w16sdtdh w16sdtfl w16du wp14">
+<w:ftr xmlns:mc="http://schemas.openxmlformats.org/markup-compatibility/2006" xmlns:r="http://schemas.openxmlformats.org/officeDocument/2006/relationships" xmlns:w="http://schemas.openxmlformats.org/wordprocessingml/2006/main" xmlns:w14="http://schemas.microsoft.com/office/word/2010/wordml" xmlns:w15="http://schemas.microsoft.com/office/word/2012/wordml" xmlns:w16="http://schemas.microsoft.com/office/word/2018/wordml" xmlns:w16cex="http://schemas.microsoft.com/office/word/2018/wordml/cex" xmlns:w16cid="http://schemas.microsoft.com/office/word/2016/wordml/cid" xmlns:w16du="http://schemas.microsoft.com/office/word/2023/wordml/word16du" xmlns:w16sdtdh="http://schemas.microsoft.com/office/word/2020/wordml/sdtdatahash" xmlns:w16se="http://schemas.microsoft.com/office/word/2015/wordml/symex" xmlns:wp14="http://schemas.microsoft.com/office/word/2010/wordprocessingDrawing" mc:Ignorable="w14 w15 w16se w16cid w16 w16cex w16sdtdh w16du wp14">
   <w:p>
     <w:pPr>
       <w:pBdr>
@@ -6838,7 +6815,7 @@
 </file>
 
 <file path=word/footnotes.xml><?xml version="1.0" encoding="utf-8"?>
-<w:footnotes xmlns:wpc="http://schemas.microsoft.com/office/word/2010/wordprocessingCanvas" xmlns:cx="http://schemas.microsoft.com/office/drawing/2014/chartex" xmlns:cx1="http://schemas.microsoft.com/office/drawing/2015/9/8/chartex" xmlns:cx2="http://schemas.microsoft.com/office/drawing/2015/10/21/chartex" xmlns:cx3="http://schemas.microsoft.com/office/drawing/2016/5/9/chartex" xmlns:cx4="http://schemas.microsoft.com/office/drawing/2016/5/10/chartex" xmlns:cx5="http://schemas.microsoft.com/office/drawing/2016/5/11/chartex" xmlns:cx6="http://schemas.microsoft.com/office/drawing/2016/5/12/chartex" xmlns:cx7="http://schemas.microsoft.com/office/drawing/2016/5/13/chartex" xmlns:cx8="http://schemas.microsoft.com/office/drawing/2016/5/14/chartex" xmlns:mc="http://schemas.openxmlformats.org/markup-compatibility/2006" xmlns:aink="http://schemas.microsoft.com/office/drawing/2016/ink" xmlns:am3d="http://schemas.microsoft.com/office/drawing/2017/model3d" xmlns:o="urn:schemas-microsoft-com:office:office" xmlns:oel="http://schemas.microsoft.com/office/2019/extlst" xmlns:r="http://schemas.openxmlformats.org/officeDocument/2006/relationships" xmlns:m="http://schemas.openxmlformats.org/officeDocument/2006/math" xmlns:v="urn:schemas-microsoft-com:vml" xmlns:wp14="http://schemas.microsoft.com/office/word/2010/wordprocessingDrawing" xmlns:wp="http://schemas.openxmlformats.org/drawingml/2006/wordprocessingDrawing" xmlns:w10="urn:schemas-microsoft-com:office:word" xmlns:w="http://schemas.openxmlformats.org/wordprocessingml/2006/main" xmlns:w14="http://schemas.microsoft.com/office/word/2010/wordml" xmlns:w15="http://schemas.microsoft.com/office/word/2012/wordml" xmlns:w16cex="http://schemas.microsoft.com/office/word/2018/wordml/cex" xmlns:w16cid="http://schemas.microsoft.com/office/word/2016/wordml/cid" xmlns:w16="http://schemas.microsoft.com/office/word/2018/wordml" xmlns:w16du="http://schemas.microsoft.com/office/word/2023/wordml/word16du" xmlns:w16sdtdh="http://schemas.microsoft.com/office/word/2020/wordml/sdtdatahash" xmlns:w16sdtfl="http://schemas.microsoft.com/office/word/2024/wordml/sdtformatlock" xmlns:w16se="http://schemas.microsoft.com/office/word/2015/wordml/symex" xmlns:wpg="http://schemas.microsoft.com/office/word/2010/wordprocessingGroup" xmlns:wpi="http://schemas.microsoft.com/office/word/2010/wordprocessingInk" xmlns:wne="http://schemas.microsoft.com/office/word/2006/wordml" xmlns:wps="http://schemas.microsoft.com/office/word/2010/wordprocessingShape" mc:Ignorable="w14 w15 w16se w16cid w16 w16cex w16sdtdh w16sdtfl w16du wp14">
+<w:footnotes xmlns:mc="http://schemas.openxmlformats.org/markup-compatibility/2006" xmlns:r="http://schemas.openxmlformats.org/officeDocument/2006/relationships" xmlns:w="http://schemas.openxmlformats.org/wordprocessingml/2006/main" xmlns:w14="http://schemas.microsoft.com/office/word/2010/wordml" xmlns:w15="http://schemas.microsoft.com/office/word/2012/wordml" xmlns:w16="http://schemas.microsoft.com/office/word/2018/wordml" xmlns:w16cex="http://schemas.microsoft.com/office/word/2018/wordml/cex" xmlns:w16cid="http://schemas.microsoft.com/office/word/2016/wordml/cid" xmlns:w16du="http://schemas.microsoft.com/office/word/2023/wordml/word16du" xmlns:w16sdtdh="http://schemas.microsoft.com/office/word/2020/wordml/sdtdatahash" xmlns:w16se="http://schemas.microsoft.com/office/word/2015/wordml/symex" xmlns:wp14="http://schemas.microsoft.com/office/word/2010/wordprocessingDrawing" mc:Ignorable="w14 w15 w16se w16cid w16 w16cex w16sdtdh w16du wp14">
   <w:footnote w:type="separator" w:id="-1">
     <w:p>
       <w:pPr>
@@ -8032,6 +8009,161 @@
       </w:pPr>
     </w:p>
   </w:footnote>
+  <w:footnote w:id="12">
+    <w:p>
+      <w:pPr>
+        <w:pStyle w:val="Textonotapie"/>
+        <w:ind w:left="567" w:hanging="567"/>
+        <w:jc w:val="both"/>
+      </w:pPr>
+      <w:r>
+        <w:rPr>
+          <w:rStyle w:val="Refdenotaalpie"/>
+          <w:rFonts w:ascii="Arial Narrow" w:hAnsi="Arial Narrow" w:cs="Arial"/>
+          <w:sz w:val="16"/>
+          <w:szCs w:val="16"/>
+          <w:vertAlign w:val="superscript"/>
+        </w:rPr>
+        <w:footnoteRef/>
+      </w:r>
+      <w:r>
+        <w:rPr>
+          <w:rFonts w:ascii="Arial Narrow" w:hAnsi="Arial Narrow" w:cs="Arial"/>
+          <w:sz w:val="16"/>
+          <w:szCs w:val="16"/>
+        </w:rPr>
+        <w:tab/>
+      </w:r>
+      <w:r>
+        <w:rPr>
+          <w:rFonts w:ascii="Arial Narrow" w:hAnsi="Arial Narrow" w:cs="Arial"/>
+          <w:b/>
+          <w:bCs/>
+          <w:sz w:val="16"/>
+          <w:szCs w:val="16"/>
+        </w:rPr>
+        <w:t xml:space="preserve">DECRETO LEGISLATIVO 807, LEY SOBRE FACULTADES, NORMAS Y ORGANIZACIÓN DEL INDECOPI, publicado el 18 de abril de 1996</w:t>
+      </w:r>
+    </w:p>
+    <w:p>
+      <w:pPr>
+        <w:pStyle w:val="Textonotapie"/>
+        <w:ind w:left="567" w:hanging="567"/>
+        <w:jc w:val="both"/>
+      </w:pPr>
+      <w:r>
+        <w:rPr>
+          <w:rFonts w:ascii="Arial Narrow" w:hAnsi="Arial Narrow" w:cs="Arial"/>
+          <w:sz w:val="16"/>
+          <w:szCs w:val="16"/>
+        </w:rPr>
+        <w:tab/>
+      </w:r>
+      <w:r>
+        <w:rPr>
+          <w:rFonts w:ascii="Arial Narrow" w:hAnsi="Arial Narrow" w:cs="Arial"/>
+          <w:b/>
+          <w:bCs/>
+          <w:sz w:val="16"/>
+          <w:szCs w:val="16"/>
+        </w:rPr>
+        <w:t xml:space="preserve">Artículo 26.-</w:t>
+      </w:r>
+      <w:r>
+        <w:rPr>
+          <w:rFonts w:ascii="Arial Narrow" w:hAnsi="Arial Narrow" w:cs="Arial"/>
+          <w:sz w:val="16"/>
+          <w:szCs w:val="16"/>
+        </w:rPr>
+        <w:t xml:space="preserve"> Una vez admitida a trámite la denuncia, se correrá traslado de la misma al denunciado, a fin de que éste presente su descargo. El plazo para la presentación del descargo será de cinco (5) días contados desde la notificación, vencido el cual, el Secretario Técnico declarará en rebeldía al denunciado que no lo hubiera presentado.</w:t>
+      </w:r>
+    </w:p>
+  </w:footnote>
+  <w:footnote w:id="13">
+    <w:p>
+      <w:pPr>
+        <w:pStyle w:val="Textonotapie"/>
+        <w:ind w:left="567" w:hanging="567"/>
+        <w:jc w:val="both"/>
+      </w:pPr>
+      <w:r>
+        <w:rPr>
+          <w:rStyle w:val="Refdenotaalpie"/>
+          <w:rFonts w:ascii="Arial Narrow" w:hAnsi="Arial Narrow" w:cs="Arial"/>
+          <w:sz w:val="16"/>
+          <w:szCs w:val="16"/>
+          <w:vertAlign w:val="superscript"/>
+        </w:rPr>
+        <w:footnoteRef/>
+      </w:r>
+      <w:r>
+        <w:rPr>
+          <w:rFonts w:ascii="Arial Narrow" w:hAnsi="Arial Narrow" w:cs="Arial"/>
+          <w:sz w:val="16"/>
+          <w:szCs w:val="16"/>
+        </w:rPr>
+        <w:tab/>
+      </w:r>
+      <w:r>
+        <w:rPr>
+          <w:rFonts w:ascii="Arial Narrow" w:hAnsi="Arial Narrow" w:cs="Arial"/>
+          <w:b/>
+          <w:bCs/>
+          <w:sz w:val="16"/>
+          <w:szCs w:val="16"/>
+        </w:rPr>
+        <w:t xml:space="preserve">DECRETO SUPREMO 006-2026-JUS, TEXTO ÚNICO ORDENADO DE LA LEY 27444, LEY DEL PROCEDIMIENTO ADMINISTRATIVO GENERAL, publicado el 30 de abril de 2026</w:t>
+      </w:r>
+    </w:p>
+    <w:p>
+      <w:pPr>
+        <w:pStyle w:val="Textonotapie"/>
+        <w:ind w:left="567" w:hanging="567"/>
+        <w:jc w:val="both"/>
+      </w:pPr>
+      <w:r>
+        <w:rPr>
+          <w:rFonts w:ascii="Arial Narrow" w:hAnsi="Arial Narrow" w:cs="Arial"/>
+          <w:sz w:val="16"/>
+          <w:szCs w:val="16"/>
+        </w:rPr>
+        <w:tab/>
+      </w:r>
+      <w:r>
+        <w:rPr>
+          <w:rFonts w:ascii="Arial Narrow" w:hAnsi="Arial Narrow" w:cs="Arial"/>
+          <w:b/>
+          <w:bCs/>
+          <w:sz w:val="16"/>
+          <w:szCs w:val="16"/>
+        </w:rPr>
+        <w:t xml:space="preserve">Artículo 223.- Contestación de la reclamación</w:t>
+      </w:r>
+    </w:p>
+    <w:p>
+      <w:pPr>
+        <w:pStyle w:val="Textonotapie"/>
+        <w:ind w:left="567" w:hanging="567"/>
+        <w:jc w:val="both"/>
+      </w:pPr>
+      <w:r>
+        <w:rPr>
+          <w:rFonts w:ascii="Arial Narrow" w:hAnsi="Arial Narrow" w:cs="Arial"/>
+          <w:sz w:val="16"/>
+          <w:szCs w:val="16"/>
+        </w:rPr>
+        <w:tab/>
+      </w:r>
+      <w:r>
+        <w:rPr>
+          <w:rFonts w:ascii="Arial Narrow" w:hAnsi="Arial Narrow" w:cs="Arial"/>
+          <w:sz w:val="16"/>
+          <w:szCs w:val="16"/>
+        </w:rPr>
+        <w:t xml:space="preserve">223.1 El reclamado deberá presentar la contestación de la reclamación dentro de los quince (15) días posteriores a la notificación de ésta; vencido este plazo, la Administración declarará en rebeldía al reclamado que no la hubiera presentado. La contestación deberá contener los requisitos de los escritos previstos en el artículo 113 de la presente Ley, así como la absolución de todos los asuntos controvertidos de hecho y de derecho, Las alegaciones y los hechos relevantes de la reclamación, salvo que hayan sido específicamente negadas en la contestación, se tendrán por aceptadas o merituadas como ciertas.</w:t>
+      </w:r>
+    </w:p>
+  </w:footnote>
   <w:footnote w:id="8">
     <w:p>
       <w:pPr>
@@ -9374,7 +9506,7 @@
 </file>
 
 <file path=word/header1.xml><?xml version="1.0" encoding="utf-8"?>
-<w:hdr xmlns:wpc="http://schemas.microsoft.com/office/word/2010/wordprocessingCanvas" xmlns:cx="http://schemas.microsoft.com/office/drawing/2014/chartex" xmlns:cx1="http://schemas.microsoft.com/office/drawing/2015/9/8/chartex" xmlns:cx2="http://schemas.microsoft.com/office/drawing/2015/10/21/chartex" xmlns:cx3="http://schemas.microsoft.com/office/drawing/2016/5/9/chartex" xmlns:cx4="http://schemas.microsoft.com/office/drawing/2016/5/10/chartex" xmlns:cx5="http://schemas.microsoft.com/office/drawing/2016/5/11/chartex" xmlns:cx6="http://schemas.microsoft.com/office/drawing/2016/5/12/chartex" xmlns:cx7="http://schemas.microsoft.com/office/drawing/2016/5/13/chartex" xmlns:cx8="http://schemas.microsoft.com/office/drawing/2016/5/14/chartex" xmlns:mc="http://schemas.openxmlformats.org/markup-compatibility/2006" xmlns:aink="http://schemas.microsoft.com/office/drawing/2016/ink" xmlns:am3d="http://schemas.microsoft.com/office/drawing/2017/model3d" xmlns:o="urn:schemas-microsoft-com:office:office" xmlns:oel="http://schemas.microsoft.com/office/2019/extlst" xmlns:r="http://schemas.openxmlformats.org/officeDocument/2006/relationships" xmlns:m="http://schemas.openxmlformats.org/officeDocument/2006/math" xmlns:v="urn:schemas-microsoft-com:vml" xmlns:wp14="http://schemas.microsoft.com/office/word/2010/wordprocessingDrawing" xmlns:wp="http://schemas.openxmlformats.org/drawingml/2006/wordprocessingDrawing" xmlns:w10="urn:schemas-microsoft-com:office:word" xmlns:w="http://schemas.openxmlformats.org/wordprocessingml/2006/main" xmlns:w14="http://schemas.microsoft.com/office/word/2010/wordml" xmlns:w15="http://schemas.microsoft.com/office/word/2012/wordml" xmlns:w16cex="http://schemas.microsoft.com/office/word/2018/wordml/cex" xmlns:w16cid="http://schemas.microsoft.com/office/word/2016/wordml/cid" xmlns:w16="http://schemas.microsoft.com/office/word/2018/wordml" xmlns:w16du="http://schemas.microsoft.com/office/word/2023/wordml/word16du" xmlns:w16sdtdh="http://schemas.microsoft.com/office/word/2020/wordml/sdtdatahash" xmlns:w16sdtfl="http://schemas.microsoft.com/office/word/2024/wordml/sdtformatlock" xmlns:w16se="http://schemas.microsoft.com/office/word/2015/wordml/symex" xmlns:wpg="http://schemas.microsoft.com/office/word/2010/wordprocessingGroup" xmlns:wpi="http://schemas.microsoft.com/office/word/2010/wordprocessingInk" xmlns:wne="http://schemas.microsoft.com/office/word/2006/wordml" xmlns:wps="http://schemas.microsoft.com/office/word/2010/wordprocessingShape" mc:Ignorable="w14 w15 w16se w16cid w16 w16cex w16sdtdh w16sdtfl w16du wp14">
+<w:hdr xmlns:a="http://schemas.openxmlformats.org/drawingml/2006/main" xmlns:a14="http://schemas.microsoft.com/office/drawing/2010/main" xmlns:mc="http://schemas.openxmlformats.org/markup-compatibility/2006" xmlns:pic="http://schemas.openxmlformats.org/drawingml/2006/picture" xmlns:r="http://schemas.openxmlformats.org/officeDocument/2006/relationships" xmlns:w="http://schemas.openxmlformats.org/wordprocessingml/2006/main" xmlns:w14="http://schemas.microsoft.com/office/word/2010/wordml" xmlns:w15="http://schemas.microsoft.com/office/word/2012/wordml" xmlns:w16="http://schemas.microsoft.com/office/word/2018/wordml" xmlns:w16cex="http://schemas.microsoft.com/office/word/2018/wordml/cex" xmlns:w16cid="http://schemas.microsoft.com/office/word/2016/wordml/cid" xmlns:w16du="http://schemas.microsoft.com/office/word/2023/wordml/word16du" xmlns:w16sdtdh="http://schemas.microsoft.com/office/word/2020/wordml/sdtdatahash" xmlns:w16se="http://schemas.microsoft.com/office/word/2015/wordml/symex" xmlns:wp="http://schemas.openxmlformats.org/drawingml/2006/wordprocessingDrawing" xmlns:wp14="http://schemas.microsoft.com/office/word/2010/wordprocessingDrawing" mc:Ignorable="w14 w15 w16se w16cid w16 w16cex w16sdtdh w16du wp14">
   <w:tbl>
     <w:tblPr>
       <w:tblW w:w="8645" w:type="dxa"/>

--- a/plantillas_maestras/08_seguro_salud_eps_oncologico/falta_atencion_o_demora_reclamo/1_ddo_banco_o_financiera/varon/TPL_2116_2026_SEGURO_SALUD_EPS_ONCOLOGICO_FALTA_ATENCION_O_DEMORA_RECLAMO_BANCO_VARON_R2.docx
+++ b/plantillas_maestras/08_seguro_salud_eps_oncologico/falta_atencion_o_demora_reclamo/1_ddo_banco_o_financiera/varon/TPL_2116_2026_SEGURO_SALUD_EPS_ONCOLOGICO_FALTA_ATENCION_O_DEMORA_RECLAMO_BANCO_VARON_R2.docx
@@ -779,7 +779,33 @@
           <w:lang w:val="es-ES" w:eastAsia="es-ES"/>
           <w14:ligatures w14:val="none"/>
         </w:rPr>
-        <w:t xml:space="preserve">Mediante la denuncia del 6 de junio de 2026, subsanada mediante escrito del 19 de junio de 2026, el señor [APELLIDO] denunció al Banco, Assist Card y Mastercard por presuntas infracciones a la Ley 29571, Código de Protección y Defensa del Consumidor (en adelante, Código), señalando lo siguiente:</w:t>
+        <w:t xml:space="preserve">Mediante la denuncia del 6 de junio de 2026, subsanada mediante escrito del 19 de junio de 2026, el señor [APELLIDO] denunció al Banco, Assist Card y Mastercard por presuntas infracciones a la Ley 29571, Código de Protección y Defensa del Consumidor</w:t>
+      </w:r>
+      <w:r>
+        <w:rPr>
+          <w:rStyle w:val="Refdenotaalpie"/>
+          <w:rFonts w:ascii="Arial Narrow" w:eastAsia="Arial Narrow" w:hAnsi="Arial Narrow" w:cs="Arial Narrow"/>
+          <w:color w:val="000000"/>
+          <w:kern w:val="0"/>
+          <w:sz w:val="22"/>
+          <w:szCs w:val="22"/>
+          <w:vertAlign w:val="superscript"/>
+          <w:lang w:val="es-ES" w:eastAsia="es-ES"/>
+          <w14:ligatures w14:val="none"/>
+        </w:rPr>
+        <w:footnoteReference w:id="1"/>
+      </w:r>
+      <w:r>
+        <w:rPr>
+          <w:rFonts w:ascii="Arial Narrow" w:eastAsia="Arial Narrow" w:hAnsi="Arial Narrow" w:cs="Arial Narrow"/>
+          <w:color w:val="000000"/>
+          <w:kern w:val="0"/>
+          <w:sz w:val="22"/>
+          <w:szCs w:val="22"/>
+          <w:lang w:val="es-ES" w:eastAsia="es-ES"/>
+          <w14:ligatures w14:val="none"/>
+        </w:rPr>
+        <w:t xml:space="preserve"> (en adelante, Código), señalando lo siguiente:</w:t>
       </w:r>
       <w:r>
         <w:rPr>
@@ -964,20 +990,6 @@
           <w14:ligatures w14:val="none"/>
         </w:rPr>
         <w:t/>
-      </w:r>
-      <w:r>
-        <w:rPr>
-          <w:rStyle w:val="Refdenotaalpie"/>
-          <w:rFonts w:ascii="Arial Narrow" w:eastAsia="Arial Narrow" w:hAnsi="Arial Narrow" w:cs="Arial Narrow"/>
-          <w:color w:val="000000"/>
-          <w:kern w:val="0"/>
-          <w:sz w:val="22"/>
-          <w:szCs w:val="22"/>
-          <w:vertAlign w:val="superscript"/>
-          <w:lang w:val="es-ES" w:eastAsia="es-ES"/>
-          <w14:ligatures w14:val="none"/>
-        </w:rPr>
-        <w:footnoteReference w:id="1"/>
       </w:r>
       <w:r>
         <w:rPr>
@@ -2743,108 +2755,6 @@
       </w:r>
     </w:p>
     <w:bookmarkEnd w:id="1"/>
-    <w:p>
-      <w:pPr>
-        <w:spacing w:after="0" w:line="240" w:lineRule="auto"/>
-        <w:contextualSpacing/>
-        <w:jc w:val="both"/>
-        <w:rPr>
-          <w:rFonts w:ascii="Arial Narrow" w:eastAsia="Arial Narrow" w:hAnsi="Arial Narrow" w:cs="Arial Narrow"/>
-          <w:b/>
-          <w:color w:val="000000"/>
-          <w:kern w:val="0"/>
-          <w:sz w:val="22"/>
-          <w:szCs w:val="22"/>
-          <w:lang w:eastAsia="es-PE"/>
-          <w14:ligatures w14:val="none"/>
-        </w:rPr>
-      </w:pPr>
-    </w:p>
-    <w:p>
-      <w:pPr>
-        <w:spacing w:after="0" w:line="240" w:lineRule="auto"/>
-        <w:contextualSpacing/>
-        <w:jc w:val="both"/>
-        <w:rPr>
-          <w:rFonts w:ascii="Arial Narrow" w:eastAsia="Arial Narrow" w:hAnsi="Arial Narrow" w:cs="Arial Narrow"/>
-          <w:b/>
-          <w:color w:val="000000"/>
-          <w:kern w:val="0"/>
-          <w:sz w:val="22"/>
-          <w:szCs w:val="22"/>
-          <w:lang w:eastAsia="es-PE"/>
-          <w14:ligatures w14:val="none"/>
-        </w:rPr>
-      </w:pPr>
-    </w:p>
-    <w:p>
-      <w:pPr>
-        <w:spacing w:after="0" w:line="240" w:lineRule="auto"/>
-        <w:contextualSpacing/>
-        <w:jc w:val="both"/>
-        <w:rPr>
-          <w:rFonts w:ascii="Arial Narrow" w:eastAsia="Arial Narrow" w:hAnsi="Arial Narrow" w:cs="Arial Narrow"/>
-          <w:b/>
-          <w:color w:val="000000"/>
-          <w:kern w:val="0"/>
-          <w:sz w:val="22"/>
-          <w:szCs w:val="22"/>
-          <w:lang w:eastAsia="es-PE"/>
-          <w14:ligatures w14:val="none"/>
-        </w:rPr>
-      </w:pPr>
-    </w:p>
-    <w:p>
-      <w:pPr>
-        <w:spacing w:after="0" w:line="240" w:lineRule="auto"/>
-        <w:contextualSpacing/>
-        <w:jc w:val="both"/>
-        <w:rPr>
-          <w:rFonts w:ascii="Arial Narrow" w:eastAsia="Arial Narrow" w:hAnsi="Arial Narrow" w:cs="Arial Narrow"/>
-          <w:b/>
-          <w:color w:val="000000"/>
-          <w:kern w:val="0"/>
-          <w:sz w:val="22"/>
-          <w:szCs w:val="22"/>
-          <w:lang w:eastAsia="es-PE"/>
-          <w14:ligatures w14:val="none"/>
-        </w:rPr>
-      </w:pPr>
-    </w:p>
-    <w:p>
-      <w:pPr>
-        <w:spacing w:after="0" w:line="240" w:lineRule="auto"/>
-        <w:contextualSpacing/>
-        <w:jc w:val="both"/>
-        <w:rPr>
-          <w:rFonts w:ascii="Arial Narrow" w:eastAsia="Arial Narrow" w:hAnsi="Arial Narrow" w:cs="Arial Narrow"/>
-          <w:b/>
-          <w:color w:val="000000"/>
-          <w:kern w:val="0"/>
-          <w:sz w:val="22"/>
-          <w:szCs w:val="22"/>
-          <w:lang w:eastAsia="es-PE"/>
-          <w14:ligatures w14:val="none"/>
-        </w:rPr>
-      </w:pPr>
-    </w:p>
-    <w:p>
-      <w:pPr>
-        <w:spacing w:after="0" w:line="240" w:lineRule="auto"/>
-        <w:contextualSpacing/>
-        <w:jc w:val="both"/>
-        <w:rPr>
-          <w:rFonts w:ascii="Arial Narrow" w:eastAsia="Arial Narrow" w:hAnsi="Arial Narrow" w:cs="Arial Narrow"/>
-          <w:b/>
-          <w:color w:val="000000"/>
-          <w:kern w:val="0"/>
-          <w:sz w:val="22"/>
-          <w:szCs w:val="22"/>
-          <w:lang w:eastAsia="es-PE"/>
-          <w14:ligatures w14:val="none"/>
-        </w:rPr>
-      </w:pPr>
-    </w:p>
     <w:p>
       <w:pPr>
         <w:spacing w:after="0" w:line="240" w:lineRule="auto"/>
@@ -4654,7 +4564,6 @@
           <w:kern w:val="0"/>
           <w:sz w:val="22"/>
           <w:szCs w:val="22"/>
-          <w:u w:val="single"/>
           <w:lang w:val="es-ES" w:eastAsia="es-ES"/>
           <w14:ligatures w14:val="none"/>
         </w:rPr>
@@ -4667,7 +4576,6 @@
           <w:kern w:val="0"/>
           <w:sz w:val="22"/>
           <w:szCs w:val="22"/>
-          <w:u w:val="single"/>
           <w:lang w:val="es-ES" w:eastAsia="es-ES"/>
           <w14:ligatures w14:val="none"/>
         </w:rPr>
@@ -4806,7 +4714,19 @@
           <w:lang w:eastAsia="es-PE"/>
           <w14:ligatures w14:val="none"/>
         </w:rPr>
-        <w:t xml:space="preserve">PRIMERO: admitir a trámite la denuncia del 6 de junio de 2026, subsanada mediante escrito del 19 de junio de 2026, interpuesta por el señor [DENUNCIANTE] contra el Banco BBVA Perú S.A., Assist Card Perú S.A.C. y Mastercard Perú Inc-Sucursal del Perú, por lo siguiente:</w:t>
+        <w:t xml:space="preserve">PRIMERO:</w:t>
+      </w:r>
+      <w:r>
+        <w:rPr>
+          <w:rFonts w:ascii="Arial Narrow" w:eastAsia="Arial Narrow" w:hAnsi="Arial Narrow" w:cs="Arial Narrow"/>
+          <w:color w:val="000000"/>
+          <w:kern w:val="0"/>
+          <w:sz w:val="22"/>
+          <w:szCs w:val="22"/>
+          <w:lang w:eastAsia="es-PE"/>
+          <w14:ligatures w14:val="none"/>
+        </w:rPr>
+        <w:t xml:space="preserve"> admitir a trámite la denuncia del 6 de junio de 2026, subsanada mediante escrito del 19 de junio de 2026, interpuesta por el señor [DENUNCIANTE] contra el Banco BBVA Perú S.A., Assist Card Perú S.A.C. y Mastercard Perú Inc-Sucursal del Perú, por lo siguiente:</w:t>
       </w:r>
       <w:r>
         <w:rPr>
@@ -4913,7 +4833,6 @@
       <w:r>
         <w:rPr>
           <w:rFonts w:ascii="Arial Narrow" w:eastAsia="Arial Narrow" w:hAnsi="Arial Narrow" w:cs="Arial Narrow"/>
-          <w:bCs/>
           <w:sz w:val="22"/>
           <w:szCs w:val="22"/>
         </w:rPr>
@@ -5955,7 +5874,19 @@
           <w:lang w:eastAsia="es-PE"/>
           <w14:ligatures w14:val="none"/>
         </w:rPr>
-        <w:t xml:space="preserve">TERCERO: </w:t>
+        <w:t xml:space="preserve">TERCERO:</w:t>
+      </w:r>
+      <w:r>
+        <w:rPr>
+          <w:rFonts w:ascii="Arial Narrow" w:eastAsia="Arial Narrow" w:hAnsi="Arial Narrow" w:cs="Arial Narrow"/>
+          <w:color w:val="000000"/>
+          <w:kern w:val="0"/>
+          <w:sz w:val="22"/>
+          <w:szCs w:val="22"/>
+          <w:lang w:eastAsia="es-PE"/>
+          <w14:ligatures w14:val="none"/>
+        </w:rPr>
+        <w:t xml:space="preserve"> </w:t>
       </w:r>
       <w:r>
         <w:rPr>
@@ -5996,7 +5927,6 @@
       <w:r>
         <w:rPr>
           <w:rFonts w:ascii="Arial Narrow" w:eastAsia="Arial Narrow" w:hAnsi="Arial Narrow" w:cs="Arial Narrow"/>
-          <w:bCs/>
           <w:sz w:val="22"/>
           <w:szCs w:val="22"/>
         </w:rPr>
@@ -6005,7 +5935,6 @@
       <w:r>
         <w:rPr>
           <w:rFonts w:ascii="Arial Narrow" w:eastAsia="Arial Narrow" w:hAnsi="Arial Narrow" w:cs="Arial Narrow"/>
-          <w:bCs/>
           <w:sz w:val="22"/>
           <w:szCs w:val="22"/>
         </w:rPr>
@@ -6014,7 +5943,6 @@
       <w:r>
         <w:rPr>
           <w:rFonts w:ascii="Arial Narrow" w:eastAsia="Arial Narrow" w:hAnsi="Arial Narrow" w:cs="Arial Narrow"/>
-          <w:bCs/>
           <w:sz w:val="22"/>
           <w:szCs w:val="22"/>
         </w:rPr>
@@ -6319,7 +6247,15 @@
           <w:sz w:val="22"/>
           <w:szCs w:val="22"/>
         </w:rPr>
-        <w:t xml:space="preserve">CUARTO: </w:t>
+        <w:t xml:space="preserve">CUARTO:</w:t>
+      </w:r>
+      <w:r>
+        <w:rPr>
+          <w:rFonts w:ascii="Arial Narrow" w:eastAsia="Arial Narrow" w:hAnsi="Arial Narrow" w:cs="Arial Narrow"/>
+          <w:sz w:val="22"/>
+          <w:szCs w:val="22"/>
+        </w:rPr>
+        <w:t xml:space="preserve"> </w:t>
       </w:r>
       <w:r>
         <w:rPr>
@@ -6341,7 +6277,7 @@
           <w:lang w:val="es-ES" w:eastAsia="es-ES"/>
           <w14:ligatures w14:val="none"/>
         </w:rPr>
-        <w:footnoteReference w:id="12"/>
+        <w:footnoteReference w:id="8"/>
       </w:r>
       <w:r>
         <w:rPr>
@@ -6363,7 +6299,7 @@
           <w:lang w:val="es-ES" w:eastAsia="es-ES"/>
           <w14:ligatures w14:val="none"/>
         </w:rPr>
-        <w:footnoteReference w:id="13"/>
+        <w:footnoteReference w:id="9"/>
       </w:r>
       <w:r>
         <w:rPr>
@@ -6411,7 +6347,19 @@
           <w:lang w:eastAsia="es-PE"/>
           <w14:ligatures w14:val="none"/>
         </w:rPr>
-        <w:t xml:space="preserve">QUINTO: </w:t>
+        <w:t xml:space="preserve">QUINTO:</w:t>
+      </w:r>
+      <w:r>
+        <w:rPr>
+          <w:rFonts w:ascii="Arial Narrow" w:eastAsia="Arial Narrow" w:hAnsi="Arial Narrow" w:cs="Arial Narrow"/>
+          <w:color w:val="000000"/>
+          <w:kern w:val="0"/>
+          <w:sz w:val="22"/>
+          <w:szCs w:val="22"/>
+          <w:lang w:eastAsia="es-PE"/>
+          <w14:ligatures w14:val="none"/>
+        </w:rPr>
+        <w:t xml:space="preserve"> </w:t>
       </w:r>
       <w:bookmarkStart w:id="9" w:name="_Hlk188286813"/>
       <w:r>
@@ -6479,7 +6427,6 @@
       <w:r>
         <w:rPr>
           <w:rFonts w:ascii="Arial Narrow" w:eastAsia="Arial Narrow" w:hAnsi="Arial Narrow" w:cs="Arial Narrow"/>
-          <w:bCs/>
           <w:sz w:val="22"/>
           <w:szCs w:val="22"/>
         </w:rPr>
@@ -6575,7 +6522,19 @@
           <w:lang w:eastAsia="es-PE"/>
           <w14:ligatures w14:val="none"/>
         </w:rPr>
-        <w:t xml:space="preserve">SEXTO: </w:t>
+        <w:t xml:space="preserve">SEXTO:</w:t>
+      </w:r>
+      <w:r>
+        <w:rPr>
+          <w:rFonts w:ascii="Arial Narrow" w:eastAsia="Arial Narrow" w:hAnsi="Arial Narrow" w:cs="Arial Narrow"/>
+          <w:color w:val="000000"/>
+          <w:kern w:val="0"/>
+          <w:sz w:val="22"/>
+          <w:szCs w:val="22"/>
+          <w:lang w:eastAsia="es-PE"/>
+          <w14:ligatures w14:val="none"/>
+        </w:rPr>
+        <w:t xml:space="preserve"> </w:t>
       </w:r>
       <w:r>
         <w:rPr>
@@ -6741,7 +6700,19 @@
           <w:lang w:eastAsia="es-PE"/>
           <w14:ligatures w14:val="none"/>
         </w:rPr>
-        <w:t xml:space="preserve">: </w:t>
+        <w:t xml:space="preserve">:</w:t>
+      </w:r>
+      <w:r>
+        <w:rPr>
+          <w:rFonts w:ascii="Arial Narrow" w:eastAsia="Arial Narrow" w:hAnsi="Arial Narrow" w:cs="Arial Narrow"/>
+          <w:color w:val="000000"/>
+          <w:kern w:val="0"/>
+          <w:sz w:val="22"/>
+          <w:szCs w:val="22"/>
+          <w:lang w:eastAsia="es-PE"/>
+          <w14:ligatures w14:val="none"/>
+        </w:rPr>
+        <w:t xml:space="preserve"> </w:t>
       </w:r>
       <w:r>
         <w:rPr>
@@ -6971,7 +6942,7 @@
           <w:lang w:eastAsia="es-PE"/>
           <w14:ligatures w14:val="none"/>
         </w:rPr>
-        <w:footnoteReference w:id="8"/>
+        <w:footnoteReference w:id="10"/>
       </w:r>
       <w:r>
         <w:rPr>
@@ -6997,7 +6968,7 @@
           <w:lang w:eastAsia="es-PE"/>
           <w14:ligatures w14:val="none"/>
         </w:rPr>
-        <w:footnoteReference w:id="9"/>
+        <w:footnoteReference w:id="11"/>
       </w:r>
       <w:r>
         <w:rPr>
@@ -7037,7 +7008,7 @@
           <w:lang w:eastAsia="es-PE"/>
           <w14:ligatures w14:val="none"/>
         </w:rPr>
-        <w:footnoteReference w:id="10"/>
+        <w:footnoteReference w:id="12"/>
       </w:r>
       <w:r>
         <w:rPr>
@@ -7207,7 +7178,7 @@
           <w:vertAlign w:val="superscript"/>
           <w14:ligatures w14:val="none"/>
         </w:rPr>
-        <w:footnoteReference w:id="11"/>
+        <w:footnoteReference w:id="13"/>
       </w:r>
       <w:r>
         <w:rPr>
@@ -7225,7 +7196,6 @@
           <w:kern w:val="0"/>
           <w:sz w:val="22"/>
           <w:szCs w:val="22"/>
-          <w:u w:val="single"/>
           <w14:ligatures w14:val="none"/>
         </w:rPr>
         <w:t>expresamente su facultad para asistir y conciliar en su representación</w:t>
@@ -7256,7 +7226,6 @@
           <w:kern w:val="0"/>
           <w:sz w:val="22"/>
           <w:szCs w:val="22"/>
-          <w:u w:val="single"/>
           <w14:ligatures w14:val="none"/>
         </w:rPr>
         <w:t xml:space="preserve">Ello bajo apercibimiento de no realizar la audiencia de conciliación y levantar el acta de inasistencia correspondiente. </w:t>
@@ -7385,7 +7354,15 @@
           <w:sz w:val="22"/>
           <w:szCs w:val="22"/>
         </w:rPr>
-        <w:t xml:space="preserve">DÉCIMO SEGUNDO: </w:t>
+        <w:t xml:space="preserve">DÉCIMO SEGUNDO:</w:t>
+      </w:r>
+      <w:r>
+        <w:rPr>
+          <w:rFonts w:ascii="Arial Narrow" w:eastAsia="Arial Narrow" w:hAnsi="Arial Narrow" w:cs="Arial Narrow"/>
+          <w:sz w:val="22"/>
+          <w:szCs w:val="22"/>
+        </w:rPr>
+        <w:t xml:space="preserve"> </w:t>
       </w:r>
       <w:r>
         <w:rPr>
@@ -7583,7 +7560,6 @@
       <w:r>
         <w:rPr>
           <w:rFonts w:ascii="Arial Narrow" w:eastAsia="Arial Narrow" w:hAnsi="Arial Narrow" w:cs="Arial Narrow"/>
-          <w:bCs/>
           <w:spacing w:val="-3"/>
           <w:kern w:val="0"/>
           <w14:ligatures w14:val="none"/>
@@ -8078,6 +8054,9 @@
     <w:p>
       <w:pPr>
         <w:pStyle w:val="Textonotapie"/>
+        <w:tabs>
+          <w:tab w:val="left" w:pos="567"/>
+        </w:tabs>
         <w:ind w:left="567" w:hanging="567"/>
         <w:jc w:val="both"/>
         <w:rPr>
@@ -8102,7 +8081,8 @@
           <w:sz w:val="16"/>
           <w:szCs w:val="16"/>
         </w:rPr>
-        <w:t xml:space="preserve"> </w:t>
+        <w:tab/>
+        <w:t xml:space="preserve"/>
       </w:r>
       <w:r>
         <w:rPr>
@@ -8177,7 +8157,8 @@
           <w:sz w:val="16"/>
           <w:szCs w:val="16"/>
         </w:rPr>
-        <w:t xml:space="preserve"> </w:t>
+        <w:tab/>
+        <w:t xml:space="preserve"/>
       </w:r>
       <w:r>
         <w:rPr>
@@ -8307,10 +8288,32 @@
         <w:jc w:val="both"/>
         <w:rPr>
           <w:rFonts w:ascii="Arial Narrow" w:eastAsia="Arial Narrow" w:hAnsi="Arial Narrow" w:cs="Arial Narrow"/>
-          <w:sz w:val="16"/>
-          <w:szCs w:val="16"/>
-        </w:rPr>
-      </w:pPr>
+          <w:b/>
+          <w:bCs/>
+          <w:sz w:val="16"/>
+          <w:szCs w:val="16"/>
+        </w:rPr>
+      </w:pPr>
+      <w:r>
+        <w:rPr>
+          <w:rFonts w:ascii="Arial Narrow" w:eastAsia="Arial Narrow" w:hAnsi="Arial Narrow" w:cs="Arial Narrow"/>
+          <w:b/>
+          <w:bCs/>
+          <w:sz w:val="16"/>
+          <w:szCs w:val="16"/>
+        </w:rPr>
+        <w:tab/>
+      </w:r>
+      <w:r>
+        <w:rPr>
+          <w:rFonts w:ascii="Arial Narrow" w:eastAsia="Arial Narrow" w:hAnsi="Arial Narrow" w:cs="Arial Narrow"/>
+          <w:b/>
+          <w:bCs/>
+          <w:sz w:val="16"/>
+          <w:szCs w:val="16"/>
+        </w:rPr>
+        <w:t>LEY DE ORGANIZACIÓN Y FUNCIONES DEL INDECOPI, APROBADA POR DECRETO LEGISLATIVO 1033</w:t>
+      </w:r>
     </w:p>
     <w:p>
       <w:pPr>
@@ -8322,12 +8325,20 @@
         <w:jc w:val="both"/>
         <w:rPr>
           <w:rFonts w:ascii="Arial Narrow" w:eastAsia="Arial Narrow" w:hAnsi="Arial Narrow" w:cs="Arial Narrow"/>
+          <w:sz w:val="16"/>
+          <w:szCs w:val="16"/>
+        </w:rPr>
+      </w:pPr>
+      <w:r>
+        <w:rPr>
+          <w:rFonts w:ascii="Arial Narrow" w:eastAsia="Arial Narrow" w:hAnsi="Arial Narrow" w:cs="Arial Narrow"/>
           <w:b/>
           <w:bCs/>
           <w:sz w:val="16"/>
           <w:szCs w:val="16"/>
         </w:rPr>
-      </w:pPr>
+        <w:tab/>
+      </w:r>
       <w:r>
         <w:rPr>
           <w:rFonts w:ascii="Arial Narrow" w:eastAsia="Arial Narrow" w:hAnsi="Arial Narrow" w:cs="Arial Narrow"/>
@@ -8336,17 +8347,15 @@
           <w:sz w:val="16"/>
           <w:szCs w:val="16"/>
         </w:rPr>
-        <w:tab/>
-      </w:r>
-      <w:r>
-        <w:rPr>
-          <w:rFonts w:ascii="Arial Narrow" w:eastAsia="Arial Narrow" w:hAnsi="Arial Narrow" w:cs="Arial Narrow"/>
-          <w:b/>
-          <w:bCs/>
-          <w:sz w:val="16"/>
-          <w:szCs w:val="16"/>
-        </w:rPr>
-        <w:t>LEY DE ORGANIZACIÓN Y FUNCIONES DEL INDECOPI, APROBADA POR DECRETO LEGISLATIVO 1033</w:t>
+        <w:t>Artículo 27.-</w:t>
+      </w:r>
+      <w:r>
+        <w:rPr>
+          <w:rFonts w:ascii="Arial Narrow" w:eastAsia="Arial Narrow" w:hAnsi="Arial Narrow" w:cs="Arial Narrow"/>
+          <w:sz w:val="16"/>
+          <w:szCs w:val="16"/>
+        </w:rPr>
+        <w:t xml:space="preserve"> De la Comisión de Protección al Consumidor.-</w:t>
       </w:r>
     </w:p>
     <w:p>
@@ -8366,8 +8375,6 @@
       <w:r>
         <w:rPr>
           <w:rFonts w:ascii="Arial Narrow" w:eastAsia="Arial Narrow" w:hAnsi="Arial Narrow" w:cs="Arial Narrow"/>
-          <w:b/>
-          <w:bCs/>
           <w:sz w:val="16"/>
           <w:szCs w:val="16"/>
         </w:rPr>
@@ -8376,20 +8383,10 @@
       <w:r>
         <w:rPr>
           <w:rFonts w:ascii="Arial Narrow" w:eastAsia="Arial Narrow" w:hAnsi="Arial Narrow" w:cs="Arial Narrow"/>
-          <w:b/>
-          <w:bCs/>
-          <w:sz w:val="16"/>
-          <w:szCs w:val="16"/>
-        </w:rPr>
-        <w:t>Artículo 27.-</w:t>
-      </w:r>
-      <w:r>
-        <w:rPr>
-          <w:rFonts w:ascii="Arial Narrow" w:eastAsia="Arial Narrow" w:hAnsi="Arial Narrow" w:cs="Arial Narrow"/>
-          <w:sz w:val="16"/>
-          <w:szCs w:val="16"/>
-        </w:rPr>
-        <w:t xml:space="preserve"> De la Comisión de Protección al Consumidor.-</w:t>
+          <w:sz w:val="16"/>
+          <w:szCs w:val="16"/>
+        </w:rPr>
+        <w:t>Corresponde a la Comisión de Protección al Consumidor velar por el cumplimiento de la Ley de Protección al Consumidor y de las leyes que, en general, protegen a los consumidores de la falta de idoneidad de los bienes y servicios en función de la información brindada, de las omisiones de información y de la discriminación en el consumo, así como de aquellas que complementen o sustituyan a las anteriores.</w:t>
       </w:r>
     </w:p>
     <w:p>
@@ -8402,27 +8399,15 @@
         <w:jc w:val="both"/>
         <w:rPr>
           <w:rFonts w:ascii="Arial Narrow" w:eastAsia="Arial Narrow" w:hAnsi="Arial Narrow" w:cs="Arial Narrow"/>
-          <w:sz w:val="16"/>
-          <w:szCs w:val="16"/>
-        </w:rPr>
-      </w:pPr>
-      <w:r>
-        <w:rPr>
-          <w:rFonts w:ascii="Arial Narrow" w:eastAsia="Arial Narrow" w:hAnsi="Arial Narrow" w:cs="Arial Narrow"/>
-          <w:sz w:val="16"/>
-          <w:szCs w:val="16"/>
-        </w:rPr>
-        <w:tab/>
-      </w:r>
-      <w:r>
-        <w:rPr>
-          <w:rFonts w:ascii="Arial Narrow" w:eastAsia="Arial Narrow" w:hAnsi="Arial Narrow" w:cs="Arial Narrow"/>
-          <w:sz w:val="16"/>
-          <w:szCs w:val="16"/>
-        </w:rPr>
-        <w:t>Corresponde a la Comisión de Protección al Consumidor velar por el cumplimiento de la Ley de Protección al Consumidor y de las leyes que, en general, protegen a los consumidores de la falta de idoneidad de los bienes y servicios en función de la información brindada, de las omisiones de información y de la discriminación en el consumo, así como de aquellas que complementen o sustituyan a las anteriores.</w:t>
-      </w:r>
-    </w:p>
+          <w:b/>
+          <w:bCs/>
+          <w:sz w:val="16"/>
+          <w:szCs w:val="16"/>
+        </w:rPr>
+      </w:pPr>
+    </w:p>
+  </w:footnote>
+  <w:footnote w:id="3">
     <w:p>
       <w:pPr>
         <w:pStyle w:val="Textonotapie"/>
@@ -8439,9 +8424,150 @@
           <w:szCs w:val="16"/>
         </w:rPr>
       </w:pPr>
-    </w:p>
-  </w:footnote>
-  <w:footnote w:id="3">
+      <w:r>
+        <w:rPr>
+          <w:rStyle w:val="Refdenotaalpie"/>
+          <w:rFonts w:ascii="Arial Narrow" w:eastAsia="Arial Narrow" w:hAnsi="Arial Narrow" w:cs="Arial Narrow"/>
+          <w:sz w:val="16"/>
+          <w:szCs w:val="16"/>
+          <w:vertAlign w:val="superscript"/>
+        </w:rPr>
+        <w:footnoteRef/>
+      </w:r>
+      <w:r>
+        <w:rPr>
+          <w:rFonts w:ascii="Arial Narrow" w:eastAsia="Arial Narrow" w:hAnsi="Arial Narrow" w:cs="Arial Narrow"/>
+          <w:sz w:val="16"/>
+          <w:szCs w:val="16"/>
+        </w:rPr>
+        <w:tab/>
+        <w:t xml:space="preserve"/>
+      </w:r>
+      <w:r>
+        <w:rPr>
+          <w:rFonts w:ascii="Arial Narrow" w:eastAsia="Arial Narrow" w:hAnsi="Arial Narrow" w:cs="Arial Narrow"/>
+          <w:sz w:val="16"/>
+          <w:szCs w:val="16"/>
+        </w:rPr>
+        <w:tab/>
+      </w:r>
+      <w:r>
+        <w:rPr>
+          <w:rFonts w:ascii="Arial Narrow" w:eastAsia="Arial Narrow" w:hAnsi="Arial Narrow" w:cs="Arial Narrow"/>
+          <w:b/>
+          <w:bCs/>
+          <w:sz w:val="16"/>
+          <w:szCs w:val="16"/>
+        </w:rPr>
+        <w:t>LEY 29571, CÓDIGO DE PROTECCIÓN Y DEFENSA DEL CONSUMIDOR, publicado el 2 de setiembre de 2010 y modificado por Decreto Legislativo 1308</w:t>
+      </w:r>
+    </w:p>
+    <w:p>
+      <w:pPr>
+        <w:pStyle w:val="Textonotapie"/>
+        <w:ind w:left="567" w:right="-1"/>
+        <w:jc w:val="both"/>
+        <w:rPr>
+          <w:rFonts w:ascii="Arial Narrow" w:eastAsia="Arial Narrow" w:hAnsi="Arial Narrow" w:cs="Arial Narrow"/>
+          <w:b/>
+          <w:bCs/>
+          <w:sz w:val="16"/>
+          <w:szCs w:val="16"/>
+        </w:rPr>
+      </w:pPr>
+      <w:r>
+        <w:rPr>
+          <w:rFonts w:ascii="Arial Narrow" w:eastAsia="Arial Narrow" w:hAnsi="Arial Narrow" w:cs="Arial Narrow"/>
+          <w:b/>
+          <w:bCs/>
+          <w:sz w:val="16"/>
+          <w:szCs w:val="16"/>
+        </w:rPr>
+        <w:t>Artículo 18.- Idoneidad</w:t>
+      </w:r>
+    </w:p>
+    <w:p>
+      <w:pPr>
+        <w:pStyle w:val="Textonotapie"/>
+        <w:ind w:left="567" w:right="-1"/>
+        <w:jc w:val="both"/>
+        <w:rPr>
+          <w:rFonts w:ascii="Arial Narrow" w:eastAsia="Arial Narrow" w:hAnsi="Arial Narrow" w:cs="Arial Narrow"/>
+          <w:sz w:val="16"/>
+          <w:szCs w:val="16"/>
+        </w:rPr>
+      </w:pPr>
+      <w:r>
+        <w:rPr>
+          <w:rFonts w:ascii="Arial Narrow" w:eastAsia="Arial Narrow" w:hAnsi="Arial Narrow" w:cs="Arial Narrow"/>
+          <w:sz w:val="16"/>
+          <w:szCs w:val="16"/>
+        </w:rPr>
+        <w:t>Se entiende por idoneidad la correspondencia entre lo que un consumidor espera y lo que efectivamente recibe, en función a lo que se le hubiera ofrecido, la publicidad e información transmitida, las condiciones y circunstancias de la transacción, las características y naturaleza del producto o servicio, el precio, entre otros factores, atendiendo a las circunstancias del caso.</w:t>
+      </w:r>
+    </w:p>
+    <w:p>
+      <w:pPr>
+        <w:pStyle w:val="Textonotapie"/>
+        <w:ind w:left="567" w:right="-1"/>
+        <w:jc w:val="both"/>
+        <w:rPr>
+          <w:rFonts w:ascii="Arial Narrow" w:eastAsia="Arial Narrow" w:hAnsi="Arial Narrow" w:cs="Arial Narrow"/>
+          <w:sz w:val="16"/>
+          <w:szCs w:val="16"/>
+        </w:rPr>
+      </w:pPr>
+      <w:r>
+        <w:rPr>
+          <w:rFonts w:ascii="Arial Narrow" w:eastAsia="Arial Narrow" w:hAnsi="Arial Narrow" w:cs="Arial Narrow"/>
+          <w:sz w:val="16"/>
+          <w:szCs w:val="16"/>
+        </w:rPr>
+        <w:t>La idoneidad es evaluada en función a la propia naturaleza del producto o servicio y a su aptitud para satisfacer la finalidad para la cual ha sido puesto en el mercado. Las autorizaciones por parte de los organismos del Estado para la fabricación de un producto o la prestación de un servicio, en los casos que sea necesario, no eximen de responsabilidad al proveedor frente al consumidor.</w:t>
+      </w:r>
+    </w:p>
+    <w:p>
+      <w:pPr>
+        <w:pStyle w:val="Textonotapie"/>
+        <w:ind w:left="567" w:right="-1"/>
+        <w:jc w:val="both"/>
+        <w:rPr>
+          <w:rFonts w:ascii="Arial Narrow" w:eastAsia="Arial Narrow" w:hAnsi="Arial Narrow" w:cs="Arial Narrow"/>
+          <w:sz w:val="16"/>
+          <w:szCs w:val="16"/>
+        </w:rPr>
+      </w:pPr>
+      <w:r>
+        <w:rPr>
+          <w:rFonts w:ascii="Arial Narrow" w:eastAsia="Arial Narrow" w:hAnsi="Arial Narrow" w:cs="Arial Narrow"/>
+          <w:b/>
+          <w:bCs/>
+          <w:sz w:val="16"/>
+          <w:szCs w:val="16"/>
+        </w:rPr>
+        <w:t>Artículo 19.- Obligación de los proveedores</w:t>
+      </w:r>
+    </w:p>
+    <w:p>
+      <w:pPr>
+        <w:pStyle w:val="Textonotapie"/>
+        <w:ind w:left="567" w:right="-1"/>
+        <w:jc w:val="both"/>
+        <w:rPr>
+          <w:rFonts w:ascii="Arial Narrow" w:eastAsia="Arial Narrow" w:hAnsi="Arial Narrow" w:cs="Arial Narrow"/>
+          <w:sz w:val="16"/>
+          <w:szCs w:val="16"/>
+        </w:rPr>
+      </w:pPr>
+      <w:r>
+        <w:rPr>
+          <w:rFonts w:ascii="Arial Narrow" w:eastAsia="Arial Narrow" w:hAnsi="Arial Narrow" w:cs="Arial Narrow"/>
+          <w:sz w:val="16"/>
+          <w:szCs w:val="16"/>
+        </w:rPr>
+        <w:t>El proveedor responde por la idoneidad y calidad de los productos y servicios ofrecidos; por la autenticidad de las marcas y leyendas que exhiben sus productos o del signo que respalda al prestador del servicio, por la falta de conformidad entre la publicidad comercial de los productos y servicios y estos, así como por el contenido y la vida útil del producto indicado en el envase, en lo que corresponda.</w:t>
+      </w:r>
+    </w:p>
     <w:p>
       <w:pPr>
         <w:pStyle w:val="Textonotapie"/>
@@ -8458,161 +8584,9 @@
           <w:szCs w:val="16"/>
         </w:rPr>
       </w:pPr>
-      <w:r>
-        <w:rPr>
-          <w:rStyle w:val="Refdenotaalpie"/>
-          <w:rFonts w:ascii="Arial Narrow" w:eastAsia="Arial Narrow" w:hAnsi="Arial Narrow" w:cs="Arial Narrow"/>
-          <w:sz w:val="16"/>
-          <w:szCs w:val="16"/>
-          <w:vertAlign w:val="superscript"/>
-        </w:rPr>
-        <w:footnoteRef/>
-      </w:r>
-      <w:r>
-        <w:rPr>
-          <w:rFonts w:ascii="Arial Narrow" w:eastAsia="Arial Narrow" w:hAnsi="Arial Narrow" w:cs="Arial Narrow"/>
-          <w:sz w:val="16"/>
-          <w:szCs w:val="16"/>
-        </w:rPr>
-        <w:t xml:space="preserve"> </w:t>
-      </w:r>
-      <w:r>
-        <w:rPr>
-          <w:rFonts w:ascii="Arial Narrow" w:eastAsia="Arial Narrow" w:hAnsi="Arial Narrow" w:cs="Arial Narrow"/>
-          <w:sz w:val="16"/>
-          <w:szCs w:val="16"/>
-        </w:rPr>
-        <w:tab/>
-      </w:r>
-      <w:r>
-        <w:rPr>
-          <w:rFonts w:ascii="Arial Narrow" w:eastAsia="Arial Narrow" w:hAnsi="Arial Narrow" w:cs="Arial Narrow"/>
-          <w:b/>
-          <w:bCs/>
-          <w:sz w:val="16"/>
-          <w:szCs w:val="16"/>
-        </w:rPr>
-        <w:t>LEY 29571, CÓDIGO DE PROTECCIÓN Y DEFENSA DEL CONSUMIDOR, publicado el 2 de setiembre de 2010 y modificado por Decreto Legislativo 1308</w:t>
-      </w:r>
-    </w:p>
-    <w:p>
-      <w:pPr>
-        <w:pStyle w:val="Textonotapie"/>
-        <w:ind w:left="567" w:right="-1"/>
-        <w:jc w:val="both"/>
-        <w:rPr>
-          <w:rFonts w:ascii="Arial Narrow" w:eastAsia="Arial Narrow" w:hAnsi="Arial Narrow" w:cs="Arial Narrow"/>
-          <w:b/>
-          <w:bCs/>
-          <w:sz w:val="16"/>
-          <w:szCs w:val="16"/>
-        </w:rPr>
-      </w:pPr>
-      <w:r>
-        <w:rPr>
-          <w:rFonts w:ascii="Arial Narrow" w:eastAsia="Arial Narrow" w:hAnsi="Arial Narrow" w:cs="Arial Narrow"/>
-          <w:b/>
-          <w:bCs/>
-          <w:sz w:val="16"/>
-          <w:szCs w:val="16"/>
-        </w:rPr>
-        <w:t>Artículo 18.- Idoneidad</w:t>
-      </w:r>
-    </w:p>
-    <w:p>
-      <w:pPr>
-        <w:pStyle w:val="Textonotapie"/>
-        <w:ind w:left="567" w:right="-1"/>
-        <w:jc w:val="both"/>
-        <w:rPr>
-          <w:rFonts w:ascii="Arial Narrow" w:eastAsia="Arial Narrow" w:hAnsi="Arial Narrow" w:cs="Arial Narrow"/>
-          <w:sz w:val="16"/>
-          <w:szCs w:val="16"/>
-        </w:rPr>
-      </w:pPr>
-      <w:r>
-        <w:rPr>
-          <w:rFonts w:ascii="Arial Narrow" w:eastAsia="Arial Narrow" w:hAnsi="Arial Narrow" w:cs="Arial Narrow"/>
-          <w:sz w:val="16"/>
-          <w:szCs w:val="16"/>
-        </w:rPr>
-        <w:t>Se entiende por idoneidad la correspondencia entre lo que un consumidor espera y lo que efectivamente recibe, en función a lo que se le hubiera ofrecido, la publicidad e información transmitida, las condiciones y circunstancias de la transacción, las características y naturaleza del producto o servicio, el precio, entre otros factores, atendiendo a las circunstancias del caso.</w:t>
-      </w:r>
-    </w:p>
-    <w:p>
-      <w:pPr>
-        <w:pStyle w:val="Textonotapie"/>
-        <w:ind w:left="567" w:right="-1"/>
-        <w:jc w:val="both"/>
-        <w:rPr>
-          <w:rFonts w:ascii="Arial Narrow" w:eastAsia="Arial Narrow" w:hAnsi="Arial Narrow" w:cs="Arial Narrow"/>
-          <w:sz w:val="16"/>
-          <w:szCs w:val="16"/>
-        </w:rPr>
-      </w:pPr>
-      <w:r>
-        <w:rPr>
-          <w:rFonts w:ascii="Arial Narrow" w:eastAsia="Arial Narrow" w:hAnsi="Arial Narrow" w:cs="Arial Narrow"/>
-          <w:sz w:val="16"/>
-          <w:szCs w:val="16"/>
-        </w:rPr>
-        <w:t>La idoneidad es evaluada en función a la propia naturaleza del producto o servicio y a su aptitud para satisfacer la finalidad para la cual ha sido puesto en el mercado. Las autorizaciones por parte de los organismos del Estado para la fabricación de un producto o la prestación de un servicio, en los casos que sea necesario, no eximen de responsabilidad al proveedor frente al consumidor.</w:t>
-      </w:r>
-    </w:p>
-    <w:p>
-      <w:pPr>
-        <w:pStyle w:val="Textonotapie"/>
-        <w:ind w:left="567" w:right="-1"/>
-        <w:jc w:val="both"/>
-        <w:rPr>
-          <w:rFonts w:ascii="Arial Narrow" w:eastAsia="Arial Narrow" w:hAnsi="Arial Narrow" w:cs="Arial Narrow"/>
-          <w:sz w:val="16"/>
-          <w:szCs w:val="16"/>
-        </w:rPr>
-      </w:pPr>
-    </w:p>
-    <w:p>
-      <w:pPr>
-        <w:pStyle w:val="Textonotapie"/>
-        <w:ind w:left="567" w:right="-1"/>
-        <w:jc w:val="both"/>
-        <w:rPr>
-          <w:rFonts w:ascii="Arial Narrow" w:eastAsia="Arial Narrow" w:hAnsi="Arial Narrow" w:cs="Arial Narrow"/>
-          <w:sz w:val="16"/>
-          <w:szCs w:val="16"/>
-        </w:rPr>
-      </w:pPr>
-      <w:r>
-        <w:rPr>
-          <w:rFonts w:ascii="Arial Narrow" w:eastAsia="Arial Narrow" w:hAnsi="Arial Narrow" w:cs="Arial Narrow"/>
-          <w:b/>
-          <w:bCs/>
-          <w:sz w:val="16"/>
-          <w:szCs w:val="16"/>
-        </w:rPr>
-        <w:t>Artículo 19.- Obligación de los proveedores</w:t>
-      </w:r>
-    </w:p>
-    <w:p>
-      <w:pPr>
-        <w:pStyle w:val="Textonotapie"/>
-        <w:ind w:left="567" w:right="-1"/>
-        <w:jc w:val="both"/>
-        <w:rPr>
-          <w:rFonts w:ascii="Arial Narrow" w:eastAsia="Arial Narrow" w:hAnsi="Arial Narrow" w:cs="Arial Narrow"/>
-          <w:sz w:val="16"/>
-          <w:szCs w:val="16"/>
-        </w:rPr>
-      </w:pPr>
-      <w:r>
-        <w:rPr>
-          <w:rFonts w:ascii="Arial Narrow" w:eastAsia="Arial Narrow" w:hAnsi="Arial Narrow" w:cs="Arial Narrow"/>
-          <w:sz w:val="16"/>
-          <w:szCs w:val="16"/>
-        </w:rPr>
-        <w:t>El proveedor responde por la idoneidad y calidad de los productos y servicios ofrecidos; por la autenticidad de las marcas y leyendas que exhiben sus productos o del signo que respalda al prestador del servicio, por la falta de conformidad entre la publicidad comercial de los productos y servicios y estos, así como por el contenido y la vida útil del producto indicado en el envase, en lo que corresponda.</w:t>
-      </w:r>
-    </w:p>
+    </w:p>
+  </w:footnote>
+  <w:footnote w:id="4">
     <w:p>
       <w:pPr>
         <w:pStyle w:val="Textonotapie"/>
@@ -8629,9 +8603,146 @@
           <w:szCs w:val="16"/>
         </w:rPr>
       </w:pPr>
-    </w:p>
-  </w:footnote>
-  <w:footnote w:id="4">
+      <w:r>
+        <w:rPr>
+          <w:rStyle w:val="Refdenotaalpie"/>
+          <w:rFonts w:ascii="Arial Narrow" w:eastAsia="Arial Narrow" w:hAnsi="Arial Narrow" w:cs="Arial Narrow"/>
+          <w:sz w:val="16"/>
+          <w:szCs w:val="16"/>
+          <w:vertAlign w:val="superscript"/>
+        </w:rPr>
+        <w:footnoteRef/>
+      </w:r>
+      <w:r>
+        <w:rPr>
+          <w:rFonts w:ascii="Arial Narrow" w:eastAsia="Arial Narrow" w:hAnsi="Arial Narrow" w:cs="Arial Narrow"/>
+          <w:sz w:val="16"/>
+          <w:szCs w:val="16"/>
+        </w:rPr>
+        <w:tab/>
+        <w:t xml:space="preserve"/>
+      </w:r>
+      <w:r>
+        <w:rPr>
+          <w:rFonts w:ascii="Arial Narrow" w:eastAsia="Arial Narrow" w:hAnsi="Arial Narrow" w:cs="Arial Narrow"/>
+          <w:sz w:val="16"/>
+          <w:szCs w:val="16"/>
+        </w:rPr>
+        <w:tab/>
+      </w:r>
+      <w:r>
+        <w:rPr>
+          <w:rFonts w:ascii="Arial Narrow" w:eastAsia="Arial Narrow" w:hAnsi="Arial Narrow" w:cs="Arial Narrow"/>
+          <w:b/>
+          <w:bCs/>
+          <w:sz w:val="16"/>
+          <w:szCs w:val="16"/>
+        </w:rPr>
+        <w:t>LEY 29571, CÓDIGO DE PROTECCIÓN Y DEFENSA DEL CONSUMIDOR, publicado el 2 de setiembre de 2010 y modificado por Decreto Legislativo 1308</w:t>
+      </w:r>
+    </w:p>
+    <w:p>
+      <w:pPr>
+        <w:pStyle w:val="Textonotapie"/>
+        <w:tabs>
+          <w:tab w:val="left" w:pos="567"/>
+        </w:tabs>
+        <w:jc w:val="both"/>
+        <w:rPr>
+          <w:rFonts w:ascii="Arial Narrow" w:eastAsia="Arial Narrow" w:hAnsi="Arial Narrow" w:cs="Arial Narrow"/>
+          <w:sz w:val="16"/>
+          <w:szCs w:val="16"/>
+        </w:rPr>
+      </w:pPr>
+      <w:r>
+        <w:rPr>
+          <w:rFonts w:ascii="Arial Narrow" w:eastAsia="Arial Narrow" w:hAnsi="Arial Narrow" w:cs="Arial Narrow"/>
+          <w:b/>
+          <w:bCs/>
+          <w:sz w:val="16"/>
+          <w:szCs w:val="16"/>
+        </w:rPr>
+        <w:tab/>
+      </w:r>
+      <w:r>
+        <w:rPr>
+          <w:rFonts w:ascii="Arial Narrow" w:eastAsia="Arial Narrow" w:hAnsi="Arial Narrow" w:cs="Arial Narrow"/>
+          <w:b/>
+          <w:bCs/>
+          <w:sz w:val="16"/>
+          <w:szCs w:val="16"/>
+        </w:rPr>
+        <w:t>Artículo 56.- Métodos comerciales coercitivos</w:t>
+      </w:r>
+    </w:p>
+    <w:p>
+      <w:pPr>
+        <w:pStyle w:val="Textonotapie"/>
+        <w:ind w:left="567"/>
+        <w:jc w:val="both"/>
+        <w:rPr>
+          <w:rFonts w:ascii="Arial Narrow" w:eastAsia="Arial Narrow" w:hAnsi="Arial Narrow" w:cs="Arial Narrow"/>
+          <w:sz w:val="16"/>
+          <w:szCs w:val="16"/>
+        </w:rPr>
+      </w:pPr>
+      <w:r>
+        <w:rPr>
+          <w:rFonts w:ascii="Arial Narrow" w:eastAsia="Arial Narrow" w:hAnsi="Arial Narrow" w:cs="Arial Narrow"/>
+          <w:sz w:val="16"/>
+          <w:szCs w:val="16"/>
+        </w:rPr>
+        <w:t>56.1 De manera enunciativa y no limitativa, el derecho de todo consumidor a la protección contra los métodos comerciales coercitivos implica que los proveedores no pueden:</w:t>
+      </w:r>
+    </w:p>
+    <w:p>
+      <w:pPr>
+        <w:pStyle w:val="Textonotapie"/>
+        <w:ind w:left="567"/>
+        <w:jc w:val="both"/>
+        <w:rPr>
+          <w:rFonts w:ascii="Arial Narrow" w:eastAsia="Arial Narrow" w:hAnsi="Arial Narrow" w:cs="Arial Narrow"/>
+          <w:sz w:val="16"/>
+          <w:szCs w:val="16"/>
+        </w:rPr>
+      </w:pPr>
+      <w:r>
+        <w:rPr>
+          <w:rFonts w:ascii="Arial Narrow" w:eastAsia="Arial Narrow" w:hAnsi="Arial Narrow" w:cs="Arial Narrow"/>
+          <w:sz w:val="16"/>
+          <w:szCs w:val="16"/>
+        </w:rPr>
+        <w:t>(…)</w:t>
+      </w:r>
+    </w:p>
+    <w:p>
+      <w:pPr>
+        <w:pStyle w:val="Textonotapie"/>
+        <w:ind w:left="567"/>
+        <w:jc w:val="both"/>
+        <w:rPr>
+          <w:rFonts w:ascii="Arial Narrow" w:eastAsia="Arial Narrow" w:hAnsi="Arial Narrow" w:cs="Arial Narrow"/>
+          <w:sz w:val="16"/>
+          <w:szCs w:val="16"/>
+        </w:rPr>
+      </w:pPr>
+      <w:r>
+        <w:rPr>
+          <w:rFonts w:ascii="Arial Narrow" w:eastAsia="Arial Narrow" w:hAnsi="Arial Narrow" w:cs="Arial Narrow"/>
+          <w:sz w:val="16"/>
+          <w:szCs w:val="16"/>
+        </w:rPr>
+        <w:t xml:space="preserve">g. </w:t>
+      </w:r>
+      <w:r>
+        <w:rPr>
+          <w:rFonts w:ascii="Arial Narrow" w:eastAsia="Arial Narrow" w:hAnsi="Arial Narrow" w:cs="Arial Narrow"/>
+          <w:sz w:val="16"/>
+          <w:szCs w:val="16"/>
+        </w:rPr>
+        <w:t>Exigir al consumidor la presentación de documentación innecesaria para la prestación del servicio que contrate o la entrega del producto adquirido, pudiendo, en todo caso, exigirse solo la documentación necesaria, razonable y pertinente de acuerdo con la etapa en la que se encuentre la prestación del producto o ejecución del servicio.</w:t>
+      </w:r>
+    </w:p>
     <w:p>
       <w:pPr>
         <w:pStyle w:val="Textonotapie"/>
@@ -8648,145 +8759,9 @@
           <w:szCs w:val="16"/>
         </w:rPr>
       </w:pPr>
-      <w:r>
-        <w:rPr>
-          <w:rStyle w:val="Refdenotaalpie"/>
-          <w:rFonts w:ascii="Arial Narrow" w:eastAsia="Arial Narrow" w:hAnsi="Arial Narrow" w:cs="Arial Narrow"/>
-          <w:sz w:val="16"/>
-          <w:szCs w:val="16"/>
-          <w:vertAlign w:val="superscript"/>
-        </w:rPr>
-        <w:footnoteRef/>
-      </w:r>
-      <w:r>
-        <w:rPr>
-          <w:rFonts w:ascii="Arial Narrow" w:eastAsia="Arial Narrow" w:hAnsi="Arial Narrow" w:cs="Arial Narrow"/>
-          <w:sz w:val="16"/>
-          <w:szCs w:val="16"/>
-        </w:rPr>
-        <w:t xml:space="preserve"> </w:t>
-      </w:r>
-      <w:r>
-        <w:rPr>
-          <w:rFonts w:ascii="Arial Narrow" w:eastAsia="Arial Narrow" w:hAnsi="Arial Narrow" w:cs="Arial Narrow"/>
-          <w:sz w:val="16"/>
-          <w:szCs w:val="16"/>
-        </w:rPr>
-        <w:tab/>
-      </w:r>
-      <w:r>
-        <w:rPr>
-          <w:rFonts w:ascii="Arial Narrow" w:eastAsia="Arial Narrow" w:hAnsi="Arial Narrow" w:cs="Arial Narrow"/>
-          <w:b/>
-          <w:bCs/>
-          <w:sz w:val="16"/>
-          <w:szCs w:val="16"/>
-        </w:rPr>
-        <w:t>LEY 29571, CÓDIGO DE PROTECCIÓN Y DEFENSA DEL CONSUMIDOR, publicado el 2 de setiembre de 2010 y modificado por Decreto Legislativo 1308</w:t>
-      </w:r>
-    </w:p>
-    <w:p>
-      <w:pPr>
-        <w:pStyle w:val="Textonotapie"/>
-        <w:tabs>
-          <w:tab w:val="left" w:pos="567"/>
-        </w:tabs>
-        <w:jc w:val="both"/>
-        <w:rPr>
-          <w:rFonts w:ascii="Arial Narrow" w:eastAsia="Arial Narrow" w:hAnsi="Arial Narrow" w:cs="Arial Narrow"/>
-          <w:sz w:val="16"/>
-          <w:szCs w:val="16"/>
-        </w:rPr>
-      </w:pPr>
-      <w:r>
-        <w:rPr>
-          <w:rFonts w:ascii="Arial Narrow" w:eastAsia="Arial Narrow" w:hAnsi="Arial Narrow" w:cs="Arial Narrow"/>
-          <w:b/>
-          <w:bCs/>
-          <w:sz w:val="16"/>
-          <w:szCs w:val="16"/>
-        </w:rPr>
-        <w:tab/>
-      </w:r>
-      <w:r>
-        <w:rPr>
-          <w:rFonts w:ascii="Arial Narrow" w:eastAsia="Arial Narrow" w:hAnsi="Arial Narrow" w:cs="Arial Narrow"/>
-          <w:b/>
-          <w:bCs/>
-          <w:sz w:val="16"/>
-          <w:szCs w:val="16"/>
-        </w:rPr>
-        <w:t>Artículo 56.- Métodos comerciales coercitivos</w:t>
-      </w:r>
-    </w:p>
-    <w:p>
-      <w:pPr>
-        <w:pStyle w:val="Textonotapie"/>
-        <w:ind w:left="567"/>
-        <w:jc w:val="both"/>
-        <w:rPr>
-          <w:rFonts w:ascii="Arial Narrow" w:eastAsia="Arial Narrow" w:hAnsi="Arial Narrow" w:cs="Arial Narrow"/>
-          <w:sz w:val="16"/>
-          <w:szCs w:val="16"/>
-        </w:rPr>
-      </w:pPr>
-      <w:r>
-        <w:rPr>
-          <w:rFonts w:ascii="Arial Narrow" w:eastAsia="Arial Narrow" w:hAnsi="Arial Narrow" w:cs="Arial Narrow"/>
-          <w:sz w:val="16"/>
-          <w:szCs w:val="16"/>
-        </w:rPr>
-        <w:t>56.1 De manera enunciativa y no limitativa, el derecho de todo consumidor a la protección contra los métodos comerciales coercitivos implica que los proveedores no pueden:</w:t>
-      </w:r>
-    </w:p>
-    <w:p>
-      <w:pPr>
-        <w:pStyle w:val="Textonotapie"/>
-        <w:ind w:left="567"/>
-        <w:jc w:val="both"/>
-        <w:rPr>
-          <w:rFonts w:ascii="Arial Narrow" w:eastAsia="Arial Narrow" w:hAnsi="Arial Narrow" w:cs="Arial Narrow"/>
-          <w:sz w:val="16"/>
-          <w:szCs w:val="16"/>
-        </w:rPr>
-      </w:pPr>
-      <w:r>
-        <w:rPr>
-          <w:rFonts w:ascii="Arial Narrow" w:eastAsia="Arial Narrow" w:hAnsi="Arial Narrow" w:cs="Arial Narrow"/>
-          <w:sz w:val="16"/>
-          <w:szCs w:val="16"/>
-        </w:rPr>
-        <w:t>(…)</w:t>
-      </w:r>
-    </w:p>
-    <w:p>
-      <w:pPr>
-        <w:pStyle w:val="Textonotapie"/>
-        <w:ind w:left="567"/>
-        <w:jc w:val="both"/>
-        <w:rPr>
-          <w:rFonts w:ascii="Arial Narrow" w:eastAsia="Arial Narrow" w:hAnsi="Arial Narrow" w:cs="Arial Narrow"/>
-          <w:sz w:val="16"/>
-          <w:szCs w:val="16"/>
-        </w:rPr>
-      </w:pPr>
-      <w:r>
-        <w:rPr>
-          <w:rFonts w:ascii="Arial Narrow" w:eastAsia="Arial Narrow" w:hAnsi="Arial Narrow" w:cs="Arial Narrow"/>
-          <w:sz w:val="16"/>
-          <w:szCs w:val="16"/>
-        </w:rPr>
-        <w:t xml:space="preserve">g. </w:t>
-      </w:r>
-      <w:r>
-        <w:rPr>
-          <w:rFonts w:ascii="Arial Narrow" w:eastAsia="Arial Narrow" w:hAnsi="Arial Narrow" w:cs="Arial Narrow"/>
-          <w:sz w:val="16"/>
-          <w:szCs w:val="16"/>
-        </w:rPr>
-        <w:t>Exigir al consumidor la presentación de documentación innecesaria para la prestación del servicio que contrate o la entrega del producto adquirido, pudiendo, en todo caso, exigirse solo la documentación necesaria, razonable y pertinente de acuerdo con la etapa en la que se encuentre la prestación del producto o ejecución del servicio.</w:t>
-      </w:r>
-    </w:p>
+    </w:p>
+  </w:footnote>
+  <w:footnote w:id="5">
     <w:p>
       <w:pPr>
         <w:pStyle w:val="Textonotapie"/>
@@ -8797,15 +8772,56 @@
         <w:jc w:val="both"/>
         <w:rPr>
           <w:rFonts w:ascii="Arial Narrow" w:eastAsia="Arial Narrow" w:hAnsi="Arial Narrow" w:cs="Arial Narrow"/>
+          <w:sz w:val="16"/>
+          <w:szCs w:val="16"/>
+        </w:rPr>
+      </w:pPr>
+      <w:r>
+        <w:rPr>
+          <w:rStyle w:val="Refdenotaalpie"/>
+          <w:rFonts w:ascii="Arial Narrow" w:eastAsia="Arial Narrow" w:hAnsi="Arial Narrow" w:cs="Arial Narrow"/>
+          <w:sz w:val="16"/>
+          <w:szCs w:val="16"/>
+          <w:vertAlign w:val="superscript"/>
+        </w:rPr>
+        <w:footnoteRef/>
+      </w:r>
+      <w:r>
+        <w:rPr>
+          <w:rFonts w:ascii="Arial Narrow" w:eastAsia="Arial Narrow" w:hAnsi="Arial Narrow" w:cs="Arial Narrow"/>
+          <w:sz w:val="16"/>
+          <w:szCs w:val="16"/>
+        </w:rPr>
+        <w:tab/>
+        <w:t xml:space="preserve"/>
+      </w:r>
+      <w:r>
+        <w:rPr>
+          <w:rFonts w:ascii="Arial Narrow" w:eastAsia="Arial Narrow" w:hAnsi="Arial Narrow" w:cs="Arial Narrow"/>
+          <w:sz w:val="16"/>
+          <w:szCs w:val="16"/>
+        </w:rPr>
+        <w:tab/>
+      </w:r>
+      <w:r>
+        <w:rPr>
+          <w:rFonts w:ascii="Arial Narrow" w:eastAsia="Arial Narrow" w:hAnsi="Arial Narrow" w:cs="Arial Narrow"/>
           <w:b/>
           <w:bCs/>
           <w:sz w:val="16"/>
           <w:szCs w:val="16"/>
         </w:rPr>
-      </w:pPr>
-    </w:p>
-  </w:footnote>
-  <w:footnote w:id="5">
+        <w:t>LEY SOBRE FACULTADES, NORMAS Y ORGANIZACIÓN DEL INDECOPI, APROBADA POR DECRETO LEGISLATIVO 807 Artículo 24.-</w:t>
+      </w:r>
+      <w:r>
+        <w:rPr>
+          <w:rFonts w:ascii="Arial Narrow" w:eastAsia="Arial Narrow" w:hAnsi="Arial Narrow" w:cs="Arial Narrow"/>
+          <w:sz w:val="16"/>
+          <w:szCs w:val="16"/>
+        </w:rPr>
+        <w:t xml:space="preserve"> El Secretario Técnico se encargará de la tramitación del procedimiento. Para ello, cuenta con las siguientes facultades:</w:t>
+      </w:r>
+    </w:p>
     <w:p>
       <w:pPr>
         <w:pStyle w:val="Textonotapie"/>
@@ -8822,24 +8838,6 @@
       </w:pPr>
       <w:r>
         <w:rPr>
-          <w:rStyle w:val="Refdenotaalpie"/>
-          <w:rFonts w:ascii="Arial Narrow" w:eastAsia="Arial Narrow" w:hAnsi="Arial Narrow" w:cs="Arial Narrow"/>
-          <w:sz w:val="16"/>
-          <w:szCs w:val="16"/>
-          <w:vertAlign w:val="superscript"/>
-        </w:rPr>
-        <w:footnoteRef/>
-      </w:r>
-      <w:r>
-        <w:rPr>
-          <w:rFonts w:ascii="Arial Narrow" w:eastAsia="Arial Narrow" w:hAnsi="Arial Narrow" w:cs="Arial Narrow"/>
-          <w:sz w:val="16"/>
-          <w:szCs w:val="16"/>
-        </w:rPr>
-        <w:t xml:space="preserve"> </w:t>
-      </w:r>
-      <w:r>
-        <w:rPr>
           <w:rFonts w:ascii="Arial Narrow" w:eastAsia="Arial Narrow" w:hAnsi="Arial Narrow" w:cs="Arial Narrow"/>
           <w:sz w:val="16"/>
           <w:szCs w:val="16"/>
@@ -8849,20 +8847,10 @@
       <w:r>
         <w:rPr>
           <w:rFonts w:ascii="Arial Narrow" w:eastAsia="Arial Narrow" w:hAnsi="Arial Narrow" w:cs="Arial Narrow"/>
-          <w:b/>
-          <w:bCs/>
-          <w:sz w:val="16"/>
-          <w:szCs w:val="16"/>
-        </w:rPr>
-        <w:t>LEY SOBRE FACULTADES, NORMAS Y ORGANIZACIÓN DEL INDECOPI, APROBADA POR DECRETO LEGISLATIVO 807 Artículo 24.-</w:t>
-      </w:r>
-      <w:r>
-        <w:rPr>
-          <w:rFonts w:ascii="Arial Narrow" w:eastAsia="Arial Narrow" w:hAnsi="Arial Narrow" w:cs="Arial Narrow"/>
-          <w:sz w:val="16"/>
-          <w:szCs w:val="16"/>
-        </w:rPr>
-        <w:t xml:space="preserve"> El Secretario Técnico se encargará de la tramitación del procedimiento. Para ello, cuenta con las siguientes facultades:</w:t>
+          <w:sz w:val="16"/>
+          <w:szCs w:val="16"/>
+        </w:rPr>
+        <w:t>(...)</w:t>
       </w:r>
     </w:p>
     <w:p>
@@ -8893,7 +8881,7 @@
           <w:sz w:val="16"/>
           <w:szCs w:val="16"/>
         </w:rPr>
-        <w:t>(...)</w:t>
+        <w:t>c) Admitir denuncias a trámite, en aquellos casos en que la Comisión le haya delegado esta facultad.</w:t>
       </w:r>
     </w:p>
     <w:p>
@@ -8924,7 +8912,7 @@
           <w:sz w:val="16"/>
           <w:szCs w:val="16"/>
         </w:rPr>
-        <w:t>c) Admitir denuncias a trámite, en aquellos casos en que la Comisión le haya delegado esta facultad.</w:t>
+        <w:t>(...).</w:t>
       </w:r>
     </w:p>
     <w:p>
@@ -8941,1531 +8929,9 @@
           <w:szCs w:val="16"/>
         </w:rPr>
       </w:pPr>
-      <w:r>
-        <w:rPr>
-          <w:rFonts w:ascii="Arial Narrow" w:eastAsia="Arial Narrow" w:hAnsi="Arial Narrow" w:cs="Arial Narrow"/>
-          <w:sz w:val="16"/>
-          <w:szCs w:val="16"/>
-        </w:rPr>
-        <w:tab/>
-      </w:r>
-      <w:r>
-        <w:rPr>
-          <w:rFonts w:ascii="Arial Narrow" w:eastAsia="Arial Narrow" w:hAnsi="Arial Narrow" w:cs="Arial Narrow"/>
-          <w:sz w:val="16"/>
-          <w:szCs w:val="16"/>
-        </w:rPr>
-        <w:t>(...).</w:t>
-      </w:r>
-    </w:p>
-    <w:p>
-      <w:pPr>
-        <w:pStyle w:val="Textonotapie"/>
-        <w:tabs>
-          <w:tab w:val="left" w:pos="567"/>
-        </w:tabs>
-        <w:ind w:left="567" w:right="-1" w:hanging="567"/>
-        <w:jc w:val="both"/>
-        <w:rPr>
-          <w:rFonts w:ascii="Arial Narrow" w:eastAsia="Arial Narrow" w:hAnsi="Arial Narrow" w:cs="Arial Narrow"/>
-          <w:sz w:val="16"/>
-          <w:szCs w:val="16"/>
-        </w:rPr>
-      </w:pPr>
-      <w:r>
-        <w:rPr>
-          <w:rFonts w:ascii="Arial Narrow" w:eastAsia="Arial Narrow" w:hAnsi="Arial Narrow" w:cs="Arial Narrow"/>
-          <w:sz w:val="16"/>
-          <w:szCs w:val="16"/>
-        </w:rPr>
-        <w:tab/>
-      </w:r>
-      <w:r>
-        <w:rPr>
-          <w:rFonts w:ascii="Arial Narrow" w:eastAsia="Arial Narrow" w:hAnsi="Arial Narrow" w:cs="Arial Narrow"/>
-          <w:sz w:val="16"/>
-          <w:szCs w:val="16"/>
-        </w:rPr>
-        <w:t>.</w:t>
-      </w:r>
-    </w:p>
-    <w:p>
-      <w:pPr>
-        <w:pStyle w:val="Textonotapie"/>
-        <w:tabs>
-          <w:tab w:val="left" w:pos="567"/>
-        </w:tabs>
-        <w:ind w:left="567" w:right="-1" w:hanging="567"/>
-        <w:jc w:val="both"/>
-        <w:rPr>
-          <w:rFonts w:ascii="Arial Narrow" w:eastAsia="Arial Narrow" w:hAnsi="Arial Narrow" w:cs="Arial Narrow"/>
-          <w:sz w:val="16"/>
-          <w:szCs w:val="16"/>
-        </w:rPr>
-      </w:pPr>
     </w:p>
   </w:footnote>
   <w:footnote w:id="6">
-    <w:p>
-      <w:pPr>
-        <w:pStyle w:val="Textonotapie"/>
-        <w:ind w:left="567" w:hanging="567"/>
-        <w:jc w:val="both"/>
-        <w:rPr>
-          <w:rFonts w:ascii="Arial Narrow" w:eastAsia="Arial Narrow" w:hAnsi="Arial Narrow" w:cs="Arial Narrow"/>
-          <w:sz w:val="16"/>
-          <w:szCs w:val="16"/>
-        </w:rPr>
-      </w:pPr>
-      <w:r>
-        <w:rPr>
-          <w:rStyle w:val="Refdenotaalpie"/>
-          <w:rFonts w:ascii="Arial Narrow" w:eastAsia="Arial Narrow" w:hAnsi="Arial Narrow" w:cs="Arial Narrow"/>
-          <w:sz w:val="16"/>
-          <w:szCs w:val="16"/>
-          <w:vertAlign w:val="superscript"/>
-        </w:rPr>
-        <w:footnoteRef/>
-      </w:r>
-      <w:r>
-        <w:rPr>
-          <w:rFonts w:ascii="Arial Narrow" w:eastAsia="Arial Narrow" w:hAnsi="Arial Narrow" w:cs="Arial Narrow"/>
-          <w:sz w:val="16"/>
-          <w:szCs w:val="16"/>
-        </w:rPr>
-        <w:t xml:space="preserve"> </w:t>
-      </w:r>
-      <w:r>
-        <w:rPr>
-          <w:rFonts w:ascii="Arial Narrow" w:eastAsia="Arial Narrow" w:hAnsi="Arial Narrow" w:cs="Arial Narrow"/>
-          <w:sz w:val="16"/>
-          <w:szCs w:val="16"/>
-        </w:rPr>
-        <w:tab/>
-        <w:t>El número de trabajadores se atenderá siempre que la empresa haya sido constituida antes de la vigencia de la Ley 30056, publicada el 2 de julio de 2013, que modificó el artículo 5 del Texto Único Ordenado de la Ley de Promoción de la Competitividad, Formalización y Desarrollo de la Micro y Pequeña Empresa y de Acceso al Empleo Decente (LEY MYPE). Ello, en la medida que la Tercera Disposición Complementaria Transitoria de la norma modificatoria precisa que las empresas constituidas antes de la entrada en vigencia de dicha Ley se rigen por los requisitos de acogimiento al régimen de las micro y pequeñas empresas regulados en el Decreto Legislativo 1086.</w:t>
-      </w:r>
-    </w:p>
-    <w:p>
-      <w:pPr>
-        <w:pStyle w:val="Textonotapie"/>
-        <w:ind w:left="567" w:hanging="567"/>
-        <w:jc w:val="both"/>
-        <w:rPr>
-          <w:rFonts w:ascii="Arial Narrow" w:eastAsia="Arial Narrow" w:hAnsi="Arial Narrow" w:cs="Arial Narrow"/>
-          <w:sz w:val="16"/>
-          <w:szCs w:val="16"/>
-        </w:rPr>
-      </w:pPr>
-    </w:p>
-  </w:footnote>
-  <w:footnote w:id="7">
-    <w:p>
-      <w:pPr>
-        <w:pStyle w:val="Textonotapie"/>
-        <w:ind w:left="567" w:hanging="567"/>
-        <w:jc w:val="both"/>
-        <w:rPr>
-          <w:rFonts w:ascii="Arial Narrow" w:eastAsia="Arial Narrow" w:hAnsi="Arial Narrow" w:cs="Arial Narrow"/>
-          <w:sz w:val="16"/>
-          <w:szCs w:val="16"/>
-        </w:rPr>
-      </w:pPr>
-      <w:r>
-        <w:rPr>
-          <w:rStyle w:val="Refdenotaalpie"/>
-          <w:rFonts w:ascii="Arial Narrow" w:eastAsia="Arial Narrow" w:hAnsi="Arial Narrow" w:cs="Arial Narrow"/>
-          <w:sz w:val="16"/>
-          <w:szCs w:val="16"/>
-          <w:vertAlign w:val="superscript"/>
-        </w:rPr>
-        <w:footnoteRef/>
-      </w:r>
-      <w:r>
-        <w:rPr>
-          <w:rFonts w:ascii="Arial Narrow" w:eastAsia="Arial Narrow" w:hAnsi="Arial Narrow" w:cs="Arial Narrow"/>
-          <w:sz w:val="16"/>
-          <w:szCs w:val="16"/>
-        </w:rPr>
-        <w:t xml:space="preserve"> </w:t>
-      </w:r>
-      <w:r>
-        <w:rPr>
-          <w:rFonts w:ascii="Arial Narrow" w:eastAsia="Arial Narrow" w:hAnsi="Arial Narrow" w:cs="Arial Narrow"/>
-          <w:sz w:val="16"/>
-          <w:szCs w:val="16"/>
-        </w:rPr>
-        <w:tab/>
-      </w:r>
-      <w:r>
-        <w:rPr>
-          <w:rFonts w:ascii="Arial Narrow" w:eastAsia="Arial Narrow" w:hAnsi="Arial Narrow" w:cs="Arial Narrow"/>
-          <w:b/>
-          <w:sz w:val="16"/>
-          <w:szCs w:val="16"/>
-        </w:rPr>
-        <w:t>LEY</w:t>
-      </w:r>
-      <w:r>
-        <w:rPr>
-          <w:rFonts w:ascii="Arial Narrow" w:eastAsia="Arial Narrow" w:hAnsi="Arial Narrow" w:cs="Arial Narrow"/>
-          <w:b/>
-          <w:sz w:val="16"/>
-          <w:szCs w:val="16"/>
-        </w:rPr>
-        <w:t xml:space="preserve"> 29571</w:t>
-      </w:r>
-      <w:r>
-        <w:rPr>
-          <w:rFonts w:ascii="Arial Narrow" w:eastAsia="Arial Narrow" w:hAnsi="Arial Narrow" w:cs="Arial Narrow"/>
-          <w:b/>
-          <w:sz w:val="16"/>
-          <w:szCs w:val="16"/>
-        </w:rPr>
-        <w:t>, CÓDIGO DE PROTECCIÓN Y DEFENSA DEL CONSUMIDOR</w:t>
-      </w:r>
-      <w:r>
-        <w:rPr>
-          <w:rFonts w:ascii="Arial Narrow" w:eastAsia="Arial Narrow" w:hAnsi="Arial Narrow" w:cs="Arial Narrow"/>
-          <w:b/>
-          <w:bCs/>
-          <w:sz w:val="16"/>
-          <w:szCs w:val="16"/>
-        </w:rPr>
-        <w:t xml:space="preserve">, </w:t>
-      </w:r>
-      <w:r>
-        <w:rPr>
-          <w:rFonts w:ascii="Arial Narrow" w:eastAsia="Arial Narrow" w:hAnsi="Arial Narrow" w:cs="Arial Narrow"/>
-          <w:b/>
-          <w:sz w:val="16"/>
-          <w:szCs w:val="16"/>
-        </w:rPr>
-        <w:t>publicado el 2 de setiembre de 2010 y modificado por Decreto Legislativo 1308</w:t>
-      </w:r>
-    </w:p>
-    <w:p>
-      <w:pPr>
-        <w:pStyle w:val="Textonotapie"/>
-        <w:ind w:left="567"/>
-        <w:jc w:val="both"/>
-        <w:rPr>
-          <w:rFonts w:ascii="Arial Narrow" w:eastAsia="Arial Narrow" w:hAnsi="Arial Narrow" w:cs="Arial Narrow"/>
-          <w:b/>
-          <w:bCs/>
-          <w:sz w:val="16"/>
-          <w:szCs w:val="16"/>
-        </w:rPr>
-      </w:pPr>
-      <w:r>
-        <w:rPr>
-          <w:rFonts w:ascii="Arial Narrow" w:eastAsia="Arial Narrow" w:hAnsi="Arial Narrow" w:cs="Arial Narrow"/>
-          <w:b/>
-          <w:bCs/>
-          <w:sz w:val="16"/>
-          <w:szCs w:val="16"/>
-        </w:rPr>
-        <w:t>Artículo 110.- Sanciones Administrativas</w:t>
-      </w:r>
-    </w:p>
-    <w:p>
-      <w:pPr>
-        <w:autoSpaceDE w:val="0"/>
-        <w:autoSpaceDN w:val="0"/>
-        <w:adjustRightInd w:val="0"/>
-        <w:spacing w:after="0" w:line="240" w:lineRule="auto"/>
-        <w:ind w:left="567"/>
-        <w:jc w:val="both"/>
-        <w:rPr>
-          <w:rFonts w:ascii="Arial Narrow" w:eastAsia="Arial Narrow" w:hAnsi="Arial Narrow" w:cs="Arial Narrow"/>
-          <w:sz w:val="16"/>
-          <w:szCs w:val="16"/>
-          <w:lang w:eastAsia="es-PE"/>
-        </w:rPr>
-      </w:pPr>
-      <w:r>
-        <w:rPr>
-          <w:rFonts w:ascii="Arial Narrow" w:eastAsia="Arial Narrow" w:hAnsi="Arial Narrow" w:cs="Arial Narrow"/>
-          <w:sz w:val="16"/>
-          <w:szCs w:val="16"/>
-          <w:lang w:eastAsia="es-PE"/>
-        </w:rPr>
-        <w:t>(…)</w:t>
-      </w:r>
-    </w:p>
-    <w:p>
-      <w:pPr>
-        <w:autoSpaceDE w:val="0"/>
-        <w:autoSpaceDN w:val="0"/>
-        <w:adjustRightInd w:val="0"/>
-        <w:spacing w:after="0" w:line="240" w:lineRule="auto"/>
-        <w:ind w:left="567"/>
-        <w:jc w:val="both"/>
-        <w:rPr>
-          <w:rFonts w:ascii="Arial Narrow" w:eastAsia="Arial Narrow" w:hAnsi="Arial Narrow" w:cs="Arial Narrow"/>
-          <w:sz w:val="16"/>
-          <w:szCs w:val="16"/>
-          <w:lang w:eastAsia="es-PE"/>
-        </w:rPr>
-      </w:pPr>
-      <w:r>
-        <w:rPr>
-          <w:rFonts w:ascii="Arial Narrow" w:eastAsia="Arial Narrow" w:hAnsi="Arial Narrow" w:cs="Arial Narrow"/>
-          <w:sz w:val="16"/>
-          <w:szCs w:val="16"/>
-          <w:lang w:eastAsia="es-PE"/>
-        </w:rPr>
-        <w:t>En el caso de las microempresas, la multa no puede superar el diez por ciento (10%) de las ventas o ingresos brutos percibidos por el infractor, relativos a todas sus actividades económicas, correspondientes al ejercicio inmediato anterior al de la expedición de la resolución de primera instancia, siempre que se haya acreditado dichos ingresos, no se encuentre en una situación de reincidencia y el caso no verse sobre la vida, salud o integridad de los consumidores. Para el caso de las pequeñas empresas, la multa no puede superar el veinte por ciento (20%) de las ventas o ingresos brutos percibidos por el infractor, conforme a los requisitos señalados anteriormente.</w:t>
-      </w:r>
-    </w:p>
-    <w:p>
-      <w:pPr>
-        <w:autoSpaceDE w:val="0"/>
-        <w:autoSpaceDN w:val="0"/>
-        <w:adjustRightInd w:val="0"/>
-        <w:spacing w:after="0" w:line="240" w:lineRule="auto"/>
-        <w:ind w:left="567"/>
-        <w:jc w:val="both"/>
-        <w:rPr>
-          <w:rFonts w:ascii="Arial Narrow" w:eastAsia="Arial Narrow" w:hAnsi="Arial Narrow" w:cs="Arial Narrow"/>
-          <w:sz w:val="16"/>
-          <w:szCs w:val="16"/>
-          <w:lang w:eastAsia="es-PE"/>
-        </w:rPr>
-      </w:pPr>
-      <w:r>
-        <w:rPr>
-          <w:rFonts w:ascii="Arial Narrow" w:eastAsia="Arial Narrow" w:hAnsi="Arial Narrow" w:cs="Arial Narrow"/>
-          <w:sz w:val="16"/>
-          <w:szCs w:val="16"/>
-          <w:lang w:eastAsia="es-PE"/>
-        </w:rPr>
-        <w:t>(…).</w:t>
-      </w:r>
-    </w:p>
-    <w:p>
-      <w:pPr>
-        <w:pStyle w:val="Textonotapie"/>
-        <w:ind w:left="567" w:hanging="567"/>
-        <w:jc w:val="both"/>
-        <w:rPr>
-          <w:rFonts w:ascii="Arial Narrow" w:eastAsia="Arial Narrow" w:hAnsi="Arial Narrow" w:cs="Arial Narrow"/>
-          <w:sz w:val="16"/>
-          <w:szCs w:val="16"/>
-        </w:rPr>
-      </w:pPr>
-    </w:p>
-  </w:footnote>
-  <w:footnote w:id="12">
-    <w:p>
-      <w:pPr>
-        <w:pStyle w:val="Textonotapie"/>
-        <w:ind w:left="567" w:hanging="567"/>
-        <w:jc w:val="both"/>
-        <w:rPr>
-          <w:rFonts w:ascii="Arial Narrow" w:eastAsia="Arial Narrow" w:hAnsi="Arial Narrow" w:cs="Arial Narrow"/>
-          <w:sz w:val="16"/>
-          <w:szCs w:val="16"/>
-        </w:rPr>
-      </w:pPr>
-      <w:r>
-        <w:rPr>
-          <w:rStyle w:val="Refdenotaalpie"/>
-          <w:rFonts w:ascii="Arial Narrow" w:eastAsia="Arial Narrow" w:hAnsi="Arial Narrow" w:cs="Arial Narrow"/>
-          <w:sz w:val="16"/>
-          <w:szCs w:val="16"/>
-          <w:vertAlign w:val="superscript"/>
-        </w:rPr>
-        <w:footnoteRef/>
-      </w:r>
-      <w:r>
-        <w:rPr>
-          <w:rFonts w:ascii="Arial Narrow" w:eastAsia="Arial Narrow" w:hAnsi="Arial Narrow" w:cs="Arial Narrow"/>
-          <w:sz w:val="16"/>
-          <w:szCs w:val="16"/>
-        </w:rPr>
-        <w:tab/>
-      </w:r>
-      <w:r>
-        <w:rPr>
-          <w:rFonts w:ascii="Arial Narrow" w:eastAsia="Arial Narrow" w:hAnsi="Arial Narrow" w:cs="Arial Narrow"/>
-          <w:b/>
-          <w:bCs/>
-          <w:sz w:val="16"/>
-          <w:szCs w:val="16"/>
-        </w:rPr>
-        <w:t xml:space="preserve">DECRETO LEGISLATIVO 807, LEY SOBRE FACULTADES, NORMAS Y ORGANIZACIÓN DEL INDECOPI, publicado el 18 de abril de 1996</w:t>
-      </w:r>
-    </w:p>
-    <w:p>
-      <w:pPr>
-        <w:pStyle w:val="Textonotapie"/>
-        <w:ind w:left="567" w:hanging="567"/>
-        <w:jc w:val="both"/>
-        <w:rPr>
-          <w:rFonts w:ascii="Arial Narrow" w:eastAsia="Arial Narrow" w:hAnsi="Arial Narrow" w:cs="Arial Narrow"/>
-          <w:sz w:val="16"/>
-          <w:szCs w:val="16"/>
-        </w:rPr>
-      </w:pPr>
-      <w:r>
-        <w:rPr>
-          <w:rFonts w:ascii="Arial Narrow" w:eastAsia="Arial Narrow" w:hAnsi="Arial Narrow" w:cs="Arial Narrow"/>
-          <w:sz w:val="16"/>
-          <w:szCs w:val="16"/>
-        </w:rPr>
-        <w:tab/>
-      </w:r>
-      <w:r>
-        <w:rPr>
-          <w:rFonts w:ascii="Arial Narrow" w:eastAsia="Arial Narrow" w:hAnsi="Arial Narrow" w:cs="Arial Narrow"/>
-          <w:b/>
-          <w:bCs/>
-          <w:sz w:val="16"/>
-          <w:szCs w:val="16"/>
-        </w:rPr>
-        <w:t xml:space="preserve">Artículo 26.-</w:t>
-      </w:r>
-      <w:r>
-        <w:rPr>
-          <w:rFonts w:ascii="Arial Narrow" w:eastAsia="Arial Narrow" w:hAnsi="Arial Narrow" w:cs="Arial Narrow"/>
-          <w:sz w:val="16"/>
-          <w:szCs w:val="16"/>
-        </w:rPr>
-        <w:t xml:space="preserve"> Una vez admitida a trámite la denuncia, se correrá traslado de la misma al denunciado, a fin de que éste presente su descargo. El plazo para la presentación del descargo será de cinco (5) días contados desde la notificación, vencido el cual, el Secretario Técnico declarará en rebeldía al denunciado que no lo hubiera presentado.</w:t>
-      </w:r>
-    </w:p>
-    <w:p>
-      <w:pPr>
-        <w:pStyle w:val="Textonotapie"/>
-        <w:ind w:left="567" w:hanging="567"/>
-        <w:jc w:val="both"/>
-        <w:rPr>
-          <w:rFonts w:ascii="Arial Narrow" w:eastAsia="Arial Narrow" w:hAnsi="Arial Narrow" w:cs="Arial Narrow"/>
-          <w:sz w:val="16"/>
-          <w:szCs w:val="16"/>
-        </w:rPr>
-      </w:pPr>
-    </w:p>
-  </w:footnote>
-  <w:footnote w:id="13">
-    <w:p>
-      <w:pPr>
-        <w:pStyle w:val="Textonotapie"/>
-        <w:ind w:left="567" w:hanging="567"/>
-        <w:jc w:val="both"/>
-        <w:rPr>
-          <w:rFonts w:ascii="Arial Narrow" w:eastAsia="Arial Narrow" w:hAnsi="Arial Narrow" w:cs="Arial Narrow"/>
-          <w:sz w:val="16"/>
-          <w:szCs w:val="16"/>
-        </w:rPr>
-      </w:pPr>
-      <w:r>
-        <w:rPr>
-          <w:rStyle w:val="Refdenotaalpie"/>
-          <w:rFonts w:ascii="Arial Narrow" w:eastAsia="Arial Narrow" w:hAnsi="Arial Narrow" w:cs="Arial Narrow"/>
-          <w:sz w:val="16"/>
-          <w:szCs w:val="16"/>
-          <w:vertAlign w:val="superscript"/>
-        </w:rPr>
-        <w:footnoteRef/>
-      </w:r>
-      <w:r>
-        <w:rPr>
-          <w:rFonts w:ascii="Arial Narrow" w:eastAsia="Arial Narrow" w:hAnsi="Arial Narrow" w:cs="Arial Narrow"/>
-          <w:sz w:val="16"/>
-          <w:szCs w:val="16"/>
-        </w:rPr>
-        <w:tab/>
-      </w:r>
-      <w:r>
-        <w:rPr>
-          <w:rFonts w:ascii="Arial Narrow" w:eastAsia="Arial Narrow" w:hAnsi="Arial Narrow" w:cs="Arial Narrow"/>
-          <w:b/>
-          <w:bCs/>
-          <w:sz w:val="16"/>
-          <w:szCs w:val="16"/>
-        </w:rPr>
-        <w:t xml:space="preserve">DECRETO SUPREMO 006-2026-JUS, TEXTO ÚNICO ORDENADO DE LA LEY 27444, LEY DEL PROCEDIMIENTO ADMINISTRATIVO GENERAL, publicado el 30 de abril de 2026</w:t>
-      </w:r>
-    </w:p>
-    <w:p>
-      <w:pPr>
-        <w:pStyle w:val="Textonotapie"/>
-        <w:ind w:left="567" w:hanging="567"/>
-        <w:jc w:val="both"/>
-        <w:rPr>
-          <w:rFonts w:ascii="Arial Narrow" w:eastAsia="Arial Narrow" w:hAnsi="Arial Narrow" w:cs="Arial Narrow"/>
-          <w:sz w:val="16"/>
-          <w:szCs w:val="16"/>
-        </w:rPr>
-      </w:pPr>
-      <w:r>
-        <w:rPr>
-          <w:rFonts w:ascii="Arial Narrow" w:eastAsia="Arial Narrow" w:hAnsi="Arial Narrow" w:cs="Arial Narrow"/>
-          <w:sz w:val="16"/>
-          <w:szCs w:val="16"/>
-        </w:rPr>
-        <w:tab/>
-      </w:r>
-      <w:r>
-        <w:rPr>
-          <w:rFonts w:ascii="Arial Narrow" w:eastAsia="Arial Narrow" w:hAnsi="Arial Narrow" w:cs="Arial Narrow"/>
-          <w:b/>
-          <w:bCs/>
-          <w:sz w:val="16"/>
-          <w:szCs w:val="16"/>
-        </w:rPr>
-        <w:t xml:space="preserve">Artículo 223.- Contestación de la reclamación</w:t>
-      </w:r>
-    </w:p>
-    <w:p>
-      <w:pPr>
-        <w:pStyle w:val="Textonotapie"/>
-        <w:ind w:left="567" w:hanging="567"/>
-        <w:jc w:val="both"/>
-        <w:rPr>
-          <w:rFonts w:ascii="Arial Narrow" w:eastAsia="Arial Narrow" w:hAnsi="Arial Narrow" w:cs="Arial Narrow"/>
-          <w:sz w:val="16"/>
-          <w:szCs w:val="16"/>
-        </w:rPr>
-      </w:pPr>
-      <w:r>
-        <w:rPr>
-          <w:rFonts w:ascii="Arial Narrow" w:eastAsia="Arial Narrow" w:hAnsi="Arial Narrow" w:cs="Arial Narrow"/>
-          <w:sz w:val="16"/>
-          <w:szCs w:val="16"/>
-        </w:rPr>
-        <w:tab/>
-      </w:r>
-      <w:r>
-        <w:rPr>
-          <w:rFonts w:ascii="Arial Narrow" w:eastAsia="Arial Narrow" w:hAnsi="Arial Narrow" w:cs="Arial Narrow"/>
-          <w:sz w:val="16"/>
-          <w:szCs w:val="16"/>
-        </w:rPr>
-        <w:t xml:space="preserve">223.1 El reclamado deberá presentar la contestación de la reclamación dentro de los quince (15) días posteriores a la notificación de ésta; vencido este plazo, la Administración declarará en rebeldía al reclamado que no la hubiera presentado. La contestación deberá contener los requisitos de los escritos previstos en el artículo 113 de la presente Ley, así como la absolución de todos los asuntos controvertidos de hecho y de derecho, Las alegaciones y los hechos relevantes de la reclamación, salvo que hayan sido específicamente negadas en la contestación, se tendrán por aceptadas o merituadas como ciertas.</w:t>
-      </w:r>
-    </w:p>
-    <w:p>
-      <w:pPr>
-        <w:pStyle w:val="Textonotapie"/>
-        <w:ind w:left="567" w:hanging="567"/>
-        <w:jc w:val="both"/>
-        <w:rPr>
-          <w:rFonts w:ascii="Arial Narrow" w:eastAsia="Arial Narrow" w:hAnsi="Arial Narrow" w:cs="Arial Narrow"/>
-          <w:sz w:val="16"/>
-          <w:szCs w:val="16"/>
-        </w:rPr>
-      </w:pPr>
-    </w:p>
-  </w:footnote>
-  <w:footnote w:id="8">
-    <w:p>
-      <w:pPr>
-        <w:spacing w:after="0" w:line="240" w:lineRule="auto"/>
-        <w:ind w:left="567" w:hanging="567"/>
-        <w:jc w:val="both"/>
-        <w:rPr>
-          <w:rFonts w:ascii="Arial Narrow" w:eastAsia="Arial Narrow" w:hAnsi="Arial Narrow" w:cs="Arial Narrow"/>
-          <w:sz w:val="16"/>
-          <w:szCs w:val="16"/>
-        </w:rPr>
-      </w:pPr>
-      <w:r>
-        <w:rPr>
-          <w:rStyle w:val="Refdenotaalpie"/>
-          <w:rFonts w:ascii="Arial Narrow" w:eastAsia="Arial Narrow" w:hAnsi="Arial Narrow" w:cs="Arial Narrow"/>
-          <w:sz w:val="16"/>
-          <w:szCs w:val="16"/>
-          <w:vertAlign w:val="superscript"/>
-        </w:rPr>
-        <w:footnoteRef/>
-      </w:r>
-      <w:r>
-        <w:rPr>
-          <w:rFonts w:ascii="Arial Narrow" w:eastAsia="Arial Narrow" w:hAnsi="Arial Narrow" w:cs="Arial Narrow"/>
-          <w:sz w:val="16"/>
-          <w:szCs w:val="16"/>
-          <w:vertAlign w:val="superscript"/>
-        </w:rPr>
-        <w:t xml:space="preserve"> </w:t>
-      </w:r>
-      <w:r>
-        <w:rPr>
-          <w:rFonts w:ascii="Arial Narrow" w:eastAsia="Arial Narrow" w:hAnsi="Arial Narrow" w:cs="Arial Narrow"/>
-          <w:sz w:val="16"/>
-          <w:szCs w:val="16"/>
-        </w:rPr>
-        <w:t xml:space="preserve"> </w:t>
-      </w:r>
-      <w:r>
-        <w:rPr>
-          <w:rFonts w:ascii="Arial Narrow" w:eastAsia="Arial Narrow" w:hAnsi="Arial Narrow" w:cs="Arial Narrow"/>
-          <w:sz w:val="16"/>
-          <w:szCs w:val="16"/>
-        </w:rPr>
-        <w:tab/>
-      </w:r>
-      <w:r>
-        <w:rPr>
-          <w:rFonts w:ascii="Arial Narrow" w:eastAsia="Arial Narrow" w:hAnsi="Arial Narrow" w:cs="Arial Narrow"/>
-          <w:b/>
-          <w:sz w:val="16"/>
-          <w:szCs w:val="16"/>
-        </w:rPr>
-        <w:t>LEY 29571</w:t>
-      </w:r>
-      <w:r>
-        <w:rPr>
-          <w:rFonts w:ascii="Arial Narrow" w:eastAsia="Arial Narrow" w:hAnsi="Arial Narrow" w:cs="Arial Narrow"/>
-          <w:b/>
-          <w:sz w:val="16"/>
-          <w:szCs w:val="16"/>
-        </w:rPr>
-        <w:t>, CÓDIGO DE PROTECCIÓN Y DEFENSA DEL CONSUMIDOR</w:t>
-      </w:r>
-      <w:r>
-        <w:rPr>
-          <w:rFonts w:ascii="Arial Narrow" w:eastAsia="Arial Narrow" w:hAnsi="Arial Narrow" w:cs="Arial Narrow"/>
-          <w:b/>
-          <w:bCs/>
-          <w:sz w:val="16"/>
-          <w:szCs w:val="16"/>
-        </w:rPr>
-        <w:t xml:space="preserve">, </w:t>
-      </w:r>
-      <w:r>
-        <w:rPr>
-          <w:rFonts w:ascii="Arial Narrow" w:eastAsia="Arial Narrow" w:hAnsi="Arial Narrow" w:cs="Arial Narrow"/>
-          <w:b/>
-          <w:sz w:val="16"/>
-          <w:szCs w:val="16"/>
-        </w:rPr>
-        <w:t>publicado el 2 de setiembre de 2010 y modificado por Decreto Legislativo 1308</w:t>
-      </w:r>
-    </w:p>
-    <w:p>
-      <w:pPr>
-        <w:spacing w:after="0" w:line="240" w:lineRule="auto"/>
-        <w:ind w:left="567"/>
-        <w:jc w:val="both"/>
-        <w:rPr>
-          <w:rFonts w:ascii="Arial Narrow" w:eastAsia="Arial Narrow" w:hAnsi="Arial Narrow" w:cs="Arial Narrow"/>
-          <w:b/>
-          <w:sz w:val="16"/>
-          <w:szCs w:val="16"/>
-        </w:rPr>
-      </w:pPr>
-      <w:r>
-        <w:rPr>
-          <w:rFonts w:ascii="Arial Narrow" w:eastAsia="Arial Narrow" w:hAnsi="Arial Narrow" w:cs="Arial Narrow"/>
-          <w:b/>
-          <w:sz w:val="16"/>
-          <w:szCs w:val="16"/>
-        </w:rPr>
-        <w:t>Artículo 110.- Sanciones administrativas</w:t>
-      </w:r>
-    </w:p>
-    <w:p>
-      <w:pPr>
-        <w:spacing w:after="0" w:line="240" w:lineRule="auto"/>
-        <w:ind w:left="567"/>
-        <w:jc w:val="both"/>
-        <w:rPr>
-          <w:rFonts w:ascii="Arial Narrow" w:eastAsia="Arial Narrow" w:hAnsi="Arial Narrow" w:cs="Arial Narrow"/>
-          <w:sz w:val="16"/>
-          <w:szCs w:val="16"/>
-        </w:rPr>
-      </w:pPr>
-      <w:r>
-        <w:rPr>
-          <w:rFonts w:ascii="Arial Narrow" w:eastAsia="Arial Narrow" w:hAnsi="Arial Narrow" w:cs="Arial Narrow"/>
-          <w:sz w:val="16"/>
-          <w:szCs w:val="16"/>
-        </w:rPr>
-        <w:t>El órgano resolutivo puede sancionar las infracciones administrativas a que se refiere el artículo 108 con amonestación y multas de hasta cuatrocientos cincuenta (450) Unidades Impositivas Tributarias (UIT), las cuales son calificadas de la siguiente manera:</w:t>
-      </w:r>
-    </w:p>
-    <w:p>
-      <w:pPr>
-        <w:numPr>
-          <w:ilvl w:val="0"/>
-          <w:numId w:val="2"/>
-        </w:numPr>
-        <w:spacing w:after="0" w:line="240" w:lineRule="auto"/>
-        <w:ind w:left="426" w:firstLine="141"/>
-        <w:jc w:val="both"/>
-        <w:rPr>
-          <w:rFonts w:ascii="Arial Narrow" w:eastAsia="Arial Narrow" w:hAnsi="Arial Narrow" w:cs="Arial Narrow"/>
-          <w:sz w:val="16"/>
-          <w:szCs w:val="16"/>
-        </w:rPr>
-      </w:pPr>
-      <w:r>
-        <w:rPr>
-          <w:rFonts w:ascii="Arial Narrow" w:eastAsia="Arial Narrow" w:hAnsi="Arial Narrow" w:cs="Arial Narrow"/>
-          <w:sz w:val="16"/>
-          <w:szCs w:val="16"/>
-        </w:rPr>
-        <w:t>Infracciones leves, con una amonestación o con una multa de hasta cincuenta (50) UIT.</w:t>
-      </w:r>
-    </w:p>
-    <w:p>
-      <w:pPr>
-        <w:numPr>
-          <w:ilvl w:val="0"/>
-          <w:numId w:val="2"/>
-        </w:numPr>
-        <w:spacing w:after="0" w:line="240" w:lineRule="auto"/>
-        <w:ind w:left="426" w:firstLine="141"/>
-        <w:jc w:val="both"/>
-        <w:rPr>
-          <w:rFonts w:ascii="Arial Narrow" w:eastAsia="Arial Narrow" w:hAnsi="Arial Narrow" w:cs="Arial Narrow"/>
-          <w:sz w:val="16"/>
-          <w:szCs w:val="16"/>
-        </w:rPr>
-      </w:pPr>
-      <w:r>
-        <w:rPr>
-          <w:rFonts w:ascii="Arial Narrow" w:eastAsia="Arial Narrow" w:hAnsi="Arial Narrow" w:cs="Arial Narrow"/>
-          <w:sz w:val="16"/>
-          <w:szCs w:val="16"/>
-        </w:rPr>
-        <w:t>Infracciones graves, con una multa de hasta ciento cincuenta (150) UIT.</w:t>
-      </w:r>
-    </w:p>
-    <w:p>
-      <w:pPr>
-        <w:numPr>
-          <w:ilvl w:val="0"/>
-          <w:numId w:val="2"/>
-        </w:numPr>
-        <w:spacing w:after="0" w:line="240" w:lineRule="auto"/>
-        <w:ind w:left="426" w:firstLine="141"/>
-        <w:jc w:val="both"/>
-        <w:rPr>
-          <w:rFonts w:ascii="Arial Narrow" w:eastAsia="Arial Narrow" w:hAnsi="Arial Narrow" w:cs="Arial Narrow"/>
-          <w:sz w:val="16"/>
-          <w:szCs w:val="16"/>
-        </w:rPr>
-      </w:pPr>
-      <w:r>
-        <w:rPr>
-          <w:rFonts w:ascii="Arial Narrow" w:eastAsia="Arial Narrow" w:hAnsi="Arial Narrow" w:cs="Arial Narrow"/>
-          <w:sz w:val="16"/>
-          <w:szCs w:val="16"/>
-        </w:rPr>
-        <w:t>Infracciones muy graves, con una multa de hasta cuatrocientos cincuenta (450) UIT.</w:t>
-      </w:r>
-    </w:p>
-    <w:p>
-      <w:pPr>
-        <w:spacing w:after="0" w:line="240" w:lineRule="auto"/>
-        <w:ind w:left="567"/>
-        <w:jc w:val="both"/>
-        <w:rPr>
-          <w:rFonts w:ascii="Arial Narrow" w:eastAsia="Arial Narrow" w:hAnsi="Arial Narrow" w:cs="Arial Narrow"/>
-          <w:sz w:val="16"/>
-          <w:szCs w:val="16"/>
-        </w:rPr>
-      </w:pPr>
-      <w:r>
-        <w:rPr>
-          <w:rFonts w:ascii="Arial Narrow" w:eastAsia="Arial Narrow" w:hAnsi="Arial Narrow" w:cs="Arial Narrow"/>
-          <w:sz w:val="16"/>
-          <w:szCs w:val="16"/>
-        </w:rPr>
-        <w:t>(…).</w:t>
-      </w:r>
-    </w:p>
-    <w:p>
-      <w:pPr>
-        <w:spacing w:after="0" w:line="240" w:lineRule="auto"/>
-        <w:ind w:left="567" w:hanging="567"/>
-        <w:jc w:val="both"/>
-        <w:rPr>
-          <w:rFonts w:ascii="Arial Narrow" w:eastAsia="Arial Narrow" w:hAnsi="Arial Narrow" w:cs="Arial Narrow"/>
-          <w:sz w:val="16"/>
-          <w:szCs w:val="16"/>
-        </w:rPr>
-      </w:pPr>
-    </w:p>
-  </w:footnote>
-  <w:footnote w:id="9">
-    <w:p>
-      <w:pPr>
-        <w:spacing w:after="0" w:line="240" w:lineRule="auto"/>
-        <w:ind w:left="567" w:hanging="567"/>
-        <w:jc w:val="both"/>
-        <w:rPr>
-          <w:rFonts w:ascii="Arial Narrow" w:eastAsia="Arial Narrow" w:hAnsi="Arial Narrow" w:cs="Arial Narrow"/>
-          <w:b/>
-          <w:bCs/>
-          <w:sz w:val="16"/>
-          <w:szCs w:val="16"/>
-        </w:rPr>
-      </w:pPr>
-      <w:r>
-        <w:rPr>
-          <w:rStyle w:val="Refdenotaalpie"/>
-          <w:rFonts w:ascii="Arial Narrow" w:eastAsia="Arial Narrow" w:hAnsi="Arial Narrow" w:cs="Arial Narrow"/>
-          <w:sz w:val="16"/>
-          <w:szCs w:val="16"/>
-          <w:vertAlign w:val="superscript"/>
-        </w:rPr>
-        <w:footnoteRef/>
-      </w:r>
-      <w:r>
-        <w:rPr>
-          <w:rFonts w:ascii="Arial Narrow" w:eastAsia="Arial Narrow" w:hAnsi="Arial Narrow" w:cs="Arial Narrow"/>
-          <w:sz w:val="16"/>
-          <w:szCs w:val="16"/>
-        </w:rPr>
-        <w:t xml:space="preserve"> </w:t>
-      </w:r>
-      <w:r>
-        <w:rPr>
-          <w:rFonts w:ascii="Arial Narrow" w:eastAsia="Arial Narrow" w:hAnsi="Arial Narrow" w:cs="Arial Narrow"/>
-          <w:sz w:val="16"/>
-          <w:szCs w:val="16"/>
-        </w:rPr>
-        <w:tab/>
-      </w:r>
-      <w:r>
-        <w:rPr>
-          <w:rFonts w:ascii="Arial Narrow" w:eastAsia="Arial Narrow" w:hAnsi="Arial Narrow" w:cs="Arial Narrow"/>
-          <w:b/>
-          <w:bCs/>
-          <w:sz w:val="16"/>
-          <w:szCs w:val="16"/>
-        </w:rPr>
-        <w:t>LEY 29571, CÓDIGO DE PROTECCIÓN Y DEFENSA DEL CONSUMIDOR, publicado el 2 de setiembre de 2010 y modificado por Decreto Legislativo 1308</w:t>
-      </w:r>
-    </w:p>
-    <w:p>
-      <w:pPr>
-        <w:spacing w:after="0" w:line="240" w:lineRule="auto"/>
-        <w:ind w:left="567"/>
-        <w:jc w:val="both"/>
-        <w:rPr>
-          <w:rFonts w:ascii="Arial Narrow" w:eastAsia="Arial Narrow" w:hAnsi="Arial Narrow" w:cs="Arial Narrow"/>
-          <w:sz w:val="16"/>
-          <w:szCs w:val="16"/>
-        </w:rPr>
-      </w:pPr>
-      <w:r>
-        <w:rPr>
-          <w:rFonts w:ascii="Arial Narrow" w:eastAsia="Arial Narrow" w:hAnsi="Arial Narrow" w:cs="Arial Narrow"/>
-          <w:b/>
-          <w:bCs/>
-          <w:sz w:val="16"/>
-          <w:szCs w:val="16"/>
-        </w:rPr>
-        <w:t>Artículo 114.-</w:t>
-      </w:r>
-      <w:r>
-        <w:rPr>
-          <w:rFonts w:ascii="Arial Narrow" w:eastAsia="Arial Narrow" w:hAnsi="Arial Narrow" w:cs="Arial Narrow"/>
-          <w:b/>
-          <w:sz w:val="16"/>
-          <w:szCs w:val="16"/>
-        </w:rPr>
-        <w:t xml:space="preserve"> Medidas correctivas</w:t>
-      </w:r>
-    </w:p>
-    <w:p>
-      <w:pPr>
-        <w:spacing w:after="0" w:line="240" w:lineRule="auto"/>
-        <w:ind w:left="567"/>
-        <w:jc w:val="both"/>
-        <w:rPr>
-          <w:rFonts w:ascii="Arial Narrow" w:eastAsia="Arial Narrow" w:hAnsi="Arial Narrow" w:cs="Arial Narrow"/>
-          <w:sz w:val="16"/>
-          <w:szCs w:val="16"/>
-        </w:rPr>
-      </w:pPr>
-      <w:r>
-        <w:rPr>
-          <w:rFonts w:ascii="Arial Narrow" w:eastAsia="Arial Narrow" w:hAnsi="Arial Narrow" w:cs="Arial Narrow"/>
-          <w:sz w:val="16"/>
-          <w:szCs w:val="16"/>
-        </w:rPr>
-        <w:t>Sin perjuicio de la sanción administrativa que corresponda al proveedor por una infracción al presente Código, el Indecopi puede dictar, en calidad de mandatos, medidas correctivas reparadoras y complementarias.</w:t>
-      </w:r>
-    </w:p>
-    <w:p>
-      <w:pPr>
-        <w:spacing w:after="0" w:line="240" w:lineRule="auto"/>
-        <w:ind w:left="567"/>
-        <w:jc w:val="both"/>
-        <w:rPr>
-          <w:rFonts w:ascii="Arial Narrow" w:eastAsia="Arial Narrow" w:hAnsi="Arial Narrow" w:cs="Arial Narrow"/>
-          <w:sz w:val="16"/>
-          <w:szCs w:val="16"/>
-        </w:rPr>
-      </w:pPr>
-      <w:r>
-        <w:rPr>
-          <w:rFonts w:ascii="Arial Narrow" w:eastAsia="Arial Narrow" w:hAnsi="Arial Narrow" w:cs="Arial Narrow"/>
-          <w:sz w:val="16"/>
-          <w:szCs w:val="16"/>
-        </w:rPr>
-        <w:t>Las medidas correctivas reparadoras pueden dictarse a pedido de parte o de oficio, siempre y cuando sean expresamente informadas sobre esa posibilidad en la notificación de cargo al proveedor por la autoridad encargada del procedimiento.</w:t>
-      </w:r>
-    </w:p>
-    <w:p>
-      <w:pPr>
-        <w:spacing w:after="0" w:line="240" w:lineRule="auto"/>
-        <w:ind w:left="567"/>
-        <w:jc w:val="both"/>
-        <w:rPr>
-          <w:rFonts w:ascii="Arial Narrow" w:eastAsia="Arial Narrow" w:hAnsi="Arial Narrow" w:cs="Arial Narrow"/>
-          <w:sz w:val="16"/>
-          <w:szCs w:val="16"/>
-        </w:rPr>
-      </w:pPr>
-      <w:r>
-        <w:rPr>
-          <w:rFonts w:ascii="Arial Narrow" w:eastAsia="Arial Narrow" w:hAnsi="Arial Narrow" w:cs="Arial Narrow"/>
-          <w:sz w:val="16"/>
-          <w:szCs w:val="16"/>
-        </w:rPr>
-        <w:t>Las medidas correctivas complementarias pueden dictarse de oficio o a pedido de parte.</w:t>
-      </w:r>
-    </w:p>
-    <w:p>
-      <w:pPr>
-        <w:spacing w:after="0" w:line="240" w:lineRule="auto"/>
-        <w:ind w:left="567" w:hanging="567"/>
-        <w:jc w:val="both"/>
-        <w:rPr>
-          <w:rFonts w:ascii="Arial Narrow" w:eastAsia="Arial Narrow" w:hAnsi="Arial Narrow" w:cs="Arial Narrow"/>
-          <w:sz w:val="16"/>
-          <w:szCs w:val="16"/>
-        </w:rPr>
-      </w:pPr>
-    </w:p>
-    <w:p>
-      <w:pPr>
-        <w:spacing w:after="0" w:line="240" w:lineRule="auto"/>
-        <w:ind w:left="567"/>
-        <w:jc w:val="both"/>
-        <w:rPr>
-          <w:rFonts w:ascii="Arial Narrow" w:eastAsia="Arial Narrow" w:hAnsi="Arial Narrow" w:cs="Arial Narrow"/>
-          <w:sz w:val="16"/>
-          <w:szCs w:val="16"/>
-        </w:rPr>
-      </w:pPr>
-      <w:r>
-        <w:rPr>
-          <w:rFonts w:ascii="Arial Narrow" w:eastAsia="Arial Narrow" w:hAnsi="Arial Narrow" w:cs="Arial Narrow"/>
-          <w:b/>
-          <w:sz w:val="16"/>
-          <w:szCs w:val="16"/>
-        </w:rPr>
-        <w:t>Artículo 115.- Medidas correctivas reparadoras</w:t>
-      </w:r>
-    </w:p>
-    <w:p>
-      <w:pPr>
-        <w:spacing w:after="0" w:line="240" w:lineRule="auto"/>
-        <w:ind w:left="567"/>
-        <w:jc w:val="both"/>
-        <w:rPr>
-          <w:rFonts w:ascii="Arial Narrow" w:eastAsia="Arial Narrow" w:hAnsi="Arial Narrow" w:cs="Arial Narrow"/>
-          <w:sz w:val="16"/>
-          <w:szCs w:val="16"/>
-        </w:rPr>
-      </w:pPr>
-      <w:r>
-        <w:rPr>
-          <w:rFonts w:ascii="Arial Narrow" w:eastAsia="Arial Narrow" w:hAnsi="Arial Narrow" w:cs="Arial Narrow"/>
-          <w:sz w:val="16"/>
-          <w:szCs w:val="16"/>
-        </w:rPr>
-        <w:t>115.1 Las medidas correctivas reparadoras tienen el objeto de resarcir las consecuencias patrimoniales directas e inmediatas ocasionadas al consumidor por la infracción administrativa a su estado anterior. En caso el órgano resolutivo dicte una o varias medidas correctivas, debe considerar lo acordado por las partes durante la relación de consumo. Las medidas correctivas reparadoras pueden consistir en ordenar al proveedor infractor lo siguiente:</w:t>
-      </w:r>
-    </w:p>
-    <w:p>
-      <w:pPr>
-        <w:numPr>
-          <w:ilvl w:val="0"/>
-          <w:numId w:val="1"/>
-        </w:numPr>
-        <w:spacing w:after="0" w:line="240" w:lineRule="auto"/>
-        <w:ind w:left="567" w:firstLine="0"/>
-        <w:jc w:val="both"/>
-        <w:rPr>
-          <w:rFonts w:ascii="Arial Narrow" w:eastAsia="Arial Narrow" w:hAnsi="Arial Narrow" w:cs="Arial Narrow"/>
-          <w:sz w:val="16"/>
-          <w:szCs w:val="16"/>
-        </w:rPr>
-      </w:pPr>
-      <w:r>
-        <w:rPr>
-          <w:rFonts w:ascii="Arial Narrow" w:eastAsia="Arial Narrow" w:hAnsi="Arial Narrow" w:cs="Arial Narrow"/>
-          <w:sz w:val="16"/>
-          <w:szCs w:val="16"/>
-        </w:rPr>
-        <w:t>Reparar productos.</w:t>
-      </w:r>
-    </w:p>
-    <w:p>
-      <w:pPr>
-        <w:numPr>
-          <w:ilvl w:val="0"/>
-          <w:numId w:val="1"/>
-        </w:numPr>
-        <w:spacing w:after="0" w:line="240" w:lineRule="auto"/>
-        <w:ind w:left="567" w:firstLine="0"/>
-        <w:jc w:val="both"/>
-        <w:rPr>
-          <w:rFonts w:ascii="Arial Narrow" w:eastAsia="Arial Narrow" w:hAnsi="Arial Narrow" w:cs="Arial Narrow"/>
-          <w:sz w:val="16"/>
-          <w:szCs w:val="16"/>
-        </w:rPr>
-      </w:pPr>
-      <w:r>
-        <w:rPr>
-          <w:rFonts w:ascii="Arial Narrow" w:eastAsia="Arial Narrow" w:hAnsi="Arial Narrow" w:cs="Arial Narrow"/>
-          <w:sz w:val="16"/>
-          <w:szCs w:val="16"/>
-        </w:rPr>
-        <w:t>Cambiar productos por otros de idénticas o similares características, cuando la reparación no sea posible o no resulte razonable según las circunstancias.</w:t>
-      </w:r>
-    </w:p>
-    <w:p>
-      <w:pPr>
-        <w:numPr>
-          <w:ilvl w:val="0"/>
-          <w:numId w:val="1"/>
-        </w:numPr>
-        <w:spacing w:after="0" w:line="240" w:lineRule="auto"/>
-        <w:ind w:left="567" w:firstLine="0"/>
-        <w:jc w:val="both"/>
-        <w:rPr>
-          <w:rFonts w:ascii="Arial Narrow" w:eastAsia="Arial Narrow" w:hAnsi="Arial Narrow" w:cs="Arial Narrow"/>
-          <w:sz w:val="16"/>
-          <w:szCs w:val="16"/>
-        </w:rPr>
-      </w:pPr>
-      <w:r>
-        <w:rPr>
-          <w:rFonts w:ascii="Arial Narrow" w:eastAsia="Arial Narrow" w:hAnsi="Arial Narrow" w:cs="Arial Narrow"/>
-          <w:sz w:val="16"/>
-          <w:szCs w:val="16"/>
-        </w:rPr>
-        <w:t>Entregar un producto de idénticas características o, cuando esto no resulte posible, de similares características, en los supuestos de pérdida o deterioro atribuible al proveedor y siempre que exista interés del consumidor.</w:t>
-      </w:r>
-    </w:p>
-    <w:p>
-      <w:pPr>
-        <w:numPr>
-          <w:ilvl w:val="0"/>
-          <w:numId w:val="1"/>
-        </w:numPr>
-        <w:spacing w:after="0" w:line="240" w:lineRule="auto"/>
-        <w:ind w:left="567" w:firstLine="0"/>
-        <w:jc w:val="both"/>
-        <w:rPr>
-          <w:rFonts w:ascii="Arial Narrow" w:eastAsia="Arial Narrow" w:hAnsi="Arial Narrow" w:cs="Arial Narrow"/>
-          <w:sz w:val="16"/>
-          <w:szCs w:val="16"/>
-        </w:rPr>
-      </w:pPr>
-      <w:r>
-        <w:rPr>
-          <w:rFonts w:ascii="Arial Narrow" w:eastAsia="Arial Narrow" w:hAnsi="Arial Narrow" w:cs="Arial Narrow"/>
-          <w:sz w:val="16"/>
-          <w:szCs w:val="16"/>
-        </w:rPr>
-        <w:t>Cumplir con ejecutar la prestación u obligación asumida; y si esto no resulte posible o no sea razonable, otra de efectos equivalentes, incluyendo prestaciones dinerarias.</w:t>
-      </w:r>
-    </w:p>
-    <w:p>
-      <w:pPr>
-        <w:numPr>
-          <w:ilvl w:val="0"/>
-          <w:numId w:val="1"/>
-        </w:numPr>
-        <w:spacing w:after="0" w:line="240" w:lineRule="auto"/>
-        <w:ind w:left="567" w:firstLine="0"/>
-        <w:jc w:val="both"/>
-        <w:rPr>
-          <w:rFonts w:ascii="Arial Narrow" w:eastAsia="Arial Narrow" w:hAnsi="Arial Narrow" w:cs="Arial Narrow"/>
-          <w:sz w:val="16"/>
-          <w:szCs w:val="16"/>
-        </w:rPr>
-      </w:pPr>
-      <w:r>
-        <w:rPr>
-          <w:rFonts w:ascii="Arial Narrow" w:eastAsia="Arial Narrow" w:hAnsi="Arial Narrow" w:cs="Arial Narrow"/>
-          <w:sz w:val="16"/>
-          <w:szCs w:val="16"/>
-        </w:rPr>
-        <w:t>Cumplir con ejecutar otras prestaciones u obligaciones legales o convencionales a su cargo.</w:t>
-      </w:r>
-    </w:p>
-    <w:p>
-      <w:pPr>
-        <w:numPr>
-          <w:ilvl w:val="0"/>
-          <w:numId w:val="1"/>
-        </w:numPr>
-        <w:spacing w:after="0" w:line="240" w:lineRule="auto"/>
-        <w:ind w:left="567" w:firstLine="0"/>
-        <w:jc w:val="both"/>
-        <w:rPr>
-          <w:rFonts w:ascii="Arial Narrow" w:eastAsia="Arial Narrow" w:hAnsi="Arial Narrow" w:cs="Arial Narrow"/>
-          <w:sz w:val="16"/>
-          <w:szCs w:val="16"/>
-        </w:rPr>
-      </w:pPr>
-      <w:r>
-        <w:rPr>
-          <w:rFonts w:ascii="Arial Narrow" w:eastAsia="Arial Narrow" w:hAnsi="Arial Narrow" w:cs="Arial Narrow"/>
-          <w:sz w:val="16"/>
-          <w:szCs w:val="16"/>
-        </w:rPr>
-        <w:t>Devolver la contraprestación pagada por el consumidor, más los intereses legales correspondientes, cuando la reparación, reposición, o cumplimiento de la prestación u obligación, según sea el caso, no resulte posible o no sea razonable según las circunstancias.</w:t>
-      </w:r>
-    </w:p>
-    <w:p>
-      <w:pPr>
-        <w:numPr>
-          <w:ilvl w:val="0"/>
-          <w:numId w:val="1"/>
-        </w:numPr>
-        <w:spacing w:after="0" w:line="240" w:lineRule="auto"/>
-        <w:ind w:left="567" w:firstLine="0"/>
-        <w:jc w:val="both"/>
-        <w:rPr>
-          <w:rFonts w:ascii="Arial Narrow" w:eastAsia="Arial Narrow" w:hAnsi="Arial Narrow" w:cs="Arial Narrow"/>
-          <w:sz w:val="16"/>
-          <w:szCs w:val="16"/>
-        </w:rPr>
-      </w:pPr>
-      <w:r>
-        <w:rPr>
-          <w:rFonts w:ascii="Arial Narrow" w:eastAsia="Arial Narrow" w:hAnsi="Arial Narrow" w:cs="Arial Narrow"/>
-          <w:sz w:val="16"/>
-          <w:szCs w:val="16"/>
-        </w:rPr>
-        <w:t>En los supuestos de pagos indebidos o en exceso, devolver estos montos, más los intereses correspondientes.</w:t>
-      </w:r>
-    </w:p>
-    <w:p>
-      <w:pPr>
-        <w:pStyle w:val="Sinespaciado"/>
-        <w:ind w:firstLine="567"/>
-        <w:jc w:val="both"/>
-        <w:rPr>
-          <w:rFonts w:ascii="Arial Narrow" w:eastAsia="Arial Narrow" w:hAnsi="Arial Narrow" w:cs="Arial Narrow"/>
-          <w:sz w:val="16"/>
-          <w:szCs w:val="16"/>
-        </w:rPr>
-      </w:pPr>
-      <w:r>
-        <w:rPr>
-          <w:rFonts w:ascii="Arial Narrow" w:eastAsia="Arial Narrow" w:hAnsi="Arial Narrow" w:cs="Arial Narrow"/>
-          <w:sz w:val="16"/>
-          <w:szCs w:val="16"/>
-        </w:rPr>
-        <w:t>Pagar los gastos incurridos por el consumidor para mitigar las consecuencias de la infracción administrativa.</w:t>
-      </w:r>
-    </w:p>
-    <w:p>
-      <w:pPr>
-        <w:pStyle w:val="Sinespaciado"/>
-        <w:ind w:firstLine="567"/>
-        <w:jc w:val="both"/>
-        <w:rPr>
-          <w:rFonts w:ascii="Arial Narrow" w:eastAsia="Arial Narrow" w:hAnsi="Arial Narrow" w:cs="Arial Narrow"/>
-          <w:sz w:val="16"/>
-          <w:szCs w:val="16"/>
-        </w:rPr>
-      </w:pPr>
-      <w:r>
-        <w:rPr>
-          <w:rFonts w:ascii="Arial Narrow" w:eastAsia="Arial Narrow" w:hAnsi="Arial Narrow" w:cs="Arial Narrow"/>
-          <w:sz w:val="16"/>
-          <w:szCs w:val="16"/>
-        </w:rPr>
-        <w:t>Otras medidas reparadoras análogas de efectos equivalentes a las anteriores.</w:t>
-      </w:r>
-    </w:p>
-    <w:p>
-      <w:pPr>
-        <w:pStyle w:val="Sinespaciado"/>
-        <w:ind w:left="567"/>
-        <w:jc w:val="both"/>
-        <w:rPr>
-          <w:rFonts w:ascii="Arial Narrow" w:eastAsia="Arial Narrow" w:hAnsi="Arial Narrow" w:cs="Arial Narrow"/>
-          <w:sz w:val="16"/>
-          <w:szCs w:val="16"/>
-        </w:rPr>
-      </w:pPr>
-      <w:r>
-        <w:rPr>
-          <w:rFonts w:ascii="Arial Narrow" w:eastAsia="Arial Narrow" w:hAnsi="Arial Narrow" w:cs="Arial Narrow"/>
-          <w:sz w:val="16"/>
-          <w:szCs w:val="16"/>
-        </w:rPr>
-        <w:t>115.2 Las medidas correctivas reparadoras no pueden ser solicitadas de manera acumulativa conjunta, pudiendo plantearse de manera alternativa o subsidiaria, con excepción de la medida correctiva señalada en el literal h) que puede solicitarse conjuntamente con otra medida correctiva. Cuando los órganos competentes del Indecopi se pronuncian respecto de una medida correctiva reparadora, aplican el principio de congruencia procesal.</w:t>
-      </w:r>
-    </w:p>
-    <w:p>
-      <w:pPr>
-        <w:spacing w:after="0" w:line="240" w:lineRule="auto"/>
-        <w:ind w:left="567"/>
-        <w:jc w:val="both"/>
-        <w:rPr>
-          <w:rFonts w:ascii="Arial Narrow" w:eastAsia="Arial Narrow" w:hAnsi="Arial Narrow" w:cs="Arial Narrow"/>
-          <w:sz w:val="16"/>
-          <w:szCs w:val="16"/>
-        </w:rPr>
-      </w:pPr>
-      <w:r>
-        <w:rPr>
-          <w:rFonts w:ascii="Arial Narrow" w:eastAsia="Arial Narrow" w:hAnsi="Arial Narrow" w:cs="Arial Narrow"/>
-          <w:sz w:val="16"/>
-          <w:szCs w:val="16"/>
-        </w:rPr>
-        <w:t>115.3 Las medidas correctivas reparadoras pueden solicitarse en cualquier momento hasta antes de la notificación de cargo al proveedor, sin perjuicio de la facultad de secretaría técnica de la comisión de requerir al consumidor que precise la medida correctiva materia de solicitud. El consumidor puede variar su solicitud de medida correctiva hasta antes de la decisión de primera instancia, en cuyo caso se confiere traslado al proveedor para que formule su descargo.</w:t>
-      </w:r>
-    </w:p>
-    <w:p>
-      <w:pPr>
-        <w:spacing w:after="0" w:line="240" w:lineRule="auto"/>
-        <w:ind w:left="567"/>
-        <w:jc w:val="both"/>
-        <w:rPr>
-          <w:rFonts w:ascii="Arial Narrow" w:eastAsia="Arial Narrow" w:hAnsi="Arial Narrow" w:cs="Arial Narrow"/>
-          <w:sz w:val="16"/>
-          <w:szCs w:val="16"/>
-        </w:rPr>
-      </w:pPr>
-      <w:r>
-        <w:rPr>
-          <w:rFonts w:ascii="Arial Narrow" w:eastAsia="Arial Narrow" w:hAnsi="Arial Narrow" w:cs="Arial Narrow"/>
-          <w:sz w:val="16"/>
-          <w:szCs w:val="16"/>
-        </w:rPr>
-        <w:t>115.4 Corresponde al consumidor que solicita el dictado de la medida correctiva reparadora probar las consecuencias patrimoniales directas e inmediatas causadas por la comisión de la infracción administrativa.</w:t>
-      </w:r>
-    </w:p>
-    <w:p>
-      <w:pPr>
-        <w:spacing w:after="0" w:line="240" w:lineRule="auto"/>
-        <w:ind w:left="567"/>
-        <w:jc w:val="both"/>
-        <w:rPr>
-          <w:rFonts w:ascii="Arial Narrow" w:eastAsia="Arial Narrow" w:hAnsi="Arial Narrow" w:cs="Arial Narrow"/>
-          <w:sz w:val="16"/>
-          <w:szCs w:val="16"/>
-        </w:rPr>
-      </w:pPr>
-      <w:r>
-        <w:rPr>
-          <w:rFonts w:ascii="Arial Narrow" w:eastAsia="Arial Narrow" w:hAnsi="Arial Narrow" w:cs="Arial Narrow"/>
-          <w:sz w:val="16"/>
-          <w:szCs w:val="16"/>
-        </w:rPr>
-        <w:t>115.5 Los bienes o montos objeto de medidas correctivas reparadoras son entregados por el proveedor directamente al consumidor que los reclama, salvo mandato distinto contenido en la resolución. Aquellos bienes o montos materia de una medida correctiva reparadora, que por algún motivo se encuentran en posesión del Indecopi y deban ser entregados a los consumidores beneficiados, son puestos a disposición de estos.</w:t>
-      </w:r>
-    </w:p>
-    <w:p>
-      <w:pPr>
-        <w:spacing w:after="0" w:line="240" w:lineRule="auto"/>
-        <w:ind w:left="567"/>
-        <w:jc w:val="both"/>
-        <w:rPr>
-          <w:rFonts w:ascii="Arial Narrow" w:eastAsia="Arial Narrow" w:hAnsi="Arial Narrow" w:cs="Arial Narrow"/>
-          <w:sz w:val="16"/>
-          <w:szCs w:val="16"/>
-        </w:rPr>
-      </w:pPr>
-      <w:r>
-        <w:rPr>
-          <w:rFonts w:ascii="Arial Narrow" w:eastAsia="Arial Narrow" w:hAnsi="Arial Narrow" w:cs="Arial Narrow"/>
-          <w:sz w:val="16"/>
-          <w:szCs w:val="16"/>
-        </w:rPr>
-        <w:t>115.6 El extremo de la resolución final que ordena el cumplimiento de una medida correctiva reparadora a favor del consumidor constituye título ejecutivo conforme con lo dispuesto en el artículo 688 del Código Procesal Civil, una vez que quedan consentidas o causan estado en la vía administrativa. La legitimidad para obrar en los procesos civiles de ejecución corresponde a los consumidores beneficiados con la medida correctiva reparadora.</w:t>
-      </w:r>
-    </w:p>
-    <w:p>
-      <w:pPr>
-        <w:spacing w:after="0" w:line="240" w:lineRule="auto"/>
-        <w:ind w:left="567"/>
-        <w:jc w:val="both"/>
-        <w:rPr>
-          <w:rFonts w:ascii="Arial Narrow" w:eastAsia="Arial Narrow" w:hAnsi="Arial Narrow" w:cs="Arial Narrow"/>
-          <w:sz w:val="16"/>
-          <w:szCs w:val="16"/>
-        </w:rPr>
-      </w:pPr>
-      <w:r>
-        <w:rPr>
-          <w:rFonts w:ascii="Arial Narrow" w:eastAsia="Arial Narrow" w:hAnsi="Arial Narrow" w:cs="Arial Narrow"/>
-          <w:sz w:val="16"/>
-          <w:szCs w:val="16"/>
-        </w:rPr>
-        <w:t>115.7 Las medidas correctivas reparadoras como mandatos dirigidos a resarcir las consecuencias patrimoniales directas e inmediatas originadas por la infracción buscan corregir la conducta infractora y no tienen naturaleza indemnizatoria; son dictadas sin perjuicio de la indemnización por los daños y perjuicios que el consumidor puede solicitar en la vía judicial o arbitral correspondiente. No obstante, se descuenta de la indemnización patrimonial aquella satisfacción patrimonial deducible que el consumidor haya recibido a consecuencia del dictado de una medida correctiva reparadora en sede administrativa.</w:t>
-      </w:r>
-    </w:p>
-    <w:p>
-      <w:pPr>
-        <w:spacing w:after="0" w:line="240" w:lineRule="auto"/>
-        <w:ind w:left="567"/>
-        <w:jc w:val="both"/>
-        <w:rPr>
-          <w:rFonts w:ascii="Arial Narrow" w:eastAsia="Arial Narrow" w:hAnsi="Arial Narrow" w:cs="Arial Narrow"/>
-          <w:sz w:val="16"/>
-          <w:szCs w:val="16"/>
-        </w:rPr>
-      </w:pPr>
-    </w:p>
-    <w:p>
-      <w:pPr>
-        <w:spacing w:after="0" w:line="240" w:lineRule="auto"/>
-        <w:ind w:left="567"/>
-        <w:jc w:val="both"/>
-        <w:rPr>
-          <w:rFonts w:ascii="Arial Narrow" w:eastAsia="Arial Narrow" w:hAnsi="Arial Narrow" w:cs="Arial Narrow"/>
-          <w:b/>
-          <w:bCs/>
-          <w:sz w:val="16"/>
-          <w:szCs w:val="16"/>
-        </w:rPr>
-      </w:pPr>
-      <w:r>
-        <w:rPr>
-          <w:rFonts w:ascii="Arial Narrow" w:eastAsia="Arial Narrow" w:hAnsi="Arial Narrow" w:cs="Arial Narrow"/>
-          <w:b/>
-          <w:bCs/>
-          <w:sz w:val="16"/>
-          <w:szCs w:val="16"/>
-        </w:rPr>
-        <w:t>Artículo 116.- Medidas correctivas complementarias</w:t>
-      </w:r>
-    </w:p>
-    <w:p>
-      <w:pPr>
-        <w:spacing w:after="0" w:line="240" w:lineRule="auto"/>
-        <w:ind w:left="567"/>
-        <w:jc w:val="both"/>
-        <w:rPr>
-          <w:rFonts w:ascii="Arial Narrow" w:eastAsia="Arial Narrow" w:hAnsi="Arial Narrow" w:cs="Arial Narrow"/>
-          <w:sz w:val="16"/>
-          <w:szCs w:val="16"/>
-        </w:rPr>
-      </w:pPr>
-      <w:r>
-        <w:rPr>
-          <w:rFonts w:ascii="Arial Narrow" w:eastAsia="Arial Narrow" w:hAnsi="Arial Narrow" w:cs="Arial Narrow"/>
-          <w:sz w:val="16"/>
-          <w:szCs w:val="16"/>
-        </w:rPr>
-        <w:t>Las medidas correctivas complementarias tienen el objeto de revertir los efectos de la conducta infractora o evitar que esta se produzca nuevamente en el futuro y pueden ser, entre otras, las siguientes:</w:t>
-      </w:r>
-    </w:p>
-    <w:p>
-      <w:pPr>
-        <w:spacing w:after="0" w:line="240" w:lineRule="auto"/>
-        <w:ind w:left="567"/>
-        <w:jc w:val="both"/>
-        <w:rPr>
-          <w:rFonts w:ascii="Arial Narrow" w:eastAsia="Arial Narrow" w:hAnsi="Arial Narrow" w:cs="Arial Narrow"/>
-          <w:sz w:val="16"/>
-          <w:szCs w:val="16"/>
-        </w:rPr>
-      </w:pPr>
-      <w:r>
-        <w:rPr>
-          <w:rFonts w:ascii="Arial Narrow" w:eastAsia="Arial Narrow" w:hAnsi="Arial Narrow" w:cs="Arial Narrow"/>
-          <w:sz w:val="16"/>
-          <w:szCs w:val="16"/>
-        </w:rPr>
-        <w:t>a. Que el proveedor cumpla con atender la solicitud de información requerida por el consumidor, siempre que dicho requerimiento guarde relación con el producto adquirido o servicio contratado.</w:t>
-      </w:r>
-    </w:p>
-    <w:p>
-      <w:pPr>
-        <w:spacing w:after="0" w:line="240" w:lineRule="auto"/>
-        <w:ind w:left="567"/>
-        <w:jc w:val="both"/>
-        <w:rPr>
-          <w:rFonts w:ascii="Arial Narrow" w:eastAsia="Arial Narrow" w:hAnsi="Arial Narrow" w:cs="Arial Narrow"/>
-          <w:sz w:val="16"/>
-          <w:szCs w:val="16"/>
-        </w:rPr>
-      </w:pPr>
-      <w:r>
-        <w:rPr>
-          <w:rFonts w:ascii="Arial Narrow" w:eastAsia="Arial Narrow" w:hAnsi="Arial Narrow" w:cs="Arial Narrow"/>
-          <w:sz w:val="16"/>
-          <w:szCs w:val="16"/>
-        </w:rPr>
-        <w:t>b. Declarar inexigibles las cláusulas que han sido identificadas como abusivas en el procedimiento.</w:t>
-      </w:r>
-    </w:p>
-    <w:p>
-      <w:pPr>
-        <w:spacing w:after="0" w:line="240" w:lineRule="auto"/>
-        <w:ind w:left="567"/>
-        <w:jc w:val="both"/>
-        <w:rPr>
-          <w:rFonts w:ascii="Arial Narrow" w:eastAsia="Arial Narrow" w:hAnsi="Arial Narrow" w:cs="Arial Narrow"/>
-          <w:sz w:val="16"/>
-          <w:szCs w:val="16"/>
-        </w:rPr>
-      </w:pPr>
-      <w:r>
-        <w:rPr>
-          <w:rFonts w:ascii="Arial Narrow" w:eastAsia="Arial Narrow" w:hAnsi="Arial Narrow" w:cs="Arial Narrow"/>
-          <w:sz w:val="16"/>
-          <w:szCs w:val="16"/>
-        </w:rPr>
-        <w:t>c. El decomiso y destrucción de la mercadería, envases, envolturas o etiquetas.</w:t>
-      </w:r>
-    </w:p>
-    <w:p>
-      <w:pPr>
-        <w:spacing w:after="0" w:line="240" w:lineRule="auto"/>
-        <w:ind w:left="567"/>
-        <w:jc w:val="both"/>
-        <w:rPr>
-          <w:rFonts w:ascii="Arial Narrow" w:eastAsia="Arial Narrow" w:hAnsi="Arial Narrow" w:cs="Arial Narrow"/>
-          <w:sz w:val="16"/>
-          <w:szCs w:val="16"/>
-        </w:rPr>
-      </w:pPr>
-      <w:r>
-        <w:rPr>
-          <w:rFonts w:ascii="Arial Narrow" w:eastAsia="Arial Narrow" w:hAnsi="Arial Narrow" w:cs="Arial Narrow"/>
-          <w:sz w:val="16"/>
-          <w:szCs w:val="16"/>
-        </w:rPr>
-        <w:t>d. En caso de infracciones muy graves y de reincidencia o reiterancia:</w:t>
-      </w:r>
-    </w:p>
-    <w:p>
-      <w:pPr>
-        <w:spacing w:after="0" w:line="240" w:lineRule="auto"/>
-        <w:ind w:left="567"/>
-        <w:jc w:val="both"/>
-        <w:rPr>
-          <w:rFonts w:ascii="Arial Narrow" w:eastAsia="Arial Narrow" w:hAnsi="Arial Narrow" w:cs="Arial Narrow"/>
-          <w:sz w:val="16"/>
-          <w:szCs w:val="16"/>
-        </w:rPr>
-      </w:pPr>
-      <w:r>
-        <w:rPr>
-          <w:rFonts w:ascii="Arial Narrow" w:eastAsia="Arial Narrow" w:hAnsi="Arial Narrow" w:cs="Arial Narrow"/>
-          <w:sz w:val="16"/>
-          <w:szCs w:val="16"/>
-        </w:rPr>
-        <w:t>(i) Solicitar a la autoridad correspondiente la clausura temporal del establecimiento industrial, comercial o de servicios por un plazo máximo de seis (6) meses.</w:t>
-      </w:r>
-    </w:p>
-    <w:p>
-      <w:pPr>
-        <w:spacing w:after="0" w:line="240" w:lineRule="auto"/>
-        <w:ind w:left="567"/>
-        <w:jc w:val="both"/>
-        <w:rPr>
-          <w:rFonts w:ascii="Arial Narrow" w:eastAsia="Arial Narrow" w:hAnsi="Arial Narrow" w:cs="Arial Narrow"/>
-          <w:sz w:val="16"/>
-          <w:szCs w:val="16"/>
-        </w:rPr>
-      </w:pPr>
-      <w:r>
-        <w:rPr>
-          <w:rFonts w:ascii="Arial Narrow" w:eastAsia="Arial Narrow" w:hAnsi="Arial Narrow" w:cs="Arial Narrow"/>
-          <w:sz w:val="16"/>
-          <w:szCs w:val="16"/>
-        </w:rPr>
-        <w:t>(ii) Solicitar a la autoridad competente la inhabilitación, temporal o permanente, del proveedor en función de los alcances de la infracción sancionada.</w:t>
-      </w:r>
-    </w:p>
-    <w:p>
-      <w:pPr>
-        <w:spacing w:after="0" w:line="240" w:lineRule="auto"/>
-        <w:ind w:left="567"/>
-        <w:jc w:val="both"/>
-        <w:rPr>
-          <w:rFonts w:ascii="Arial Narrow" w:eastAsia="Arial Narrow" w:hAnsi="Arial Narrow" w:cs="Arial Narrow"/>
-          <w:sz w:val="16"/>
-          <w:szCs w:val="16"/>
-        </w:rPr>
-      </w:pPr>
-      <w:r>
-        <w:rPr>
-          <w:rFonts w:ascii="Arial Narrow" w:eastAsia="Arial Narrow" w:hAnsi="Arial Narrow" w:cs="Arial Narrow"/>
-          <w:sz w:val="16"/>
-          <w:szCs w:val="16"/>
-        </w:rPr>
-        <w:t>e. Publicación de avisos rectificatorios o informativos en la forma que determine el Indecopi, tomando en consideración los medios que resulten idóneos para revertir los efectos que el acto objeto de sanción ha ocasionado.</w:t>
-      </w:r>
-    </w:p>
-    <w:p>
-      <w:pPr>
-        <w:spacing w:after="0" w:line="240" w:lineRule="auto"/>
-        <w:ind w:left="567"/>
-        <w:jc w:val="both"/>
-        <w:rPr>
-          <w:rFonts w:ascii="Arial Narrow" w:eastAsia="Arial Narrow" w:hAnsi="Arial Narrow" w:cs="Arial Narrow"/>
-          <w:sz w:val="16"/>
-          <w:szCs w:val="16"/>
-        </w:rPr>
-      </w:pPr>
-      <w:r>
-        <w:rPr>
-          <w:rFonts w:ascii="Arial Narrow" w:eastAsia="Arial Narrow" w:hAnsi="Arial Narrow" w:cs="Arial Narrow"/>
-          <w:sz w:val="16"/>
-          <w:szCs w:val="16"/>
-        </w:rPr>
-        <w:t>f. Cualquier otra medida correctiva que tenga el objeto de revertir los efectos de la conducta infractora o evitar que esta se produzca nuevamente en el futuro.</w:t>
-      </w:r>
-    </w:p>
-    <w:p>
-      <w:pPr>
-        <w:spacing w:after="0" w:line="240" w:lineRule="auto"/>
-        <w:ind w:left="567"/>
-        <w:jc w:val="both"/>
-        <w:rPr>
-          <w:rFonts w:ascii="Arial Narrow" w:eastAsia="Arial Narrow" w:hAnsi="Arial Narrow" w:cs="Arial Narrow"/>
-          <w:sz w:val="16"/>
-          <w:szCs w:val="16"/>
-        </w:rPr>
-      </w:pPr>
-      <w:r>
-        <w:rPr>
-          <w:rFonts w:ascii="Arial Narrow" w:eastAsia="Arial Narrow" w:hAnsi="Arial Narrow" w:cs="Arial Narrow"/>
-          <w:sz w:val="16"/>
-          <w:szCs w:val="16"/>
-        </w:rPr>
-        <w:t>El Indecopi está facultado para solicitar a la autoridad municipal y policial el apoyo respectivo para la ejecución de las medidas correctivas complementarias correspondientes.</w:t>
-      </w:r>
-    </w:p>
-    <w:p>
-      <w:pPr>
-        <w:spacing w:after="0" w:line="240" w:lineRule="auto"/>
-        <w:ind w:left="567" w:hanging="567"/>
-        <w:jc w:val="both"/>
-        <w:rPr>
-          <w:rFonts w:ascii="Arial Narrow" w:eastAsia="Arial Narrow" w:hAnsi="Arial Narrow" w:cs="Arial Narrow"/>
-          <w:b/>
-          <w:bCs/>
-          <w:sz w:val="16"/>
-          <w:szCs w:val="16"/>
-        </w:rPr>
-      </w:pPr>
-    </w:p>
-  </w:footnote>
-  <w:footnote w:id="10">
     <w:p>
       <w:pPr>
         <w:pStyle w:val="Textonotapie"/>
@@ -10476,7 +8942,6 @@
         <w:jc w:val="both"/>
         <w:rPr>
           <w:rFonts w:ascii="Arial Narrow" w:eastAsia="Arial Narrow" w:hAnsi="Arial Narrow" w:cs="Arial Narrow"/>
-          <w:b/>
           <w:sz w:val="16"/>
           <w:szCs w:val="16"/>
         </w:rPr>
@@ -10497,7 +8962,1475 @@
           <w:sz w:val="16"/>
           <w:szCs w:val="16"/>
         </w:rPr>
+        <w:tab/>
+        <w:t xml:space="preserve"/>
+      </w:r>
+      <w:r>
+        <w:rPr>
+          <w:rFonts w:ascii="Arial Narrow" w:eastAsia="Arial Narrow" w:hAnsi="Arial Narrow" w:cs="Arial Narrow"/>
+          <w:sz w:val="16"/>
+          <w:szCs w:val="16"/>
+        </w:rPr>
+        <w:tab/>
+        <w:t>El número de trabajadores se atenderá siempre que la empresa haya sido constituida antes de la vigencia de la Ley 30056, publicada el 2 de julio de 2013, que modificó el artículo 5 del Texto Único Ordenado de la Ley de Promoción de la Competitividad, Formalización y Desarrollo de la Micro y Pequeña Empresa y de Acceso al Empleo Decente (LEY MYPE). Ello, en la medida que la Tercera Disposición Complementaria Transitoria de la norma modificatoria precisa que las empresas constituidas antes de la entrada en vigencia de dicha Ley se rigen por los requisitos de acogimiento al régimen de las micro y pequeñas empresas regulados en el Decreto Legislativo 1086.</w:t>
+      </w:r>
+    </w:p>
+    <w:p>
+      <w:pPr>
+        <w:pStyle w:val="Textonotapie"/>
+        <w:ind w:left="567" w:hanging="567"/>
+        <w:jc w:val="both"/>
+        <w:rPr>
+          <w:rFonts w:ascii="Arial Narrow" w:eastAsia="Arial Narrow" w:hAnsi="Arial Narrow" w:cs="Arial Narrow"/>
+          <w:sz w:val="16"/>
+          <w:szCs w:val="16"/>
+        </w:rPr>
+      </w:pPr>
+    </w:p>
+  </w:footnote>
+  <w:footnote w:id="7">
+    <w:p>
+      <w:pPr>
+        <w:pStyle w:val="Textonotapie"/>
+        <w:tabs>
+          <w:tab w:val="left" w:pos="567"/>
+        </w:tabs>
+        <w:ind w:left="567" w:hanging="567"/>
+        <w:jc w:val="both"/>
+        <w:rPr>
+          <w:rFonts w:ascii="Arial Narrow" w:eastAsia="Arial Narrow" w:hAnsi="Arial Narrow" w:cs="Arial Narrow"/>
+          <w:sz w:val="16"/>
+          <w:szCs w:val="16"/>
+        </w:rPr>
+      </w:pPr>
+      <w:r>
+        <w:rPr>
+          <w:rStyle w:val="Refdenotaalpie"/>
+          <w:rFonts w:ascii="Arial Narrow" w:eastAsia="Arial Narrow" w:hAnsi="Arial Narrow" w:cs="Arial Narrow"/>
+          <w:sz w:val="16"/>
+          <w:szCs w:val="16"/>
+          <w:vertAlign w:val="superscript"/>
+        </w:rPr>
+        <w:footnoteRef/>
+      </w:r>
+      <w:r>
+        <w:rPr>
+          <w:rFonts w:ascii="Arial Narrow" w:eastAsia="Arial Narrow" w:hAnsi="Arial Narrow" w:cs="Arial Narrow"/>
+          <w:sz w:val="16"/>
+          <w:szCs w:val="16"/>
+        </w:rPr>
+        <w:tab/>
+        <w:t xml:space="preserve"/>
+      </w:r>
+      <w:r>
+        <w:rPr>
+          <w:rFonts w:ascii="Arial Narrow" w:eastAsia="Arial Narrow" w:hAnsi="Arial Narrow" w:cs="Arial Narrow"/>
+          <w:sz w:val="16"/>
+          <w:szCs w:val="16"/>
+        </w:rPr>
+        <w:tab/>
+      </w:r>
+      <w:r>
+        <w:rPr>
+          <w:rFonts w:ascii="Arial Narrow" w:eastAsia="Arial Narrow" w:hAnsi="Arial Narrow" w:cs="Arial Narrow"/>
+          <w:b/>
+          <w:sz w:val="16"/>
+          <w:szCs w:val="16"/>
+        </w:rPr>
+        <w:t>LEY</w:t>
+      </w:r>
+      <w:r>
+        <w:rPr>
+          <w:rFonts w:ascii="Arial Narrow" w:eastAsia="Arial Narrow" w:hAnsi="Arial Narrow" w:cs="Arial Narrow"/>
+          <w:b/>
+          <w:sz w:val="16"/>
+          <w:szCs w:val="16"/>
+        </w:rPr>
+        <w:t xml:space="preserve"> 29571</w:t>
+      </w:r>
+      <w:r>
+        <w:rPr>
+          <w:rFonts w:ascii="Arial Narrow" w:eastAsia="Arial Narrow" w:hAnsi="Arial Narrow" w:cs="Arial Narrow"/>
+          <w:b/>
+          <w:sz w:val="16"/>
+          <w:szCs w:val="16"/>
+        </w:rPr>
+        <w:t>, CÓDIGO DE PROTECCIÓN Y DEFENSA DEL CONSUMIDOR</w:t>
+      </w:r>
+      <w:r>
+        <w:rPr>
+          <w:rFonts w:ascii="Arial Narrow" w:eastAsia="Arial Narrow" w:hAnsi="Arial Narrow" w:cs="Arial Narrow"/>
+          <w:b/>
+          <w:bCs/>
+          <w:sz w:val="16"/>
+          <w:szCs w:val="16"/>
+        </w:rPr>
+        <w:t xml:space="preserve">, </w:t>
+      </w:r>
+      <w:r>
+        <w:rPr>
+          <w:rFonts w:ascii="Arial Narrow" w:eastAsia="Arial Narrow" w:hAnsi="Arial Narrow" w:cs="Arial Narrow"/>
+          <w:b/>
+          <w:sz w:val="16"/>
+          <w:szCs w:val="16"/>
+        </w:rPr>
+        <w:t>publicado el 2 de setiembre de 2010 y modificado por Decreto Legislativo 1308</w:t>
+      </w:r>
+    </w:p>
+    <w:p>
+      <w:pPr>
+        <w:pStyle w:val="Textonotapie"/>
+        <w:ind w:left="567"/>
+        <w:jc w:val="both"/>
+        <w:rPr>
+          <w:rFonts w:ascii="Arial Narrow" w:eastAsia="Arial Narrow" w:hAnsi="Arial Narrow" w:cs="Arial Narrow"/>
+          <w:b/>
+          <w:bCs/>
+          <w:sz w:val="16"/>
+          <w:szCs w:val="16"/>
+        </w:rPr>
+      </w:pPr>
+      <w:r>
+        <w:rPr>
+          <w:rFonts w:ascii="Arial Narrow" w:eastAsia="Arial Narrow" w:hAnsi="Arial Narrow" w:cs="Arial Narrow"/>
+          <w:b/>
+          <w:bCs/>
+          <w:sz w:val="16"/>
+          <w:szCs w:val="16"/>
+        </w:rPr>
+        <w:t>Artículo 110.- Sanciones Administrativas</w:t>
+      </w:r>
+    </w:p>
+    <w:p>
+      <w:pPr>
+        <w:autoSpaceDE w:val="0"/>
+        <w:autoSpaceDN w:val="0"/>
+        <w:adjustRightInd w:val="0"/>
+        <w:spacing w:after="0" w:line="240" w:lineRule="auto"/>
+        <w:ind w:left="567"/>
+        <w:jc w:val="both"/>
+        <w:rPr>
+          <w:rFonts w:ascii="Arial Narrow" w:eastAsia="Arial Narrow" w:hAnsi="Arial Narrow" w:cs="Arial Narrow"/>
+          <w:sz w:val="16"/>
+          <w:szCs w:val="16"/>
+          <w:lang w:eastAsia="es-PE"/>
+        </w:rPr>
+      </w:pPr>
+      <w:r>
+        <w:rPr>
+          <w:rFonts w:ascii="Arial Narrow" w:eastAsia="Arial Narrow" w:hAnsi="Arial Narrow" w:cs="Arial Narrow"/>
+          <w:sz w:val="16"/>
+          <w:szCs w:val="16"/>
+          <w:lang w:eastAsia="es-PE"/>
+        </w:rPr>
+        <w:t>(…)</w:t>
+      </w:r>
+    </w:p>
+    <w:p>
+      <w:pPr>
+        <w:autoSpaceDE w:val="0"/>
+        <w:autoSpaceDN w:val="0"/>
+        <w:adjustRightInd w:val="0"/>
+        <w:spacing w:after="0" w:line="240" w:lineRule="auto"/>
+        <w:ind w:left="567"/>
+        <w:jc w:val="both"/>
+        <w:rPr>
+          <w:rFonts w:ascii="Arial Narrow" w:eastAsia="Arial Narrow" w:hAnsi="Arial Narrow" w:cs="Arial Narrow"/>
+          <w:sz w:val="16"/>
+          <w:szCs w:val="16"/>
+          <w:lang w:eastAsia="es-PE"/>
+        </w:rPr>
+      </w:pPr>
+      <w:r>
+        <w:rPr>
+          <w:rFonts w:ascii="Arial Narrow" w:eastAsia="Arial Narrow" w:hAnsi="Arial Narrow" w:cs="Arial Narrow"/>
+          <w:sz w:val="16"/>
+          <w:szCs w:val="16"/>
+          <w:lang w:eastAsia="es-PE"/>
+        </w:rPr>
+        <w:t>En el caso de las microempresas, la multa no puede superar el diez por ciento (10%) de las ventas o ingresos brutos percibidos por el infractor, relativos a todas sus actividades económicas, correspondientes al ejercicio inmediato anterior al de la expedición de la resolución de primera instancia, siempre que se haya acreditado dichos ingresos, no se encuentre en una situación de reincidencia y el caso no verse sobre la vida, salud o integridad de los consumidores. Para el caso de las pequeñas empresas, la multa no puede superar el veinte por ciento (20%) de las ventas o ingresos brutos percibidos por el infractor, conforme a los requisitos señalados anteriormente.</w:t>
+      </w:r>
+    </w:p>
+    <w:p>
+      <w:pPr>
+        <w:autoSpaceDE w:val="0"/>
+        <w:autoSpaceDN w:val="0"/>
+        <w:adjustRightInd w:val="0"/>
+        <w:spacing w:after="0" w:line="240" w:lineRule="auto"/>
+        <w:ind w:left="567"/>
+        <w:jc w:val="both"/>
+        <w:rPr>
+          <w:rFonts w:ascii="Arial Narrow" w:eastAsia="Arial Narrow" w:hAnsi="Arial Narrow" w:cs="Arial Narrow"/>
+          <w:sz w:val="16"/>
+          <w:szCs w:val="16"/>
+          <w:lang w:eastAsia="es-PE"/>
+        </w:rPr>
+      </w:pPr>
+      <w:r>
+        <w:rPr>
+          <w:rFonts w:ascii="Arial Narrow" w:eastAsia="Arial Narrow" w:hAnsi="Arial Narrow" w:cs="Arial Narrow"/>
+          <w:sz w:val="16"/>
+          <w:szCs w:val="16"/>
+          <w:lang w:eastAsia="es-PE"/>
+        </w:rPr>
+        <w:t>(…).</w:t>
+      </w:r>
+    </w:p>
+    <w:p>
+      <w:pPr>
+        <w:pStyle w:val="Textonotapie"/>
+        <w:ind w:left="567" w:hanging="567"/>
+        <w:jc w:val="both"/>
+        <w:rPr>
+          <w:rFonts w:ascii="Arial Narrow" w:eastAsia="Arial Narrow" w:hAnsi="Arial Narrow" w:cs="Arial Narrow"/>
+          <w:sz w:val="16"/>
+          <w:szCs w:val="16"/>
+        </w:rPr>
+      </w:pPr>
+    </w:p>
+  </w:footnote>
+  <w:footnote w:id="8">
+    <w:p>
+      <w:pPr>
+        <w:pStyle w:val="Textonotapie"/>
+        <w:tabs>
+          <w:tab w:val="left" w:pos="567"/>
+        </w:tabs>
+        <w:ind w:left="567" w:hanging="567"/>
+        <w:jc w:val="both"/>
+        <w:rPr>
+          <w:rFonts w:ascii="Arial Narrow" w:eastAsia="Arial Narrow" w:hAnsi="Arial Narrow" w:cs="Arial Narrow"/>
+          <w:sz w:val="16"/>
+          <w:szCs w:val="16"/>
+        </w:rPr>
+      </w:pPr>
+      <w:r>
+        <w:rPr>
+          <w:rStyle w:val="Refdenotaalpie"/>
+          <w:rFonts w:ascii="Arial Narrow" w:eastAsia="Arial Narrow" w:hAnsi="Arial Narrow" w:cs="Arial Narrow"/>
+          <w:sz w:val="16"/>
+          <w:szCs w:val="16"/>
+          <w:vertAlign w:val="superscript"/>
+        </w:rPr>
+        <w:footnoteRef/>
+      </w:r>
+      <w:r>
+        <w:rPr>
+          <w:rFonts w:ascii="Arial Narrow" w:eastAsia="Arial Narrow" w:hAnsi="Arial Narrow" w:cs="Arial Narrow"/>
+          <w:sz w:val="16"/>
+          <w:szCs w:val="16"/>
+        </w:rPr>
+        <w:tab/>
+      </w:r>
+      <w:r>
+        <w:rPr>
+          <w:rFonts w:ascii="Arial Narrow" w:eastAsia="Arial Narrow" w:hAnsi="Arial Narrow" w:cs="Arial Narrow"/>
+          <w:b/>
+          <w:bCs/>
+          <w:sz w:val="16"/>
+          <w:szCs w:val="16"/>
+        </w:rPr>
+        <w:t xml:space="preserve">DECRETO LEGISLATIVO 807, LEY SOBRE FACULTADES, NORMAS Y ORGANIZACIÓN DEL INDECOPI, publicado el 18 de abril de 1996</w:t>
+      </w:r>
+    </w:p>
+    <w:p>
+      <w:pPr>
+        <w:pStyle w:val="Textonotapie"/>
+        <w:ind w:left="567" w:hanging="567"/>
+        <w:jc w:val="both"/>
+        <w:rPr>
+          <w:rFonts w:ascii="Arial Narrow" w:eastAsia="Arial Narrow" w:hAnsi="Arial Narrow" w:cs="Arial Narrow"/>
+          <w:sz w:val="16"/>
+          <w:szCs w:val="16"/>
+        </w:rPr>
+      </w:pPr>
+      <w:r>
+        <w:rPr>
+          <w:rFonts w:ascii="Arial Narrow" w:eastAsia="Arial Narrow" w:hAnsi="Arial Narrow" w:cs="Arial Narrow"/>
+          <w:sz w:val="16"/>
+          <w:szCs w:val="16"/>
+        </w:rPr>
+        <w:tab/>
+      </w:r>
+      <w:r>
+        <w:rPr>
+          <w:rFonts w:ascii="Arial Narrow" w:eastAsia="Arial Narrow" w:hAnsi="Arial Narrow" w:cs="Arial Narrow"/>
+          <w:b/>
+          <w:bCs/>
+          <w:sz w:val="16"/>
+          <w:szCs w:val="16"/>
+        </w:rPr>
+        <w:t xml:space="preserve">Artículo 26.-</w:t>
+      </w:r>
+      <w:r>
+        <w:rPr>
+          <w:rFonts w:ascii="Arial Narrow" w:eastAsia="Arial Narrow" w:hAnsi="Arial Narrow" w:cs="Arial Narrow"/>
+          <w:sz w:val="16"/>
+          <w:szCs w:val="16"/>
+        </w:rPr>
+        <w:t xml:space="preserve"> Una vez admitida a trámite la denuncia, se correrá traslado de la misma al denunciado, a fin de que éste presente su descargo. El plazo para la presentación del descargo será de cinco (5) días contados desde la notificación, vencido el cual, el Secretario Técnico declarará en rebeldía al denunciado que no lo hubiera presentado.</w:t>
+      </w:r>
+    </w:p>
+    <w:p>
+      <w:pPr>
+        <w:pStyle w:val="Textonotapie"/>
+        <w:ind w:left="567" w:hanging="567"/>
+        <w:jc w:val="both"/>
+        <w:rPr>
+          <w:rFonts w:ascii="Arial Narrow" w:eastAsia="Arial Narrow" w:hAnsi="Arial Narrow" w:cs="Arial Narrow"/>
+          <w:sz w:val="16"/>
+          <w:szCs w:val="16"/>
+        </w:rPr>
+      </w:pPr>
+    </w:p>
+  </w:footnote>
+  <w:footnote w:id="9">
+    <w:p>
+      <w:pPr>
+        <w:pStyle w:val="Textonotapie"/>
+        <w:tabs>
+          <w:tab w:val="left" w:pos="567"/>
+        </w:tabs>
+        <w:ind w:left="567" w:hanging="567"/>
+        <w:jc w:val="both"/>
+        <w:rPr>
+          <w:rFonts w:ascii="Arial Narrow" w:eastAsia="Arial Narrow" w:hAnsi="Arial Narrow" w:cs="Arial Narrow"/>
+          <w:sz w:val="16"/>
+          <w:szCs w:val="16"/>
+        </w:rPr>
+      </w:pPr>
+      <w:r>
+        <w:rPr>
+          <w:rStyle w:val="Refdenotaalpie"/>
+          <w:rFonts w:ascii="Arial Narrow" w:eastAsia="Arial Narrow" w:hAnsi="Arial Narrow" w:cs="Arial Narrow"/>
+          <w:sz w:val="16"/>
+          <w:szCs w:val="16"/>
+          <w:vertAlign w:val="superscript"/>
+        </w:rPr>
+        <w:footnoteRef/>
+      </w:r>
+      <w:r>
+        <w:rPr>
+          <w:rFonts w:ascii="Arial Narrow" w:eastAsia="Arial Narrow" w:hAnsi="Arial Narrow" w:cs="Arial Narrow"/>
+          <w:sz w:val="16"/>
+          <w:szCs w:val="16"/>
+        </w:rPr>
+        <w:tab/>
+      </w:r>
+      <w:r>
+        <w:rPr>
+          <w:rFonts w:ascii="Arial Narrow" w:eastAsia="Arial Narrow" w:hAnsi="Arial Narrow" w:cs="Arial Narrow"/>
+          <w:b/>
+          <w:bCs/>
+          <w:sz w:val="16"/>
+          <w:szCs w:val="16"/>
+        </w:rPr>
+        <w:t xml:space="preserve">DECRETO SUPREMO 006-2026-JUS, TEXTO ÚNICO ORDENADO DE LA LEY 27444, LEY DEL PROCEDIMIENTO ADMINISTRATIVO GENERAL, publicado el 30 de abril de 2026</w:t>
+      </w:r>
+    </w:p>
+    <w:p>
+      <w:pPr>
+        <w:pStyle w:val="Textonotapie"/>
+        <w:ind w:left="567" w:hanging="567"/>
+        <w:jc w:val="both"/>
+        <w:rPr>
+          <w:rFonts w:ascii="Arial Narrow" w:eastAsia="Arial Narrow" w:hAnsi="Arial Narrow" w:cs="Arial Narrow"/>
+          <w:sz w:val="16"/>
+          <w:szCs w:val="16"/>
+        </w:rPr>
+      </w:pPr>
+      <w:r>
+        <w:rPr>
+          <w:rFonts w:ascii="Arial Narrow" w:eastAsia="Arial Narrow" w:hAnsi="Arial Narrow" w:cs="Arial Narrow"/>
+          <w:sz w:val="16"/>
+          <w:szCs w:val="16"/>
+        </w:rPr>
+        <w:tab/>
+      </w:r>
+      <w:r>
+        <w:rPr>
+          <w:rFonts w:ascii="Arial Narrow" w:eastAsia="Arial Narrow" w:hAnsi="Arial Narrow" w:cs="Arial Narrow"/>
+          <w:b/>
+          <w:bCs/>
+          <w:sz w:val="16"/>
+          <w:szCs w:val="16"/>
+        </w:rPr>
+        <w:t xml:space="preserve">Artículo 223.- Contestación de la reclamación</w:t>
+      </w:r>
+    </w:p>
+    <w:p>
+      <w:pPr>
+        <w:pStyle w:val="Textonotapie"/>
+        <w:ind w:left="567" w:hanging="567"/>
+        <w:jc w:val="both"/>
+        <w:rPr>
+          <w:rFonts w:ascii="Arial Narrow" w:eastAsia="Arial Narrow" w:hAnsi="Arial Narrow" w:cs="Arial Narrow"/>
+          <w:sz w:val="16"/>
+          <w:szCs w:val="16"/>
+        </w:rPr>
+      </w:pPr>
+      <w:r>
+        <w:rPr>
+          <w:rFonts w:ascii="Arial Narrow" w:eastAsia="Arial Narrow" w:hAnsi="Arial Narrow" w:cs="Arial Narrow"/>
+          <w:sz w:val="16"/>
+          <w:szCs w:val="16"/>
+        </w:rPr>
+        <w:tab/>
+      </w:r>
+      <w:r>
+        <w:rPr>
+          <w:rFonts w:ascii="Arial Narrow" w:eastAsia="Arial Narrow" w:hAnsi="Arial Narrow" w:cs="Arial Narrow"/>
+          <w:sz w:val="16"/>
+          <w:szCs w:val="16"/>
+        </w:rPr>
+        <w:t xml:space="preserve">223.1 El reclamado deberá presentar la contestación de la reclamación dentro de los quince (15) días posteriores a la notificación de ésta; vencido este plazo, la Administración declarará en rebeldía al reclamado que no la hubiera presentado. La contestación deberá contener los requisitos de los escritos previstos en el artículo 113 de la presente Ley, así como la absolución de todos los asuntos controvertidos de hecho y de derecho, Las alegaciones y los hechos relevantes de la reclamación, salvo que hayan sido específicamente negadas en la contestación, se tendrán por aceptadas o merituadas como ciertas.</w:t>
+      </w:r>
+    </w:p>
+    <w:p>
+      <w:pPr>
+        <w:pStyle w:val="Textonotapie"/>
+        <w:ind w:left="567" w:hanging="567"/>
+        <w:jc w:val="both"/>
+        <w:rPr>
+          <w:rFonts w:ascii="Arial Narrow" w:eastAsia="Arial Narrow" w:hAnsi="Arial Narrow" w:cs="Arial Narrow"/>
+          <w:sz w:val="16"/>
+          <w:szCs w:val="16"/>
+        </w:rPr>
+      </w:pPr>
+    </w:p>
+  </w:footnote>
+  <w:footnote w:id="10">
+    <w:p>
+      <w:pPr>
+        <w:tabs>
+          <w:tab w:val="left" w:pos="567"/>
+        </w:tabs>
+        <w:spacing w:after="0" w:line="240" w:lineRule="auto"/>
+        <w:ind w:left="567" w:hanging="567"/>
+        <w:jc w:val="both"/>
+        <w:rPr>
+          <w:rFonts w:ascii="Arial Narrow" w:eastAsia="Arial Narrow" w:hAnsi="Arial Narrow" w:cs="Arial Narrow"/>
+          <w:sz w:val="16"/>
+          <w:szCs w:val="16"/>
+        </w:rPr>
+      </w:pPr>
+      <w:r>
+        <w:rPr>
+          <w:rStyle w:val="Refdenotaalpie"/>
+          <w:rFonts w:ascii="Arial Narrow" w:eastAsia="Arial Narrow" w:hAnsi="Arial Narrow" w:cs="Arial Narrow"/>
+          <w:sz w:val="16"/>
+          <w:szCs w:val="16"/>
+          <w:vertAlign w:val="superscript"/>
+        </w:rPr>
+        <w:footnoteRef/>
+      </w:r>
+      <w:r>
+        <w:rPr>
+          <w:rFonts w:ascii="Arial Narrow" w:eastAsia="Arial Narrow" w:hAnsi="Arial Narrow" w:cs="Arial Narrow"/>
+          <w:sz w:val="16"/>
+          <w:szCs w:val="16"/>
+          <w:vertAlign w:val="superscript"/>
+        </w:rPr>
+        <w:tab/>
+        <w:t xml:space="preserve"/>
+      </w:r>
+      <w:r>
+        <w:rPr>
+          <w:rFonts w:ascii="Arial Narrow" w:eastAsia="Arial Narrow" w:hAnsi="Arial Narrow" w:cs="Arial Narrow"/>
+          <w:sz w:val="16"/>
+          <w:szCs w:val="16"/>
+        </w:rPr>
         <w:t xml:space="preserve"> </w:t>
+      </w:r>
+      <w:r>
+        <w:rPr>
+          <w:rFonts w:ascii="Arial Narrow" w:eastAsia="Arial Narrow" w:hAnsi="Arial Narrow" w:cs="Arial Narrow"/>
+          <w:sz w:val="16"/>
+          <w:szCs w:val="16"/>
+        </w:rPr>
+        <w:tab/>
+      </w:r>
+      <w:r>
+        <w:rPr>
+          <w:rFonts w:ascii="Arial Narrow" w:eastAsia="Arial Narrow" w:hAnsi="Arial Narrow" w:cs="Arial Narrow"/>
+          <w:b/>
+          <w:sz w:val="16"/>
+          <w:szCs w:val="16"/>
+        </w:rPr>
+        <w:t>LEY 29571</w:t>
+      </w:r>
+      <w:r>
+        <w:rPr>
+          <w:rFonts w:ascii="Arial Narrow" w:eastAsia="Arial Narrow" w:hAnsi="Arial Narrow" w:cs="Arial Narrow"/>
+          <w:b/>
+          <w:sz w:val="16"/>
+          <w:szCs w:val="16"/>
+        </w:rPr>
+        <w:t>, CÓDIGO DE PROTECCIÓN Y DEFENSA DEL CONSUMIDOR</w:t>
+      </w:r>
+      <w:r>
+        <w:rPr>
+          <w:rFonts w:ascii="Arial Narrow" w:eastAsia="Arial Narrow" w:hAnsi="Arial Narrow" w:cs="Arial Narrow"/>
+          <w:b/>
+          <w:bCs/>
+          <w:sz w:val="16"/>
+          <w:szCs w:val="16"/>
+        </w:rPr>
+        <w:t xml:space="preserve">, </w:t>
+      </w:r>
+      <w:r>
+        <w:rPr>
+          <w:rFonts w:ascii="Arial Narrow" w:eastAsia="Arial Narrow" w:hAnsi="Arial Narrow" w:cs="Arial Narrow"/>
+          <w:b/>
+          <w:sz w:val="16"/>
+          <w:szCs w:val="16"/>
+        </w:rPr>
+        <w:t>publicado el 2 de setiembre de 2010 y modificado por Decreto Legislativo 1308</w:t>
+      </w:r>
+    </w:p>
+    <w:p>
+      <w:pPr>
+        <w:spacing w:after="0" w:line="240" w:lineRule="auto"/>
+        <w:ind w:left="567"/>
+        <w:jc w:val="both"/>
+        <w:rPr>
+          <w:rFonts w:ascii="Arial Narrow" w:eastAsia="Arial Narrow" w:hAnsi="Arial Narrow" w:cs="Arial Narrow"/>
+          <w:b/>
+          <w:sz w:val="16"/>
+          <w:szCs w:val="16"/>
+        </w:rPr>
+      </w:pPr>
+      <w:r>
+        <w:rPr>
+          <w:rFonts w:ascii="Arial Narrow" w:eastAsia="Arial Narrow" w:hAnsi="Arial Narrow" w:cs="Arial Narrow"/>
+          <w:b/>
+          <w:sz w:val="16"/>
+          <w:szCs w:val="16"/>
+        </w:rPr>
+        <w:t>Artículo 110.- Sanciones administrativas</w:t>
+      </w:r>
+    </w:p>
+    <w:p>
+      <w:pPr>
+        <w:spacing w:after="0" w:line="240" w:lineRule="auto"/>
+        <w:ind w:left="567"/>
+        <w:jc w:val="both"/>
+        <w:rPr>
+          <w:rFonts w:ascii="Arial Narrow" w:eastAsia="Arial Narrow" w:hAnsi="Arial Narrow" w:cs="Arial Narrow"/>
+          <w:sz w:val="16"/>
+          <w:szCs w:val="16"/>
+        </w:rPr>
+      </w:pPr>
+      <w:r>
+        <w:rPr>
+          <w:rFonts w:ascii="Arial Narrow" w:eastAsia="Arial Narrow" w:hAnsi="Arial Narrow" w:cs="Arial Narrow"/>
+          <w:sz w:val="16"/>
+          <w:szCs w:val="16"/>
+        </w:rPr>
+        <w:t>El órgano resolutivo puede sancionar las infracciones administrativas a que se refiere el artículo 108 con amonestación y multas de hasta cuatrocientos cincuenta (450) Unidades Impositivas Tributarias (UIT), las cuales son calificadas de la siguiente manera:</w:t>
+      </w:r>
+    </w:p>
+    <w:p>
+      <w:pPr>
+        <w:numPr>
+          <w:ilvl w:val="0"/>
+          <w:numId w:val="2"/>
+        </w:numPr>
+        <w:spacing w:after="0" w:line="240" w:lineRule="auto"/>
+        <w:ind w:left="426" w:firstLine="141"/>
+        <w:jc w:val="both"/>
+        <w:rPr>
+          <w:rFonts w:ascii="Arial Narrow" w:eastAsia="Arial Narrow" w:hAnsi="Arial Narrow" w:cs="Arial Narrow"/>
+          <w:sz w:val="16"/>
+          <w:szCs w:val="16"/>
+        </w:rPr>
+      </w:pPr>
+      <w:r>
+        <w:rPr>
+          <w:rFonts w:ascii="Arial Narrow" w:eastAsia="Arial Narrow" w:hAnsi="Arial Narrow" w:cs="Arial Narrow"/>
+          <w:sz w:val="16"/>
+          <w:szCs w:val="16"/>
+        </w:rPr>
+        <w:t>Infracciones leves, con una amonestación o con una multa de hasta cincuenta (50) UIT.</w:t>
+      </w:r>
+    </w:p>
+    <w:p>
+      <w:pPr>
+        <w:numPr>
+          <w:ilvl w:val="0"/>
+          <w:numId w:val="2"/>
+        </w:numPr>
+        <w:spacing w:after="0" w:line="240" w:lineRule="auto"/>
+        <w:ind w:left="426" w:firstLine="141"/>
+        <w:jc w:val="both"/>
+        <w:rPr>
+          <w:rFonts w:ascii="Arial Narrow" w:eastAsia="Arial Narrow" w:hAnsi="Arial Narrow" w:cs="Arial Narrow"/>
+          <w:sz w:val="16"/>
+          <w:szCs w:val="16"/>
+        </w:rPr>
+      </w:pPr>
+      <w:r>
+        <w:rPr>
+          <w:rFonts w:ascii="Arial Narrow" w:eastAsia="Arial Narrow" w:hAnsi="Arial Narrow" w:cs="Arial Narrow"/>
+          <w:sz w:val="16"/>
+          <w:szCs w:val="16"/>
+        </w:rPr>
+        <w:t>Infracciones graves, con una multa de hasta ciento cincuenta (150) UIT.</w:t>
+      </w:r>
+    </w:p>
+    <w:p>
+      <w:pPr>
+        <w:numPr>
+          <w:ilvl w:val="0"/>
+          <w:numId w:val="2"/>
+        </w:numPr>
+        <w:spacing w:after="0" w:line="240" w:lineRule="auto"/>
+        <w:ind w:left="426" w:firstLine="141"/>
+        <w:jc w:val="both"/>
+        <w:rPr>
+          <w:rFonts w:ascii="Arial Narrow" w:eastAsia="Arial Narrow" w:hAnsi="Arial Narrow" w:cs="Arial Narrow"/>
+          <w:sz w:val="16"/>
+          <w:szCs w:val="16"/>
+        </w:rPr>
+      </w:pPr>
+      <w:r>
+        <w:rPr>
+          <w:rFonts w:ascii="Arial Narrow" w:eastAsia="Arial Narrow" w:hAnsi="Arial Narrow" w:cs="Arial Narrow"/>
+          <w:sz w:val="16"/>
+          <w:szCs w:val="16"/>
+        </w:rPr>
+        <w:t>Infracciones muy graves, con una multa de hasta cuatrocientos cincuenta (450) UIT.</w:t>
+      </w:r>
+    </w:p>
+    <w:p>
+      <w:pPr>
+        <w:spacing w:after="0" w:line="240" w:lineRule="auto"/>
+        <w:ind w:left="567"/>
+        <w:jc w:val="both"/>
+        <w:rPr>
+          <w:rFonts w:ascii="Arial Narrow" w:eastAsia="Arial Narrow" w:hAnsi="Arial Narrow" w:cs="Arial Narrow"/>
+          <w:sz w:val="16"/>
+          <w:szCs w:val="16"/>
+        </w:rPr>
+      </w:pPr>
+      <w:r>
+        <w:rPr>
+          <w:rFonts w:ascii="Arial Narrow" w:eastAsia="Arial Narrow" w:hAnsi="Arial Narrow" w:cs="Arial Narrow"/>
+          <w:sz w:val="16"/>
+          <w:szCs w:val="16"/>
+        </w:rPr>
+        <w:t>(…).</w:t>
+      </w:r>
+    </w:p>
+    <w:p>
+      <w:pPr>
+        <w:spacing w:after="0" w:line="240" w:lineRule="auto"/>
+        <w:ind w:left="567" w:hanging="567"/>
+        <w:jc w:val="both"/>
+        <w:rPr>
+          <w:rFonts w:ascii="Arial Narrow" w:eastAsia="Arial Narrow" w:hAnsi="Arial Narrow" w:cs="Arial Narrow"/>
+          <w:sz w:val="16"/>
+          <w:szCs w:val="16"/>
+        </w:rPr>
+      </w:pPr>
+    </w:p>
+  </w:footnote>
+  <w:footnote w:id="11">
+    <w:p>
+      <w:pPr>
+        <w:tabs>
+          <w:tab w:val="left" w:pos="567"/>
+        </w:tabs>
+        <w:spacing w:after="0" w:line="240" w:lineRule="auto"/>
+        <w:ind w:left="567" w:hanging="567"/>
+        <w:jc w:val="both"/>
+        <w:rPr>
+          <w:rFonts w:ascii="Arial Narrow" w:eastAsia="Arial Narrow" w:hAnsi="Arial Narrow" w:cs="Arial Narrow"/>
+          <w:b/>
+          <w:bCs/>
+          <w:sz w:val="16"/>
+          <w:szCs w:val="16"/>
+        </w:rPr>
+      </w:pPr>
+      <w:r>
+        <w:rPr>
+          <w:rStyle w:val="Refdenotaalpie"/>
+          <w:rFonts w:ascii="Arial Narrow" w:eastAsia="Arial Narrow" w:hAnsi="Arial Narrow" w:cs="Arial Narrow"/>
+          <w:sz w:val="16"/>
+          <w:szCs w:val="16"/>
+          <w:vertAlign w:val="superscript"/>
+        </w:rPr>
+        <w:footnoteRef/>
+      </w:r>
+      <w:r>
+        <w:rPr>
+          <w:rFonts w:ascii="Arial Narrow" w:eastAsia="Arial Narrow" w:hAnsi="Arial Narrow" w:cs="Arial Narrow"/>
+          <w:sz w:val="16"/>
+          <w:szCs w:val="16"/>
+        </w:rPr>
+        <w:tab/>
+        <w:t xml:space="preserve"/>
+      </w:r>
+      <w:r>
+        <w:rPr>
+          <w:rFonts w:ascii="Arial Narrow" w:eastAsia="Arial Narrow" w:hAnsi="Arial Narrow" w:cs="Arial Narrow"/>
+          <w:sz w:val="16"/>
+          <w:szCs w:val="16"/>
+        </w:rPr>
+        <w:tab/>
+      </w:r>
+      <w:r>
+        <w:rPr>
+          <w:rFonts w:ascii="Arial Narrow" w:eastAsia="Arial Narrow" w:hAnsi="Arial Narrow" w:cs="Arial Narrow"/>
+          <w:b/>
+          <w:bCs/>
+          <w:sz w:val="16"/>
+          <w:szCs w:val="16"/>
+        </w:rPr>
+        <w:t>LEY 29571, CÓDIGO DE PROTECCIÓN Y DEFENSA DEL CONSUMIDOR, publicado el 2 de setiembre de 2010 y modificado por Decreto Legislativo 1308</w:t>
+      </w:r>
+    </w:p>
+    <w:p>
+      <w:pPr>
+        <w:spacing w:after="0" w:line="240" w:lineRule="auto"/>
+        <w:ind w:left="567"/>
+        <w:jc w:val="both"/>
+        <w:rPr>
+          <w:rFonts w:ascii="Arial Narrow" w:eastAsia="Arial Narrow" w:hAnsi="Arial Narrow" w:cs="Arial Narrow"/>
+          <w:sz w:val="16"/>
+          <w:szCs w:val="16"/>
+        </w:rPr>
+      </w:pPr>
+      <w:r>
+        <w:rPr>
+          <w:rFonts w:ascii="Arial Narrow" w:eastAsia="Arial Narrow" w:hAnsi="Arial Narrow" w:cs="Arial Narrow"/>
+          <w:b/>
+          <w:bCs/>
+          <w:sz w:val="16"/>
+          <w:szCs w:val="16"/>
+        </w:rPr>
+        <w:t>Artículo 114.-</w:t>
+      </w:r>
+      <w:r>
+        <w:rPr>
+          <w:rFonts w:ascii="Arial Narrow" w:eastAsia="Arial Narrow" w:hAnsi="Arial Narrow" w:cs="Arial Narrow"/>
+          <w:b/>
+          <w:sz w:val="16"/>
+          <w:szCs w:val="16"/>
+        </w:rPr>
+        <w:t xml:space="preserve"> Medidas correctivas</w:t>
+      </w:r>
+    </w:p>
+    <w:p>
+      <w:pPr>
+        <w:spacing w:after="0" w:line="240" w:lineRule="auto"/>
+        <w:ind w:left="567"/>
+        <w:jc w:val="both"/>
+        <w:rPr>
+          <w:rFonts w:ascii="Arial Narrow" w:eastAsia="Arial Narrow" w:hAnsi="Arial Narrow" w:cs="Arial Narrow"/>
+          <w:sz w:val="16"/>
+          <w:szCs w:val="16"/>
+        </w:rPr>
+      </w:pPr>
+      <w:r>
+        <w:rPr>
+          <w:rFonts w:ascii="Arial Narrow" w:eastAsia="Arial Narrow" w:hAnsi="Arial Narrow" w:cs="Arial Narrow"/>
+          <w:sz w:val="16"/>
+          <w:szCs w:val="16"/>
+        </w:rPr>
+        <w:t>Sin perjuicio de la sanción administrativa que corresponda al proveedor por una infracción al presente Código, el Indecopi puede dictar, en calidad de mandatos, medidas correctivas reparadoras y complementarias.</w:t>
+      </w:r>
+    </w:p>
+    <w:p>
+      <w:pPr>
+        <w:spacing w:after="0" w:line="240" w:lineRule="auto"/>
+        <w:ind w:left="567"/>
+        <w:jc w:val="both"/>
+        <w:rPr>
+          <w:rFonts w:ascii="Arial Narrow" w:eastAsia="Arial Narrow" w:hAnsi="Arial Narrow" w:cs="Arial Narrow"/>
+          <w:sz w:val="16"/>
+          <w:szCs w:val="16"/>
+        </w:rPr>
+      </w:pPr>
+      <w:r>
+        <w:rPr>
+          <w:rFonts w:ascii="Arial Narrow" w:eastAsia="Arial Narrow" w:hAnsi="Arial Narrow" w:cs="Arial Narrow"/>
+          <w:sz w:val="16"/>
+          <w:szCs w:val="16"/>
+        </w:rPr>
+        <w:t>Las medidas correctivas reparadoras pueden dictarse a pedido de parte o de oficio, siempre y cuando sean expresamente informadas sobre esa posibilidad en la notificación de cargo al proveedor por la autoridad encargada del procedimiento.</w:t>
+      </w:r>
+    </w:p>
+    <w:p>
+      <w:pPr>
+        <w:spacing w:after="0" w:line="240" w:lineRule="auto"/>
+        <w:ind w:left="567"/>
+        <w:jc w:val="both"/>
+        <w:rPr>
+          <w:rFonts w:ascii="Arial Narrow" w:eastAsia="Arial Narrow" w:hAnsi="Arial Narrow" w:cs="Arial Narrow"/>
+          <w:sz w:val="16"/>
+          <w:szCs w:val="16"/>
+        </w:rPr>
+      </w:pPr>
+      <w:r>
+        <w:rPr>
+          <w:rFonts w:ascii="Arial Narrow" w:eastAsia="Arial Narrow" w:hAnsi="Arial Narrow" w:cs="Arial Narrow"/>
+          <w:sz w:val="16"/>
+          <w:szCs w:val="16"/>
+        </w:rPr>
+        <w:t>Las medidas correctivas complementarias pueden dictarse de oficio o a pedido de parte.</w:t>
+      </w:r>
+    </w:p>
+    <w:p>
+      <w:pPr>
+        <w:spacing w:after="0" w:line="240" w:lineRule="auto"/>
+        <w:ind w:left="567"/>
+        <w:jc w:val="both"/>
+        <w:rPr>
+          <w:rFonts w:ascii="Arial Narrow" w:eastAsia="Arial Narrow" w:hAnsi="Arial Narrow" w:cs="Arial Narrow"/>
+          <w:sz w:val="16"/>
+          <w:szCs w:val="16"/>
+        </w:rPr>
+      </w:pPr>
+      <w:r>
+        <w:rPr>
+          <w:rFonts w:ascii="Arial Narrow" w:eastAsia="Arial Narrow" w:hAnsi="Arial Narrow" w:cs="Arial Narrow"/>
+          <w:b/>
+          <w:sz w:val="16"/>
+          <w:szCs w:val="16"/>
+        </w:rPr>
+        <w:t>Artículo 115.- Medidas correctivas reparadoras</w:t>
+      </w:r>
+    </w:p>
+    <w:p>
+      <w:pPr>
+        <w:spacing w:after="0" w:line="240" w:lineRule="auto"/>
+        <w:ind w:left="567"/>
+        <w:jc w:val="both"/>
+        <w:rPr>
+          <w:rFonts w:ascii="Arial Narrow" w:eastAsia="Arial Narrow" w:hAnsi="Arial Narrow" w:cs="Arial Narrow"/>
+          <w:sz w:val="16"/>
+          <w:szCs w:val="16"/>
+        </w:rPr>
+      </w:pPr>
+      <w:r>
+        <w:rPr>
+          <w:rFonts w:ascii="Arial Narrow" w:eastAsia="Arial Narrow" w:hAnsi="Arial Narrow" w:cs="Arial Narrow"/>
+          <w:sz w:val="16"/>
+          <w:szCs w:val="16"/>
+        </w:rPr>
+        <w:t>115.1 Las medidas correctivas reparadoras tienen el objeto de resarcir las consecuencias patrimoniales directas e inmediatas ocasionadas al consumidor por la infracción administrativa a su estado anterior. En caso el órgano resolutivo dicte una o varias medidas correctivas, debe considerar lo acordado por las partes durante la relación de consumo. Las medidas correctivas reparadoras pueden consistir en ordenar al proveedor infractor lo siguiente:</w:t>
+      </w:r>
+    </w:p>
+    <w:p>
+      <w:pPr>
+        <w:numPr>
+          <w:ilvl w:val="0"/>
+          <w:numId w:val="1"/>
+        </w:numPr>
+        <w:spacing w:after="0" w:line="240" w:lineRule="auto"/>
+        <w:ind w:left="567" w:firstLine="0"/>
+        <w:jc w:val="both"/>
+        <w:rPr>
+          <w:rFonts w:ascii="Arial Narrow" w:eastAsia="Arial Narrow" w:hAnsi="Arial Narrow" w:cs="Arial Narrow"/>
+          <w:sz w:val="16"/>
+          <w:szCs w:val="16"/>
+        </w:rPr>
+      </w:pPr>
+      <w:r>
+        <w:rPr>
+          <w:rFonts w:ascii="Arial Narrow" w:eastAsia="Arial Narrow" w:hAnsi="Arial Narrow" w:cs="Arial Narrow"/>
+          <w:sz w:val="16"/>
+          <w:szCs w:val="16"/>
+        </w:rPr>
+        <w:t>Reparar productos.</w:t>
+      </w:r>
+    </w:p>
+    <w:p>
+      <w:pPr>
+        <w:numPr>
+          <w:ilvl w:val="0"/>
+          <w:numId w:val="1"/>
+        </w:numPr>
+        <w:spacing w:after="0" w:line="240" w:lineRule="auto"/>
+        <w:ind w:left="567" w:firstLine="0"/>
+        <w:jc w:val="both"/>
+        <w:rPr>
+          <w:rFonts w:ascii="Arial Narrow" w:eastAsia="Arial Narrow" w:hAnsi="Arial Narrow" w:cs="Arial Narrow"/>
+          <w:sz w:val="16"/>
+          <w:szCs w:val="16"/>
+        </w:rPr>
+      </w:pPr>
+      <w:r>
+        <w:rPr>
+          <w:rFonts w:ascii="Arial Narrow" w:eastAsia="Arial Narrow" w:hAnsi="Arial Narrow" w:cs="Arial Narrow"/>
+          <w:sz w:val="16"/>
+          <w:szCs w:val="16"/>
+        </w:rPr>
+        <w:t>Cambiar productos por otros de idénticas o similares características, cuando la reparación no sea posible o no resulte razonable según las circunstancias.</w:t>
+      </w:r>
+    </w:p>
+    <w:p>
+      <w:pPr>
+        <w:numPr>
+          <w:ilvl w:val="0"/>
+          <w:numId w:val="1"/>
+        </w:numPr>
+        <w:spacing w:after="0" w:line="240" w:lineRule="auto"/>
+        <w:ind w:left="567" w:firstLine="0"/>
+        <w:jc w:val="both"/>
+        <w:rPr>
+          <w:rFonts w:ascii="Arial Narrow" w:eastAsia="Arial Narrow" w:hAnsi="Arial Narrow" w:cs="Arial Narrow"/>
+          <w:sz w:val="16"/>
+          <w:szCs w:val="16"/>
+        </w:rPr>
+      </w:pPr>
+      <w:r>
+        <w:rPr>
+          <w:rFonts w:ascii="Arial Narrow" w:eastAsia="Arial Narrow" w:hAnsi="Arial Narrow" w:cs="Arial Narrow"/>
+          <w:sz w:val="16"/>
+          <w:szCs w:val="16"/>
+        </w:rPr>
+        <w:t>Entregar un producto de idénticas características o, cuando esto no resulte posible, de similares características, en los supuestos de pérdida o deterioro atribuible al proveedor y siempre que exista interés del consumidor.</w:t>
+      </w:r>
+    </w:p>
+    <w:p>
+      <w:pPr>
+        <w:numPr>
+          <w:ilvl w:val="0"/>
+          <w:numId w:val="1"/>
+        </w:numPr>
+        <w:spacing w:after="0" w:line="240" w:lineRule="auto"/>
+        <w:ind w:left="567" w:firstLine="0"/>
+        <w:jc w:val="both"/>
+        <w:rPr>
+          <w:rFonts w:ascii="Arial Narrow" w:eastAsia="Arial Narrow" w:hAnsi="Arial Narrow" w:cs="Arial Narrow"/>
+          <w:sz w:val="16"/>
+          <w:szCs w:val="16"/>
+        </w:rPr>
+      </w:pPr>
+      <w:r>
+        <w:rPr>
+          <w:rFonts w:ascii="Arial Narrow" w:eastAsia="Arial Narrow" w:hAnsi="Arial Narrow" w:cs="Arial Narrow"/>
+          <w:sz w:val="16"/>
+          <w:szCs w:val="16"/>
+        </w:rPr>
+        <w:t>Cumplir con ejecutar la prestación u obligación asumida; y si esto no resulte posible o no sea razonable, otra de efectos equivalentes, incluyendo prestaciones dinerarias.</w:t>
+      </w:r>
+    </w:p>
+    <w:p>
+      <w:pPr>
+        <w:numPr>
+          <w:ilvl w:val="0"/>
+          <w:numId w:val="1"/>
+        </w:numPr>
+        <w:spacing w:after="0" w:line="240" w:lineRule="auto"/>
+        <w:ind w:left="567" w:firstLine="0"/>
+        <w:jc w:val="both"/>
+        <w:rPr>
+          <w:rFonts w:ascii="Arial Narrow" w:eastAsia="Arial Narrow" w:hAnsi="Arial Narrow" w:cs="Arial Narrow"/>
+          <w:sz w:val="16"/>
+          <w:szCs w:val="16"/>
+        </w:rPr>
+      </w:pPr>
+      <w:r>
+        <w:rPr>
+          <w:rFonts w:ascii="Arial Narrow" w:eastAsia="Arial Narrow" w:hAnsi="Arial Narrow" w:cs="Arial Narrow"/>
+          <w:sz w:val="16"/>
+          <w:szCs w:val="16"/>
+        </w:rPr>
+        <w:t>Cumplir con ejecutar otras prestaciones u obligaciones legales o convencionales a su cargo.</w:t>
+      </w:r>
+    </w:p>
+    <w:p>
+      <w:pPr>
+        <w:numPr>
+          <w:ilvl w:val="0"/>
+          <w:numId w:val="1"/>
+        </w:numPr>
+        <w:spacing w:after="0" w:line="240" w:lineRule="auto"/>
+        <w:ind w:left="567" w:firstLine="0"/>
+        <w:jc w:val="both"/>
+        <w:rPr>
+          <w:rFonts w:ascii="Arial Narrow" w:eastAsia="Arial Narrow" w:hAnsi="Arial Narrow" w:cs="Arial Narrow"/>
+          <w:sz w:val="16"/>
+          <w:szCs w:val="16"/>
+        </w:rPr>
+      </w:pPr>
+      <w:r>
+        <w:rPr>
+          <w:rFonts w:ascii="Arial Narrow" w:eastAsia="Arial Narrow" w:hAnsi="Arial Narrow" w:cs="Arial Narrow"/>
+          <w:sz w:val="16"/>
+          <w:szCs w:val="16"/>
+        </w:rPr>
+        <w:t>Devolver la contraprestación pagada por el consumidor, más los intereses legales correspondientes, cuando la reparación, reposición, o cumplimiento de la prestación u obligación, según sea el caso, no resulte posible o no sea razonable según las circunstancias.</w:t>
+      </w:r>
+    </w:p>
+    <w:p>
+      <w:pPr>
+        <w:numPr>
+          <w:ilvl w:val="0"/>
+          <w:numId w:val="1"/>
+        </w:numPr>
+        <w:spacing w:after="0" w:line="240" w:lineRule="auto"/>
+        <w:ind w:left="567" w:firstLine="0"/>
+        <w:jc w:val="both"/>
+        <w:rPr>
+          <w:rFonts w:ascii="Arial Narrow" w:eastAsia="Arial Narrow" w:hAnsi="Arial Narrow" w:cs="Arial Narrow"/>
+          <w:sz w:val="16"/>
+          <w:szCs w:val="16"/>
+        </w:rPr>
+      </w:pPr>
+      <w:r>
+        <w:rPr>
+          <w:rFonts w:ascii="Arial Narrow" w:eastAsia="Arial Narrow" w:hAnsi="Arial Narrow" w:cs="Arial Narrow"/>
+          <w:sz w:val="16"/>
+          <w:szCs w:val="16"/>
+        </w:rPr>
+        <w:t>En los supuestos de pagos indebidos o en exceso, devolver estos montos, más los intereses correspondientes.</w:t>
+      </w:r>
+    </w:p>
+    <w:p>
+      <w:pPr>
+        <w:numPr>
+          <w:ilvl w:val="0"/>
+          <w:numId w:val="1"/>
+        </w:numPr>
+        <w:spacing w:after="0" w:line="240" w:lineRule="auto"/>
+        <w:ind w:left="567" w:firstLine="0"/>
+        <w:jc w:val="both"/>
+        <w:rPr>
+          <w:rFonts w:ascii="Arial Narrow" w:eastAsia="Arial Narrow" w:hAnsi="Arial Narrow" w:cs="Arial Narrow"/>
+          <w:sz w:val="16"/>
+          <w:szCs w:val="16"/>
+        </w:rPr>
+      </w:pPr>
+      <w:r>
+        <w:rPr>
+          <w:rFonts w:ascii="Arial Narrow" w:eastAsia="Arial Narrow" w:hAnsi="Arial Narrow" w:cs="Arial Narrow"/>
+          <w:sz w:val="16"/>
+          <w:szCs w:val="16"/>
+        </w:rPr>
+        <w:t>Pagar los gastos incurridos por el consumidor para mitigar las consecuencias de la infracción administrativa.</w:t>
+      </w:r>
+    </w:p>
+    <w:p>
+      <w:pPr>
+        <w:numPr>
+          <w:ilvl w:val="0"/>
+          <w:numId w:val="1"/>
+        </w:numPr>
+        <w:spacing w:after="0" w:line="240" w:lineRule="auto"/>
+        <w:ind w:left="567" w:firstLine="0"/>
+        <w:jc w:val="both"/>
+        <w:rPr>
+          <w:rFonts w:ascii="Arial Narrow" w:eastAsia="Arial Narrow" w:hAnsi="Arial Narrow" w:cs="Arial Narrow"/>
+          <w:sz w:val="16"/>
+          <w:szCs w:val="16"/>
+        </w:rPr>
+      </w:pPr>
+      <w:r>
+        <w:rPr>
+          <w:rFonts w:ascii="Arial Narrow" w:eastAsia="Arial Narrow" w:hAnsi="Arial Narrow" w:cs="Arial Narrow"/>
+          <w:sz w:val="16"/>
+          <w:szCs w:val="16"/>
+        </w:rPr>
+        <w:t>Otras medidas reparadoras análogas de efectos equivalentes a las anteriores.</w:t>
+      </w:r>
+    </w:p>
+    <w:p>
+      <w:pPr>
+        <w:pStyle w:val="Sinespaciado"/>
+        <w:ind w:left="567"/>
+        <w:jc w:val="both"/>
+        <w:rPr>
+          <w:rFonts w:ascii="Arial Narrow" w:eastAsia="Arial Narrow" w:hAnsi="Arial Narrow" w:cs="Arial Narrow"/>
+          <w:sz w:val="16"/>
+          <w:szCs w:val="16"/>
+        </w:rPr>
+      </w:pPr>
+      <w:r>
+        <w:rPr>
+          <w:rFonts w:ascii="Arial Narrow" w:eastAsia="Arial Narrow" w:hAnsi="Arial Narrow" w:cs="Arial Narrow"/>
+          <w:sz w:val="16"/>
+          <w:szCs w:val="16"/>
+        </w:rPr>
+        <w:t>115.2 Las medidas correctivas reparadoras no pueden ser solicitadas de manera acumulativa conjunta, pudiendo plantearse de manera alternativa o subsidiaria, con excepción de la medida correctiva señalada en el literal h) que puede solicitarse conjuntamente con otra medida correctiva. Cuando los órganos competentes del Indecopi se pronuncian respecto de una medida correctiva reparadora, aplican el principio de congruencia procesal.</w:t>
+      </w:r>
+    </w:p>
+    <w:p>
+      <w:pPr>
+        <w:spacing w:after="0" w:line="240" w:lineRule="auto"/>
+        <w:ind w:left="567"/>
+        <w:jc w:val="both"/>
+        <w:rPr>
+          <w:rFonts w:ascii="Arial Narrow" w:eastAsia="Arial Narrow" w:hAnsi="Arial Narrow" w:cs="Arial Narrow"/>
+          <w:sz w:val="16"/>
+          <w:szCs w:val="16"/>
+        </w:rPr>
+      </w:pPr>
+      <w:r>
+        <w:rPr>
+          <w:rFonts w:ascii="Arial Narrow" w:eastAsia="Arial Narrow" w:hAnsi="Arial Narrow" w:cs="Arial Narrow"/>
+          <w:sz w:val="16"/>
+          <w:szCs w:val="16"/>
+        </w:rPr>
+        <w:t>115.3 Las medidas correctivas reparadoras pueden solicitarse en cualquier momento hasta antes de la notificación de cargo al proveedor, sin perjuicio de la facultad de secretaría técnica de la comisión de requerir al consumidor que precise la medida correctiva materia de solicitud. El consumidor puede variar su solicitud de medida correctiva hasta antes de la decisión de primera instancia, en cuyo caso se confiere traslado al proveedor para que formule su descargo.</w:t>
+      </w:r>
+    </w:p>
+    <w:p>
+      <w:pPr>
+        <w:spacing w:after="0" w:line="240" w:lineRule="auto"/>
+        <w:ind w:left="567"/>
+        <w:jc w:val="both"/>
+        <w:rPr>
+          <w:rFonts w:ascii="Arial Narrow" w:eastAsia="Arial Narrow" w:hAnsi="Arial Narrow" w:cs="Arial Narrow"/>
+          <w:sz w:val="16"/>
+          <w:szCs w:val="16"/>
+        </w:rPr>
+      </w:pPr>
+      <w:r>
+        <w:rPr>
+          <w:rFonts w:ascii="Arial Narrow" w:eastAsia="Arial Narrow" w:hAnsi="Arial Narrow" w:cs="Arial Narrow"/>
+          <w:sz w:val="16"/>
+          <w:szCs w:val="16"/>
+        </w:rPr>
+        <w:t>115.4 Corresponde al consumidor que solicita el dictado de la medida correctiva reparadora probar las consecuencias patrimoniales directas e inmediatas causadas por la comisión de la infracción administrativa.</w:t>
+      </w:r>
+    </w:p>
+    <w:p>
+      <w:pPr>
+        <w:spacing w:after="0" w:line="240" w:lineRule="auto"/>
+        <w:ind w:left="567"/>
+        <w:jc w:val="both"/>
+        <w:rPr>
+          <w:rFonts w:ascii="Arial Narrow" w:eastAsia="Arial Narrow" w:hAnsi="Arial Narrow" w:cs="Arial Narrow"/>
+          <w:sz w:val="16"/>
+          <w:szCs w:val="16"/>
+        </w:rPr>
+      </w:pPr>
+      <w:r>
+        <w:rPr>
+          <w:rFonts w:ascii="Arial Narrow" w:eastAsia="Arial Narrow" w:hAnsi="Arial Narrow" w:cs="Arial Narrow"/>
+          <w:sz w:val="16"/>
+          <w:szCs w:val="16"/>
+        </w:rPr>
+        <w:t>115.5 Los bienes o montos objeto de medidas correctivas reparadoras son entregados por el proveedor directamente al consumidor que los reclama, salvo mandato distinto contenido en la resolución. Aquellos bienes o montos materia de una medida correctiva reparadora, que por algún motivo se encuentran en posesión del Indecopi y deban ser entregados a los consumidores beneficiados, son puestos a disposición de estos.</w:t>
+      </w:r>
+    </w:p>
+    <w:p>
+      <w:pPr>
+        <w:spacing w:after="0" w:line="240" w:lineRule="auto"/>
+        <w:ind w:left="567"/>
+        <w:jc w:val="both"/>
+        <w:rPr>
+          <w:rFonts w:ascii="Arial Narrow" w:eastAsia="Arial Narrow" w:hAnsi="Arial Narrow" w:cs="Arial Narrow"/>
+          <w:sz w:val="16"/>
+          <w:szCs w:val="16"/>
+        </w:rPr>
+      </w:pPr>
+      <w:r>
+        <w:rPr>
+          <w:rFonts w:ascii="Arial Narrow" w:eastAsia="Arial Narrow" w:hAnsi="Arial Narrow" w:cs="Arial Narrow"/>
+          <w:sz w:val="16"/>
+          <w:szCs w:val="16"/>
+        </w:rPr>
+        <w:t>115.6 El extremo de la resolución final que ordena el cumplimiento de una medida correctiva reparadora a favor del consumidor constituye título ejecutivo conforme con lo dispuesto en el artículo 688 del Código Procesal Civil, una vez que quedan consentidas o causan estado en la vía administrativa. La legitimidad para obrar en los procesos civiles de ejecución corresponde a los consumidores beneficiados con la medida correctiva reparadora.</w:t>
+      </w:r>
+    </w:p>
+    <w:p>
+      <w:pPr>
+        <w:spacing w:after="0" w:line="240" w:lineRule="auto"/>
+        <w:ind w:left="567"/>
+        <w:jc w:val="both"/>
+        <w:rPr>
+          <w:rFonts w:ascii="Arial Narrow" w:eastAsia="Arial Narrow" w:hAnsi="Arial Narrow" w:cs="Arial Narrow"/>
+          <w:sz w:val="16"/>
+          <w:szCs w:val="16"/>
+        </w:rPr>
+      </w:pPr>
+      <w:r>
+        <w:rPr>
+          <w:rFonts w:ascii="Arial Narrow" w:eastAsia="Arial Narrow" w:hAnsi="Arial Narrow" w:cs="Arial Narrow"/>
+          <w:sz w:val="16"/>
+          <w:szCs w:val="16"/>
+        </w:rPr>
+        <w:t>115.7 Las medidas correctivas reparadoras como mandatos dirigidos a resarcir las consecuencias patrimoniales directas e inmediatas originadas por la infracción buscan corregir la conducta infractora y no tienen naturaleza indemnizatoria; son dictadas sin perjuicio de la indemnización por los daños y perjuicios que el consumidor puede solicitar en la vía judicial o arbitral correspondiente. No obstante, se descuenta de la indemnización patrimonial aquella satisfacción patrimonial deducible que el consumidor haya recibido a consecuencia del dictado de una medida correctiva reparadora en sede administrativa.</w:t>
+      </w:r>
+    </w:p>
+    <w:p>
+      <w:pPr>
+        <w:spacing w:after="0" w:line="240" w:lineRule="auto"/>
+        <w:ind w:left="567"/>
+        <w:jc w:val="both"/>
+        <w:rPr>
+          <w:rFonts w:ascii="Arial Narrow" w:eastAsia="Arial Narrow" w:hAnsi="Arial Narrow" w:cs="Arial Narrow"/>
+          <w:b/>
+          <w:bCs/>
+          <w:sz w:val="16"/>
+          <w:szCs w:val="16"/>
+        </w:rPr>
+      </w:pPr>
+      <w:r>
+        <w:rPr>
+          <w:rFonts w:ascii="Arial Narrow" w:eastAsia="Arial Narrow" w:hAnsi="Arial Narrow" w:cs="Arial Narrow"/>
+          <w:b/>
+          <w:bCs/>
+          <w:sz w:val="16"/>
+          <w:szCs w:val="16"/>
+        </w:rPr>
+        <w:t>Artículo 116.- Medidas correctivas complementarias</w:t>
+      </w:r>
+    </w:p>
+    <w:p>
+      <w:pPr>
+        <w:spacing w:after="0" w:line="240" w:lineRule="auto"/>
+        <w:ind w:left="567"/>
+        <w:jc w:val="both"/>
+        <w:rPr>
+          <w:rFonts w:ascii="Arial Narrow" w:eastAsia="Arial Narrow" w:hAnsi="Arial Narrow" w:cs="Arial Narrow"/>
+          <w:sz w:val="16"/>
+          <w:szCs w:val="16"/>
+        </w:rPr>
+      </w:pPr>
+      <w:r>
+        <w:rPr>
+          <w:rFonts w:ascii="Arial Narrow" w:eastAsia="Arial Narrow" w:hAnsi="Arial Narrow" w:cs="Arial Narrow"/>
+          <w:sz w:val="16"/>
+          <w:szCs w:val="16"/>
+        </w:rPr>
+        <w:t>Las medidas correctivas complementarias tienen el objeto de revertir los efectos de la conducta infractora o evitar que esta se produzca nuevamente en el futuro y pueden ser, entre otras, las siguientes:</w:t>
+      </w:r>
+    </w:p>
+    <w:p>
+      <w:pPr>
+        <w:spacing w:after="0" w:line="240" w:lineRule="auto"/>
+        <w:ind w:left="567"/>
+        <w:jc w:val="both"/>
+        <w:rPr>
+          <w:rFonts w:ascii="Arial Narrow" w:eastAsia="Arial Narrow" w:hAnsi="Arial Narrow" w:cs="Arial Narrow"/>
+          <w:sz w:val="16"/>
+          <w:szCs w:val="16"/>
+        </w:rPr>
+      </w:pPr>
+      <w:r>
+        <w:rPr>
+          <w:rFonts w:ascii="Arial Narrow" w:eastAsia="Arial Narrow" w:hAnsi="Arial Narrow" w:cs="Arial Narrow"/>
+          <w:sz w:val="16"/>
+          <w:szCs w:val="16"/>
+        </w:rPr>
+        <w:t>a. Que el proveedor cumpla con atender la solicitud de información requerida por el consumidor, siempre que dicho requerimiento guarde relación con el producto adquirido o servicio contratado.</w:t>
+      </w:r>
+    </w:p>
+    <w:p>
+      <w:pPr>
+        <w:spacing w:after="0" w:line="240" w:lineRule="auto"/>
+        <w:ind w:left="567"/>
+        <w:jc w:val="both"/>
+        <w:rPr>
+          <w:rFonts w:ascii="Arial Narrow" w:eastAsia="Arial Narrow" w:hAnsi="Arial Narrow" w:cs="Arial Narrow"/>
+          <w:sz w:val="16"/>
+          <w:szCs w:val="16"/>
+        </w:rPr>
+      </w:pPr>
+      <w:r>
+        <w:rPr>
+          <w:rFonts w:ascii="Arial Narrow" w:eastAsia="Arial Narrow" w:hAnsi="Arial Narrow" w:cs="Arial Narrow"/>
+          <w:sz w:val="16"/>
+          <w:szCs w:val="16"/>
+        </w:rPr>
+        <w:t>b. Declarar inexigibles las cláusulas que han sido identificadas como abusivas en el procedimiento.</w:t>
+      </w:r>
+    </w:p>
+    <w:p>
+      <w:pPr>
+        <w:spacing w:after="0" w:line="240" w:lineRule="auto"/>
+        <w:ind w:left="567"/>
+        <w:jc w:val="both"/>
+        <w:rPr>
+          <w:rFonts w:ascii="Arial Narrow" w:eastAsia="Arial Narrow" w:hAnsi="Arial Narrow" w:cs="Arial Narrow"/>
+          <w:sz w:val="16"/>
+          <w:szCs w:val="16"/>
+        </w:rPr>
+      </w:pPr>
+      <w:r>
+        <w:rPr>
+          <w:rFonts w:ascii="Arial Narrow" w:eastAsia="Arial Narrow" w:hAnsi="Arial Narrow" w:cs="Arial Narrow"/>
+          <w:sz w:val="16"/>
+          <w:szCs w:val="16"/>
+        </w:rPr>
+        <w:t>c. El decomiso y destrucción de la mercadería, envases, envolturas o etiquetas.</w:t>
+      </w:r>
+    </w:p>
+    <w:p>
+      <w:pPr>
+        <w:spacing w:after="0" w:line="240" w:lineRule="auto"/>
+        <w:ind w:left="567"/>
+        <w:jc w:val="both"/>
+        <w:rPr>
+          <w:rFonts w:ascii="Arial Narrow" w:eastAsia="Arial Narrow" w:hAnsi="Arial Narrow" w:cs="Arial Narrow"/>
+          <w:sz w:val="16"/>
+          <w:szCs w:val="16"/>
+        </w:rPr>
+      </w:pPr>
+      <w:r>
+        <w:rPr>
+          <w:rFonts w:ascii="Arial Narrow" w:eastAsia="Arial Narrow" w:hAnsi="Arial Narrow" w:cs="Arial Narrow"/>
+          <w:sz w:val="16"/>
+          <w:szCs w:val="16"/>
+        </w:rPr>
+        <w:t>d. En caso de infracciones muy graves y de reincidencia o reiterancia:</w:t>
+      </w:r>
+    </w:p>
+    <w:p>
+      <w:pPr>
+        <w:spacing w:after="0" w:line="240" w:lineRule="auto"/>
+        <w:ind w:left="567"/>
+        <w:jc w:val="both"/>
+        <w:rPr>
+          <w:rFonts w:ascii="Arial Narrow" w:eastAsia="Arial Narrow" w:hAnsi="Arial Narrow" w:cs="Arial Narrow"/>
+          <w:sz w:val="16"/>
+          <w:szCs w:val="16"/>
+        </w:rPr>
+      </w:pPr>
+      <w:r>
+        <w:rPr>
+          <w:rFonts w:ascii="Arial Narrow" w:eastAsia="Arial Narrow" w:hAnsi="Arial Narrow" w:cs="Arial Narrow"/>
+          <w:sz w:val="16"/>
+          <w:szCs w:val="16"/>
+        </w:rPr>
+        <w:t>(i) Solicitar a la autoridad correspondiente la clausura temporal del establecimiento industrial, comercial o de servicios por un plazo máximo de seis (6) meses.</w:t>
+      </w:r>
+    </w:p>
+    <w:p>
+      <w:pPr>
+        <w:spacing w:after="0" w:line="240" w:lineRule="auto"/>
+        <w:ind w:left="567"/>
+        <w:jc w:val="both"/>
+        <w:rPr>
+          <w:rFonts w:ascii="Arial Narrow" w:eastAsia="Arial Narrow" w:hAnsi="Arial Narrow" w:cs="Arial Narrow"/>
+          <w:sz w:val="16"/>
+          <w:szCs w:val="16"/>
+        </w:rPr>
+      </w:pPr>
+      <w:r>
+        <w:rPr>
+          <w:rFonts w:ascii="Arial Narrow" w:eastAsia="Arial Narrow" w:hAnsi="Arial Narrow" w:cs="Arial Narrow"/>
+          <w:sz w:val="16"/>
+          <w:szCs w:val="16"/>
+        </w:rPr>
+        <w:t>(ii) Solicitar a la autoridad competente la inhabilitación, temporal o permanente, del proveedor en función de los alcances de la infracción sancionada.</w:t>
+      </w:r>
+    </w:p>
+    <w:p>
+      <w:pPr>
+        <w:spacing w:after="0" w:line="240" w:lineRule="auto"/>
+        <w:ind w:left="567"/>
+        <w:jc w:val="both"/>
+        <w:rPr>
+          <w:rFonts w:ascii="Arial Narrow" w:eastAsia="Arial Narrow" w:hAnsi="Arial Narrow" w:cs="Arial Narrow"/>
+          <w:sz w:val="16"/>
+          <w:szCs w:val="16"/>
+        </w:rPr>
+      </w:pPr>
+      <w:r>
+        <w:rPr>
+          <w:rFonts w:ascii="Arial Narrow" w:eastAsia="Arial Narrow" w:hAnsi="Arial Narrow" w:cs="Arial Narrow"/>
+          <w:sz w:val="16"/>
+          <w:szCs w:val="16"/>
+        </w:rPr>
+        <w:t>e. Publicación de avisos rectificatorios o informativos en la forma que determine el Indecopi, tomando en consideración los medios que resulten idóneos para revertir los efectos que el acto objeto de sanción ha ocasionado.</w:t>
+      </w:r>
+    </w:p>
+    <w:p>
+      <w:pPr>
+        <w:spacing w:after="0" w:line="240" w:lineRule="auto"/>
+        <w:ind w:left="567"/>
+        <w:jc w:val="both"/>
+        <w:rPr>
+          <w:rFonts w:ascii="Arial Narrow" w:eastAsia="Arial Narrow" w:hAnsi="Arial Narrow" w:cs="Arial Narrow"/>
+          <w:sz w:val="16"/>
+          <w:szCs w:val="16"/>
+        </w:rPr>
+      </w:pPr>
+      <w:r>
+        <w:rPr>
+          <w:rFonts w:ascii="Arial Narrow" w:eastAsia="Arial Narrow" w:hAnsi="Arial Narrow" w:cs="Arial Narrow"/>
+          <w:sz w:val="16"/>
+          <w:szCs w:val="16"/>
+        </w:rPr>
+        <w:t>f. Cualquier otra medida correctiva que tenga el objeto de revertir los efectos de la conducta infractora o evitar que esta se produzca nuevamente en el futuro.</w:t>
+      </w:r>
+    </w:p>
+    <w:p>
+      <w:pPr>
+        <w:spacing w:after="0" w:line="240" w:lineRule="auto"/>
+        <w:ind w:left="567"/>
+        <w:jc w:val="both"/>
+        <w:rPr>
+          <w:rFonts w:ascii="Arial Narrow" w:eastAsia="Arial Narrow" w:hAnsi="Arial Narrow" w:cs="Arial Narrow"/>
+          <w:sz w:val="16"/>
+          <w:szCs w:val="16"/>
+        </w:rPr>
+      </w:pPr>
+      <w:r>
+        <w:rPr>
+          <w:rFonts w:ascii="Arial Narrow" w:eastAsia="Arial Narrow" w:hAnsi="Arial Narrow" w:cs="Arial Narrow"/>
+          <w:sz w:val="16"/>
+          <w:szCs w:val="16"/>
+        </w:rPr>
+        <w:t>El Indecopi está facultado para solicitar a la autoridad municipal y policial el apoyo respectivo para la ejecución de las medidas correctivas complementarias correspondientes.</w:t>
+      </w:r>
+    </w:p>
+    <w:p>
+      <w:pPr>
+        <w:spacing w:after="0" w:line="240" w:lineRule="auto"/>
+        <w:ind w:left="567" w:hanging="567"/>
+        <w:jc w:val="both"/>
+        <w:rPr>
+          <w:rFonts w:ascii="Arial Narrow" w:eastAsia="Arial Narrow" w:hAnsi="Arial Narrow" w:cs="Arial Narrow"/>
+          <w:b/>
+          <w:bCs/>
+          <w:sz w:val="16"/>
+          <w:szCs w:val="16"/>
+        </w:rPr>
+      </w:pPr>
+    </w:p>
+  </w:footnote>
+  <w:footnote w:id="12">
+    <w:p>
+      <w:pPr>
+        <w:pStyle w:val="Textonotapie"/>
+        <w:tabs>
+          <w:tab w:val="left" w:pos="567"/>
+        </w:tabs>
+        <w:ind w:left="567" w:hanging="567"/>
+        <w:jc w:val="both"/>
+        <w:rPr>
+          <w:rFonts w:ascii="Arial Narrow" w:eastAsia="Arial Narrow" w:hAnsi="Arial Narrow" w:cs="Arial Narrow"/>
+          <w:b/>
+          <w:sz w:val="16"/>
+          <w:szCs w:val="16"/>
+        </w:rPr>
+      </w:pPr>
+      <w:r>
+        <w:rPr>
+          <w:rStyle w:val="Refdenotaalpie"/>
+          <w:rFonts w:ascii="Arial Narrow" w:eastAsia="Arial Narrow" w:hAnsi="Arial Narrow" w:cs="Arial Narrow"/>
+          <w:sz w:val="16"/>
+          <w:szCs w:val="16"/>
+          <w:vertAlign w:val="superscript"/>
+        </w:rPr>
+        <w:footnoteRef/>
+      </w:r>
+      <w:r>
+        <w:rPr>
+          <w:rFonts w:ascii="Arial Narrow" w:eastAsia="Arial Narrow" w:hAnsi="Arial Narrow" w:cs="Arial Narrow"/>
+          <w:sz w:val="16"/>
+          <w:szCs w:val="16"/>
+        </w:rPr>
+        <w:tab/>
+        <w:t xml:space="preserve"/>
       </w:r>
       <w:r>
         <w:rPr>
@@ -10708,12 +10641,15 @@
       </w:pPr>
     </w:p>
   </w:footnote>
-  <w:footnote w:id="11">
+  <w:footnote w:id="13">
     <w:p>
       <w:pPr>
         <w:autoSpaceDE w:val="0"/>
         <w:autoSpaceDN w:val="0"/>
         <w:adjustRightInd w:val="0"/>
+        <w:tabs>
+          <w:tab w:val="left" w:pos="567"/>
+        </w:tabs>
         <w:spacing w:after="0" w:line="240" w:lineRule="auto"/>
         <w:ind w:left="567" w:hanging="567"/>
         <w:jc w:val="both"/>
@@ -10745,7 +10681,8 @@
           <w:sz w:val="16"/>
           <w:szCs w:val="16"/>
         </w:rPr>
-        <w:t xml:space="preserve"> </w:t>
+        <w:tab/>
+        <w:t xml:space="preserve"/>
       </w:r>
       <w:r>
         <w:rPr>

--- a/plantillas_maestras/08_seguro_salud_eps_oncologico/falta_atencion_o_demora_reclamo/1_ddo_banco_o_financiera/varon/TPL_2116_2026_SEGURO_SALUD_EPS_ONCOLOGICO_FALTA_ATENCION_O_DEMORA_RECLAMO_BANCO_VARON_R2.docx
+++ b/plantillas_maestras/08_seguro_salud_eps_oncologico/falta_atencion_o_demora_reclamo/1_ddo_banco_o_financiera/varon/TPL_2116_2026_SEGURO_SALUD_EPS_ONCOLOGICO_FALTA_ATENCION_O_DEMORA_RECLAMO_BANCO_VARON_R2.docx
@@ -737,7 +737,7 @@
     </w:p>
     <w:p>
       <w:pPr>
-        <w:spacing w:after="0" w:line="240" w:lineRule="auto"/>
+        <w:spacing w:before="0" w:after="0" w:line="240" w:lineRule="auto"/>
         <w:jc w:val="both"/>
         <w:rPr>
           <w:rFonts w:ascii="Arial Narrow" w:eastAsia="Arial Narrow" w:hAnsi="Arial Narrow" w:cs="Arial Narrow"/>
@@ -1019,7 +1019,7 @@
     </w:p>
     <w:p>
       <w:pPr>
-        <w:spacing w:after="0" w:line="240" w:lineRule="auto"/>
+        <w:spacing w:before="0" w:after="0" w:line="240" w:lineRule="auto"/>
         <w:jc w:val="both"/>
         <w:rPr>
           <w:rFonts w:ascii="Arial Narrow" w:eastAsia="Arial Narrow" w:hAnsi="Arial Narrow" w:cs="Arial Narrow"/>
@@ -1143,7 +1143,7 @@
     <w:p>
       <w:pPr>
         <w:pStyle w:val="Prrafodelista"/>
-        <w:spacing w:after="0" w:line="240" w:lineRule="auto"/>
+        <w:spacing w:before="0" w:after="0" w:line="240" w:lineRule="auto"/>
         <w:ind w:left="1134"/>
         <w:jc w:val="both"/>
         <w:rPr>
@@ -1556,6 +1556,7 @@
     <w:p>
       <w:pPr>
         <w:pStyle w:val="Prrafodelista"/>
+        <w:spacing w:before="0" w:after="0" w:line="240" w:lineRule="auto"/>
         <w:rPr>
           <w:rFonts w:ascii="Arial Narrow" w:eastAsia="Arial Narrow" w:hAnsi="Arial Narrow" w:cs="Arial Narrow"/>
           <w:color w:val="000000"/>
@@ -1642,7 +1643,7 @@
     <w:p>
       <w:pPr>
         <w:pStyle w:val="Prrafodelista"/>
-        <w:spacing w:after="0" w:line="240" w:lineRule="auto"/>
+        <w:spacing w:before="0" w:after="0" w:line="240" w:lineRule="auto"/>
         <w:ind w:left="1134"/>
         <w:jc w:val="both"/>
         <w:rPr>
@@ -1707,7 +1708,7 @@
     <w:p>
       <w:pPr>
         <w:pStyle w:val="Prrafodelista"/>
-        <w:spacing w:after="0" w:line="240" w:lineRule="auto"/>
+        <w:spacing w:before="0" w:after="0" w:line="240" w:lineRule="auto"/>
         <w:ind w:left="1134"/>
         <w:jc w:val="both"/>
         <w:rPr>
@@ -1760,7 +1761,7 @@
     <w:p>
       <w:pPr>
         <w:pStyle w:val="Prrafodelista"/>
-        <w:spacing w:after="0" w:line="240" w:lineRule="auto"/>
+        <w:spacing w:before="0" w:after="0" w:line="240" w:lineRule="auto"/>
         <w:ind w:left="1134"/>
         <w:jc w:val="both"/>
         <w:rPr>
@@ -1837,7 +1838,7 @@
     </w:p>
     <w:p>
       <w:pPr>
-        <w:spacing w:after="0" w:line="240" w:lineRule="auto"/>
+        <w:spacing w:before="0" w:after="0" w:line="240" w:lineRule="auto"/>
         <w:jc w:val="both"/>
         <w:rPr>
           <w:rFonts w:ascii="Arial Narrow" w:eastAsia="Arial Narrow" w:hAnsi="Arial Narrow" w:cs="Arial Narrow"/>
@@ -1900,7 +1901,7 @@
     </w:p>
     <w:p>
       <w:pPr>
-        <w:spacing w:after="0" w:line="240" w:lineRule="auto"/>
+        <w:spacing w:before="0" w:after="0" w:line="240" w:lineRule="auto"/>
         <w:jc w:val="both"/>
         <w:rPr>
           <w:rFonts w:ascii="Arial Narrow" w:eastAsia="Arial Narrow" w:hAnsi="Arial Narrow" w:cs="Arial Narrow"/>
@@ -2000,7 +2001,7 @@
     <w:p>
       <w:pPr>
         <w:pStyle w:val="Prrafodelista"/>
-        <w:spacing w:after="0" w:line="240" w:lineRule="auto"/>
+        <w:spacing w:before="0" w:after="0" w:line="240" w:lineRule="auto"/>
         <w:ind w:left="1134"/>
         <w:jc w:val="both"/>
         <w:rPr>
@@ -2173,7 +2174,7 @@
     <w:p>
       <w:pPr>
         <w:pStyle w:val="Prrafodelista"/>
-        <w:spacing w:after="0" w:line="240" w:lineRule="auto"/>
+        <w:spacing w:before="0" w:after="0" w:line="240" w:lineRule="auto"/>
         <w:ind w:left="1134"/>
         <w:jc w:val="both"/>
         <w:rPr>
@@ -2237,10 +2238,10 @@
     </w:p>
     <w:p>
       <w:pPr>
+        <w:spacing w:before="0" w:after="0" w:line="240" w:lineRule="auto"/>
         <w:tabs>
           <w:tab w:val="left" w:pos="1134"/>
         </w:tabs>
-        <w:spacing w:after="0" w:line="240" w:lineRule="auto"/>
         <w:jc w:val="both"/>
         <w:rPr>
           <w:rFonts w:ascii="Arial Narrow" w:eastAsia="Arial Narrow" w:hAnsi="Arial Narrow" w:cs="Arial Narrow"/>
@@ -2757,7 +2758,7 @@
     <w:bookmarkEnd w:id="1"/>
     <w:p>
       <w:pPr>
-        <w:spacing w:after="0" w:line="240" w:lineRule="auto"/>
+        <w:spacing w:before="0" w:after="0" w:line="240" w:lineRule="auto"/>
         <w:contextualSpacing/>
         <w:jc w:val="both"/>
         <w:rPr>
@@ -2814,7 +2815,7 @@
     </w:p>
     <w:p>
       <w:pPr>
-        <w:spacing w:after="0" w:line="240" w:lineRule="auto"/>
+        <w:spacing w:before="0" w:after="0" w:line="240" w:lineRule="auto"/>
         <w:ind w:left="567"/>
         <w:contextualSpacing/>
         <w:jc w:val="both"/>
@@ -2993,7 +2994,7 @@
     <w:p>
       <w:pPr>
         <w:pStyle w:val="Prrafodelista"/>
-        <w:spacing w:after="0" w:line="240" w:lineRule="auto"/>
+        <w:spacing w:before="0" w:after="0" w:line="240" w:lineRule="auto"/>
         <w:ind w:left="567"/>
         <w:jc w:val="both"/>
         <w:rPr>
@@ -3088,7 +3089,7 @@
     </w:p>
     <w:p>
       <w:pPr>
-        <w:spacing w:after="0" w:line="240" w:lineRule="auto"/>
+        <w:spacing w:before="0" w:after="0" w:line="240" w:lineRule="auto"/>
         <w:jc w:val="both"/>
         <w:rPr>
           <w:rFonts w:ascii="Arial Narrow" w:eastAsia="Arial Narrow" w:hAnsi="Arial Narrow" w:cs="Arial Narrow"/>
@@ -3187,7 +3188,7 @@
     <w:p>
       <w:pPr>
         <w:pStyle w:val="Prrafodelista"/>
-        <w:spacing w:after="0" w:line="240" w:lineRule="auto"/>
+        <w:spacing w:before="0" w:after="0" w:line="240" w:lineRule="auto"/>
         <w:rPr>
           <w:rFonts w:ascii="Arial Narrow" w:eastAsia="Arial Narrow" w:hAnsi="Arial Narrow" w:cs="Arial Narrow"/>
           <w:bCs/>
@@ -3320,7 +3321,7 @@
     <w:p>
       <w:pPr>
         <w:pStyle w:val="Prrafodelista"/>
-        <w:spacing w:after="0" w:line="240" w:lineRule="auto"/>
+        <w:spacing w:before="0" w:after="0" w:line="240" w:lineRule="auto"/>
         <w:ind w:left="567"/>
         <w:jc w:val="both"/>
         <w:rPr>
@@ -3416,7 +3417,7 @@
     <w:p>
       <w:pPr>
         <w:pStyle w:val="Prrafodelista"/>
-        <w:spacing w:after="0" w:line="240" w:lineRule="auto"/>
+        <w:spacing w:before="0" w:after="0" w:line="240" w:lineRule="auto"/>
         <w:ind w:left="567"/>
         <w:jc w:val="both"/>
         <w:rPr>
@@ -3505,7 +3506,7 @@
     <w:p>
       <w:pPr>
         <w:pStyle w:val="Prrafodelista"/>
-        <w:spacing w:after="0" w:line="240" w:lineRule="auto"/>
+        <w:spacing w:before="0" w:after="0" w:line="240" w:lineRule="auto"/>
         <w:ind w:left="567"/>
         <w:jc w:val="both"/>
         <w:rPr>
@@ -3760,7 +3761,7 @@
     </w:p>
     <w:p>
       <w:pPr>
-        <w:spacing w:after="0" w:line="240" w:lineRule="auto"/>
+        <w:spacing w:before="0" w:after="0" w:line="240" w:lineRule="auto"/>
         <w:jc w:val="both"/>
         <w:rPr>
           <w:rFonts w:ascii="Arial Narrow" w:eastAsia="Arial Narrow" w:hAnsi="Arial Narrow" w:cs="Arial Narrow"/>
@@ -3813,7 +3814,7 @@
     </w:p>
     <w:p>
       <w:pPr>
-        <w:spacing w:after="0" w:line="240" w:lineRule="auto"/>
+        <w:spacing w:before="0" w:after="0" w:line="240" w:lineRule="auto"/>
         <w:jc w:val="both"/>
         <w:rPr>
           <w:rFonts w:ascii="Arial Narrow" w:eastAsia="Arial Narrow" w:hAnsi="Arial Narrow" w:cs="Arial Narrow"/>
@@ -3937,7 +3938,7 @@
     <w:p>
       <w:pPr>
         <w:pStyle w:val="Prrafodelista"/>
-        <w:spacing w:after="0" w:line="240" w:lineRule="auto"/>
+        <w:spacing w:before="0" w:after="0" w:line="240" w:lineRule="auto"/>
         <w:ind w:left="567"/>
         <w:jc w:val="both"/>
         <w:rPr>
@@ -4029,7 +4030,19 @@
           <w:lang w:val="es-ES" w:eastAsia="es-ES"/>
           <w14:ligatures w14:val="none"/>
         </w:rPr>
-        <w:t xml:space="preserve">: </w:t>
+        <w:t xml:space="preserve">:</w:t>
+      </w:r>
+      <w:r>
+        <w:rPr>
+          <w:rFonts w:ascii="Arial Narrow" w:eastAsia="Arial Narrow" w:hAnsi="Arial Narrow" w:cs="Arial Narrow"/>
+          <w:color w:val="000000"/>
+          <w:kern w:val="0"/>
+          <w:sz w:val="22"/>
+          <w:szCs w:val="22"/>
+          <w:lang w:val="es-ES" w:eastAsia="es-ES"/>
+          <w14:ligatures w14:val="none"/>
+        </w:rPr>
+        <w:t xml:space="preserve"> </w:t>
       </w:r>
       <w:r>
         <w:rPr>
@@ -4211,6 +4224,24 @@
         </w:rPr>
         <w:t>.</w:t>
       </w:r>
+    </w:p>
+    <w:p>
+      <w:pPr>
+        <w:pStyle w:val="Prrafodelista"/>
+        <w:spacing w:before="0" w:after="0" w:line="240" w:lineRule="auto"/>
+        <w:ind w:left="567"/>
+        <w:jc w:val="both"/>
+        <w:rPr>
+          <w:rFonts w:ascii="Arial Narrow" w:eastAsia="Arial Narrow" w:hAnsi="Arial Narrow" w:cs="Arial Narrow"/>
+          <w:color w:val="000000"/>
+          <w:kern w:val="0"/>
+          <w:sz w:val="22"/>
+          <w:szCs w:val="22"/>
+          <w:u w:val="single"/>
+          <w:lang w:val="es-ES" w:eastAsia="es-ES"/>
+          <w14:ligatures w14:val="none"/>
+        </w:rPr>
+      </w:pPr>
     </w:p>
     <w:p>
       <w:pPr>
@@ -4224,7 +4255,299 @@
           <w:kern w:val="0"/>
           <w:sz w:val="22"/>
           <w:szCs w:val="22"/>
+          <w:lang w:val="es-ES" w:eastAsia="es-ES"/>
+          <w14:ligatures w14:val="none"/>
+        </w:rPr>
+      </w:pPr>
+      <w:r>
+        <w:rPr>
+          <w:rFonts w:ascii="Arial Narrow" w:eastAsia="Arial Narrow" w:hAnsi="Arial Narrow" w:cs="Arial Narrow"/>
+          <w:color w:val="000000"/>
+          <w:kern w:val="0"/>
+          <w:sz w:val="22"/>
+          <w:szCs w:val="22"/>
           <w:u w:val="single"/>
+          <w:lang w:val="es-ES" w:eastAsia="es-ES"/>
+          <w14:ligatures w14:val="none"/>
+        </w:rPr>
+        <w:t xml:space="preserve">A </w:t>
+      </w:r>
+      <w:r>
+        <w:rPr>
+          <w:rFonts w:ascii="Arial Narrow" w:eastAsia="Arial Narrow" w:hAnsi="Arial Narrow" w:cs="Arial Narrow"/>
+          <w:color w:val="000000"/>
+          <w:kern w:val="0"/>
+          <w:sz w:val="22"/>
+          <w:szCs w:val="22"/>
+          <w:u w:val="single"/>
+          <w:lang w:val="es-ES" w:eastAsia="es-ES"/>
+          <w14:ligatures w14:val="none"/>
+        </w:rPr>
+        <w:t>Assist Card</w:t>
+      </w:r>
+      <w:r>
+        <w:rPr>
+          <w:rFonts w:ascii="Arial Narrow" w:eastAsia="Arial Narrow" w:hAnsi="Arial Narrow" w:cs="Arial Narrow"/>
+          <w:color w:val="000000"/>
+          <w:kern w:val="0"/>
+          <w:sz w:val="22"/>
+          <w:szCs w:val="22"/>
+          <w:lang w:val="es-ES" w:eastAsia="es-ES"/>
+          <w14:ligatures w14:val="none"/>
+        </w:rPr>
+        <w:t>:</w:t>
+      </w:r>
+      <w:r>
+        <w:rPr>
+          <w:rFonts w:ascii="Arial Narrow" w:eastAsia="Arial Narrow" w:hAnsi="Arial Narrow" w:cs="Arial Narrow"/>
+          <w:color w:val="000000"/>
+          <w:kern w:val="0"/>
+          <w:sz w:val="22"/>
+          <w:szCs w:val="22"/>
+          <w:lang w:eastAsia="es-ES"/>
+          <w14:ligatures w14:val="none"/>
+        </w:rPr>
+        <w:t xml:space="preserve"> </w:t>
+      </w:r>
+      <w:r>
+        <w:rPr>
+          <w:rFonts w:ascii="Arial Narrow" w:eastAsia="Arial Narrow" w:hAnsi="Arial Narrow" w:cs="Arial Narrow"/>
+          <w:color w:val="000000"/>
+          <w:kern w:val="0"/>
+          <w:sz w:val="22"/>
+          <w:szCs w:val="22"/>
+          <w:lang w:eastAsia="es-ES"/>
+          <w14:ligatures w14:val="none"/>
+        </w:rPr>
+        <w:t>(i</w:t>
+      </w:r>
+      <w:r>
+        <w:rPr>
+          <w:rFonts w:ascii="Arial Narrow" w:eastAsia="Arial Narrow" w:hAnsi="Arial Narrow" w:cs="Arial Narrow"/>
+          <w:color w:val="000000"/>
+          <w:kern w:val="0"/>
+          <w:sz w:val="22"/>
+          <w:szCs w:val="22"/>
+          <w:lang w:val="es-ES" w:eastAsia="es-ES"/>
+          <w14:ligatures w14:val="none"/>
+        </w:rPr>
+        <w:t xml:space="preserve">) presentar copia de los términos de cobertura, condiciones generales y alcances del servicio de asistencia médica de emergencia internacional asociado a la Tarjeta de Crédito </w:t>
+      </w:r>
+      <w:r>
+        <w:rPr>
+          <w:rFonts w:ascii="Arial Narrow" w:eastAsia="Arial Narrow" w:hAnsi="Arial Narrow" w:cs="Arial Narrow"/>
+          <w:color w:val="000000"/>
+          <w:kern w:val="0"/>
+          <w:sz w:val="22"/>
+          <w:szCs w:val="22"/>
+          <w:lang w:val="es-ES" w:eastAsia="es-ES"/>
+          <w14:ligatures w14:val="none"/>
+        </w:rPr>
+        <w:t>Mastercard Black</w:t>
+      </w:r>
+      <w:r>
+        <w:rPr>
+          <w:rFonts w:ascii="Arial Narrow" w:eastAsia="Arial Narrow" w:hAnsi="Arial Narrow" w:cs="Arial Narrow"/>
+          <w:color w:val="000000"/>
+          <w:kern w:val="0"/>
+          <w:sz w:val="22"/>
+          <w:szCs w:val="22"/>
+          <w:lang w:val="es-ES" w:eastAsia="es-ES"/>
+          <w14:ligatures w14:val="none"/>
+        </w:rPr>
+        <w:t xml:space="preserve"> </w:t>
+      </w:r>
+      <w:r>
+        <w:rPr>
+          <w:rFonts w:ascii="Arial Narrow" w:eastAsia="Arial Narrow" w:hAnsi="Arial Narrow" w:cs="Arial Narrow"/>
+          <w:color w:val="000000"/>
+          <w:kern w:val="0"/>
+          <w:sz w:val="22"/>
+          <w:szCs w:val="22"/>
+          <w:lang w:val="es-ES" w:eastAsia="es-ES"/>
+          <w14:ligatures w14:val="none"/>
+        </w:rPr>
+        <w:t xml:space="preserve">55365******1855 </w:t>
+      </w:r>
+      <w:r>
+        <w:rPr>
+          <w:rFonts w:ascii="Arial Narrow" w:eastAsia="Arial Narrow" w:hAnsi="Arial Narrow" w:cs="Arial Narrow"/>
+          <w:color w:val="000000"/>
+          <w:kern w:val="0"/>
+          <w:sz w:val="22"/>
+          <w:szCs w:val="22"/>
+          <w:lang w:val="es-ES" w:eastAsia="es-ES"/>
+          <w14:ligatures w14:val="none"/>
+        </w:rPr>
+        <w:t xml:space="preserve">vigentes al mes de </w:t>
+      </w:r>
+      <w:r>
+        <w:rPr>
+          <w:rFonts w:ascii="Arial Narrow" w:eastAsia="Arial Narrow" w:hAnsi="Arial Narrow" w:cs="Arial Narrow"/>
+          <w:color w:val="000000"/>
+          <w:kern w:val="0"/>
+          <w:sz w:val="22"/>
+          <w:szCs w:val="22"/>
+          <w:lang w:val="es-ES" w:eastAsia="es-ES"/>
+          <w14:ligatures w14:val="none"/>
+        </w:rPr>
+        <w:t>febrero de 2026</w:t>
+      </w:r>
+      <w:r>
+        <w:rPr>
+          <w:rFonts w:ascii="Arial Narrow" w:eastAsia="Arial Narrow" w:hAnsi="Arial Narrow" w:cs="Arial Narrow"/>
+          <w:color w:val="000000"/>
+          <w:kern w:val="0"/>
+          <w:sz w:val="22"/>
+          <w:szCs w:val="22"/>
+          <w:lang w:val="es-ES" w:eastAsia="es-ES"/>
+          <w14:ligatures w14:val="none"/>
+        </w:rPr>
+        <w:t xml:space="preserve">; (ii) presentar los medios probatorios que acrediten el </w:t>
+      </w:r>
+      <w:r>
+        <w:rPr>
+          <w:rFonts w:ascii="Arial Narrow" w:eastAsia="Arial Narrow" w:hAnsi="Arial Narrow" w:cs="Arial Narrow"/>
+          <w:color w:val="000000"/>
+          <w:kern w:val="0"/>
+          <w:sz w:val="22"/>
+          <w:szCs w:val="22"/>
+          <w:lang w:val="es-ES" w:eastAsia="es-ES"/>
+          <w14:ligatures w14:val="none"/>
+        </w:rPr>
+        <w:t xml:space="preserve">adecuado </w:t>
+      </w:r>
+      <w:r>
+        <w:rPr>
+          <w:rFonts w:ascii="Arial Narrow" w:eastAsia="Arial Narrow" w:hAnsi="Arial Narrow" w:cs="Arial Narrow"/>
+          <w:color w:val="000000"/>
+          <w:kern w:val="0"/>
+          <w:sz w:val="22"/>
+          <w:szCs w:val="22"/>
+          <w:lang w:val="es-ES" w:eastAsia="es-ES"/>
+          <w14:ligatures w14:val="none"/>
+        </w:rPr>
+        <w:t>procedimiento</w:t>
+      </w:r>
+      <w:r>
+        <w:rPr>
+          <w:rFonts w:ascii="Arial Narrow" w:eastAsia="Arial Narrow" w:hAnsi="Arial Narrow" w:cs="Arial Narrow"/>
+          <w:color w:val="000000"/>
+          <w:kern w:val="0"/>
+          <w:sz w:val="22"/>
+          <w:szCs w:val="22"/>
+          <w:lang w:val="es-ES" w:eastAsia="es-ES"/>
+          <w14:ligatures w14:val="none"/>
+        </w:rPr>
+        <w:t xml:space="preserve"> de </w:t>
+      </w:r>
+      <w:r>
+        <w:rPr>
+          <w:rFonts w:ascii="Arial Narrow" w:eastAsia="Arial Narrow" w:hAnsi="Arial Narrow" w:cs="Arial Narrow"/>
+          <w:color w:val="000000"/>
+          <w:kern w:val="0"/>
+          <w:sz w:val="22"/>
+          <w:szCs w:val="22"/>
+          <w:lang w:val="es-ES" w:eastAsia="es-ES"/>
+          <w14:ligatures w14:val="none"/>
+        </w:rPr>
+        <w:t xml:space="preserve">la solicitud de </w:t>
+      </w:r>
+      <w:r>
+        <w:rPr>
+          <w:rFonts w:ascii="Arial Narrow" w:eastAsia="Arial Narrow" w:hAnsi="Arial Narrow" w:cs="Arial Narrow"/>
+          <w:color w:val="000000"/>
+          <w:kern w:val="0"/>
+          <w:sz w:val="22"/>
+          <w:szCs w:val="22"/>
+          <w:lang w:val="es-ES" w:eastAsia="es-ES"/>
+          <w14:ligatures w14:val="none"/>
+        </w:rPr>
+        <w:t xml:space="preserve">activación del beneficio de asistencia médica internacional </w:t>
+      </w:r>
+      <w:r>
+        <w:rPr>
+          <w:rFonts w:ascii="Arial Narrow" w:eastAsia="Arial Narrow" w:hAnsi="Arial Narrow" w:cs="Arial Narrow"/>
+          <w:color w:val="000000"/>
+          <w:kern w:val="0"/>
+          <w:sz w:val="22"/>
+          <w:szCs w:val="22"/>
+          <w:lang w:val="es-ES" w:eastAsia="es-ES"/>
+          <w14:ligatures w14:val="none"/>
+        </w:rPr>
+        <w:t xml:space="preserve">mediante la modalidad de asistencia directa o pago directo y mediante la modalidad de reembolso de gastos médicos </w:t>
+      </w:r>
+      <w:r>
+        <w:rPr>
+          <w:rFonts w:ascii="Arial Narrow" w:eastAsia="Arial Narrow" w:hAnsi="Arial Narrow" w:cs="Arial Narrow"/>
+          <w:color w:val="000000"/>
+          <w:kern w:val="0"/>
+          <w:sz w:val="22"/>
+          <w:szCs w:val="22"/>
+          <w:lang w:val="es-ES" w:eastAsia="es-ES"/>
+          <w14:ligatures w14:val="none"/>
+        </w:rPr>
+        <w:t>asociado</w:t>
+      </w:r>
+      <w:r>
+        <w:rPr>
+          <w:rFonts w:ascii="Arial Narrow" w:eastAsia="Arial Narrow" w:hAnsi="Arial Narrow" w:cs="Arial Narrow"/>
+          <w:color w:val="000000"/>
+          <w:kern w:val="0"/>
+          <w:sz w:val="22"/>
+          <w:szCs w:val="22"/>
+          <w:lang w:val="es-ES" w:eastAsia="es-ES"/>
+          <w14:ligatures w14:val="none"/>
+        </w:rPr>
+        <w:t>s</w:t>
+      </w:r>
+      <w:r>
+        <w:rPr>
+          <w:rFonts w:ascii="Arial Narrow" w:eastAsia="Arial Narrow" w:hAnsi="Arial Narrow" w:cs="Arial Narrow"/>
+          <w:color w:val="000000"/>
+          <w:kern w:val="0"/>
+          <w:sz w:val="22"/>
+          <w:szCs w:val="22"/>
+          <w:lang w:val="es-ES" w:eastAsia="es-ES"/>
+          <w14:ligatures w14:val="none"/>
+        </w:rPr>
+        <w:t xml:space="preserve"> a la </w:t>
+      </w:r>
+      <w:r>
+        <w:rPr>
+          <w:rFonts w:ascii="Arial Narrow" w:eastAsia="Arial Narrow" w:hAnsi="Arial Narrow" w:cs="Arial Narrow"/>
+          <w:color w:val="000000"/>
+          <w:kern w:val="0"/>
+          <w:sz w:val="22"/>
+          <w:szCs w:val="22"/>
+          <w:lang w:val="es-ES" w:eastAsia="es-ES"/>
+          <w14:ligatures w14:val="none"/>
+        </w:rPr>
+        <w:t>Tarjeta de Crédito Mastercard Black 553xxxxxx855</w:t>
+      </w:r>
+      <w:r>
+        <w:rPr>
+          <w:rFonts w:ascii="Arial Narrow" w:eastAsia="Arial Narrow" w:hAnsi="Arial Narrow" w:cs="Arial Narrow"/>
+          <w:color w:val="000000"/>
+          <w:kern w:val="0"/>
+          <w:sz w:val="22"/>
+          <w:szCs w:val="22"/>
+          <w:lang w:val="es-ES" w:eastAsia="es-ES"/>
+          <w14:ligatures w14:val="none"/>
+        </w:rPr>
+        <w:t>, incluyendo los canales habilitados y requisitos exigidos al consumidor; y, (iii) presentar todas las comunicaciones cursadas con la parte denunciante en virtud de los hechos materia de denuncia.</w:t>
+      </w:r>
+    </w:p>
+    <w:p>
+      <w:pPr>
+        <w:spacing w:before="0" w:after="0" w:line="240" w:lineRule="auto"/>
+        <w:jc w:val="both"/>
+        <w:rPr>
+          <w:rFonts w:ascii="Arial Narrow" w:eastAsia="Arial Narrow" w:hAnsi="Arial Narrow" w:cs="Arial Narrow"/>
+          <w:color w:val="000000"/>
+          <w:kern w:val="0"/>
+          <w:sz w:val="22"/>
+          <w:szCs w:val="22"/>
           <w:lang w:val="es-ES" w:eastAsia="es-ES"/>
           <w14:ligatures w14:val="none"/>
         </w:rPr>
@@ -4242,21 +4565,21 @@
           <w:kern w:val="0"/>
           <w:sz w:val="22"/>
           <w:szCs w:val="22"/>
-          <w:lang w:val="es-ES" w:eastAsia="es-ES"/>
-          <w14:ligatures w14:val="none"/>
-        </w:rPr>
-      </w:pPr>
-      <w:r>
-        <w:rPr>
-          <w:rFonts w:ascii="Arial Narrow" w:eastAsia="Arial Narrow" w:hAnsi="Arial Narrow" w:cs="Arial Narrow"/>
-          <w:color w:val="000000"/>
-          <w:kern w:val="0"/>
-          <w:sz w:val="22"/>
-          <w:szCs w:val="22"/>
           <w:u w:val="single"/>
           <w:lang w:val="es-ES" w:eastAsia="es-ES"/>
           <w14:ligatures w14:val="none"/>
         </w:rPr>
+      </w:pPr>
+      <w:r>
+        <w:rPr>
+          <w:rFonts w:ascii="Arial Narrow" w:eastAsia="Arial Narrow" w:hAnsi="Arial Narrow" w:cs="Arial Narrow"/>
+          <w:color w:val="000000"/>
+          <w:kern w:val="0"/>
+          <w:sz w:val="22"/>
+          <w:szCs w:val="22"/>
+          <w:lang w:val="es-ES" w:eastAsia="es-ES"/>
+          <w14:ligatures w14:val="none"/>
+        </w:rPr>
         <w:t xml:space="preserve">A </w:t>
       </w:r>
       <w:r>
@@ -4266,11 +4589,10 @@
           <w:kern w:val="0"/>
           <w:sz w:val="22"/>
           <w:szCs w:val="22"/>
-          <w:u w:val="single"/>
-          <w:lang w:val="es-ES" w:eastAsia="es-ES"/>
-          <w14:ligatures w14:val="none"/>
-        </w:rPr>
-        <w:t>Assist Card</w:t>
+          <w:lang w:val="es-ES" w:eastAsia="es-ES"/>
+          <w14:ligatures w14:val="none"/>
+        </w:rPr>
+        <w:t>Mastercard</w:t>
       </w:r>
       <w:r>
         <w:rPr>
@@ -4303,315 +4625,6 @@
           <w:kern w:val="0"/>
           <w:sz w:val="22"/>
           <w:szCs w:val="22"/>
-          <w:lang w:eastAsia="es-ES"/>
-          <w14:ligatures w14:val="none"/>
-        </w:rPr>
-        <w:t>(i</w:t>
-      </w:r>
-      <w:r>
-        <w:rPr>
-          <w:rFonts w:ascii="Arial Narrow" w:eastAsia="Arial Narrow" w:hAnsi="Arial Narrow" w:cs="Arial Narrow"/>
-          <w:color w:val="000000"/>
-          <w:kern w:val="0"/>
-          <w:sz w:val="22"/>
-          <w:szCs w:val="22"/>
-          <w:lang w:val="es-ES" w:eastAsia="es-ES"/>
-          <w14:ligatures w14:val="none"/>
-        </w:rPr>
-        <w:t xml:space="preserve">) presentar copia de los términos de cobertura, condiciones generales y alcances del servicio de asistencia médica de emergencia internacional asociado a la Tarjeta de Crédito </w:t>
-      </w:r>
-      <w:r>
-        <w:rPr>
-          <w:rFonts w:ascii="Arial Narrow" w:eastAsia="Arial Narrow" w:hAnsi="Arial Narrow" w:cs="Arial Narrow"/>
-          <w:color w:val="000000"/>
-          <w:kern w:val="0"/>
-          <w:sz w:val="22"/>
-          <w:szCs w:val="22"/>
-          <w:lang w:val="es-ES" w:eastAsia="es-ES"/>
-          <w14:ligatures w14:val="none"/>
-        </w:rPr>
-        <w:t>Mastercard Black</w:t>
-      </w:r>
-      <w:r>
-        <w:rPr>
-          <w:rFonts w:ascii="Arial Narrow" w:eastAsia="Arial Narrow" w:hAnsi="Arial Narrow" w:cs="Arial Narrow"/>
-          <w:color w:val="000000"/>
-          <w:kern w:val="0"/>
-          <w:sz w:val="22"/>
-          <w:szCs w:val="22"/>
-          <w:lang w:val="es-ES" w:eastAsia="es-ES"/>
-          <w14:ligatures w14:val="none"/>
-        </w:rPr>
-        <w:t xml:space="preserve"> </w:t>
-      </w:r>
-      <w:r>
-        <w:rPr>
-          <w:rFonts w:ascii="Arial Narrow" w:eastAsia="Arial Narrow" w:hAnsi="Arial Narrow" w:cs="Arial Narrow"/>
-          <w:color w:val="000000"/>
-          <w:kern w:val="0"/>
-          <w:sz w:val="22"/>
-          <w:szCs w:val="22"/>
-          <w:lang w:val="es-ES" w:eastAsia="es-ES"/>
-          <w14:ligatures w14:val="none"/>
-        </w:rPr>
-        <w:t xml:space="preserve">55365******1855 </w:t>
-      </w:r>
-      <w:r>
-        <w:rPr>
-          <w:rFonts w:ascii="Arial Narrow" w:eastAsia="Arial Narrow" w:hAnsi="Arial Narrow" w:cs="Arial Narrow"/>
-          <w:color w:val="000000"/>
-          <w:kern w:val="0"/>
-          <w:sz w:val="22"/>
-          <w:szCs w:val="22"/>
-          <w:lang w:val="es-ES" w:eastAsia="es-ES"/>
-          <w14:ligatures w14:val="none"/>
-        </w:rPr>
-        <w:t xml:space="preserve">vigentes al mes de </w:t>
-      </w:r>
-      <w:r>
-        <w:rPr>
-          <w:rFonts w:ascii="Arial Narrow" w:eastAsia="Arial Narrow" w:hAnsi="Arial Narrow" w:cs="Arial Narrow"/>
-          <w:color w:val="000000"/>
-          <w:kern w:val="0"/>
-          <w:sz w:val="22"/>
-          <w:szCs w:val="22"/>
-          <w:lang w:val="es-ES" w:eastAsia="es-ES"/>
-          <w14:ligatures w14:val="none"/>
-        </w:rPr>
-        <w:t>febrero de 2026</w:t>
-      </w:r>
-      <w:r>
-        <w:rPr>
-          <w:rFonts w:ascii="Arial Narrow" w:eastAsia="Arial Narrow" w:hAnsi="Arial Narrow" w:cs="Arial Narrow"/>
-          <w:color w:val="000000"/>
-          <w:kern w:val="0"/>
-          <w:sz w:val="22"/>
-          <w:szCs w:val="22"/>
-          <w:lang w:val="es-ES" w:eastAsia="es-ES"/>
-          <w14:ligatures w14:val="none"/>
-        </w:rPr>
-        <w:t xml:space="preserve">; (ii) presentar los medios probatorios que acrediten el </w:t>
-      </w:r>
-      <w:r>
-        <w:rPr>
-          <w:rFonts w:ascii="Arial Narrow" w:eastAsia="Arial Narrow" w:hAnsi="Arial Narrow" w:cs="Arial Narrow"/>
-          <w:color w:val="000000"/>
-          <w:kern w:val="0"/>
-          <w:sz w:val="22"/>
-          <w:szCs w:val="22"/>
-          <w:lang w:val="es-ES" w:eastAsia="es-ES"/>
-          <w14:ligatures w14:val="none"/>
-        </w:rPr>
-        <w:t xml:space="preserve">adecuado </w:t>
-      </w:r>
-      <w:r>
-        <w:rPr>
-          <w:rFonts w:ascii="Arial Narrow" w:eastAsia="Arial Narrow" w:hAnsi="Arial Narrow" w:cs="Arial Narrow"/>
-          <w:color w:val="000000"/>
-          <w:kern w:val="0"/>
-          <w:sz w:val="22"/>
-          <w:szCs w:val="22"/>
-          <w:lang w:val="es-ES" w:eastAsia="es-ES"/>
-          <w14:ligatures w14:val="none"/>
-        </w:rPr>
-        <w:t>procedimiento</w:t>
-      </w:r>
-      <w:r>
-        <w:rPr>
-          <w:rFonts w:ascii="Arial Narrow" w:eastAsia="Arial Narrow" w:hAnsi="Arial Narrow" w:cs="Arial Narrow"/>
-          <w:color w:val="000000"/>
-          <w:kern w:val="0"/>
-          <w:sz w:val="22"/>
-          <w:szCs w:val="22"/>
-          <w:lang w:val="es-ES" w:eastAsia="es-ES"/>
-          <w14:ligatures w14:val="none"/>
-        </w:rPr>
-        <w:t xml:space="preserve"> de </w:t>
-      </w:r>
-      <w:r>
-        <w:rPr>
-          <w:rFonts w:ascii="Arial Narrow" w:eastAsia="Arial Narrow" w:hAnsi="Arial Narrow" w:cs="Arial Narrow"/>
-          <w:color w:val="000000"/>
-          <w:kern w:val="0"/>
-          <w:sz w:val="22"/>
-          <w:szCs w:val="22"/>
-          <w:lang w:val="es-ES" w:eastAsia="es-ES"/>
-          <w14:ligatures w14:val="none"/>
-        </w:rPr>
-        <w:t xml:space="preserve">la solicitud de </w:t>
-      </w:r>
-      <w:r>
-        <w:rPr>
-          <w:rFonts w:ascii="Arial Narrow" w:eastAsia="Arial Narrow" w:hAnsi="Arial Narrow" w:cs="Arial Narrow"/>
-          <w:color w:val="000000"/>
-          <w:kern w:val="0"/>
-          <w:sz w:val="22"/>
-          <w:szCs w:val="22"/>
-          <w:lang w:val="es-ES" w:eastAsia="es-ES"/>
-          <w14:ligatures w14:val="none"/>
-        </w:rPr>
-        <w:t xml:space="preserve">activación del beneficio de asistencia médica internacional </w:t>
-      </w:r>
-      <w:r>
-        <w:rPr>
-          <w:rFonts w:ascii="Arial Narrow" w:eastAsia="Arial Narrow" w:hAnsi="Arial Narrow" w:cs="Arial Narrow"/>
-          <w:color w:val="000000"/>
-          <w:kern w:val="0"/>
-          <w:sz w:val="22"/>
-          <w:szCs w:val="22"/>
-          <w:lang w:val="es-ES" w:eastAsia="es-ES"/>
-          <w14:ligatures w14:val="none"/>
-        </w:rPr>
-        <w:t xml:space="preserve">mediante la modalidad de asistencia directa o pago directo y mediante la modalidad de reembolso de gastos médicos </w:t>
-      </w:r>
-      <w:r>
-        <w:rPr>
-          <w:rFonts w:ascii="Arial Narrow" w:eastAsia="Arial Narrow" w:hAnsi="Arial Narrow" w:cs="Arial Narrow"/>
-          <w:color w:val="000000"/>
-          <w:kern w:val="0"/>
-          <w:sz w:val="22"/>
-          <w:szCs w:val="22"/>
-          <w:lang w:val="es-ES" w:eastAsia="es-ES"/>
-          <w14:ligatures w14:val="none"/>
-        </w:rPr>
-        <w:t>asociado</w:t>
-      </w:r>
-      <w:r>
-        <w:rPr>
-          <w:rFonts w:ascii="Arial Narrow" w:eastAsia="Arial Narrow" w:hAnsi="Arial Narrow" w:cs="Arial Narrow"/>
-          <w:color w:val="000000"/>
-          <w:kern w:val="0"/>
-          <w:sz w:val="22"/>
-          <w:szCs w:val="22"/>
-          <w:lang w:val="es-ES" w:eastAsia="es-ES"/>
-          <w14:ligatures w14:val="none"/>
-        </w:rPr>
-        <w:t>s</w:t>
-      </w:r>
-      <w:r>
-        <w:rPr>
-          <w:rFonts w:ascii="Arial Narrow" w:eastAsia="Arial Narrow" w:hAnsi="Arial Narrow" w:cs="Arial Narrow"/>
-          <w:color w:val="000000"/>
-          <w:kern w:val="0"/>
-          <w:sz w:val="22"/>
-          <w:szCs w:val="22"/>
-          <w:lang w:val="es-ES" w:eastAsia="es-ES"/>
-          <w14:ligatures w14:val="none"/>
-        </w:rPr>
-        <w:t xml:space="preserve"> a la </w:t>
-      </w:r>
-      <w:r>
-        <w:rPr>
-          <w:rFonts w:ascii="Arial Narrow" w:eastAsia="Arial Narrow" w:hAnsi="Arial Narrow" w:cs="Arial Narrow"/>
-          <w:color w:val="000000"/>
-          <w:kern w:val="0"/>
-          <w:sz w:val="22"/>
-          <w:szCs w:val="22"/>
-          <w:lang w:val="es-ES" w:eastAsia="es-ES"/>
-          <w14:ligatures w14:val="none"/>
-        </w:rPr>
-        <w:t>Tarjeta de Crédito Mastercard Black 553xxxxxx855</w:t>
-      </w:r>
-      <w:r>
-        <w:rPr>
-          <w:rFonts w:ascii="Arial Narrow" w:eastAsia="Arial Narrow" w:hAnsi="Arial Narrow" w:cs="Arial Narrow"/>
-          <w:color w:val="000000"/>
-          <w:kern w:val="0"/>
-          <w:sz w:val="22"/>
-          <w:szCs w:val="22"/>
-          <w:lang w:val="es-ES" w:eastAsia="es-ES"/>
-          <w14:ligatures w14:val="none"/>
-        </w:rPr>
-        <w:t>, incluyendo los canales habilitados y requisitos exigidos al consumidor; y, (iii) presentar todas las comunicaciones cursadas con la parte denunciante en virtud de los hechos materia de denuncia.</w:t>
-      </w:r>
-    </w:p>
-    <w:p>
-      <w:pPr>
-        <w:spacing w:after="0" w:line="240" w:lineRule="auto"/>
-        <w:jc w:val="both"/>
-        <w:rPr>
-          <w:rFonts w:ascii="Arial Narrow" w:eastAsia="Arial Narrow" w:hAnsi="Arial Narrow" w:cs="Arial Narrow"/>
-          <w:color w:val="000000"/>
-          <w:kern w:val="0"/>
-          <w:sz w:val="22"/>
-          <w:szCs w:val="22"/>
-          <w:lang w:val="es-ES" w:eastAsia="es-ES"/>
-          <w14:ligatures w14:val="none"/>
-        </w:rPr>
-      </w:pPr>
-    </w:p>
-    <w:p>
-      <w:pPr>
-        <w:pStyle w:val="Prrafodelista"/>
-        <w:spacing w:after="0" w:line="240" w:lineRule="auto"/>
-        <w:ind w:left="567"/>
-        <w:jc w:val="both"/>
-        <w:rPr>
-          <w:rFonts w:ascii="Arial Narrow" w:eastAsia="Arial Narrow" w:hAnsi="Arial Narrow" w:cs="Arial Narrow"/>
-          <w:color w:val="000000"/>
-          <w:kern w:val="0"/>
-          <w:sz w:val="22"/>
-          <w:szCs w:val="22"/>
-          <w:u w:val="single"/>
-          <w:lang w:val="es-ES" w:eastAsia="es-ES"/>
-          <w14:ligatures w14:val="none"/>
-        </w:rPr>
-      </w:pPr>
-      <w:r>
-        <w:rPr>
-          <w:rFonts w:ascii="Arial Narrow" w:eastAsia="Arial Narrow" w:hAnsi="Arial Narrow" w:cs="Arial Narrow"/>
-          <w:color w:val="000000"/>
-          <w:kern w:val="0"/>
-          <w:sz w:val="22"/>
-          <w:szCs w:val="22"/>
-          <w:lang w:val="es-ES" w:eastAsia="es-ES"/>
-          <w14:ligatures w14:val="none"/>
-        </w:rPr>
-        <w:t xml:space="preserve">A </w:t>
-      </w:r>
-      <w:r>
-        <w:rPr>
-          <w:rFonts w:ascii="Arial Narrow" w:eastAsia="Arial Narrow" w:hAnsi="Arial Narrow" w:cs="Arial Narrow"/>
-          <w:color w:val="000000"/>
-          <w:kern w:val="0"/>
-          <w:sz w:val="22"/>
-          <w:szCs w:val="22"/>
-          <w:lang w:val="es-ES" w:eastAsia="es-ES"/>
-          <w14:ligatures w14:val="none"/>
-        </w:rPr>
-        <w:t>Mastercard</w:t>
-      </w:r>
-      <w:r>
-        <w:rPr>
-          <w:rFonts w:ascii="Arial Narrow" w:eastAsia="Arial Narrow" w:hAnsi="Arial Narrow" w:cs="Arial Narrow"/>
-          <w:color w:val="000000"/>
-          <w:kern w:val="0"/>
-          <w:sz w:val="22"/>
-          <w:szCs w:val="22"/>
-          <w:lang w:val="es-ES" w:eastAsia="es-ES"/>
-          <w14:ligatures w14:val="none"/>
-        </w:rPr>
-        <w:t>:</w:t>
-      </w:r>
-      <w:r>
-        <w:rPr>
-          <w:rFonts w:ascii="Arial Narrow" w:eastAsia="Arial Narrow" w:hAnsi="Arial Narrow" w:cs="Arial Narrow"/>
-          <w:color w:val="000000"/>
-          <w:kern w:val="0"/>
-          <w:sz w:val="22"/>
-          <w:szCs w:val="22"/>
-          <w:lang w:eastAsia="es-ES"/>
-          <w14:ligatures w14:val="none"/>
-        </w:rPr>
-        <w:t xml:space="preserve"> </w:t>
-      </w:r>
-      <w:r>
-        <w:rPr>
-          <w:rFonts w:ascii="Arial Narrow" w:eastAsia="Arial Narrow" w:hAnsi="Arial Narrow" w:cs="Arial Narrow"/>
-          <w:color w:val="000000"/>
-          <w:kern w:val="0"/>
-          <w:sz w:val="22"/>
-          <w:szCs w:val="22"/>
           <w:lang w:val="es-ES" w:eastAsia="es-ES"/>
           <w14:ligatures w14:val="none"/>
         </w:rPr>
@@ -4621,7 +4634,7 @@
     <w:bookmarkEnd w:id="8"/>
     <w:p>
       <w:pPr>
-        <w:spacing w:after="0" w:line="240" w:lineRule="auto"/>
+        <w:spacing w:before="0" w:after="0" w:line="240" w:lineRule="auto"/>
         <w:jc w:val="both"/>
         <w:rPr>
           <w:rFonts w:ascii="Arial Narrow" w:eastAsia="Arial Narrow" w:hAnsi="Arial Narrow" w:cs="Arial Narrow"/>
@@ -4675,26 +4688,26 @@
     </w:p>
     <w:p>
       <w:pPr>
+        <w:spacing w:before="0" w:after="0" w:line="240" w:lineRule="auto"/>
+        <w:jc w:val="both"/>
+        <w:rPr>
+          <w:rFonts w:ascii="Arial Narrow" w:eastAsia="Arial Narrow" w:hAnsi="Arial Narrow" w:cs="Arial Narrow"/>
+          <w:b/>
+          <w:color w:val="000000"/>
+          <w:kern w:val="0"/>
+          <w:sz w:val="22"/>
+          <w:szCs w:val="22"/>
+          <w:lang w:eastAsia="es-PE"/>
+          <w14:ligatures w14:val="none"/>
+        </w:rPr>
+      </w:pPr>
+    </w:p>
+    <w:p>
+      <w:pPr>
         <w:spacing w:after="0" w:line="240" w:lineRule="auto"/>
         <w:jc w:val="both"/>
         <w:rPr>
           <w:rFonts w:ascii="Arial Narrow" w:eastAsia="Arial Narrow" w:hAnsi="Arial Narrow" w:cs="Arial Narrow"/>
-          <w:b/>
-          <w:color w:val="000000"/>
-          <w:kern w:val="0"/>
-          <w:sz w:val="22"/>
-          <w:szCs w:val="22"/>
-          <w:lang w:eastAsia="es-PE"/>
-          <w14:ligatures w14:val="none"/>
-        </w:rPr>
-      </w:pPr>
-    </w:p>
-    <w:p>
-      <w:pPr>
-        <w:spacing w:after="0" w:line="240" w:lineRule="auto"/>
-        <w:jc w:val="both"/>
-        <w:rPr>
-          <w:rFonts w:ascii="Arial Narrow" w:eastAsia="Arial Narrow" w:hAnsi="Arial Narrow" w:cs="Arial Narrow"/>
           <w:color w:val="000000"/>
           <w:kern w:val="0"/>
           <w:sz w:val="22"/>
@@ -4881,10 +4894,10 @@
     <w:p>
       <w:pPr>
         <w:pStyle w:val="Prrafodelista"/>
+        <w:spacing w:before="0" w:after="0" w:line="240" w:lineRule="auto"/>
         <w:tabs>
           <w:tab w:val="num" w:pos="567"/>
         </w:tabs>
-        <w:spacing w:after="0" w:line="240" w:lineRule="auto"/>
         <w:ind w:left="567"/>
         <w:jc w:val="both"/>
         <w:rPr>
@@ -5105,10 +5118,10 @@
     <w:p>
       <w:pPr>
         <w:pStyle w:val="Prrafodelista"/>
+        <w:spacing w:before="0" w:after="0" w:line="240" w:lineRule="auto"/>
         <w:tabs>
           <w:tab w:val="num" w:pos="567"/>
         </w:tabs>
-        <w:spacing w:after="0" w:line="240" w:lineRule="auto"/>
         <w:ind w:left="567"/>
         <w:jc w:val="both"/>
         <w:rPr>
@@ -5238,10 +5251,10 @@
     <w:p>
       <w:pPr>
         <w:pStyle w:val="Prrafodelista"/>
+        <w:spacing w:before="0" w:after="0" w:line="240" w:lineRule="auto"/>
         <w:tabs>
           <w:tab w:val="num" w:pos="567"/>
         </w:tabs>
-        <w:spacing w:after="0" w:line="240" w:lineRule="auto"/>
         <w:ind w:left="567"/>
         <w:jc w:val="both"/>
         <w:rPr>
@@ -5361,10 +5374,10 @@
     <w:p>
       <w:pPr>
         <w:pStyle w:val="Prrafodelista"/>
+        <w:spacing w:before="0" w:after="0" w:line="240" w:lineRule="auto"/>
         <w:tabs>
           <w:tab w:val="num" w:pos="567"/>
         </w:tabs>
-        <w:spacing w:after="0" w:line="240" w:lineRule="auto"/>
         <w:ind w:left="567"/>
         <w:jc w:val="both"/>
         <w:rPr>
@@ -5434,10 +5447,10 @@
     <w:p>
       <w:pPr>
         <w:pStyle w:val="Prrafodelista"/>
+        <w:spacing w:before="0" w:after="0" w:line="240" w:lineRule="auto"/>
         <w:tabs>
           <w:tab w:val="num" w:pos="567"/>
         </w:tabs>
-        <w:spacing w:after="0" w:line="240" w:lineRule="auto"/>
         <w:ind w:left="567"/>
         <w:jc w:val="both"/>
         <w:rPr>
@@ -5539,6 +5552,7 @@
     <w:p>
       <w:pPr>
         <w:pStyle w:val="Prrafodelista"/>
+        <w:spacing w:before="0" w:after="0" w:line="240" w:lineRule="auto"/>
         <w:rPr>
           <w:rFonts w:ascii="Arial Narrow" w:eastAsia="Arial Narrow" w:hAnsi="Arial Narrow" w:cs="Arial Narrow"/>
           <w:kern w:val="0"/>
@@ -5626,10 +5640,10 @@
     <w:p>
       <w:pPr>
         <w:pStyle w:val="Prrafodelista"/>
+        <w:spacing w:before="0" w:after="0" w:line="240" w:lineRule="auto"/>
         <w:tabs>
           <w:tab w:val="num" w:pos="567"/>
         </w:tabs>
-        <w:spacing w:after="0" w:line="240" w:lineRule="auto"/>
         <w:ind w:left="567"/>
         <w:jc w:val="both"/>
         <w:rPr>
@@ -5749,7 +5763,7 @@
     </w:p>
     <w:p>
       <w:pPr>
-        <w:spacing w:after="0" w:line="240" w:lineRule="auto"/>
+        <w:spacing w:before="0" w:after="0" w:line="240" w:lineRule="auto"/>
         <w:jc w:val="both"/>
         <w:rPr>
           <w:rFonts w:ascii="Arial Narrow" w:eastAsia="Arial Narrow" w:hAnsi="Arial Narrow" w:cs="Arial Narrow"/>
@@ -5835,23 +5849,23 @@
     </w:p>
     <w:p>
       <w:pPr>
+        <w:spacing w:before="0" w:after="0" w:line="240" w:lineRule="auto"/>
+        <w:contextualSpacing/>
+        <w:jc w:val="both"/>
+        <w:rPr>
+          <w:rFonts w:ascii="Arial Narrow" w:eastAsia="Arial Narrow" w:hAnsi="Arial Narrow" w:cs="Arial Narrow"/>
+          <w:color w:val="000000"/>
+          <w:kern w:val="0"/>
+          <w:sz w:val="22"/>
+          <w:szCs w:val="22"/>
+          <w:lang w:eastAsia="es-PE"/>
+          <w14:ligatures w14:val="none"/>
+        </w:rPr>
+      </w:pPr>
+    </w:p>
+    <w:p>
+      <w:pPr>
         <w:spacing w:after="0" w:line="240" w:lineRule="auto"/>
-        <w:contextualSpacing/>
-        <w:jc w:val="both"/>
-        <w:rPr>
-          <w:rFonts w:ascii="Arial Narrow" w:eastAsia="Arial Narrow" w:hAnsi="Arial Narrow" w:cs="Arial Narrow"/>
-          <w:color w:val="000000"/>
-          <w:kern w:val="0"/>
-          <w:sz w:val="22"/>
-          <w:szCs w:val="22"/>
-          <w:lang w:eastAsia="es-PE"/>
-          <w14:ligatures w14:val="none"/>
-        </w:rPr>
-      </w:pPr>
-    </w:p>
-    <w:p>
-      <w:pPr>
-        <w:spacing w:after="0" w:line="240" w:lineRule="auto"/>
         <w:jc w:val="both"/>
         <w:rPr>
           <w:rFonts w:ascii="Arial Narrow" w:eastAsia="Arial Narrow" w:hAnsi="Arial Narrow" w:cs="Arial Narrow"/>
@@ -5963,7 +5977,7 @@
     </w:p>
     <w:p>
       <w:pPr>
-        <w:spacing w:after="0" w:line="240" w:lineRule="auto"/>
+        <w:spacing w:before="0" w:after="0" w:line="240" w:lineRule="auto"/>
         <w:jc w:val="both"/>
         <w:rPr>
           <w:rFonts w:ascii="Arial Narrow" w:eastAsia="Arial Narrow" w:hAnsi="Arial Narrow" w:cs="Arial Narrow"/>
@@ -6211,7 +6225,7 @@
     </w:p>
     <w:p>
       <w:pPr>
-        <w:spacing w:after="0" w:line="240" w:lineRule="auto"/>
+        <w:spacing w:before="0" w:after="0" w:line="240" w:lineRule="auto"/>
         <w:ind w:left="567"/>
         <w:jc w:val="both"/>
         <w:rPr>
@@ -6312,25 +6326,25 @@
     </w:p>
     <w:p>
       <w:pPr>
+        <w:spacing w:before="0" w:after="0" w:line="240" w:lineRule="auto"/>
+        <w:jc w:val="both"/>
+        <w:rPr>
+          <w:rFonts w:ascii="Arial Narrow" w:eastAsia="Arial Narrow" w:hAnsi="Arial Narrow" w:cs="Arial Narrow"/>
+          <w:color w:val="000000"/>
+          <w:kern w:val="0"/>
+          <w:sz w:val="22"/>
+          <w:szCs w:val="22"/>
+          <w:lang w:eastAsia="es-PE"/>
+          <w14:ligatures w14:val="none"/>
+        </w:rPr>
+      </w:pPr>
+    </w:p>
+    <w:p>
+      <w:pPr>
         <w:spacing w:after="0" w:line="240" w:lineRule="auto"/>
         <w:jc w:val="both"/>
         <w:rPr>
           <w:rFonts w:ascii="Arial Narrow" w:eastAsia="Arial Narrow" w:hAnsi="Arial Narrow" w:cs="Arial Narrow"/>
-          <w:color w:val="000000"/>
-          <w:kern w:val="0"/>
-          <w:sz w:val="22"/>
-          <w:szCs w:val="22"/>
-          <w:lang w:eastAsia="es-PE"/>
-          <w14:ligatures w14:val="none"/>
-        </w:rPr>
-      </w:pPr>
-    </w:p>
-    <w:p>
-      <w:pPr>
-        <w:spacing w:after="0" w:line="240" w:lineRule="auto"/>
-        <w:jc w:val="both"/>
-        <w:rPr>
-          <w:rFonts w:ascii="Arial Narrow" w:eastAsia="Arial Narrow" w:hAnsi="Arial Narrow" w:cs="Arial Narrow"/>
           <w:bCs/>
           <w:sz w:val="22"/>
           <w:szCs w:val="22"/>
@@ -6484,7 +6498,7 @@
     </w:p>
     <w:p>
       <w:pPr>
-        <w:spacing w:after="0" w:line="240" w:lineRule="auto"/>
+        <w:spacing w:before="0" w:after="0" w:line="240" w:lineRule="auto"/>
         <w:jc w:val="both"/>
         <w:rPr>
           <w:rFonts w:ascii="Arial Narrow" w:eastAsia="Arial Narrow" w:hAnsi="Arial Narrow" w:cs="Arial Narrow"/>
@@ -6649,6 +6663,21 @@
     </w:p>
     <w:p>
       <w:pPr>
+        <w:spacing w:before="0" w:after="0" w:line="240" w:lineRule="auto"/>
+        <w:jc w:val="both"/>
+        <w:rPr>
+          <w:rFonts w:ascii="Arial Narrow" w:eastAsia="Arial Narrow" w:hAnsi="Arial Narrow" w:cs="Arial Narrow"/>
+          <w:color w:val="000000"/>
+          <w:kern w:val="0"/>
+          <w:sz w:val="22"/>
+          <w:szCs w:val="22"/>
+          <w:lang w:val="es-ES" w:eastAsia="es-ES"/>
+          <w14:ligatures w14:val="none"/>
+        </w:rPr>
+      </w:pPr>
+    </w:p>
+    <w:p>
+      <w:pPr>
         <w:spacing w:after="0" w:line="240" w:lineRule="auto"/>
         <w:jc w:val="both"/>
         <w:rPr>
@@ -6661,21 +6690,6 @@
           <w14:ligatures w14:val="none"/>
         </w:rPr>
       </w:pPr>
-    </w:p>
-    <w:p>
-      <w:pPr>
-        <w:spacing w:after="0" w:line="240" w:lineRule="auto"/>
-        <w:jc w:val="both"/>
-        <w:rPr>
-          <w:rFonts w:ascii="Arial Narrow" w:eastAsia="Arial Narrow" w:hAnsi="Arial Narrow" w:cs="Arial Narrow"/>
-          <w:color w:val="000000"/>
-          <w:kern w:val="0"/>
-          <w:sz w:val="22"/>
-          <w:szCs w:val="22"/>
-          <w:lang w:val="es-ES" w:eastAsia="es-ES"/>
-          <w14:ligatures w14:val="none"/>
-        </w:rPr>
-      </w:pPr>
       <w:r>
         <w:rPr>
           <w:rFonts w:ascii="Arial Narrow" w:eastAsia="Arial Narrow" w:hAnsi="Arial Narrow" w:cs="Arial Narrow"/>
@@ -6827,7 +6841,7 @@
     </w:p>
     <w:p>
       <w:pPr>
-        <w:spacing w:after="0" w:line="240" w:lineRule="auto"/>
+        <w:spacing w:before="0" w:after="0" w:line="240" w:lineRule="auto"/>
         <w:jc w:val="both"/>
         <w:rPr>
           <w:rFonts w:ascii="Arial Narrow" w:eastAsia="Arial Narrow" w:hAnsi="Arial Narrow" w:cs="Arial Narrow"/>
@@ -7025,78 +7039,78 @@
     </w:p>
     <w:p>
       <w:pPr>
+        <w:spacing w:before="0" w:after="0" w:line="240" w:lineRule="auto"/>
+        <w:shd w:val="clear" w:color="auto" w:fill="FFFFFF"/>
+        <w:jc w:val="both"/>
+        <w:rPr>
+          <w:rFonts w:ascii="Arial Narrow" w:eastAsia="Arial Narrow" w:hAnsi="Arial Narrow" w:cs="Arial Narrow"/>
+          <w:b/>
+          <w:color w:val="000000"/>
+          <w:kern w:val="0"/>
+          <w:sz w:val="22"/>
+          <w:szCs w:val="22"/>
+          <w:lang w:eastAsia="es-PE"/>
+          <w14:ligatures w14:val="none"/>
+        </w:rPr>
+      </w:pPr>
+    </w:p>
+    <w:p>
+      <w:pPr>
         <w:shd w:val="clear" w:color="auto" w:fill="FFFFFF"/>
         <w:spacing w:after="0" w:line="240" w:lineRule="auto"/>
         <w:jc w:val="both"/>
         <w:rPr>
           <w:rFonts w:ascii="Arial Narrow" w:eastAsia="Arial Narrow" w:hAnsi="Arial Narrow" w:cs="Arial Narrow"/>
-          <w:b/>
-          <w:color w:val="000000"/>
-          <w:kern w:val="0"/>
-          <w:sz w:val="22"/>
-          <w:szCs w:val="22"/>
-          <w:lang w:eastAsia="es-PE"/>
-          <w14:ligatures w14:val="none"/>
-        </w:rPr>
-      </w:pPr>
-    </w:p>
-    <w:p>
-      <w:pPr>
+          <w:color w:val="000000"/>
+          <w:kern w:val="0"/>
+          <w:sz w:val="22"/>
+          <w:szCs w:val="22"/>
+          <w:lang w:eastAsia="es-PE"/>
+          <w14:ligatures w14:val="none"/>
+        </w:rPr>
+      </w:pPr>
+      <w:r>
+        <w:rPr>
+          <w:rFonts w:ascii="Arial Narrow" w:eastAsia="Arial Narrow" w:hAnsi="Arial Narrow" w:cs="Arial Narrow"/>
+          <w:b/>
+          <w:bCs/>
+          <w:kern w:val="0"/>
+          <w14:ligatures w14:val="none"/>
+          <w:sz w:val="22"/>
+          <w:szCs w:val="22"/>
+        </w:rPr>
+        <w:t>NOVENO</w:t>
+      </w:r>
+      <w:r>
+        <w:rPr>
+          <w:rFonts w:ascii="Arial Narrow" w:eastAsia="Arial Narrow" w:hAnsi="Arial Narrow" w:cs="Arial Narrow"/>
+          <w:b/>
+          <w:color w:val="000000"/>
+          <w:kern w:val="0"/>
+          <w:sz w:val="22"/>
+          <w:szCs w:val="22"/>
+          <w:lang w:eastAsia="es-PE"/>
+          <w14:ligatures w14:val="none"/>
+        </w:rPr>
+        <w:t>:</w:t>
+      </w:r>
+      <w:r>
+        <w:rPr>
+          <w:rFonts w:ascii="Arial Narrow" w:eastAsia="Arial Narrow" w:hAnsi="Arial Narrow" w:cs="Arial Narrow"/>
+          <w:color w:val="000000"/>
+          <w:kern w:val="0"/>
+          <w:sz w:val="22"/>
+          <w:szCs w:val="22"/>
+          <w:lang w:eastAsia="es-PE"/>
+          <w14:ligatures w14:val="none"/>
+        </w:rPr>
+        <w:t xml:space="preserve"> informar a las partes que conforme a lo establecido en el artículo 39 de la Ley sobre Facultades, Normas y Organización del Indecopi, aprobada por Decreto Legislativo 807, los gastos por los peritajes realizados, actuación de pruebas, inspecciones y otros derivados de la tramitación del proceso serán de cargo de la parte que solicita la prueba, salvo pacto en contrario. En todos los casos, la resolución final determinará si los gastos deben ser asumidos por alguna de las partes, o reembolsados a la otra parte o al Indecopi, según sea el caso, de manera adicional a la sanción que haya podido imponerse. </w:t>
+      </w:r>
+    </w:p>
+    <w:p>
+      <w:pPr>
+        <w:spacing w:before="0" w:after="0" w:line="240" w:lineRule="auto"/>
         <w:shd w:val="clear" w:color="auto" w:fill="FFFFFF"/>
-        <w:spacing w:after="0" w:line="240" w:lineRule="auto"/>
-        <w:jc w:val="both"/>
-        <w:rPr>
-          <w:rFonts w:ascii="Arial Narrow" w:eastAsia="Arial Narrow" w:hAnsi="Arial Narrow" w:cs="Arial Narrow"/>
-          <w:color w:val="000000"/>
-          <w:kern w:val="0"/>
-          <w:sz w:val="22"/>
-          <w:szCs w:val="22"/>
-          <w:lang w:eastAsia="es-PE"/>
-          <w14:ligatures w14:val="none"/>
-        </w:rPr>
-      </w:pPr>
-      <w:r>
-        <w:rPr>
-          <w:rFonts w:ascii="Arial Narrow" w:eastAsia="Arial Narrow" w:hAnsi="Arial Narrow" w:cs="Arial Narrow"/>
-          <w:b/>
-          <w:bCs/>
-          <w:kern w:val="0"/>
-          <w14:ligatures w14:val="none"/>
-          <w:sz w:val="22"/>
-          <w:szCs w:val="22"/>
-        </w:rPr>
-        <w:t>NOVENO</w:t>
-      </w:r>
-      <w:r>
-        <w:rPr>
-          <w:rFonts w:ascii="Arial Narrow" w:eastAsia="Arial Narrow" w:hAnsi="Arial Narrow" w:cs="Arial Narrow"/>
-          <w:b/>
-          <w:color w:val="000000"/>
-          <w:kern w:val="0"/>
-          <w:sz w:val="22"/>
-          <w:szCs w:val="22"/>
-          <w:lang w:eastAsia="es-PE"/>
-          <w14:ligatures w14:val="none"/>
-        </w:rPr>
-        <w:t>:</w:t>
-      </w:r>
-      <w:r>
-        <w:rPr>
-          <w:rFonts w:ascii="Arial Narrow" w:eastAsia="Arial Narrow" w:hAnsi="Arial Narrow" w:cs="Arial Narrow"/>
-          <w:color w:val="000000"/>
-          <w:kern w:val="0"/>
-          <w:sz w:val="22"/>
-          <w:szCs w:val="22"/>
-          <w:lang w:eastAsia="es-PE"/>
-          <w14:ligatures w14:val="none"/>
-        </w:rPr>
-        <w:t xml:space="preserve"> informar a las partes que conforme a lo establecido en el artículo 39 de la Ley sobre Facultades, Normas y Organización del Indecopi, aprobada por Decreto Legislativo 807, los gastos por los peritajes realizados, actuación de pruebas, inspecciones y otros derivados de la tramitación del proceso serán de cargo de la parte que solicita la prueba, salvo pacto en contrario. En todos los casos, la resolución final determinará si los gastos deben ser asumidos por alguna de las partes, o reembolsados a la otra parte o al Indecopi, según sea el caso, de manera adicional a la sanción que haya podido imponerse. </w:t>
-      </w:r>
-    </w:p>
-    <w:p>
-      <w:pPr>
-        <w:shd w:val="clear" w:color="auto" w:fill="FFFFFF"/>
-        <w:spacing w:after="0" w:line="240" w:lineRule="auto"/>
         <w:jc w:val="both"/>
         <w:rPr>
           <w:rFonts w:ascii="Arial Narrow" w:eastAsia="Arial Narrow" w:hAnsi="Arial Narrow" w:cs="Arial Narrow"/>
@@ -7233,16 +7247,105 @@
     </w:p>
     <w:p>
       <w:pPr>
+        <w:spacing w:before="0" w:after="0" w:line="240" w:lineRule="auto"/>
+        <w:suppressAutoHyphens/>
+        <w:jc w:val="both"/>
+        <w:rPr>
+          <w:rFonts w:ascii="Arial Narrow" w:eastAsia="Arial Narrow" w:hAnsi="Arial Narrow" w:cs="Arial Narrow"/>
+          <w:kern w:val="0"/>
+          <w:sz w:val="22"/>
+          <w:szCs w:val="22"/>
+          <w:u w:val="single"/>
+          <w14:ligatures w14:val="none"/>
+        </w:rPr>
+      </w:pPr>
+    </w:p>
+    <w:p>
+      <w:pPr>
         <w:suppressAutoHyphens/>
         <w:spacing w:after="0" w:line="240" w:lineRule="auto"/>
         <w:jc w:val="both"/>
         <w:rPr>
           <w:rFonts w:ascii="Arial Narrow" w:eastAsia="Arial Narrow" w:hAnsi="Arial Narrow" w:cs="Arial Narrow"/>
-          <w:kern w:val="0"/>
-          <w:sz w:val="22"/>
-          <w:szCs w:val="22"/>
-          <w:u w:val="single"/>
-          <w14:ligatures w14:val="none"/>
+          <w:b/>
+          <w:bCs/>
+          <w:sz w:val="22"/>
+          <w:szCs w:val="22"/>
+        </w:rPr>
+      </w:pPr>
+      <w:r>
+        <w:rPr>
+          <w:rFonts w:ascii="Arial Narrow" w:eastAsia="Arial Narrow" w:hAnsi="Arial Narrow" w:cs="Arial Narrow"/>
+          <w:b/>
+          <w:spacing w:val="-3"/>
+          <w:kern w:val="0"/>
+          <w14:ligatures w14:val="none"/>
+          <w:sz w:val="22"/>
+          <w:szCs w:val="22"/>
+        </w:rPr>
+        <w:t>DÉCIMO</w:t>
+      </w:r>
+      <w:r>
+        <w:rPr>
+          <w:rFonts w:ascii="Arial Narrow" w:eastAsia="Arial Narrow" w:hAnsi="Arial Narrow" w:cs="Arial Narrow"/>
+          <w:b/>
+          <w:spacing w:val="-3"/>
+          <w:kern w:val="0"/>
+          <w14:ligatures w14:val="none"/>
+          <w:sz w:val="22"/>
+          <w:szCs w:val="22"/>
+        </w:rPr>
+        <w:t xml:space="preserve"> PRIMERO</w:t>
+      </w:r>
+      <w:r>
+        <w:rPr>
+          <w:rFonts w:ascii="Arial Narrow" w:eastAsia="Arial Narrow" w:hAnsi="Arial Narrow" w:cs="Arial Narrow"/>
+          <w:b/>
+          <w:color w:val="000000"/>
+          <w:kern w:val="0"/>
+          <w:sz w:val="22"/>
+          <w:szCs w:val="22"/>
+          <w:lang w:eastAsia="es-PE"/>
+          <w14:ligatures w14:val="none"/>
+        </w:rPr>
+        <w:t>:</w:t>
+      </w:r>
+      <w:r>
+        <w:rPr>
+          <w:rFonts w:ascii="Arial Narrow" w:eastAsia="Arial Narrow" w:hAnsi="Arial Narrow" w:cs="Arial Narrow"/>
+          <w:color w:val="000000"/>
+          <w:kern w:val="0"/>
+          <w:sz w:val="22"/>
+          <w:szCs w:val="22"/>
+          <w:lang w:eastAsia="es-PE"/>
+          <w14:ligatures w14:val="none"/>
+        </w:rPr>
+        <w:t xml:space="preserve"> </w:t>
+      </w:r>
+      <w:r>
+        <w:rPr>
+          <w:rFonts w:ascii="Arial Narrow" w:eastAsia="Arial Narrow" w:hAnsi="Arial Narrow" w:cs="Arial Narrow"/>
+          <w:color w:val="000000"/>
+          <w:kern w:val="0"/>
+          <w:sz w:val="22"/>
+          <w:szCs w:val="22"/>
+          <w:lang w:eastAsia="es-PE"/>
+          <w14:ligatures w14:val="none"/>
+        </w:rPr>
+        <w:t xml:space="preserve">poner en conocimiento de las partes que, antes de la emisión de la Resolución Final, tienen la posibilidad de formular su desistimiento o presentar el acuerdo arribado mediante la conciliación, mediación, transacción o cualquier otro que, de forma indubitable, deje constancia que se ha solucionado la controversia materia de denuncia.</w:t>
+      </w:r>
+      <w:bookmarkStart w:id="12" w:name="h.gjdgxs" w:colFirst="0" w:colLast="0"/>
+      <w:bookmarkEnd w:id="12"/>
+    </w:p>
+    <w:p>
+      <w:pPr>
+        <w:spacing w:before="0" w:after="0" w:line="240" w:lineRule="auto"/>
+        <w:suppressAutoHyphens/>
+        <w:jc w:val="both"/>
+        <w:rPr>
+          <w:rFonts w:ascii="Arial Narrow" w:eastAsia="Arial Narrow" w:hAnsi="Arial Narrow" w:cs="Arial Narrow"/>
+          <w:sz w:val="22"/>
+          <w:szCs w:val="22"/>
         </w:rPr>
       </w:pPr>
     </w:p>
@@ -7253,279 +7356,190 @@
         <w:jc w:val="both"/>
         <w:rPr>
           <w:rFonts w:ascii="Arial Narrow" w:eastAsia="Arial Narrow" w:hAnsi="Arial Narrow" w:cs="Arial Narrow"/>
+          <w:sz w:val="22"/>
+          <w:szCs w:val="22"/>
+        </w:rPr>
+      </w:pPr>
+      <w:r>
+        <w:rPr>
+          <w:rFonts w:ascii="Arial Narrow" w:eastAsia="Arial Narrow" w:hAnsi="Arial Narrow" w:cs="Arial Narrow"/>
           <w:b/>
           <w:bCs/>
           <w:sz w:val="22"/>
           <w:szCs w:val="22"/>
         </w:rPr>
-      </w:pPr>
-      <w:r>
-        <w:rPr>
-          <w:rFonts w:ascii="Arial Narrow" w:eastAsia="Arial Narrow" w:hAnsi="Arial Narrow" w:cs="Arial Narrow"/>
-          <w:b/>
-          <w:spacing w:val="-3"/>
-          <w:kern w:val="0"/>
-          <w14:ligatures w14:val="none"/>
-          <w:sz w:val="22"/>
-          <w:szCs w:val="22"/>
-        </w:rPr>
-        <w:t>DÉCIMO</w:t>
-      </w:r>
-      <w:r>
-        <w:rPr>
-          <w:rFonts w:ascii="Arial Narrow" w:eastAsia="Arial Narrow" w:hAnsi="Arial Narrow" w:cs="Arial Narrow"/>
-          <w:b/>
-          <w:spacing w:val="-3"/>
-          <w:kern w:val="0"/>
-          <w14:ligatures w14:val="none"/>
-          <w:sz w:val="22"/>
-          <w:szCs w:val="22"/>
-        </w:rPr>
-        <w:t xml:space="preserve"> PRIMERO</w:t>
-      </w:r>
-      <w:r>
-        <w:rPr>
-          <w:rFonts w:ascii="Arial Narrow" w:eastAsia="Arial Narrow" w:hAnsi="Arial Narrow" w:cs="Arial Narrow"/>
-          <w:b/>
-          <w:color w:val="000000"/>
-          <w:kern w:val="0"/>
-          <w:sz w:val="22"/>
-          <w:szCs w:val="22"/>
-          <w:lang w:eastAsia="es-PE"/>
-          <w14:ligatures w14:val="none"/>
-        </w:rPr>
-        <w:t>:</w:t>
-      </w:r>
-      <w:r>
-        <w:rPr>
-          <w:rFonts w:ascii="Arial Narrow" w:eastAsia="Arial Narrow" w:hAnsi="Arial Narrow" w:cs="Arial Narrow"/>
-          <w:color w:val="000000"/>
-          <w:kern w:val="0"/>
-          <w:sz w:val="22"/>
-          <w:szCs w:val="22"/>
-          <w:lang w:eastAsia="es-PE"/>
-          <w14:ligatures w14:val="none"/>
+        <w:t xml:space="preserve">DÉCIMO SEGUNDO:</w:t>
+      </w:r>
+      <w:r>
+        <w:rPr>
+          <w:rFonts w:ascii="Arial Narrow" w:eastAsia="Arial Narrow" w:hAnsi="Arial Narrow" w:cs="Arial Narrow"/>
+          <w:sz w:val="22"/>
+          <w:szCs w:val="22"/>
         </w:rPr>
         <w:t xml:space="preserve"> </w:t>
       </w:r>
       <w:r>
         <w:rPr>
           <w:rFonts w:ascii="Arial Narrow" w:eastAsia="Arial Narrow" w:hAnsi="Arial Narrow" w:cs="Arial Narrow"/>
-          <w:color w:val="000000"/>
-          <w:kern w:val="0"/>
-          <w:sz w:val="22"/>
-          <w:szCs w:val="22"/>
-          <w:lang w:eastAsia="es-PE"/>
-          <w14:ligatures w14:val="none"/>
-        </w:rPr>
-        <w:t xml:space="preserve">poner en conocimiento de las partes que, antes de la emisión de la Resolución Final, tienen la posibilidad de formular su desistimiento o presentar el acuerdo arribado mediante la conciliación, mediación, transacción o cualquier otro que, de forma indubitable, deje constancia que se ha solucionado la controversia materia de denuncia.</w:t>
-      </w:r>
-      <w:bookmarkStart w:id="12" w:name="h.gjdgxs" w:colFirst="0" w:colLast="0"/>
-      <w:bookmarkEnd w:id="12"/>
-    </w:p>
-    <w:p>
-      <w:pPr>
+          <w:sz w:val="22"/>
+          <w:szCs w:val="22"/>
+        </w:rPr>
+        <w:t xml:space="preserve">requerir al señor [DENUNCIANTE] y al Banco BBVA Perú S.A. para que efectúen el acuse de recibo mediante la confirmación de recepción de la notificación remitida por este despacho a sus Casillas Electrónicas, dentro de los cinco (5) primeros días hábiles siguientes a la fecha en que reciben la notificación.</w:t>
+      </w:r>
+      <w:r>
+        <w:rPr>
+          <w:rFonts w:ascii="Arial Narrow" w:eastAsia="Arial Narrow" w:hAnsi="Arial Narrow" w:cs="Arial Narrow"/>
+          <w:sz w:val="22"/>
+          <w:szCs w:val="22"/>
+        </w:rPr>
+        <w:t xml:space="preserve"/>
+      </w:r>
+      <w:r>
+        <w:rPr>
+          <w:rFonts w:ascii="Arial Narrow" w:eastAsia="Arial Narrow" w:hAnsi="Arial Narrow" w:cs="Arial Narrow"/>
+          <w:color w:val="000000"/>
+          <w:sz w:val="22"/>
+          <w:szCs w:val="22"/>
+        </w:rPr>
+        <w:t/>
+      </w:r>
+      <w:r>
+        <w:rPr>
+          <w:rFonts w:ascii="Arial Narrow" w:eastAsia="Arial Narrow" w:hAnsi="Arial Narrow" w:cs="Arial Narrow"/>
+          <w:color w:val="000000"/>
+          <w:sz w:val="22"/>
+          <w:szCs w:val="22"/>
+        </w:rPr>
+        <w:t xml:space="preserve"/>
+      </w:r>
+      <w:r>
+        <w:rPr>
+          <w:rFonts w:ascii="Arial Narrow" w:eastAsia="Arial Narrow" w:hAnsi="Arial Narrow" w:cs="Arial Narrow"/>
+          <w:color w:val="000000"/>
+          <w:sz w:val="22"/>
+          <w:szCs w:val="22"/>
+        </w:rPr>
+        <w:t xml:space="preserve"/>
+      </w:r>
+      <w:r>
+        <w:rPr>
+          <w:rFonts w:ascii="Arial Narrow" w:eastAsia="Arial Narrow" w:hAnsi="Arial Narrow" w:cs="Arial Narrow"/>
+          <w:color w:val="000000"/>
+          <w:sz w:val="22"/>
+          <w:szCs w:val="22"/>
+        </w:rPr>
+        <w:t xml:space="preserve"/>
+      </w:r>
+      <w:r>
+        <w:rPr>
+          <w:rFonts w:ascii="Arial Narrow" w:eastAsia="Arial Narrow" w:hAnsi="Arial Narrow" w:cs="Arial Narrow"/>
+          <w:sz w:val="22"/>
+          <w:szCs w:val="22"/>
+        </w:rPr>
+        <w:t xml:space="preserve"/>
+      </w:r>
+      <w:r>
+        <w:rPr>
+          <w:rFonts w:ascii="Arial Narrow" w:eastAsia="Arial Narrow" w:hAnsi="Arial Narrow" w:cs="Arial Narrow"/>
+          <w:sz w:val="22"/>
+          <w:szCs w:val="22"/>
+          <w:shd w:val="clear" w:color="auto" w:fill="FFFFFF"/>
+        </w:rPr>
+        <w:t xml:space="preserve"/>
+      </w:r>
+      <w:r>
+        <w:rPr>
+          <w:rFonts w:ascii="Arial Narrow" w:eastAsia="Arial Narrow" w:hAnsi="Arial Narrow" w:cs="Arial Narrow"/>
+          <w:sz w:val="22"/>
+          <w:szCs w:val="22"/>
+        </w:rPr>
+        <w:t/>
+      </w:r>
+      <w:r>
+        <w:rPr>
+          <w:rFonts w:ascii="Arial Narrow" w:eastAsia="Arial Narrow" w:hAnsi="Arial Narrow" w:cs="Arial Narrow"/>
+          <w:sz w:val="22"/>
+          <w:szCs w:val="22"/>
+        </w:rPr>
+        <w:t/>
+      </w:r>
+      <w:r>
+        <w:rPr>
+          <w:rFonts w:ascii="Arial Narrow" w:eastAsia="Arial Narrow" w:hAnsi="Arial Narrow" w:cs="Arial Narrow"/>
+          <w:sz w:val="22"/>
+          <w:szCs w:val="22"/>
+        </w:rPr>
+        <w:t xml:space="preserve"/>
+      </w:r>
+      <w:r>
+        <w:rPr>
+          <w:rFonts w:ascii="Arial Narrow" w:eastAsia="Arial Narrow" w:hAnsi="Arial Narrow" w:cs="Arial Narrow"/>
+          <w:sz w:val="22"/>
+          <w:szCs w:val="22"/>
+        </w:rPr>
+        <w:t/>
+      </w:r>
+      <w:r>
+        <w:rPr>
+          <w:rFonts w:ascii="Arial Narrow" w:eastAsia="Arial Narrow" w:hAnsi="Arial Narrow" w:cs="Arial Narrow"/>
+          <w:sz w:val="22"/>
+          <w:szCs w:val="22"/>
+        </w:rPr>
+        <w:t xml:space="preserve"/>
+      </w:r>
+      <w:r>
+        <w:rPr>
+          <w:rFonts w:ascii="Arial Narrow" w:eastAsia="Arial Narrow" w:hAnsi="Arial Narrow" w:cs="Arial Narrow"/>
+          <w:sz w:val="22"/>
+          <w:szCs w:val="22"/>
+        </w:rPr>
+        <w:t/>
+      </w:r>
+      <w:r>
+        <w:rPr>
+          <w:rFonts w:ascii="Arial Narrow" w:eastAsia="Arial Narrow" w:hAnsi="Arial Narrow" w:cs="Arial Narrow"/>
+          <w:sz w:val="22"/>
+          <w:szCs w:val="22"/>
+        </w:rPr>
+        <w:t xml:space="preserve"/>
+      </w:r>
+      <w:r>
+        <w:rPr>
+          <w:rFonts w:ascii="Arial Narrow" w:eastAsia="Arial Narrow" w:hAnsi="Arial Narrow" w:cs="Arial Narrow"/>
+          <w:sz w:val="22"/>
+          <w:szCs w:val="22"/>
+        </w:rPr>
+        <w:t/>
+      </w:r>
+      <w:r>
+        <w:rPr>
+          <w:rFonts w:ascii="Arial Narrow" w:eastAsia="Arial Narrow" w:hAnsi="Arial Narrow" w:cs="Arial Narrow"/>
+          <w:sz w:val="22"/>
+          <w:szCs w:val="22"/>
+        </w:rPr>
+        <w:t/>
+      </w:r>
+      <w:r>
+        <w:rPr>
+          <w:rFonts w:ascii="Arial Narrow" w:eastAsia="Arial Narrow" w:hAnsi="Arial Narrow" w:cs="Arial Narrow"/>
+          <w:sz w:val="22"/>
+          <w:szCs w:val="22"/>
+        </w:rPr>
+        <w:t/>
+      </w:r>
+      <w:r>
+        <w:rPr>
+          <w:rFonts w:ascii="Arial Narrow" w:eastAsia="Arial Narrow" w:hAnsi="Arial Narrow" w:cs="Arial Narrow"/>
+          <w:sz w:val="22"/>
+          <w:szCs w:val="22"/>
+        </w:rPr>
+        <w:t xml:space="preserve"/>
+      </w:r>
+    </w:p>
+    <w:p>
+      <w:pPr>
+        <w:spacing w:before="0" w:after="0" w:line="240" w:lineRule="auto"/>
         <w:suppressAutoHyphens/>
-        <w:spacing w:after="0" w:line="240" w:lineRule="auto"/>
-        <w:jc w:val="both"/>
-        <w:rPr>
-          <w:rFonts w:ascii="Arial Narrow" w:eastAsia="Arial Narrow" w:hAnsi="Arial Narrow" w:cs="Arial Narrow"/>
-          <w:sz w:val="22"/>
-          <w:szCs w:val="22"/>
-        </w:rPr>
-      </w:pPr>
-    </w:p>
-    <w:p>
-      <w:pPr>
-        <w:suppressAutoHyphens/>
-        <w:spacing w:after="0" w:line="240" w:lineRule="auto"/>
-        <w:jc w:val="both"/>
-        <w:rPr>
-          <w:rFonts w:ascii="Arial Narrow" w:eastAsia="Arial Narrow" w:hAnsi="Arial Narrow" w:cs="Arial Narrow"/>
-          <w:sz w:val="22"/>
-          <w:szCs w:val="22"/>
-        </w:rPr>
-      </w:pPr>
-      <w:r>
-        <w:rPr>
-          <w:rFonts w:ascii="Arial Narrow" w:eastAsia="Arial Narrow" w:hAnsi="Arial Narrow" w:cs="Arial Narrow"/>
-          <w:b/>
-          <w:bCs/>
-          <w:sz w:val="22"/>
-          <w:szCs w:val="22"/>
-        </w:rPr>
-        <w:t xml:space="preserve">DÉCIMO SEGUNDO:</w:t>
-      </w:r>
-      <w:r>
-        <w:rPr>
-          <w:rFonts w:ascii="Arial Narrow" w:eastAsia="Arial Narrow" w:hAnsi="Arial Narrow" w:cs="Arial Narrow"/>
-          <w:sz w:val="22"/>
-          <w:szCs w:val="22"/>
-        </w:rPr>
-        <w:t xml:space="preserve"> </w:t>
-      </w:r>
-      <w:r>
-        <w:rPr>
-          <w:rFonts w:ascii="Arial Narrow" w:eastAsia="Arial Narrow" w:hAnsi="Arial Narrow" w:cs="Arial Narrow"/>
-          <w:sz w:val="22"/>
-          <w:szCs w:val="22"/>
-        </w:rPr>
-        <w:t xml:space="preserve">requerir al señor [DENUNCIANTE] y al Banco BBVA Perú S.A. para que efectúen el acuse de recibo mediante la confirmación de recepción de la notificación remitida por este despacho a sus Casillas Electrónicas, dentro de los cinco (5) primeros días hábiles siguientes a la fecha en que reciben la notificación.</w:t>
-      </w:r>
-      <w:r>
-        <w:rPr>
-          <w:rFonts w:ascii="Arial Narrow" w:eastAsia="Arial Narrow" w:hAnsi="Arial Narrow" w:cs="Arial Narrow"/>
-          <w:sz w:val="22"/>
-          <w:szCs w:val="22"/>
-        </w:rPr>
-        <w:t xml:space="preserve"/>
-      </w:r>
-      <w:r>
-        <w:rPr>
-          <w:rFonts w:ascii="Arial Narrow" w:eastAsia="Arial Narrow" w:hAnsi="Arial Narrow" w:cs="Arial Narrow"/>
-          <w:color w:val="000000"/>
-          <w:sz w:val="22"/>
-          <w:szCs w:val="22"/>
-        </w:rPr>
-        <w:t/>
-      </w:r>
-      <w:r>
-        <w:rPr>
-          <w:rFonts w:ascii="Arial Narrow" w:eastAsia="Arial Narrow" w:hAnsi="Arial Narrow" w:cs="Arial Narrow"/>
-          <w:color w:val="000000"/>
-          <w:sz w:val="22"/>
-          <w:szCs w:val="22"/>
-        </w:rPr>
-        <w:t xml:space="preserve"/>
-      </w:r>
-      <w:r>
-        <w:rPr>
-          <w:rFonts w:ascii="Arial Narrow" w:eastAsia="Arial Narrow" w:hAnsi="Arial Narrow" w:cs="Arial Narrow"/>
-          <w:color w:val="000000"/>
-          <w:sz w:val="22"/>
-          <w:szCs w:val="22"/>
-        </w:rPr>
-        <w:t xml:space="preserve"/>
-      </w:r>
-      <w:r>
-        <w:rPr>
-          <w:rFonts w:ascii="Arial Narrow" w:eastAsia="Arial Narrow" w:hAnsi="Arial Narrow" w:cs="Arial Narrow"/>
-          <w:color w:val="000000"/>
-          <w:sz w:val="22"/>
-          <w:szCs w:val="22"/>
-        </w:rPr>
-        <w:t xml:space="preserve"/>
-      </w:r>
-      <w:r>
-        <w:rPr>
-          <w:rFonts w:ascii="Arial Narrow" w:eastAsia="Arial Narrow" w:hAnsi="Arial Narrow" w:cs="Arial Narrow"/>
-          <w:sz w:val="22"/>
-          <w:szCs w:val="22"/>
-        </w:rPr>
-        <w:t xml:space="preserve"/>
-      </w:r>
-      <w:r>
-        <w:rPr>
-          <w:rFonts w:ascii="Arial Narrow" w:eastAsia="Arial Narrow" w:hAnsi="Arial Narrow" w:cs="Arial Narrow"/>
-          <w:sz w:val="22"/>
-          <w:szCs w:val="22"/>
-          <w:shd w:val="clear" w:color="auto" w:fill="FFFFFF"/>
-        </w:rPr>
-        <w:t xml:space="preserve"/>
-      </w:r>
-      <w:r>
-        <w:rPr>
-          <w:rFonts w:ascii="Arial Narrow" w:eastAsia="Arial Narrow" w:hAnsi="Arial Narrow" w:cs="Arial Narrow"/>
-          <w:sz w:val="22"/>
-          <w:szCs w:val="22"/>
-        </w:rPr>
-        <w:t/>
-      </w:r>
-      <w:r>
-        <w:rPr>
-          <w:rFonts w:ascii="Arial Narrow" w:eastAsia="Arial Narrow" w:hAnsi="Arial Narrow" w:cs="Arial Narrow"/>
-          <w:sz w:val="22"/>
-          <w:szCs w:val="22"/>
-        </w:rPr>
-        <w:t/>
-      </w:r>
-      <w:r>
-        <w:rPr>
-          <w:rFonts w:ascii="Arial Narrow" w:eastAsia="Arial Narrow" w:hAnsi="Arial Narrow" w:cs="Arial Narrow"/>
-          <w:sz w:val="22"/>
-          <w:szCs w:val="22"/>
-        </w:rPr>
-        <w:t xml:space="preserve"/>
-      </w:r>
-      <w:r>
-        <w:rPr>
-          <w:rFonts w:ascii="Arial Narrow" w:eastAsia="Arial Narrow" w:hAnsi="Arial Narrow" w:cs="Arial Narrow"/>
-          <w:sz w:val="22"/>
-          <w:szCs w:val="22"/>
-        </w:rPr>
-        <w:t/>
-      </w:r>
-      <w:r>
-        <w:rPr>
-          <w:rFonts w:ascii="Arial Narrow" w:eastAsia="Arial Narrow" w:hAnsi="Arial Narrow" w:cs="Arial Narrow"/>
-          <w:sz w:val="22"/>
-          <w:szCs w:val="22"/>
-        </w:rPr>
-        <w:t xml:space="preserve"/>
-      </w:r>
-      <w:r>
-        <w:rPr>
-          <w:rFonts w:ascii="Arial Narrow" w:eastAsia="Arial Narrow" w:hAnsi="Arial Narrow" w:cs="Arial Narrow"/>
-          <w:sz w:val="22"/>
-          <w:szCs w:val="22"/>
-        </w:rPr>
-        <w:t/>
-      </w:r>
-      <w:r>
-        <w:rPr>
-          <w:rFonts w:ascii="Arial Narrow" w:eastAsia="Arial Narrow" w:hAnsi="Arial Narrow" w:cs="Arial Narrow"/>
-          <w:sz w:val="22"/>
-          <w:szCs w:val="22"/>
-        </w:rPr>
-        <w:t xml:space="preserve"/>
-      </w:r>
-      <w:r>
-        <w:rPr>
-          <w:rFonts w:ascii="Arial Narrow" w:eastAsia="Arial Narrow" w:hAnsi="Arial Narrow" w:cs="Arial Narrow"/>
-          <w:sz w:val="22"/>
-          <w:szCs w:val="22"/>
-        </w:rPr>
-        <w:t/>
-      </w:r>
-      <w:r>
-        <w:rPr>
-          <w:rFonts w:ascii="Arial Narrow" w:eastAsia="Arial Narrow" w:hAnsi="Arial Narrow" w:cs="Arial Narrow"/>
-          <w:sz w:val="22"/>
-          <w:szCs w:val="22"/>
-        </w:rPr>
-        <w:t/>
-      </w:r>
-      <w:r>
-        <w:rPr>
-          <w:rFonts w:ascii="Arial Narrow" w:eastAsia="Arial Narrow" w:hAnsi="Arial Narrow" w:cs="Arial Narrow"/>
-          <w:sz w:val="22"/>
-          <w:szCs w:val="22"/>
-        </w:rPr>
-        <w:t/>
-      </w:r>
-      <w:r>
-        <w:rPr>
-          <w:rFonts w:ascii="Arial Narrow" w:eastAsia="Arial Narrow" w:hAnsi="Arial Narrow" w:cs="Arial Narrow"/>
-          <w:sz w:val="22"/>
-          <w:szCs w:val="22"/>
-        </w:rPr>
-        <w:t xml:space="preserve"/>
-      </w:r>
-    </w:p>
-    <w:p>
-      <w:pPr>
-        <w:suppressAutoHyphens/>
-        <w:spacing w:after="0" w:line="240" w:lineRule="auto"/>
         <w:jc w:val="both"/>
         <w:rPr>
           <w:rFonts w:ascii="Arial Narrow" w:eastAsia="Arial Narrow" w:hAnsi="Arial Narrow" w:cs="Arial Narrow"/>
@@ -8081,7 +8095,6 @@
           <w:sz w:val="16"/>
           <w:szCs w:val="16"/>
         </w:rPr>
-        <w:tab/>
         <w:t xml:space="preserve"/>
       </w:r>
       <w:r>
@@ -8157,25 +8170,24 @@
           <w:sz w:val="16"/>
           <w:szCs w:val="16"/>
         </w:rPr>
+        <w:t xml:space="preserve"/>
+      </w:r>
+      <w:r>
+        <w:rPr>
+          <w:rFonts w:ascii="Arial Narrow" w:eastAsia="Arial Narrow" w:hAnsi="Arial Narrow" w:cs="Arial Narrow"/>
+          <w:sz w:val="16"/>
+          <w:szCs w:val="16"/>
+        </w:rPr>
+      </w:r>
+      <w:r>
+        <w:rPr>
+          <w:rFonts w:ascii="Arial Narrow" w:eastAsia="Arial Narrow" w:hAnsi="Arial Narrow" w:cs="Arial Narrow"/>
+          <w:b/>
+          <w:bCs/>
+          <w:sz w:val="16"/>
+          <w:szCs w:val="16"/>
+        </w:rPr>
         <w:tab/>
-        <w:t xml:space="preserve"/>
-      </w:r>
-      <w:r>
-        <w:rPr>
-          <w:rFonts w:ascii="Arial Narrow" w:eastAsia="Arial Narrow" w:hAnsi="Arial Narrow" w:cs="Arial Narrow"/>
-          <w:sz w:val="16"/>
-          <w:szCs w:val="16"/>
-        </w:rPr>
-        <w:tab/>
-      </w:r>
-      <w:r>
-        <w:rPr>
-          <w:rFonts w:ascii="Arial Narrow" w:eastAsia="Arial Narrow" w:hAnsi="Arial Narrow" w:cs="Arial Narrow"/>
-          <w:b/>
-          <w:bCs/>
-          <w:sz w:val="16"/>
-          <w:szCs w:val="16"/>
-        </w:rPr>
         <w:t>LEY 29571, CÓDIGO DE PROTECCIÓN Y DEFENSA DEL CONSUMIDOR, publicado el 2 de setiembre de 2010 y modificado por Decreto Legislativo 1308</w:t>
       </w:r>
     </w:p>
@@ -8440,25 +8452,24 @@
           <w:sz w:val="16"/>
           <w:szCs w:val="16"/>
         </w:rPr>
+        <w:t xml:space="preserve"/>
+      </w:r>
+      <w:r>
+        <w:rPr>
+          <w:rFonts w:ascii="Arial Narrow" w:eastAsia="Arial Narrow" w:hAnsi="Arial Narrow" w:cs="Arial Narrow"/>
+          <w:sz w:val="16"/>
+          <w:szCs w:val="16"/>
+        </w:rPr>
+      </w:r>
+      <w:r>
+        <w:rPr>
+          <w:rFonts w:ascii="Arial Narrow" w:eastAsia="Arial Narrow" w:hAnsi="Arial Narrow" w:cs="Arial Narrow"/>
+          <w:b/>
+          <w:bCs/>
+          <w:sz w:val="16"/>
+          <w:szCs w:val="16"/>
+        </w:rPr>
         <w:tab/>
-        <w:t xml:space="preserve"/>
-      </w:r>
-      <w:r>
-        <w:rPr>
-          <w:rFonts w:ascii="Arial Narrow" w:eastAsia="Arial Narrow" w:hAnsi="Arial Narrow" w:cs="Arial Narrow"/>
-          <w:sz w:val="16"/>
-          <w:szCs w:val="16"/>
-        </w:rPr>
-        <w:tab/>
-      </w:r>
-      <w:r>
-        <w:rPr>
-          <w:rFonts w:ascii="Arial Narrow" w:eastAsia="Arial Narrow" w:hAnsi="Arial Narrow" w:cs="Arial Narrow"/>
-          <w:b/>
-          <w:bCs/>
-          <w:sz w:val="16"/>
-          <w:szCs w:val="16"/>
-        </w:rPr>
         <w:t>LEY 29571, CÓDIGO DE PROTECCIÓN Y DEFENSA DEL CONSUMIDOR, publicado el 2 de setiembre de 2010 y modificado por Decreto Legislativo 1308</w:t>
       </w:r>
     </w:p>
@@ -8619,25 +8630,24 @@
           <w:sz w:val="16"/>
           <w:szCs w:val="16"/>
         </w:rPr>
+        <w:t xml:space="preserve"/>
+      </w:r>
+      <w:r>
+        <w:rPr>
+          <w:rFonts w:ascii="Arial Narrow" w:eastAsia="Arial Narrow" w:hAnsi="Arial Narrow" w:cs="Arial Narrow"/>
+          <w:sz w:val="16"/>
+          <w:szCs w:val="16"/>
+        </w:rPr>
+      </w:r>
+      <w:r>
+        <w:rPr>
+          <w:rFonts w:ascii="Arial Narrow" w:eastAsia="Arial Narrow" w:hAnsi="Arial Narrow" w:cs="Arial Narrow"/>
+          <w:b/>
+          <w:bCs/>
+          <w:sz w:val="16"/>
+          <w:szCs w:val="16"/>
+        </w:rPr>
         <w:tab/>
-        <w:t xml:space="preserve"/>
-      </w:r>
-      <w:r>
-        <w:rPr>
-          <w:rFonts w:ascii="Arial Narrow" w:eastAsia="Arial Narrow" w:hAnsi="Arial Narrow" w:cs="Arial Narrow"/>
-          <w:sz w:val="16"/>
-          <w:szCs w:val="16"/>
-        </w:rPr>
-        <w:tab/>
-      </w:r>
-      <w:r>
-        <w:rPr>
-          <w:rFonts w:ascii="Arial Narrow" w:eastAsia="Arial Narrow" w:hAnsi="Arial Narrow" w:cs="Arial Narrow"/>
-          <w:b/>
-          <w:bCs/>
-          <w:sz w:val="16"/>
-          <w:szCs w:val="16"/>
-        </w:rPr>
         <w:t>LEY 29571, CÓDIGO DE PROTECCIÓN Y DEFENSA DEL CONSUMIDOR, publicado el 2 de setiembre de 2010 y modificado por Decreto Legislativo 1308</w:t>
       </w:r>
     </w:p>
@@ -8792,25 +8802,24 @@
           <w:sz w:val="16"/>
           <w:szCs w:val="16"/>
         </w:rPr>
+        <w:t xml:space="preserve"/>
+      </w:r>
+      <w:r>
+        <w:rPr>
+          <w:rFonts w:ascii="Arial Narrow" w:eastAsia="Arial Narrow" w:hAnsi="Arial Narrow" w:cs="Arial Narrow"/>
+          <w:sz w:val="16"/>
+          <w:szCs w:val="16"/>
+        </w:rPr>
+      </w:r>
+      <w:r>
+        <w:rPr>
+          <w:rFonts w:ascii="Arial Narrow" w:eastAsia="Arial Narrow" w:hAnsi="Arial Narrow" w:cs="Arial Narrow"/>
+          <w:b/>
+          <w:bCs/>
+          <w:sz w:val="16"/>
+          <w:szCs w:val="16"/>
+        </w:rPr>
         <w:tab/>
-        <w:t xml:space="preserve"/>
-      </w:r>
-      <w:r>
-        <w:rPr>
-          <w:rFonts w:ascii="Arial Narrow" w:eastAsia="Arial Narrow" w:hAnsi="Arial Narrow" w:cs="Arial Narrow"/>
-          <w:sz w:val="16"/>
-          <w:szCs w:val="16"/>
-        </w:rPr>
-        <w:tab/>
-      </w:r>
-      <w:r>
-        <w:rPr>
-          <w:rFonts w:ascii="Arial Narrow" w:eastAsia="Arial Narrow" w:hAnsi="Arial Narrow" w:cs="Arial Narrow"/>
-          <w:b/>
-          <w:bCs/>
-          <w:sz w:val="16"/>
-          <w:szCs w:val="16"/>
-        </w:rPr>
         <w:t>LEY SOBRE FACULTADES, NORMAS Y ORGANIZACIÓN DEL INDECOPI, APROBADA POR DECRETO LEGISLATIVO 807 Artículo 24.-</w:t>
       </w:r>
       <w:r>
@@ -8962,7 +8971,6 @@
           <w:sz w:val="16"/>
           <w:szCs w:val="16"/>
         </w:rPr>
-        <w:tab/>
         <w:t xml:space="preserve"/>
       </w:r>
       <w:r>
@@ -9019,24 +9027,23 @@
           <w:sz w:val="16"/>
           <w:szCs w:val="16"/>
         </w:rPr>
+        <w:t xml:space="preserve"/>
+      </w:r>
+      <w:r>
+        <w:rPr>
+          <w:rFonts w:ascii="Arial Narrow" w:eastAsia="Arial Narrow" w:hAnsi="Arial Narrow" w:cs="Arial Narrow"/>
+          <w:sz w:val="16"/>
+          <w:szCs w:val="16"/>
+        </w:rPr>
+      </w:r>
+      <w:r>
+        <w:rPr>
+          <w:rFonts w:ascii="Arial Narrow" w:eastAsia="Arial Narrow" w:hAnsi="Arial Narrow" w:cs="Arial Narrow"/>
+          <w:b/>
+          <w:sz w:val="16"/>
+          <w:szCs w:val="16"/>
+        </w:rPr>
         <w:tab/>
-        <w:t xml:space="preserve"/>
-      </w:r>
-      <w:r>
-        <w:rPr>
-          <w:rFonts w:ascii="Arial Narrow" w:eastAsia="Arial Narrow" w:hAnsi="Arial Narrow" w:cs="Arial Narrow"/>
-          <w:sz w:val="16"/>
-          <w:szCs w:val="16"/>
-        </w:rPr>
-        <w:tab/>
-      </w:r>
-      <w:r>
-        <w:rPr>
-          <w:rFonts w:ascii="Arial Narrow" w:eastAsia="Arial Narrow" w:hAnsi="Arial Narrow" w:cs="Arial Narrow"/>
-          <w:b/>
-          <w:sz w:val="16"/>
-          <w:szCs w:val="16"/>
-        </w:rPr>
         <w:t>LEY</w:t>
       </w:r>
       <w:r>
@@ -9431,32 +9438,31 @@
           <w:szCs w:val="16"/>
           <w:vertAlign w:val="superscript"/>
         </w:rPr>
+        <w:t xml:space="preserve"/>
+      </w:r>
+      <w:r>
+        <w:rPr>
+          <w:rFonts w:ascii="Arial Narrow" w:eastAsia="Arial Narrow" w:hAnsi="Arial Narrow" w:cs="Arial Narrow"/>
+          <w:sz w:val="16"/>
+          <w:szCs w:val="16"/>
+        </w:rPr>
+        <w:t xml:space="preserve"/>
+      </w:r>
+      <w:r>
+        <w:rPr>
+          <w:rFonts w:ascii="Arial Narrow" w:eastAsia="Arial Narrow" w:hAnsi="Arial Narrow" w:cs="Arial Narrow"/>
+          <w:sz w:val="16"/>
+          <w:szCs w:val="16"/>
+        </w:rPr>
+      </w:r>
+      <w:r>
+        <w:rPr>
+          <w:rFonts w:ascii="Arial Narrow" w:eastAsia="Arial Narrow" w:hAnsi="Arial Narrow" w:cs="Arial Narrow"/>
+          <w:b/>
+          <w:sz w:val="16"/>
+          <w:szCs w:val="16"/>
+        </w:rPr>
         <w:tab/>
-        <w:t xml:space="preserve"/>
-      </w:r>
-      <w:r>
-        <w:rPr>
-          <w:rFonts w:ascii="Arial Narrow" w:eastAsia="Arial Narrow" w:hAnsi="Arial Narrow" w:cs="Arial Narrow"/>
-          <w:sz w:val="16"/>
-          <w:szCs w:val="16"/>
-        </w:rPr>
-        <w:t xml:space="preserve"> </w:t>
-      </w:r>
-      <w:r>
-        <w:rPr>
-          <w:rFonts w:ascii="Arial Narrow" w:eastAsia="Arial Narrow" w:hAnsi="Arial Narrow" w:cs="Arial Narrow"/>
-          <w:sz w:val="16"/>
-          <w:szCs w:val="16"/>
-        </w:rPr>
-        <w:tab/>
-      </w:r>
-      <w:r>
-        <w:rPr>
-          <w:rFonts w:ascii="Arial Narrow" w:eastAsia="Arial Narrow" w:hAnsi="Arial Narrow" w:cs="Arial Narrow"/>
-          <w:b/>
-          <w:sz w:val="16"/>
-          <w:szCs w:val="16"/>
-        </w:rPr>
         <w:t>LEY 29571</w:t>
       </w:r>
       <w:r>
@@ -9668,25 +9674,24 @@
           <w:sz w:val="16"/>
           <w:szCs w:val="16"/>
         </w:rPr>
+        <w:t xml:space="preserve"/>
+      </w:r>
+      <w:r>
+        <w:rPr>
+          <w:rFonts w:ascii="Arial Narrow" w:eastAsia="Arial Narrow" w:hAnsi="Arial Narrow" w:cs="Arial Narrow"/>
+          <w:sz w:val="16"/>
+          <w:szCs w:val="16"/>
+        </w:rPr>
+      </w:r>
+      <w:r>
+        <w:rPr>
+          <w:rFonts w:ascii="Arial Narrow" w:eastAsia="Arial Narrow" w:hAnsi="Arial Narrow" w:cs="Arial Narrow"/>
+          <w:b/>
+          <w:bCs/>
+          <w:sz w:val="16"/>
+          <w:szCs w:val="16"/>
+        </w:rPr>
         <w:tab/>
-        <w:t xml:space="preserve"/>
-      </w:r>
-      <w:r>
-        <w:rPr>
-          <w:rFonts w:ascii="Arial Narrow" w:eastAsia="Arial Narrow" w:hAnsi="Arial Narrow" w:cs="Arial Narrow"/>
-          <w:sz w:val="16"/>
-          <w:szCs w:val="16"/>
-        </w:rPr>
-        <w:tab/>
-      </w:r>
-      <w:r>
-        <w:rPr>
-          <w:rFonts w:ascii="Arial Narrow" w:eastAsia="Arial Narrow" w:hAnsi="Arial Narrow" w:cs="Arial Narrow"/>
-          <w:b/>
-          <w:bCs/>
-          <w:sz w:val="16"/>
-          <w:szCs w:val="16"/>
-        </w:rPr>
         <w:t>LEY 29571, CÓDIGO DE PROTECCIÓN Y DEFENSA DEL CONSUMIDOR, publicado el 2 de setiembre de 2010 y modificado por Decreto Legislativo 1308</w:t>
       </w:r>
     </w:p>
@@ -10429,24 +10434,23 @@
           <w:sz w:val="16"/>
           <w:szCs w:val="16"/>
         </w:rPr>
+        <w:t xml:space="preserve"/>
+      </w:r>
+      <w:r>
+        <w:rPr>
+          <w:rFonts w:ascii="Arial Narrow" w:eastAsia="Arial Narrow" w:hAnsi="Arial Narrow" w:cs="Arial Narrow"/>
+          <w:sz w:val="16"/>
+          <w:szCs w:val="16"/>
+        </w:rPr>
+      </w:r>
+      <w:r>
+        <w:rPr>
+          <w:rFonts w:ascii="Arial Narrow" w:eastAsia="Arial Narrow" w:hAnsi="Arial Narrow" w:cs="Arial Narrow"/>
+          <w:b/>
+          <w:sz w:val="16"/>
+          <w:szCs w:val="16"/>
+        </w:rPr>
         <w:tab/>
-        <w:t xml:space="preserve"/>
-      </w:r>
-      <w:r>
-        <w:rPr>
-          <w:rFonts w:ascii="Arial Narrow" w:eastAsia="Arial Narrow" w:hAnsi="Arial Narrow" w:cs="Arial Narrow"/>
-          <w:sz w:val="16"/>
-          <w:szCs w:val="16"/>
-        </w:rPr>
-        <w:tab/>
-      </w:r>
-      <w:r>
-        <w:rPr>
-          <w:rFonts w:ascii="Arial Narrow" w:eastAsia="Arial Narrow" w:hAnsi="Arial Narrow" w:cs="Arial Narrow"/>
-          <w:b/>
-          <w:sz w:val="16"/>
-          <w:szCs w:val="16"/>
-        </w:rPr>
         <w:t>LEY 29571</w:t>
       </w:r>
       <w:r>
@@ -10681,7 +10685,6 @@
           <w:sz w:val="16"/>
           <w:szCs w:val="16"/>
         </w:rPr>
-        <w:tab/>
         <w:t xml:space="preserve"/>
       </w:r>
       <w:r>

--- a/plantillas_maestras/08_seguro_salud_eps_oncologico/falta_atencion_o_demora_reclamo/1_ddo_banco_o_financiera/varon/TPL_2116_2026_SEGURO_SALUD_EPS_ONCOLOGICO_FALTA_ATENCION_O_DEMORA_RECLAMO_BANCO_VARON_R2.docx
+++ b/plantillas_maestras/08_seguro_salud_eps_oncologico/falta_atencion_o_demora_reclamo/1_ddo_banco_o_financiera/varon/TPL_2116_2026_SEGURO_SALUD_EPS_ONCOLOGICO_FALTA_ATENCION_O_DEMORA_RECLAMO_BANCO_VARON_R2.docx
@@ -6277,7 +6277,7 @@
           <w:sz w:val="22"/>
           <w:szCs w:val="22"/>
         </w:rPr>
-        <w:t xml:space="preserve">correr traslado de la presente resolución a Banco BBVA Perú S.A., a Assist Card Perú S.A.C. y a Mastercard Perú Inc-Sucursal del Perú para que, de conformidad con lo dispuesto por el artículo 26 de la Ley sobre Facultades, Normas y Organización del Indecopi, aprobada por Decreto Legislativo 807</w:t>
+        <w:t xml:space="preserve">correr traslado de la denuncia del 6 de junio de 2026, subsanada mediante escrito del 19 de junio de 2026 a Banco BBVA Perú S.A., a Assist Card Perú S.A.C. y a Mastercard Perú Inc-Sucursal del Perú para que, de conformidad con lo dispuesto por el artículo 26 de la Ley sobre Facultades, Normas y Organización del Indecopi, aprobada por Decreto Legislativo 807</w:t>
       </w:r>
       <w:r>
         <w:rPr>
